--- a/courses/foundations-constitutional-government/BUILD/unit4/deliverables/Unit4_Student_Workbook_CourseStandard_LargePrint.docx
+++ b/courses/foundations-constitutional-government/BUILD/unit4/deliverables/Unit4_Student_Workbook_CourseStandard_LargePrint.docx
@@ -18525,6 +18525,230 @@
         </w:tc>
       </w:tr>
     </w:tbl>
+    <w:tbl>
+      <w:tblPr>
+        <w:tblW w:type="dxa" w:w="9648"/>
+        <w:tblBorders>
+          <w:top w:val="single" w:color="auto" w:sz="4"/>
+          <w:left w:val="single" w:color="auto" w:sz="4"/>
+          <w:bottom w:val="single" w:color="auto" w:sz="4"/>
+          <w:right w:val="single" w:color="auto" w:sz="4"/>
+          <w:insideH w:val="single" w:color="auto" w:sz="4"/>
+          <w:insideV w:val="single" w:color="auto" w:sz="4"/>
+        </w:tblBorders>
+      </w:tblPr>
+      <w:tblGrid>
+        <w:gridCol w:w="9648"/>
+      </w:tblGrid>
+      <w:tr>
+        <w:tc>
+          <w:tcPr>
+            <w:tcW w:type="dxa" w:w="9648"/>
+            <w:tcBorders>
+              <w:top w:val="single" w:color="D9D5C8" w:sz="4"/>
+              <w:left w:val="single" w:color="D9D5C8" w:sz="4"/>
+              <w:bottom w:val="single" w:color="D9D5C8" w:sz="4"/>
+              <w:right w:val="single" w:color="D9D5C8" w:sz="4"/>
+            </w:tcBorders>
+            <w:shd w:fill="F7F5EF" w:color="auto" w:val="clear"/>
+            <w:tcMar>
+              <w:top w:type="dxa" w:w="55"/>
+              <w:left w:type="dxa" w:w="110"/>
+              <w:bottom w:type="dxa" w:w="55"/>
+              <w:right w:type="dxa" w:w="110"/>
+            </w:tcMar>
+          </w:tcPr>
+          <w:p>
+            <w:pPr>
+              <w:spacing w:after="60"/>
+            </w:pPr>
+            <w:r>
+              <w:rPr>
+                <w:b/>
+                <w:bCs/>
+                <w:i w:val="false"/>
+                <w:iCs w:val="false"/>
+                <w:color w:val="1B2A4A"/>
+                <w:sz w:val="32"/>
+                <w:szCs w:val="32"/>
+                <w:caps w:val="false"/>
+                <w:rFonts w:ascii="Calibri" w:cs="Calibri" w:eastAsia="Calibri" w:hAnsi="Calibri"/>
+              </w:rPr>
+              <w:t xml:space="preserve">CHOICE &amp; VOICE — you decide how to go deeper (pick ONE)</w:t>
+            </w:r>
+          </w:p>
+          <w:p>
+            <w:pPr>
+              <w:spacing w:after="40"/>
+            </w:pPr>
+            <w:r>
+              <w:rPr>
+                <w:b w:val="false"/>
+                <w:bCs w:val="false"/>
+                <w:i w:val="false"/>
+                <w:iCs w:val="false"/>
+                <w:color w:val="1A1A1A"/>
+                <w:sz w:val="33"/>
+                <w:szCs w:val="33"/>
+                <w:caps w:val="false"/>
+                <w:rFonts w:ascii="Calibri" w:cs="Calibri" w:eastAsia="Calibri" w:hAnsi="Calibri"/>
+              </w:rPr>
+              <w:t xml:space="preserve">You choose your path to show this standard — every option meets the same target:</w:t>
+            </w:r>
+          </w:p>
+          <w:p>
+            <w:pPr>
+              <w:spacing w:after="40"/>
+            </w:pPr>
+            <w:r>
+              <w:rPr>
+                <w:b w:val="false"/>
+                <w:bCs w:val="false"/>
+                <w:i w:val="false"/>
+                <w:iCs w:val="false"/>
+                <w:color w:val="1A1A1A"/>
+                <w:sz w:val="33"/>
+                <w:szCs w:val="33"/>
+                <w:caps w:val="false"/>
+                <w:rFonts w:ascii="Calibri" w:cs="Calibri" w:eastAsia="Calibri" w:hAnsi="Calibri"/>
+              </w:rPr>
+              <w:t xml:space="preserve">DEFEND a term: pick the vocabulary word you think matters most and argue why in 2–3 sentences.  ·  CONNECT it: pick a current event, your community, or your own life and explain how this standard shows up there.  ·  TAKE A SIDE: pick one debatable question from this standard and argue your position with evidence.</w:t>
+            </w:r>
+          </w:p>
+          <w:p>
+            <w:pPr>
+              <w:spacing w:after="40"/>
+            </w:pPr>
+            <w:r>
+              <w:rPr>
+                <w:b w:val="false"/>
+                <w:bCs w:val="false"/>
+                <w:i w:val="false"/>
+                <w:iCs w:val="false"/>
+                <w:color w:val="1A1A1A"/>
+                <w:sz w:val="33"/>
+                <w:szCs w:val="33"/>
+                <w:caps w:val="false"/>
+                <w:rFonts w:ascii="Calibri" w:cs="Calibri" w:eastAsia="Calibri" w:hAnsi="Calibri"/>
+              </w:rPr>
+              <w:t xml:space="preserve">Your pick is yours — bring what matters to you into the work.</w:t>
+            </w:r>
+          </w:p>
+        </w:tc>
+      </w:tr>
+    </w:tbl>
+    <w:tbl>
+      <w:tblPr>
+        <w:tblW w:type="dxa" w:w="9648"/>
+        <w:tblBorders>
+          <w:top w:val="single" w:color="auto" w:sz="4"/>
+          <w:left w:val="single" w:color="auto" w:sz="4"/>
+          <w:bottom w:val="single" w:color="auto" w:sz="4"/>
+          <w:right w:val="single" w:color="auto" w:sz="4"/>
+          <w:insideH w:val="single" w:color="auto" w:sz="4"/>
+          <w:insideV w:val="single" w:color="auto" w:sz="4"/>
+        </w:tblBorders>
+      </w:tblPr>
+      <w:tblGrid>
+        <w:gridCol w:w="9648"/>
+      </w:tblGrid>
+      <w:tr>
+        <w:tc>
+          <w:tcPr>
+            <w:tcW w:type="dxa" w:w="9648"/>
+            <w:tcBorders>
+              <w:top w:val="single" w:color="D9D5C8" w:sz="4"/>
+              <w:left w:val="single" w:color="D9D5C8" w:sz="4"/>
+              <w:bottom w:val="single" w:color="D9D5C8" w:sz="4"/>
+              <w:right w:val="single" w:color="D9D5C8" w:sz="4"/>
+            </w:tcBorders>
+            <w:shd w:fill="F7F5EF" w:color="auto" w:val="clear"/>
+            <w:tcMar>
+              <w:top w:type="dxa" w:w="55"/>
+              <w:left w:type="dxa" w:w="110"/>
+              <w:bottom w:type="dxa" w:w="55"/>
+              <w:right w:type="dxa" w:w="110"/>
+            </w:tcMar>
+          </w:tcPr>
+          <w:p>
+            <w:pPr>
+              <w:spacing w:after="60"/>
+            </w:pPr>
+            <w:r>
+              <w:rPr>
+                <w:b/>
+                <w:bCs/>
+                <w:i w:val="false"/>
+                <w:iCs w:val="false"/>
+                <w:color w:val="1B2A4A"/>
+                <w:sz w:val="32"/>
+                <w:szCs w:val="32"/>
+                <w:caps w:val="false"/>
+                <w:rFonts w:ascii="Calibri" w:cs="Calibri" w:eastAsia="Calibri" w:hAnsi="Calibri"/>
+              </w:rPr>
+              <w:t xml:space="preserve">REFLECT &amp; CONNECT — how your thinking grew, and whose view you weighed</w:t>
+            </w:r>
+          </w:p>
+          <w:p>
+            <w:pPr>
+              <w:spacing w:after="40"/>
+            </w:pPr>
+            <w:r>
+              <w:rPr>
+                <w:b w:val="false"/>
+                <w:bCs w:val="false"/>
+                <w:i w:val="false"/>
+                <w:iCs w:val="false"/>
+                <w:color w:val="1A1A1A"/>
+                <w:sz w:val="33"/>
+                <w:szCs w:val="33"/>
+                <w:caps w:val="false"/>
+                <w:rFonts w:ascii="Calibri" w:cs="Calibri" w:eastAsia="Calibri" w:hAnsi="Calibri"/>
+              </w:rPr>
+              <w:t xml:space="preserve">Reflect (self-awareness): What did you believe about this topic BEFORE, and what changed AFTER? Name one thing to revisit.</w:t>
+            </w:r>
+          </w:p>
+          <w:p>
+            <w:pPr>
+              <w:spacing w:after="40"/>
+            </w:pPr>
+            <w:r>
+              <w:rPr>
+                <w:b w:val="false"/>
+                <w:bCs w:val="false"/>
+                <w:i w:val="false"/>
+                <w:iCs w:val="false"/>
+                <w:color w:val="1A1A1A"/>
+                <w:sz w:val="33"/>
+                <w:szCs w:val="33"/>
+                <w:caps w:val="false"/>
+                <w:rFonts w:ascii="Calibri" w:cs="Calibri" w:eastAsia="Calibri" w:hAnsi="Calibri"/>
+              </w:rPr>
+              <w:t xml:space="preserve">Consider another view (empathy): Name one person or group who might see this standard differently than you. State their view fairly in one sentence — even if you disagree.</w:t>
+            </w:r>
+          </w:p>
+          <w:p>
+            <w:pPr>
+              <w:spacing w:after="40"/>
+            </w:pPr>
+            <w:r>
+              <w:rPr>
+                <w:b w:val="false"/>
+                <w:bCs w:val="false"/>
+                <w:i w:val="false"/>
+                <w:iCs w:val="false"/>
+                <w:color w:val="1A1A1A"/>
+                <w:sz w:val="33"/>
+                <w:szCs w:val="33"/>
+                <w:caps w:val="false"/>
+                <w:rFonts w:ascii="Calibri" w:cs="Calibri" w:eastAsia="Calibri" w:hAnsi="Calibri"/>
+              </w:rPr>
+              <w:t xml:space="preserve">Norm (restorative): we critique ideas, not people; we assume good faith; we make room for every voice.</w:t>
+            </w:r>
+          </w:p>
+        </w:tc>
+      </w:tr>
+    </w:tbl>
     <w:p>
       <w:pPr>
         <w:pStyle w:val="Heading1"/>
@@ -33382,6 +33606,230 @@
         </w:tc>
       </w:tr>
     </w:tbl>
+    <w:tbl>
+      <w:tblPr>
+        <w:tblW w:type="dxa" w:w="9648"/>
+        <w:tblBorders>
+          <w:top w:val="single" w:color="auto" w:sz="4"/>
+          <w:left w:val="single" w:color="auto" w:sz="4"/>
+          <w:bottom w:val="single" w:color="auto" w:sz="4"/>
+          <w:right w:val="single" w:color="auto" w:sz="4"/>
+          <w:insideH w:val="single" w:color="auto" w:sz="4"/>
+          <w:insideV w:val="single" w:color="auto" w:sz="4"/>
+        </w:tblBorders>
+      </w:tblPr>
+      <w:tblGrid>
+        <w:gridCol w:w="9648"/>
+      </w:tblGrid>
+      <w:tr>
+        <w:tc>
+          <w:tcPr>
+            <w:tcW w:type="dxa" w:w="9648"/>
+            <w:tcBorders>
+              <w:top w:val="single" w:color="D9D5C8" w:sz="4"/>
+              <w:left w:val="single" w:color="D9D5C8" w:sz="4"/>
+              <w:bottom w:val="single" w:color="D9D5C8" w:sz="4"/>
+              <w:right w:val="single" w:color="D9D5C8" w:sz="4"/>
+            </w:tcBorders>
+            <w:shd w:fill="F7F5EF" w:color="auto" w:val="clear"/>
+            <w:tcMar>
+              <w:top w:type="dxa" w:w="55"/>
+              <w:left w:type="dxa" w:w="110"/>
+              <w:bottom w:type="dxa" w:w="55"/>
+              <w:right w:type="dxa" w:w="110"/>
+            </w:tcMar>
+          </w:tcPr>
+          <w:p>
+            <w:pPr>
+              <w:spacing w:after="60"/>
+            </w:pPr>
+            <w:r>
+              <w:rPr>
+                <w:b/>
+                <w:bCs/>
+                <w:i w:val="false"/>
+                <w:iCs w:val="false"/>
+                <w:color w:val="1B2A4A"/>
+                <w:sz w:val="32"/>
+                <w:szCs w:val="32"/>
+                <w:caps w:val="false"/>
+                <w:rFonts w:ascii="Calibri" w:cs="Calibri" w:eastAsia="Calibri" w:hAnsi="Calibri"/>
+              </w:rPr>
+              <w:t xml:space="preserve">CHOICE &amp; VOICE — you decide how to go deeper (pick ONE)</w:t>
+            </w:r>
+          </w:p>
+          <w:p>
+            <w:pPr>
+              <w:spacing w:after="40"/>
+            </w:pPr>
+            <w:r>
+              <w:rPr>
+                <w:b w:val="false"/>
+                <w:bCs w:val="false"/>
+                <w:i w:val="false"/>
+                <w:iCs w:val="false"/>
+                <w:color w:val="1A1A1A"/>
+                <w:sz w:val="33"/>
+                <w:szCs w:val="33"/>
+                <w:caps w:val="false"/>
+                <w:rFonts w:ascii="Calibri" w:cs="Calibri" w:eastAsia="Calibri" w:hAnsi="Calibri"/>
+              </w:rPr>
+              <w:t xml:space="preserve">You choose your path to show this standard — every option meets the same target:</w:t>
+            </w:r>
+          </w:p>
+          <w:p>
+            <w:pPr>
+              <w:spacing w:after="40"/>
+            </w:pPr>
+            <w:r>
+              <w:rPr>
+                <w:b w:val="false"/>
+                <w:bCs w:val="false"/>
+                <w:i w:val="false"/>
+                <w:iCs w:val="false"/>
+                <w:color w:val="1A1A1A"/>
+                <w:sz w:val="33"/>
+                <w:szCs w:val="33"/>
+                <w:caps w:val="false"/>
+                <w:rFonts w:ascii="Calibri" w:cs="Calibri" w:eastAsia="Calibri" w:hAnsi="Calibri"/>
+              </w:rPr>
+              <w:t xml:space="preserve">DEFEND a term: pick the vocabulary word you think matters most and argue why in 2–3 sentences.  ·  CONNECT it: pick a current event, your community, or your own life and explain how this standard shows up there.  ·  TAKE A SIDE: pick one debatable question from this standard and argue your position with evidence.</w:t>
+            </w:r>
+          </w:p>
+          <w:p>
+            <w:pPr>
+              <w:spacing w:after="40"/>
+            </w:pPr>
+            <w:r>
+              <w:rPr>
+                <w:b w:val="false"/>
+                <w:bCs w:val="false"/>
+                <w:i w:val="false"/>
+                <w:iCs w:val="false"/>
+                <w:color w:val="1A1A1A"/>
+                <w:sz w:val="33"/>
+                <w:szCs w:val="33"/>
+                <w:caps w:val="false"/>
+                <w:rFonts w:ascii="Calibri" w:cs="Calibri" w:eastAsia="Calibri" w:hAnsi="Calibri"/>
+              </w:rPr>
+              <w:t xml:space="preserve">Your pick is yours — bring what matters to you into the work.</w:t>
+            </w:r>
+          </w:p>
+        </w:tc>
+      </w:tr>
+    </w:tbl>
+    <w:tbl>
+      <w:tblPr>
+        <w:tblW w:type="dxa" w:w="9648"/>
+        <w:tblBorders>
+          <w:top w:val="single" w:color="auto" w:sz="4"/>
+          <w:left w:val="single" w:color="auto" w:sz="4"/>
+          <w:bottom w:val="single" w:color="auto" w:sz="4"/>
+          <w:right w:val="single" w:color="auto" w:sz="4"/>
+          <w:insideH w:val="single" w:color="auto" w:sz="4"/>
+          <w:insideV w:val="single" w:color="auto" w:sz="4"/>
+        </w:tblBorders>
+      </w:tblPr>
+      <w:tblGrid>
+        <w:gridCol w:w="9648"/>
+      </w:tblGrid>
+      <w:tr>
+        <w:tc>
+          <w:tcPr>
+            <w:tcW w:type="dxa" w:w="9648"/>
+            <w:tcBorders>
+              <w:top w:val="single" w:color="D9D5C8" w:sz="4"/>
+              <w:left w:val="single" w:color="D9D5C8" w:sz="4"/>
+              <w:bottom w:val="single" w:color="D9D5C8" w:sz="4"/>
+              <w:right w:val="single" w:color="D9D5C8" w:sz="4"/>
+            </w:tcBorders>
+            <w:shd w:fill="F7F5EF" w:color="auto" w:val="clear"/>
+            <w:tcMar>
+              <w:top w:type="dxa" w:w="55"/>
+              <w:left w:type="dxa" w:w="110"/>
+              <w:bottom w:type="dxa" w:w="55"/>
+              <w:right w:type="dxa" w:w="110"/>
+            </w:tcMar>
+          </w:tcPr>
+          <w:p>
+            <w:pPr>
+              <w:spacing w:after="60"/>
+            </w:pPr>
+            <w:r>
+              <w:rPr>
+                <w:b/>
+                <w:bCs/>
+                <w:i w:val="false"/>
+                <w:iCs w:val="false"/>
+                <w:color w:val="1B2A4A"/>
+                <w:sz w:val="32"/>
+                <w:szCs w:val="32"/>
+                <w:caps w:val="false"/>
+                <w:rFonts w:ascii="Calibri" w:cs="Calibri" w:eastAsia="Calibri" w:hAnsi="Calibri"/>
+              </w:rPr>
+              <w:t xml:space="preserve">REFLECT &amp; CONNECT — how your thinking grew, and whose view you weighed</w:t>
+            </w:r>
+          </w:p>
+          <w:p>
+            <w:pPr>
+              <w:spacing w:after="40"/>
+            </w:pPr>
+            <w:r>
+              <w:rPr>
+                <w:b w:val="false"/>
+                <w:bCs w:val="false"/>
+                <w:i w:val="false"/>
+                <w:iCs w:val="false"/>
+                <w:color w:val="1A1A1A"/>
+                <w:sz w:val="33"/>
+                <w:szCs w:val="33"/>
+                <w:caps w:val="false"/>
+                <w:rFonts w:ascii="Calibri" w:cs="Calibri" w:eastAsia="Calibri" w:hAnsi="Calibri"/>
+              </w:rPr>
+              <w:t xml:space="preserve">Reflect (self-awareness): What did you believe about this topic BEFORE, and what changed AFTER? Name one thing to revisit.</w:t>
+            </w:r>
+          </w:p>
+          <w:p>
+            <w:pPr>
+              <w:spacing w:after="40"/>
+            </w:pPr>
+            <w:r>
+              <w:rPr>
+                <w:b w:val="false"/>
+                <w:bCs w:val="false"/>
+                <w:i w:val="false"/>
+                <w:iCs w:val="false"/>
+                <w:color w:val="1A1A1A"/>
+                <w:sz w:val="33"/>
+                <w:szCs w:val="33"/>
+                <w:caps w:val="false"/>
+                <w:rFonts w:ascii="Calibri" w:cs="Calibri" w:eastAsia="Calibri" w:hAnsi="Calibri"/>
+              </w:rPr>
+              <w:t xml:space="preserve">Consider another view (empathy): Name one person or group who might see this standard differently than you. State their view fairly in one sentence — even if you disagree.</w:t>
+            </w:r>
+          </w:p>
+          <w:p>
+            <w:pPr>
+              <w:spacing w:after="40"/>
+            </w:pPr>
+            <w:r>
+              <w:rPr>
+                <w:b w:val="false"/>
+                <w:bCs w:val="false"/>
+                <w:i w:val="false"/>
+                <w:iCs w:val="false"/>
+                <w:color w:val="1A1A1A"/>
+                <w:sz w:val="33"/>
+                <w:szCs w:val="33"/>
+                <w:caps w:val="false"/>
+                <w:rFonts w:ascii="Calibri" w:cs="Calibri" w:eastAsia="Calibri" w:hAnsi="Calibri"/>
+              </w:rPr>
+              <w:t xml:space="preserve">Norm (restorative): we critique ideas, not people; we assume good faith; we make room for every voice.</w:t>
+            </w:r>
+          </w:p>
+        </w:tc>
+      </w:tr>
+    </w:tbl>
     <w:p>
       <w:pPr>
         <w:pStyle w:val="Heading1"/>
@@ -48234,6 +48682,230 @@
                 <w:rFonts w:ascii="Calibri" w:cs="Calibri" w:eastAsia="Calibri" w:hAnsi="Calibri"/>
               </w:rPr>
               <w:t xml:space="preserve">Before submitting: Is my claim defensible? Do I have TWO specific pieces of evidence? Does my reasoning explain HOW the evidence proves the claim?</w:t>
+            </w:r>
+          </w:p>
+        </w:tc>
+      </w:tr>
+    </w:tbl>
+    <w:tbl>
+      <w:tblPr>
+        <w:tblW w:type="dxa" w:w="9648"/>
+        <w:tblBorders>
+          <w:top w:val="single" w:color="auto" w:sz="4"/>
+          <w:left w:val="single" w:color="auto" w:sz="4"/>
+          <w:bottom w:val="single" w:color="auto" w:sz="4"/>
+          <w:right w:val="single" w:color="auto" w:sz="4"/>
+          <w:insideH w:val="single" w:color="auto" w:sz="4"/>
+          <w:insideV w:val="single" w:color="auto" w:sz="4"/>
+        </w:tblBorders>
+      </w:tblPr>
+      <w:tblGrid>
+        <w:gridCol w:w="9648"/>
+      </w:tblGrid>
+      <w:tr>
+        <w:tc>
+          <w:tcPr>
+            <w:tcW w:type="dxa" w:w="9648"/>
+            <w:tcBorders>
+              <w:top w:val="single" w:color="D9D5C8" w:sz="4"/>
+              <w:left w:val="single" w:color="D9D5C8" w:sz="4"/>
+              <w:bottom w:val="single" w:color="D9D5C8" w:sz="4"/>
+              <w:right w:val="single" w:color="D9D5C8" w:sz="4"/>
+            </w:tcBorders>
+            <w:shd w:fill="F7F5EF" w:color="auto" w:val="clear"/>
+            <w:tcMar>
+              <w:top w:type="dxa" w:w="55"/>
+              <w:left w:type="dxa" w:w="110"/>
+              <w:bottom w:type="dxa" w:w="55"/>
+              <w:right w:type="dxa" w:w="110"/>
+            </w:tcMar>
+          </w:tcPr>
+          <w:p>
+            <w:pPr>
+              <w:spacing w:after="60"/>
+            </w:pPr>
+            <w:r>
+              <w:rPr>
+                <w:b/>
+                <w:bCs/>
+                <w:i w:val="false"/>
+                <w:iCs w:val="false"/>
+                <w:color w:val="1B2A4A"/>
+                <w:sz w:val="32"/>
+                <w:szCs w:val="32"/>
+                <w:caps w:val="false"/>
+                <w:rFonts w:ascii="Calibri" w:cs="Calibri" w:eastAsia="Calibri" w:hAnsi="Calibri"/>
+              </w:rPr>
+              <w:t xml:space="preserve">CHOICE &amp; VOICE — you decide how to go deeper (pick ONE)</w:t>
+            </w:r>
+          </w:p>
+          <w:p>
+            <w:pPr>
+              <w:spacing w:after="40"/>
+            </w:pPr>
+            <w:r>
+              <w:rPr>
+                <w:b w:val="false"/>
+                <w:bCs w:val="false"/>
+                <w:i w:val="false"/>
+                <w:iCs w:val="false"/>
+                <w:color w:val="1A1A1A"/>
+                <w:sz w:val="33"/>
+                <w:szCs w:val="33"/>
+                <w:caps w:val="false"/>
+                <w:rFonts w:ascii="Calibri" w:cs="Calibri" w:eastAsia="Calibri" w:hAnsi="Calibri"/>
+              </w:rPr>
+              <w:t xml:space="preserve">You choose your path to show this standard — every option meets the same target:</w:t>
+            </w:r>
+          </w:p>
+          <w:p>
+            <w:pPr>
+              <w:spacing w:after="40"/>
+            </w:pPr>
+            <w:r>
+              <w:rPr>
+                <w:b w:val="false"/>
+                <w:bCs w:val="false"/>
+                <w:i w:val="false"/>
+                <w:iCs w:val="false"/>
+                <w:color w:val="1A1A1A"/>
+                <w:sz w:val="33"/>
+                <w:szCs w:val="33"/>
+                <w:caps w:val="false"/>
+                <w:rFonts w:ascii="Calibri" w:cs="Calibri" w:eastAsia="Calibri" w:hAnsi="Calibri"/>
+              </w:rPr>
+              <w:t xml:space="preserve">DEFEND a term: pick the vocabulary word you think matters most and argue why in 2–3 sentences.  ·  CONNECT it: pick a current event, your community, or your own life and explain how this standard shows up there.  ·  TAKE A SIDE: pick one debatable question from this standard and argue your position with evidence.</w:t>
+            </w:r>
+          </w:p>
+          <w:p>
+            <w:pPr>
+              <w:spacing w:after="40"/>
+            </w:pPr>
+            <w:r>
+              <w:rPr>
+                <w:b w:val="false"/>
+                <w:bCs w:val="false"/>
+                <w:i w:val="false"/>
+                <w:iCs w:val="false"/>
+                <w:color w:val="1A1A1A"/>
+                <w:sz w:val="33"/>
+                <w:szCs w:val="33"/>
+                <w:caps w:val="false"/>
+                <w:rFonts w:ascii="Calibri" w:cs="Calibri" w:eastAsia="Calibri" w:hAnsi="Calibri"/>
+              </w:rPr>
+              <w:t xml:space="preserve">Your pick is yours — bring what matters to you into the work.</w:t>
+            </w:r>
+          </w:p>
+        </w:tc>
+      </w:tr>
+    </w:tbl>
+    <w:tbl>
+      <w:tblPr>
+        <w:tblW w:type="dxa" w:w="9648"/>
+        <w:tblBorders>
+          <w:top w:val="single" w:color="auto" w:sz="4"/>
+          <w:left w:val="single" w:color="auto" w:sz="4"/>
+          <w:bottom w:val="single" w:color="auto" w:sz="4"/>
+          <w:right w:val="single" w:color="auto" w:sz="4"/>
+          <w:insideH w:val="single" w:color="auto" w:sz="4"/>
+          <w:insideV w:val="single" w:color="auto" w:sz="4"/>
+        </w:tblBorders>
+      </w:tblPr>
+      <w:tblGrid>
+        <w:gridCol w:w="9648"/>
+      </w:tblGrid>
+      <w:tr>
+        <w:tc>
+          <w:tcPr>
+            <w:tcW w:type="dxa" w:w="9648"/>
+            <w:tcBorders>
+              <w:top w:val="single" w:color="D9D5C8" w:sz="4"/>
+              <w:left w:val="single" w:color="D9D5C8" w:sz="4"/>
+              <w:bottom w:val="single" w:color="D9D5C8" w:sz="4"/>
+              <w:right w:val="single" w:color="D9D5C8" w:sz="4"/>
+            </w:tcBorders>
+            <w:shd w:fill="F7F5EF" w:color="auto" w:val="clear"/>
+            <w:tcMar>
+              <w:top w:type="dxa" w:w="55"/>
+              <w:left w:type="dxa" w:w="110"/>
+              <w:bottom w:type="dxa" w:w="55"/>
+              <w:right w:type="dxa" w:w="110"/>
+            </w:tcMar>
+          </w:tcPr>
+          <w:p>
+            <w:pPr>
+              <w:spacing w:after="60"/>
+            </w:pPr>
+            <w:r>
+              <w:rPr>
+                <w:b/>
+                <w:bCs/>
+                <w:i w:val="false"/>
+                <w:iCs w:val="false"/>
+                <w:color w:val="1B2A4A"/>
+                <w:sz w:val="32"/>
+                <w:szCs w:val="32"/>
+                <w:caps w:val="false"/>
+                <w:rFonts w:ascii="Calibri" w:cs="Calibri" w:eastAsia="Calibri" w:hAnsi="Calibri"/>
+              </w:rPr>
+              <w:t xml:space="preserve">REFLECT &amp; CONNECT — how your thinking grew, and whose view you weighed</w:t>
+            </w:r>
+          </w:p>
+          <w:p>
+            <w:pPr>
+              <w:spacing w:after="40"/>
+            </w:pPr>
+            <w:r>
+              <w:rPr>
+                <w:b w:val="false"/>
+                <w:bCs w:val="false"/>
+                <w:i w:val="false"/>
+                <w:iCs w:val="false"/>
+                <w:color w:val="1A1A1A"/>
+                <w:sz w:val="33"/>
+                <w:szCs w:val="33"/>
+                <w:caps w:val="false"/>
+                <w:rFonts w:ascii="Calibri" w:cs="Calibri" w:eastAsia="Calibri" w:hAnsi="Calibri"/>
+              </w:rPr>
+              <w:t xml:space="preserve">Reflect (self-awareness): What did you believe about this topic BEFORE, and what changed AFTER? Name one thing to revisit.</w:t>
+            </w:r>
+          </w:p>
+          <w:p>
+            <w:pPr>
+              <w:spacing w:after="40"/>
+            </w:pPr>
+            <w:r>
+              <w:rPr>
+                <w:b w:val="false"/>
+                <w:bCs w:val="false"/>
+                <w:i w:val="false"/>
+                <w:iCs w:val="false"/>
+                <w:color w:val="1A1A1A"/>
+                <w:sz w:val="33"/>
+                <w:szCs w:val="33"/>
+                <w:caps w:val="false"/>
+                <w:rFonts w:ascii="Calibri" w:cs="Calibri" w:eastAsia="Calibri" w:hAnsi="Calibri"/>
+              </w:rPr>
+              <w:t xml:space="preserve">Consider another view (empathy): Name one person or group who might see this standard differently than you. State their view fairly in one sentence — even if you disagree.</w:t>
+            </w:r>
+          </w:p>
+          <w:p>
+            <w:pPr>
+              <w:spacing w:after="40"/>
+            </w:pPr>
+            <w:r>
+              <w:rPr>
+                <w:b w:val="false"/>
+                <w:bCs w:val="false"/>
+                <w:i w:val="false"/>
+                <w:iCs w:val="false"/>
+                <w:color w:val="1A1A1A"/>
+                <w:sz w:val="33"/>
+                <w:szCs w:val="33"/>
+                <w:caps w:val="false"/>
+                <w:rFonts w:ascii="Calibri" w:cs="Calibri" w:eastAsia="Calibri" w:hAnsi="Calibri"/>
+              </w:rPr>
+              <w:t xml:space="preserve">Norm (restorative): we critique ideas, not people; we assume good faith; we make room for every voice.</w:t>
             </w:r>
           </w:p>
         </w:tc>

--- a/courses/foundations-constitutional-government/BUILD/unit4/deliverables/Unit4_Student_Workbook_CourseStandard_LargePrint.docx
+++ b/courses/foundations-constitutional-government/BUILD/unit4/deliverables/Unit4_Student_Workbook_CourseStandard_LargePrint.docx
@@ -3953,99 +3953,6 @@
                 <w:caps w:val="false"/>
                 <w:rFonts w:ascii="Calibri" w:cs="Calibri" w:eastAsia="Calibri" w:hAnsi="Calibri"/>
               </w:rPr>
-              <w:t xml:space="preserve">UDL ACCESS &amp; MTSS SUPPORT (this standard)</w:t>
-            </w:r>
-          </w:p>
-          <w:p>
-            <w:pPr>
-              <w:spacing w:after="40"/>
-            </w:pPr>
-            <w:r>
-              <w:rPr>
-                <w:b w:val="false"/>
-                <w:bCs w:val="false"/>
-                <w:i w:val="false"/>
-                <w:iCs w:val="false"/>
-                <w:color w:val="1A1A1A"/>
-                <w:sz w:val="33"/>
-                <w:szCs w:val="33"/>
-                <w:caps w:val="false"/>
-                <w:rFonts w:ascii="Calibri" w:cs="Calibri" w:eastAsia="Calibri" w:hAnsi="Calibri"/>
-              </w:rPr>
-              <w:t xml:space="preserve">UDL 3.0 (CAST): read-aloud on request · key terms glossed (EN/ES) · respond in writing, speech, or a labeled diagram · large-print &amp; screen-reader friendly. Same learning target for everyone; supports vary the means, not the ceiling.</w:t>
-            </w:r>
-          </w:p>
-          <w:p>
-            <w:pPr>
-              <w:spacing w:after="40"/>
-            </w:pPr>
-            <w:r>
-              <w:rPr>
-                <w:b w:val="false"/>
-                <w:bCs w:val="false"/>
-                <w:i w:val="false"/>
-                <w:iCs w:val="false"/>
-                <w:color w:val="1A1A1A"/>
-                <w:sz w:val="33"/>
-                <w:szCs w:val="33"/>
-                <w:caps w:val="false"/>
-                <w:rFonts w:ascii="Calibri" w:cs="Calibri" w:eastAsia="Calibri" w:hAnsi="Calibri"/>
-              </w:rPr>
-              <w:t xml:space="preserve">MTSS: Tier 1 — this core lesson for all · Tier 2 — small-group reteach of this standard using its Cornell cues + graphic organizer, then re-check · Tier 3 — intensive 1:1 with concrete→representational→abstract scaffolding, progress-monitored to the same standard.</w:t>
-            </w:r>
-          </w:p>
-        </w:tc>
-      </w:tr>
-    </w:tbl>
-    <w:tbl>
-      <w:tblPr>
-        <w:tblW w:type="dxa" w:w="9648"/>
-        <w:tblBorders>
-          <w:top w:val="single" w:color="auto" w:sz="4"/>
-          <w:left w:val="single" w:color="auto" w:sz="4"/>
-          <w:bottom w:val="single" w:color="auto" w:sz="4"/>
-          <w:right w:val="single" w:color="auto" w:sz="4"/>
-          <w:insideH w:val="single" w:color="auto" w:sz="4"/>
-          <w:insideV w:val="single" w:color="auto" w:sz="4"/>
-        </w:tblBorders>
-      </w:tblPr>
-      <w:tblGrid>
-        <w:gridCol w:w="9648"/>
-      </w:tblGrid>
-      <w:tr>
-        <w:tc>
-          <w:tcPr>
-            <w:tcW w:type="dxa" w:w="9648"/>
-            <w:tcBorders>
-              <w:top w:val="single" w:color="D9D5C8" w:sz="4"/>
-              <w:left w:val="single" w:color="D9D5C8" w:sz="4"/>
-              <w:bottom w:val="single" w:color="D9D5C8" w:sz="4"/>
-              <w:right w:val="single" w:color="D9D5C8" w:sz="4"/>
-            </w:tcBorders>
-            <w:shd w:fill="F7F5EF" w:color="auto" w:val="clear"/>
-            <w:tcMar>
-              <w:top w:type="dxa" w:w="55"/>
-              <w:left w:type="dxa" w:w="110"/>
-              <w:bottom w:type="dxa" w:w="55"/>
-              <w:right w:type="dxa" w:w="110"/>
-            </w:tcMar>
-          </w:tcPr>
-          <w:p>
-            <w:pPr>
-              <w:spacing w:after="60"/>
-            </w:pPr>
-            <w:r>
-              <w:rPr>
-                <w:b/>
-                <w:bCs/>
-                <w:i w:val="false"/>
-                <w:iCs w:val="false"/>
-                <w:color w:val="1B2A4A"/>
-                <w:sz w:val="32"/>
-                <w:szCs w:val="32"/>
-                <w:caps w:val="false"/>
-                <w:rFonts w:ascii="Calibri" w:cs="Calibri" w:eastAsia="Calibri" w:hAnsi="Calibri"/>
-              </w:rPr>
               <w:t xml:space="preserve">SET YOUR GOAL (self-direction)</w:t>
             </w:r>
           </w:p>
@@ -17656,118 +17563,6 @@
         </w:tblBorders>
       </w:tblPr>
       <w:tblGrid>
-        <w:gridCol w:w="9648"/>
-      </w:tblGrid>
-      <w:tr>
-        <w:tc>
-          <w:tcPr>
-            <w:tcW w:type="dxa" w:w="9648"/>
-            <w:tcBorders>
-              <w:top w:val="single" w:color="D9D5C8" w:sz="4"/>
-              <w:left w:val="single" w:color="D9D5C8" w:sz="4"/>
-              <w:bottom w:val="single" w:color="D9D5C8" w:sz="4"/>
-              <w:right w:val="single" w:color="D9D5C8" w:sz="4"/>
-            </w:tcBorders>
-            <w:shd w:fill="F7F5EF" w:color="auto" w:val="clear"/>
-            <w:tcMar>
-              <w:top w:type="dxa" w:w="55"/>
-              <w:left w:type="dxa" w:w="110"/>
-              <w:bottom w:type="dxa" w:w="55"/>
-              <w:right w:type="dxa" w:w="110"/>
-            </w:tcMar>
-          </w:tcPr>
-          <w:p>
-            <w:pPr>
-              <w:spacing w:after="60"/>
-            </w:pPr>
-            <w:r>
-              <w:rPr>
-                <w:b/>
-                <w:bCs/>
-                <w:i w:val="false"/>
-                <w:iCs w:val="false"/>
-                <w:color w:val="1B2A4A"/>
-                <w:sz w:val="32"/>
-                <w:szCs w:val="32"/>
-                <w:caps w:val="false"/>
-                <w:rFonts w:ascii="Calibri" w:cs="Calibri" w:eastAsia="Calibri" w:hAnsi="Calibri"/>
-              </w:rPr>
-              <w:t xml:space="preserve">SHOW WHAT YOU KNOW — YOUR WAY (same CER rubric, same standard)</w:t>
-            </w:r>
-          </w:p>
-          <w:p>
-            <w:pPr>
-              <w:spacing w:after="40"/>
-            </w:pPr>
-            <w:r>
-              <w:rPr>
-                <w:b w:val="false"/>
-                <w:bCs w:val="false"/>
-                <w:i w:val="false"/>
-                <w:iCs w:val="false"/>
-                <w:color w:val="1A1A1A"/>
-                <w:sz w:val="33"/>
-                <w:szCs w:val="33"/>
-                <w:caps w:val="false"/>
-                <w:rFonts w:ascii="Calibri" w:cs="Calibri" w:eastAsia="Calibri" w:hAnsi="Calibri"/>
-              </w:rPr>
-              <w:t xml:space="preserve">Build your Claim–Evidence–Reasoning in whichever mode lets you think best. The standard and the CER rubric are identical for every mode — the mode changes how you SHOW it, never what you are held to:</w:t>
-            </w:r>
-          </w:p>
-          <w:p>
-            <w:pPr>
-              <w:spacing w:after="40"/>
-            </w:pPr>
-            <w:r>
-              <w:rPr>
-                <w:b w:val="false"/>
-                <w:bCs w:val="false"/>
-                <w:i w:val="false"/>
-                <w:iCs w:val="false"/>
-                <w:color w:val="1A1A1A"/>
-                <w:sz w:val="33"/>
-                <w:szCs w:val="33"/>
-                <w:caps w:val="false"/>
-                <w:rFonts w:ascii="Calibri" w:cs="Calibri" w:eastAsia="Calibri" w:hAnsi="Calibri"/>
-              </w:rPr>
-              <w:t xml:space="preserve">WRITE it on the lines below  ·  SAY it aloud and record it (audio or video)  ·  DRAW and label a diagram that makes the argument  ·  BUILD a model or artifact and caption its claim, evidence, and reasoning.</w:t>
-            </w:r>
-          </w:p>
-          <w:p>
-            <w:pPr>
-              <w:spacing w:after="40"/>
-            </w:pPr>
-            <w:r>
-              <w:rPr>
-                <w:b w:val="false"/>
-                <w:bCs w:val="false"/>
-                <w:i w:val="false"/>
-                <w:iCs w:val="false"/>
-                <w:color w:val="1A1A1A"/>
-                <w:sz w:val="33"/>
-                <w:szCs w:val="33"/>
-                <w:caps w:val="false"/>
-                <w:rFonts w:ascii="Calibri" w:cs="Calibri" w:eastAsia="Calibri" w:hAnsi="Calibri"/>
-              </w:rPr>
-              <w:t xml:space="preserve">You may ask for a word processor, speech-to-text, a scribe, or a sentence/argument frame — these change how you produce, not the standard you meet.</w:t>
-            </w:r>
-          </w:p>
-        </w:tc>
-      </w:tr>
-    </w:tbl>
-    <w:tbl>
-      <w:tblPr>
-        <w:tblW w:type="dxa" w:w="9648"/>
-        <w:tblBorders>
-          <w:top w:val="single" w:color="auto" w:sz="4"/>
-          <w:left w:val="single" w:color="auto" w:sz="4"/>
-          <w:bottom w:val="single" w:color="auto" w:sz="4"/>
-          <w:right w:val="single" w:color="auto" w:sz="4"/>
-          <w:insideH w:val="single" w:color="auto" w:sz="4"/>
-          <w:insideV w:val="single" w:color="auto" w:sz="4"/>
-        </w:tblBorders>
-      </w:tblPr>
-      <w:tblGrid>
         <w:gridCol w:w="2200"/>
         <w:gridCol w:w="7448"/>
       </w:tblGrid>
@@ -18520,230 +18315,6 @@
                 <w:rFonts w:ascii="Calibri" w:cs="Calibri" w:eastAsia="Calibri" w:hAnsi="Calibri"/>
               </w:rPr>
               <w:t xml:space="preserve">Before submitting: Is my claim defensible? Do I have TWO specific pieces of evidence? Does my reasoning explain HOW the evidence proves the claim?</w:t>
-            </w:r>
-          </w:p>
-        </w:tc>
-      </w:tr>
-    </w:tbl>
-    <w:tbl>
-      <w:tblPr>
-        <w:tblW w:type="dxa" w:w="9648"/>
-        <w:tblBorders>
-          <w:top w:val="single" w:color="auto" w:sz="4"/>
-          <w:left w:val="single" w:color="auto" w:sz="4"/>
-          <w:bottom w:val="single" w:color="auto" w:sz="4"/>
-          <w:right w:val="single" w:color="auto" w:sz="4"/>
-          <w:insideH w:val="single" w:color="auto" w:sz="4"/>
-          <w:insideV w:val="single" w:color="auto" w:sz="4"/>
-        </w:tblBorders>
-      </w:tblPr>
-      <w:tblGrid>
-        <w:gridCol w:w="9648"/>
-      </w:tblGrid>
-      <w:tr>
-        <w:tc>
-          <w:tcPr>
-            <w:tcW w:type="dxa" w:w="9648"/>
-            <w:tcBorders>
-              <w:top w:val="single" w:color="D9D5C8" w:sz="4"/>
-              <w:left w:val="single" w:color="D9D5C8" w:sz="4"/>
-              <w:bottom w:val="single" w:color="D9D5C8" w:sz="4"/>
-              <w:right w:val="single" w:color="D9D5C8" w:sz="4"/>
-            </w:tcBorders>
-            <w:shd w:fill="F7F5EF" w:color="auto" w:val="clear"/>
-            <w:tcMar>
-              <w:top w:type="dxa" w:w="55"/>
-              <w:left w:type="dxa" w:w="110"/>
-              <w:bottom w:type="dxa" w:w="55"/>
-              <w:right w:type="dxa" w:w="110"/>
-            </w:tcMar>
-          </w:tcPr>
-          <w:p>
-            <w:pPr>
-              <w:spacing w:after="60"/>
-            </w:pPr>
-            <w:r>
-              <w:rPr>
-                <w:b/>
-                <w:bCs/>
-                <w:i w:val="false"/>
-                <w:iCs w:val="false"/>
-                <w:color w:val="1B2A4A"/>
-                <w:sz w:val="32"/>
-                <w:szCs w:val="32"/>
-                <w:caps w:val="false"/>
-                <w:rFonts w:ascii="Calibri" w:cs="Calibri" w:eastAsia="Calibri" w:hAnsi="Calibri"/>
-              </w:rPr>
-              <w:t xml:space="preserve">CHOICE &amp; VOICE — you decide how to go deeper (pick ONE)</w:t>
-            </w:r>
-          </w:p>
-          <w:p>
-            <w:pPr>
-              <w:spacing w:after="40"/>
-            </w:pPr>
-            <w:r>
-              <w:rPr>
-                <w:b w:val="false"/>
-                <w:bCs w:val="false"/>
-                <w:i w:val="false"/>
-                <w:iCs w:val="false"/>
-                <w:color w:val="1A1A1A"/>
-                <w:sz w:val="33"/>
-                <w:szCs w:val="33"/>
-                <w:caps w:val="false"/>
-                <w:rFonts w:ascii="Calibri" w:cs="Calibri" w:eastAsia="Calibri" w:hAnsi="Calibri"/>
-              </w:rPr>
-              <w:t xml:space="preserve">You choose your path to show this standard — every option meets the same target:</w:t>
-            </w:r>
-          </w:p>
-          <w:p>
-            <w:pPr>
-              <w:spacing w:after="40"/>
-            </w:pPr>
-            <w:r>
-              <w:rPr>
-                <w:b w:val="false"/>
-                <w:bCs w:val="false"/>
-                <w:i w:val="false"/>
-                <w:iCs w:val="false"/>
-                <w:color w:val="1A1A1A"/>
-                <w:sz w:val="33"/>
-                <w:szCs w:val="33"/>
-                <w:caps w:val="false"/>
-                <w:rFonts w:ascii="Calibri" w:cs="Calibri" w:eastAsia="Calibri" w:hAnsi="Calibri"/>
-              </w:rPr>
-              <w:t xml:space="preserve">DEFEND a term: pick the vocabulary word you think matters most and argue why in 2–3 sentences.  ·  CONNECT it: pick a current event, your community, or your own life and explain how this standard shows up there.  ·  TAKE A SIDE: pick one debatable question from this standard and argue your position with evidence.</w:t>
-            </w:r>
-          </w:p>
-          <w:p>
-            <w:pPr>
-              <w:spacing w:after="40"/>
-            </w:pPr>
-            <w:r>
-              <w:rPr>
-                <w:b w:val="false"/>
-                <w:bCs w:val="false"/>
-                <w:i w:val="false"/>
-                <w:iCs w:val="false"/>
-                <w:color w:val="1A1A1A"/>
-                <w:sz w:val="33"/>
-                <w:szCs w:val="33"/>
-                <w:caps w:val="false"/>
-                <w:rFonts w:ascii="Calibri" w:cs="Calibri" w:eastAsia="Calibri" w:hAnsi="Calibri"/>
-              </w:rPr>
-              <w:t xml:space="preserve">Your pick is yours — bring what matters to you into the work.</w:t>
-            </w:r>
-          </w:p>
-        </w:tc>
-      </w:tr>
-    </w:tbl>
-    <w:tbl>
-      <w:tblPr>
-        <w:tblW w:type="dxa" w:w="9648"/>
-        <w:tblBorders>
-          <w:top w:val="single" w:color="auto" w:sz="4"/>
-          <w:left w:val="single" w:color="auto" w:sz="4"/>
-          <w:bottom w:val="single" w:color="auto" w:sz="4"/>
-          <w:right w:val="single" w:color="auto" w:sz="4"/>
-          <w:insideH w:val="single" w:color="auto" w:sz="4"/>
-          <w:insideV w:val="single" w:color="auto" w:sz="4"/>
-        </w:tblBorders>
-      </w:tblPr>
-      <w:tblGrid>
-        <w:gridCol w:w="9648"/>
-      </w:tblGrid>
-      <w:tr>
-        <w:tc>
-          <w:tcPr>
-            <w:tcW w:type="dxa" w:w="9648"/>
-            <w:tcBorders>
-              <w:top w:val="single" w:color="D9D5C8" w:sz="4"/>
-              <w:left w:val="single" w:color="D9D5C8" w:sz="4"/>
-              <w:bottom w:val="single" w:color="D9D5C8" w:sz="4"/>
-              <w:right w:val="single" w:color="D9D5C8" w:sz="4"/>
-            </w:tcBorders>
-            <w:shd w:fill="F7F5EF" w:color="auto" w:val="clear"/>
-            <w:tcMar>
-              <w:top w:type="dxa" w:w="55"/>
-              <w:left w:type="dxa" w:w="110"/>
-              <w:bottom w:type="dxa" w:w="55"/>
-              <w:right w:type="dxa" w:w="110"/>
-            </w:tcMar>
-          </w:tcPr>
-          <w:p>
-            <w:pPr>
-              <w:spacing w:after="60"/>
-            </w:pPr>
-            <w:r>
-              <w:rPr>
-                <w:b/>
-                <w:bCs/>
-                <w:i w:val="false"/>
-                <w:iCs w:val="false"/>
-                <w:color w:val="1B2A4A"/>
-                <w:sz w:val="32"/>
-                <w:szCs w:val="32"/>
-                <w:caps w:val="false"/>
-                <w:rFonts w:ascii="Calibri" w:cs="Calibri" w:eastAsia="Calibri" w:hAnsi="Calibri"/>
-              </w:rPr>
-              <w:t xml:space="preserve">REFLECT &amp; CONNECT — how your thinking grew, and whose view you weighed</w:t>
-            </w:r>
-          </w:p>
-          <w:p>
-            <w:pPr>
-              <w:spacing w:after="40"/>
-            </w:pPr>
-            <w:r>
-              <w:rPr>
-                <w:b w:val="false"/>
-                <w:bCs w:val="false"/>
-                <w:i w:val="false"/>
-                <w:iCs w:val="false"/>
-                <w:color w:val="1A1A1A"/>
-                <w:sz w:val="33"/>
-                <w:szCs w:val="33"/>
-                <w:caps w:val="false"/>
-                <w:rFonts w:ascii="Calibri" w:cs="Calibri" w:eastAsia="Calibri" w:hAnsi="Calibri"/>
-              </w:rPr>
-              <w:t xml:space="preserve">Reflect (self-awareness): What did you believe about this topic BEFORE, and what changed AFTER? Name one thing to revisit.</w:t>
-            </w:r>
-          </w:p>
-          <w:p>
-            <w:pPr>
-              <w:spacing w:after="40"/>
-            </w:pPr>
-            <w:r>
-              <w:rPr>
-                <w:b w:val="false"/>
-                <w:bCs w:val="false"/>
-                <w:i w:val="false"/>
-                <w:iCs w:val="false"/>
-                <w:color w:val="1A1A1A"/>
-                <w:sz w:val="33"/>
-                <w:szCs w:val="33"/>
-                <w:caps w:val="false"/>
-                <w:rFonts w:ascii="Calibri" w:cs="Calibri" w:eastAsia="Calibri" w:hAnsi="Calibri"/>
-              </w:rPr>
-              <w:t xml:space="preserve">Consider another view (empathy): Name one person or group who might see this standard differently than you. State their view fairly in one sentence — even if you disagree.</w:t>
-            </w:r>
-          </w:p>
-          <w:p>
-            <w:pPr>
-              <w:spacing w:after="40"/>
-            </w:pPr>
-            <w:r>
-              <w:rPr>
-                <w:b w:val="false"/>
-                <w:bCs w:val="false"/>
-                <w:i w:val="false"/>
-                <w:iCs w:val="false"/>
-                <w:color w:val="1A1A1A"/>
-                <w:sz w:val="33"/>
-                <w:szCs w:val="33"/>
-                <w:caps w:val="false"/>
-                <w:rFonts w:ascii="Calibri" w:cs="Calibri" w:eastAsia="Calibri" w:hAnsi="Calibri"/>
-              </w:rPr>
-              <w:t xml:space="preserve">Norm (restorative): we critique ideas, not people; we assume good faith; we make room for every voice.</w:t>
             </w:r>
           </w:p>
         </w:tc>
@@ -18980,99 +18551,6 @@
                 <w:rFonts w:ascii="Calibri" w:cs="Calibri" w:eastAsia="Calibri" w:hAnsi="Calibri"/>
               </w:rPr>
               <w:t xml:space="preserve">Every student works this standard at the same rigor: analyze the sources and vocabulary, then demonstrate learning on the Practice Quiz and CER. UDL and MTSS give you flexible ways in — they never lower the bar. Check yourself against the learning targets on the Cornell Notes page.</w:t>
-            </w:r>
-          </w:p>
-        </w:tc>
-      </w:tr>
-    </w:tbl>
-    <w:tbl>
-      <w:tblPr>
-        <w:tblW w:type="dxa" w:w="9648"/>
-        <w:tblBorders>
-          <w:top w:val="single" w:color="auto" w:sz="4"/>
-          <w:left w:val="single" w:color="auto" w:sz="4"/>
-          <w:bottom w:val="single" w:color="auto" w:sz="4"/>
-          <w:right w:val="single" w:color="auto" w:sz="4"/>
-          <w:insideH w:val="single" w:color="auto" w:sz="4"/>
-          <w:insideV w:val="single" w:color="auto" w:sz="4"/>
-        </w:tblBorders>
-      </w:tblPr>
-      <w:tblGrid>
-        <w:gridCol w:w="9648"/>
-      </w:tblGrid>
-      <w:tr>
-        <w:tc>
-          <w:tcPr>
-            <w:tcW w:type="dxa" w:w="9648"/>
-            <w:tcBorders>
-              <w:top w:val="single" w:color="D9D5C8" w:sz="4"/>
-              <w:left w:val="single" w:color="D9D5C8" w:sz="4"/>
-              <w:bottom w:val="single" w:color="D9D5C8" w:sz="4"/>
-              <w:right w:val="single" w:color="D9D5C8" w:sz="4"/>
-            </w:tcBorders>
-            <w:shd w:fill="F7F5EF" w:color="auto" w:val="clear"/>
-            <w:tcMar>
-              <w:top w:type="dxa" w:w="55"/>
-              <w:left w:type="dxa" w:w="110"/>
-              <w:bottom w:type="dxa" w:w="55"/>
-              <w:right w:type="dxa" w:w="110"/>
-            </w:tcMar>
-          </w:tcPr>
-          <w:p>
-            <w:pPr>
-              <w:spacing w:after="60"/>
-            </w:pPr>
-            <w:r>
-              <w:rPr>
-                <w:b/>
-                <w:bCs/>
-                <w:i w:val="false"/>
-                <w:iCs w:val="false"/>
-                <w:color w:val="1B2A4A"/>
-                <w:sz w:val="32"/>
-                <w:szCs w:val="32"/>
-                <w:caps w:val="false"/>
-                <w:rFonts w:ascii="Calibri" w:cs="Calibri" w:eastAsia="Calibri" w:hAnsi="Calibri"/>
-              </w:rPr>
-              <w:t xml:space="preserve">UDL ACCESS &amp; MTSS SUPPORT (this standard)</w:t>
-            </w:r>
-          </w:p>
-          <w:p>
-            <w:pPr>
-              <w:spacing w:after="40"/>
-            </w:pPr>
-            <w:r>
-              <w:rPr>
-                <w:b w:val="false"/>
-                <w:bCs w:val="false"/>
-                <w:i w:val="false"/>
-                <w:iCs w:val="false"/>
-                <w:color w:val="1A1A1A"/>
-                <w:sz w:val="33"/>
-                <w:szCs w:val="33"/>
-                <w:caps w:val="false"/>
-                <w:rFonts w:ascii="Calibri" w:cs="Calibri" w:eastAsia="Calibri" w:hAnsi="Calibri"/>
-              </w:rPr>
-              <w:t xml:space="preserve">UDL 3.0 (CAST): read-aloud on request · key terms glossed (EN/ES) · respond in writing, speech, or a labeled diagram · large-print &amp; screen-reader friendly. Same learning target for everyone; supports vary the means, not the ceiling.</w:t>
-            </w:r>
-          </w:p>
-          <w:p>
-            <w:pPr>
-              <w:spacing w:after="40"/>
-            </w:pPr>
-            <w:r>
-              <w:rPr>
-                <w:b w:val="false"/>
-                <w:bCs w:val="false"/>
-                <w:i w:val="false"/>
-                <w:iCs w:val="false"/>
-                <w:color w:val="1A1A1A"/>
-                <w:sz w:val="33"/>
-                <w:szCs w:val="33"/>
-                <w:caps w:val="false"/>
-                <w:rFonts w:ascii="Calibri" w:cs="Calibri" w:eastAsia="Calibri" w:hAnsi="Calibri"/>
-              </w:rPr>
-              <w:t xml:space="preserve">MTSS: Tier 1 — this core lesson for all · Tier 2 — small-group reteach of this standard using its Cornell cues + graphic organizer, then re-check · Tier 3 — intensive 1:1 with concrete→representational→abstract scaffolding, progress-monitored to the same standard.</w:t>
             </w:r>
           </w:p>
         </w:tc>
@@ -32737,118 +32215,6 @@
         </w:tblBorders>
       </w:tblPr>
       <w:tblGrid>
-        <w:gridCol w:w="9648"/>
-      </w:tblGrid>
-      <w:tr>
-        <w:tc>
-          <w:tcPr>
-            <w:tcW w:type="dxa" w:w="9648"/>
-            <w:tcBorders>
-              <w:top w:val="single" w:color="D9D5C8" w:sz="4"/>
-              <w:left w:val="single" w:color="D9D5C8" w:sz="4"/>
-              <w:bottom w:val="single" w:color="D9D5C8" w:sz="4"/>
-              <w:right w:val="single" w:color="D9D5C8" w:sz="4"/>
-            </w:tcBorders>
-            <w:shd w:fill="F7F5EF" w:color="auto" w:val="clear"/>
-            <w:tcMar>
-              <w:top w:type="dxa" w:w="55"/>
-              <w:left w:type="dxa" w:w="110"/>
-              <w:bottom w:type="dxa" w:w="55"/>
-              <w:right w:type="dxa" w:w="110"/>
-            </w:tcMar>
-          </w:tcPr>
-          <w:p>
-            <w:pPr>
-              <w:spacing w:after="60"/>
-            </w:pPr>
-            <w:r>
-              <w:rPr>
-                <w:b/>
-                <w:bCs/>
-                <w:i w:val="false"/>
-                <w:iCs w:val="false"/>
-                <w:color w:val="1B2A4A"/>
-                <w:sz w:val="32"/>
-                <w:szCs w:val="32"/>
-                <w:caps w:val="false"/>
-                <w:rFonts w:ascii="Calibri" w:cs="Calibri" w:eastAsia="Calibri" w:hAnsi="Calibri"/>
-              </w:rPr>
-              <w:t xml:space="preserve">SHOW WHAT YOU KNOW — YOUR WAY (same CER rubric, same standard)</w:t>
-            </w:r>
-          </w:p>
-          <w:p>
-            <w:pPr>
-              <w:spacing w:after="40"/>
-            </w:pPr>
-            <w:r>
-              <w:rPr>
-                <w:b w:val="false"/>
-                <w:bCs w:val="false"/>
-                <w:i w:val="false"/>
-                <w:iCs w:val="false"/>
-                <w:color w:val="1A1A1A"/>
-                <w:sz w:val="33"/>
-                <w:szCs w:val="33"/>
-                <w:caps w:val="false"/>
-                <w:rFonts w:ascii="Calibri" w:cs="Calibri" w:eastAsia="Calibri" w:hAnsi="Calibri"/>
-              </w:rPr>
-              <w:t xml:space="preserve">Build your Claim–Evidence–Reasoning in whichever mode lets you think best. The standard and the CER rubric are identical for every mode — the mode changes how you SHOW it, never what you are held to:</w:t>
-            </w:r>
-          </w:p>
-          <w:p>
-            <w:pPr>
-              <w:spacing w:after="40"/>
-            </w:pPr>
-            <w:r>
-              <w:rPr>
-                <w:b w:val="false"/>
-                <w:bCs w:val="false"/>
-                <w:i w:val="false"/>
-                <w:iCs w:val="false"/>
-                <w:color w:val="1A1A1A"/>
-                <w:sz w:val="33"/>
-                <w:szCs w:val="33"/>
-                <w:caps w:val="false"/>
-                <w:rFonts w:ascii="Calibri" w:cs="Calibri" w:eastAsia="Calibri" w:hAnsi="Calibri"/>
-              </w:rPr>
-              <w:t xml:space="preserve">WRITE it on the lines below  ·  SAY it aloud and record it (audio or video)  ·  DRAW and label a diagram that makes the argument  ·  BUILD a model or artifact and caption its claim, evidence, and reasoning.</w:t>
-            </w:r>
-          </w:p>
-          <w:p>
-            <w:pPr>
-              <w:spacing w:after="40"/>
-            </w:pPr>
-            <w:r>
-              <w:rPr>
-                <w:b w:val="false"/>
-                <w:bCs w:val="false"/>
-                <w:i w:val="false"/>
-                <w:iCs w:val="false"/>
-                <w:color w:val="1A1A1A"/>
-                <w:sz w:val="33"/>
-                <w:szCs w:val="33"/>
-                <w:caps w:val="false"/>
-                <w:rFonts w:ascii="Calibri" w:cs="Calibri" w:eastAsia="Calibri" w:hAnsi="Calibri"/>
-              </w:rPr>
-              <w:t xml:space="preserve">You may ask for a word processor, speech-to-text, a scribe, or a sentence/argument frame — these change how you produce, not the standard you meet.</w:t>
-            </w:r>
-          </w:p>
-        </w:tc>
-      </w:tr>
-    </w:tbl>
-    <w:tbl>
-      <w:tblPr>
-        <w:tblW w:type="dxa" w:w="9648"/>
-        <w:tblBorders>
-          <w:top w:val="single" w:color="auto" w:sz="4"/>
-          <w:left w:val="single" w:color="auto" w:sz="4"/>
-          <w:bottom w:val="single" w:color="auto" w:sz="4"/>
-          <w:right w:val="single" w:color="auto" w:sz="4"/>
-          <w:insideH w:val="single" w:color="auto" w:sz="4"/>
-          <w:insideV w:val="single" w:color="auto" w:sz="4"/>
-        </w:tblBorders>
-      </w:tblPr>
-      <w:tblGrid>
         <w:gridCol w:w="2200"/>
         <w:gridCol w:w="7448"/>
       </w:tblGrid>
@@ -33601,230 +32967,6 @@
                 <w:rFonts w:ascii="Calibri" w:cs="Calibri" w:eastAsia="Calibri" w:hAnsi="Calibri"/>
               </w:rPr>
               <w:t xml:space="preserve">Before submitting: Is my claim defensible? Do I have TWO specific pieces of evidence? Does my reasoning explain HOW the evidence proves the claim?</w:t>
-            </w:r>
-          </w:p>
-        </w:tc>
-      </w:tr>
-    </w:tbl>
-    <w:tbl>
-      <w:tblPr>
-        <w:tblW w:type="dxa" w:w="9648"/>
-        <w:tblBorders>
-          <w:top w:val="single" w:color="auto" w:sz="4"/>
-          <w:left w:val="single" w:color="auto" w:sz="4"/>
-          <w:bottom w:val="single" w:color="auto" w:sz="4"/>
-          <w:right w:val="single" w:color="auto" w:sz="4"/>
-          <w:insideH w:val="single" w:color="auto" w:sz="4"/>
-          <w:insideV w:val="single" w:color="auto" w:sz="4"/>
-        </w:tblBorders>
-      </w:tblPr>
-      <w:tblGrid>
-        <w:gridCol w:w="9648"/>
-      </w:tblGrid>
-      <w:tr>
-        <w:tc>
-          <w:tcPr>
-            <w:tcW w:type="dxa" w:w="9648"/>
-            <w:tcBorders>
-              <w:top w:val="single" w:color="D9D5C8" w:sz="4"/>
-              <w:left w:val="single" w:color="D9D5C8" w:sz="4"/>
-              <w:bottom w:val="single" w:color="D9D5C8" w:sz="4"/>
-              <w:right w:val="single" w:color="D9D5C8" w:sz="4"/>
-            </w:tcBorders>
-            <w:shd w:fill="F7F5EF" w:color="auto" w:val="clear"/>
-            <w:tcMar>
-              <w:top w:type="dxa" w:w="55"/>
-              <w:left w:type="dxa" w:w="110"/>
-              <w:bottom w:type="dxa" w:w="55"/>
-              <w:right w:type="dxa" w:w="110"/>
-            </w:tcMar>
-          </w:tcPr>
-          <w:p>
-            <w:pPr>
-              <w:spacing w:after="60"/>
-            </w:pPr>
-            <w:r>
-              <w:rPr>
-                <w:b/>
-                <w:bCs/>
-                <w:i w:val="false"/>
-                <w:iCs w:val="false"/>
-                <w:color w:val="1B2A4A"/>
-                <w:sz w:val="32"/>
-                <w:szCs w:val="32"/>
-                <w:caps w:val="false"/>
-                <w:rFonts w:ascii="Calibri" w:cs="Calibri" w:eastAsia="Calibri" w:hAnsi="Calibri"/>
-              </w:rPr>
-              <w:t xml:space="preserve">CHOICE &amp; VOICE — you decide how to go deeper (pick ONE)</w:t>
-            </w:r>
-          </w:p>
-          <w:p>
-            <w:pPr>
-              <w:spacing w:after="40"/>
-            </w:pPr>
-            <w:r>
-              <w:rPr>
-                <w:b w:val="false"/>
-                <w:bCs w:val="false"/>
-                <w:i w:val="false"/>
-                <w:iCs w:val="false"/>
-                <w:color w:val="1A1A1A"/>
-                <w:sz w:val="33"/>
-                <w:szCs w:val="33"/>
-                <w:caps w:val="false"/>
-                <w:rFonts w:ascii="Calibri" w:cs="Calibri" w:eastAsia="Calibri" w:hAnsi="Calibri"/>
-              </w:rPr>
-              <w:t xml:space="preserve">You choose your path to show this standard — every option meets the same target:</w:t>
-            </w:r>
-          </w:p>
-          <w:p>
-            <w:pPr>
-              <w:spacing w:after="40"/>
-            </w:pPr>
-            <w:r>
-              <w:rPr>
-                <w:b w:val="false"/>
-                <w:bCs w:val="false"/>
-                <w:i w:val="false"/>
-                <w:iCs w:val="false"/>
-                <w:color w:val="1A1A1A"/>
-                <w:sz w:val="33"/>
-                <w:szCs w:val="33"/>
-                <w:caps w:val="false"/>
-                <w:rFonts w:ascii="Calibri" w:cs="Calibri" w:eastAsia="Calibri" w:hAnsi="Calibri"/>
-              </w:rPr>
-              <w:t xml:space="preserve">DEFEND a term: pick the vocabulary word you think matters most and argue why in 2–3 sentences.  ·  CONNECT it: pick a current event, your community, or your own life and explain how this standard shows up there.  ·  TAKE A SIDE: pick one debatable question from this standard and argue your position with evidence.</w:t>
-            </w:r>
-          </w:p>
-          <w:p>
-            <w:pPr>
-              <w:spacing w:after="40"/>
-            </w:pPr>
-            <w:r>
-              <w:rPr>
-                <w:b w:val="false"/>
-                <w:bCs w:val="false"/>
-                <w:i w:val="false"/>
-                <w:iCs w:val="false"/>
-                <w:color w:val="1A1A1A"/>
-                <w:sz w:val="33"/>
-                <w:szCs w:val="33"/>
-                <w:caps w:val="false"/>
-                <w:rFonts w:ascii="Calibri" w:cs="Calibri" w:eastAsia="Calibri" w:hAnsi="Calibri"/>
-              </w:rPr>
-              <w:t xml:space="preserve">Your pick is yours — bring what matters to you into the work.</w:t>
-            </w:r>
-          </w:p>
-        </w:tc>
-      </w:tr>
-    </w:tbl>
-    <w:tbl>
-      <w:tblPr>
-        <w:tblW w:type="dxa" w:w="9648"/>
-        <w:tblBorders>
-          <w:top w:val="single" w:color="auto" w:sz="4"/>
-          <w:left w:val="single" w:color="auto" w:sz="4"/>
-          <w:bottom w:val="single" w:color="auto" w:sz="4"/>
-          <w:right w:val="single" w:color="auto" w:sz="4"/>
-          <w:insideH w:val="single" w:color="auto" w:sz="4"/>
-          <w:insideV w:val="single" w:color="auto" w:sz="4"/>
-        </w:tblBorders>
-      </w:tblPr>
-      <w:tblGrid>
-        <w:gridCol w:w="9648"/>
-      </w:tblGrid>
-      <w:tr>
-        <w:tc>
-          <w:tcPr>
-            <w:tcW w:type="dxa" w:w="9648"/>
-            <w:tcBorders>
-              <w:top w:val="single" w:color="D9D5C8" w:sz="4"/>
-              <w:left w:val="single" w:color="D9D5C8" w:sz="4"/>
-              <w:bottom w:val="single" w:color="D9D5C8" w:sz="4"/>
-              <w:right w:val="single" w:color="D9D5C8" w:sz="4"/>
-            </w:tcBorders>
-            <w:shd w:fill="F7F5EF" w:color="auto" w:val="clear"/>
-            <w:tcMar>
-              <w:top w:type="dxa" w:w="55"/>
-              <w:left w:type="dxa" w:w="110"/>
-              <w:bottom w:type="dxa" w:w="55"/>
-              <w:right w:type="dxa" w:w="110"/>
-            </w:tcMar>
-          </w:tcPr>
-          <w:p>
-            <w:pPr>
-              <w:spacing w:after="60"/>
-            </w:pPr>
-            <w:r>
-              <w:rPr>
-                <w:b/>
-                <w:bCs/>
-                <w:i w:val="false"/>
-                <w:iCs w:val="false"/>
-                <w:color w:val="1B2A4A"/>
-                <w:sz w:val="32"/>
-                <w:szCs w:val="32"/>
-                <w:caps w:val="false"/>
-                <w:rFonts w:ascii="Calibri" w:cs="Calibri" w:eastAsia="Calibri" w:hAnsi="Calibri"/>
-              </w:rPr>
-              <w:t xml:space="preserve">REFLECT &amp; CONNECT — how your thinking grew, and whose view you weighed</w:t>
-            </w:r>
-          </w:p>
-          <w:p>
-            <w:pPr>
-              <w:spacing w:after="40"/>
-            </w:pPr>
-            <w:r>
-              <w:rPr>
-                <w:b w:val="false"/>
-                <w:bCs w:val="false"/>
-                <w:i w:val="false"/>
-                <w:iCs w:val="false"/>
-                <w:color w:val="1A1A1A"/>
-                <w:sz w:val="33"/>
-                <w:szCs w:val="33"/>
-                <w:caps w:val="false"/>
-                <w:rFonts w:ascii="Calibri" w:cs="Calibri" w:eastAsia="Calibri" w:hAnsi="Calibri"/>
-              </w:rPr>
-              <w:t xml:space="preserve">Reflect (self-awareness): What did you believe about this topic BEFORE, and what changed AFTER? Name one thing to revisit.</w:t>
-            </w:r>
-          </w:p>
-          <w:p>
-            <w:pPr>
-              <w:spacing w:after="40"/>
-            </w:pPr>
-            <w:r>
-              <w:rPr>
-                <w:b w:val="false"/>
-                <w:bCs w:val="false"/>
-                <w:i w:val="false"/>
-                <w:iCs w:val="false"/>
-                <w:color w:val="1A1A1A"/>
-                <w:sz w:val="33"/>
-                <w:szCs w:val="33"/>
-                <w:caps w:val="false"/>
-                <w:rFonts w:ascii="Calibri" w:cs="Calibri" w:eastAsia="Calibri" w:hAnsi="Calibri"/>
-              </w:rPr>
-              <w:t xml:space="preserve">Consider another view (empathy): Name one person or group who might see this standard differently than you. State their view fairly in one sentence — even if you disagree.</w:t>
-            </w:r>
-          </w:p>
-          <w:p>
-            <w:pPr>
-              <w:spacing w:after="40"/>
-            </w:pPr>
-            <w:r>
-              <w:rPr>
-                <w:b w:val="false"/>
-                <w:bCs w:val="false"/>
-                <w:i w:val="false"/>
-                <w:iCs w:val="false"/>
-                <w:color w:val="1A1A1A"/>
-                <w:sz w:val="33"/>
-                <w:szCs w:val="33"/>
-                <w:caps w:val="false"/>
-                <w:rFonts w:ascii="Calibri" w:cs="Calibri" w:eastAsia="Calibri" w:hAnsi="Calibri"/>
-              </w:rPr>
-              <w:t xml:space="preserve">Norm (restorative): we critique ideas, not people; we assume good faith; we make room for every voice.</w:t>
             </w:r>
           </w:p>
         </w:tc>
@@ -34061,99 +33203,6 @@
                 <w:rFonts w:ascii="Calibri" w:cs="Calibri" w:eastAsia="Calibri" w:hAnsi="Calibri"/>
               </w:rPr>
               <w:t xml:space="preserve">Every student works this standard at the same rigor: analyze the sources and vocabulary, then demonstrate learning on the Practice Quiz and CER. UDL and MTSS give you flexible ways in — they never lower the bar. Check yourself against the learning targets on the Cornell Notes page.</w:t>
-            </w:r>
-          </w:p>
-        </w:tc>
-      </w:tr>
-    </w:tbl>
-    <w:tbl>
-      <w:tblPr>
-        <w:tblW w:type="dxa" w:w="9648"/>
-        <w:tblBorders>
-          <w:top w:val="single" w:color="auto" w:sz="4"/>
-          <w:left w:val="single" w:color="auto" w:sz="4"/>
-          <w:bottom w:val="single" w:color="auto" w:sz="4"/>
-          <w:right w:val="single" w:color="auto" w:sz="4"/>
-          <w:insideH w:val="single" w:color="auto" w:sz="4"/>
-          <w:insideV w:val="single" w:color="auto" w:sz="4"/>
-        </w:tblBorders>
-      </w:tblPr>
-      <w:tblGrid>
-        <w:gridCol w:w="9648"/>
-      </w:tblGrid>
-      <w:tr>
-        <w:tc>
-          <w:tcPr>
-            <w:tcW w:type="dxa" w:w="9648"/>
-            <w:tcBorders>
-              <w:top w:val="single" w:color="D9D5C8" w:sz="4"/>
-              <w:left w:val="single" w:color="D9D5C8" w:sz="4"/>
-              <w:bottom w:val="single" w:color="D9D5C8" w:sz="4"/>
-              <w:right w:val="single" w:color="D9D5C8" w:sz="4"/>
-            </w:tcBorders>
-            <w:shd w:fill="F7F5EF" w:color="auto" w:val="clear"/>
-            <w:tcMar>
-              <w:top w:type="dxa" w:w="55"/>
-              <w:left w:type="dxa" w:w="110"/>
-              <w:bottom w:type="dxa" w:w="55"/>
-              <w:right w:type="dxa" w:w="110"/>
-            </w:tcMar>
-          </w:tcPr>
-          <w:p>
-            <w:pPr>
-              <w:spacing w:after="60"/>
-            </w:pPr>
-            <w:r>
-              <w:rPr>
-                <w:b/>
-                <w:bCs/>
-                <w:i w:val="false"/>
-                <w:iCs w:val="false"/>
-                <w:color w:val="1B2A4A"/>
-                <w:sz w:val="32"/>
-                <w:szCs w:val="32"/>
-                <w:caps w:val="false"/>
-                <w:rFonts w:ascii="Calibri" w:cs="Calibri" w:eastAsia="Calibri" w:hAnsi="Calibri"/>
-              </w:rPr>
-              <w:t xml:space="preserve">UDL ACCESS &amp; MTSS SUPPORT (this standard)</w:t>
-            </w:r>
-          </w:p>
-          <w:p>
-            <w:pPr>
-              <w:spacing w:after="40"/>
-            </w:pPr>
-            <w:r>
-              <w:rPr>
-                <w:b w:val="false"/>
-                <w:bCs w:val="false"/>
-                <w:i w:val="false"/>
-                <w:iCs w:val="false"/>
-                <w:color w:val="1A1A1A"/>
-                <w:sz w:val="33"/>
-                <w:szCs w:val="33"/>
-                <w:caps w:val="false"/>
-                <w:rFonts w:ascii="Calibri" w:cs="Calibri" w:eastAsia="Calibri" w:hAnsi="Calibri"/>
-              </w:rPr>
-              <w:t xml:space="preserve">UDL 3.0 (CAST): read-aloud on request · key terms glossed (EN/ES) · respond in writing, speech, or a labeled diagram · large-print &amp; screen-reader friendly. Same learning target for everyone; supports vary the means, not the ceiling.</w:t>
-            </w:r>
-          </w:p>
-          <w:p>
-            <w:pPr>
-              <w:spacing w:after="40"/>
-            </w:pPr>
-            <w:r>
-              <w:rPr>
-                <w:b w:val="false"/>
-                <w:bCs w:val="false"/>
-                <w:i w:val="false"/>
-                <w:iCs w:val="false"/>
-                <w:color w:val="1A1A1A"/>
-                <w:sz w:val="33"/>
-                <w:szCs w:val="33"/>
-                <w:caps w:val="false"/>
-                <w:rFonts w:ascii="Calibri" w:cs="Calibri" w:eastAsia="Calibri" w:hAnsi="Calibri"/>
-              </w:rPr>
-              <w:t xml:space="preserve">MTSS: Tier 1 — this core lesson for all · Tier 2 — small-group reteach of this standard using its Cornell cues + graphic organizer, then re-check · Tier 3 — intensive 1:1 with concrete→representational→abstract scaffolding, progress-monitored to the same standard.</w:t>
             </w:r>
           </w:p>
         </w:tc>
@@ -47818,118 +46867,6 @@
         </w:tblBorders>
       </w:tblPr>
       <w:tblGrid>
-        <w:gridCol w:w="9648"/>
-      </w:tblGrid>
-      <w:tr>
-        <w:tc>
-          <w:tcPr>
-            <w:tcW w:type="dxa" w:w="9648"/>
-            <w:tcBorders>
-              <w:top w:val="single" w:color="D9D5C8" w:sz="4"/>
-              <w:left w:val="single" w:color="D9D5C8" w:sz="4"/>
-              <w:bottom w:val="single" w:color="D9D5C8" w:sz="4"/>
-              <w:right w:val="single" w:color="D9D5C8" w:sz="4"/>
-            </w:tcBorders>
-            <w:shd w:fill="F7F5EF" w:color="auto" w:val="clear"/>
-            <w:tcMar>
-              <w:top w:type="dxa" w:w="55"/>
-              <w:left w:type="dxa" w:w="110"/>
-              <w:bottom w:type="dxa" w:w="55"/>
-              <w:right w:type="dxa" w:w="110"/>
-            </w:tcMar>
-          </w:tcPr>
-          <w:p>
-            <w:pPr>
-              <w:spacing w:after="60"/>
-            </w:pPr>
-            <w:r>
-              <w:rPr>
-                <w:b/>
-                <w:bCs/>
-                <w:i w:val="false"/>
-                <w:iCs w:val="false"/>
-                <w:color w:val="1B2A4A"/>
-                <w:sz w:val="32"/>
-                <w:szCs w:val="32"/>
-                <w:caps w:val="false"/>
-                <w:rFonts w:ascii="Calibri" w:cs="Calibri" w:eastAsia="Calibri" w:hAnsi="Calibri"/>
-              </w:rPr>
-              <w:t xml:space="preserve">SHOW WHAT YOU KNOW — YOUR WAY (same CER rubric, same standard)</w:t>
-            </w:r>
-          </w:p>
-          <w:p>
-            <w:pPr>
-              <w:spacing w:after="40"/>
-            </w:pPr>
-            <w:r>
-              <w:rPr>
-                <w:b w:val="false"/>
-                <w:bCs w:val="false"/>
-                <w:i w:val="false"/>
-                <w:iCs w:val="false"/>
-                <w:color w:val="1A1A1A"/>
-                <w:sz w:val="33"/>
-                <w:szCs w:val="33"/>
-                <w:caps w:val="false"/>
-                <w:rFonts w:ascii="Calibri" w:cs="Calibri" w:eastAsia="Calibri" w:hAnsi="Calibri"/>
-              </w:rPr>
-              <w:t xml:space="preserve">Build your Claim–Evidence–Reasoning in whichever mode lets you think best. The standard and the CER rubric are identical for every mode — the mode changes how you SHOW it, never what you are held to:</w:t>
-            </w:r>
-          </w:p>
-          <w:p>
-            <w:pPr>
-              <w:spacing w:after="40"/>
-            </w:pPr>
-            <w:r>
-              <w:rPr>
-                <w:b w:val="false"/>
-                <w:bCs w:val="false"/>
-                <w:i w:val="false"/>
-                <w:iCs w:val="false"/>
-                <w:color w:val="1A1A1A"/>
-                <w:sz w:val="33"/>
-                <w:szCs w:val="33"/>
-                <w:caps w:val="false"/>
-                <w:rFonts w:ascii="Calibri" w:cs="Calibri" w:eastAsia="Calibri" w:hAnsi="Calibri"/>
-              </w:rPr>
-              <w:t xml:space="preserve">WRITE it on the lines below  ·  SAY it aloud and record it (audio or video)  ·  DRAW and label a diagram that makes the argument  ·  BUILD a model or artifact and caption its claim, evidence, and reasoning.</w:t>
-            </w:r>
-          </w:p>
-          <w:p>
-            <w:pPr>
-              <w:spacing w:after="40"/>
-            </w:pPr>
-            <w:r>
-              <w:rPr>
-                <w:b w:val="false"/>
-                <w:bCs w:val="false"/>
-                <w:i w:val="false"/>
-                <w:iCs w:val="false"/>
-                <w:color w:val="1A1A1A"/>
-                <w:sz w:val="33"/>
-                <w:szCs w:val="33"/>
-                <w:caps w:val="false"/>
-                <w:rFonts w:ascii="Calibri" w:cs="Calibri" w:eastAsia="Calibri" w:hAnsi="Calibri"/>
-              </w:rPr>
-              <w:t xml:space="preserve">You may ask for a word processor, speech-to-text, a scribe, or a sentence/argument frame — these change how you produce, not the standard you meet.</w:t>
-            </w:r>
-          </w:p>
-        </w:tc>
-      </w:tr>
-    </w:tbl>
-    <w:tbl>
-      <w:tblPr>
-        <w:tblW w:type="dxa" w:w="9648"/>
-        <w:tblBorders>
-          <w:top w:val="single" w:color="auto" w:sz="4"/>
-          <w:left w:val="single" w:color="auto" w:sz="4"/>
-          <w:bottom w:val="single" w:color="auto" w:sz="4"/>
-          <w:right w:val="single" w:color="auto" w:sz="4"/>
-          <w:insideH w:val="single" w:color="auto" w:sz="4"/>
-          <w:insideV w:val="single" w:color="auto" w:sz="4"/>
-        </w:tblBorders>
-      </w:tblPr>
-      <w:tblGrid>
         <w:gridCol w:w="2200"/>
         <w:gridCol w:w="7448"/>
       </w:tblGrid>
@@ -48682,230 +47619,6 @@
                 <w:rFonts w:ascii="Calibri" w:cs="Calibri" w:eastAsia="Calibri" w:hAnsi="Calibri"/>
               </w:rPr>
               <w:t xml:space="preserve">Before submitting: Is my claim defensible? Do I have TWO specific pieces of evidence? Does my reasoning explain HOW the evidence proves the claim?</w:t>
-            </w:r>
-          </w:p>
-        </w:tc>
-      </w:tr>
-    </w:tbl>
-    <w:tbl>
-      <w:tblPr>
-        <w:tblW w:type="dxa" w:w="9648"/>
-        <w:tblBorders>
-          <w:top w:val="single" w:color="auto" w:sz="4"/>
-          <w:left w:val="single" w:color="auto" w:sz="4"/>
-          <w:bottom w:val="single" w:color="auto" w:sz="4"/>
-          <w:right w:val="single" w:color="auto" w:sz="4"/>
-          <w:insideH w:val="single" w:color="auto" w:sz="4"/>
-          <w:insideV w:val="single" w:color="auto" w:sz="4"/>
-        </w:tblBorders>
-      </w:tblPr>
-      <w:tblGrid>
-        <w:gridCol w:w="9648"/>
-      </w:tblGrid>
-      <w:tr>
-        <w:tc>
-          <w:tcPr>
-            <w:tcW w:type="dxa" w:w="9648"/>
-            <w:tcBorders>
-              <w:top w:val="single" w:color="D9D5C8" w:sz="4"/>
-              <w:left w:val="single" w:color="D9D5C8" w:sz="4"/>
-              <w:bottom w:val="single" w:color="D9D5C8" w:sz="4"/>
-              <w:right w:val="single" w:color="D9D5C8" w:sz="4"/>
-            </w:tcBorders>
-            <w:shd w:fill="F7F5EF" w:color="auto" w:val="clear"/>
-            <w:tcMar>
-              <w:top w:type="dxa" w:w="55"/>
-              <w:left w:type="dxa" w:w="110"/>
-              <w:bottom w:type="dxa" w:w="55"/>
-              <w:right w:type="dxa" w:w="110"/>
-            </w:tcMar>
-          </w:tcPr>
-          <w:p>
-            <w:pPr>
-              <w:spacing w:after="60"/>
-            </w:pPr>
-            <w:r>
-              <w:rPr>
-                <w:b/>
-                <w:bCs/>
-                <w:i w:val="false"/>
-                <w:iCs w:val="false"/>
-                <w:color w:val="1B2A4A"/>
-                <w:sz w:val="32"/>
-                <w:szCs w:val="32"/>
-                <w:caps w:val="false"/>
-                <w:rFonts w:ascii="Calibri" w:cs="Calibri" w:eastAsia="Calibri" w:hAnsi="Calibri"/>
-              </w:rPr>
-              <w:t xml:space="preserve">CHOICE &amp; VOICE — you decide how to go deeper (pick ONE)</w:t>
-            </w:r>
-          </w:p>
-          <w:p>
-            <w:pPr>
-              <w:spacing w:after="40"/>
-            </w:pPr>
-            <w:r>
-              <w:rPr>
-                <w:b w:val="false"/>
-                <w:bCs w:val="false"/>
-                <w:i w:val="false"/>
-                <w:iCs w:val="false"/>
-                <w:color w:val="1A1A1A"/>
-                <w:sz w:val="33"/>
-                <w:szCs w:val="33"/>
-                <w:caps w:val="false"/>
-                <w:rFonts w:ascii="Calibri" w:cs="Calibri" w:eastAsia="Calibri" w:hAnsi="Calibri"/>
-              </w:rPr>
-              <w:t xml:space="preserve">You choose your path to show this standard — every option meets the same target:</w:t>
-            </w:r>
-          </w:p>
-          <w:p>
-            <w:pPr>
-              <w:spacing w:after="40"/>
-            </w:pPr>
-            <w:r>
-              <w:rPr>
-                <w:b w:val="false"/>
-                <w:bCs w:val="false"/>
-                <w:i w:val="false"/>
-                <w:iCs w:val="false"/>
-                <w:color w:val="1A1A1A"/>
-                <w:sz w:val="33"/>
-                <w:szCs w:val="33"/>
-                <w:caps w:val="false"/>
-                <w:rFonts w:ascii="Calibri" w:cs="Calibri" w:eastAsia="Calibri" w:hAnsi="Calibri"/>
-              </w:rPr>
-              <w:t xml:space="preserve">DEFEND a term: pick the vocabulary word you think matters most and argue why in 2–3 sentences.  ·  CONNECT it: pick a current event, your community, or your own life and explain how this standard shows up there.  ·  TAKE A SIDE: pick one debatable question from this standard and argue your position with evidence.</w:t>
-            </w:r>
-          </w:p>
-          <w:p>
-            <w:pPr>
-              <w:spacing w:after="40"/>
-            </w:pPr>
-            <w:r>
-              <w:rPr>
-                <w:b w:val="false"/>
-                <w:bCs w:val="false"/>
-                <w:i w:val="false"/>
-                <w:iCs w:val="false"/>
-                <w:color w:val="1A1A1A"/>
-                <w:sz w:val="33"/>
-                <w:szCs w:val="33"/>
-                <w:caps w:val="false"/>
-                <w:rFonts w:ascii="Calibri" w:cs="Calibri" w:eastAsia="Calibri" w:hAnsi="Calibri"/>
-              </w:rPr>
-              <w:t xml:space="preserve">Your pick is yours — bring what matters to you into the work.</w:t>
-            </w:r>
-          </w:p>
-        </w:tc>
-      </w:tr>
-    </w:tbl>
-    <w:tbl>
-      <w:tblPr>
-        <w:tblW w:type="dxa" w:w="9648"/>
-        <w:tblBorders>
-          <w:top w:val="single" w:color="auto" w:sz="4"/>
-          <w:left w:val="single" w:color="auto" w:sz="4"/>
-          <w:bottom w:val="single" w:color="auto" w:sz="4"/>
-          <w:right w:val="single" w:color="auto" w:sz="4"/>
-          <w:insideH w:val="single" w:color="auto" w:sz="4"/>
-          <w:insideV w:val="single" w:color="auto" w:sz="4"/>
-        </w:tblBorders>
-      </w:tblPr>
-      <w:tblGrid>
-        <w:gridCol w:w="9648"/>
-      </w:tblGrid>
-      <w:tr>
-        <w:tc>
-          <w:tcPr>
-            <w:tcW w:type="dxa" w:w="9648"/>
-            <w:tcBorders>
-              <w:top w:val="single" w:color="D9D5C8" w:sz="4"/>
-              <w:left w:val="single" w:color="D9D5C8" w:sz="4"/>
-              <w:bottom w:val="single" w:color="D9D5C8" w:sz="4"/>
-              <w:right w:val="single" w:color="D9D5C8" w:sz="4"/>
-            </w:tcBorders>
-            <w:shd w:fill="F7F5EF" w:color="auto" w:val="clear"/>
-            <w:tcMar>
-              <w:top w:type="dxa" w:w="55"/>
-              <w:left w:type="dxa" w:w="110"/>
-              <w:bottom w:type="dxa" w:w="55"/>
-              <w:right w:type="dxa" w:w="110"/>
-            </w:tcMar>
-          </w:tcPr>
-          <w:p>
-            <w:pPr>
-              <w:spacing w:after="60"/>
-            </w:pPr>
-            <w:r>
-              <w:rPr>
-                <w:b/>
-                <w:bCs/>
-                <w:i w:val="false"/>
-                <w:iCs w:val="false"/>
-                <w:color w:val="1B2A4A"/>
-                <w:sz w:val="32"/>
-                <w:szCs w:val="32"/>
-                <w:caps w:val="false"/>
-                <w:rFonts w:ascii="Calibri" w:cs="Calibri" w:eastAsia="Calibri" w:hAnsi="Calibri"/>
-              </w:rPr>
-              <w:t xml:space="preserve">REFLECT &amp; CONNECT — how your thinking grew, and whose view you weighed</w:t>
-            </w:r>
-          </w:p>
-          <w:p>
-            <w:pPr>
-              <w:spacing w:after="40"/>
-            </w:pPr>
-            <w:r>
-              <w:rPr>
-                <w:b w:val="false"/>
-                <w:bCs w:val="false"/>
-                <w:i w:val="false"/>
-                <w:iCs w:val="false"/>
-                <w:color w:val="1A1A1A"/>
-                <w:sz w:val="33"/>
-                <w:szCs w:val="33"/>
-                <w:caps w:val="false"/>
-                <w:rFonts w:ascii="Calibri" w:cs="Calibri" w:eastAsia="Calibri" w:hAnsi="Calibri"/>
-              </w:rPr>
-              <w:t xml:space="preserve">Reflect (self-awareness): What did you believe about this topic BEFORE, and what changed AFTER? Name one thing to revisit.</w:t>
-            </w:r>
-          </w:p>
-          <w:p>
-            <w:pPr>
-              <w:spacing w:after="40"/>
-            </w:pPr>
-            <w:r>
-              <w:rPr>
-                <w:b w:val="false"/>
-                <w:bCs w:val="false"/>
-                <w:i w:val="false"/>
-                <w:iCs w:val="false"/>
-                <w:color w:val="1A1A1A"/>
-                <w:sz w:val="33"/>
-                <w:szCs w:val="33"/>
-                <w:caps w:val="false"/>
-                <w:rFonts w:ascii="Calibri" w:cs="Calibri" w:eastAsia="Calibri" w:hAnsi="Calibri"/>
-              </w:rPr>
-              <w:t xml:space="preserve">Consider another view (empathy): Name one person or group who might see this standard differently than you. State their view fairly in one sentence — even if you disagree.</w:t>
-            </w:r>
-          </w:p>
-          <w:p>
-            <w:pPr>
-              <w:spacing w:after="40"/>
-            </w:pPr>
-            <w:r>
-              <w:rPr>
-                <w:b w:val="false"/>
-                <w:bCs w:val="false"/>
-                <w:i w:val="false"/>
-                <w:iCs w:val="false"/>
-                <w:color w:val="1A1A1A"/>
-                <w:sz w:val="33"/>
-                <w:szCs w:val="33"/>
-                <w:caps w:val="false"/>
-                <w:rFonts w:ascii="Calibri" w:cs="Calibri" w:eastAsia="Calibri" w:hAnsi="Calibri"/>
-              </w:rPr>
-              <w:t xml:space="preserve">Norm (restorative): we critique ideas, not people; we assume good faith; we make room for every voice.</w:t>
             </w:r>
           </w:p>
         </w:tc>

--- a/courses/foundations-constitutional-government/BUILD/unit4/deliverables/Unit4_Student_Workbook_CourseStandard_LargePrint.docx
+++ b/courses/foundations-constitutional-government/BUILD/unit4/deliverables/Unit4_Student_Workbook_CourseStandard_LargePrint.docx
@@ -18322,6 +18322,457 @@
     </w:tbl>
     <w:p>
       <w:pPr>
+        <w:pStyle w:val="Heading2"/>
+        <w:keepNext/>
+        <w:pageBreakBefore/>
+        <w:spacing w:before="150" w:after="90"/>
+      </w:pPr>
+      <w:r>
+        <w:rPr>
+          <w:b/>
+          <w:bCs/>
+          <w:i w:val="false"/>
+          <w:iCs w:val="false"/>
+          <w:color w:val="1B2A4A"/>
+          <w:sz w:val="42"/>
+          <w:szCs w:val="42"/>
+          <w:caps w:val="false"/>
+          <w:rFonts w:ascii="Calibri" w:cs="Calibri" w:eastAsia="Calibri" w:hAnsi="Calibri"/>
+        </w:rPr>
+        <w:t xml:space="preserve">UDL Access, Choice &amp; Reflection — GC.16</w:t>
+      </w:r>
+    </w:p>
+    <w:tbl>
+      <w:tblPr>
+        <w:tblW w:type="dxa" w:w="9648"/>
+        <w:tblBorders>
+          <w:top w:val="single" w:color="auto" w:sz="4"/>
+          <w:left w:val="single" w:color="auto" w:sz="4"/>
+          <w:bottom w:val="single" w:color="auto" w:sz="4"/>
+          <w:right w:val="single" w:color="auto" w:sz="4"/>
+          <w:insideH w:val="single" w:color="auto" w:sz="4"/>
+          <w:insideV w:val="single" w:color="auto" w:sz="4"/>
+        </w:tblBorders>
+      </w:tblPr>
+      <w:tblGrid>
+        <w:gridCol w:w="9648"/>
+      </w:tblGrid>
+      <w:tr>
+        <w:tc>
+          <w:tcPr>
+            <w:tcW w:type="dxa" w:w="9648"/>
+            <w:tcBorders>
+              <w:top w:val="single" w:color="D9D5C8" w:sz="4"/>
+              <w:left w:val="single" w:color="D9D5C8" w:sz="4"/>
+              <w:bottom w:val="single" w:color="D9D5C8" w:sz="4"/>
+              <w:right w:val="single" w:color="D9D5C8" w:sz="4"/>
+            </w:tcBorders>
+            <w:shd w:fill="F7F5EF" w:color="auto" w:val="clear"/>
+            <w:tcMar>
+              <w:top w:type="dxa" w:w="55"/>
+              <w:left w:type="dxa" w:w="110"/>
+              <w:bottom w:type="dxa" w:w="55"/>
+              <w:right w:type="dxa" w:w="110"/>
+            </w:tcMar>
+          </w:tcPr>
+          <w:p>
+            <w:pPr>
+              <w:spacing w:after="60"/>
+            </w:pPr>
+            <w:r>
+              <w:rPr>
+                <w:b/>
+                <w:bCs/>
+                <w:i w:val="false"/>
+                <w:iCs w:val="false"/>
+                <w:color w:val="1B2A4A"/>
+                <w:sz w:val="32"/>
+                <w:szCs w:val="32"/>
+                <w:caps w:val="false"/>
+                <w:rFonts w:ascii="Calibri" w:cs="Calibri" w:eastAsia="Calibri" w:hAnsi="Calibri"/>
+              </w:rPr>
+              <w:t xml:space="preserve">UDL ACCESS &amp; MTSS SUPPORT (this standard)</w:t>
+            </w:r>
+          </w:p>
+          <w:p>
+            <w:pPr>
+              <w:spacing w:after="40"/>
+            </w:pPr>
+            <w:r>
+              <w:rPr>
+                <w:b w:val="false"/>
+                <w:bCs w:val="false"/>
+                <w:i w:val="false"/>
+                <w:iCs w:val="false"/>
+                <w:color w:val="1A1A1A"/>
+                <w:sz w:val="33"/>
+                <w:szCs w:val="33"/>
+                <w:caps w:val="false"/>
+                <w:rFonts w:ascii="Calibri" w:cs="Calibri" w:eastAsia="Calibri" w:hAnsi="Calibri"/>
+              </w:rPr>
+              <w:t xml:space="preserve">UDL 3.0 (CAST, 2024): read-aloud on request · key terms glossed (EN/ES) · respond in writing, speech, or a labeled diagram · large-print &amp; screen-reader friendly. Same learning target for everyone; supports vary the means, not the ceiling.</w:t>
+            </w:r>
+          </w:p>
+          <w:p>
+            <w:pPr>
+              <w:spacing w:after="40"/>
+            </w:pPr>
+            <w:r>
+              <w:rPr>
+                <w:b w:val="false"/>
+                <w:bCs w:val="false"/>
+                <w:i w:val="false"/>
+                <w:iCs w:val="false"/>
+                <w:color w:val="1A1A1A"/>
+                <w:sz w:val="33"/>
+                <w:szCs w:val="33"/>
+                <w:caps w:val="false"/>
+                <w:rFonts w:ascii="Calibri" w:cs="Calibri" w:eastAsia="Calibri" w:hAnsi="Calibri"/>
+              </w:rPr>
+              <w:t xml:space="preserve">MTSS: Tier 1 — this core lesson for all · Tier 2 — small-group reteach of this standard using its Cornell cues + graphic organizer, then re-check · Tier 3 — intensive 1:1 with concrete→representational→abstract scaffolding, progress-monitored to the same standard.</w:t>
+            </w:r>
+          </w:p>
+        </w:tc>
+      </w:tr>
+    </w:tbl>
+    <w:tbl>
+      <w:tblPr>
+        <w:tblW w:type="dxa" w:w="9648"/>
+        <w:tblBorders>
+          <w:top w:val="single" w:color="auto" w:sz="4"/>
+          <w:left w:val="single" w:color="auto" w:sz="4"/>
+          <w:bottom w:val="single" w:color="auto" w:sz="4"/>
+          <w:right w:val="single" w:color="auto" w:sz="4"/>
+          <w:insideH w:val="single" w:color="auto" w:sz="4"/>
+          <w:insideV w:val="single" w:color="auto" w:sz="4"/>
+        </w:tblBorders>
+      </w:tblPr>
+      <w:tblGrid>
+        <w:gridCol w:w="9648"/>
+      </w:tblGrid>
+      <w:tr>
+        <w:tc>
+          <w:tcPr>
+            <w:tcW w:type="dxa" w:w="9648"/>
+            <w:tcBorders>
+              <w:top w:val="single" w:color="D9D5C8" w:sz="4"/>
+              <w:left w:val="single" w:color="D9D5C8" w:sz="4"/>
+              <w:bottom w:val="single" w:color="D9D5C8" w:sz="4"/>
+              <w:right w:val="single" w:color="D9D5C8" w:sz="4"/>
+            </w:tcBorders>
+            <w:shd w:fill="F7F5EF" w:color="auto" w:val="clear"/>
+            <w:tcMar>
+              <w:top w:type="dxa" w:w="55"/>
+              <w:left w:type="dxa" w:w="110"/>
+              <w:bottom w:type="dxa" w:w="55"/>
+              <w:right w:type="dxa" w:w="110"/>
+            </w:tcMar>
+          </w:tcPr>
+          <w:p>
+            <w:pPr>
+              <w:spacing w:after="60"/>
+            </w:pPr>
+            <w:r>
+              <w:rPr>
+                <w:b/>
+                <w:bCs/>
+                <w:i w:val="false"/>
+                <w:iCs w:val="false"/>
+                <w:color w:val="1B2A4A"/>
+                <w:sz w:val="32"/>
+                <w:szCs w:val="32"/>
+                <w:caps w:val="false"/>
+                <w:rFonts w:ascii="Calibri" w:cs="Calibri" w:eastAsia="Calibri" w:hAnsi="Calibri"/>
+              </w:rPr>
+              <w:t xml:space="preserve">SHOW WHAT YOU KNOW — YOUR WAY (same CER rubric, same standard)</w:t>
+            </w:r>
+          </w:p>
+          <w:p>
+            <w:pPr>
+              <w:spacing w:after="40"/>
+            </w:pPr>
+            <w:r>
+              <w:rPr>
+                <w:b w:val="false"/>
+                <w:bCs w:val="false"/>
+                <w:i w:val="false"/>
+                <w:iCs w:val="false"/>
+                <w:color w:val="1A1A1A"/>
+                <w:sz w:val="33"/>
+                <w:szCs w:val="33"/>
+                <w:caps w:val="false"/>
+                <w:rFonts w:ascii="Calibri" w:cs="Calibri" w:eastAsia="Calibri" w:hAnsi="Calibri"/>
+              </w:rPr>
+              <w:t xml:space="preserve">Build your Claim–Evidence–Reasoning in whichever mode lets you think best — the standard and the CER rubric are identical for every mode; the mode changes how you SHOW it, never what you are held to:</w:t>
+            </w:r>
+          </w:p>
+          <w:p>
+            <w:pPr>
+              <w:spacing w:after="40"/>
+            </w:pPr>
+            <w:r>
+              <w:rPr>
+                <w:b w:val="false"/>
+                <w:bCs w:val="false"/>
+                <w:i w:val="false"/>
+                <w:iCs w:val="false"/>
+                <w:color w:val="1A1A1A"/>
+                <w:sz w:val="33"/>
+                <w:szCs w:val="33"/>
+                <w:caps w:val="false"/>
+                <w:rFonts w:ascii="Calibri" w:cs="Calibri" w:eastAsia="Calibri" w:hAnsi="Calibri"/>
+              </w:rPr>
+              <w:t xml:space="preserve">WRITE it  ·  SAY it aloud and record it (audio or video)  ·  DRAW and label a diagram that makes the argument  ·  BUILD a model or artifact and caption its claim, evidence, and reasoning.</w:t>
+            </w:r>
+          </w:p>
+          <w:p>
+            <w:pPr>
+              <w:spacing w:after="40"/>
+            </w:pPr>
+            <w:r>
+              <w:rPr>
+                <w:b w:val="false"/>
+                <w:bCs w:val="false"/>
+                <w:i w:val="false"/>
+                <w:iCs w:val="false"/>
+                <w:color w:val="1A1A1A"/>
+                <w:sz w:val="33"/>
+                <w:szCs w:val="33"/>
+                <w:caps w:val="false"/>
+                <w:rFonts w:ascii="Calibri" w:cs="Calibri" w:eastAsia="Calibri" w:hAnsi="Calibri"/>
+              </w:rPr>
+              <w:t xml:space="preserve">You may ask for a word processor, speech-to-text, a scribe, or a sentence/argument frame — these change how you produce, not the standard you meet.</w:t>
+            </w:r>
+          </w:p>
+        </w:tc>
+      </w:tr>
+    </w:tbl>
+    <w:tbl>
+      <w:tblPr>
+        <w:tblW w:type="dxa" w:w="9648"/>
+        <w:tblBorders>
+          <w:top w:val="single" w:color="auto" w:sz="4"/>
+          <w:left w:val="single" w:color="auto" w:sz="4"/>
+          <w:bottom w:val="single" w:color="auto" w:sz="4"/>
+          <w:right w:val="single" w:color="auto" w:sz="4"/>
+          <w:insideH w:val="single" w:color="auto" w:sz="4"/>
+          <w:insideV w:val="single" w:color="auto" w:sz="4"/>
+        </w:tblBorders>
+      </w:tblPr>
+      <w:tblGrid>
+        <w:gridCol w:w="9648"/>
+      </w:tblGrid>
+      <w:tr>
+        <w:tc>
+          <w:tcPr>
+            <w:tcW w:type="dxa" w:w="9648"/>
+            <w:tcBorders>
+              <w:top w:val="single" w:color="D9D5C8" w:sz="4"/>
+              <w:left w:val="single" w:color="D9D5C8" w:sz="4"/>
+              <w:bottom w:val="single" w:color="D9D5C8" w:sz="4"/>
+              <w:right w:val="single" w:color="D9D5C8" w:sz="4"/>
+            </w:tcBorders>
+            <w:shd w:fill="F7F5EF" w:color="auto" w:val="clear"/>
+            <w:tcMar>
+              <w:top w:type="dxa" w:w="55"/>
+              <w:left w:type="dxa" w:w="110"/>
+              <w:bottom w:type="dxa" w:w="55"/>
+              <w:right w:type="dxa" w:w="110"/>
+            </w:tcMar>
+          </w:tcPr>
+          <w:p>
+            <w:pPr>
+              <w:spacing w:after="60"/>
+            </w:pPr>
+            <w:r>
+              <w:rPr>
+                <w:b/>
+                <w:bCs/>
+                <w:i w:val="false"/>
+                <w:iCs w:val="false"/>
+                <w:color w:val="1B2A4A"/>
+                <w:sz w:val="32"/>
+                <w:szCs w:val="32"/>
+                <w:caps w:val="false"/>
+                <w:rFonts w:ascii="Calibri" w:cs="Calibri" w:eastAsia="Calibri" w:hAnsi="Calibri"/>
+              </w:rPr>
+              <w:t xml:space="preserve">CHOICE &amp; VOICE — you decide how to go deeper (pick ONE)</w:t>
+            </w:r>
+          </w:p>
+          <w:p>
+            <w:pPr>
+              <w:spacing w:after="40"/>
+            </w:pPr>
+            <w:r>
+              <w:rPr>
+                <w:b w:val="false"/>
+                <w:bCs w:val="false"/>
+                <w:i w:val="false"/>
+                <w:iCs w:val="false"/>
+                <w:color w:val="1A1A1A"/>
+                <w:sz w:val="33"/>
+                <w:szCs w:val="33"/>
+                <w:caps w:val="false"/>
+                <w:rFonts w:ascii="Calibri" w:cs="Calibri" w:eastAsia="Calibri" w:hAnsi="Calibri"/>
+              </w:rPr>
+              <w:t xml:space="preserve">You choose your path to show this standard — every option meets the same target:</w:t>
+            </w:r>
+          </w:p>
+          <w:p>
+            <w:pPr>
+              <w:spacing w:after="40"/>
+            </w:pPr>
+            <w:r>
+              <w:rPr>
+                <w:b w:val="false"/>
+                <w:bCs w:val="false"/>
+                <w:i w:val="false"/>
+                <w:iCs w:val="false"/>
+                <w:color w:val="1A1A1A"/>
+                <w:sz w:val="33"/>
+                <w:szCs w:val="33"/>
+                <w:caps w:val="false"/>
+                <w:rFonts w:ascii="Calibri" w:cs="Calibri" w:eastAsia="Calibri" w:hAnsi="Calibri"/>
+              </w:rPr>
+              <w:t xml:space="preserve">DEFEND a term: pick the vocabulary word that matters most and argue why in 2–3 sentences.  ·  CONNECT it: pick a current event, your community, or your own life and explain how this standard shows up there.  ·  TAKE A SIDE: pick one debatable question and argue your position with evidence.</w:t>
+            </w:r>
+          </w:p>
+          <w:p>
+            <w:pPr>
+              <w:spacing w:after="40"/>
+            </w:pPr>
+            <w:r>
+              <w:rPr>
+                <w:b w:val="false"/>
+                <w:bCs w:val="false"/>
+                <w:i w:val="false"/>
+                <w:iCs w:val="false"/>
+                <w:color w:val="1A1A1A"/>
+                <w:sz w:val="33"/>
+                <w:szCs w:val="33"/>
+                <w:caps w:val="false"/>
+                <w:rFonts w:ascii="Calibri" w:cs="Calibri" w:eastAsia="Calibri" w:hAnsi="Calibri"/>
+              </w:rPr>
+              <w:t xml:space="preserve">Your pick is yours — bring what matters to you into the work.</w:t>
+            </w:r>
+          </w:p>
+        </w:tc>
+      </w:tr>
+    </w:tbl>
+    <w:tbl>
+      <w:tblPr>
+        <w:tblW w:type="dxa" w:w="9648"/>
+        <w:tblBorders>
+          <w:top w:val="single" w:color="auto" w:sz="4"/>
+          <w:left w:val="single" w:color="auto" w:sz="4"/>
+          <w:bottom w:val="single" w:color="auto" w:sz="4"/>
+          <w:right w:val="single" w:color="auto" w:sz="4"/>
+          <w:insideH w:val="single" w:color="auto" w:sz="4"/>
+          <w:insideV w:val="single" w:color="auto" w:sz="4"/>
+        </w:tblBorders>
+      </w:tblPr>
+      <w:tblGrid>
+        <w:gridCol w:w="9648"/>
+      </w:tblGrid>
+      <w:tr>
+        <w:tc>
+          <w:tcPr>
+            <w:tcW w:type="dxa" w:w="9648"/>
+            <w:tcBorders>
+              <w:top w:val="single" w:color="D9D5C8" w:sz="4"/>
+              <w:left w:val="single" w:color="D9D5C8" w:sz="4"/>
+              <w:bottom w:val="single" w:color="D9D5C8" w:sz="4"/>
+              <w:right w:val="single" w:color="D9D5C8" w:sz="4"/>
+            </w:tcBorders>
+            <w:shd w:fill="F7F5EF" w:color="auto" w:val="clear"/>
+            <w:tcMar>
+              <w:top w:type="dxa" w:w="55"/>
+              <w:left w:type="dxa" w:w="110"/>
+              <w:bottom w:type="dxa" w:w="55"/>
+              <w:right w:type="dxa" w:w="110"/>
+            </w:tcMar>
+          </w:tcPr>
+          <w:p>
+            <w:pPr>
+              <w:spacing w:after="60"/>
+            </w:pPr>
+            <w:r>
+              <w:rPr>
+                <w:b/>
+                <w:bCs/>
+                <w:i w:val="false"/>
+                <w:iCs w:val="false"/>
+                <w:color w:val="1B2A4A"/>
+                <w:sz w:val="32"/>
+                <w:szCs w:val="32"/>
+                <w:caps w:val="false"/>
+                <w:rFonts w:ascii="Calibri" w:cs="Calibri" w:eastAsia="Calibri" w:hAnsi="Calibri"/>
+              </w:rPr>
+              <w:t xml:space="preserve">REFLECT &amp; CONNECT — how your thinking grew, and whose view you weighed</w:t>
+            </w:r>
+          </w:p>
+          <w:p>
+            <w:pPr>
+              <w:spacing w:after="40"/>
+            </w:pPr>
+            <w:r>
+              <w:rPr>
+                <w:b w:val="false"/>
+                <w:bCs w:val="false"/>
+                <w:i w:val="false"/>
+                <w:iCs w:val="false"/>
+                <w:color w:val="1A1A1A"/>
+                <w:sz w:val="33"/>
+                <w:szCs w:val="33"/>
+                <w:caps w:val="false"/>
+                <w:rFonts w:ascii="Calibri" w:cs="Calibri" w:eastAsia="Calibri" w:hAnsi="Calibri"/>
+              </w:rPr>
+              <w:t xml:space="preserve">Reflect (self-awareness): What did you believe about this topic BEFORE, and what changed AFTER? Name one thing to revisit.</w:t>
+            </w:r>
+          </w:p>
+          <w:p>
+            <w:pPr>
+              <w:spacing w:after="40"/>
+            </w:pPr>
+            <w:r>
+              <w:rPr>
+                <w:b w:val="false"/>
+                <w:bCs w:val="false"/>
+                <w:i w:val="false"/>
+                <w:iCs w:val="false"/>
+                <w:color w:val="1A1A1A"/>
+                <w:sz w:val="33"/>
+                <w:szCs w:val="33"/>
+                <w:caps w:val="false"/>
+                <w:rFonts w:ascii="Calibri" w:cs="Calibri" w:eastAsia="Calibri" w:hAnsi="Calibri"/>
+              </w:rPr>
+              <w:t xml:space="preserve">Consider another view (empathy): Name one person or group who might see this standard differently than you; state their view fairly in one sentence — even if you disagree.</w:t>
+            </w:r>
+          </w:p>
+          <w:p>
+            <w:pPr>
+              <w:spacing w:after="40"/>
+            </w:pPr>
+            <w:r>
+              <w:rPr>
+                <w:b w:val="false"/>
+                <w:bCs w:val="false"/>
+                <w:i w:val="false"/>
+                <w:iCs w:val="false"/>
+                <w:color w:val="1A1A1A"/>
+                <w:sz w:val="33"/>
+                <w:szCs w:val="33"/>
+                <w:caps w:val="false"/>
+                <w:rFonts w:ascii="Calibri" w:cs="Calibri" w:eastAsia="Calibri" w:hAnsi="Calibri"/>
+              </w:rPr>
+              <w:t xml:space="preserve">Norm (restorative): we critique ideas, not people; we assume good faith; we make room for every voice.</w:t>
+            </w:r>
+          </w:p>
+        </w:tc>
+      </w:tr>
+    </w:tbl>
+    <w:p>
+      <w:pPr>
         <w:pStyle w:val="Heading1"/>
         <w:keepNext/>
         <w:pageBreakBefore/>
@@ -32974,6 +33425,457 @@
     </w:tbl>
     <w:p>
       <w:pPr>
+        <w:pStyle w:val="Heading2"/>
+        <w:keepNext/>
+        <w:pageBreakBefore/>
+        <w:spacing w:before="150" w:after="90"/>
+      </w:pPr>
+      <w:r>
+        <w:rPr>
+          <w:b/>
+          <w:bCs/>
+          <w:i w:val="false"/>
+          <w:iCs w:val="false"/>
+          <w:color w:val="1B2A4A"/>
+          <w:sz w:val="42"/>
+          <w:szCs w:val="42"/>
+          <w:caps w:val="false"/>
+          <w:rFonts w:ascii="Calibri" w:cs="Calibri" w:eastAsia="Calibri" w:hAnsi="Calibri"/>
+        </w:rPr>
+        <w:t xml:space="preserve">UDL Access, Choice &amp; Reflection — GC.17</w:t>
+      </w:r>
+    </w:p>
+    <w:tbl>
+      <w:tblPr>
+        <w:tblW w:type="dxa" w:w="9648"/>
+        <w:tblBorders>
+          <w:top w:val="single" w:color="auto" w:sz="4"/>
+          <w:left w:val="single" w:color="auto" w:sz="4"/>
+          <w:bottom w:val="single" w:color="auto" w:sz="4"/>
+          <w:right w:val="single" w:color="auto" w:sz="4"/>
+          <w:insideH w:val="single" w:color="auto" w:sz="4"/>
+          <w:insideV w:val="single" w:color="auto" w:sz="4"/>
+        </w:tblBorders>
+      </w:tblPr>
+      <w:tblGrid>
+        <w:gridCol w:w="9648"/>
+      </w:tblGrid>
+      <w:tr>
+        <w:tc>
+          <w:tcPr>
+            <w:tcW w:type="dxa" w:w="9648"/>
+            <w:tcBorders>
+              <w:top w:val="single" w:color="D9D5C8" w:sz="4"/>
+              <w:left w:val="single" w:color="D9D5C8" w:sz="4"/>
+              <w:bottom w:val="single" w:color="D9D5C8" w:sz="4"/>
+              <w:right w:val="single" w:color="D9D5C8" w:sz="4"/>
+            </w:tcBorders>
+            <w:shd w:fill="F7F5EF" w:color="auto" w:val="clear"/>
+            <w:tcMar>
+              <w:top w:type="dxa" w:w="55"/>
+              <w:left w:type="dxa" w:w="110"/>
+              <w:bottom w:type="dxa" w:w="55"/>
+              <w:right w:type="dxa" w:w="110"/>
+            </w:tcMar>
+          </w:tcPr>
+          <w:p>
+            <w:pPr>
+              <w:spacing w:after="60"/>
+            </w:pPr>
+            <w:r>
+              <w:rPr>
+                <w:b/>
+                <w:bCs/>
+                <w:i w:val="false"/>
+                <w:iCs w:val="false"/>
+                <w:color w:val="1B2A4A"/>
+                <w:sz w:val="32"/>
+                <w:szCs w:val="32"/>
+                <w:caps w:val="false"/>
+                <w:rFonts w:ascii="Calibri" w:cs="Calibri" w:eastAsia="Calibri" w:hAnsi="Calibri"/>
+              </w:rPr>
+              <w:t xml:space="preserve">UDL ACCESS &amp; MTSS SUPPORT (this standard)</w:t>
+            </w:r>
+          </w:p>
+          <w:p>
+            <w:pPr>
+              <w:spacing w:after="40"/>
+            </w:pPr>
+            <w:r>
+              <w:rPr>
+                <w:b w:val="false"/>
+                <w:bCs w:val="false"/>
+                <w:i w:val="false"/>
+                <w:iCs w:val="false"/>
+                <w:color w:val="1A1A1A"/>
+                <w:sz w:val="33"/>
+                <w:szCs w:val="33"/>
+                <w:caps w:val="false"/>
+                <w:rFonts w:ascii="Calibri" w:cs="Calibri" w:eastAsia="Calibri" w:hAnsi="Calibri"/>
+              </w:rPr>
+              <w:t xml:space="preserve">UDL 3.0 (CAST, 2024): read-aloud on request · key terms glossed (EN/ES) · respond in writing, speech, or a labeled diagram · large-print &amp; screen-reader friendly. Same learning target for everyone; supports vary the means, not the ceiling.</w:t>
+            </w:r>
+          </w:p>
+          <w:p>
+            <w:pPr>
+              <w:spacing w:after="40"/>
+            </w:pPr>
+            <w:r>
+              <w:rPr>
+                <w:b w:val="false"/>
+                <w:bCs w:val="false"/>
+                <w:i w:val="false"/>
+                <w:iCs w:val="false"/>
+                <w:color w:val="1A1A1A"/>
+                <w:sz w:val="33"/>
+                <w:szCs w:val="33"/>
+                <w:caps w:val="false"/>
+                <w:rFonts w:ascii="Calibri" w:cs="Calibri" w:eastAsia="Calibri" w:hAnsi="Calibri"/>
+              </w:rPr>
+              <w:t xml:space="preserve">MTSS: Tier 1 — this core lesson for all · Tier 2 — small-group reteach of this standard using its Cornell cues + graphic organizer, then re-check · Tier 3 — intensive 1:1 with concrete→representational→abstract scaffolding, progress-monitored to the same standard.</w:t>
+            </w:r>
+          </w:p>
+        </w:tc>
+      </w:tr>
+    </w:tbl>
+    <w:tbl>
+      <w:tblPr>
+        <w:tblW w:type="dxa" w:w="9648"/>
+        <w:tblBorders>
+          <w:top w:val="single" w:color="auto" w:sz="4"/>
+          <w:left w:val="single" w:color="auto" w:sz="4"/>
+          <w:bottom w:val="single" w:color="auto" w:sz="4"/>
+          <w:right w:val="single" w:color="auto" w:sz="4"/>
+          <w:insideH w:val="single" w:color="auto" w:sz="4"/>
+          <w:insideV w:val="single" w:color="auto" w:sz="4"/>
+        </w:tblBorders>
+      </w:tblPr>
+      <w:tblGrid>
+        <w:gridCol w:w="9648"/>
+      </w:tblGrid>
+      <w:tr>
+        <w:tc>
+          <w:tcPr>
+            <w:tcW w:type="dxa" w:w="9648"/>
+            <w:tcBorders>
+              <w:top w:val="single" w:color="D9D5C8" w:sz="4"/>
+              <w:left w:val="single" w:color="D9D5C8" w:sz="4"/>
+              <w:bottom w:val="single" w:color="D9D5C8" w:sz="4"/>
+              <w:right w:val="single" w:color="D9D5C8" w:sz="4"/>
+            </w:tcBorders>
+            <w:shd w:fill="F7F5EF" w:color="auto" w:val="clear"/>
+            <w:tcMar>
+              <w:top w:type="dxa" w:w="55"/>
+              <w:left w:type="dxa" w:w="110"/>
+              <w:bottom w:type="dxa" w:w="55"/>
+              <w:right w:type="dxa" w:w="110"/>
+            </w:tcMar>
+          </w:tcPr>
+          <w:p>
+            <w:pPr>
+              <w:spacing w:after="60"/>
+            </w:pPr>
+            <w:r>
+              <w:rPr>
+                <w:b/>
+                <w:bCs/>
+                <w:i w:val="false"/>
+                <w:iCs w:val="false"/>
+                <w:color w:val="1B2A4A"/>
+                <w:sz w:val="32"/>
+                <w:szCs w:val="32"/>
+                <w:caps w:val="false"/>
+                <w:rFonts w:ascii="Calibri" w:cs="Calibri" w:eastAsia="Calibri" w:hAnsi="Calibri"/>
+              </w:rPr>
+              <w:t xml:space="preserve">SHOW WHAT YOU KNOW — YOUR WAY (same CER rubric, same standard)</w:t>
+            </w:r>
+          </w:p>
+          <w:p>
+            <w:pPr>
+              <w:spacing w:after="40"/>
+            </w:pPr>
+            <w:r>
+              <w:rPr>
+                <w:b w:val="false"/>
+                <w:bCs w:val="false"/>
+                <w:i w:val="false"/>
+                <w:iCs w:val="false"/>
+                <w:color w:val="1A1A1A"/>
+                <w:sz w:val="33"/>
+                <w:szCs w:val="33"/>
+                <w:caps w:val="false"/>
+                <w:rFonts w:ascii="Calibri" w:cs="Calibri" w:eastAsia="Calibri" w:hAnsi="Calibri"/>
+              </w:rPr>
+              <w:t xml:space="preserve">Build your Claim–Evidence–Reasoning in whichever mode lets you think best — the standard and the CER rubric are identical for every mode; the mode changes how you SHOW it, never what you are held to:</w:t>
+            </w:r>
+          </w:p>
+          <w:p>
+            <w:pPr>
+              <w:spacing w:after="40"/>
+            </w:pPr>
+            <w:r>
+              <w:rPr>
+                <w:b w:val="false"/>
+                <w:bCs w:val="false"/>
+                <w:i w:val="false"/>
+                <w:iCs w:val="false"/>
+                <w:color w:val="1A1A1A"/>
+                <w:sz w:val="33"/>
+                <w:szCs w:val="33"/>
+                <w:caps w:val="false"/>
+                <w:rFonts w:ascii="Calibri" w:cs="Calibri" w:eastAsia="Calibri" w:hAnsi="Calibri"/>
+              </w:rPr>
+              <w:t xml:space="preserve">WRITE it  ·  SAY it aloud and record it (audio or video)  ·  DRAW and label a diagram that makes the argument  ·  BUILD a model or artifact and caption its claim, evidence, and reasoning.</w:t>
+            </w:r>
+          </w:p>
+          <w:p>
+            <w:pPr>
+              <w:spacing w:after="40"/>
+            </w:pPr>
+            <w:r>
+              <w:rPr>
+                <w:b w:val="false"/>
+                <w:bCs w:val="false"/>
+                <w:i w:val="false"/>
+                <w:iCs w:val="false"/>
+                <w:color w:val="1A1A1A"/>
+                <w:sz w:val="33"/>
+                <w:szCs w:val="33"/>
+                <w:caps w:val="false"/>
+                <w:rFonts w:ascii="Calibri" w:cs="Calibri" w:eastAsia="Calibri" w:hAnsi="Calibri"/>
+              </w:rPr>
+              <w:t xml:space="preserve">You may ask for a word processor, speech-to-text, a scribe, or a sentence/argument frame — these change how you produce, not the standard you meet.</w:t>
+            </w:r>
+          </w:p>
+        </w:tc>
+      </w:tr>
+    </w:tbl>
+    <w:tbl>
+      <w:tblPr>
+        <w:tblW w:type="dxa" w:w="9648"/>
+        <w:tblBorders>
+          <w:top w:val="single" w:color="auto" w:sz="4"/>
+          <w:left w:val="single" w:color="auto" w:sz="4"/>
+          <w:bottom w:val="single" w:color="auto" w:sz="4"/>
+          <w:right w:val="single" w:color="auto" w:sz="4"/>
+          <w:insideH w:val="single" w:color="auto" w:sz="4"/>
+          <w:insideV w:val="single" w:color="auto" w:sz="4"/>
+        </w:tblBorders>
+      </w:tblPr>
+      <w:tblGrid>
+        <w:gridCol w:w="9648"/>
+      </w:tblGrid>
+      <w:tr>
+        <w:tc>
+          <w:tcPr>
+            <w:tcW w:type="dxa" w:w="9648"/>
+            <w:tcBorders>
+              <w:top w:val="single" w:color="D9D5C8" w:sz="4"/>
+              <w:left w:val="single" w:color="D9D5C8" w:sz="4"/>
+              <w:bottom w:val="single" w:color="D9D5C8" w:sz="4"/>
+              <w:right w:val="single" w:color="D9D5C8" w:sz="4"/>
+            </w:tcBorders>
+            <w:shd w:fill="F7F5EF" w:color="auto" w:val="clear"/>
+            <w:tcMar>
+              <w:top w:type="dxa" w:w="55"/>
+              <w:left w:type="dxa" w:w="110"/>
+              <w:bottom w:type="dxa" w:w="55"/>
+              <w:right w:type="dxa" w:w="110"/>
+            </w:tcMar>
+          </w:tcPr>
+          <w:p>
+            <w:pPr>
+              <w:spacing w:after="60"/>
+            </w:pPr>
+            <w:r>
+              <w:rPr>
+                <w:b/>
+                <w:bCs/>
+                <w:i w:val="false"/>
+                <w:iCs w:val="false"/>
+                <w:color w:val="1B2A4A"/>
+                <w:sz w:val="32"/>
+                <w:szCs w:val="32"/>
+                <w:caps w:val="false"/>
+                <w:rFonts w:ascii="Calibri" w:cs="Calibri" w:eastAsia="Calibri" w:hAnsi="Calibri"/>
+              </w:rPr>
+              <w:t xml:space="preserve">CHOICE &amp; VOICE — you decide how to go deeper (pick ONE)</w:t>
+            </w:r>
+          </w:p>
+          <w:p>
+            <w:pPr>
+              <w:spacing w:after="40"/>
+            </w:pPr>
+            <w:r>
+              <w:rPr>
+                <w:b w:val="false"/>
+                <w:bCs w:val="false"/>
+                <w:i w:val="false"/>
+                <w:iCs w:val="false"/>
+                <w:color w:val="1A1A1A"/>
+                <w:sz w:val="33"/>
+                <w:szCs w:val="33"/>
+                <w:caps w:val="false"/>
+                <w:rFonts w:ascii="Calibri" w:cs="Calibri" w:eastAsia="Calibri" w:hAnsi="Calibri"/>
+              </w:rPr>
+              <w:t xml:space="preserve">You choose your path to show this standard — every option meets the same target:</w:t>
+            </w:r>
+          </w:p>
+          <w:p>
+            <w:pPr>
+              <w:spacing w:after="40"/>
+            </w:pPr>
+            <w:r>
+              <w:rPr>
+                <w:b w:val="false"/>
+                <w:bCs w:val="false"/>
+                <w:i w:val="false"/>
+                <w:iCs w:val="false"/>
+                <w:color w:val="1A1A1A"/>
+                <w:sz w:val="33"/>
+                <w:szCs w:val="33"/>
+                <w:caps w:val="false"/>
+                <w:rFonts w:ascii="Calibri" w:cs="Calibri" w:eastAsia="Calibri" w:hAnsi="Calibri"/>
+              </w:rPr>
+              <w:t xml:space="preserve">DEFEND a term: pick the vocabulary word that matters most and argue why in 2–3 sentences.  ·  CONNECT it: pick a current event, your community, or your own life and explain how this standard shows up there.  ·  TAKE A SIDE: pick one debatable question and argue your position with evidence.</w:t>
+            </w:r>
+          </w:p>
+          <w:p>
+            <w:pPr>
+              <w:spacing w:after="40"/>
+            </w:pPr>
+            <w:r>
+              <w:rPr>
+                <w:b w:val="false"/>
+                <w:bCs w:val="false"/>
+                <w:i w:val="false"/>
+                <w:iCs w:val="false"/>
+                <w:color w:val="1A1A1A"/>
+                <w:sz w:val="33"/>
+                <w:szCs w:val="33"/>
+                <w:caps w:val="false"/>
+                <w:rFonts w:ascii="Calibri" w:cs="Calibri" w:eastAsia="Calibri" w:hAnsi="Calibri"/>
+              </w:rPr>
+              <w:t xml:space="preserve">Your pick is yours — bring what matters to you into the work.</w:t>
+            </w:r>
+          </w:p>
+        </w:tc>
+      </w:tr>
+    </w:tbl>
+    <w:tbl>
+      <w:tblPr>
+        <w:tblW w:type="dxa" w:w="9648"/>
+        <w:tblBorders>
+          <w:top w:val="single" w:color="auto" w:sz="4"/>
+          <w:left w:val="single" w:color="auto" w:sz="4"/>
+          <w:bottom w:val="single" w:color="auto" w:sz="4"/>
+          <w:right w:val="single" w:color="auto" w:sz="4"/>
+          <w:insideH w:val="single" w:color="auto" w:sz="4"/>
+          <w:insideV w:val="single" w:color="auto" w:sz="4"/>
+        </w:tblBorders>
+      </w:tblPr>
+      <w:tblGrid>
+        <w:gridCol w:w="9648"/>
+      </w:tblGrid>
+      <w:tr>
+        <w:tc>
+          <w:tcPr>
+            <w:tcW w:type="dxa" w:w="9648"/>
+            <w:tcBorders>
+              <w:top w:val="single" w:color="D9D5C8" w:sz="4"/>
+              <w:left w:val="single" w:color="D9D5C8" w:sz="4"/>
+              <w:bottom w:val="single" w:color="D9D5C8" w:sz="4"/>
+              <w:right w:val="single" w:color="D9D5C8" w:sz="4"/>
+            </w:tcBorders>
+            <w:shd w:fill="F7F5EF" w:color="auto" w:val="clear"/>
+            <w:tcMar>
+              <w:top w:type="dxa" w:w="55"/>
+              <w:left w:type="dxa" w:w="110"/>
+              <w:bottom w:type="dxa" w:w="55"/>
+              <w:right w:type="dxa" w:w="110"/>
+            </w:tcMar>
+          </w:tcPr>
+          <w:p>
+            <w:pPr>
+              <w:spacing w:after="60"/>
+            </w:pPr>
+            <w:r>
+              <w:rPr>
+                <w:b/>
+                <w:bCs/>
+                <w:i w:val="false"/>
+                <w:iCs w:val="false"/>
+                <w:color w:val="1B2A4A"/>
+                <w:sz w:val="32"/>
+                <w:szCs w:val="32"/>
+                <w:caps w:val="false"/>
+                <w:rFonts w:ascii="Calibri" w:cs="Calibri" w:eastAsia="Calibri" w:hAnsi="Calibri"/>
+              </w:rPr>
+              <w:t xml:space="preserve">REFLECT &amp; CONNECT — how your thinking grew, and whose view you weighed</w:t>
+            </w:r>
+          </w:p>
+          <w:p>
+            <w:pPr>
+              <w:spacing w:after="40"/>
+            </w:pPr>
+            <w:r>
+              <w:rPr>
+                <w:b w:val="false"/>
+                <w:bCs w:val="false"/>
+                <w:i w:val="false"/>
+                <w:iCs w:val="false"/>
+                <w:color w:val="1A1A1A"/>
+                <w:sz w:val="33"/>
+                <w:szCs w:val="33"/>
+                <w:caps w:val="false"/>
+                <w:rFonts w:ascii="Calibri" w:cs="Calibri" w:eastAsia="Calibri" w:hAnsi="Calibri"/>
+              </w:rPr>
+              <w:t xml:space="preserve">Reflect (self-awareness): What did you believe about this topic BEFORE, and what changed AFTER? Name one thing to revisit.</w:t>
+            </w:r>
+          </w:p>
+          <w:p>
+            <w:pPr>
+              <w:spacing w:after="40"/>
+            </w:pPr>
+            <w:r>
+              <w:rPr>
+                <w:b w:val="false"/>
+                <w:bCs w:val="false"/>
+                <w:i w:val="false"/>
+                <w:iCs w:val="false"/>
+                <w:color w:val="1A1A1A"/>
+                <w:sz w:val="33"/>
+                <w:szCs w:val="33"/>
+                <w:caps w:val="false"/>
+                <w:rFonts w:ascii="Calibri" w:cs="Calibri" w:eastAsia="Calibri" w:hAnsi="Calibri"/>
+              </w:rPr>
+              <w:t xml:space="preserve">Consider another view (empathy): Name one person or group who might see this standard differently than you; state their view fairly in one sentence — even if you disagree.</w:t>
+            </w:r>
+          </w:p>
+          <w:p>
+            <w:pPr>
+              <w:spacing w:after="40"/>
+            </w:pPr>
+            <w:r>
+              <w:rPr>
+                <w:b w:val="false"/>
+                <w:bCs w:val="false"/>
+                <w:i w:val="false"/>
+                <w:iCs w:val="false"/>
+                <w:color w:val="1A1A1A"/>
+                <w:sz w:val="33"/>
+                <w:szCs w:val="33"/>
+                <w:caps w:val="false"/>
+                <w:rFonts w:ascii="Calibri" w:cs="Calibri" w:eastAsia="Calibri" w:hAnsi="Calibri"/>
+              </w:rPr>
+              <w:t xml:space="preserve">Norm (restorative): we critique ideas, not people; we assume good faith; we make room for every voice.</w:t>
+            </w:r>
+          </w:p>
+        </w:tc>
+      </w:tr>
+    </w:tbl>
+    <w:p>
+      <w:pPr>
         <w:pStyle w:val="Heading1"/>
         <w:keepNext/>
         <w:pageBreakBefore/>
@@ -47619,6 +48521,457 @@
                 <w:rFonts w:ascii="Calibri" w:cs="Calibri" w:eastAsia="Calibri" w:hAnsi="Calibri"/>
               </w:rPr>
               <w:t xml:space="preserve">Before submitting: Is my claim defensible? Do I have TWO specific pieces of evidence? Does my reasoning explain HOW the evidence proves the claim?</w:t>
+            </w:r>
+          </w:p>
+        </w:tc>
+      </w:tr>
+    </w:tbl>
+    <w:p>
+      <w:pPr>
+        <w:pStyle w:val="Heading2"/>
+        <w:keepNext/>
+        <w:pageBreakBefore/>
+        <w:spacing w:before="150" w:after="90"/>
+      </w:pPr>
+      <w:r>
+        <w:rPr>
+          <w:b/>
+          <w:bCs/>
+          <w:i w:val="false"/>
+          <w:iCs w:val="false"/>
+          <w:color w:val="1B2A4A"/>
+          <w:sz w:val="42"/>
+          <w:szCs w:val="42"/>
+          <w:caps w:val="false"/>
+          <w:rFonts w:ascii="Calibri" w:cs="Calibri" w:eastAsia="Calibri" w:hAnsi="Calibri"/>
+        </w:rPr>
+        <w:t xml:space="preserve">UDL Access, Choice &amp; Reflection — GC.18</w:t>
+      </w:r>
+    </w:p>
+    <w:tbl>
+      <w:tblPr>
+        <w:tblW w:type="dxa" w:w="9648"/>
+        <w:tblBorders>
+          <w:top w:val="single" w:color="auto" w:sz="4"/>
+          <w:left w:val="single" w:color="auto" w:sz="4"/>
+          <w:bottom w:val="single" w:color="auto" w:sz="4"/>
+          <w:right w:val="single" w:color="auto" w:sz="4"/>
+          <w:insideH w:val="single" w:color="auto" w:sz="4"/>
+          <w:insideV w:val="single" w:color="auto" w:sz="4"/>
+        </w:tblBorders>
+      </w:tblPr>
+      <w:tblGrid>
+        <w:gridCol w:w="9648"/>
+      </w:tblGrid>
+      <w:tr>
+        <w:tc>
+          <w:tcPr>
+            <w:tcW w:type="dxa" w:w="9648"/>
+            <w:tcBorders>
+              <w:top w:val="single" w:color="D9D5C8" w:sz="4"/>
+              <w:left w:val="single" w:color="D9D5C8" w:sz="4"/>
+              <w:bottom w:val="single" w:color="D9D5C8" w:sz="4"/>
+              <w:right w:val="single" w:color="D9D5C8" w:sz="4"/>
+            </w:tcBorders>
+            <w:shd w:fill="F7F5EF" w:color="auto" w:val="clear"/>
+            <w:tcMar>
+              <w:top w:type="dxa" w:w="55"/>
+              <w:left w:type="dxa" w:w="110"/>
+              <w:bottom w:type="dxa" w:w="55"/>
+              <w:right w:type="dxa" w:w="110"/>
+            </w:tcMar>
+          </w:tcPr>
+          <w:p>
+            <w:pPr>
+              <w:spacing w:after="60"/>
+            </w:pPr>
+            <w:r>
+              <w:rPr>
+                <w:b/>
+                <w:bCs/>
+                <w:i w:val="false"/>
+                <w:iCs w:val="false"/>
+                <w:color w:val="1B2A4A"/>
+                <w:sz w:val="32"/>
+                <w:szCs w:val="32"/>
+                <w:caps w:val="false"/>
+                <w:rFonts w:ascii="Calibri" w:cs="Calibri" w:eastAsia="Calibri" w:hAnsi="Calibri"/>
+              </w:rPr>
+              <w:t xml:space="preserve">UDL ACCESS &amp; MTSS SUPPORT (this standard)</w:t>
+            </w:r>
+          </w:p>
+          <w:p>
+            <w:pPr>
+              <w:spacing w:after="40"/>
+            </w:pPr>
+            <w:r>
+              <w:rPr>
+                <w:b w:val="false"/>
+                <w:bCs w:val="false"/>
+                <w:i w:val="false"/>
+                <w:iCs w:val="false"/>
+                <w:color w:val="1A1A1A"/>
+                <w:sz w:val="33"/>
+                <w:szCs w:val="33"/>
+                <w:caps w:val="false"/>
+                <w:rFonts w:ascii="Calibri" w:cs="Calibri" w:eastAsia="Calibri" w:hAnsi="Calibri"/>
+              </w:rPr>
+              <w:t xml:space="preserve">UDL 3.0 (CAST, 2024): read-aloud on request · key terms glossed (EN/ES) · respond in writing, speech, or a labeled diagram · large-print &amp; screen-reader friendly. Same learning target for everyone; supports vary the means, not the ceiling.</w:t>
+            </w:r>
+          </w:p>
+          <w:p>
+            <w:pPr>
+              <w:spacing w:after="40"/>
+            </w:pPr>
+            <w:r>
+              <w:rPr>
+                <w:b w:val="false"/>
+                <w:bCs w:val="false"/>
+                <w:i w:val="false"/>
+                <w:iCs w:val="false"/>
+                <w:color w:val="1A1A1A"/>
+                <w:sz w:val="33"/>
+                <w:szCs w:val="33"/>
+                <w:caps w:val="false"/>
+                <w:rFonts w:ascii="Calibri" w:cs="Calibri" w:eastAsia="Calibri" w:hAnsi="Calibri"/>
+              </w:rPr>
+              <w:t xml:space="preserve">MTSS: Tier 1 — this core lesson for all · Tier 2 — small-group reteach of this standard using its Cornell cues + graphic organizer, then re-check · Tier 3 — intensive 1:1 with concrete→representational→abstract scaffolding, progress-monitored to the same standard.</w:t>
+            </w:r>
+          </w:p>
+        </w:tc>
+      </w:tr>
+    </w:tbl>
+    <w:tbl>
+      <w:tblPr>
+        <w:tblW w:type="dxa" w:w="9648"/>
+        <w:tblBorders>
+          <w:top w:val="single" w:color="auto" w:sz="4"/>
+          <w:left w:val="single" w:color="auto" w:sz="4"/>
+          <w:bottom w:val="single" w:color="auto" w:sz="4"/>
+          <w:right w:val="single" w:color="auto" w:sz="4"/>
+          <w:insideH w:val="single" w:color="auto" w:sz="4"/>
+          <w:insideV w:val="single" w:color="auto" w:sz="4"/>
+        </w:tblBorders>
+      </w:tblPr>
+      <w:tblGrid>
+        <w:gridCol w:w="9648"/>
+      </w:tblGrid>
+      <w:tr>
+        <w:tc>
+          <w:tcPr>
+            <w:tcW w:type="dxa" w:w="9648"/>
+            <w:tcBorders>
+              <w:top w:val="single" w:color="D9D5C8" w:sz="4"/>
+              <w:left w:val="single" w:color="D9D5C8" w:sz="4"/>
+              <w:bottom w:val="single" w:color="D9D5C8" w:sz="4"/>
+              <w:right w:val="single" w:color="D9D5C8" w:sz="4"/>
+            </w:tcBorders>
+            <w:shd w:fill="F7F5EF" w:color="auto" w:val="clear"/>
+            <w:tcMar>
+              <w:top w:type="dxa" w:w="55"/>
+              <w:left w:type="dxa" w:w="110"/>
+              <w:bottom w:type="dxa" w:w="55"/>
+              <w:right w:type="dxa" w:w="110"/>
+            </w:tcMar>
+          </w:tcPr>
+          <w:p>
+            <w:pPr>
+              <w:spacing w:after="60"/>
+            </w:pPr>
+            <w:r>
+              <w:rPr>
+                <w:b/>
+                <w:bCs/>
+                <w:i w:val="false"/>
+                <w:iCs w:val="false"/>
+                <w:color w:val="1B2A4A"/>
+                <w:sz w:val="32"/>
+                <w:szCs w:val="32"/>
+                <w:caps w:val="false"/>
+                <w:rFonts w:ascii="Calibri" w:cs="Calibri" w:eastAsia="Calibri" w:hAnsi="Calibri"/>
+              </w:rPr>
+              <w:t xml:space="preserve">SHOW WHAT YOU KNOW — YOUR WAY (same CER rubric, same standard)</w:t>
+            </w:r>
+          </w:p>
+          <w:p>
+            <w:pPr>
+              <w:spacing w:after="40"/>
+            </w:pPr>
+            <w:r>
+              <w:rPr>
+                <w:b w:val="false"/>
+                <w:bCs w:val="false"/>
+                <w:i w:val="false"/>
+                <w:iCs w:val="false"/>
+                <w:color w:val="1A1A1A"/>
+                <w:sz w:val="33"/>
+                <w:szCs w:val="33"/>
+                <w:caps w:val="false"/>
+                <w:rFonts w:ascii="Calibri" w:cs="Calibri" w:eastAsia="Calibri" w:hAnsi="Calibri"/>
+              </w:rPr>
+              <w:t xml:space="preserve">Build your Claim–Evidence–Reasoning in whichever mode lets you think best — the standard and the CER rubric are identical for every mode; the mode changes how you SHOW it, never what you are held to:</w:t>
+            </w:r>
+          </w:p>
+          <w:p>
+            <w:pPr>
+              <w:spacing w:after="40"/>
+            </w:pPr>
+            <w:r>
+              <w:rPr>
+                <w:b w:val="false"/>
+                <w:bCs w:val="false"/>
+                <w:i w:val="false"/>
+                <w:iCs w:val="false"/>
+                <w:color w:val="1A1A1A"/>
+                <w:sz w:val="33"/>
+                <w:szCs w:val="33"/>
+                <w:caps w:val="false"/>
+                <w:rFonts w:ascii="Calibri" w:cs="Calibri" w:eastAsia="Calibri" w:hAnsi="Calibri"/>
+              </w:rPr>
+              <w:t xml:space="preserve">WRITE it  ·  SAY it aloud and record it (audio or video)  ·  DRAW and label a diagram that makes the argument  ·  BUILD a model or artifact and caption its claim, evidence, and reasoning.</w:t>
+            </w:r>
+          </w:p>
+          <w:p>
+            <w:pPr>
+              <w:spacing w:after="40"/>
+            </w:pPr>
+            <w:r>
+              <w:rPr>
+                <w:b w:val="false"/>
+                <w:bCs w:val="false"/>
+                <w:i w:val="false"/>
+                <w:iCs w:val="false"/>
+                <w:color w:val="1A1A1A"/>
+                <w:sz w:val="33"/>
+                <w:szCs w:val="33"/>
+                <w:caps w:val="false"/>
+                <w:rFonts w:ascii="Calibri" w:cs="Calibri" w:eastAsia="Calibri" w:hAnsi="Calibri"/>
+              </w:rPr>
+              <w:t xml:space="preserve">You may ask for a word processor, speech-to-text, a scribe, or a sentence/argument frame — these change how you produce, not the standard you meet.</w:t>
+            </w:r>
+          </w:p>
+        </w:tc>
+      </w:tr>
+    </w:tbl>
+    <w:tbl>
+      <w:tblPr>
+        <w:tblW w:type="dxa" w:w="9648"/>
+        <w:tblBorders>
+          <w:top w:val="single" w:color="auto" w:sz="4"/>
+          <w:left w:val="single" w:color="auto" w:sz="4"/>
+          <w:bottom w:val="single" w:color="auto" w:sz="4"/>
+          <w:right w:val="single" w:color="auto" w:sz="4"/>
+          <w:insideH w:val="single" w:color="auto" w:sz="4"/>
+          <w:insideV w:val="single" w:color="auto" w:sz="4"/>
+        </w:tblBorders>
+      </w:tblPr>
+      <w:tblGrid>
+        <w:gridCol w:w="9648"/>
+      </w:tblGrid>
+      <w:tr>
+        <w:tc>
+          <w:tcPr>
+            <w:tcW w:type="dxa" w:w="9648"/>
+            <w:tcBorders>
+              <w:top w:val="single" w:color="D9D5C8" w:sz="4"/>
+              <w:left w:val="single" w:color="D9D5C8" w:sz="4"/>
+              <w:bottom w:val="single" w:color="D9D5C8" w:sz="4"/>
+              <w:right w:val="single" w:color="D9D5C8" w:sz="4"/>
+            </w:tcBorders>
+            <w:shd w:fill="F7F5EF" w:color="auto" w:val="clear"/>
+            <w:tcMar>
+              <w:top w:type="dxa" w:w="55"/>
+              <w:left w:type="dxa" w:w="110"/>
+              <w:bottom w:type="dxa" w:w="55"/>
+              <w:right w:type="dxa" w:w="110"/>
+            </w:tcMar>
+          </w:tcPr>
+          <w:p>
+            <w:pPr>
+              <w:spacing w:after="60"/>
+            </w:pPr>
+            <w:r>
+              <w:rPr>
+                <w:b/>
+                <w:bCs/>
+                <w:i w:val="false"/>
+                <w:iCs w:val="false"/>
+                <w:color w:val="1B2A4A"/>
+                <w:sz w:val="32"/>
+                <w:szCs w:val="32"/>
+                <w:caps w:val="false"/>
+                <w:rFonts w:ascii="Calibri" w:cs="Calibri" w:eastAsia="Calibri" w:hAnsi="Calibri"/>
+              </w:rPr>
+              <w:t xml:space="preserve">CHOICE &amp; VOICE — you decide how to go deeper (pick ONE)</w:t>
+            </w:r>
+          </w:p>
+          <w:p>
+            <w:pPr>
+              <w:spacing w:after="40"/>
+            </w:pPr>
+            <w:r>
+              <w:rPr>
+                <w:b w:val="false"/>
+                <w:bCs w:val="false"/>
+                <w:i w:val="false"/>
+                <w:iCs w:val="false"/>
+                <w:color w:val="1A1A1A"/>
+                <w:sz w:val="33"/>
+                <w:szCs w:val="33"/>
+                <w:caps w:val="false"/>
+                <w:rFonts w:ascii="Calibri" w:cs="Calibri" w:eastAsia="Calibri" w:hAnsi="Calibri"/>
+              </w:rPr>
+              <w:t xml:space="preserve">You choose your path to show this standard — every option meets the same target:</w:t>
+            </w:r>
+          </w:p>
+          <w:p>
+            <w:pPr>
+              <w:spacing w:after="40"/>
+            </w:pPr>
+            <w:r>
+              <w:rPr>
+                <w:b w:val="false"/>
+                <w:bCs w:val="false"/>
+                <w:i w:val="false"/>
+                <w:iCs w:val="false"/>
+                <w:color w:val="1A1A1A"/>
+                <w:sz w:val="33"/>
+                <w:szCs w:val="33"/>
+                <w:caps w:val="false"/>
+                <w:rFonts w:ascii="Calibri" w:cs="Calibri" w:eastAsia="Calibri" w:hAnsi="Calibri"/>
+              </w:rPr>
+              <w:t xml:space="preserve">DEFEND a term: pick the vocabulary word that matters most and argue why in 2–3 sentences.  ·  CONNECT it: pick a current event, your community, or your own life and explain how this standard shows up there.  ·  TAKE A SIDE: pick one debatable question and argue your position with evidence.</w:t>
+            </w:r>
+          </w:p>
+          <w:p>
+            <w:pPr>
+              <w:spacing w:after="40"/>
+            </w:pPr>
+            <w:r>
+              <w:rPr>
+                <w:b w:val="false"/>
+                <w:bCs w:val="false"/>
+                <w:i w:val="false"/>
+                <w:iCs w:val="false"/>
+                <w:color w:val="1A1A1A"/>
+                <w:sz w:val="33"/>
+                <w:szCs w:val="33"/>
+                <w:caps w:val="false"/>
+                <w:rFonts w:ascii="Calibri" w:cs="Calibri" w:eastAsia="Calibri" w:hAnsi="Calibri"/>
+              </w:rPr>
+              <w:t xml:space="preserve">Your pick is yours — bring what matters to you into the work.</w:t>
+            </w:r>
+          </w:p>
+        </w:tc>
+      </w:tr>
+    </w:tbl>
+    <w:tbl>
+      <w:tblPr>
+        <w:tblW w:type="dxa" w:w="9648"/>
+        <w:tblBorders>
+          <w:top w:val="single" w:color="auto" w:sz="4"/>
+          <w:left w:val="single" w:color="auto" w:sz="4"/>
+          <w:bottom w:val="single" w:color="auto" w:sz="4"/>
+          <w:right w:val="single" w:color="auto" w:sz="4"/>
+          <w:insideH w:val="single" w:color="auto" w:sz="4"/>
+          <w:insideV w:val="single" w:color="auto" w:sz="4"/>
+        </w:tblBorders>
+      </w:tblPr>
+      <w:tblGrid>
+        <w:gridCol w:w="9648"/>
+      </w:tblGrid>
+      <w:tr>
+        <w:tc>
+          <w:tcPr>
+            <w:tcW w:type="dxa" w:w="9648"/>
+            <w:tcBorders>
+              <w:top w:val="single" w:color="D9D5C8" w:sz="4"/>
+              <w:left w:val="single" w:color="D9D5C8" w:sz="4"/>
+              <w:bottom w:val="single" w:color="D9D5C8" w:sz="4"/>
+              <w:right w:val="single" w:color="D9D5C8" w:sz="4"/>
+            </w:tcBorders>
+            <w:shd w:fill="F7F5EF" w:color="auto" w:val="clear"/>
+            <w:tcMar>
+              <w:top w:type="dxa" w:w="55"/>
+              <w:left w:type="dxa" w:w="110"/>
+              <w:bottom w:type="dxa" w:w="55"/>
+              <w:right w:type="dxa" w:w="110"/>
+            </w:tcMar>
+          </w:tcPr>
+          <w:p>
+            <w:pPr>
+              <w:spacing w:after="60"/>
+            </w:pPr>
+            <w:r>
+              <w:rPr>
+                <w:b/>
+                <w:bCs/>
+                <w:i w:val="false"/>
+                <w:iCs w:val="false"/>
+                <w:color w:val="1B2A4A"/>
+                <w:sz w:val="32"/>
+                <w:szCs w:val="32"/>
+                <w:caps w:val="false"/>
+                <w:rFonts w:ascii="Calibri" w:cs="Calibri" w:eastAsia="Calibri" w:hAnsi="Calibri"/>
+              </w:rPr>
+              <w:t xml:space="preserve">REFLECT &amp; CONNECT — how your thinking grew, and whose view you weighed</w:t>
+            </w:r>
+          </w:p>
+          <w:p>
+            <w:pPr>
+              <w:spacing w:after="40"/>
+            </w:pPr>
+            <w:r>
+              <w:rPr>
+                <w:b w:val="false"/>
+                <w:bCs w:val="false"/>
+                <w:i w:val="false"/>
+                <w:iCs w:val="false"/>
+                <w:color w:val="1A1A1A"/>
+                <w:sz w:val="33"/>
+                <w:szCs w:val="33"/>
+                <w:caps w:val="false"/>
+                <w:rFonts w:ascii="Calibri" w:cs="Calibri" w:eastAsia="Calibri" w:hAnsi="Calibri"/>
+              </w:rPr>
+              <w:t xml:space="preserve">Reflect (self-awareness): What did you believe about this topic BEFORE, and what changed AFTER? Name one thing to revisit.</w:t>
+            </w:r>
+          </w:p>
+          <w:p>
+            <w:pPr>
+              <w:spacing w:after="40"/>
+            </w:pPr>
+            <w:r>
+              <w:rPr>
+                <w:b w:val="false"/>
+                <w:bCs w:val="false"/>
+                <w:i w:val="false"/>
+                <w:iCs w:val="false"/>
+                <w:color w:val="1A1A1A"/>
+                <w:sz w:val="33"/>
+                <w:szCs w:val="33"/>
+                <w:caps w:val="false"/>
+                <w:rFonts w:ascii="Calibri" w:cs="Calibri" w:eastAsia="Calibri" w:hAnsi="Calibri"/>
+              </w:rPr>
+              <w:t xml:space="preserve">Consider another view (empathy): Name one person or group who might see this standard differently than you; state their view fairly in one sentence — even if you disagree.</w:t>
+            </w:r>
+          </w:p>
+          <w:p>
+            <w:pPr>
+              <w:spacing w:after="40"/>
+            </w:pPr>
+            <w:r>
+              <w:rPr>
+                <w:b w:val="false"/>
+                <w:bCs w:val="false"/>
+                <w:i w:val="false"/>
+                <w:iCs w:val="false"/>
+                <w:color w:val="1A1A1A"/>
+                <w:sz w:val="33"/>
+                <w:szCs w:val="33"/>
+                <w:caps w:val="false"/>
+                <w:rFonts w:ascii="Calibri" w:cs="Calibri" w:eastAsia="Calibri" w:hAnsi="Calibri"/>
+              </w:rPr>
+              <w:t xml:space="preserve">Norm (restorative): we critique ideas, not people; we assume good faith; we make room for every voice.</w:t>
             </w:r>
           </w:p>
         </w:tc>

--- a/courses/foundations-constitutional-government/BUILD/unit4/deliverables/Unit4_Student_Workbook_CourseStandard_LargePrint.docx
+++ b/courses/foundations-constitutional-government/BUILD/unit4/deliverables/Unit4_Student_Workbook_CourseStandard_LargePrint.docx
@@ -8276,8 +8276,8 @@
         </w:tblBorders>
       </w:tblPr>
       <w:tblGrid>
-        <w:gridCol w:w="3050"/>
-        <w:gridCol w:w="6598"/>
+        <w:gridCol w:w="2600"/>
+        <w:gridCol w:w="7048"/>
       </w:tblGrid>
       <w:tr>
         <w:trPr>
@@ -8285,7 +8285,7 @@
         </w:trPr>
         <w:tc>
           <w:tcPr>
-            <w:tcW w:type="dxa" w:w="3050"/>
+            <w:tcW w:type="dxa" w:w="2600"/>
             <w:tcBorders>
               <w:top w:val="single" w:color="D9D5C8" w:sz="4"/>
               <w:left w:val="single" w:color="D9D5C8" w:sz="4"/>
@@ -8316,13 +8316,13 @@
                 <w:caps w:val="false"/>
                 <w:rFonts w:ascii="Calibri" w:cs="Calibri" w:eastAsia="Calibri" w:hAnsi="Calibri"/>
               </w:rPr>
-              <w:t xml:space="preserve">Cues (tied to your learning targets)</w:t>
-            </w:r>
-          </w:p>
-        </w:tc>
-        <w:tc>
-          <w:tcPr>
-            <w:tcW w:type="dxa" w:w="6598"/>
+              <w:t xml:space="preserve">Cue Column — questions &amp; key terms</w:t>
+            </w:r>
+          </w:p>
+        </w:tc>
+        <w:tc>
+          <w:tcPr>
+            <w:tcW w:type="dxa" w:w="7048"/>
             <w:tcBorders>
               <w:top w:val="single" w:color="D9D5C8" w:sz="4"/>
               <w:left w:val="single" w:color="D9D5C8" w:sz="4"/>
@@ -8353,7 +8353,7 @@
                 <w:caps w:val="false"/>
                 <w:rFonts w:ascii="Calibri" w:cs="Calibri" w:eastAsia="Calibri" w:hAnsi="Calibri"/>
               </w:rPr>
-              <w:t xml:space="preserve">My notes</w:t>
+              <w:t xml:space="preserve">Note-Taking Column — write your notes here</w:t>
             </w:r>
           </w:p>
         </w:tc>
@@ -8361,7 +8361,7 @@
       <w:tr>
         <w:tc>
           <w:tcPr>
-            <w:tcW w:type="dxa" w:w="3050"/>
+            <w:tcW w:type="dxa" w:w="2600"/>
             <w:tcBorders>
               <w:top w:val="single" w:color="D9D5C8" w:sz="4"/>
               <w:left w:val="single" w:color="D9D5C8" w:sz="4"/>
@@ -8397,7 +8397,7 @@
         </w:tc>
         <w:tc>
           <w:tcPr>
-            <w:tcW w:type="dxa" w:w="6598"/>
+            <w:tcW w:type="dxa" w:w="7048"/>
             <w:tcBorders>
               <w:top w:val="single" w:color="D9D5C8" w:sz="4"/>
               <w:left w:val="single" w:color="D9D5C8" w:sz="4"/>
@@ -8597,61 +8597,25 @@
               <w:t xml:space="preserve"> </w:t>
             </w:r>
           </w:p>
-        </w:tc>
-      </w:tr>
-      <w:tr>
-        <w:tc>
-          <w:tcPr>
-            <w:tcW w:type="dxa" w:w="3050"/>
-            <w:tcBorders>
-              <w:top w:val="single" w:color="D9D5C8" w:sz="4"/>
-              <w:left w:val="single" w:color="D9D5C8" w:sz="4"/>
-              <w:bottom w:val="single" w:color="D9D5C8" w:sz="4"/>
-              <w:right w:val="single" w:color="D9D5C8" w:sz="4"/>
-            </w:tcBorders>
-            <w:tcMar>
-              <w:top w:type="dxa" w:w="55"/>
-              <w:left w:type="dxa" w:w="110"/>
-              <w:bottom w:type="dxa" w:w="55"/>
-              <w:right w:type="dxa" w:w="110"/>
-            </w:tcMar>
-          </w:tcPr>
-          <w:p>
-            <w:pPr>
-              <w:spacing w:after="0"/>
-            </w:pPr>
-            <w:r>
-              <w:rPr>
-                <w:b/>
-                <w:bCs/>
-                <w:i w:val="false"/>
-                <w:iCs w:val="false"/>
-                <w:color w:val="1A1A1A"/>
-                <w:sz w:val="30"/>
-                <w:szCs w:val="30"/>
-                <w:caps w:val="false"/>
-                <w:rFonts w:ascii="Calibri" w:cs="Calibri" w:eastAsia="Calibri" w:hAnsi="Calibri"/>
-              </w:rPr>
-              <w:t xml:space="preserve">One source that supports it?</w:t>
-            </w:r>
-          </w:p>
-        </w:tc>
-        <w:tc>
-          <w:tcPr>
-            <w:tcW w:type="dxa" w:w="6598"/>
-            <w:tcBorders>
-              <w:top w:val="single" w:color="D9D5C8" w:sz="4"/>
-              <w:left w:val="single" w:color="D9D5C8" w:sz="4"/>
-              <w:bottom w:val="single" w:color="D9D5C8" w:sz="4"/>
-              <w:right w:val="single" w:color="D9D5C8" w:sz="4"/>
-            </w:tcBorders>
-            <w:tcMar>
-              <w:top w:type="dxa" w:w="55"/>
-              <w:left w:type="dxa" w:w="110"/>
-              <w:bottom w:type="dxa" w:w="55"/>
-              <w:right w:type="dxa" w:w="110"/>
-            </w:tcMar>
-          </w:tcPr>
+          <w:p>
+            <w:pPr>
+              <w:spacing w:before="0" w:after="0" w:line="70" w:lineRule="exact"/>
+            </w:pPr>
+            <w:r>
+              <w:rPr>
+                <w:b w:val="false"/>
+                <w:bCs w:val="false"/>
+                <w:i w:val="false"/>
+                <w:iCs w:val="false"/>
+                <w:color w:val="1A1A1A"/>
+                <w:sz w:val="3"/>
+                <w:szCs w:val="3"/>
+                <w:caps w:val="false"/>
+                <w:rFonts w:ascii="Calibri" w:cs="Calibri" w:eastAsia="Calibri" w:hAnsi="Calibri"/>
+              </w:rPr>
+              <w:t xml:space="preserve"> </w:t>
+            </w:r>
+          </w:p>
           <w:p>
             <w:pPr>
               <w:pBdr>
@@ -8756,25 +8720,61 @@
               <w:t xml:space="preserve"> </w:t>
             </w:r>
           </w:p>
-          <w:p>
-            <w:pPr>
-              <w:spacing w:before="0" w:after="0" w:line="70" w:lineRule="exact"/>
-            </w:pPr>
-            <w:r>
-              <w:rPr>
-                <w:b w:val="false"/>
-                <w:bCs w:val="false"/>
-                <w:i w:val="false"/>
-                <w:iCs w:val="false"/>
-                <w:color w:val="1A1A1A"/>
-                <w:sz w:val="3"/>
-                <w:szCs w:val="3"/>
-                <w:caps w:val="false"/>
-                <w:rFonts w:ascii="Calibri" w:cs="Calibri" w:eastAsia="Calibri" w:hAnsi="Calibri"/>
-              </w:rPr>
-              <w:t xml:space="preserve"> </w:t>
-            </w:r>
-          </w:p>
+        </w:tc>
+      </w:tr>
+      <w:tr>
+        <w:tc>
+          <w:tcPr>
+            <w:tcW w:type="dxa" w:w="2600"/>
+            <w:tcBorders>
+              <w:top w:val="single" w:color="D9D5C8" w:sz="4"/>
+              <w:left w:val="single" w:color="D9D5C8" w:sz="4"/>
+              <w:bottom w:val="single" w:color="D9D5C8" w:sz="4"/>
+              <w:right w:val="single" w:color="D9D5C8" w:sz="4"/>
+            </w:tcBorders>
+            <w:tcMar>
+              <w:top w:type="dxa" w:w="55"/>
+              <w:left w:type="dxa" w:w="110"/>
+              <w:bottom w:type="dxa" w:w="55"/>
+              <w:right w:type="dxa" w:w="110"/>
+            </w:tcMar>
+          </w:tcPr>
+          <w:p>
+            <w:pPr>
+              <w:spacing w:after="0"/>
+            </w:pPr>
+            <w:r>
+              <w:rPr>
+                <w:b/>
+                <w:bCs/>
+                <w:i w:val="false"/>
+                <w:iCs w:val="false"/>
+                <w:color w:val="1A1A1A"/>
+                <w:sz w:val="30"/>
+                <w:szCs w:val="30"/>
+                <w:caps w:val="false"/>
+                <w:rFonts w:ascii="Calibri" w:cs="Calibri" w:eastAsia="Calibri" w:hAnsi="Calibri"/>
+              </w:rPr>
+              <w:t xml:space="preserve">One source that supports it?</w:t>
+            </w:r>
+          </w:p>
+        </w:tc>
+        <w:tc>
+          <w:tcPr>
+            <w:tcW w:type="dxa" w:w="7048"/>
+            <w:tcBorders>
+              <w:top w:val="single" w:color="D9D5C8" w:sz="4"/>
+              <w:left w:val="single" w:color="D9D5C8" w:sz="4"/>
+              <w:bottom w:val="single" w:color="D9D5C8" w:sz="4"/>
+              <w:right w:val="single" w:color="D9D5C8" w:sz="4"/>
+            </w:tcBorders>
+            <w:tcMar>
+              <w:top w:type="dxa" w:w="55"/>
+              <w:left w:type="dxa" w:w="110"/>
+              <w:bottom w:type="dxa" w:w="55"/>
+              <w:right w:type="dxa" w:w="110"/>
+            </w:tcMar>
+          </w:tcPr>
           <w:p>
             <w:pPr>
               <w:pBdr>
@@ -8838,61 +8838,25 @@
               <w:t xml:space="preserve"> </w:t>
             </w:r>
           </w:p>
-        </w:tc>
-      </w:tr>
-      <w:tr>
-        <w:tc>
-          <w:tcPr>
-            <w:tcW w:type="dxa" w:w="3050"/>
-            <w:tcBorders>
-              <w:top w:val="single" w:color="D9D5C8" w:sz="4"/>
-              <w:left w:val="single" w:color="D9D5C8" w:sz="4"/>
-              <w:bottom w:val="single" w:color="D9D5C8" w:sz="4"/>
-              <w:right w:val="single" w:color="D9D5C8" w:sz="4"/>
-            </w:tcBorders>
-            <w:tcMar>
-              <w:top w:type="dxa" w:w="55"/>
-              <w:left w:type="dxa" w:w="110"/>
-              <w:bottom w:type="dxa" w:w="55"/>
-              <w:right w:type="dxa" w:w="110"/>
-            </w:tcMar>
-          </w:tcPr>
-          <w:p>
-            <w:pPr>
-              <w:spacing w:after="0"/>
-            </w:pPr>
-            <w:r>
-              <w:rPr>
-                <w:b/>
-                <w:bCs/>
-                <w:i w:val="false"/>
-                <w:iCs w:val="false"/>
-                <w:color w:val="1A1A1A"/>
-                <w:sz w:val="30"/>
-                <w:szCs w:val="30"/>
-                <w:caps w:val="false"/>
-                <w:rFonts w:ascii="Calibri" w:cs="Calibri" w:eastAsia="Calibri" w:hAnsi="Calibri"/>
-              </w:rPr>
-              <w:t xml:space="preserve">One check on executive power?</w:t>
-            </w:r>
-          </w:p>
-        </w:tc>
-        <w:tc>
-          <w:tcPr>
-            <w:tcW w:type="dxa" w:w="6598"/>
-            <w:tcBorders>
-              <w:top w:val="single" w:color="D9D5C8" w:sz="4"/>
-              <w:left w:val="single" w:color="D9D5C8" w:sz="4"/>
-              <w:bottom w:val="single" w:color="D9D5C8" w:sz="4"/>
-              <w:right w:val="single" w:color="D9D5C8" w:sz="4"/>
-            </w:tcBorders>
-            <w:tcMar>
-              <w:top w:type="dxa" w:w="55"/>
-              <w:left w:type="dxa" w:w="110"/>
-              <w:bottom w:type="dxa" w:w="55"/>
-              <w:right w:type="dxa" w:w="110"/>
-            </w:tcMar>
-          </w:tcPr>
+          <w:p>
+            <w:pPr>
+              <w:spacing w:before="0" w:after="0" w:line="70" w:lineRule="exact"/>
+            </w:pPr>
+            <w:r>
+              <w:rPr>
+                <w:b w:val="false"/>
+                <w:bCs w:val="false"/>
+                <w:i w:val="false"/>
+                <w:iCs w:val="false"/>
+                <w:color w:val="1A1A1A"/>
+                <w:sz w:val="3"/>
+                <w:szCs w:val="3"/>
+                <w:caps w:val="false"/>
+                <w:rFonts w:ascii="Calibri" w:cs="Calibri" w:eastAsia="Calibri" w:hAnsi="Calibri"/>
+              </w:rPr>
+              <w:t xml:space="preserve"> </w:t>
+            </w:r>
+          </w:p>
           <w:p>
             <w:pPr>
               <w:pBdr>
@@ -9079,61 +9043,25 @@
               <w:t xml:space="preserve"> </w:t>
             </w:r>
           </w:p>
-        </w:tc>
-      </w:tr>
-      <w:tr>
-        <w:tc>
-          <w:tcPr>
-            <w:tcW w:type="dxa" w:w="3050"/>
-            <w:tcBorders>
-              <w:top w:val="single" w:color="D9D5C8" w:sz="4"/>
-              <w:left w:val="single" w:color="D9D5C8" w:sz="4"/>
-              <w:bottom w:val="single" w:color="D9D5C8" w:sz="4"/>
-              <w:right w:val="single" w:color="D9D5C8" w:sz="4"/>
-            </w:tcBorders>
-            <w:tcMar>
-              <w:top w:type="dxa" w:w="55"/>
-              <w:left w:type="dxa" w:w="110"/>
-              <w:bottom w:type="dxa" w:w="55"/>
-              <w:right w:type="dxa" w:w="110"/>
-            </w:tcMar>
-          </w:tcPr>
-          <w:p>
-            <w:pPr>
-              <w:spacing w:after="0"/>
-            </w:pPr>
-            <w:r>
-              <w:rPr>
-                <w:b/>
-                <w:bCs/>
-                <w:i w:val="false"/>
-                <w:iCs w:val="false"/>
-                <w:color w:val="1A1A1A"/>
-                <w:sz w:val="30"/>
-                <w:szCs w:val="30"/>
-                <w:caps w:val="false"/>
-                <w:rFonts w:ascii="Calibri" w:cs="Calibri" w:eastAsia="Calibri" w:hAnsi="Calibri"/>
-              </w:rPr>
-              <w:t xml:space="preserve">Key terms →</w:t>
-            </w:r>
-          </w:p>
-        </w:tc>
-        <w:tc>
-          <w:tcPr>
-            <w:tcW w:type="dxa" w:w="6598"/>
-            <w:tcBorders>
-              <w:top w:val="single" w:color="D9D5C8" w:sz="4"/>
-              <w:left w:val="single" w:color="D9D5C8" w:sz="4"/>
-              <w:bottom w:val="single" w:color="D9D5C8" w:sz="4"/>
-              <w:right w:val="single" w:color="D9D5C8" w:sz="4"/>
-            </w:tcBorders>
-            <w:tcMar>
-              <w:top w:type="dxa" w:w="55"/>
-              <w:left w:type="dxa" w:w="110"/>
-              <w:bottom w:type="dxa" w:w="55"/>
-              <w:right w:type="dxa" w:w="110"/>
-            </w:tcMar>
-          </w:tcPr>
+          <w:p>
+            <w:pPr>
+              <w:spacing w:before="0" w:after="0" w:line="70" w:lineRule="exact"/>
+            </w:pPr>
+            <w:r>
+              <w:rPr>
+                <w:b w:val="false"/>
+                <w:bCs w:val="false"/>
+                <w:i w:val="false"/>
+                <w:iCs w:val="false"/>
+                <w:color w:val="1A1A1A"/>
+                <w:sz w:val="3"/>
+                <w:szCs w:val="3"/>
+                <w:caps w:val="false"/>
+                <w:rFonts w:ascii="Calibri" w:cs="Calibri" w:eastAsia="Calibri" w:hAnsi="Calibri"/>
+              </w:rPr>
+              <w:t xml:space="preserve"> </w:t>
+            </w:r>
+          </w:p>
           <w:p>
             <w:pPr>
               <w:pBdr>
@@ -9156,25 +9084,61 @@
               <w:t xml:space="preserve"> </w:t>
             </w:r>
           </w:p>
-          <w:p>
-            <w:pPr>
-              <w:spacing w:before="0" w:after="0" w:line="70" w:lineRule="exact"/>
-            </w:pPr>
-            <w:r>
-              <w:rPr>
-                <w:b w:val="false"/>
-                <w:bCs w:val="false"/>
-                <w:i w:val="false"/>
-                <w:iCs w:val="false"/>
-                <w:color w:val="1A1A1A"/>
-                <w:sz w:val="3"/>
-                <w:szCs w:val="3"/>
-                <w:caps w:val="false"/>
-                <w:rFonts w:ascii="Calibri" w:cs="Calibri" w:eastAsia="Calibri" w:hAnsi="Calibri"/>
-              </w:rPr>
-              <w:t xml:space="preserve"> </w:t>
-            </w:r>
-          </w:p>
+        </w:tc>
+      </w:tr>
+      <w:tr>
+        <w:tc>
+          <w:tcPr>
+            <w:tcW w:type="dxa" w:w="2600"/>
+            <w:tcBorders>
+              <w:top w:val="single" w:color="D9D5C8" w:sz="4"/>
+              <w:left w:val="single" w:color="D9D5C8" w:sz="4"/>
+              <w:bottom w:val="single" w:color="D9D5C8" w:sz="4"/>
+              <w:right w:val="single" w:color="D9D5C8" w:sz="4"/>
+            </w:tcBorders>
+            <w:tcMar>
+              <w:top w:type="dxa" w:w="55"/>
+              <w:left w:type="dxa" w:w="110"/>
+              <w:bottom w:type="dxa" w:w="55"/>
+              <w:right w:type="dxa" w:w="110"/>
+            </w:tcMar>
+          </w:tcPr>
+          <w:p>
+            <w:pPr>
+              <w:spacing w:after="0"/>
+            </w:pPr>
+            <w:r>
+              <w:rPr>
+                <w:b/>
+                <w:bCs/>
+                <w:i w:val="false"/>
+                <w:iCs w:val="false"/>
+                <w:color w:val="1A1A1A"/>
+                <w:sz w:val="30"/>
+                <w:szCs w:val="30"/>
+                <w:caps w:val="false"/>
+                <w:rFonts w:ascii="Calibri" w:cs="Calibri" w:eastAsia="Calibri" w:hAnsi="Calibri"/>
+              </w:rPr>
+              <w:t xml:space="preserve">One check on executive power?</w:t>
+            </w:r>
+          </w:p>
+        </w:tc>
+        <w:tc>
+          <w:tcPr>
+            <w:tcW w:type="dxa" w:w="7048"/>
+            <w:tcBorders>
+              <w:top w:val="single" w:color="D9D5C8" w:sz="4"/>
+              <w:left w:val="single" w:color="D9D5C8" w:sz="4"/>
+              <w:bottom w:val="single" w:color="D9D5C8" w:sz="4"/>
+              <w:right w:val="single" w:color="D9D5C8" w:sz="4"/>
+            </w:tcBorders>
+            <w:tcMar>
+              <w:top w:type="dxa" w:w="55"/>
+              <w:left w:type="dxa" w:w="110"/>
+              <w:bottom w:type="dxa" w:w="55"/>
+              <w:right w:type="dxa" w:w="110"/>
+            </w:tcMar>
+          </w:tcPr>
           <w:p>
             <w:pPr>
               <w:pBdr>
@@ -9320,9 +9284,947 @@
               <w:t xml:space="preserve"> </w:t>
             </w:r>
           </w:p>
+          <w:p>
+            <w:pPr>
+              <w:spacing w:before="0" w:after="0" w:line="70" w:lineRule="exact"/>
+            </w:pPr>
+            <w:r>
+              <w:rPr>
+                <w:b w:val="false"/>
+                <w:bCs w:val="false"/>
+                <w:i w:val="false"/>
+                <w:iCs w:val="false"/>
+                <w:color w:val="1A1A1A"/>
+                <w:sz w:val="3"/>
+                <w:szCs w:val="3"/>
+                <w:caps w:val="false"/>
+                <w:rFonts w:ascii="Calibri" w:cs="Calibri" w:eastAsia="Calibri" w:hAnsi="Calibri"/>
+              </w:rPr>
+              <w:t xml:space="preserve"> </w:t>
+            </w:r>
+          </w:p>
+          <w:p>
+            <w:pPr>
+              <w:pBdr>
+                <w:bottom w:val="single" w:color="C9C4B5" w:sz="4" w:space="3"/>
+              </w:pBdr>
+              <w:spacing w:before="0" w:after="0" w:line="255" w:lineRule="auto"/>
+            </w:pPr>
+            <w:r>
+              <w:rPr>
+                <w:b w:val="false"/>
+                <w:bCs w:val="false"/>
+                <w:i w:val="false"/>
+                <w:iCs w:val="false"/>
+                <w:color w:val="1A1A1A"/>
+                <w:sz w:val="24"/>
+                <w:szCs w:val="24"/>
+                <w:caps w:val="false"/>
+                <w:rFonts w:ascii="Calibri" w:cs="Calibri" w:eastAsia="Calibri" w:hAnsi="Calibri"/>
+              </w:rPr>
+              <w:t xml:space="preserve"> </w:t>
+            </w:r>
+          </w:p>
+          <w:p>
+            <w:pPr>
+              <w:spacing w:before="0" w:after="0" w:line="70" w:lineRule="exact"/>
+            </w:pPr>
+            <w:r>
+              <w:rPr>
+                <w:b w:val="false"/>
+                <w:bCs w:val="false"/>
+                <w:i w:val="false"/>
+                <w:iCs w:val="false"/>
+                <w:color w:val="1A1A1A"/>
+                <w:sz w:val="3"/>
+                <w:szCs w:val="3"/>
+                <w:caps w:val="false"/>
+                <w:rFonts w:ascii="Calibri" w:cs="Calibri" w:eastAsia="Calibri" w:hAnsi="Calibri"/>
+              </w:rPr>
+              <w:t xml:space="preserve"> </w:t>
+            </w:r>
+          </w:p>
+          <w:p>
+            <w:pPr>
+              <w:pBdr>
+                <w:bottom w:val="single" w:color="C9C4B5" w:sz="4" w:space="3"/>
+              </w:pBdr>
+              <w:spacing w:before="0" w:after="0" w:line="255" w:lineRule="auto"/>
+            </w:pPr>
+            <w:r>
+              <w:rPr>
+                <w:b w:val="false"/>
+                <w:bCs w:val="false"/>
+                <w:i w:val="false"/>
+                <w:iCs w:val="false"/>
+                <w:color w:val="1A1A1A"/>
+                <w:sz w:val="24"/>
+                <w:szCs w:val="24"/>
+                <w:caps w:val="false"/>
+                <w:rFonts w:ascii="Calibri" w:cs="Calibri" w:eastAsia="Calibri" w:hAnsi="Calibri"/>
+              </w:rPr>
+              <w:t xml:space="preserve"> </w:t>
+            </w:r>
+          </w:p>
+          <w:p>
+            <w:pPr>
+              <w:spacing w:before="0" w:after="0" w:line="70" w:lineRule="exact"/>
+            </w:pPr>
+            <w:r>
+              <w:rPr>
+                <w:b w:val="false"/>
+                <w:bCs w:val="false"/>
+                <w:i w:val="false"/>
+                <w:iCs w:val="false"/>
+                <w:color w:val="1A1A1A"/>
+                <w:sz w:val="3"/>
+                <w:szCs w:val="3"/>
+                <w:caps w:val="false"/>
+                <w:rFonts w:ascii="Calibri" w:cs="Calibri" w:eastAsia="Calibri" w:hAnsi="Calibri"/>
+              </w:rPr>
+              <w:t xml:space="preserve"> </w:t>
+            </w:r>
+          </w:p>
+          <w:p>
+            <w:pPr>
+              <w:pBdr>
+                <w:bottom w:val="single" w:color="C9C4B5" w:sz="4" w:space="3"/>
+              </w:pBdr>
+              <w:spacing w:before="0" w:after="0" w:line="255" w:lineRule="auto"/>
+            </w:pPr>
+            <w:r>
+              <w:rPr>
+                <w:b w:val="false"/>
+                <w:bCs w:val="false"/>
+                <w:i w:val="false"/>
+                <w:iCs w:val="false"/>
+                <w:color w:val="1A1A1A"/>
+                <w:sz w:val="24"/>
+                <w:szCs w:val="24"/>
+                <w:caps w:val="false"/>
+                <w:rFonts w:ascii="Calibri" w:cs="Calibri" w:eastAsia="Calibri" w:hAnsi="Calibri"/>
+              </w:rPr>
+              <w:t xml:space="preserve"> </w:t>
+            </w:r>
+          </w:p>
+          <w:p>
+            <w:pPr>
+              <w:spacing w:before="0" w:after="0" w:line="70" w:lineRule="exact"/>
+            </w:pPr>
+            <w:r>
+              <w:rPr>
+                <w:b w:val="false"/>
+                <w:bCs w:val="false"/>
+                <w:i w:val="false"/>
+                <w:iCs w:val="false"/>
+                <w:color w:val="1A1A1A"/>
+                <w:sz w:val="3"/>
+                <w:szCs w:val="3"/>
+                <w:caps w:val="false"/>
+                <w:rFonts w:ascii="Calibri" w:cs="Calibri" w:eastAsia="Calibri" w:hAnsi="Calibri"/>
+              </w:rPr>
+              <w:t xml:space="preserve"> </w:t>
+            </w:r>
+          </w:p>
+          <w:p>
+            <w:pPr>
+              <w:pBdr>
+                <w:bottom w:val="single" w:color="C9C4B5" w:sz="4" w:space="3"/>
+              </w:pBdr>
+              <w:spacing w:before="0" w:after="0" w:line="255" w:lineRule="auto"/>
+            </w:pPr>
+            <w:r>
+              <w:rPr>
+                <w:b w:val="false"/>
+                <w:bCs w:val="false"/>
+                <w:i w:val="false"/>
+                <w:iCs w:val="false"/>
+                <w:color w:val="1A1A1A"/>
+                <w:sz w:val="24"/>
+                <w:szCs w:val="24"/>
+                <w:caps w:val="false"/>
+                <w:rFonts w:ascii="Calibri" w:cs="Calibri" w:eastAsia="Calibri" w:hAnsi="Calibri"/>
+              </w:rPr>
+              <w:t xml:space="preserve"> </w:t>
+            </w:r>
+          </w:p>
+        </w:tc>
+      </w:tr>
+      <w:tr>
+        <w:tc>
+          <w:tcPr>
+            <w:tcW w:type="dxa" w:w="2600"/>
+            <w:tcBorders>
+              <w:top w:val="single" w:color="D9D5C8" w:sz="4"/>
+              <w:left w:val="single" w:color="D9D5C8" w:sz="4"/>
+              <w:bottom w:val="single" w:color="D9D5C8" w:sz="4"/>
+              <w:right w:val="single" w:color="D9D5C8" w:sz="4"/>
+            </w:tcBorders>
+            <w:tcMar>
+              <w:top w:type="dxa" w:w="55"/>
+              <w:left w:type="dxa" w:w="110"/>
+              <w:bottom w:type="dxa" w:w="55"/>
+              <w:right w:type="dxa" w:w="110"/>
+            </w:tcMar>
+          </w:tcPr>
+          <w:p>
+            <w:pPr>
+              <w:spacing w:after="0"/>
+            </w:pPr>
+            <w:r>
+              <w:rPr>
+                <w:b/>
+                <w:bCs/>
+                <w:i w:val="false"/>
+                <w:iCs w:val="false"/>
+                <w:color w:val="1A1A1A"/>
+                <w:sz w:val="30"/>
+                <w:szCs w:val="30"/>
+                <w:caps w:val="false"/>
+                <w:rFonts w:ascii="Calibri" w:cs="Calibri" w:eastAsia="Calibri" w:hAnsi="Calibri"/>
+              </w:rPr>
+              <w:t xml:space="preserve">Key terms →</w:t>
+            </w:r>
+          </w:p>
+        </w:tc>
+        <w:tc>
+          <w:tcPr>
+            <w:tcW w:type="dxa" w:w="7048"/>
+            <w:tcBorders>
+              <w:top w:val="single" w:color="D9D5C8" w:sz="4"/>
+              <w:left w:val="single" w:color="D9D5C8" w:sz="4"/>
+              <w:bottom w:val="single" w:color="D9D5C8" w:sz="4"/>
+              <w:right w:val="single" w:color="D9D5C8" w:sz="4"/>
+            </w:tcBorders>
+            <w:tcMar>
+              <w:top w:type="dxa" w:w="55"/>
+              <w:left w:type="dxa" w:w="110"/>
+              <w:bottom w:type="dxa" w:w="55"/>
+              <w:right w:type="dxa" w:w="110"/>
+            </w:tcMar>
+          </w:tcPr>
+          <w:p>
+            <w:pPr>
+              <w:pBdr>
+                <w:bottom w:val="single" w:color="C9C4B5" w:sz="4" w:space="3"/>
+              </w:pBdr>
+              <w:spacing w:before="0" w:after="0" w:line="255" w:lineRule="auto"/>
+            </w:pPr>
+            <w:r>
+              <w:rPr>
+                <w:b w:val="false"/>
+                <w:bCs w:val="false"/>
+                <w:i w:val="false"/>
+                <w:iCs w:val="false"/>
+                <w:color w:val="1A1A1A"/>
+                <w:sz w:val="24"/>
+                <w:szCs w:val="24"/>
+                <w:caps w:val="false"/>
+                <w:rFonts w:ascii="Calibri" w:cs="Calibri" w:eastAsia="Calibri" w:hAnsi="Calibri"/>
+              </w:rPr>
+              <w:t xml:space="preserve"> </w:t>
+            </w:r>
+          </w:p>
+          <w:p>
+            <w:pPr>
+              <w:spacing w:before="0" w:after="0" w:line="70" w:lineRule="exact"/>
+            </w:pPr>
+            <w:r>
+              <w:rPr>
+                <w:b w:val="false"/>
+                <w:bCs w:val="false"/>
+                <w:i w:val="false"/>
+                <w:iCs w:val="false"/>
+                <w:color w:val="1A1A1A"/>
+                <w:sz w:val="3"/>
+                <w:szCs w:val="3"/>
+                <w:caps w:val="false"/>
+                <w:rFonts w:ascii="Calibri" w:cs="Calibri" w:eastAsia="Calibri" w:hAnsi="Calibri"/>
+              </w:rPr>
+              <w:t xml:space="preserve"> </w:t>
+            </w:r>
+          </w:p>
+          <w:p>
+            <w:pPr>
+              <w:pBdr>
+                <w:bottom w:val="single" w:color="C9C4B5" w:sz="4" w:space="3"/>
+              </w:pBdr>
+              <w:spacing w:before="0" w:after="0" w:line="255" w:lineRule="auto"/>
+            </w:pPr>
+            <w:r>
+              <w:rPr>
+                <w:b w:val="false"/>
+                <w:bCs w:val="false"/>
+                <w:i w:val="false"/>
+                <w:iCs w:val="false"/>
+                <w:color w:val="1A1A1A"/>
+                <w:sz w:val="24"/>
+                <w:szCs w:val="24"/>
+                <w:caps w:val="false"/>
+                <w:rFonts w:ascii="Calibri" w:cs="Calibri" w:eastAsia="Calibri" w:hAnsi="Calibri"/>
+              </w:rPr>
+              <w:t xml:space="preserve"> </w:t>
+            </w:r>
+          </w:p>
+          <w:p>
+            <w:pPr>
+              <w:spacing w:before="0" w:after="0" w:line="70" w:lineRule="exact"/>
+            </w:pPr>
+            <w:r>
+              <w:rPr>
+                <w:b w:val="false"/>
+                <w:bCs w:val="false"/>
+                <w:i w:val="false"/>
+                <w:iCs w:val="false"/>
+                <w:color w:val="1A1A1A"/>
+                <w:sz w:val="3"/>
+                <w:szCs w:val="3"/>
+                <w:caps w:val="false"/>
+                <w:rFonts w:ascii="Calibri" w:cs="Calibri" w:eastAsia="Calibri" w:hAnsi="Calibri"/>
+              </w:rPr>
+              <w:t xml:space="preserve"> </w:t>
+            </w:r>
+          </w:p>
+          <w:p>
+            <w:pPr>
+              <w:pBdr>
+                <w:bottom w:val="single" w:color="C9C4B5" w:sz="4" w:space="3"/>
+              </w:pBdr>
+              <w:spacing w:before="0" w:after="0" w:line="255" w:lineRule="auto"/>
+            </w:pPr>
+            <w:r>
+              <w:rPr>
+                <w:b w:val="false"/>
+                <w:bCs w:val="false"/>
+                <w:i w:val="false"/>
+                <w:iCs w:val="false"/>
+                <w:color w:val="1A1A1A"/>
+                <w:sz w:val="24"/>
+                <w:szCs w:val="24"/>
+                <w:caps w:val="false"/>
+                <w:rFonts w:ascii="Calibri" w:cs="Calibri" w:eastAsia="Calibri" w:hAnsi="Calibri"/>
+              </w:rPr>
+              <w:t xml:space="preserve"> </w:t>
+            </w:r>
+          </w:p>
+          <w:p>
+            <w:pPr>
+              <w:spacing w:before="0" w:after="0" w:line="70" w:lineRule="exact"/>
+            </w:pPr>
+            <w:r>
+              <w:rPr>
+                <w:b w:val="false"/>
+                <w:bCs w:val="false"/>
+                <w:i w:val="false"/>
+                <w:iCs w:val="false"/>
+                <w:color w:val="1A1A1A"/>
+                <w:sz w:val="3"/>
+                <w:szCs w:val="3"/>
+                <w:caps w:val="false"/>
+                <w:rFonts w:ascii="Calibri" w:cs="Calibri" w:eastAsia="Calibri" w:hAnsi="Calibri"/>
+              </w:rPr>
+              <w:t xml:space="preserve"> </w:t>
+            </w:r>
+          </w:p>
+          <w:p>
+            <w:pPr>
+              <w:pBdr>
+                <w:bottom w:val="single" w:color="C9C4B5" w:sz="4" w:space="3"/>
+              </w:pBdr>
+              <w:spacing w:before="0" w:after="0" w:line="255" w:lineRule="auto"/>
+            </w:pPr>
+            <w:r>
+              <w:rPr>
+                <w:b w:val="false"/>
+                <w:bCs w:val="false"/>
+                <w:i w:val="false"/>
+                <w:iCs w:val="false"/>
+                <w:color w:val="1A1A1A"/>
+                <w:sz w:val="24"/>
+                <w:szCs w:val="24"/>
+                <w:caps w:val="false"/>
+                <w:rFonts w:ascii="Calibri" w:cs="Calibri" w:eastAsia="Calibri" w:hAnsi="Calibri"/>
+              </w:rPr>
+              <w:t xml:space="preserve"> </w:t>
+            </w:r>
+          </w:p>
+          <w:p>
+            <w:pPr>
+              <w:spacing w:before="0" w:after="0" w:line="70" w:lineRule="exact"/>
+            </w:pPr>
+            <w:r>
+              <w:rPr>
+                <w:b w:val="false"/>
+                <w:bCs w:val="false"/>
+                <w:i w:val="false"/>
+                <w:iCs w:val="false"/>
+                <w:color w:val="1A1A1A"/>
+                <w:sz w:val="3"/>
+                <w:szCs w:val="3"/>
+                <w:caps w:val="false"/>
+                <w:rFonts w:ascii="Calibri" w:cs="Calibri" w:eastAsia="Calibri" w:hAnsi="Calibri"/>
+              </w:rPr>
+              <w:t xml:space="preserve"> </w:t>
+            </w:r>
+          </w:p>
+          <w:p>
+            <w:pPr>
+              <w:pBdr>
+                <w:bottom w:val="single" w:color="C9C4B5" w:sz="4" w:space="3"/>
+              </w:pBdr>
+              <w:spacing w:before="0" w:after="0" w:line="255" w:lineRule="auto"/>
+            </w:pPr>
+            <w:r>
+              <w:rPr>
+                <w:b w:val="false"/>
+                <w:bCs w:val="false"/>
+                <w:i w:val="false"/>
+                <w:iCs w:val="false"/>
+                <w:color w:val="1A1A1A"/>
+                <w:sz w:val="24"/>
+                <w:szCs w:val="24"/>
+                <w:caps w:val="false"/>
+                <w:rFonts w:ascii="Calibri" w:cs="Calibri" w:eastAsia="Calibri" w:hAnsi="Calibri"/>
+              </w:rPr>
+              <w:t xml:space="preserve"> </w:t>
+            </w:r>
+          </w:p>
+          <w:p>
+            <w:pPr>
+              <w:spacing w:before="0" w:after="0" w:line="70" w:lineRule="exact"/>
+            </w:pPr>
+            <w:r>
+              <w:rPr>
+                <w:b w:val="false"/>
+                <w:bCs w:val="false"/>
+                <w:i w:val="false"/>
+                <w:iCs w:val="false"/>
+                <w:color w:val="1A1A1A"/>
+                <w:sz w:val="3"/>
+                <w:szCs w:val="3"/>
+                <w:caps w:val="false"/>
+                <w:rFonts w:ascii="Calibri" w:cs="Calibri" w:eastAsia="Calibri" w:hAnsi="Calibri"/>
+              </w:rPr>
+              <w:t xml:space="preserve"> </w:t>
+            </w:r>
+          </w:p>
+          <w:p>
+            <w:pPr>
+              <w:pBdr>
+                <w:bottom w:val="single" w:color="C9C4B5" w:sz="4" w:space="3"/>
+              </w:pBdr>
+              <w:spacing w:before="0" w:after="0" w:line="255" w:lineRule="auto"/>
+            </w:pPr>
+            <w:r>
+              <w:rPr>
+                <w:b w:val="false"/>
+                <w:bCs w:val="false"/>
+                <w:i w:val="false"/>
+                <w:iCs w:val="false"/>
+                <w:color w:val="1A1A1A"/>
+                <w:sz w:val="24"/>
+                <w:szCs w:val="24"/>
+                <w:caps w:val="false"/>
+                <w:rFonts w:ascii="Calibri" w:cs="Calibri" w:eastAsia="Calibri" w:hAnsi="Calibri"/>
+              </w:rPr>
+              <w:t xml:space="preserve"> </w:t>
+            </w:r>
+          </w:p>
+          <w:p>
+            <w:pPr>
+              <w:spacing w:before="0" w:after="0" w:line="70" w:lineRule="exact"/>
+            </w:pPr>
+            <w:r>
+              <w:rPr>
+                <w:b w:val="false"/>
+                <w:bCs w:val="false"/>
+                <w:i w:val="false"/>
+                <w:iCs w:val="false"/>
+                <w:color w:val="1A1A1A"/>
+                <w:sz w:val="3"/>
+                <w:szCs w:val="3"/>
+                <w:caps w:val="false"/>
+                <w:rFonts w:ascii="Calibri" w:cs="Calibri" w:eastAsia="Calibri" w:hAnsi="Calibri"/>
+              </w:rPr>
+              <w:t xml:space="preserve"> </w:t>
+            </w:r>
+          </w:p>
+          <w:p>
+            <w:pPr>
+              <w:pBdr>
+                <w:bottom w:val="single" w:color="C9C4B5" w:sz="4" w:space="3"/>
+              </w:pBdr>
+              <w:spacing w:before="0" w:after="0" w:line="255" w:lineRule="auto"/>
+            </w:pPr>
+            <w:r>
+              <w:rPr>
+                <w:b w:val="false"/>
+                <w:bCs w:val="false"/>
+                <w:i w:val="false"/>
+                <w:iCs w:val="false"/>
+                <w:color w:val="1A1A1A"/>
+                <w:sz w:val="24"/>
+                <w:szCs w:val="24"/>
+                <w:caps w:val="false"/>
+                <w:rFonts w:ascii="Calibri" w:cs="Calibri" w:eastAsia="Calibri" w:hAnsi="Calibri"/>
+              </w:rPr>
+              <w:t xml:space="preserve"> </w:t>
+            </w:r>
+          </w:p>
+          <w:p>
+            <w:pPr>
+              <w:spacing w:before="0" w:after="0" w:line="70" w:lineRule="exact"/>
+            </w:pPr>
+            <w:r>
+              <w:rPr>
+                <w:b w:val="false"/>
+                <w:bCs w:val="false"/>
+                <w:i w:val="false"/>
+                <w:iCs w:val="false"/>
+                <w:color w:val="1A1A1A"/>
+                <w:sz w:val="3"/>
+                <w:szCs w:val="3"/>
+                <w:caps w:val="false"/>
+                <w:rFonts w:ascii="Calibri" w:cs="Calibri" w:eastAsia="Calibri" w:hAnsi="Calibri"/>
+              </w:rPr>
+              <w:t xml:space="preserve"> </w:t>
+            </w:r>
+          </w:p>
+          <w:p>
+            <w:pPr>
+              <w:pBdr>
+                <w:bottom w:val="single" w:color="C9C4B5" w:sz="4" w:space="3"/>
+              </w:pBdr>
+              <w:spacing w:before="0" w:after="0" w:line="255" w:lineRule="auto"/>
+            </w:pPr>
+            <w:r>
+              <w:rPr>
+                <w:b w:val="false"/>
+                <w:bCs w:val="false"/>
+                <w:i w:val="false"/>
+                <w:iCs w:val="false"/>
+                <w:color w:val="1A1A1A"/>
+                <w:sz w:val="24"/>
+                <w:szCs w:val="24"/>
+                <w:caps w:val="false"/>
+                <w:rFonts w:ascii="Calibri" w:cs="Calibri" w:eastAsia="Calibri" w:hAnsi="Calibri"/>
+              </w:rPr>
+              <w:t xml:space="preserve"> </w:t>
+            </w:r>
+          </w:p>
         </w:tc>
       </w:tr>
     </w:tbl>
+    <w:p>
+      <w:pPr>
+        <w:spacing w:before="100" w:after="30"/>
+      </w:pPr>
+      <w:r>
+        <w:rPr>
+          <w:b w:val="false"/>
+          <w:bCs w:val="false"/>
+          <w:i/>
+          <w:iCs/>
+          <w:color w:val="6B7280"/>
+          <w:sz w:val="29"/>
+          <w:szCs w:val="29"/>
+          <w:caps w:val="false"/>
+          <w:rFonts w:ascii="Calibri" w:cs="Calibri" w:eastAsia="Calibri" w:hAnsi="Calibri"/>
+        </w:rPr>
+        <w:t xml:space="preserve">Keep taking notes — lines run the full width of the page:</w:t>
+      </w:r>
+    </w:p>
+    <w:p>
+      <w:pPr>
+        <w:pBdr>
+          <w:bottom w:val="single" w:color="C9C4B5" w:sz="4" w:space="3"/>
+        </w:pBdr>
+        <w:spacing w:before="0" w:after="0" w:line="255" w:lineRule="auto"/>
+      </w:pPr>
+      <w:r>
+        <w:rPr>
+          <w:b w:val="false"/>
+          <w:bCs w:val="false"/>
+          <w:i w:val="false"/>
+          <w:iCs w:val="false"/>
+          <w:color w:val="1A1A1A"/>
+          <w:sz w:val="24"/>
+          <w:szCs w:val="24"/>
+          <w:caps w:val="false"/>
+          <w:rFonts w:ascii="Calibri" w:cs="Calibri" w:eastAsia="Calibri" w:hAnsi="Calibri"/>
+        </w:rPr>
+        <w:t xml:space="preserve"> </w:t>
+      </w:r>
+    </w:p>
+    <w:p>
+      <w:pPr>
+        <w:spacing w:before="0" w:after="0" w:line="70" w:lineRule="exact"/>
+      </w:pPr>
+      <w:r>
+        <w:rPr>
+          <w:b w:val="false"/>
+          <w:bCs w:val="false"/>
+          <w:i w:val="false"/>
+          <w:iCs w:val="false"/>
+          <w:color w:val="1A1A1A"/>
+          <w:sz w:val="3"/>
+          <w:szCs w:val="3"/>
+          <w:caps w:val="false"/>
+          <w:rFonts w:ascii="Calibri" w:cs="Calibri" w:eastAsia="Calibri" w:hAnsi="Calibri"/>
+        </w:rPr>
+        <w:t xml:space="preserve"> </w:t>
+      </w:r>
+    </w:p>
+    <w:p>
+      <w:pPr>
+        <w:pBdr>
+          <w:bottom w:val="single" w:color="C9C4B5" w:sz="4" w:space="3"/>
+        </w:pBdr>
+        <w:spacing w:before="0" w:after="0" w:line="255" w:lineRule="auto"/>
+      </w:pPr>
+      <w:r>
+        <w:rPr>
+          <w:b w:val="false"/>
+          <w:bCs w:val="false"/>
+          <w:i w:val="false"/>
+          <w:iCs w:val="false"/>
+          <w:color w:val="1A1A1A"/>
+          <w:sz w:val="24"/>
+          <w:szCs w:val="24"/>
+          <w:caps w:val="false"/>
+          <w:rFonts w:ascii="Calibri" w:cs="Calibri" w:eastAsia="Calibri" w:hAnsi="Calibri"/>
+        </w:rPr>
+        <w:t xml:space="preserve"> </w:t>
+      </w:r>
+    </w:p>
+    <w:p>
+      <w:pPr>
+        <w:spacing w:before="0" w:after="0" w:line="70" w:lineRule="exact"/>
+      </w:pPr>
+      <w:r>
+        <w:rPr>
+          <w:b w:val="false"/>
+          <w:bCs w:val="false"/>
+          <w:i w:val="false"/>
+          <w:iCs w:val="false"/>
+          <w:color w:val="1A1A1A"/>
+          <w:sz w:val="3"/>
+          <w:szCs w:val="3"/>
+          <w:caps w:val="false"/>
+          <w:rFonts w:ascii="Calibri" w:cs="Calibri" w:eastAsia="Calibri" w:hAnsi="Calibri"/>
+        </w:rPr>
+        <w:t xml:space="preserve"> </w:t>
+      </w:r>
+    </w:p>
+    <w:p>
+      <w:pPr>
+        <w:pBdr>
+          <w:bottom w:val="single" w:color="C9C4B5" w:sz="4" w:space="3"/>
+        </w:pBdr>
+        <w:spacing w:before="0" w:after="0" w:line="255" w:lineRule="auto"/>
+      </w:pPr>
+      <w:r>
+        <w:rPr>
+          <w:b w:val="false"/>
+          <w:bCs w:val="false"/>
+          <w:i w:val="false"/>
+          <w:iCs w:val="false"/>
+          <w:color w:val="1A1A1A"/>
+          <w:sz w:val="24"/>
+          <w:szCs w:val="24"/>
+          <w:caps w:val="false"/>
+          <w:rFonts w:ascii="Calibri" w:cs="Calibri" w:eastAsia="Calibri" w:hAnsi="Calibri"/>
+        </w:rPr>
+        <w:t xml:space="preserve"> </w:t>
+      </w:r>
+    </w:p>
+    <w:p>
+      <w:pPr>
+        <w:spacing w:before="0" w:after="0" w:line="70" w:lineRule="exact"/>
+      </w:pPr>
+      <w:r>
+        <w:rPr>
+          <w:b w:val="false"/>
+          <w:bCs w:val="false"/>
+          <w:i w:val="false"/>
+          <w:iCs w:val="false"/>
+          <w:color w:val="1A1A1A"/>
+          <w:sz w:val="3"/>
+          <w:szCs w:val="3"/>
+          <w:caps w:val="false"/>
+          <w:rFonts w:ascii="Calibri" w:cs="Calibri" w:eastAsia="Calibri" w:hAnsi="Calibri"/>
+        </w:rPr>
+        <w:t xml:space="preserve"> </w:t>
+      </w:r>
+    </w:p>
+    <w:p>
+      <w:pPr>
+        <w:pBdr>
+          <w:bottom w:val="single" w:color="C9C4B5" w:sz="4" w:space="3"/>
+        </w:pBdr>
+        <w:spacing w:before="0" w:after="0" w:line="255" w:lineRule="auto"/>
+      </w:pPr>
+      <w:r>
+        <w:rPr>
+          <w:b w:val="false"/>
+          <w:bCs w:val="false"/>
+          <w:i w:val="false"/>
+          <w:iCs w:val="false"/>
+          <w:color w:val="1A1A1A"/>
+          <w:sz w:val="24"/>
+          <w:szCs w:val="24"/>
+          <w:caps w:val="false"/>
+          <w:rFonts w:ascii="Calibri" w:cs="Calibri" w:eastAsia="Calibri" w:hAnsi="Calibri"/>
+        </w:rPr>
+        <w:t xml:space="preserve"> </w:t>
+      </w:r>
+    </w:p>
+    <w:p>
+      <w:pPr>
+        <w:spacing w:before="0" w:after="0" w:line="70" w:lineRule="exact"/>
+      </w:pPr>
+      <w:r>
+        <w:rPr>
+          <w:b w:val="false"/>
+          <w:bCs w:val="false"/>
+          <w:i w:val="false"/>
+          <w:iCs w:val="false"/>
+          <w:color w:val="1A1A1A"/>
+          <w:sz w:val="3"/>
+          <w:szCs w:val="3"/>
+          <w:caps w:val="false"/>
+          <w:rFonts w:ascii="Calibri" w:cs="Calibri" w:eastAsia="Calibri" w:hAnsi="Calibri"/>
+        </w:rPr>
+        <w:t xml:space="preserve"> </w:t>
+      </w:r>
+    </w:p>
+    <w:p>
+      <w:pPr>
+        <w:pBdr>
+          <w:bottom w:val="single" w:color="C9C4B5" w:sz="4" w:space="3"/>
+        </w:pBdr>
+        <w:spacing w:before="0" w:after="0" w:line="255" w:lineRule="auto"/>
+      </w:pPr>
+      <w:r>
+        <w:rPr>
+          <w:b w:val="false"/>
+          <w:bCs w:val="false"/>
+          <w:i w:val="false"/>
+          <w:iCs w:val="false"/>
+          <w:color w:val="1A1A1A"/>
+          <w:sz w:val="24"/>
+          <w:szCs w:val="24"/>
+          <w:caps w:val="false"/>
+          <w:rFonts w:ascii="Calibri" w:cs="Calibri" w:eastAsia="Calibri" w:hAnsi="Calibri"/>
+        </w:rPr>
+        <w:t xml:space="preserve"> </w:t>
+      </w:r>
+    </w:p>
+    <w:p>
+      <w:pPr>
+        <w:spacing w:before="0" w:after="0" w:line="70" w:lineRule="exact"/>
+      </w:pPr>
+      <w:r>
+        <w:rPr>
+          <w:b w:val="false"/>
+          <w:bCs w:val="false"/>
+          <w:i w:val="false"/>
+          <w:iCs w:val="false"/>
+          <w:color w:val="1A1A1A"/>
+          <w:sz w:val="3"/>
+          <w:szCs w:val="3"/>
+          <w:caps w:val="false"/>
+          <w:rFonts w:ascii="Calibri" w:cs="Calibri" w:eastAsia="Calibri" w:hAnsi="Calibri"/>
+        </w:rPr>
+        <w:t xml:space="preserve"> </w:t>
+      </w:r>
+    </w:p>
+    <w:p>
+      <w:pPr>
+        <w:pBdr>
+          <w:bottom w:val="single" w:color="C9C4B5" w:sz="4" w:space="3"/>
+        </w:pBdr>
+        <w:spacing w:before="0" w:after="0" w:line="255" w:lineRule="auto"/>
+      </w:pPr>
+      <w:r>
+        <w:rPr>
+          <w:b w:val="false"/>
+          <w:bCs w:val="false"/>
+          <w:i w:val="false"/>
+          <w:iCs w:val="false"/>
+          <w:color w:val="1A1A1A"/>
+          <w:sz w:val="24"/>
+          <w:szCs w:val="24"/>
+          <w:caps w:val="false"/>
+          <w:rFonts w:ascii="Calibri" w:cs="Calibri" w:eastAsia="Calibri" w:hAnsi="Calibri"/>
+        </w:rPr>
+        <w:t xml:space="preserve"> </w:t>
+      </w:r>
+    </w:p>
+    <w:p>
+      <w:pPr>
+        <w:spacing w:before="0" w:after="0" w:line="70" w:lineRule="exact"/>
+      </w:pPr>
+      <w:r>
+        <w:rPr>
+          <w:b w:val="false"/>
+          <w:bCs w:val="false"/>
+          <w:i w:val="false"/>
+          <w:iCs w:val="false"/>
+          <w:color w:val="1A1A1A"/>
+          <w:sz w:val="3"/>
+          <w:szCs w:val="3"/>
+          <w:caps w:val="false"/>
+          <w:rFonts w:ascii="Calibri" w:cs="Calibri" w:eastAsia="Calibri" w:hAnsi="Calibri"/>
+        </w:rPr>
+        <w:t xml:space="preserve"> </w:t>
+      </w:r>
+    </w:p>
+    <w:p>
+      <w:pPr>
+        <w:pBdr>
+          <w:bottom w:val="single" w:color="C9C4B5" w:sz="4" w:space="3"/>
+        </w:pBdr>
+        <w:spacing w:before="0" w:after="0" w:line="255" w:lineRule="auto"/>
+      </w:pPr>
+      <w:r>
+        <w:rPr>
+          <w:b w:val="false"/>
+          <w:bCs w:val="false"/>
+          <w:i w:val="false"/>
+          <w:iCs w:val="false"/>
+          <w:color w:val="1A1A1A"/>
+          <w:sz w:val="24"/>
+          <w:szCs w:val="24"/>
+          <w:caps w:val="false"/>
+          <w:rFonts w:ascii="Calibri" w:cs="Calibri" w:eastAsia="Calibri" w:hAnsi="Calibri"/>
+        </w:rPr>
+        <w:t xml:space="preserve"> </w:t>
+      </w:r>
+    </w:p>
+    <w:p>
+      <w:pPr>
+        <w:spacing w:before="0" w:after="0" w:line="70" w:lineRule="exact"/>
+      </w:pPr>
+      <w:r>
+        <w:rPr>
+          <w:b w:val="false"/>
+          <w:bCs w:val="false"/>
+          <w:i w:val="false"/>
+          <w:iCs w:val="false"/>
+          <w:color w:val="1A1A1A"/>
+          <w:sz w:val="3"/>
+          <w:szCs w:val="3"/>
+          <w:caps w:val="false"/>
+          <w:rFonts w:ascii="Calibri" w:cs="Calibri" w:eastAsia="Calibri" w:hAnsi="Calibri"/>
+        </w:rPr>
+        <w:t xml:space="preserve"> </w:t>
+      </w:r>
+    </w:p>
+    <w:p>
+      <w:pPr>
+        <w:pBdr>
+          <w:bottom w:val="single" w:color="C9C4B5" w:sz="4" w:space="3"/>
+        </w:pBdr>
+        <w:spacing w:before="0" w:after="0" w:line="255" w:lineRule="auto"/>
+      </w:pPr>
+      <w:r>
+        <w:rPr>
+          <w:b w:val="false"/>
+          <w:bCs w:val="false"/>
+          <w:i w:val="false"/>
+          <w:iCs w:val="false"/>
+          <w:color w:val="1A1A1A"/>
+          <w:sz w:val="24"/>
+          <w:szCs w:val="24"/>
+          <w:caps w:val="false"/>
+          <w:rFonts w:ascii="Calibri" w:cs="Calibri" w:eastAsia="Calibri" w:hAnsi="Calibri"/>
+        </w:rPr>
+        <w:t xml:space="preserve"> </w:t>
+      </w:r>
+    </w:p>
+    <w:p>
+      <w:pPr>
+        <w:spacing w:before="0" w:after="0" w:line="70" w:lineRule="exact"/>
+      </w:pPr>
+      <w:r>
+        <w:rPr>
+          <w:b w:val="false"/>
+          <w:bCs w:val="false"/>
+          <w:i w:val="false"/>
+          <w:iCs w:val="false"/>
+          <w:color w:val="1A1A1A"/>
+          <w:sz w:val="3"/>
+          <w:szCs w:val="3"/>
+          <w:caps w:val="false"/>
+          <w:rFonts w:ascii="Calibri" w:cs="Calibri" w:eastAsia="Calibri" w:hAnsi="Calibri"/>
+        </w:rPr>
+        <w:t xml:space="preserve"> </w:t>
+      </w:r>
+    </w:p>
+    <w:p>
+      <w:pPr>
+        <w:pBdr>
+          <w:bottom w:val="single" w:color="C9C4B5" w:sz="4" w:space="3"/>
+        </w:pBdr>
+        <w:spacing w:before="0" w:after="0" w:line="255" w:lineRule="auto"/>
+      </w:pPr>
+      <w:r>
+        <w:rPr>
+          <w:b w:val="false"/>
+          <w:bCs w:val="false"/>
+          <w:i w:val="false"/>
+          <w:iCs w:val="false"/>
+          <w:color w:val="1A1A1A"/>
+          <w:sz w:val="24"/>
+          <w:szCs w:val="24"/>
+          <w:caps w:val="false"/>
+          <w:rFonts w:ascii="Calibri" w:cs="Calibri" w:eastAsia="Calibri" w:hAnsi="Calibri"/>
+        </w:rPr>
+        <w:t xml:space="preserve"> </w:t>
+      </w:r>
+    </w:p>
+    <w:p>
+      <w:pPr>
+        <w:spacing w:before="0" w:after="0" w:line="70" w:lineRule="exact"/>
+      </w:pPr>
+      <w:r>
+        <w:rPr>
+          <w:b w:val="false"/>
+          <w:bCs w:val="false"/>
+          <w:i w:val="false"/>
+          <w:iCs w:val="false"/>
+          <w:color w:val="1A1A1A"/>
+          <w:sz w:val="3"/>
+          <w:szCs w:val="3"/>
+          <w:caps w:val="false"/>
+          <w:rFonts w:ascii="Calibri" w:cs="Calibri" w:eastAsia="Calibri" w:hAnsi="Calibri"/>
+        </w:rPr>
+        <w:t xml:space="preserve"> </w:t>
+      </w:r>
+    </w:p>
+    <w:p>
+      <w:pPr>
+        <w:pBdr>
+          <w:bottom w:val="single" w:color="C9C4B5" w:sz="4" w:space="3"/>
+        </w:pBdr>
+        <w:spacing w:before="0" w:after="0" w:line="255" w:lineRule="auto"/>
+      </w:pPr>
+      <w:r>
+        <w:rPr>
+          <w:b w:val="false"/>
+          <w:bCs w:val="false"/>
+          <w:i w:val="false"/>
+          <w:iCs w:val="false"/>
+          <w:color w:val="1A1A1A"/>
+          <w:sz w:val="24"/>
+          <w:szCs w:val="24"/>
+          <w:caps w:val="false"/>
+          <w:rFonts w:ascii="Calibri" w:cs="Calibri" w:eastAsia="Calibri" w:hAnsi="Calibri"/>
+        </w:rPr>
+        <w:t xml:space="preserve"> </w:t>
+      </w:r>
+    </w:p>
     <w:tbl>
       <w:tblPr>
         <w:tblW w:type="dxa" w:w="9648"/>
@@ -23379,8 +24281,8 @@
         </w:tblBorders>
       </w:tblPr>
       <w:tblGrid>
-        <w:gridCol w:w="3050"/>
-        <w:gridCol w:w="6598"/>
+        <w:gridCol w:w="2600"/>
+        <w:gridCol w:w="7048"/>
       </w:tblGrid>
       <w:tr>
         <w:trPr>
@@ -23388,7 +24290,7 @@
         </w:trPr>
         <w:tc>
           <w:tcPr>
-            <w:tcW w:type="dxa" w:w="3050"/>
+            <w:tcW w:type="dxa" w:w="2600"/>
             <w:tcBorders>
               <w:top w:val="single" w:color="D9D5C8" w:sz="4"/>
               <w:left w:val="single" w:color="D9D5C8" w:sz="4"/>
@@ -23419,13 +24321,13 @@
                 <w:caps w:val="false"/>
                 <w:rFonts w:ascii="Calibri" w:cs="Calibri" w:eastAsia="Calibri" w:hAnsi="Calibri"/>
               </w:rPr>
-              <w:t xml:space="preserve">Cues (tied to your learning targets)</w:t>
-            </w:r>
-          </w:p>
-        </w:tc>
-        <w:tc>
-          <w:tcPr>
-            <w:tcW w:type="dxa" w:w="6598"/>
+              <w:t xml:space="preserve">Cue Column — questions &amp; key terms</w:t>
+            </w:r>
+          </w:p>
+        </w:tc>
+        <w:tc>
+          <w:tcPr>
+            <w:tcW w:type="dxa" w:w="7048"/>
             <w:tcBorders>
               <w:top w:val="single" w:color="D9D5C8" w:sz="4"/>
               <w:left w:val="single" w:color="D9D5C8" w:sz="4"/>
@@ -23456,7 +24358,7 @@
                 <w:caps w:val="false"/>
                 <w:rFonts w:ascii="Calibri" w:cs="Calibri" w:eastAsia="Calibri" w:hAnsi="Calibri"/>
               </w:rPr>
-              <w:t xml:space="preserve">My notes</w:t>
+              <w:t xml:space="preserve">Note-Taking Column — write your notes here</w:t>
             </w:r>
           </w:p>
         </w:tc>
@@ -23464,7 +24366,7 @@
       <w:tr>
         <w:tc>
           <w:tcPr>
-            <w:tcW w:type="dxa" w:w="3050"/>
+            <w:tcW w:type="dxa" w:w="2600"/>
             <w:tcBorders>
               <w:top w:val="single" w:color="D9D5C8" w:sz="4"/>
               <w:left w:val="single" w:color="D9D5C8" w:sz="4"/>
@@ -23500,7 +24402,7 @@
         </w:tc>
         <w:tc>
           <w:tcPr>
-            <w:tcW w:type="dxa" w:w="6598"/>
+            <w:tcW w:type="dxa" w:w="7048"/>
             <w:tcBorders>
               <w:top w:val="single" w:color="D9D5C8" w:sz="4"/>
               <w:left w:val="single" w:color="D9D5C8" w:sz="4"/>
@@ -23700,61 +24602,25 @@
               <w:t xml:space="preserve"> </w:t>
             </w:r>
           </w:p>
-        </w:tc>
-      </w:tr>
-      <w:tr>
-        <w:tc>
-          <w:tcPr>
-            <w:tcW w:type="dxa" w:w="3050"/>
-            <w:tcBorders>
-              <w:top w:val="single" w:color="D9D5C8" w:sz="4"/>
-              <w:left w:val="single" w:color="D9D5C8" w:sz="4"/>
-              <w:bottom w:val="single" w:color="D9D5C8" w:sz="4"/>
-              <w:right w:val="single" w:color="D9D5C8" w:sz="4"/>
-            </w:tcBorders>
-            <w:tcMar>
-              <w:top w:type="dxa" w:w="55"/>
-              <w:left w:type="dxa" w:w="110"/>
-              <w:bottom w:type="dxa" w:w="55"/>
-              <w:right w:type="dxa" w:w="110"/>
-            </w:tcMar>
-          </w:tcPr>
-          <w:p>
-            <w:pPr>
-              <w:spacing w:after="0"/>
-            </w:pPr>
-            <w:r>
-              <w:rPr>
-                <w:b/>
-                <w:bCs/>
-                <w:i w:val="false"/>
-                <w:iCs w:val="false"/>
-                <w:color w:val="1A1A1A"/>
-                <w:sz w:val="30"/>
-                <w:szCs w:val="30"/>
-                <w:caps w:val="false"/>
-                <w:rFonts w:ascii="Calibri" w:cs="Calibri" w:eastAsia="Calibri" w:hAnsi="Calibri"/>
-              </w:rPr>
-              <w:t xml:space="preserve">One source that supports it?</w:t>
-            </w:r>
-          </w:p>
-        </w:tc>
-        <w:tc>
-          <w:tcPr>
-            <w:tcW w:type="dxa" w:w="6598"/>
-            <w:tcBorders>
-              <w:top w:val="single" w:color="D9D5C8" w:sz="4"/>
-              <w:left w:val="single" w:color="D9D5C8" w:sz="4"/>
-              <w:bottom w:val="single" w:color="D9D5C8" w:sz="4"/>
-              <w:right w:val="single" w:color="D9D5C8" w:sz="4"/>
-            </w:tcBorders>
-            <w:tcMar>
-              <w:top w:type="dxa" w:w="55"/>
-              <w:left w:type="dxa" w:w="110"/>
-              <w:bottom w:type="dxa" w:w="55"/>
-              <w:right w:type="dxa" w:w="110"/>
-            </w:tcMar>
-          </w:tcPr>
+          <w:p>
+            <w:pPr>
+              <w:spacing w:before="0" w:after="0" w:line="70" w:lineRule="exact"/>
+            </w:pPr>
+            <w:r>
+              <w:rPr>
+                <w:b w:val="false"/>
+                <w:bCs w:val="false"/>
+                <w:i w:val="false"/>
+                <w:iCs w:val="false"/>
+                <w:color w:val="1A1A1A"/>
+                <w:sz w:val="3"/>
+                <w:szCs w:val="3"/>
+                <w:caps w:val="false"/>
+                <w:rFonts w:ascii="Calibri" w:cs="Calibri" w:eastAsia="Calibri" w:hAnsi="Calibri"/>
+              </w:rPr>
+              <w:t xml:space="preserve"> </w:t>
+            </w:r>
+          </w:p>
           <w:p>
             <w:pPr>
               <w:pBdr>
@@ -23859,25 +24725,61 @@
               <w:t xml:space="preserve"> </w:t>
             </w:r>
           </w:p>
-          <w:p>
-            <w:pPr>
-              <w:spacing w:before="0" w:after="0" w:line="70" w:lineRule="exact"/>
-            </w:pPr>
-            <w:r>
-              <w:rPr>
-                <w:b w:val="false"/>
-                <w:bCs w:val="false"/>
-                <w:i w:val="false"/>
-                <w:iCs w:val="false"/>
-                <w:color w:val="1A1A1A"/>
-                <w:sz w:val="3"/>
-                <w:szCs w:val="3"/>
-                <w:caps w:val="false"/>
-                <w:rFonts w:ascii="Calibri" w:cs="Calibri" w:eastAsia="Calibri" w:hAnsi="Calibri"/>
-              </w:rPr>
-              <w:t xml:space="preserve"> </w:t>
-            </w:r>
-          </w:p>
+        </w:tc>
+      </w:tr>
+      <w:tr>
+        <w:tc>
+          <w:tcPr>
+            <w:tcW w:type="dxa" w:w="2600"/>
+            <w:tcBorders>
+              <w:top w:val="single" w:color="D9D5C8" w:sz="4"/>
+              <w:left w:val="single" w:color="D9D5C8" w:sz="4"/>
+              <w:bottom w:val="single" w:color="D9D5C8" w:sz="4"/>
+              <w:right w:val="single" w:color="D9D5C8" w:sz="4"/>
+            </w:tcBorders>
+            <w:tcMar>
+              <w:top w:type="dxa" w:w="55"/>
+              <w:left w:type="dxa" w:w="110"/>
+              <w:bottom w:type="dxa" w:w="55"/>
+              <w:right w:type="dxa" w:w="110"/>
+            </w:tcMar>
+          </w:tcPr>
+          <w:p>
+            <w:pPr>
+              <w:spacing w:after="0"/>
+            </w:pPr>
+            <w:r>
+              <w:rPr>
+                <w:b/>
+                <w:bCs/>
+                <w:i w:val="false"/>
+                <w:iCs w:val="false"/>
+                <w:color w:val="1A1A1A"/>
+                <w:sz w:val="30"/>
+                <w:szCs w:val="30"/>
+                <w:caps w:val="false"/>
+                <w:rFonts w:ascii="Calibri" w:cs="Calibri" w:eastAsia="Calibri" w:hAnsi="Calibri"/>
+              </w:rPr>
+              <w:t xml:space="preserve">One source that supports it?</w:t>
+            </w:r>
+          </w:p>
+        </w:tc>
+        <w:tc>
+          <w:tcPr>
+            <w:tcW w:type="dxa" w:w="7048"/>
+            <w:tcBorders>
+              <w:top w:val="single" w:color="D9D5C8" w:sz="4"/>
+              <w:left w:val="single" w:color="D9D5C8" w:sz="4"/>
+              <w:bottom w:val="single" w:color="D9D5C8" w:sz="4"/>
+              <w:right w:val="single" w:color="D9D5C8" w:sz="4"/>
+            </w:tcBorders>
+            <w:tcMar>
+              <w:top w:type="dxa" w:w="55"/>
+              <w:left w:type="dxa" w:w="110"/>
+              <w:bottom w:type="dxa" w:w="55"/>
+              <w:right w:type="dxa" w:w="110"/>
+            </w:tcMar>
+          </w:tcPr>
           <w:p>
             <w:pPr>
               <w:pBdr>
@@ -23941,61 +24843,25 @@
               <w:t xml:space="preserve"> </w:t>
             </w:r>
           </w:p>
-        </w:tc>
-      </w:tr>
-      <w:tr>
-        <w:tc>
-          <w:tcPr>
-            <w:tcW w:type="dxa" w:w="3050"/>
-            <w:tcBorders>
-              <w:top w:val="single" w:color="D9D5C8" w:sz="4"/>
-              <w:left w:val="single" w:color="D9D5C8" w:sz="4"/>
-              <w:bottom w:val="single" w:color="D9D5C8" w:sz="4"/>
-              <w:right w:val="single" w:color="D9D5C8" w:sz="4"/>
-            </w:tcBorders>
-            <w:tcMar>
-              <w:top w:type="dxa" w:w="55"/>
-              <w:left w:type="dxa" w:w="110"/>
-              <w:bottom w:type="dxa" w:w="55"/>
-              <w:right w:type="dxa" w:w="110"/>
-            </w:tcMar>
-          </w:tcPr>
-          <w:p>
-            <w:pPr>
-              <w:spacing w:after="0"/>
-            </w:pPr>
-            <w:r>
-              <w:rPr>
-                <w:b/>
-                <w:bCs/>
-                <w:i w:val="false"/>
-                <w:iCs w:val="false"/>
-                <w:color w:val="1A1A1A"/>
-                <w:sz w:val="30"/>
-                <w:szCs w:val="30"/>
-                <w:caps w:val="false"/>
-                <w:rFonts w:ascii="Calibri" w:cs="Calibri" w:eastAsia="Calibri" w:hAnsi="Calibri"/>
-              </w:rPr>
-              <w:t xml:space="preserve">One check on executive power?</w:t>
-            </w:r>
-          </w:p>
-        </w:tc>
-        <w:tc>
-          <w:tcPr>
-            <w:tcW w:type="dxa" w:w="6598"/>
-            <w:tcBorders>
-              <w:top w:val="single" w:color="D9D5C8" w:sz="4"/>
-              <w:left w:val="single" w:color="D9D5C8" w:sz="4"/>
-              <w:bottom w:val="single" w:color="D9D5C8" w:sz="4"/>
-              <w:right w:val="single" w:color="D9D5C8" w:sz="4"/>
-            </w:tcBorders>
-            <w:tcMar>
-              <w:top w:type="dxa" w:w="55"/>
-              <w:left w:type="dxa" w:w="110"/>
-              <w:bottom w:type="dxa" w:w="55"/>
-              <w:right w:type="dxa" w:w="110"/>
-            </w:tcMar>
-          </w:tcPr>
+          <w:p>
+            <w:pPr>
+              <w:spacing w:before="0" w:after="0" w:line="70" w:lineRule="exact"/>
+            </w:pPr>
+            <w:r>
+              <w:rPr>
+                <w:b w:val="false"/>
+                <w:bCs w:val="false"/>
+                <w:i w:val="false"/>
+                <w:iCs w:val="false"/>
+                <w:color w:val="1A1A1A"/>
+                <w:sz w:val="3"/>
+                <w:szCs w:val="3"/>
+                <w:caps w:val="false"/>
+                <w:rFonts w:ascii="Calibri" w:cs="Calibri" w:eastAsia="Calibri" w:hAnsi="Calibri"/>
+              </w:rPr>
+              <w:t xml:space="preserve"> </w:t>
+            </w:r>
+          </w:p>
           <w:p>
             <w:pPr>
               <w:pBdr>
@@ -24182,61 +25048,25 @@
               <w:t xml:space="preserve"> </w:t>
             </w:r>
           </w:p>
-        </w:tc>
-      </w:tr>
-      <w:tr>
-        <w:tc>
-          <w:tcPr>
-            <w:tcW w:type="dxa" w:w="3050"/>
-            <w:tcBorders>
-              <w:top w:val="single" w:color="D9D5C8" w:sz="4"/>
-              <w:left w:val="single" w:color="D9D5C8" w:sz="4"/>
-              <w:bottom w:val="single" w:color="D9D5C8" w:sz="4"/>
-              <w:right w:val="single" w:color="D9D5C8" w:sz="4"/>
-            </w:tcBorders>
-            <w:tcMar>
-              <w:top w:type="dxa" w:w="55"/>
-              <w:left w:type="dxa" w:w="110"/>
-              <w:bottom w:type="dxa" w:w="55"/>
-              <w:right w:type="dxa" w:w="110"/>
-            </w:tcMar>
-          </w:tcPr>
-          <w:p>
-            <w:pPr>
-              <w:spacing w:after="0"/>
-            </w:pPr>
-            <w:r>
-              <w:rPr>
-                <w:b/>
-                <w:bCs/>
-                <w:i w:val="false"/>
-                <w:iCs w:val="false"/>
-                <w:color w:val="1A1A1A"/>
-                <w:sz w:val="30"/>
-                <w:szCs w:val="30"/>
-                <w:caps w:val="false"/>
-                <w:rFonts w:ascii="Calibri" w:cs="Calibri" w:eastAsia="Calibri" w:hAnsi="Calibri"/>
-              </w:rPr>
-              <w:t xml:space="preserve">Key terms →</w:t>
-            </w:r>
-          </w:p>
-        </w:tc>
-        <w:tc>
-          <w:tcPr>
-            <w:tcW w:type="dxa" w:w="6598"/>
-            <w:tcBorders>
-              <w:top w:val="single" w:color="D9D5C8" w:sz="4"/>
-              <w:left w:val="single" w:color="D9D5C8" w:sz="4"/>
-              <w:bottom w:val="single" w:color="D9D5C8" w:sz="4"/>
-              <w:right w:val="single" w:color="D9D5C8" w:sz="4"/>
-            </w:tcBorders>
-            <w:tcMar>
-              <w:top w:type="dxa" w:w="55"/>
-              <w:left w:type="dxa" w:w="110"/>
-              <w:bottom w:type="dxa" w:w="55"/>
-              <w:right w:type="dxa" w:w="110"/>
-            </w:tcMar>
-          </w:tcPr>
+          <w:p>
+            <w:pPr>
+              <w:spacing w:before="0" w:after="0" w:line="70" w:lineRule="exact"/>
+            </w:pPr>
+            <w:r>
+              <w:rPr>
+                <w:b w:val="false"/>
+                <w:bCs w:val="false"/>
+                <w:i w:val="false"/>
+                <w:iCs w:val="false"/>
+                <w:color w:val="1A1A1A"/>
+                <w:sz w:val="3"/>
+                <w:szCs w:val="3"/>
+                <w:caps w:val="false"/>
+                <w:rFonts w:ascii="Calibri" w:cs="Calibri" w:eastAsia="Calibri" w:hAnsi="Calibri"/>
+              </w:rPr>
+              <w:t xml:space="preserve"> </w:t>
+            </w:r>
+          </w:p>
           <w:p>
             <w:pPr>
               <w:pBdr>
@@ -24259,25 +25089,61 @@
               <w:t xml:space="preserve"> </w:t>
             </w:r>
           </w:p>
-          <w:p>
-            <w:pPr>
-              <w:spacing w:before="0" w:after="0" w:line="70" w:lineRule="exact"/>
-            </w:pPr>
-            <w:r>
-              <w:rPr>
-                <w:b w:val="false"/>
-                <w:bCs w:val="false"/>
-                <w:i w:val="false"/>
-                <w:iCs w:val="false"/>
-                <w:color w:val="1A1A1A"/>
-                <w:sz w:val="3"/>
-                <w:szCs w:val="3"/>
-                <w:caps w:val="false"/>
-                <w:rFonts w:ascii="Calibri" w:cs="Calibri" w:eastAsia="Calibri" w:hAnsi="Calibri"/>
-              </w:rPr>
-              <w:t xml:space="preserve"> </w:t>
-            </w:r>
-          </w:p>
+        </w:tc>
+      </w:tr>
+      <w:tr>
+        <w:tc>
+          <w:tcPr>
+            <w:tcW w:type="dxa" w:w="2600"/>
+            <w:tcBorders>
+              <w:top w:val="single" w:color="D9D5C8" w:sz="4"/>
+              <w:left w:val="single" w:color="D9D5C8" w:sz="4"/>
+              <w:bottom w:val="single" w:color="D9D5C8" w:sz="4"/>
+              <w:right w:val="single" w:color="D9D5C8" w:sz="4"/>
+            </w:tcBorders>
+            <w:tcMar>
+              <w:top w:type="dxa" w:w="55"/>
+              <w:left w:type="dxa" w:w="110"/>
+              <w:bottom w:type="dxa" w:w="55"/>
+              <w:right w:type="dxa" w:w="110"/>
+            </w:tcMar>
+          </w:tcPr>
+          <w:p>
+            <w:pPr>
+              <w:spacing w:after="0"/>
+            </w:pPr>
+            <w:r>
+              <w:rPr>
+                <w:b/>
+                <w:bCs/>
+                <w:i w:val="false"/>
+                <w:iCs w:val="false"/>
+                <w:color w:val="1A1A1A"/>
+                <w:sz w:val="30"/>
+                <w:szCs w:val="30"/>
+                <w:caps w:val="false"/>
+                <w:rFonts w:ascii="Calibri" w:cs="Calibri" w:eastAsia="Calibri" w:hAnsi="Calibri"/>
+              </w:rPr>
+              <w:t xml:space="preserve">One check on executive power?</w:t>
+            </w:r>
+          </w:p>
+        </w:tc>
+        <w:tc>
+          <w:tcPr>
+            <w:tcW w:type="dxa" w:w="7048"/>
+            <w:tcBorders>
+              <w:top w:val="single" w:color="D9D5C8" w:sz="4"/>
+              <w:left w:val="single" w:color="D9D5C8" w:sz="4"/>
+              <w:bottom w:val="single" w:color="D9D5C8" w:sz="4"/>
+              <w:right w:val="single" w:color="D9D5C8" w:sz="4"/>
+            </w:tcBorders>
+            <w:tcMar>
+              <w:top w:type="dxa" w:w="55"/>
+              <w:left w:type="dxa" w:w="110"/>
+              <w:bottom w:type="dxa" w:w="55"/>
+              <w:right w:type="dxa" w:w="110"/>
+            </w:tcMar>
+          </w:tcPr>
           <w:p>
             <w:pPr>
               <w:pBdr>
@@ -24423,9 +25289,947 @@
               <w:t xml:space="preserve"> </w:t>
             </w:r>
           </w:p>
+          <w:p>
+            <w:pPr>
+              <w:spacing w:before="0" w:after="0" w:line="70" w:lineRule="exact"/>
+            </w:pPr>
+            <w:r>
+              <w:rPr>
+                <w:b w:val="false"/>
+                <w:bCs w:val="false"/>
+                <w:i w:val="false"/>
+                <w:iCs w:val="false"/>
+                <w:color w:val="1A1A1A"/>
+                <w:sz w:val="3"/>
+                <w:szCs w:val="3"/>
+                <w:caps w:val="false"/>
+                <w:rFonts w:ascii="Calibri" w:cs="Calibri" w:eastAsia="Calibri" w:hAnsi="Calibri"/>
+              </w:rPr>
+              <w:t xml:space="preserve"> </w:t>
+            </w:r>
+          </w:p>
+          <w:p>
+            <w:pPr>
+              <w:pBdr>
+                <w:bottom w:val="single" w:color="C9C4B5" w:sz="4" w:space="3"/>
+              </w:pBdr>
+              <w:spacing w:before="0" w:after="0" w:line="255" w:lineRule="auto"/>
+            </w:pPr>
+            <w:r>
+              <w:rPr>
+                <w:b w:val="false"/>
+                <w:bCs w:val="false"/>
+                <w:i w:val="false"/>
+                <w:iCs w:val="false"/>
+                <w:color w:val="1A1A1A"/>
+                <w:sz w:val="24"/>
+                <w:szCs w:val="24"/>
+                <w:caps w:val="false"/>
+                <w:rFonts w:ascii="Calibri" w:cs="Calibri" w:eastAsia="Calibri" w:hAnsi="Calibri"/>
+              </w:rPr>
+              <w:t xml:space="preserve"> </w:t>
+            </w:r>
+          </w:p>
+          <w:p>
+            <w:pPr>
+              <w:spacing w:before="0" w:after="0" w:line="70" w:lineRule="exact"/>
+            </w:pPr>
+            <w:r>
+              <w:rPr>
+                <w:b w:val="false"/>
+                <w:bCs w:val="false"/>
+                <w:i w:val="false"/>
+                <w:iCs w:val="false"/>
+                <w:color w:val="1A1A1A"/>
+                <w:sz w:val="3"/>
+                <w:szCs w:val="3"/>
+                <w:caps w:val="false"/>
+                <w:rFonts w:ascii="Calibri" w:cs="Calibri" w:eastAsia="Calibri" w:hAnsi="Calibri"/>
+              </w:rPr>
+              <w:t xml:space="preserve"> </w:t>
+            </w:r>
+          </w:p>
+          <w:p>
+            <w:pPr>
+              <w:pBdr>
+                <w:bottom w:val="single" w:color="C9C4B5" w:sz="4" w:space="3"/>
+              </w:pBdr>
+              <w:spacing w:before="0" w:after="0" w:line="255" w:lineRule="auto"/>
+            </w:pPr>
+            <w:r>
+              <w:rPr>
+                <w:b w:val="false"/>
+                <w:bCs w:val="false"/>
+                <w:i w:val="false"/>
+                <w:iCs w:val="false"/>
+                <w:color w:val="1A1A1A"/>
+                <w:sz w:val="24"/>
+                <w:szCs w:val="24"/>
+                <w:caps w:val="false"/>
+                <w:rFonts w:ascii="Calibri" w:cs="Calibri" w:eastAsia="Calibri" w:hAnsi="Calibri"/>
+              </w:rPr>
+              <w:t xml:space="preserve"> </w:t>
+            </w:r>
+          </w:p>
+          <w:p>
+            <w:pPr>
+              <w:spacing w:before="0" w:after="0" w:line="70" w:lineRule="exact"/>
+            </w:pPr>
+            <w:r>
+              <w:rPr>
+                <w:b w:val="false"/>
+                <w:bCs w:val="false"/>
+                <w:i w:val="false"/>
+                <w:iCs w:val="false"/>
+                <w:color w:val="1A1A1A"/>
+                <w:sz w:val="3"/>
+                <w:szCs w:val="3"/>
+                <w:caps w:val="false"/>
+                <w:rFonts w:ascii="Calibri" w:cs="Calibri" w:eastAsia="Calibri" w:hAnsi="Calibri"/>
+              </w:rPr>
+              <w:t xml:space="preserve"> </w:t>
+            </w:r>
+          </w:p>
+          <w:p>
+            <w:pPr>
+              <w:pBdr>
+                <w:bottom w:val="single" w:color="C9C4B5" w:sz="4" w:space="3"/>
+              </w:pBdr>
+              <w:spacing w:before="0" w:after="0" w:line="255" w:lineRule="auto"/>
+            </w:pPr>
+            <w:r>
+              <w:rPr>
+                <w:b w:val="false"/>
+                <w:bCs w:val="false"/>
+                <w:i w:val="false"/>
+                <w:iCs w:val="false"/>
+                <w:color w:val="1A1A1A"/>
+                <w:sz w:val="24"/>
+                <w:szCs w:val="24"/>
+                <w:caps w:val="false"/>
+                <w:rFonts w:ascii="Calibri" w:cs="Calibri" w:eastAsia="Calibri" w:hAnsi="Calibri"/>
+              </w:rPr>
+              <w:t xml:space="preserve"> </w:t>
+            </w:r>
+          </w:p>
+          <w:p>
+            <w:pPr>
+              <w:spacing w:before="0" w:after="0" w:line="70" w:lineRule="exact"/>
+            </w:pPr>
+            <w:r>
+              <w:rPr>
+                <w:b w:val="false"/>
+                <w:bCs w:val="false"/>
+                <w:i w:val="false"/>
+                <w:iCs w:val="false"/>
+                <w:color w:val="1A1A1A"/>
+                <w:sz w:val="3"/>
+                <w:szCs w:val="3"/>
+                <w:caps w:val="false"/>
+                <w:rFonts w:ascii="Calibri" w:cs="Calibri" w:eastAsia="Calibri" w:hAnsi="Calibri"/>
+              </w:rPr>
+              <w:t xml:space="preserve"> </w:t>
+            </w:r>
+          </w:p>
+          <w:p>
+            <w:pPr>
+              <w:pBdr>
+                <w:bottom w:val="single" w:color="C9C4B5" w:sz="4" w:space="3"/>
+              </w:pBdr>
+              <w:spacing w:before="0" w:after="0" w:line="255" w:lineRule="auto"/>
+            </w:pPr>
+            <w:r>
+              <w:rPr>
+                <w:b w:val="false"/>
+                <w:bCs w:val="false"/>
+                <w:i w:val="false"/>
+                <w:iCs w:val="false"/>
+                <w:color w:val="1A1A1A"/>
+                <w:sz w:val="24"/>
+                <w:szCs w:val="24"/>
+                <w:caps w:val="false"/>
+                <w:rFonts w:ascii="Calibri" w:cs="Calibri" w:eastAsia="Calibri" w:hAnsi="Calibri"/>
+              </w:rPr>
+              <w:t xml:space="preserve"> </w:t>
+            </w:r>
+          </w:p>
+        </w:tc>
+      </w:tr>
+      <w:tr>
+        <w:tc>
+          <w:tcPr>
+            <w:tcW w:type="dxa" w:w="2600"/>
+            <w:tcBorders>
+              <w:top w:val="single" w:color="D9D5C8" w:sz="4"/>
+              <w:left w:val="single" w:color="D9D5C8" w:sz="4"/>
+              <w:bottom w:val="single" w:color="D9D5C8" w:sz="4"/>
+              <w:right w:val="single" w:color="D9D5C8" w:sz="4"/>
+            </w:tcBorders>
+            <w:tcMar>
+              <w:top w:type="dxa" w:w="55"/>
+              <w:left w:type="dxa" w:w="110"/>
+              <w:bottom w:type="dxa" w:w="55"/>
+              <w:right w:type="dxa" w:w="110"/>
+            </w:tcMar>
+          </w:tcPr>
+          <w:p>
+            <w:pPr>
+              <w:spacing w:after="0"/>
+            </w:pPr>
+            <w:r>
+              <w:rPr>
+                <w:b/>
+                <w:bCs/>
+                <w:i w:val="false"/>
+                <w:iCs w:val="false"/>
+                <w:color w:val="1A1A1A"/>
+                <w:sz w:val="30"/>
+                <w:szCs w:val="30"/>
+                <w:caps w:val="false"/>
+                <w:rFonts w:ascii="Calibri" w:cs="Calibri" w:eastAsia="Calibri" w:hAnsi="Calibri"/>
+              </w:rPr>
+              <w:t xml:space="preserve">Key terms →</w:t>
+            </w:r>
+          </w:p>
+        </w:tc>
+        <w:tc>
+          <w:tcPr>
+            <w:tcW w:type="dxa" w:w="7048"/>
+            <w:tcBorders>
+              <w:top w:val="single" w:color="D9D5C8" w:sz="4"/>
+              <w:left w:val="single" w:color="D9D5C8" w:sz="4"/>
+              <w:bottom w:val="single" w:color="D9D5C8" w:sz="4"/>
+              <w:right w:val="single" w:color="D9D5C8" w:sz="4"/>
+            </w:tcBorders>
+            <w:tcMar>
+              <w:top w:type="dxa" w:w="55"/>
+              <w:left w:type="dxa" w:w="110"/>
+              <w:bottom w:type="dxa" w:w="55"/>
+              <w:right w:type="dxa" w:w="110"/>
+            </w:tcMar>
+          </w:tcPr>
+          <w:p>
+            <w:pPr>
+              <w:pBdr>
+                <w:bottom w:val="single" w:color="C9C4B5" w:sz="4" w:space="3"/>
+              </w:pBdr>
+              <w:spacing w:before="0" w:after="0" w:line="255" w:lineRule="auto"/>
+            </w:pPr>
+            <w:r>
+              <w:rPr>
+                <w:b w:val="false"/>
+                <w:bCs w:val="false"/>
+                <w:i w:val="false"/>
+                <w:iCs w:val="false"/>
+                <w:color w:val="1A1A1A"/>
+                <w:sz w:val="24"/>
+                <w:szCs w:val="24"/>
+                <w:caps w:val="false"/>
+                <w:rFonts w:ascii="Calibri" w:cs="Calibri" w:eastAsia="Calibri" w:hAnsi="Calibri"/>
+              </w:rPr>
+              <w:t xml:space="preserve"> </w:t>
+            </w:r>
+          </w:p>
+          <w:p>
+            <w:pPr>
+              <w:spacing w:before="0" w:after="0" w:line="70" w:lineRule="exact"/>
+            </w:pPr>
+            <w:r>
+              <w:rPr>
+                <w:b w:val="false"/>
+                <w:bCs w:val="false"/>
+                <w:i w:val="false"/>
+                <w:iCs w:val="false"/>
+                <w:color w:val="1A1A1A"/>
+                <w:sz w:val="3"/>
+                <w:szCs w:val="3"/>
+                <w:caps w:val="false"/>
+                <w:rFonts w:ascii="Calibri" w:cs="Calibri" w:eastAsia="Calibri" w:hAnsi="Calibri"/>
+              </w:rPr>
+              <w:t xml:space="preserve"> </w:t>
+            </w:r>
+          </w:p>
+          <w:p>
+            <w:pPr>
+              <w:pBdr>
+                <w:bottom w:val="single" w:color="C9C4B5" w:sz="4" w:space="3"/>
+              </w:pBdr>
+              <w:spacing w:before="0" w:after="0" w:line="255" w:lineRule="auto"/>
+            </w:pPr>
+            <w:r>
+              <w:rPr>
+                <w:b w:val="false"/>
+                <w:bCs w:val="false"/>
+                <w:i w:val="false"/>
+                <w:iCs w:val="false"/>
+                <w:color w:val="1A1A1A"/>
+                <w:sz w:val="24"/>
+                <w:szCs w:val="24"/>
+                <w:caps w:val="false"/>
+                <w:rFonts w:ascii="Calibri" w:cs="Calibri" w:eastAsia="Calibri" w:hAnsi="Calibri"/>
+              </w:rPr>
+              <w:t xml:space="preserve"> </w:t>
+            </w:r>
+          </w:p>
+          <w:p>
+            <w:pPr>
+              <w:spacing w:before="0" w:after="0" w:line="70" w:lineRule="exact"/>
+            </w:pPr>
+            <w:r>
+              <w:rPr>
+                <w:b w:val="false"/>
+                <w:bCs w:val="false"/>
+                <w:i w:val="false"/>
+                <w:iCs w:val="false"/>
+                <w:color w:val="1A1A1A"/>
+                <w:sz w:val="3"/>
+                <w:szCs w:val="3"/>
+                <w:caps w:val="false"/>
+                <w:rFonts w:ascii="Calibri" w:cs="Calibri" w:eastAsia="Calibri" w:hAnsi="Calibri"/>
+              </w:rPr>
+              <w:t xml:space="preserve"> </w:t>
+            </w:r>
+          </w:p>
+          <w:p>
+            <w:pPr>
+              <w:pBdr>
+                <w:bottom w:val="single" w:color="C9C4B5" w:sz="4" w:space="3"/>
+              </w:pBdr>
+              <w:spacing w:before="0" w:after="0" w:line="255" w:lineRule="auto"/>
+            </w:pPr>
+            <w:r>
+              <w:rPr>
+                <w:b w:val="false"/>
+                <w:bCs w:val="false"/>
+                <w:i w:val="false"/>
+                <w:iCs w:val="false"/>
+                <w:color w:val="1A1A1A"/>
+                <w:sz w:val="24"/>
+                <w:szCs w:val="24"/>
+                <w:caps w:val="false"/>
+                <w:rFonts w:ascii="Calibri" w:cs="Calibri" w:eastAsia="Calibri" w:hAnsi="Calibri"/>
+              </w:rPr>
+              <w:t xml:space="preserve"> </w:t>
+            </w:r>
+          </w:p>
+          <w:p>
+            <w:pPr>
+              <w:spacing w:before="0" w:after="0" w:line="70" w:lineRule="exact"/>
+            </w:pPr>
+            <w:r>
+              <w:rPr>
+                <w:b w:val="false"/>
+                <w:bCs w:val="false"/>
+                <w:i w:val="false"/>
+                <w:iCs w:val="false"/>
+                <w:color w:val="1A1A1A"/>
+                <w:sz w:val="3"/>
+                <w:szCs w:val="3"/>
+                <w:caps w:val="false"/>
+                <w:rFonts w:ascii="Calibri" w:cs="Calibri" w:eastAsia="Calibri" w:hAnsi="Calibri"/>
+              </w:rPr>
+              <w:t xml:space="preserve"> </w:t>
+            </w:r>
+          </w:p>
+          <w:p>
+            <w:pPr>
+              <w:pBdr>
+                <w:bottom w:val="single" w:color="C9C4B5" w:sz="4" w:space="3"/>
+              </w:pBdr>
+              <w:spacing w:before="0" w:after="0" w:line="255" w:lineRule="auto"/>
+            </w:pPr>
+            <w:r>
+              <w:rPr>
+                <w:b w:val="false"/>
+                <w:bCs w:val="false"/>
+                <w:i w:val="false"/>
+                <w:iCs w:val="false"/>
+                <w:color w:val="1A1A1A"/>
+                <w:sz w:val="24"/>
+                <w:szCs w:val="24"/>
+                <w:caps w:val="false"/>
+                <w:rFonts w:ascii="Calibri" w:cs="Calibri" w:eastAsia="Calibri" w:hAnsi="Calibri"/>
+              </w:rPr>
+              <w:t xml:space="preserve"> </w:t>
+            </w:r>
+          </w:p>
+          <w:p>
+            <w:pPr>
+              <w:spacing w:before="0" w:after="0" w:line="70" w:lineRule="exact"/>
+            </w:pPr>
+            <w:r>
+              <w:rPr>
+                <w:b w:val="false"/>
+                <w:bCs w:val="false"/>
+                <w:i w:val="false"/>
+                <w:iCs w:val="false"/>
+                <w:color w:val="1A1A1A"/>
+                <w:sz w:val="3"/>
+                <w:szCs w:val="3"/>
+                <w:caps w:val="false"/>
+                <w:rFonts w:ascii="Calibri" w:cs="Calibri" w:eastAsia="Calibri" w:hAnsi="Calibri"/>
+              </w:rPr>
+              <w:t xml:space="preserve"> </w:t>
+            </w:r>
+          </w:p>
+          <w:p>
+            <w:pPr>
+              <w:pBdr>
+                <w:bottom w:val="single" w:color="C9C4B5" w:sz="4" w:space="3"/>
+              </w:pBdr>
+              <w:spacing w:before="0" w:after="0" w:line="255" w:lineRule="auto"/>
+            </w:pPr>
+            <w:r>
+              <w:rPr>
+                <w:b w:val="false"/>
+                <w:bCs w:val="false"/>
+                <w:i w:val="false"/>
+                <w:iCs w:val="false"/>
+                <w:color w:val="1A1A1A"/>
+                <w:sz w:val="24"/>
+                <w:szCs w:val="24"/>
+                <w:caps w:val="false"/>
+                <w:rFonts w:ascii="Calibri" w:cs="Calibri" w:eastAsia="Calibri" w:hAnsi="Calibri"/>
+              </w:rPr>
+              <w:t xml:space="preserve"> </w:t>
+            </w:r>
+          </w:p>
+          <w:p>
+            <w:pPr>
+              <w:spacing w:before="0" w:after="0" w:line="70" w:lineRule="exact"/>
+            </w:pPr>
+            <w:r>
+              <w:rPr>
+                <w:b w:val="false"/>
+                <w:bCs w:val="false"/>
+                <w:i w:val="false"/>
+                <w:iCs w:val="false"/>
+                <w:color w:val="1A1A1A"/>
+                <w:sz w:val="3"/>
+                <w:szCs w:val="3"/>
+                <w:caps w:val="false"/>
+                <w:rFonts w:ascii="Calibri" w:cs="Calibri" w:eastAsia="Calibri" w:hAnsi="Calibri"/>
+              </w:rPr>
+              <w:t xml:space="preserve"> </w:t>
+            </w:r>
+          </w:p>
+          <w:p>
+            <w:pPr>
+              <w:pBdr>
+                <w:bottom w:val="single" w:color="C9C4B5" w:sz="4" w:space="3"/>
+              </w:pBdr>
+              <w:spacing w:before="0" w:after="0" w:line="255" w:lineRule="auto"/>
+            </w:pPr>
+            <w:r>
+              <w:rPr>
+                <w:b w:val="false"/>
+                <w:bCs w:val="false"/>
+                <w:i w:val="false"/>
+                <w:iCs w:val="false"/>
+                <w:color w:val="1A1A1A"/>
+                <w:sz w:val="24"/>
+                <w:szCs w:val="24"/>
+                <w:caps w:val="false"/>
+                <w:rFonts w:ascii="Calibri" w:cs="Calibri" w:eastAsia="Calibri" w:hAnsi="Calibri"/>
+              </w:rPr>
+              <w:t xml:space="preserve"> </w:t>
+            </w:r>
+          </w:p>
+          <w:p>
+            <w:pPr>
+              <w:spacing w:before="0" w:after="0" w:line="70" w:lineRule="exact"/>
+            </w:pPr>
+            <w:r>
+              <w:rPr>
+                <w:b w:val="false"/>
+                <w:bCs w:val="false"/>
+                <w:i w:val="false"/>
+                <w:iCs w:val="false"/>
+                <w:color w:val="1A1A1A"/>
+                <w:sz w:val="3"/>
+                <w:szCs w:val="3"/>
+                <w:caps w:val="false"/>
+                <w:rFonts w:ascii="Calibri" w:cs="Calibri" w:eastAsia="Calibri" w:hAnsi="Calibri"/>
+              </w:rPr>
+              <w:t xml:space="preserve"> </w:t>
+            </w:r>
+          </w:p>
+          <w:p>
+            <w:pPr>
+              <w:pBdr>
+                <w:bottom w:val="single" w:color="C9C4B5" w:sz="4" w:space="3"/>
+              </w:pBdr>
+              <w:spacing w:before="0" w:after="0" w:line="255" w:lineRule="auto"/>
+            </w:pPr>
+            <w:r>
+              <w:rPr>
+                <w:b w:val="false"/>
+                <w:bCs w:val="false"/>
+                <w:i w:val="false"/>
+                <w:iCs w:val="false"/>
+                <w:color w:val="1A1A1A"/>
+                <w:sz w:val="24"/>
+                <w:szCs w:val="24"/>
+                <w:caps w:val="false"/>
+                <w:rFonts w:ascii="Calibri" w:cs="Calibri" w:eastAsia="Calibri" w:hAnsi="Calibri"/>
+              </w:rPr>
+              <w:t xml:space="preserve"> </w:t>
+            </w:r>
+          </w:p>
+          <w:p>
+            <w:pPr>
+              <w:spacing w:before="0" w:after="0" w:line="70" w:lineRule="exact"/>
+            </w:pPr>
+            <w:r>
+              <w:rPr>
+                <w:b w:val="false"/>
+                <w:bCs w:val="false"/>
+                <w:i w:val="false"/>
+                <w:iCs w:val="false"/>
+                <w:color w:val="1A1A1A"/>
+                <w:sz w:val="3"/>
+                <w:szCs w:val="3"/>
+                <w:caps w:val="false"/>
+                <w:rFonts w:ascii="Calibri" w:cs="Calibri" w:eastAsia="Calibri" w:hAnsi="Calibri"/>
+              </w:rPr>
+              <w:t xml:space="preserve"> </w:t>
+            </w:r>
+          </w:p>
+          <w:p>
+            <w:pPr>
+              <w:pBdr>
+                <w:bottom w:val="single" w:color="C9C4B5" w:sz="4" w:space="3"/>
+              </w:pBdr>
+              <w:spacing w:before="0" w:after="0" w:line="255" w:lineRule="auto"/>
+            </w:pPr>
+            <w:r>
+              <w:rPr>
+                <w:b w:val="false"/>
+                <w:bCs w:val="false"/>
+                <w:i w:val="false"/>
+                <w:iCs w:val="false"/>
+                <w:color w:val="1A1A1A"/>
+                <w:sz w:val="24"/>
+                <w:szCs w:val="24"/>
+                <w:caps w:val="false"/>
+                <w:rFonts w:ascii="Calibri" w:cs="Calibri" w:eastAsia="Calibri" w:hAnsi="Calibri"/>
+              </w:rPr>
+              <w:t xml:space="preserve"> </w:t>
+            </w:r>
+          </w:p>
         </w:tc>
       </w:tr>
     </w:tbl>
+    <w:p>
+      <w:pPr>
+        <w:spacing w:before="100" w:after="30"/>
+      </w:pPr>
+      <w:r>
+        <w:rPr>
+          <w:b w:val="false"/>
+          <w:bCs w:val="false"/>
+          <w:i/>
+          <w:iCs/>
+          <w:color w:val="6B7280"/>
+          <w:sz w:val="29"/>
+          <w:szCs w:val="29"/>
+          <w:caps w:val="false"/>
+          <w:rFonts w:ascii="Calibri" w:cs="Calibri" w:eastAsia="Calibri" w:hAnsi="Calibri"/>
+        </w:rPr>
+        <w:t xml:space="preserve">Keep taking notes — lines run the full width of the page:</w:t>
+      </w:r>
+    </w:p>
+    <w:p>
+      <w:pPr>
+        <w:pBdr>
+          <w:bottom w:val="single" w:color="C9C4B5" w:sz="4" w:space="3"/>
+        </w:pBdr>
+        <w:spacing w:before="0" w:after="0" w:line="255" w:lineRule="auto"/>
+      </w:pPr>
+      <w:r>
+        <w:rPr>
+          <w:b w:val="false"/>
+          <w:bCs w:val="false"/>
+          <w:i w:val="false"/>
+          <w:iCs w:val="false"/>
+          <w:color w:val="1A1A1A"/>
+          <w:sz w:val="24"/>
+          <w:szCs w:val="24"/>
+          <w:caps w:val="false"/>
+          <w:rFonts w:ascii="Calibri" w:cs="Calibri" w:eastAsia="Calibri" w:hAnsi="Calibri"/>
+        </w:rPr>
+        <w:t xml:space="preserve"> </w:t>
+      </w:r>
+    </w:p>
+    <w:p>
+      <w:pPr>
+        <w:spacing w:before="0" w:after="0" w:line="70" w:lineRule="exact"/>
+      </w:pPr>
+      <w:r>
+        <w:rPr>
+          <w:b w:val="false"/>
+          <w:bCs w:val="false"/>
+          <w:i w:val="false"/>
+          <w:iCs w:val="false"/>
+          <w:color w:val="1A1A1A"/>
+          <w:sz w:val="3"/>
+          <w:szCs w:val="3"/>
+          <w:caps w:val="false"/>
+          <w:rFonts w:ascii="Calibri" w:cs="Calibri" w:eastAsia="Calibri" w:hAnsi="Calibri"/>
+        </w:rPr>
+        <w:t xml:space="preserve"> </w:t>
+      </w:r>
+    </w:p>
+    <w:p>
+      <w:pPr>
+        <w:pBdr>
+          <w:bottom w:val="single" w:color="C9C4B5" w:sz="4" w:space="3"/>
+        </w:pBdr>
+        <w:spacing w:before="0" w:after="0" w:line="255" w:lineRule="auto"/>
+      </w:pPr>
+      <w:r>
+        <w:rPr>
+          <w:b w:val="false"/>
+          <w:bCs w:val="false"/>
+          <w:i w:val="false"/>
+          <w:iCs w:val="false"/>
+          <w:color w:val="1A1A1A"/>
+          <w:sz w:val="24"/>
+          <w:szCs w:val="24"/>
+          <w:caps w:val="false"/>
+          <w:rFonts w:ascii="Calibri" w:cs="Calibri" w:eastAsia="Calibri" w:hAnsi="Calibri"/>
+        </w:rPr>
+        <w:t xml:space="preserve"> </w:t>
+      </w:r>
+    </w:p>
+    <w:p>
+      <w:pPr>
+        <w:spacing w:before="0" w:after="0" w:line="70" w:lineRule="exact"/>
+      </w:pPr>
+      <w:r>
+        <w:rPr>
+          <w:b w:val="false"/>
+          <w:bCs w:val="false"/>
+          <w:i w:val="false"/>
+          <w:iCs w:val="false"/>
+          <w:color w:val="1A1A1A"/>
+          <w:sz w:val="3"/>
+          <w:szCs w:val="3"/>
+          <w:caps w:val="false"/>
+          <w:rFonts w:ascii="Calibri" w:cs="Calibri" w:eastAsia="Calibri" w:hAnsi="Calibri"/>
+        </w:rPr>
+        <w:t xml:space="preserve"> </w:t>
+      </w:r>
+    </w:p>
+    <w:p>
+      <w:pPr>
+        <w:pBdr>
+          <w:bottom w:val="single" w:color="C9C4B5" w:sz="4" w:space="3"/>
+        </w:pBdr>
+        <w:spacing w:before="0" w:after="0" w:line="255" w:lineRule="auto"/>
+      </w:pPr>
+      <w:r>
+        <w:rPr>
+          <w:b w:val="false"/>
+          <w:bCs w:val="false"/>
+          <w:i w:val="false"/>
+          <w:iCs w:val="false"/>
+          <w:color w:val="1A1A1A"/>
+          <w:sz w:val="24"/>
+          <w:szCs w:val="24"/>
+          <w:caps w:val="false"/>
+          <w:rFonts w:ascii="Calibri" w:cs="Calibri" w:eastAsia="Calibri" w:hAnsi="Calibri"/>
+        </w:rPr>
+        <w:t xml:space="preserve"> </w:t>
+      </w:r>
+    </w:p>
+    <w:p>
+      <w:pPr>
+        <w:spacing w:before="0" w:after="0" w:line="70" w:lineRule="exact"/>
+      </w:pPr>
+      <w:r>
+        <w:rPr>
+          <w:b w:val="false"/>
+          <w:bCs w:val="false"/>
+          <w:i w:val="false"/>
+          <w:iCs w:val="false"/>
+          <w:color w:val="1A1A1A"/>
+          <w:sz w:val="3"/>
+          <w:szCs w:val="3"/>
+          <w:caps w:val="false"/>
+          <w:rFonts w:ascii="Calibri" w:cs="Calibri" w:eastAsia="Calibri" w:hAnsi="Calibri"/>
+        </w:rPr>
+        <w:t xml:space="preserve"> </w:t>
+      </w:r>
+    </w:p>
+    <w:p>
+      <w:pPr>
+        <w:pBdr>
+          <w:bottom w:val="single" w:color="C9C4B5" w:sz="4" w:space="3"/>
+        </w:pBdr>
+        <w:spacing w:before="0" w:after="0" w:line="255" w:lineRule="auto"/>
+      </w:pPr>
+      <w:r>
+        <w:rPr>
+          <w:b w:val="false"/>
+          <w:bCs w:val="false"/>
+          <w:i w:val="false"/>
+          <w:iCs w:val="false"/>
+          <w:color w:val="1A1A1A"/>
+          <w:sz w:val="24"/>
+          <w:szCs w:val="24"/>
+          <w:caps w:val="false"/>
+          <w:rFonts w:ascii="Calibri" w:cs="Calibri" w:eastAsia="Calibri" w:hAnsi="Calibri"/>
+        </w:rPr>
+        <w:t xml:space="preserve"> </w:t>
+      </w:r>
+    </w:p>
+    <w:p>
+      <w:pPr>
+        <w:spacing w:before="0" w:after="0" w:line="70" w:lineRule="exact"/>
+      </w:pPr>
+      <w:r>
+        <w:rPr>
+          <w:b w:val="false"/>
+          <w:bCs w:val="false"/>
+          <w:i w:val="false"/>
+          <w:iCs w:val="false"/>
+          <w:color w:val="1A1A1A"/>
+          <w:sz w:val="3"/>
+          <w:szCs w:val="3"/>
+          <w:caps w:val="false"/>
+          <w:rFonts w:ascii="Calibri" w:cs="Calibri" w:eastAsia="Calibri" w:hAnsi="Calibri"/>
+        </w:rPr>
+        <w:t xml:space="preserve"> </w:t>
+      </w:r>
+    </w:p>
+    <w:p>
+      <w:pPr>
+        <w:pBdr>
+          <w:bottom w:val="single" w:color="C9C4B5" w:sz="4" w:space="3"/>
+        </w:pBdr>
+        <w:spacing w:before="0" w:after="0" w:line="255" w:lineRule="auto"/>
+      </w:pPr>
+      <w:r>
+        <w:rPr>
+          <w:b w:val="false"/>
+          <w:bCs w:val="false"/>
+          <w:i w:val="false"/>
+          <w:iCs w:val="false"/>
+          <w:color w:val="1A1A1A"/>
+          <w:sz w:val="24"/>
+          <w:szCs w:val="24"/>
+          <w:caps w:val="false"/>
+          <w:rFonts w:ascii="Calibri" w:cs="Calibri" w:eastAsia="Calibri" w:hAnsi="Calibri"/>
+        </w:rPr>
+        <w:t xml:space="preserve"> </w:t>
+      </w:r>
+    </w:p>
+    <w:p>
+      <w:pPr>
+        <w:spacing w:before="0" w:after="0" w:line="70" w:lineRule="exact"/>
+      </w:pPr>
+      <w:r>
+        <w:rPr>
+          <w:b w:val="false"/>
+          <w:bCs w:val="false"/>
+          <w:i w:val="false"/>
+          <w:iCs w:val="false"/>
+          <w:color w:val="1A1A1A"/>
+          <w:sz w:val="3"/>
+          <w:szCs w:val="3"/>
+          <w:caps w:val="false"/>
+          <w:rFonts w:ascii="Calibri" w:cs="Calibri" w:eastAsia="Calibri" w:hAnsi="Calibri"/>
+        </w:rPr>
+        <w:t xml:space="preserve"> </w:t>
+      </w:r>
+    </w:p>
+    <w:p>
+      <w:pPr>
+        <w:pBdr>
+          <w:bottom w:val="single" w:color="C9C4B5" w:sz="4" w:space="3"/>
+        </w:pBdr>
+        <w:spacing w:before="0" w:after="0" w:line="255" w:lineRule="auto"/>
+      </w:pPr>
+      <w:r>
+        <w:rPr>
+          <w:b w:val="false"/>
+          <w:bCs w:val="false"/>
+          <w:i w:val="false"/>
+          <w:iCs w:val="false"/>
+          <w:color w:val="1A1A1A"/>
+          <w:sz w:val="24"/>
+          <w:szCs w:val="24"/>
+          <w:caps w:val="false"/>
+          <w:rFonts w:ascii="Calibri" w:cs="Calibri" w:eastAsia="Calibri" w:hAnsi="Calibri"/>
+        </w:rPr>
+        <w:t xml:space="preserve"> </w:t>
+      </w:r>
+    </w:p>
+    <w:p>
+      <w:pPr>
+        <w:spacing w:before="0" w:after="0" w:line="70" w:lineRule="exact"/>
+      </w:pPr>
+      <w:r>
+        <w:rPr>
+          <w:b w:val="false"/>
+          <w:bCs w:val="false"/>
+          <w:i w:val="false"/>
+          <w:iCs w:val="false"/>
+          <w:color w:val="1A1A1A"/>
+          <w:sz w:val="3"/>
+          <w:szCs w:val="3"/>
+          <w:caps w:val="false"/>
+          <w:rFonts w:ascii="Calibri" w:cs="Calibri" w:eastAsia="Calibri" w:hAnsi="Calibri"/>
+        </w:rPr>
+        <w:t xml:space="preserve"> </w:t>
+      </w:r>
+    </w:p>
+    <w:p>
+      <w:pPr>
+        <w:pBdr>
+          <w:bottom w:val="single" w:color="C9C4B5" w:sz="4" w:space="3"/>
+        </w:pBdr>
+        <w:spacing w:before="0" w:after="0" w:line="255" w:lineRule="auto"/>
+      </w:pPr>
+      <w:r>
+        <w:rPr>
+          <w:b w:val="false"/>
+          <w:bCs w:val="false"/>
+          <w:i w:val="false"/>
+          <w:iCs w:val="false"/>
+          <w:color w:val="1A1A1A"/>
+          <w:sz w:val="24"/>
+          <w:szCs w:val="24"/>
+          <w:caps w:val="false"/>
+          <w:rFonts w:ascii="Calibri" w:cs="Calibri" w:eastAsia="Calibri" w:hAnsi="Calibri"/>
+        </w:rPr>
+        <w:t xml:space="preserve"> </w:t>
+      </w:r>
+    </w:p>
+    <w:p>
+      <w:pPr>
+        <w:spacing w:before="0" w:after="0" w:line="70" w:lineRule="exact"/>
+      </w:pPr>
+      <w:r>
+        <w:rPr>
+          <w:b w:val="false"/>
+          <w:bCs w:val="false"/>
+          <w:i w:val="false"/>
+          <w:iCs w:val="false"/>
+          <w:color w:val="1A1A1A"/>
+          <w:sz w:val="3"/>
+          <w:szCs w:val="3"/>
+          <w:caps w:val="false"/>
+          <w:rFonts w:ascii="Calibri" w:cs="Calibri" w:eastAsia="Calibri" w:hAnsi="Calibri"/>
+        </w:rPr>
+        <w:t xml:space="preserve"> </w:t>
+      </w:r>
+    </w:p>
+    <w:p>
+      <w:pPr>
+        <w:pBdr>
+          <w:bottom w:val="single" w:color="C9C4B5" w:sz="4" w:space="3"/>
+        </w:pBdr>
+        <w:spacing w:before="0" w:after="0" w:line="255" w:lineRule="auto"/>
+      </w:pPr>
+      <w:r>
+        <w:rPr>
+          <w:b w:val="false"/>
+          <w:bCs w:val="false"/>
+          <w:i w:val="false"/>
+          <w:iCs w:val="false"/>
+          <w:color w:val="1A1A1A"/>
+          <w:sz w:val="24"/>
+          <w:szCs w:val="24"/>
+          <w:caps w:val="false"/>
+          <w:rFonts w:ascii="Calibri" w:cs="Calibri" w:eastAsia="Calibri" w:hAnsi="Calibri"/>
+        </w:rPr>
+        <w:t xml:space="preserve"> </w:t>
+      </w:r>
+    </w:p>
+    <w:p>
+      <w:pPr>
+        <w:spacing w:before="0" w:after="0" w:line="70" w:lineRule="exact"/>
+      </w:pPr>
+      <w:r>
+        <w:rPr>
+          <w:b w:val="false"/>
+          <w:bCs w:val="false"/>
+          <w:i w:val="false"/>
+          <w:iCs w:val="false"/>
+          <w:color w:val="1A1A1A"/>
+          <w:sz w:val="3"/>
+          <w:szCs w:val="3"/>
+          <w:caps w:val="false"/>
+          <w:rFonts w:ascii="Calibri" w:cs="Calibri" w:eastAsia="Calibri" w:hAnsi="Calibri"/>
+        </w:rPr>
+        <w:t xml:space="preserve"> </w:t>
+      </w:r>
+    </w:p>
+    <w:p>
+      <w:pPr>
+        <w:pBdr>
+          <w:bottom w:val="single" w:color="C9C4B5" w:sz="4" w:space="3"/>
+        </w:pBdr>
+        <w:spacing w:before="0" w:after="0" w:line="255" w:lineRule="auto"/>
+      </w:pPr>
+      <w:r>
+        <w:rPr>
+          <w:b w:val="false"/>
+          <w:bCs w:val="false"/>
+          <w:i w:val="false"/>
+          <w:iCs w:val="false"/>
+          <w:color w:val="1A1A1A"/>
+          <w:sz w:val="24"/>
+          <w:szCs w:val="24"/>
+          <w:caps w:val="false"/>
+          <w:rFonts w:ascii="Calibri" w:cs="Calibri" w:eastAsia="Calibri" w:hAnsi="Calibri"/>
+        </w:rPr>
+        <w:t xml:space="preserve"> </w:t>
+      </w:r>
+    </w:p>
+    <w:p>
+      <w:pPr>
+        <w:spacing w:before="0" w:after="0" w:line="70" w:lineRule="exact"/>
+      </w:pPr>
+      <w:r>
+        <w:rPr>
+          <w:b w:val="false"/>
+          <w:bCs w:val="false"/>
+          <w:i w:val="false"/>
+          <w:iCs w:val="false"/>
+          <w:color w:val="1A1A1A"/>
+          <w:sz w:val="3"/>
+          <w:szCs w:val="3"/>
+          <w:caps w:val="false"/>
+          <w:rFonts w:ascii="Calibri" w:cs="Calibri" w:eastAsia="Calibri" w:hAnsi="Calibri"/>
+        </w:rPr>
+        <w:t xml:space="preserve"> </w:t>
+      </w:r>
+    </w:p>
+    <w:p>
+      <w:pPr>
+        <w:pBdr>
+          <w:bottom w:val="single" w:color="C9C4B5" w:sz="4" w:space="3"/>
+        </w:pBdr>
+        <w:spacing w:before="0" w:after="0" w:line="255" w:lineRule="auto"/>
+      </w:pPr>
+      <w:r>
+        <w:rPr>
+          <w:b w:val="false"/>
+          <w:bCs w:val="false"/>
+          <w:i w:val="false"/>
+          <w:iCs w:val="false"/>
+          <w:color w:val="1A1A1A"/>
+          <w:sz w:val="24"/>
+          <w:szCs w:val="24"/>
+          <w:caps w:val="false"/>
+          <w:rFonts w:ascii="Calibri" w:cs="Calibri" w:eastAsia="Calibri" w:hAnsi="Calibri"/>
+        </w:rPr>
+        <w:t xml:space="preserve"> </w:t>
+      </w:r>
+    </w:p>
     <w:tbl>
       <w:tblPr>
         <w:tblW w:type="dxa" w:w="9648"/>
@@ -38482,8 +40286,8 @@
         </w:tblBorders>
       </w:tblPr>
       <w:tblGrid>
-        <w:gridCol w:w="3050"/>
-        <w:gridCol w:w="6598"/>
+        <w:gridCol w:w="2600"/>
+        <w:gridCol w:w="7048"/>
       </w:tblGrid>
       <w:tr>
         <w:trPr>
@@ -38491,7 +40295,7 @@
         </w:trPr>
         <w:tc>
           <w:tcPr>
-            <w:tcW w:type="dxa" w:w="3050"/>
+            <w:tcW w:type="dxa" w:w="2600"/>
             <w:tcBorders>
               <w:top w:val="single" w:color="D9D5C8" w:sz="4"/>
               <w:left w:val="single" w:color="D9D5C8" w:sz="4"/>
@@ -38522,13 +40326,13 @@
                 <w:caps w:val="false"/>
                 <w:rFonts w:ascii="Calibri" w:cs="Calibri" w:eastAsia="Calibri" w:hAnsi="Calibri"/>
               </w:rPr>
-              <w:t xml:space="preserve">Cues (tied to your learning targets)</w:t>
-            </w:r>
-          </w:p>
-        </w:tc>
-        <w:tc>
-          <w:tcPr>
-            <w:tcW w:type="dxa" w:w="6598"/>
+              <w:t xml:space="preserve">Cue Column — questions &amp; key terms</w:t>
+            </w:r>
+          </w:p>
+        </w:tc>
+        <w:tc>
+          <w:tcPr>
+            <w:tcW w:type="dxa" w:w="7048"/>
             <w:tcBorders>
               <w:top w:val="single" w:color="D9D5C8" w:sz="4"/>
               <w:left w:val="single" w:color="D9D5C8" w:sz="4"/>
@@ -38559,7 +40363,7 @@
                 <w:caps w:val="false"/>
                 <w:rFonts w:ascii="Calibri" w:cs="Calibri" w:eastAsia="Calibri" w:hAnsi="Calibri"/>
               </w:rPr>
-              <w:t xml:space="preserve">My notes</w:t>
+              <w:t xml:space="preserve">Note-Taking Column — write your notes here</w:t>
             </w:r>
           </w:p>
         </w:tc>
@@ -38567,7 +40371,7 @@
       <w:tr>
         <w:tc>
           <w:tcPr>
-            <w:tcW w:type="dxa" w:w="3050"/>
+            <w:tcW w:type="dxa" w:w="2600"/>
             <w:tcBorders>
               <w:top w:val="single" w:color="D9D5C8" w:sz="4"/>
               <w:left w:val="single" w:color="D9D5C8" w:sz="4"/>
@@ -38603,7 +40407,7 @@
         </w:tc>
         <w:tc>
           <w:tcPr>
-            <w:tcW w:type="dxa" w:w="6598"/>
+            <w:tcW w:type="dxa" w:w="7048"/>
             <w:tcBorders>
               <w:top w:val="single" w:color="D9D5C8" w:sz="4"/>
               <w:left w:val="single" w:color="D9D5C8" w:sz="4"/>
@@ -38803,61 +40607,25 @@
               <w:t xml:space="preserve"> </w:t>
             </w:r>
           </w:p>
-        </w:tc>
-      </w:tr>
-      <w:tr>
-        <w:tc>
-          <w:tcPr>
-            <w:tcW w:type="dxa" w:w="3050"/>
-            <w:tcBorders>
-              <w:top w:val="single" w:color="D9D5C8" w:sz="4"/>
-              <w:left w:val="single" w:color="D9D5C8" w:sz="4"/>
-              <w:bottom w:val="single" w:color="D9D5C8" w:sz="4"/>
-              <w:right w:val="single" w:color="D9D5C8" w:sz="4"/>
-            </w:tcBorders>
-            <w:tcMar>
-              <w:top w:type="dxa" w:w="55"/>
-              <w:left w:type="dxa" w:w="110"/>
-              <w:bottom w:type="dxa" w:w="55"/>
-              <w:right w:type="dxa" w:w="110"/>
-            </w:tcMar>
-          </w:tcPr>
-          <w:p>
-            <w:pPr>
-              <w:spacing w:after="0"/>
-            </w:pPr>
-            <w:r>
-              <w:rPr>
-                <w:b/>
-                <w:bCs/>
-                <w:i w:val="false"/>
-                <w:iCs w:val="false"/>
-                <w:color w:val="1A1A1A"/>
-                <w:sz w:val="30"/>
-                <w:szCs w:val="30"/>
-                <w:caps w:val="false"/>
-                <w:rFonts w:ascii="Calibri" w:cs="Calibri" w:eastAsia="Calibri" w:hAnsi="Calibri"/>
-              </w:rPr>
-              <w:t xml:space="preserve">One source that supports it?</w:t>
-            </w:r>
-          </w:p>
-        </w:tc>
-        <w:tc>
-          <w:tcPr>
-            <w:tcW w:type="dxa" w:w="6598"/>
-            <w:tcBorders>
-              <w:top w:val="single" w:color="D9D5C8" w:sz="4"/>
-              <w:left w:val="single" w:color="D9D5C8" w:sz="4"/>
-              <w:bottom w:val="single" w:color="D9D5C8" w:sz="4"/>
-              <w:right w:val="single" w:color="D9D5C8" w:sz="4"/>
-            </w:tcBorders>
-            <w:tcMar>
-              <w:top w:type="dxa" w:w="55"/>
-              <w:left w:type="dxa" w:w="110"/>
-              <w:bottom w:type="dxa" w:w="55"/>
-              <w:right w:type="dxa" w:w="110"/>
-            </w:tcMar>
-          </w:tcPr>
+          <w:p>
+            <w:pPr>
+              <w:spacing w:before="0" w:after="0" w:line="70" w:lineRule="exact"/>
+            </w:pPr>
+            <w:r>
+              <w:rPr>
+                <w:b w:val="false"/>
+                <w:bCs w:val="false"/>
+                <w:i w:val="false"/>
+                <w:iCs w:val="false"/>
+                <w:color w:val="1A1A1A"/>
+                <w:sz w:val="3"/>
+                <w:szCs w:val="3"/>
+                <w:caps w:val="false"/>
+                <w:rFonts w:ascii="Calibri" w:cs="Calibri" w:eastAsia="Calibri" w:hAnsi="Calibri"/>
+              </w:rPr>
+              <w:t xml:space="preserve"> </w:t>
+            </w:r>
+          </w:p>
           <w:p>
             <w:pPr>
               <w:pBdr>
@@ -38962,25 +40730,61 @@
               <w:t xml:space="preserve"> </w:t>
             </w:r>
           </w:p>
-          <w:p>
-            <w:pPr>
-              <w:spacing w:before="0" w:after="0" w:line="70" w:lineRule="exact"/>
-            </w:pPr>
-            <w:r>
-              <w:rPr>
-                <w:b w:val="false"/>
-                <w:bCs w:val="false"/>
-                <w:i w:val="false"/>
-                <w:iCs w:val="false"/>
-                <w:color w:val="1A1A1A"/>
-                <w:sz w:val="3"/>
-                <w:szCs w:val="3"/>
-                <w:caps w:val="false"/>
-                <w:rFonts w:ascii="Calibri" w:cs="Calibri" w:eastAsia="Calibri" w:hAnsi="Calibri"/>
-              </w:rPr>
-              <w:t xml:space="preserve"> </w:t>
-            </w:r>
-          </w:p>
+        </w:tc>
+      </w:tr>
+      <w:tr>
+        <w:tc>
+          <w:tcPr>
+            <w:tcW w:type="dxa" w:w="2600"/>
+            <w:tcBorders>
+              <w:top w:val="single" w:color="D9D5C8" w:sz="4"/>
+              <w:left w:val="single" w:color="D9D5C8" w:sz="4"/>
+              <w:bottom w:val="single" w:color="D9D5C8" w:sz="4"/>
+              <w:right w:val="single" w:color="D9D5C8" w:sz="4"/>
+            </w:tcBorders>
+            <w:tcMar>
+              <w:top w:type="dxa" w:w="55"/>
+              <w:left w:type="dxa" w:w="110"/>
+              <w:bottom w:type="dxa" w:w="55"/>
+              <w:right w:type="dxa" w:w="110"/>
+            </w:tcMar>
+          </w:tcPr>
+          <w:p>
+            <w:pPr>
+              <w:spacing w:after="0"/>
+            </w:pPr>
+            <w:r>
+              <w:rPr>
+                <w:b/>
+                <w:bCs/>
+                <w:i w:val="false"/>
+                <w:iCs w:val="false"/>
+                <w:color w:val="1A1A1A"/>
+                <w:sz w:val="30"/>
+                <w:szCs w:val="30"/>
+                <w:caps w:val="false"/>
+                <w:rFonts w:ascii="Calibri" w:cs="Calibri" w:eastAsia="Calibri" w:hAnsi="Calibri"/>
+              </w:rPr>
+              <w:t xml:space="preserve">One source that supports it?</w:t>
+            </w:r>
+          </w:p>
+        </w:tc>
+        <w:tc>
+          <w:tcPr>
+            <w:tcW w:type="dxa" w:w="7048"/>
+            <w:tcBorders>
+              <w:top w:val="single" w:color="D9D5C8" w:sz="4"/>
+              <w:left w:val="single" w:color="D9D5C8" w:sz="4"/>
+              <w:bottom w:val="single" w:color="D9D5C8" w:sz="4"/>
+              <w:right w:val="single" w:color="D9D5C8" w:sz="4"/>
+            </w:tcBorders>
+            <w:tcMar>
+              <w:top w:type="dxa" w:w="55"/>
+              <w:left w:type="dxa" w:w="110"/>
+              <w:bottom w:type="dxa" w:w="55"/>
+              <w:right w:type="dxa" w:w="110"/>
+            </w:tcMar>
+          </w:tcPr>
           <w:p>
             <w:pPr>
               <w:pBdr>
@@ -39044,61 +40848,25 @@
               <w:t xml:space="preserve"> </w:t>
             </w:r>
           </w:p>
-        </w:tc>
-      </w:tr>
-      <w:tr>
-        <w:tc>
-          <w:tcPr>
-            <w:tcW w:type="dxa" w:w="3050"/>
-            <w:tcBorders>
-              <w:top w:val="single" w:color="D9D5C8" w:sz="4"/>
-              <w:left w:val="single" w:color="D9D5C8" w:sz="4"/>
-              <w:bottom w:val="single" w:color="D9D5C8" w:sz="4"/>
-              <w:right w:val="single" w:color="D9D5C8" w:sz="4"/>
-            </w:tcBorders>
-            <w:tcMar>
-              <w:top w:type="dxa" w:w="55"/>
-              <w:left w:type="dxa" w:w="110"/>
-              <w:bottom w:type="dxa" w:w="55"/>
-              <w:right w:type="dxa" w:w="110"/>
-            </w:tcMar>
-          </w:tcPr>
-          <w:p>
-            <w:pPr>
-              <w:spacing w:after="0"/>
-            </w:pPr>
-            <w:r>
-              <w:rPr>
-                <w:b/>
-                <w:bCs/>
-                <w:i w:val="false"/>
-                <w:iCs w:val="false"/>
-                <w:color w:val="1A1A1A"/>
-                <w:sz w:val="30"/>
-                <w:szCs w:val="30"/>
-                <w:caps w:val="false"/>
-                <w:rFonts w:ascii="Calibri" w:cs="Calibri" w:eastAsia="Calibri" w:hAnsi="Calibri"/>
-              </w:rPr>
-              <w:t xml:space="preserve">One check on executive power?</w:t>
-            </w:r>
-          </w:p>
-        </w:tc>
-        <w:tc>
-          <w:tcPr>
-            <w:tcW w:type="dxa" w:w="6598"/>
-            <w:tcBorders>
-              <w:top w:val="single" w:color="D9D5C8" w:sz="4"/>
-              <w:left w:val="single" w:color="D9D5C8" w:sz="4"/>
-              <w:bottom w:val="single" w:color="D9D5C8" w:sz="4"/>
-              <w:right w:val="single" w:color="D9D5C8" w:sz="4"/>
-            </w:tcBorders>
-            <w:tcMar>
-              <w:top w:type="dxa" w:w="55"/>
-              <w:left w:type="dxa" w:w="110"/>
-              <w:bottom w:type="dxa" w:w="55"/>
-              <w:right w:type="dxa" w:w="110"/>
-            </w:tcMar>
-          </w:tcPr>
+          <w:p>
+            <w:pPr>
+              <w:spacing w:before="0" w:after="0" w:line="70" w:lineRule="exact"/>
+            </w:pPr>
+            <w:r>
+              <w:rPr>
+                <w:b w:val="false"/>
+                <w:bCs w:val="false"/>
+                <w:i w:val="false"/>
+                <w:iCs w:val="false"/>
+                <w:color w:val="1A1A1A"/>
+                <w:sz w:val="3"/>
+                <w:szCs w:val="3"/>
+                <w:caps w:val="false"/>
+                <w:rFonts w:ascii="Calibri" w:cs="Calibri" w:eastAsia="Calibri" w:hAnsi="Calibri"/>
+              </w:rPr>
+              <w:t xml:space="preserve"> </w:t>
+            </w:r>
+          </w:p>
           <w:p>
             <w:pPr>
               <w:pBdr>
@@ -39285,61 +41053,25 @@
               <w:t xml:space="preserve"> </w:t>
             </w:r>
           </w:p>
-        </w:tc>
-      </w:tr>
-      <w:tr>
-        <w:tc>
-          <w:tcPr>
-            <w:tcW w:type="dxa" w:w="3050"/>
-            <w:tcBorders>
-              <w:top w:val="single" w:color="D9D5C8" w:sz="4"/>
-              <w:left w:val="single" w:color="D9D5C8" w:sz="4"/>
-              <w:bottom w:val="single" w:color="D9D5C8" w:sz="4"/>
-              <w:right w:val="single" w:color="D9D5C8" w:sz="4"/>
-            </w:tcBorders>
-            <w:tcMar>
-              <w:top w:type="dxa" w:w="55"/>
-              <w:left w:type="dxa" w:w="110"/>
-              <w:bottom w:type="dxa" w:w="55"/>
-              <w:right w:type="dxa" w:w="110"/>
-            </w:tcMar>
-          </w:tcPr>
-          <w:p>
-            <w:pPr>
-              <w:spacing w:after="0"/>
-            </w:pPr>
-            <w:r>
-              <w:rPr>
-                <w:b/>
-                <w:bCs/>
-                <w:i w:val="false"/>
-                <w:iCs w:val="false"/>
-                <w:color w:val="1A1A1A"/>
-                <w:sz w:val="30"/>
-                <w:szCs w:val="30"/>
-                <w:caps w:val="false"/>
-                <w:rFonts w:ascii="Calibri" w:cs="Calibri" w:eastAsia="Calibri" w:hAnsi="Calibri"/>
-              </w:rPr>
-              <w:t xml:space="preserve">Key terms →</w:t>
-            </w:r>
-          </w:p>
-        </w:tc>
-        <w:tc>
-          <w:tcPr>
-            <w:tcW w:type="dxa" w:w="6598"/>
-            <w:tcBorders>
-              <w:top w:val="single" w:color="D9D5C8" w:sz="4"/>
-              <w:left w:val="single" w:color="D9D5C8" w:sz="4"/>
-              <w:bottom w:val="single" w:color="D9D5C8" w:sz="4"/>
-              <w:right w:val="single" w:color="D9D5C8" w:sz="4"/>
-            </w:tcBorders>
-            <w:tcMar>
-              <w:top w:type="dxa" w:w="55"/>
-              <w:left w:type="dxa" w:w="110"/>
-              <w:bottom w:type="dxa" w:w="55"/>
-              <w:right w:type="dxa" w:w="110"/>
-            </w:tcMar>
-          </w:tcPr>
+          <w:p>
+            <w:pPr>
+              <w:spacing w:before="0" w:after="0" w:line="70" w:lineRule="exact"/>
+            </w:pPr>
+            <w:r>
+              <w:rPr>
+                <w:b w:val="false"/>
+                <w:bCs w:val="false"/>
+                <w:i w:val="false"/>
+                <w:iCs w:val="false"/>
+                <w:color w:val="1A1A1A"/>
+                <w:sz w:val="3"/>
+                <w:szCs w:val="3"/>
+                <w:caps w:val="false"/>
+                <w:rFonts w:ascii="Calibri" w:cs="Calibri" w:eastAsia="Calibri" w:hAnsi="Calibri"/>
+              </w:rPr>
+              <w:t xml:space="preserve"> </w:t>
+            </w:r>
+          </w:p>
           <w:p>
             <w:pPr>
               <w:pBdr>
@@ -39362,25 +41094,61 @@
               <w:t xml:space="preserve"> </w:t>
             </w:r>
           </w:p>
-          <w:p>
-            <w:pPr>
-              <w:spacing w:before="0" w:after="0" w:line="70" w:lineRule="exact"/>
-            </w:pPr>
-            <w:r>
-              <w:rPr>
-                <w:b w:val="false"/>
-                <w:bCs w:val="false"/>
-                <w:i w:val="false"/>
-                <w:iCs w:val="false"/>
-                <w:color w:val="1A1A1A"/>
-                <w:sz w:val="3"/>
-                <w:szCs w:val="3"/>
-                <w:caps w:val="false"/>
-                <w:rFonts w:ascii="Calibri" w:cs="Calibri" w:eastAsia="Calibri" w:hAnsi="Calibri"/>
-              </w:rPr>
-              <w:t xml:space="preserve"> </w:t>
-            </w:r>
-          </w:p>
+        </w:tc>
+      </w:tr>
+      <w:tr>
+        <w:tc>
+          <w:tcPr>
+            <w:tcW w:type="dxa" w:w="2600"/>
+            <w:tcBorders>
+              <w:top w:val="single" w:color="D9D5C8" w:sz="4"/>
+              <w:left w:val="single" w:color="D9D5C8" w:sz="4"/>
+              <w:bottom w:val="single" w:color="D9D5C8" w:sz="4"/>
+              <w:right w:val="single" w:color="D9D5C8" w:sz="4"/>
+            </w:tcBorders>
+            <w:tcMar>
+              <w:top w:type="dxa" w:w="55"/>
+              <w:left w:type="dxa" w:w="110"/>
+              <w:bottom w:type="dxa" w:w="55"/>
+              <w:right w:type="dxa" w:w="110"/>
+            </w:tcMar>
+          </w:tcPr>
+          <w:p>
+            <w:pPr>
+              <w:spacing w:after="0"/>
+            </w:pPr>
+            <w:r>
+              <w:rPr>
+                <w:b/>
+                <w:bCs/>
+                <w:i w:val="false"/>
+                <w:iCs w:val="false"/>
+                <w:color w:val="1A1A1A"/>
+                <w:sz w:val="30"/>
+                <w:szCs w:val="30"/>
+                <w:caps w:val="false"/>
+                <w:rFonts w:ascii="Calibri" w:cs="Calibri" w:eastAsia="Calibri" w:hAnsi="Calibri"/>
+              </w:rPr>
+              <w:t xml:space="preserve">One check on executive power?</w:t>
+            </w:r>
+          </w:p>
+        </w:tc>
+        <w:tc>
+          <w:tcPr>
+            <w:tcW w:type="dxa" w:w="7048"/>
+            <w:tcBorders>
+              <w:top w:val="single" w:color="D9D5C8" w:sz="4"/>
+              <w:left w:val="single" w:color="D9D5C8" w:sz="4"/>
+              <w:bottom w:val="single" w:color="D9D5C8" w:sz="4"/>
+              <w:right w:val="single" w:color="D9D5C8" w:sz="4"/>
+            </w:tcBorders>
+            <w:tcMar>
+              <w:top w:type="dxa" w:w="55"/>
+              <w:left w:type="dxa" w:w="110"/>
+              <w:bottom w:type="dxa" w:w="55"/>
+              <w:right w:type="dxa" w:w="110"/>
+            </w:tcMar>
+          </w:tcPr>
           <w:p>
             <w:pPr>
               <w:pBdr>
@@ -39526,9 +41294,947 @@
               <w:t xml:space="preserve"> </w:t>
             </w:r>
           </w:p>
+          <w:p>
+            <w:pPr>
+              <w:spacing w:before="0" w:after="0" w:line="70" w:lineRule="exact"/>
+            </w:pPr>
+            <w:r>
+              <w:rPr>
+                <w:b w:val="false"/>
+                <w:bCs w:val="false"/>
+                <w:i w:val="false"/>
+                <w:iCs w:val="false"/>
+                <w:color w:val="1A1A1A"/>
+                <w:sz w:val="3"/>
+                <w:szCs w:val="3"/>
+                <w:caps w:val="false"/>
+                <w:rFonts w:ascii="Calibri" w:cs="Calibri" w:eastAsia="Calibri" w:hAnsi="Calibri"/>
+              </w:rPr>
+              <w:t xml:space="preserve"> </w:t>
+            </w:r>
+          </w:p>
+          <w:p>
+            <w:pPr>
+              <w:pBdr>
+                <w:bottom w:val="single" w:color="C9C4B5" w:sz="4" w:space="3"/>
+              </w:pBdr>
+              <w:spacing w:before="0" w:after="0" w:line="255" w:lineRule="auto"/>
+            </w:pPr>
+            <w:r>
+              <w:rPr>
+                <w:b w:val="false"/>
+                <w:bCs w:val="false"/>
+                <w:i w:val="false"/>
+                <w:iCs w:val="false"/>
+                <w:color w:val="1A1A1A"/>
+                <w:sz w:val="24"/>
+                <w:szCs w:val="24"/>
+                <w:caps w:val="false"/>
+                <w:rFonts w:ascii="Calibri" w:cs="Calibri" w:eastAsia="Calibri" w:hAnsi="Calibri"/>
+              </w:rPr>
+              <w:t xml:space="preserve"> </w:t>
+            </w:r>
+          </w:p>
+          <w:p>
+            <w:pPr>
+              <w:spacing w:before="0" w:after="0" w:line="70" w:lineRule="exact"/>
+            </w:pPr>
+            <w:r>
+              <w:rPr>
+                <w:b w:val="false"/>
+                <w:bCs w:val="false"/>
+                <w:i w:val="false"/>
+                <w:iCs w:val="false"/>
+                <w:color w:val="1A1A1A"/>
+                <w:sz w:val="3"/>
+                <w:szCs w:val="3"/>
+                <w:caps w:val="false"/>
+                <w:rFonts w:ascii="Calibri" w:cs="Calibri" w:eastAsia="Calibri" w:hAnsi="Calibri"/>
+              </w:rPr>
+              <w:t xml:space="preserve"> </w:t>
+            </w:r>
+          </w:p>
+          <w:p>
+            <w:pPr>
+              <w:pBdr>
+                <w:bottom w:val="single" w:color="C9C4B5" w:sz="4" w:space="3"/>
+              </w:pBdr>
+              <w:spacing w:before="0" w:after="0" w:line="255" w:lineRule="auto"/>
+            </w:pPr>
+            <w:r>
+              <w:rPr>
+                <w:b w:val="false"/>
+                <w:bCs w:val="false"/>
+                <w:i w:val="false"/>
+                <w:iCs w:val="false"/>
+                <w:color w:val="1A1A1A"/>
+                <w:sz w:val="24"/>
+                <w:szCs w:val="24"/>
+                <w:caps w:val="false"/>
+                <w:rFonts w:ascii="Calibri" w:cs="Calibri" w:eastAsia="Calibri" w:hAnsi="Calibri"/>
+              </w:rPr>
+              <w:t xml:space="preserve"> </w:t>
+            </w:r>
+          </w:p>
+          <w:p>
+            <w:pPr>
+              <w:spacing w:before="0" w:after="0" w:line="70" w:lineRule="exact"/>
+            </w:pPr>
+            <w:r>
+              <w:rPr>
+                <w:b w:val="false"/>
+                <w:bCs w:val="false"/>
+                <w:i w:val="false"/>
+                <w:iCs w:val="false"/>
+                <w:color w:val="1A1A1A"/>
+                <w:sz w:val="3"/>
+                <w:szCs w:val="3"/>
+                <w:caps w:val="false"/>
+                <w:rFonts w:ascii="Calibri" w:cs="Calibri" w:eastAsia="Calibri" w:hAnsi="Calibri"/>
+              </w:rPr>
+              <w:t xml:space="preserve"> </w:t>
+            </w:r>
+          </w:p>
+          <w:p>
+            <w:pPr>
+              <w:pBdr>
+                <w:bottom w:val="single" w:color="C9C4B5" w:sz="4" w:space="3"/>
+              </w:pBdr>
+              <w:spacing w:before="0" w:after="0" w:line="255" w:lineRule="auto"/>
+            </w:pPr>
+            <w:r>
+              <w:rPr>
+                <w:b w:val="false"/>
+                <w:bCs w:val="false"/>
+                <w:i w:val="false"/>
+                <w:iCs w:val="false"/>
+                <w:color w:val="1A1A1A"/>
+                <w:sz w:val="24"/>
+                <w:szCs w:val="24"/>
+                <w:caps w:val="false"/>
+                <w:rFonts w:ascii="Calibri" w:cs="Calibri" w:eastAsia="Calibri" w:hAnsi="Calibri"/>
+              </w:rPr>
+              <w:t xml:space="preserve"> </w:t>
+            </w:r>
+          </w:p>
+          <w:p>
+            <w:pPr>
+              <w:spacing w:before="0" w:after="0" w:line="70" w:lineRule="exact"/>
+            </w:pPr>
+            <w:r>
+              <w:rPr>
+                <w:b w:val="false"/>
+                <w:bCs w:val="false"/>
+                <w:i w:val="false"/>
+                <w:iCs w:val="false"/>
+                <w:color w:val="1A1A1A"/>
+                <w:sz w:val="3"/>
+                <w:szCs w:val="3"/>
+                <w:caps w:val="false"/>
+                <w:rFonts w:ascii="Calibri" w:cs="Calibri" w:eastAsia="Calibri" w:hAnsi="Calibri"/>
+              </w:rPr>
+              <w:t xml:space="preserve"> </w:t>
+            </w:r>
+          </w:p>
+          <w:p>
+            <w:pPr>
+              <w:pBdr>
+                <w:bottom w:val="single" w:color="C9C4B5" w:sz="4" w:space="3"/>
+              </w:pBdr>
+              <w:spacing w:before="0" w:after="0" w:line="255" w:lineRule="auto"/>
+            </w:pPr>
+            <w:r>
+              <w:rPr>
+                <w:b w:val="false"/>
+                <w:bCs w:val="false"/>
+                <w:i w:val="false"/>
+                <w:iCs w:val="false"/>
+                <w:color w:val="1A1A1A"/>
+                <w:sz w:val="24"/>
+                <w:szCs w:val="24"/>
+                <w:caps w:val="false"/>
+                <w:rFonts w:ascii="Calibri" w:cs="Calibri" w:eastAsia="Calibri" w:hAnsi="Calibri"/>
+              </w:rPr>
+              <w:t xml:space="preserve"> </w:t>
+            </w:r>
+          </w:p>
+        </w:tc>
+      </w:tr>
+      <w:tr>
+        <w:tc>
+          <w:tcPr>
+            <w:tcW w:type="dxa" w:w="2600"/>
+            <w:tcBorders>
+              <w:top w:val="single" w:color="D9D5C8" w:sz="4"/>
+              <w:left w:val="single" w:color="D9D5C8" w:sz="4"/>
+              <w:bottom w:val="single" w:color="D9D5C8" w:sz="4"/>
+              <w:right w:val="single" w:color="D9D5C8" w:sz="4"/>
+            </w:tcBorders>
+            <w:tcMar>
+              <w:top w:type="dxa" w:w="55"/>
+              <w:left w:type="dxa" w:w="110"/>
+              <w:bottom w:type="dxa" w:w="55"/>
+              <w:right w:type="dxa" w:w="110"/>
+            </w:tcMar>
+          </w:tcPr>
+          <w:p>
+            <w:pPr>
+              <w:spacing w:after="0"/>
+            </w:pPr>
+            <w:r>
+              <w:rPr>
+                <w:b/>
+                <w:bCs/>
+                <w:i w:val="false"/>
+                <w:iCs w:val="false"/>
+                <w:color w:val="1A1A1A"/>
+                <w:sz w:val="30"/>
+                <w:szCs w:val="30"/>
+                <w:caps w:val="false"/>
+                <w:rFonts w:ascii="Calibri" w:cs="Calibri" w:eastAsia="Calibri" w:hAnsi="Calibri"/>
+              </w:rPr>
+              <w:t xml:space="preserve">Key terms →</w:t>
+            </w:r>
+          </w:p>
+        </w:tc>
+        <w:tc>
+          <w:tcPr>
+            <w:tcW w:type="dxa" w:w="7048"/>
+            <w:tcBorders>
+              <w:top w:val="single" w:color="D9D5C8" w:sz="4"/>
+              <w:left w:val="single" w:color="D9D5C8" w:sz="4"/>
+              <w:bottom w:val="single" w:color="D9D5C8" w:sz="4"/>
+              <w:right w:val="single" w:color="D9D5C8" w:sz="4"/>
+            </w:tcBorders>
+            <w:tcMar>
+              <w:top w:type="dxa" w:w="55"/>
+              <w:left w:type="dxa" w:w="110"/>
+              <w:bottom w:type="dxa" w:w="55"/>
+              <w:right w:type="dxa" w:w="110"/>
+            </w:tcMar>
+          </w:tcPr>
+          <w:p>
+            <w:pPr>
+              <w:pBdr>
+                <w:bottom w:val="single" w:color="C9C4B5" w:sz="4" w:space="3"/>
+              </w:pBdr>
+              <w:spacing w:before="0" w:after="0" w:line="255" w:lineRule="auto"/>
+            </w:pPr>
+            <w:r>
+              <w:rPr>
+                <w:b w:val="false"/>
+                <w:bCs w:val="false"/>
+                <w:i w:val="false"/>
+                <w:iCs w:val="false"/>
+                <w:color w:val="1A1A1A"/>
+                <w:sz w:val="24"/>
+                <w:szCs w:val="24"/>
+                <w:caps w:val="false"/>
+                <w:rFonts w:ascii="Calibri" w:cs="Calibri" w:eastAsia="Calibri" w:hAnsi="Calibri"/>
+              </w:rPr>
+              <w:t xml:space="preserve"> </w:t>
+            </w:r>
+          </w:p>
+          <w:p>
+            <w:pPr>
+              <w:spacing w:before="0" w:after="0" w:line="70" w:lineRule="exact"/>
+            </w:pPr>
+            <w:r>
+              <w:rPr>
+                <w:b w:val="false"/>
+                <w:bCs w:val="false"/>
+                <w:i w:val="false"/>
+                <w:iCs w:val="false"/>
+                <w:color w:val="1A1A1A"/>
+                <w:sz w:val="3"/>
+                <w:szCs w:val="3"/>
+                <w:caps w:val="false"/>
+                <w:rFonts w:ascii="Calibri" w:cs="Calibri" w:eastAsia="Calibri" w:hAnsi="Calibri"/>
+              </w:rPr>
+              <w:t xml:space="preserve"> </w:t>
+            </w:r>
+          </w:p>
+          <w:p>
+            <w:pPr>
+              <w:pBdr>
+                <w:bottom w:val="single" w:color="C9C4B5" w:sz="4" w:space="3"/>
+              </w:pBdr>
+              <w:spacing w:before="0" w:after="0" w:line="255" w:lineRule="auto"/>
+            </w:pPr>
+            <w:r>
+              <w:rPr>
+                <w:b w:val="false"/>
+                <w:bCs w:val="false"/>
+                <w:i w:val="false"/>
+                <w:iCs w:val="false"/>
+                <w:color w:val="1A1A1A"/>
+                <w:sz w:val="24"/>
+                <w:szCs w:val="24"/>
+                <w:caps w:val="false"/>
+                <w:rFonts w:ascii="Calibri" w:cs="Calibri" w:eastAsia="Calibri" w:hAnsi="Calibri"/>
+              </w:rPr>
+              <w:t xml:space="preserve"> </w:t>
+            </w:r>
+          </w:p>
+          <w:p>
+            <w:pPr>
+              <w:spacing w:before="0" w:after="0" w:line="70" w:lineRule="exact"/>
+            </w:pPr>
+            <w:r>
+              <w:rPr>
+                <w:b w:val="false"/>
+                <w:bCs w:val="false"/>
+                <w:i w:val="false"/>
+                <w:iCs w:val="false"/>
+                <w:color w:val="1A1A1A"/>
+                <w:sz w:val="3"/>
+                <w:szCs w:val="3"/>
+                <w:caps w:val="false"/>
+                <w:rFonts w:ascii="Calibri" w:cs="Calibri" w:eastAsia="Calibri" w:hAnsi="Calibri"/>
+              </w:rPr>
+              <w:t xml:space="preserve"> </w:t>
+            </w:r>
+          </w:p>
+          <w:p>
+            <w:pPr>
+              <w:pBdr>
+                <w:bottom w:val="single" w:color="C9C4B5" w:sz="4" w:space="3"/>
+              </w:pBdr>
+              <w:spacing w:before="0" w:after="0" w:line="255" w:lineRule="auto"/>
+            </w:pPr>
+            <w:r>
+              <w:rPr>
+                <w:b w:val="false"/>
+                <w:bCs w:val="false"/>
+                <w:i w:val="false"/>
+                <w:iCs w:val="false"/>
+                <w:color w:val="1A1A1A"/>
+                <w:sz w:val="24"/>
+                <w:szCs w:val="24"/>
+                <w:caps w:val="false"/>
+                <w:rFonts w:ascii="Calibri" w:cs="Calibri" w:eastAsia="Calibri" w:hAnsi="Calibri"/>
+              </w:rPr>
+              <w:t xml:space="preserve"> </w:t>
+            </w:r>
+          </w:p>
+          <w:p>
+            <w:pPr>
+              <w:spacing w:before="0" w:after="0" w:line="70" w:lineRule="exact"/>
+            </w:pPr>
+            <w:r>
+              <w:rPr>
+                <w:b w:val="false"/>
+                <w:bCs w:val="false"/>
+                <w:i w:val="false"/>
+                <w:iCs w:val="false"/>
+                <w:color w:val="1A1A1A"/>
+                <w:sz w:val="3"/>
+                <w:szCs w:val="3"/>
+                <w:caps w:val="false"/>
+                <w:rFonts w:ascii="Calibri" w:cs="Calibri" w:eastAsia="Calibri" w:hAnsi="Calibri"/>
+              </w:rPr>
+              <w:t xml:space="preserve"> </w:t>
+            </w:r>
+          </w:p>
+          <w:p>
+            <w:pPr>
+              <w:pBdr>
+                <w:bottom w:val="single" w:color="C9C4B5" w:sz="4" w:space="3"/>
+              </w:pBdr>
+              <w:spacing w:before="0" w:after="0" w:line="255" w:lineRule="auto"/>
+            </w:pPr>
+            <w:r>
+              <w:rPr>
+                <w:b w:val="false"/>
+                <w:bCs w:val="false"/>
+                <w:i w:val="false"/>
+                <w:iCs w:val="false"/>
+                <w:color w:val="1A1A1A"/>
+                <w:sz w:val="24"/>
+                <w:szCs w:val="24"/>
+                <w:caps w:val="false"/>
+                <w:rFonts w:ascii="Calibri" w:cs="Calibri" w:eastAsia="Calibri" w:hAnsi="Calibri"/>
+              </w:rPr>
+              <w:t xml:space="preserve"> </w:t>
+            </w:r>
+          </w:p>
+          <w:p>
+            <w:pPr>
+              <w:spacing w:before="0" w:after="0" w:line="70" w:lineRule="exact"/>
+            </w:pPr>
+            <w:r>
+              <w:rPr>
+                <w:b w:val="false"/>
+                <w:bCs w:val="false"/>
+                <w:i w:val="false"/>
+                <w:iCs w:val="false"/>
+                <w:color w:val="1A1A1A"/>
+                <w:sz w:val="3"/>
+                <w:szCs w:val="3"/>
+                <w:caps w:val="false"/>
+                <w:rFonts w:ascii="Calibri" w:cs="Calibri" w:eastAsia="Calibri" w:hAnsi="Calibri"/>
+              </w:rPr>
+              <w:t xml:space="preserve"> </w:t>
+            </w:r>
+          </w:p>
+          <w:p>
+            <w:pPr>
+              <w:pBdr>
+                <w:bottom w:val="single" w:color="C9C4B5" w:sz="4" w:space="3"/>
+              </w:pBdr>
+              <w:spacing w:before="0" w:after="0" w:line="255" w:lineRule="auto"/>
+            </w:pPr>
+            <w:r>
+              <w:rPr>
+                <w:b w:val="false"/>
+                <w:bCs w:val="false"/>
+                <w:i w:val="false"/>
+                <w:iCs w:val="false"/>
+                <w:color w:val="1A1A1A"/>
+                <w:sz w:val="24"/>
+                <w:szCs w:val="24"/>
+                <w:caps w:val="false"/>
+                <w:rFonts w:ascii="Calibri" w:cs="Calibri" w:eastAsia="Calibri" w:hAnsi="Calibri"/>
+              </w:rPr>
+              <w:t xml:space="preserve"> </w:t>
+            </w:r>
+          </w:p>
+          <w:p>
+            <w:pPr>
+              <w:spacing w:before="0" w:after="0" w:line="70" w:lineRule="exact"/>
+            </w:pPr>
+            <w:r>
+              <w:rPr>
+                <w:b w:val="false"/>
+                <w:bCs w:val="false"/>
+                <w:i w:val="false"/>
+                <w:iCs w:val="false"/>
+                <w:color w:val="1A1A1A"/>
+                <w:sz w:val="3"/>
+                <w:szCs w:val="3"/>
+                <w:caps w:val="false"/>
+                <w:rFonts w:ascii="Calibri" w:cs="Calibri" w:eastAsia="Calibri" w:hAnsi="Calibri"/>
+              </w:rPr>
+              <w:t xml:space="preserve"> </w:t>
+            </w:r>
+          </w:p>
+          <w:p>
+            <w:pPr>
+              <w:pBdr>
+                <w:bottom w:val="single" w:color="C9C4B5" w:sz="4" w:space="3"/>
+              </w:pBdr>
+              <w:spacing w:before="0" w:after="0" w:line="255" w:lineRule="auto"/>
+            </w:pPr>
+            <w:r>
+              <w:rPr>
+                <w:b w:val="false"/>
+                <w:bCs w:val="false"/>
+                <w:i w:val="false"/>
+                <w:iCs w:val="false"/>
+                <w:color w:val="1A1A1A"/>
+                <w:sz w:val="24"/>
+                <w:szCs w:val="24"/>
+                <w:caps w:val="false"/>
+                <w:rFonts w:ascii="Calibri" w:cs="Calibri" w:eastAsia="Calibri" w:hAnsi="Calibri"/>
+              </w:rPr>
+              <w:t xml:space="preserve"> </w:t>
+            </w:r>
+          </w:p>
+          <w:p>
+            <w:pPr>
+              <w:spacing w:before="0" w:after="0" w:line="70" w:lineRule="exact"/>
+            </w:pPr>
+            <w:r>
+              <w:rPr>
+                <w:b w:val="false"/>
+                <w:bCs w:val="false"/>
+                <w:i w:val="false"/>
+                <w:iCs w:val="false"/>
+                <w:color w:val="1A1A1A"/>
+                <w:sz w:val="3"/>
+                <w:szCs w:val="3"/>
+                <w:caps w:val="false"/>
+                <w:rFonts w:ascii="Calibri" w:cs="Calibri" w:eastAsia="Calibri" w:hAnsi="Calibri"/>
+              </w:rPr>
+              <w:t xml:space="preserve"> </w:t>
+            </w:r>
+          </w:p>
+          <w:p>
+            <w:pPr>
+              <w:pBdr>
+                <w:bottom w:val="single" w:color="C9C4B5" w:sz="4" w:space="3"/>
+              </w:pBdr>
+              <w:spacing w:before="0" w:after="0" w:line="255" w:lineRule="auto"/>
+            </w:pPr>
+            <w:r>
+              <w:rPr>
+                <w:b w:val="false"/>
+                <w:bCs w:val="false"/>
+                <w:i w:val="false"/>
+                <w:iCs w:val="false"/>
+                <w:color w:val="1A1A1A"/>
+                <w:sz w:val="24"/>
+                <w:szCs w:val="24"/>
+                <w:caps w:val="false"/>
+                <w:rFonts w:ascii="Calibri" w:cs="Calibri" w:eastAsia="Calibri" w:hAnsi="Calibri"/>
+              </w:rPr>
+              <w:t xml:space="preserve"> </w:t>
+            </w:r>
+          </w:p>
+          <w:p>
+            <w:pPr>
+              <w:spacing w:before="0" w:after="0" w:line="70" w:lineRule="exact"/>
+            </w:pPr>
+            <w:r>
+              <w:rPr>
+                <w:b w:val="false"/>
+                <w:bCs w:val="false"/>
+                <w:i w:val="false"/>
+                <w:iCs w:val="false"/>
+                <w:color w:val="1A1A1A"/>
+                <w:sz w:val="3"/>
+                <w:szCs w:val="3"/>
+                <w:caps w:val="false"/>
+                <w:rFonts w:ascii="Calibri" w:cs="Calibri" w:eastAsia="Calibri" w:hAnsi="Calibri"/>
+              </w:rPr>
+              <w:t xml:space="preserve"> </w:t>
+            </w:r>
+          </w:p>
+          <w:p>
+            <w:pPr>
+              <w:pBdr>
+                <w:bottom w:val="single" w:color="C9C4B5" w:sz="4" w:space="3"/>
+              </w:pBdr>
+              <w:spacing w:before="0" w:after="0" w:line="255" w:lineRule="auto"/>
+            </w:pPr>
+            <w:r>
+              <w:rPr>
+                <w:b w:val="false"/>
+                <w:bCs w:val="false"/>
+                <w:i w:val="false"/>
+                <w:iCs w:val="false"/>
+                <w:color w:val="1A1A1A"/>
+                <w:sz w:val="24"/>
+                <w:szCs w:val="24"/>
+                <w:caps w:val="false"/>
+                <w:rFonts w:ascii="Calibri" w:cs="Calibri" w:eastAsia="Calibri" w:hAnsi="Calibri"/>
+              </w:rPr>
+              <w:t xml:space="preserve"> </w:t>
+            </w:r>
+          </w:p>
         </w:tc>
       </w:tr>
     </w:tbl>
+    <w:p>
+      <w:pPr>
+        <w:spacing w:before="100" w:after="30"/>
+      </w:pPr>
+      <w:r>
+        <w:rPr>
+          <w:b w:val="false"/>
+          <w:bCs w:val="false"/>
+          <w:i/>
+          <w:iCs/>
+          <w:color w:val="6B7280"/>
+          <w:sz w:val="29"/>
+          <w:szCs w:val="29"/>
+          <w:caps w:val="false"/>
+          <w:rFonts w:ascii="Calibri" w:cs="Calibri" w:eastAsia="Calibri" w:hAnsi="Calibri"/>
+        </w:rPr>
+        <w:t xml:space="preserve">Keep taking notes — lines run the full width of the page:</w:t>
+      </w:r>
+    </w:p>
+    <w:p>
+      <w:pPr>
+        <w:pBdr>
+          <w:bottom w:val="single" w:color="C9C4B5" w:sz="4" w:space="3"/>
+        </w:pBdr>
+        <w:spacing w:before="0" w:after="0" w:line="255" w:lineRule="auto"/>
+      </w:pPr>
+      <w:r>
+        <w:rPr>
+          <w:b w:val="false"/>
+          <w:bCs w:val="false"/>
+          <w:i w:val="false"/>
+          <w:iCs w:val="false"/>
+          <w:color w:val="1A1A1A"/>
+          <w:sz w:val="24"/>
+          <w:szCs w:val="24"/>
+          <w:caps w:val="false"/>
+          <w:rFonts w:ascii="Calibri" w:cs="Calibri" w:eastAsia="Calibri" w:hAnsi="Calibri"/>
+        </w:rPr>
+        <w:t xml:space="preserve"> </w:t>
+      </w:r>
+    </w:p>
+    <w:p>
+      <w:pPr>
+        <w:spacing w:before="0" w:after="0" w:line="70" w:lineRule="exact"/>
+      </w:pPr>
+      <w:r>
+        <w:rPr>
+          <w:b w:val="false"/>
+          <w:bCs w:val="false"/>
+          <w:i w:val="false"/>
+          <w:iCs w:val="false"/>
+          <w:color w:val="1A1A1A"/>
+          <w:sz w:val="3"/>
+          <w:szCs w:val="3"/>
+          <w:caps w:val="false"/>
+          <w:rFonts w:ascii="Calibri" w:cs="Calibri" w:eastAsia="Calibri" w:hAnsi="Calibri"/>
+        </w:rPr>
+        <w:t xml:space="preserve"> </w:t>
+      </w:r>
+    </w:p>
+    <w:p>
+      <w:pPr>
+        <w:pBdr>
+          <w:bottom w:val="single" w:color="C9C4B5" w:sz="4" w:space="3"/>
+        </w:pBdr>
+        <w:spacing w:before="0" w:after="0" w:line="255" w:lineRule="auto"/>
+      </w:pPr>
+      <w:r>
+        <w:rPr>
+          <w:b w:val="false"/>
+          <w:bCs w:val="false"/>
+          <w:i w:val="false"/>
+          <w:iCs w:val="false"/>
+          <w:color w:val="1A1A1A"/>
+          <w:sz w:val="24"/>
+          <w:szCs w:val="24"/>
+          <w:caps w:val="false"/>
+          <w:rFonts w:ascii="Calibri" w:cs="Calibri" w:eastAsia="Calibri" w:hAnsi="Calibri"/>
+        </w:rPr>
+        <w:t xml:space="preserve"> </w:t>
+      </w:r>
+    </w:p>
+    <w:p>
+      <w:pPr>
+        <w:spacing w:before="0" w:after="0" w:line="70" w:lineRule="exact"/>
+      </w:pPr>
+      <w:r>
+        <w:rPr>
+          <w:b w:val="false"/>
+          <w:bCs w:val="false"/>
+          <w:i w:val="false"/>
+          <w:iCs w:val="false"/>
+          <w:color w:val="1A1A1A"/>
+          <w:sz w:val="3"/>
+          <w:szCs w:val="3"/>
+          <w:caps w:val="false"/>
+          <w:rFonts w:ascii="Calibri" w:cs="Calibri" w:eastAsia="Calibri" w:hAnsi="Calibri"/>
+        </w:rPr>
+        <w:t xml:space="preserve"> </w:t>
+      </w:r>
+    </w:p>
+    <w:p>
+      <w:pPr>
+        <w:pBdr>
+          <w:bottom w:val="single" w:color="C9C4B5" w:sz="4" w:space="3"/>
+        </w:pBdr>
+        <w:spacing w:before="0" w:after="0" w:line="255" w:lineRule="auto"/>
+      </w:pPr>
+      <w:r>
+        <w:rPr>
+          <w:b w:val="false"/>
+          <w:bCs w:val="false"/>
+          <w:i w:val="false"/>
+          <w:iCs w:val="false"/>
+          <w:color w:val="1A1A1A"/>
+          <w:sz w:val="24"/>
+          <w:szCs w:val="24"/>
+          <w:caps w:val="false"/>
+          <w:rFonts w:ascii="Calibri" w:cs="Calibri" w:eastAsia="Calibri" w:hAnsi="Calibri"/>
+        </w:rPr>
+        <w:t xml:space="preserve"> </w:t>
+      </w:r>
+    </w:p>
+    <w:p>
+      <w:pPr>
+        <w:spacing w:before="0" w:after="0" w:line="70" w:lineRule="exact"/>
+      </w:pPr>
+      <w:r>
+        <w:rPr>
+          <w:b w:val="false"/>
+          <w:bCs w:val="false"/>
+          <w:i w:val="false"/>
+          <w:iCs w:val="false"/>
+          <w:color w:val="1A1A1A"/>
+          <w:sz w:val="3"/>
+          <w:szCs w:val="3"/>
+          <w:caps w:val="false"/>
+          <w:rFonts w:ascii="Calibri" w:cs="Calibri" w:eastAsia="Calibri" w:hAnsi="Calibri"/>
+        </w:rPr>
+        <w:t xml:space="preserve"> </w:t>
+      </w:r>
+    </w:p>
+    <w:p>
+      <w:pPr>
+        <w:pBdr>
+          <w:bottom w:val="single" w:color="C9C4B5" w:sz="4" w:space="3"/>
+        </w:pBdr>
+        <w:spacing w:before="0" w:after="0" w:line="255" w:lineRule="auto"/>
+      </w:pPr>
+      <w:r>
+        <w:rPr>
+          <w:b w:val="false"/>
+          <w:bCs w:val="false"/>
+          <w:i w:val="false"/>
+          <w:iCs w:val="false"/>
+          <w:color w:val="1A1A1A"/>
+          <w:sz w:val="24"/>
+          <w:szCs w:val="24"/>
+          <w:caps w:val="false"/>
+          <w:rFonts w:ascii="Calibri" w:cs="Calibri" w:eastAsia="Calibri" w:hAnsi="Calibri"/>
+        </w:rPr>
+        <w:t xml:space="preserve"> </w:t>
+      </w:r>
+    </w:p>
+    <w:p>
+      <w:pPr>
+        <w:spacing w:before="0" w:after="0" w:line="70" w:lineRule="exact"/>
+      </w:pPr>
+      <w:r>
+        <w:rPr>
+          <w:b w:val="false"/>
+          <w:bCs w:val="false"/>
+          <w:i w:val="false"/>
+          <w:iCs w:val="false"/>
+          <w:color w:val="1A1A1A"/>
+          <w:sz w:val="3"/>
+          <w:szCs w:val="3"/>
+          <w:caps w:val="false"/>
+          <w:rFonts w:ascii="Calibri" w:cs="Calibri" w:eastAsia="Calibri" w:hAnsi="Calibri"/>
+        </w:rPr>
+        <w:t xml:space="preserve"> </w:t>
+      </w:r>
+    </w:p>
+    <w:p>
+      <w:pPr>
+        <w:pBdr>
+          <w:bottom w:val="single" w:color="C9C4B5" w:sz="4" w:space="3"/>
+        </w:pBdr>
+        <w:spacing w:before="0" w:after="0" w:line="255" w:lineRule="auto"/>
+      </w:pPr>
+      <w:r>
+        <w:rPr>
+          <w:b w:val="false"/>
+          <w:bCs w:val="false"/>
+          <w:i w:val="false"/>
+          <w:iCs w:val="false"/>
+          <w:color w:val="1A1A1A"/>
+          <w:sz w:val="24"/>
+          <w:szCs w:val="24"/>
+          <w:caps w:val="false"/>
+          <w:rFonts w:ascii="Calibri" w:cs="Calibri" w:eastAsia="Calibri" w:hAnsi="Calibri"/>
+        </w:rPr>
+        <w:t xml:space="preserve"> </w:t>
+      </w:r>
+    </w:p>
+    <w:p>
+      <w:pPr>
+        <w:spacing w:before="0" w:after="0" w:line="70" w:lineRule="exact"/>
+      </w:pPr>
+      <w:r>
+        <w:rPr>
+          <w:b w:val="false"/>
+          <w:bCs w:val="false"/>
+          <w:i w:val="false"/>
+          <w:iCs w:val="false"/>
+          <w:color w:val="1A1A1A"/>
+          <w:sz w:val="3"/>
+          <w:szCs w:val="3"/>
+          <w:caps w:val="false"/>
+          <w:rFonts w:ascii="Calibri" w:cs="Calibri" w:eastAsia="Calibri" w:hAnsi="Calibri"/>
+        </w:rPr>
+        <w:t xml:space="preserve"> </w:t>
+      </w:r>
+    </w:p>
+    <w:p>
+      <w:pPr>
+        <w:pBdr>
+          <w:bottom w:val="single" w:color="C9C4B5" w:sz="4" w:space="3"/>
+        </w:pBdr>
+        <w:spacing w:before="0" w:after="0" w:line="255" w:lineRule="auto"/>
+      </w:pPr>
+      <w:r>
+        <w:rPr>
+          <w:b w:val="false"/>
+          <w:bCs w:val="false"/>
+          <w:i w:val="false"/>
+          <w:iCs w:val="false"/>
+          <w:color w:val="1A1A1A"/>
+          <w:sz w:val="24"/>
+          <w:szCs w:val="24"/>
+          <w:caps w:val="false"/>
+          <w:rFonts w:ascii="Calibri" w:cs="Calibri" w:eastAsia="Calibri" w:hAnsi="Calibri"/>
+        </w:rPr>
+        <w:t xml:space="preserve"> </w:t>
+      </w:r>
+    </w:p>
+    <w:p>
+      <w:pPr>
+        <w:spacing w:before="0" w:after="0" w:line="70" w:lineRule="exact"/>
+      </w:pPr>
+      <w:r>
+        <w:rPr>
+          <w:b w:val="false"/>
+          <w:bCs w:val="false"/>
+          <w:i w:val="false"/>
+          <w:iCs w:val="false"/>
+          <w:color w:val="1A1A1A"/>
+          <w:sz w:val="3"/>
+          <w:szCs w:val="3"/>
+          <w:caps w:val="false"/>
+          <w:rFonts w:ascii="Calibri" w:cs="Calibri" w:eastAsia="Calibri" w:hAnsi="Calibri"/>
+        </w:rPr>
+        <w:t xml:space="preserve"> </w:t>
+      </w:r>
+    </w:p>
+    <w:p>
+      <w:pPr>
+        <w:pBdr>
+          <w:bottom w:val="single" w:color="C9C4B5" w:sz="4" w:space="3"/>
+        </w:pBdr>
+        <w:spacing w:before="0" w:after="0" w:line="255" w:lineRule="auto"/>
+      </w:pPr>
+      <w:r>
+        <w:rPr>
+          <w:b w:val="false"/>
+          <w:bCs w:val="false"/>
+          <w:i w:val="false"/>
+          <w:iCs w:val="false"/>
+          <w:color w:val="1A1A1A"/>
+          <w:sz w:val="24"/>
+          <w:szCs w:val="24"/>
+          <w:caps w:val="false"/>
+          <w:rFonts w:ascii="Calibri" w:cs="Calibri" w:eastAsia="Calibri" w:hAnsi="Calibri"/>
+        </w:rPr>
+        <w:t xml:space="preserve"> </w:t>
+      </w:r>
+    </w:p>
+    <w:p>
+      <w:pPr>
+        <w:spacing w:before="0" w:after="0" w:line="70" w:lineRule="exact"/>
+      </w:pPr>
+      <w:r>
+        <w:rPr>
+          <w:b w:val="false"/>
+          <w:bCs w:val="false"/>
+          <w:i w:val="false"/>
+          <w:iCs w:val="false"/>
+          <w:color w:val="1A1A1A"/>
+          <w:sz w:val="3"/>
+          <w:szCs w:val="3"/>
+          <w:caps w:val="false"/>
+          <w:rFonts w:ascii="Calibri" w:cs="Calibri" w:eastAsia="Calibri" w:hAnsi="Calibri"/>
+        </w:rPr>
+        <w:t xml:space="preserve"> </w:t>
+      </w:r>
+    </w:p>
+    <w:p>
+      <w:pPr>
+        <w:pBdr>
+          <w:bottom w:val="single" w:color="C9C4B5" w:sz="4" w:space="3"/>
+        </w:pBdr>
+        <w:spacing w:before="0" w:after="0" w:line="255" w:lineRule="auto"/>
+      </w:pPr>
+      <w:r>
+        <w:rPr>
+          <w:b w:val="false"/>
+          <w:bCs w:val="false"/>
+          <w:i w:val="false"/>
+          <w:iCs w:val="false"/>
+          <w:color w:val="1A1A1A"/>
+          <w:sz w:val="24"/>
+          <w:szCs w:val="24"/>
+          <w:caps w:val="false"/>
+          <w:rFonts w:ascii="Calibri" w:cs="Calibri" w:eastAsia="Calibri" w:hAnsi="Calibri"/>
+        </w:rPr>
+        <w:t xml:space="preserve"> </w:t>
+      </w:r>
+    </w:p>
+    <w:p>
+      <w:pPr>
+        <w:spacing w:before="0" w:after="0" w:line="70" w:lineRule="exact"/>
+      </w:pPr>
+      <w:r>
+        <w:rPr>
+          <w:b w:val="false"/>
+          <w:bCs w:val="false"/>
+          <w:i w:val="false"/>
+          <w:iCs w:val="false"/>
+          <w:color w:val="1A1A1A"/>
+          <w:sz w:val="3"/>
+          <w:szCs w:val="3"/>
+          <w:caps w:val="false"/>
+          <w:rFonts w:ascii="Calibri" w:cs="Calibri" w:eastAsia="Calibri" w:hAnsi="Calibri"/>
+        </w:rPr>
+        <w:t xml:space="preserve"> </w:t>
+      </w:r>
+    </w:p>
+    <w:p>
+      <w:pPr>
+        <w:pBdr>
+          <w:bottom w:val="single" w:color="C9C4B5" w:sz="4" w:space="3"/>
+        </w:pBdr>
+        <w:spacing w:before="0" w:after="0" w:line="255" w:lineRule="auto"/>
+      </w:pPr>
+      <w:r>
+        <w:rPr>
+          <w:b w:val="false"/>
+          <w:bCs w:val="false"/>
+          <w:i w:val="false"/>
+          <w:iCs w:val="false"/>
+          <w:color w:val="1A1A1A"/>
+          <w:sz w:val="24"/>
+          <w:szCs w:val="24"/>
+          <w:caps w:val="false"/>
+          <w:rFonts w:ascii="Calibri" w:cs="Calibri" w:eastAsia="Calibri" w:hAnsi="Calibri"/>
+        </w:rPr>
+        <w:t xml:space="preserve"> </w:t>
+      </w:r>
+    </w:p>
+    <w:p>
+      <w:pPr>
+        <w:spacing w:before="0" w:after="0" w:line="70" w:lineRule="exact"/>
+      </w:pPr>
+      <w:r>
+        <w:rPr>
+          <w:b w:val="false"/>
+          <w:bCs w:val="false"/>
+          <w:i w:val="false"/>
+          <w:iCs w:val="false"/>
+          <w:color w:val="1A1A1A"/>
+          <w:sz w:val="3"/>
+          <w:szCs w:val="3"/>
+          <w:caps w:val="false"/>
+          <w:rFonts w:ascii="Calibri" w:cs="Calibri" w:eastAsia="Calibri" w:hAnsi="Calibri"/>
+        </w:rPr>
+        <w:t xml:space="preserve"> </w:t>
+      </w:r>
+    </w:p>
+    <w:p>
+      <w:pPr>
+        <w:pBdr>
+          <w:bottom w:val="single" w:color="C9C4B5" w:sz="4" w:space="3"/>
+        </w:pBdr>
+        <w:spacing w:before="0" w:after="0" w:line="255" w:lineRule="auto"/>
+      </w:pPr>
+      <w:r>
+        <w:rPr>
+          <w:b w:val="false"/>
+          <w:bCs w:val="false"/>
+          <w:i w:val="false"/>
+          <w:iCs w:val="false"/>
+          <w:color w:val="1A1A1A"/>
+          <w:sz w:val="24"/>
+          <w:szCs w:val="24"/>
+          <w:caps w:val="false"/>
+          <w:rFonts w:ascii="Calibri" w:cs="Calibri" w:eastAsia="Calibri" w:hAnsi="Calibri"/>
+        </w:rPr>
+        <w:t xml:space="preserve"> </w:t>
+      </w:r>
+    </w:p>
     <w:tbl>
       <w:tblPr>
         <w:tblW w:type="dxa" w:w="9648"/>

--- a/courses/foundations-constitutional-government/BUILD/unit4/deliverables/Unit4_Student_Workbook_CourseStandard_LargePrint.docx
+++ b/courses/foundations-constitutional-government/BUILD/unit4/deliverables/Unit4_Student_Workbook_CourseStandard_LargePrint.docx
@@ -3979,7 +3979,6 @@
       <w:pPr>
         <w:pStyle w:val="Heading2"/>
         <w:keepNext/>
-        <w:pageBreakBefore/>
         <w:spacing w:before="150" w:after="90"/>
       </w:pPr>
       <w:r>
@@ -5512,7 +5511,6 @@
       <w:pPr>
         <w:pStyle w:val="Heading2"/>
         <w:keepNext/>
-        <w:pageBreakBefore/>
         <w:spacing w:before="150" w:after="90"/>
       </w:pPr>
       <w:r>
@@ -6784,7 +6782,6 @@
       <w:pPr>
         <w:pStyle w:val="Heading2"/>
         <w:keepNext/>
-        <w:pageBreakBefore/>
         <w:spacing w:before="150" w:after="90"/>
       </w:pPr>
       <w:r>
@@ -7566,7 +7563,6 @@
       <w:pPr>
         <w:pStyle w:val="Heading2"/>
         <w:keepNext/>
-        <w:pageBreakBefore/>
         <w:spacing w:before="150" w:after="90"/>
       </w:pPr>
       <w:r>
@@ -8267,7 +8263,6 @@
       <w:pPr>
         <w:pStyle w:val="Heading3"/>
         <w:keepNext/>
-        <w:pageBreakBefore/>
         <w:spacing w:before="150" w:after="90"/>
       </w:pPr>
       <w:r>
@@ -9366,7 +9361,6 @@
       <w:pPr>
         <w:pStyle w:val="Heading3"/>
         <w:keepNext/>
-        <w:pageBreakBefore/>
         <w:spacing w:before="150" w:after="90"/>
       </w:pPr>
       <w:r>
@@ -10090,7 +10084,6 @@
       <w:pPr>
         <w:pStyle w:val="Heading2"/>
         <w:keepNext/>
-        <w:pageBreakBefore/>
         <w:spacing w:before="150" w:after="90"/>
       </w:pPr>
       <w:r>
@@ -11324,7 +11317,6 @@
       <w:pPr>
         <w:pStyle w:val="Heading2"/>
         <w:keepNext/>
-        <w:pageBreakBefore/>
         <w:spacing w:before="150" w:after="90"/>
       </w:pPr>
       <w:r>
@@ -12072,7 +12064,6 @@
       <w:pPr>
         <w:pStyle w:val="Heading2"/>
         <w:keepNext/>
-        <w:pageBreakBefore/>
         <w:spacing w:before="150" w:after="90"/>
       </w:pPr>
       <w:r>
@@ -12917,7 +12908,6 @@
       <w:pPr>
         <w:pStyle w:val="Heading2"/>
         <w:keepNext/>
-        <w:pageBreakBefore/>
         <w:spacing w:before="150" w:after="90"/>
       </w:pPr>
       <w:r>
@@ -13832,7 +13822,6 @@
       <w:pPr>
         <w:pStyle w:val="Heading2"/>
         <w:keepNext/>
-        <w:pageBreakBefore/>
         <w:spacing w:before="150" w:after="90"/>
       </w:pPr>
       <w:r>
@@ -14905,7 +14894,6 @@
       <w:pPr>
         <w:pStyle w:val="Heading2"/>
         <w:keepNext/>
-        <w:pageBreakBefore/>
         <w:spacing w:before="150" w:after="90"/>
       </w:pPr>
       <w:r>
@@ -16438,7 +16426,6 @@
       <w:pPr>
         <w:pStyle w:val="Heading2"/>
         <w:keepNext/>
-        <w:pageBreakBefore/>
         <w:spacing w:before="150" w:after="90"/>
       </w:pPr>
       <w:r>
@@ -17710,7 +17697,6 @@
       <w:pPr>
         <w:pStyle w:val="Heading2"/>
         <w:keepNext/>
-        <w:pageBreakBefore/>
         <w:spacing w:before="150" w:after="90"/>
       </w:pPr>
       <w:r>
@@ -18492,7 +18478,6 @@
       <w:pPr>
         <w:pStyle w:val="Heading2"/>
         <w:keepNext/>
-        <w:pageBreakBefore/>
         <w:spacing w:before="150" w:after="90"/>
       </w:pPr>
       <w:r>
@@ -19193,7 +19178,6 @@
       <w:pPr>
         <w:pStyle w:val="Heading3"/>
         <w:keepNext/>
-        <w:pageBreakBefore/>
         <w:spacing w:before="150" w:after="90"/>
       </w:pPr>
       <w:r>
@@ -20292,7 +20276,6 @@
       <w:pPr>
         <w:pStyle w:val="Heading3"/>
         <w:keepNext/>
-        <w:pageBreakBefore/>
         <w:spacing w:before="150" w:after="90"/>
       </w:pPr>
       <w:r>
@@ -21016,7 +20999,6 @@
       <w:pPr>
         <w:pStyle w:val="Heading2"/>
         <w:keepNext/>
-        <w:pageBreakBefore/>
         <w:spacing w:before="150" w:after="90"/>
       </w:pPr>
       <w:r>
@@ -22250,7 +22232,6 @@
       <w:pPr>
         <w:pStyle w:val="Heading2"/>
         <w:keepNext/>
-        <w:pageBreakBefore/>
         <w:spacing w:before="150" w:after="90"/>
       </w:pPr>
       <w:r>
@@ -22998,7 +22979,6 @@
       <w:pPr>
         <w:pStyle w:val="Heading2"/>
         <w:keepNext/>
-        <w:pageBreakBefore/>
         <w:spacing w:before="150" w:after="90"/>
       </w:pPr>
       <w:r>
@@ -23843,7 +23823,6 @@
       <w:pPr>
         <w:pStyle w:val="Heading2"/>
         <w:keepNext/>
-        <w:pageBreakBefore/>
         <w:spacing w:before="150" w:after="90"/>
       </w:pPr>
       <w:r>
@@ -24758,7 +24737,6 @@
       <w:pPr>
         <w:pStyle w:val="Heading2"/>
         <w:keepNext/>
-        <w:pageBreakBefore/>
         <w:spacing w:before="150" w:after="90"/>
       </w:pPr>
       <w:r>
@@ -25831,7 +25809,6 @@
       <w:pPr>
         <w:pStyle w:val="Heading2"/>
         <w:keepNext/>
-        <w:pageBreakBefore/>
         <w:spacing w:before="150" w:after="90"/>
       </w:pPr>
       <w:r>
@@ -27364,7 +27341,6 @@
       <w:pPr>
         <w:pStyle w:val="Heading2"/>
         <w:keepNext/>
-        <w:pageBreakBefore/>
         <w:spacing w:before="150" w:after="90"/>
       </w:pPr>
       <w:r>
@@ -28636,7 +28612,6 @@
       <w:pPr>
         <w:pStyle w:val="Heading2"/>
         <w:keepNext/>
-        <w:pageBreakBefore/>
         <w:spacing w:before="150" w:after="90"/>
       </w:pPr>
       <w:r>
@@ -29418,7 +29393,6 @@
       <w:pPr>
         <w:pStyle w:val="Heading2"/>
         <w:keepNext/>
-        <w:pageBreakBefore/>
         <w:spacing w:before="150" w:after="90"/>
       </w:pPr>
       <w:r>
@@ -30119,7 +30093,6 @@
       <w:pPr>
         <w:pStyle w:val="Heading3"/>
         <w:keepNext/>
-        <w:pageBreakBefore/>
         <w:spacing w:before="150" w:after="90"/>
       </w:pPr>
       <w:r>
@@ -31218,7 +31191,6 @@
       <w:pPr>
         <w:pStyle w:val="Heading3"/>
         <w:keepNext/>
-        <w:pageBreakBefore/>
         <w:spacing w:before="150" w:after="90"/>
       </w:pPr>
       <w:r>
@@ -31942,7 +31914,6 @@
       <w:pPr>
         <w:pStyle w:val="Heading2"/>
         <w:keepNext/>
-        <w:pageBreakBefore/>
         <w:spacing w:before="150" w:after="90"/>
       </w:pPr>
       <w:r>
@@ -33176,7 +33147,6 @@
       <w:pPr>
         <w:pStyle w:val="Heading2"/>
         <w:keepNext/>
-        <w:pageBreakBefore/>
         <w:spacing w:before="150" w:after="90"/>
       </w:pPr>
       <w:r>
@@ -33924,7 +33894,6 @@
       <w:pPr>
         <w:pStyle w:val="Heading2"/>
         <w:keepNext/>
-        <w:pageBreakBefore/>
         <w:spacing w:before="150" w:after="90"/>
       </w:pPr>
       <w:r>
@@ -34769,7 +34738,6 @@
       <w:pPr>
         <w:pStyle w:val="Heading2"/>
         <w:keepNext/>
-        <w:pageBreakBefore/>
         <w:spacing w:before="150" w:after="90"/>
       </w:pPr>
       <w:r>
@@ -35684,7 +35652,6 @@
       <w:pPr>
         <w:pStyle w:val="Heading2"/>
         <w:keepNext/>
-        <w:pageBreakBefore/>
         <w:spacing w:before="150" w:after="90"/>
       </w:pPr>
       <w:r>

--- a/courses/foundations-constitutional-government/BUILD/unit4/deliverables/Unit4_Student_Workbook_CourseStandard_LargePrint.docx
+++ b/courses/foundations-constitutional-government/BUILD/unit4/deliverables/Unit4_Student_Workbook_CourseStandard_LargePrint.docx
@@ -3979,6 +3979,7 @@
       <w:pPr>
         <w:pStyle w:val="Heading2"/>
         <w:keepNext/>
+        <w:pageBreakBefore/>
         <w:spacing w:before="150" w:after="90"/>
       </w:pPr>
       <w:r>
@@ -5511,6 +5512,7 @@
       <w:pPr>
         <w:pStyle w:val="Heading2"/>
         <w:keepNext/>
+        <w:pageBreakBefore/>
         <w:spacing w:before="150" w:after="90"/>
       </w:pPr>
       <w:r>
@@ -5618,7 +5620,7 @@
     </w:tbl>
     <w:p>
       <w:pPr>
-        <w:spacing w:after="40"/>
+        <w:spacing w:after="30"/>
       </w:pPr>
       <w:r>
         <w:rPr>
@@ -6135,16 +6137,7 @@
     </w:p>
     <w:p>
       <w:pPr>
-        <w:widowControl w:val="false"/>
-        <w:pBdr>
-          <w:bottom w:val="single" w:color="C9C2B4" w:sz="6" w:space="1"/>
-        </w:pBdr>
-        <w:spacing w:before="120" w:after="210"/>
-      </w:pPr>
-    </w:p>
-    <w:p>
-      <w:pPr>
-        <w:spacing w:after="200"/>
+        <w:spacing w:after="100"/>
       </w:pPr>
       <w:r>
         <w:rPr>
@@ -6661,15 +6654,6 @@
     </w:p>
     <w:p>
       <w:pPr>
-        <w:widowControl w:val="false"/>
-        <w:pBdr>
-          <w:bottom w:val="single" w:color="C9C2B4" w:sz="6" w:space="1"/>
-        </w:pBdr>
-        <w:spacing w:before="120" w:after="210"/>
-      </w:pPr>
-    </w:p>
-    <w:p>
-      <w:pPr>
         <w:spacing w:after="140"/>
       </w:pPr>
       <w:r>
@@ -6782,6 +6766,7 @@
       <w:pPr>
         <w:pStyle w:val="Heading2"/>
         <w:keepNext/>
+        <w:pageBreakBefore/>
         <w:spacing w:before="150" w:after="90"/>
       </w:pPr>
       <w:r>
@@ -7401,33 +7386,6 @@
         <w:spacing w:before="120" w:after="210"/>
       </w:pPr>
     </w:p>
-    <w:p>
-      <w:pPr>
-        <w:widowControl w:val="false"/>
-        <w:pBdr>
-          <w:bottom w:val="single" w:color="C9C2B4" w:sz="6" w:space="1"/>
-        </w:pBdr>
-        <w:spacing w:before="120" w:after="210"/>
-      </w:pPr>
-    </w:p>
-    <w:p>
-      <w:pPr>
-        <w:widowControl w:val="false"/>
-        <w:pBdr>
-          <w:bottom w:val="single" w:color="C9C2B4" w:sz="6" w:space="1"/>
-        </w:pBdr>
-        <w:spacing w:before="120" w:after="210"/>
-      </w:pPr>
-    </w:p>
-    <w:p>
-      <w:pPr>
-        <w:widowControl w:val="false"/>
-        <w:pBdr>
-          <w:bottom w:val="single" w:color="C9C2B4" w:sz="6" w:space="1"/>
-        </w:pBdr>
-        <w:spacing w:before="120" w:after="210"/>
-      </w:pPr>
-    </w:p>
     <w:tbl>
       <w:tblPr>
         <w:tblW w:type="dxa" w:w="9792"/>
@@ -7519,7 +7477,7 @@
       </w:tblGrid>
       <w:tr>
         <w:trPr>
-          <w:trHeight w:val="1400" w:hRule="atLeast"/>
+          <w:trHeight w:val="1050" w:hRule="atLeast"/>
         </w:trPr>
         <w:tc>
           <w:tcPr>
@@ -7563,6 +7521,7 @@
       <w:pPr>
         <w:pStyle w:val="Heading2"/>
         <w:keepNext/>
+        <w:pageBreakBefore/>
         <w:spacing w:before="150" w:after="90"/>
       </w:pPr>
       <w:r>
@@ -8263,6 +8222,7 @@
       <w:pPr>
         <w:pStyle w:val="Heading3"/>
         <w:keepNext/>
+        <w:pageBreakBefore/>
         <w:spacing w:before="150" w:after="90"/>
       </w:pPr>
       <w:r>
@@ -9361,6 +9321,7 @@
       <w:pPr>
         <w:pStyle w:val="Heading3"/>
         <w:keepNext/>
+        <w:pageBreakBefore/>
         <w:spacing w:before="150" w:after="90"/>
       </w:pPr>
       <w:r>
@@ -10064,26 +10025,9 @@
     </w:p>
     <w:p>
       <w:pPr>
-        <w:widowControl w:val="false"/>
-        <w:pBdr>
-          <w:bottom w:val="single" w:color="C9C2B4" w:sz="6" w:space="1"/>
-        </w:pBdr>
-        <w:spacing w:before="120" w:after="210"/>
-      </w:pPr>
-    </w:p>
-    <w:p>
-      <w:pPr>
-        <w:widowControl w:val="false"/>
-        <w:pBdr>
-          <w:bottom w:val="single" w:color="C9C2B4" w:sz="6" w:space="1"/>
-        </w:pBdr>
-        <w:spacing w:before="120" w:after="210"/>
-      </w:pPr>
-    </w:p>
-    <w:p>
-      <w:pPr>
         <w:pStyle w:val="Heading2"/>
         <w:keepNext/>
+        <w:pageBreakBefore/>
         <w:spacing w:before="150" w:after="90"/>
       </w:pPr>
       <w:r>
@@ -10610,6 +10554,23 @@
               <w:spacing w:before="120" w:after="210"/>
             </w:pPr>
           </w:p>
+        </w:tc>
+        <w:tc>
+          <w:tcPr>
+            <w:tcW w:type="dxa" w:w="3264"/>
+            <w:tcBorders>
+              <w:top w:val="single" w:color="D9D5C8" w:sz="4"/>
+              <w:left w:val="single" w:color="D9D5C8" w:sz="4"/>
+              <w:bottom w:val="single" w:color="D9D5C8" w:sz="4"/>
+              <w:right w:val="single" w:color="D9D5C8" w:sz="4"/>
+            </w:tcBorders>
+            <w:tcMar>
+              <w:top w:type="dxa" w:w="55"/>
+              <w:left w:type="dxa" w:w="110"/>
+              <w:bottom w:type="dxa" w:w="55"/>
+              <w:right w:type="dxa" w:w="110"/>
+            </w:tcMar>
+          </w:tcPr>
           <w:p>
             <w:pPr>
               <w:widowControl w:val="false"/>
@@ -10645,6 +10606,25 @@
               <w:spacing w:before="120" w:after="210"/>
             </w:pPr>
           </w:p>
+        </w:tc>
+      </w:tr>
+      <w:tr>
+        <w:tc>
+          <w:tcPr>
+            <w:tcW w:type="dxa" w:w="3264"/>
+            <w:tcBorders>
+              <w:top w:val="single" w:color="D9D5C8" w:sz="4"/>
+              <w:left w:val="single" w:color="D9D5C8" w:sz="4"/>
+              <w:bottom w:val="single" w:color="D9D5C8" w:sz="4"/>
+              <w:right w:val="single" w:color="D9D5C8" w:sz="4"/>
+            </w:tcBorders>
+            <w:tcMar>
+              <w:top w:type="dxa" w:w="55"/>
+              <w:left w:type="dxa" w:w="110"/>
+              <w:bottom w:type="dxa" w:w="55"/>
+              <w:right w:type="dxa" w:w="110"/>
+            </w:tcMar>
+          </w:tcPr>
           <w:p>
             <w:pPr>
               <w:widowControl w:val="false"/>
@@ -10680,18 +10660,7 @@
               <w:spacing w:before="120" w:after="210"/>
             </w:pPr>
           </w:p>
-          <w:p>
-            <w:pPr>
-              <w:widowControl w:val="false"/>
-              <w:pBdr>
-                <w:bottom w:val="single" w:color="C9C2B4" w:sz="6" w:space="1"/>
-              </w:pBdr>
-              <w:spacing w:before="120" w:after="210"/>
-            </w:pPr>
-          </w:p>
-        </w:tc>
-      </w:tr>
-      <w:tr>
+        </w:tc>
         <w:tc>
           <w:tcPr>
             <w:tcW w:type="dxa" w:w="3264"/>
@@ -10708,192 +10677,6 @@
               <w:right w:type="dxa" w:w="110"/>
             </w:tcMar>
           </w:tcPr>
-          <w:p>
-            <w:pPr>
-              <w:widowControl w:val="false"/>
-              <w:pBdr>
-                <w:bottom w:val="single" w:color="C9C2B4" w:sz="6" w:space="1"/>
-              </w:pBdr>
-              <w:spacing w:before="120" w:after="210"/>
-            </w:pPr>
-          </w:p>
-          <w:p>
-            <w:pPr>
-              <w:widowControl w:val="false"/>
-              <w:pBdr>
-                <w:bottom w:val="single" w:color="C9C2B4" w:sz="6" w:space="1"/>
-              </w:pBdr>
-              <w:spacing w:before="120" w:after="210"/>
-            </w:pPr>
-          </w:p>
-        </w:tc>
-        <w:tc>
-          <w:tcPr>
-            <w:tcW w:type="dxa" w:w="3264"/>
-            <w:tcBorders>
-              <w:top w:val="single" w:color="D9D5C8" w:sz="4"/>
-              <w:left w:val="single" w:color="D9D5C8" w:sz="4"/>
-              <w:bottom w:val="single" w:color="D9D5C8" w:sz="4"/>
-              <w:right w:val="single" w:color="D9D5C8" w:sz="4"/>
-            </w:tcBorders>
-            <w:tcMar>
-              <w:top w:type="dxa" w:w="55"/>
-              <w:left w:type="dxa" w:w="110"/>
-              <w:bottom w:type="dxa" w:w="55"/>
-              <w:right w:type="dxa" w:w="110"/>
-            </w:tcMar>
-          </w:tcPr>
-          <w:p>
-            <w:pPr>
-              <w:widowControl w:val="false"/>
-              <w:pBdr>
-                <w:bottom w:val="single" w:color="C9C2B4" w:sz="6" w:space="1"/>
-              </w:pBdr>
-              <w:spacing w:before="120" w:after="210"/>
-            </w:pPr>
-          </w:p>
-          <w:p>
-            <w:pPr>
-              <w:widowControl w:val="false"/>
-              <w:pBdr>
-                <w:bottom w:val="single" w:color="C9C2B4" w:sz="6" w:space="1"/>
-              </w:pBdr>
-              <w:spacing w:before="120" w:after="210"/>
-            </w:pPr>
-          </w:p>
-        </w:tc>
-        <w:tc>
-          <w:tcPr>
-            <w:tcW w:type="dxa" w:w="3264"/>
-            <w:tcBorders>
-              <w:top w:val="single" w:color="D9D5C8" w:sz="4"/>
-              <w:left w:val="single" w:color="D9D5C8" w:sz="4"/>
-              <w:bottom w:val="single" w:color="D9D5C8" w:sz="4"/>
-              <w:right w:val="single" w:color="D9D5C8" w:sz="4"/>
-            </w:tcBorders>
-            <w:tcMar>
-              <w:top w:type="dxa" w:w="55"/>
-              <w:left w:type="dxa" w:w="110"/>
-              <w:bottom w:type="dxa" w:w="55"/>
-              <w:right w:type="dxa" w:w="110"/>
-            </w:tcMar>
-          </w:tcPr>
-          <w:p>
-            <w:pPr>
-              <w:widowControl w:val="false"/>
-              <w:pBdr>
-                <w:bottom w:val="single" w:color="C9C2B4" w:sz="6" w:space="1"/>
-              </w:pBdr>
-              <w:spacing w:before="120" w:after="210"/>
-            </w:pPr>
-          </w:p>
-          <w:p>
-            <w:pPr>
-              <w:widowControl w:val="false"/>
-              <w:pBdr>
-                <w:bottom w:val="single" w:color="C9C2B4" w:sz="6" w:space="1"/>
-              </w:pBdr>
-              <w:spacing w:before="120" w:after="210"/>
-            </w:pPr>
-          </w:p>
-        </w:tc>
-      </w:tr>
-      <w:tr>
-        <w:tc>
-          <w:tcPr>
-            <w:tcW w:type="dxa" w:w="3264"/>
-            <w:tcBorders>
-              <w:top w:val="single" w:color="D9D5C8" w:sz="4"/>
-              <w:left w:val="single" w:color="D9D5C8" w:sz="4"/>
-              <w:bottom w:val="single" w:color="D9D5C8" w:sz="4"/>
-              <w:right w:val="single" w:color="D9D5C8" w:sz="4"/>
-            </w:tcBorders>
-            <w:tcMar>
-              <w:top w:type="dxa" w:w="55"/>
-              <w:left w:type="dxa" w:w="110"/>
-              <w:bottom w:type="dxa" w:w="55"/>
-              <w:right w:type="dxa" w:w="110"/>
-            </w:tcMar>
-          </w:tcPr>
-          <w:p>
-            <w:pPr>
-              <w:widowControl w:val="false"/>
-              <w:pBdr>
-                <w:bottom w:val="single" w:color="C9C2B4" w:sz="6" w:space="1"/>
-              </w:pBdr>
-              <w:spacing w:before="120" w:after="210"/>
-            </w:pPr>
-          </w:p>
-          <w:p>
-            <w:pPr>
-              <w:widowControl w:val="false"/>
-              <w:pBdr>
-                <w:bottom w:val="single" w:color="C9C2B4" w:sz="6" w:space="1"/>
-              </w:pBdr>
-              <w:spacing w:before="120" w:after="210"/>
-            </w:pPr>
-          </w:p>
-        </w:tc>
-        <w:tc>
-          <w:tcPr>
-            <w:tcW w:type="dxa" w:w="3264"/>
-            <w:tcBorders>
-              <w:top w:val="single" w:color="D9D5C8" w:sz="4"/>
-              <w:left w:val="single" w:color="D9D5C8" w:sz="4"/>
-              <w:bottom w:val="single" w:color="D9D5C8" w:sz="4"/>
-              <w:right w:val="single" w:color="D9D5C8" w:sz="4"/>
-            </w:tcBorders>
-            <w:tcMar>
-              <w:top w:type="dxa" w:w="55"/>
-              <w:left w:type="dxa" w:w="110"/>
-              <w:bottom w:type="dxa" w:w="55"/>
-              <w:right w:type="dxa" w:w="110"/>
-            </w:tcMar>
-          </w:tcPr>
-          <w:p>
-            <w:pPr>
-              <w:widowControl w:val="false"/>
-              <w:pBdr>
-                <w:bottom w:val="single" w:color="C9C2B4" w:sz="6" w:space="1"/>
-              </w:pBdr>
-              <w:spacing w:before="120" w:after="210"/>
-            </w:pPr>
-          </w:p>
-          <w:p>
-            <w:pPr>
-              <w:widowControl w:val="false"/>
-              <w:pBdr>
-                <w:bottom w:val="single" w:color="C9C2B4" w:sz="6" w:space="1"/>
-              </w:pBdr>
-              <w:spacing w:before="120" w:after="210"/>
-            </w:pPr>
-          </w:p>
-        </w:tc>
-        <w:tc>
-          <w:tcPr>
-            <w:tcW w:type="dxa" w:w="3264"/>
-            <w:tcBorders>
-              <w:top w:val="single" w:color="D9D5C8" w:sz="4"/>
-              <w:left w:val="single" w:color="D9D5C8" w:sz="4"/>
-              <w:bottom w:val="single" w:color="D9D5C8" w:sz="4"/>
-              <w:right w:val="single" w:color="D9D5C8" w:sz="4"/>
-            </w:tcBorders>
-            <w:tcMar>
-              <w:top w:type="dxa" w:w="55"/>
-              <w:left w:type="dxa" w:w="110"/>
-              <w:bottom w:type="dxa" w:w="55"/>
-              <w:right w:type="dxa" w:w="110"/>
-            </w:tcMar>
-          </w:tcPr>
-          <w:p>
-            <w:pPr>
-              <w:widowControl w:val="false"/>
-              <w:pBdr>
-                <w:bottom w:val="single" w:color="C9C2B4" w:sz="6" w:space="1"/>
-              </w:pBdr>
-              <w:spacing w:before="120" w:after="210"/>
-            </w:pPr>
-          </w:p>
           <w:p>
             <w:pPr>
               <w:widowControl w:val="false"/>
@@ -11199,7 +10982,7 @@
                 <w:caps w:val="false"/>
                 <w:rFonts w:ascii="Calibri" w:cs="Calibri" w:eastAsia="Calibri" w:hAnsi="Calibri"/>
               </w:rPr>
-              <w:t xml:space="preserve">One thing you learned EARLIER in this unit or course</w:t>
+              <w:t xml:space="preserve">One thing you learned EARLIER — how does it connect?</w:t>
             </w:r>
           </w:p>
         </w:tc>
@@ -11239,84 +11022,12 @@
           </w:p>
         </w:tc>
       </w:tr>
-      <w:tr>
-        <w:tc>
-          <w:tcPr>
-            <w:tcW w:type="dxa" w:w="3857"/>
-            <w:tcBorders>
-              <w:top w:val="single" w:color="D9D5C8" w:sz="4"/>
-              <w:left w:val="single" w:color="D9D5C8" w:sz="4"/>
-              <w:bottom w:val="single" w:color="D9D5C8" w:sz="4"/>
-              <w:right w:val="single" w:color="D9D5C8" w:sz="4"/>
-            </w:tcBorders>
-            <w:tcMar>
-              <w:top w:type="dxa" w:w="55"/>
-              <w:left w:type="dxa" w:w="110"/>
-              <w:bottom w:type="dxa" w:w="55"/>
-              <w:right w:type="dxa" w:w="110"/>
-            </w:tcMar>
-          </w:tcPr>
-          <w:p>
-            <w:pPr>
-              <w:spacing w:after="0"/>
-            </w:pPr>
-            <w:r>
-              <w:rPr>
-                <w:b/>
-                <w:bCs/>
-                <w:i w:val="false"/>
-                <w:iCs w:val="false"/>
-                <w:color w:val="1A1A1A"/>
-                <w:sz w:val="30"/>
-                <w:szCs w:val="30"/>
-                <w:caps w:val="false"/>
-                <w:rFonts w:ascii="Calibri" w:cs="Calibri" w:eastAsia="Calibri" w:hAnsi="Calibri"/>
-              </w:rPr>
-              <w:t xml:space="preserve">How the two connect</w:t>
-            </w:r>
-          </w:p>
-        </w:tc>
-        <w:tc>
-          <w:tcPr>
-            <w:tcW w:type="dxa" w:w="5935"/>
-            <w:tcBorders>
-              <w:top w:val="single" w:color="D9D5C8" w:sz="4"/>
-              <w:left w:val="single" w:color="D9D5C8" w:sz="4"/>
-              <w:bottom w:val="single" w:color="D9D5C8" w:sz="4"/>
-              <w:right w:val="single" w:color="D9D5C8" w:sz="4"/>
-            </w:tcBorders>
-            <w:tcMar>
-              <w:top w:type="dxa" w:w="55"/>
-              <w:left w:type="dxa" w:w="110"/>
-              <w:bottom w:type="dxa" w:w="55"/>
-              <w:right w:type="dxa" w:w="110"/>
-            </w:tcMar>
-          </w:tcPr>
-          <w:p>
-            <w:pPr>
-              <w:widowControl w:val="false"/>
-              <w:pBdr>
-                <w:bottom w:val="single" w:color="C9C2B4" w:sz="6" w:space="1"/>
-              </w:pBdr>
-              <w:spacing w:before="120" w:after="210"/>
-            </w:pPr>
-          </w:p>
-          <w:p>
-            <w:pPr>
-              <w:widowControl w:val="false"/>
-              <w:pBdr>
-                <w:bottom w:val="single" w:color="C9C2B4" w:sz="6" w:space="1"/>
-              </w:pBdr>
-              <w:spacing w:before="120" w:after="210"/>
-            </w:pPr>
-          </w:p>
-        </w:tc>
-      </w:tr>
     </w:tbl>
     <w:p>
       <w:pPr>
         <w:pStyle w:val="Heading2"/>
         <w:keepNext/>
+        <w:pageBreakBefore/>
         <w:spacing w:before="150" w:after="90"/>
       </w:pPr>
       <w:r>
@@ -12064,6 +11775,7 @@
       <w:pPr>
         <w:pStyle w:val="Heading2"/>
         <w:keepNext/>
+        <w:pageBreakBefore/>
         <w:spacing w:before="150" w:after="90"/>
       </w:pPr>
       <w:r>
@@ -12908,6 +12620,7 @@
       <w:pPr>
         <w:pStyle w:val="Heading2"/>
         <w:keepNext/>
+        <w:pageBreakBefore/>
         <w:spacing w:before="150" w:after="90"/>
       </w:pPr>
       <w:r>
@@ -13822,6 +13535,7 @@
       <w:pPr>
         <w:pStyle w:val="Heading2"/>
         <w:keepNext/>
+        <w:pageBreakBefore/>
         <w:spacing w:before="150" w:after="90"/>
       </w:pPr>
       <w:r>
@@ -14894,6 +14608,7 @@
       <w:pPr>
         <w:pStyle w:val="Heading2"/>
         <w:keepNext/>
+        <w:pageBreakBefore/>
         <w:spacing w:before="150" w:after="90"/>
       </w:pPr>
       <w:r>
@@ -16426,6 +16141,7 @@
       <w:pPr>
         <w:pStyle w:val="Heading2"/>
         <w:keepNext/>
+        <w:pageBreakBefore/>
         <w:spacing w:before="150" w:after="90"/>
       </w:pPr>
       <w:r>
@@ -16533,7 +16249,7 @@
     </w:tbl>
     <w:p>
       <w:pPr>
-        <w:spacing w:after="40"/>
+        <w:spacing w:after="30"/>
       </w:pPr>
       <w:r>
         <w:rPr>
@@ -17050,16 +16766,7 @@
     </w:p>
     <w:p>
       <w:pPr>
-        <w:widowControl w:val="false"/>
-        <w:pBdr>
-          <w:bottom w:val="single" w:color="C9C2B4" w:sz="6" w:space="1"/>
-        </w:pBdr>
-        <w:spacing w:before="120" w:after="210"/>
-      </w:pPr>
-    </w:p>
-    <w:p>
-      <w:pPr>
-        <w:spacing w:after="200"/>
+        <w:spacing w:after="100"/>
       </w:pPr>
       <w:r>
         <w:rPr>
@@ -17576,15 +17283,6 @@
     </w:p>
     <w:p>
       <w:pPr>
-        <w:widowControl w:val="false"/>
-        <w:pBdr>
-          <w:bottom w:val="single" w:color="C9C2B4" w:sz="6" w:space="1"/>
-        </w:pBdr>
-        <w:spacing w:before="120" w:after="210"/>
-      </w:pPr>
-    </w:p>
-    <w:p>
-      <w:pPr>
         <w:spacing w:after="140"/>
       </w:pPr>
       <w:r>
@@ -17697,6 +17395,7 @@
       <w:pPr>
         <w:pStyle w:val="Heading2"/>
         <w:keepNext/>
+        <w:pageBreakBefore/>
         <w:spacing w:before="150" w:after="90"/>
       </w:pPr>
       <w:r>
@@ -18316,33 +18015,6 @@
         <w:spacing w:before="120" w:after="210"/>
       </w:pPr>
     </w:p>
-    <w:p>
-      <w:pPr>
-        <w:widowControl w:val="false"/>
-        <w:pBdr>
-          <w:bottom w:val="single" w:color="C9C2B4" w:sz="6" w:space="1"/>
-        </w:pBdr>
-        <w:spacing w:before="120" w:after="210"/>
-      </w:pPr>
-    </w:p>
-    <w:p>
-      <w:pPr>
-        <w:widowControl w:val="false"/>
-        <w:pBdr>
-          <w:bottom w:val="single" w:color="C9C2B4" w:sz="6" w:space="1"/>
-        </w:pBdr>
-        <w:spacing w:before="120" w:after="210"/>
-      </w:pPr>
-    </w:p>
-    <w:p>
-      <w:pPr>
-        <w:widowControl w:val="false"/>
-        <w:pBdr>
-          <w:bottom w:val="single" w:color="C9C2B4" w:sz="6" w:space="1"/>
-        </w:pBdr>
-        <w:spacing w:before="120" w:after="210"/>
-      </w:pPr>
-    </w:p>
     <w:tbl>
       <w:tblPr>
         <w:tblW w:type="dxa" w:w="9792"/>
@@ -18434,7 +18106,7 @@
       </w:tblGrid>
       <w:tr>
         <w:trPr>
-          <w:trHeight w:val="1400" w:hRule="atLeast"/>
+          <w:trHeight w:val="1050" w:hRule="atLeast"/>
         </w:trPr>
         <w:tc>
           <w:tcPr>
@@ -18478,6 +18150,7 @@
       <w:pPr>
         <w:pStyle w:val="Heading2"/>
         <w:keepNext/>
+        <w:pageBreakBefore/>
         <w:spacing w:before="150" w:after="90"/>
       </w:pPr>
       <w:r>
@@ -19178,6 +18851,7 @@
       <w:pPr>
         <w:pStyle w:val="Heading3"/>
         <w:keepNext/>
+        <w:pageBreakBefore/>
         <w:spacing w:before="150" w:after="90"/>
       </w:pPr>
       <w:r>
@@ -20276,6 +19950,7 @@
       <w:pPr>
         <w:pStyle w:val="Heading3"/>
         <w:keepNext/>
+        <w:pageBreakBefore/>
         <w:spacing w:before="150" w:after="90"/>
       </w:pPr>
       <w:r>
@@ -20979,26 +20654,9 @@
     </w:p>
     <w:p>
       <w:pPr>
-        <w:widowControl w:val="false"/>
-        <w:pBdr>
-          <w:bottom w:val="single" w:color="C9C2B4" w:sz="6" w:space="1"/>
-        </w:pBdr>
-        <w:spacing w:before="120" w:after="210"/>
-      </w:pPr>
-    </w:p>
-    <w:p>
-      <w:pPr>
-        <w:widowControl w:val="false"/>
-        <w:pBdr>
-          <w:bottom w:val="single" w:color="C9C2B4" w:sz="6" w:space="1"/>
-        </w:pBdr>
-        <w:spacing w:before="120" w:after="210"/>
-      </w:pPr>
-    </w:p>
-    <w:p>
-      <w:pPr>
         <w:pStyle w:val="Heading2"/>
         <w:keepNext/>
+        <w:pageBreakBefore/>
         <w:spacing w:before="150" w:after="90"/>
       </w:pPr>
       <w:r>
@@ -21525,6 +21183,23 @@
               <w:spacing w:before="120" w:after="210"/>
             </w:pPr>
           </w:p>
+        </w:tc>
+        <w:tc>
+          <w:tcPr>
+            <w:tcW w:type="dxa" w:w="3264"/>
+            <w:tcBorders>
+              <w:top w:val="single" w:color="D9D5C8" w:sz="4"/>
+              <w:left w:val="single" w:color="D9D5C8" w:sz="4"/>
+              <w:bottom w:val="single" w:color="D9D5C8" w:sz="4"/>
+              <w:right w:val="single" w:color="D9D5C8" w:sz="4"/>
+            </w:tcBorders>
+            <w:tcMar>
+              <w:top w:type="dxa" w:w="55"/>
+              <w:left w:type="dxa" w:w="110"/>
+              <w:bottom w:type="dxa" w:w="55"/>
+              <w:right w:type="dxa" w:w="110"/>
+            </w:tcMar>
+          </w:tcPr>
           <w:p>
             <w:pPr>
               <w:widowControl w:val="false"/>
@@ -21560,6 +21235,25 @@
               <w:spacing w:before="120" w:after="210"/>
             </w:pPr>
           </w:p>
+        </w:tc>
+      </w:tr>
+      <w:tr>
+        <w:tc>
+          <w:tcPr>
+            <w:tcW w:type="dxa" w:w="3264"/>
+            <w:tcBorders>
+              <w:top w:val="single" w:color="D9D5C8" w:sz="4"/>
+              <w:left w:val="single" w:color="D9D5C8" w:sz="4"/>
+              <w:bottom w:val="single" w:color="D9D5C8" w:sz="4"/>
+              <w:right w:val="single" w:color="D9D5C8" w:sz="4"/>
+            </w:tcBorders>
+            <w:tcMar>
+              <w:top w:type="dxa" w:w="55"/>
+              <w:left w:type="dxa" w:w="110"/>
+              <w:bottom w:type="dxa" w:w="55"/>
+              <w:right w:type="dxa" w:w="110"/>
+            </w:tcMar>
+          </w:tcPr>
           <w:p>
             <w:pPr>
               <w:widowControl w:val="false"/>
@@ -21595,18 +21289,7 @@
               <w:spacing w:before="120" w:after="210"/>
             </w:pPr>
           </w:p>
-          <w:p>
-            <w:pPr>
-              <w:widowControl w:val="false"/>
-              <w:pBdr>
-                <w:bottom w:val="single" w:color="C9C2B4" w:sz="6" w:space="1"/>
-              </w:pBdr>
-              <w:spacing w:before="120" w:after="210"/>
-            </w:pPr>
-          </w:p>
-        </w:tc>
-      </w:tr>
-      <w:tr>
+        </w:tc>
         <w:tc>
           <w:tcPr>
             <w:tcW w:type="dxa" w:w="3264"/>
@@ -21623,192 +21306,6 @@
               <w:right w:type="dxa" w:w="110"/>
             </w:tcMar>
           </w:tcPr>
-          <w:p>
-            <w:pPr>
-              <w:widowControl w:val="false"/>
-              <w:pBdr>
-                <w:bottom w:val="single" w:color="C9C2B4" w:sz="6" w:space="1"/>
-              </w:pBdr>
-              <w:spacing w:before="120" w:after="210"/>
-            </w:pPr>
-          </w:p>
-          <w:p>
-            <w:pPr>
-              <w:widowControl w:val="false"/>
-              <w:pBdr>
-                <w:bottom w:val="single" w:color="C9C2B4" w:sz="6" w:space="1"/>
-              </w:pBdr>
-              <w:spacing w:before="120" w:after="210"/>
-            </w:pPr>
-          </w:p>
-        </w:tc>
-        <w:tc>
-          <w:tcPr>
-            <w:tcW w:type="dxa" w:w="3264"/>
-            <w:tcBorders>
-              <w:top w:val="single" w:color="D9D5C8" w:sz="4"/>
-              <w:left w:val="single" w:color="D9D5C8" w:sz="4"/>
-              <w:bottom w:val="single" w:color="D9D5C8" w:sz="4"/>
-              <w:right w:val="single" w:color="D9D5C8" w:sz="4"/>
-            </w:tcBorders>
-            <w:tcMar>
-              <w:top w:type="dxa" w:w="55"/>
-              <w:left w:type="dxa" w:w="110"/>
-              <w:bottom w:type="dxa" w:w="55"/>
-              <w:right w:type="dxa" w:w="110"/>
-            </w:tcMar>
-          </w:tcPr>
-          <w:p>
-            <w:pPr>
-              <w:widowControl w:val="false"/>
-              <w:pBdr>
-                <w:bottom w:val="single" w:color="C9C2B4" w:sz="6" w:space="1"/>
-              </w:pBdr>
-              <w:spacing w:before="120" w:after="210"/>
-            </w:pPr>
-          </w:p>
-          <w:p>
-            <w:pPr>
-              <w:widowControl w:val="false"/>
-              <w:pBdr>
-                <w:bottom w:val="single" w:color="C9C2B4" w:sz="6" w:space="1"/>
-              </w:pBdr>
-              <w:spacing w:before="120" w:after="210"/>
-            </w:pPr>
-          </w:p>
-        </w:tc>
-        <w:tc>
-          <w:tcPr>
-            <w:tcW w:type="dxa" w:w="3264"/>
-            <w:tcBorders>
-              <w:top w:val="single" w:color="D9D5C8" w:sz="4"/>
-              <w:left w:val="single" w:color="D9D5C8" w:sz="4"/>
-              <w:bottom w:val="single" w:color="D9D5C8" w:sz="4"/>
-              <w:right w:val="single" w:color="D9D5C8" w:sz="4"/>
-            </w:tcBorders>
-            <w:tcMar>
-              <w:top w:type="dxa" w:w="55"/>
-              <w:left w:type="dxa" w:w="110"/>
-              <w:bottom w:type="dxa" w:w="55"/>
-              <w:right w:type="dxa" w:w="110"/>
-            </w:tcMar>
-          </w:tcPr>
-          <w:p>
-            <w:pPr>
-              <w:widowControl w:val="false"/>
-              <w:pBdr>
-                <w:bottom w:val="single" w:color="C9C2B4" w:sz="6" w:space="1"/>
-              </w:pBdr>
-              <w:spacing w:before="120" w:after="210"/>
-            </w:pPr>
-          </w:p>
-          <w:p>
-            <w:pPr>
-              <w:widowControl w:val="false"/>
-              <w:pBdr>
-                <w:bottom w:val="single" w:color="C9C2B4" w:sz="6" w:space="1"/>
-              </w:pBdr>
-              <w:spacing w:before="120" w:after="210"/>
-            </w:pPr>
-          </w:p>
-        </w:tc>
-      </w:tr>
-      <w:tr>
-        <w:tc>
-          <w:tcPr>
-            <w:tcW w:type="dxa" w:w="3264"/>
-            <w:tcBorders>
-              <w:top w:val="single" w:color="D9D5C8" w:sz="4"/>
-              <w:left w:val="single" w:color="D9D5C8" w:sz="4"/>
-              <w:bottom w:val="single" w:color="D9D5C8" w:sz="4"/>
-              <w:right w:val="single" w:color="D9D5C8" w:sz="4"/>
-            </w:tcBorders>
-            <w:tcMar>
-              <w:top w:type="dxa" w:w="55"/>
-              <w:left w:type="dxa" w:w="110"/>
-              <w:bottom w:type="dxa" w:w="55"/>
-              <w:right w:type="dxa" w:w="110"/>
-            </w:tcMar>
-          </w:tcPr>
-          <w:p>
-            <w:pPr>
-              <w:widowControl w:val="false"/>
-              <w:pBdr>
-                <w:bottom w:val="single" w:color="C9C2B4" w:sz="6" w:space="1"/>
-              </w:pBdr>
-              <w:spacing w:before="120" w:after="210"/>
-            </w:pPr>
-          </w:p>
-          <w:p>
-            <w:pPr>
-              <w:widowControl w:val="false"/>
-              <w:pBdr>
-                <w:bottom w:val="single" w:color="C9C2B4" w:sz="6" w:space="1"/>
-              </w:pBdr>
-              <w:spacing w:before="120" w:after="210"/>
-            </w:pPr>
-          </w:p>
-        </w:tc>
-        <w:tc>
-          <w:tcPr>
-            <w:tcW w:type="dxa" w:w="3264"/>
-            <w:tcBorders>
-              <w:top w:val="single" w:color="D9D5C8" w:sz="4"/>
-              <w:left w:val="single" w:color="D9D5C8" w:sz="4"/>
-              <w:bottom w:val="single" w:color="D9D5C8" w:sz="4"/>
-              <w:right w:val="single" w:color="D9D5C8" w:sz="4"/>
-            </w:tcBorders>
-            <w:tcMar>
-              <w:top w:type="dxa" w:w="55"/>
-              <w:left w:type="dxa" w:w="110"/>
-              <w:bottom w:type="dxa" w:w="55"/>
-              <w:right w:type="dxa" w:w="110"/>
-            </w:tcMar>
-          </w:tcPr>
-          <w:p>
-            <w:pPr>
-              <w:widowControl w:val="false"/>
-              <w:pBdr>
-                <w:bottom w:val="single" w:color="C9C2B4" w:sz="6" w:space="1"/>
-              </w:pBdr>
-              <w:spacing w:before="120" w:after="210"/>
-            </w:pPr>
-          </w:p>
-          <w:p>
-            <w:pPr>
-              <w:widowControl w:val="false"/>
-              <w:pBdr>
-                <w:bottom w:val="single" w:color="C9C2B4" w:sz="6" w:space="1"/>
-              </w:pBdr>
-              <w:spacing w:before="120" w:after="210"/>
-            </w:pPr>
-          </w:p>
-        </w:tc>
-        <w:tc>
-          <w:tcPr>
-            <w:tcW w:type="dxa" w:w="3264"/>
-            <w:tcBorders>
-              <w:top w:val="single" w:color="D9D5C8" w:sz="4"/>
-              <w:left w:val="single" w:color="D9D5C8" w:sz="4"/>
-              <w:bottom w:val="single" w:color="D9D5C8" w:sz="4"/>
-              <w:right w:val="single" w:color="D9D5C8" w:sz="4"/>
-            </w:tcBorders>
-            <w:tcMar>
-              <w:top w:type="dxa" w:w="55"/>
-              <w:left w:type="dxa" w:w="110"/>
-              <w:bottom w:type="dxa" w:w="55"/>
-              <w:right w:type="dxa" w:w="110"/>
-            </w:tcMar>
-          </w:tcPr>
-          <w:p>
-            <w:pPr>
-              <w:widowControl w:val="false"/>
-              <w:pBdr>
-                <w:bottom w:val="single" w:color="C9C2B4" w:sz="6" w:space="1"/>
-              </w:pBdr>
-              <w:spacing w:before="120" w:after="210"/>
-            </w:pPr>
-          </w:p>
           <w:p>
             <w:pPr>
               <w:widowControl w:val="false"/>
@@ -22114,7 +21611,7 @@
                 <w:caps w:val="false"/>
                 <w:rFonts w:ascii="Calibri" w:cs="Calibri" w:eastAsia="Calibri" w:hAnsi="Calibri"/>
               </w:rPr>
-              <w:t xml:space="preserve">One thing you learned EARLIER in this unit or course</w:t>
+              <w:t xml:space="preserve">One thing you learned EARLIER — how does it connect?</w:t>
             </w:r>
           </w:p>
         </w:tc>
@@ -22154,84 +21651,12 @@
           </w:p>
         </w:tc>
       </w:tr>
-      <w:tr>
-        <w:tc>
-          <w:tcPr>
-            <w:tcW w:type="dxa" w:w="3857"/>
-            <w:tcBorders>
-              <w:top w:val="single" w:color="D9D5C8" w:sz="4"/>
-              <w:left w:val="single" w:color="D9D5C8" w:sz="4"/>
-              <w:bottom w:val="single" w:color="D9D5C8" w:sz="4"/>
-              <w:right w:val="single" w:color="D9D5C8" w:sz="4"/>
-            </w:tcBorders>
-            <w:tcMar>
-              <w:top w:type="dxa" w:w="55"/>
-              <w:left w:type="dxa" w:w="110"/>
-              <w:bottom w:type="dxa" w:w="55"/>
-              <w:right w:type="dxa" w:w="110"/>
-            </w:tcMar>
-          </w:tcPr>
-          <w:p>
-            <w:pPr>
-              <w:spacing w:after="0"/>
-            </w:pPr>
-            <w:r>
-              <w:rPr>
-                <w:b/>
-                <w:bCs/>
-                <w:i w:val="false"/>
-                <w:iCs w:val="false"/>
-                <w:color w:val="1A1A1A"/>
-                <w:sz w:val="30"/>
-                <w:szCs w:val="30"/>
-                <w:caps w:val="false"/>
-                <w:rFonts w:ascii="Calibri" w:cs="Calibri" w:eastAsia="Calibri" w:hAnsi="Calibri"/>
-              </w:rPr>
-              <w:t xml:space="preserve">How the two connect</w:t>
-            </w:r>
-          </w:p>
-        </w:tc>
-        <w:tc>
-          <w:tcPr>
-            <w:tcW w:type="dxa" w:w="5935"/>
-            <w:tcBorders>
-              <w:top w:val="single" w:color="D9D5C8" w:sz="4"/>
-              <w:left w:val="single" w:color="D9D5C8" w:sz="4"/>
-              <w:bottom w:val="single" w:color="D9D5C8" w:sz="4"/>
-              <w:right w:val="single" w:color="D9D5C8" w:sz="4"/>
-            </w:tcBorders>
-            <w:tcMar>
-              <w:top w:type="dxa" w:w="55"/>
-              <w:left w:type="dxa" w:w="110"/>
-              <w:bottom w:type="dxa" w:w="55"/>
-              <w:right w:type="dxa" w:w="110"/>
-            </w:tcMar>
-          </w:tcPr>
-          <w:p>
-            <w:pPr>
-              <w:widowControl w:val="false"/>
-              <w:pBdr>
-                <w:bottom w:val="single" w:color="C9C2B4" w:sz="6" w:space="1"/>
-              </w:pBdr>
-              <w:spacing w:before="120" w:after="210"/>
-            </w:pPr>
-          </w:p>
-          <w:p>
-            <w:pPr>
-              <w:widowControl w:val="false"/>
-              <w:pBdr>
-                <w:bottom w:val="single" w:color="C9C2B4" w:sz="6" w:space="1"/>
-              </w:pBdr>
-              <w:spacing w:before="120" w:after="210"/>
-            </w:pPr>
-          </w:p>
-        </w:tc>
-      </w:tr>
     </w:tbl>
     <w:p>
       <w:pPr>
         <w:pStyle w:val="Heading2"/>
         <w:keepNext/>
+        <w:pageBreakBefore/>
         <w:spacing w:before="150" w:after="90"/>
       </w:pPr>
       <w:r>
@@ -22979,6 +22404,7 @@
       <w:pPr>
         <w:pStyle w:val="Heading2"/>
         <w:keepNext/>
+        <w:pageBreakBefore/>
         <w:spacing w:before="150" w:after="90"/>
       </w:pPr>
       <w:r>
@@ -23823,6 +23249,7 @@
       <w:pPr>
         <w:pStyle w:val="Heading2"/>
         <w:keepNext/>
+        <w:pageBreakBefore/>
         <w:spacing w:before="150" w:after="90"/>
       </w:pPr>
       <w:r>
@@ -24737,6 +24164,7 @@
       <w:pPr>
         <w:pStyle w:val="Heading2"/>
         <w:keepNext/>
+        <w:pageBreakBefore/>
         <w:spacing w:before="150" w:after="90"/>
       </w:pPr>
       <w:r>
@@ -25809,6 +25237,7 @@
       <w:pPr>
         <w:pStyle w:val="Heading2"/>
         <w:keepNext/>
+        <w:pageBreakBefore/>
         <w:spacing w:before="150" w:after="90"/>
       </w:pPr>
       <w:r>
@@ -27341,6 +26770,7 @@
       <w:pPr>
         <w:pStyle w:val="Heading2"/>
         <w:keepNext/>
+        <w:pageBreakBefore/>
         <w:spacing w:before="150" w:after="90"/>
       </w:pPr>
       <w:r>
@@ -27448,7 +26878,7 @@
     </w:tbl>
     <w:p>
       <w:pPr>
-        <w:spacing w:after="40"/>
+        <w:spacing w:after="30"/>
       </w:pPr>
       <w:r>
         <w:rPr>
@@ -27965,16 +27395,7 @@
     </w:p>
     <w:p>
       <w:pPr>
-        <w:widowControl w:val="false"/>
-        <w:pBdr>
-          <w:bottom w:val="single" w:color="C9C2B4" w:sz="6" w:space="1"/>
-        </w:pBdr>
-        <w:spacing w:before="120" w:after="210"/>
-      </w:pPr>
-    </w:p>
-    <w:p>
-      <w:pPr>
-        <w:spacing w:after="200"/>
+        <w:spacing w:after="100"/>
       </w:pPr>
       <w:r>
         <w:rPr>
@@ -28491,15 +27912,6 @@
     </w:p>
     <w:p>
       <w:pPr>
-        <w:widowControl w:val="false"/>
-        <w:pBdr>
-          <w:bottom w:val="single" w:color="C9C2B4" w:sz="6" w:space="1"/>
-        </w:pBdr>
-        <w:spacing w:before="120" w:after="210"/>
-      </w:pPr>
-    </w:p>
-    <w:p>
-      <w:pPr>
         <w:spacing w:after="140"/>
       </w:pPr>
       <w:r>
@@ -28612,6 +28024,7 @@
       <w:pPr>
         <w:pStyle w:val="Heading2"/>
         <w:keepNext/>
+        <w:pageBreakBefore/>
         <w:spacing w:before="150" w:after="90"/>
       </w:pPr>
       <w:r>
@@ -29231,33 +28644,6 @@
         <w:spacing w:before="120" w:after="210"/>
       </w:pPr>
     </w:p>
-    <w:p>
-      <w:pPr>
-        <w:widowControl w:val="false"/>
-        <w:pBdr>
-          <w:bottom w:val="single" w:color="C9C2B4" w:sz="6" w:space="1"/>
-        </w:pBdr>
-        <w:spacing w:before="120" w:after="210"/>
-      </w:pPr>
-    </w:p>
-    <w:p>
-      <w:pPr>
-        <w:widowControl w:val="false"/>
-        <w:pBdr>
-          <w:bottom w:val="single" w:color="C9C2B4" w:sz="6" w:space="1"/>
-        </w:pBdr>
-        <w:spacing w:before="120" w:after="210"/>
-      </w:pPr>
-    </w:p>
-    <w:p>
-      <w:pPr>
-        <w:widowControl w:val="false"/>
-        <w:pBdr>
-          <w:bottom w:val="single" w:color="C9C2B4" w:sz="6" w:space="1"/>
-        </w:pBdr>
-        <w:spacing w:before="120" w:after="210"/>
-      </w:pPr>
-    </w:p>
     <w:tbl>
       <w:tblPr>
         <w:tblW w:type="dxa" w:w="9792"/>
@@ -29349,7 +28735,7 @@
       </w:tblGrid>
       <w:tr>
         <w:trPr>
-          <w:trHeight w:val="1400" w:hRule="atLeast"/>
+          <w:trHeight w:val="1050" w:hRule="atLeast"/>
         </w:trPr>
         <w:tc>
           <w:tcPr>
@@ -29393,6 +28779,7 @@
       <w:pPr>
         <w:pStyle w:val="Heading2"/>
         <w:keepNext/>
+        <w:pageBreakBefore/>
         <w:spacing w:before="150" w:after="90"/>
       </w:pPr>
       <w:r>
@@ -30093,6 +29480,7 @@
       <w:pPr>
         <w:pStyle w:val="Heading3"/>
         <w:keepNext/>
+        <w:pageBreakBefore/>
         <w:spacing w:before="150" w:after="90"/>
       </w:pPr>
       <w:r>
@@ -31191,6 +30579,7 @@
       <w:pPr>
         <w:pStyle w:val="Heading3"/>
         <w:keepNext/>
+        <w:pageBreakBefore/>
         <w:spacing w:before="150" w:after="90"/>
       </w:pPr>
       <w:r>
@@ -31894,26 +31283,9 @@
     </w:p>
     <w:p>
       <w:pPr>
-        <w:widowControl w:val="false"/>
-        <w:pBdr>
-          <w:bottom w:val="single" w:color="C9C2B4" w:sz="6" w:space="1"/>
-        </w:pBdr>
-        <w:spacing w:before="120" w:after="210"/>
-      </w:pPr>
-    </w:p>
-    <w:p>
-      <w:pPr>
-        <w:widowControl w:val="false"/>
-        <w:pBdr>
-          <w:bottom w:val="single" w:color="C9C2B4" w:sz="6" w:space="1"/>
-        </w:pBdr>
-        <w:spacing w:before="120" w:after="210"/>
-      </w:pPr>
-    </w:p>
-    <w:p>
-      <w:pPr>
         <w:pStyle w:val="Heading2"/>
         <w:keepNext/>
+        <w:pageBreakBefore/>
         <w:spacing w:before="150" w:after="90"/>
       </w:pPr>
       <w:r>
@@ -32440,6 +31812,23 @@
               <w:spacing w:before="120" w:after="210"/>
             </w:pPr>
           </w:p>
+        </w:tc>
+        <w:tc>
+          <w:tcPr>
+            <w:tcW w:type="dxa" w:w="3264"/>
+            <w:tcBorders>
+              <w:top w:val="single" w:color="D9D5C8" w:sz="4"/>
+              <w:left w:val="single" w:color="D9D5C8" w:sz="4"/>
+              <w:bottom w:val="single" w:color="D9D5C8" w:sz="4"/>
+              <w:right w:val="single" w:color="D9D5C8" w:sz="4"/>
+            </w:tcBorders>
+            <w:tcMar>
+              <w:top w:type="dxa" w:w="55"/>
+              <w:left w:type="dxa" w:w="110"/>
+              <w:bottom w:type="dxa" w:w="55"/>
+              <w:right w:type="dxa" w:w="110"/>
+            </w:tcMar>
+          </w:tcPr>
           <w:p>
             <w:pPr>
               <w:widowControl w:val="false"/>
@@ -32475,6 +31864,25 @@
               <w:spacing w:before="120" w:after="210"/>
             </w:pPr>
           </w:p>
+        </w:tc>
+      </w:tr>
+      <w:tr>
+        <w:tc>
+          <w:tcPr>
+            <w:tcW w:type="dxa" w:w="3264"/>
+            <w:tcBorders>
+              <w:top w:val="single" w:color="D9D5C8" w:sz="4"/>
+              <w:left w:val="single" w:color="D9D5C8" w:sz="4"/>
+              <w:bottom w:val="single" w:color="D9D5C8" w:sz="4"/>
+              <w:right w:val="single" w:color="D9D5C8" w:sz="4"/>
+            </w:tcBorders>
+            <w:tcMar>
+              <w:top w:type="dxa" w:w="55"/>
+              <w:left w:type="dxa" w:w="110"/>
+              <w:bottom w:type="dxa" w:w="55"/>
+              <w:right w:type="dxa" w:w="110"/>
+            </w:tcMar>
+          </w:tcPr>
           <w:p>
             <w:pPr>
               <w:widowControl w:val="false"/>
@@ -32510,18 +31918,7 @@
               <w:spacing w:before="120" w:after="210"/>
             </w:pPr>
           </w:p>
-          <w:p>
-            <w:pPr>
-              <w:widowControl w:val="false"/>
-              <w:pBdr>
-                <w:bottom w:val="single" w:color="C9C2B4" w:sz="6" w:space="1"/>
-              </w:pBdr>
-              <w:spacing w:before="120" w:after="210"/>
-            </w:pPr>
-          </w:p>
-        </w:tc>
-      </w:tr>
-      <w:tr>
+        </w:tc>
         <w:tc>
           <w:tcPr>
             <w:tcW w:type="dxa" w:w="3264"/>
@@ -32538,192 +31935,6 @@
               <w:right w:type="dxa" w:w="110"/>
             </w:tcMar>
           </w:tcPr>
-          <w:p>
-            <w:pPr>
-              <w:widowControl w:val="false"/>
-              <w:pBdr>
-                <w:bottom w:val="single" w:color="C9C2B4" w:sz="6" w:space="1"/>
-              </w:pBdr>
-              <w:spacing w:before="120" w:after="210"/>
-            </w:pPr>
-          </w:p>
-          <w:p>
-            <w:pPr>
-              <w:widowControl w:val="false"/>
-              <w:pBdr>
-                <w:bottom w:val="single" w:color="C9C2B4" w:sz="6" w:space="1"/>
-              </w:pBdr>
-              <w:spacing w:before="120" w:after="210"/>
-            </w:pPr>
-          </w:p>
-        </w:tc>
-        <w:tc>
-          <w:tcPr>
-            <w:tcW w:type="dxa" w:w="3264"/>
-            <w:tcBorders>
-              <w:top w:val="single" w:color="D9D5C8" w:sz="4"/>
-              <w:left w:val="single" w:color="D9D5C8" w:sz="4"/>
-              <w:bottom w:val="single" w:color="D9D5C8" w:sz="4"/>
-              <w:right w:val="single" w:color="D9D5C8" w:sz="4"/>
-            </w:tcBorders>
-            <w:tcMar>
-              <w:top w:type="dxa" w:w="55"/>
-              <w:left w:type="dxa" w:w="110"/>
-              <w:bottom w:type="dxa" w:w="55"/>
-              <w:right w:type="dxa" w:w="110"/>
-            </w:tcMar>
-          </w:tcPr>
-          <w:p>
-            <w:pPr>
-              <w:widowControl w:val="false"/>
-              <w:pBdr>
-                <w:bottom w:val="single" w:color="C9C2B4" w:sz="6" w:space="1"/>
-              </w:pBdr>
-              <w:spacing w:before="120" w:after="210"/>
-            </w:pPr>
-          </w:p>
-          <w:p>
-            <w:pPr>
-              <w:widowControl w:val="false"/>
-              <w:pBdr>
-                <w:bottom w:val="single" w:color="C9C2B4" w:sz="6" w:space="1"/>
-              </w:pBdr>
-              <w:spacing w:before="120" w:after="210"/>
-            </w:pPr>
-          </w:p>
-        </w:tc>
-        <w:tc>
-          <w:tcPr>
-            <w:tcW w:type="dxa" w:w="3264"/>
-            <w:tcBorders>
-              <w:top w:val="single" w:color="D9D5C8" w:sz="4"/>
-              <w:left w:val="single" w:color="D9D5C8" w:sz="4"/>
-              <w:bottom w:val="single" w:color="D9D5C8" w:sz="4"/>
-              <w:right w:val="single" w:color="D9D5C8" w:sz="4"/>
-            </w:tcBorders>
-            <w:tcMar>
-              <w:top w:type="dxa" w:w="55"/>
-              <w:left w:type="dxa" w:w="110"/>
-              <w:bottom w:type="dxa" w:w="55"/>
-              <w:right w:type="dxa" w:w="110"/>
-            </w:tcMar>
-          </w:tcPr>
-          <w:p>
-            <w:pPr>
-              <w:widowControl w:val="false"/>
-              <w:pBdr>
-                <w:bottom w:val="single" w:color="C9C2B4" w:sz="6" w:space="1"/>
-              </w:pBdr>
-              <w:spacing w:before="120" w:after="210"/>
-            </w:pPr>
-          </w:p>
-          <w:p>
-            <w:pPr>
-              <w:widowControl w:val="false"/>
-              <w:pBdr>
-                <w:bottom w:val="single" w:color="C9C2B4" w:sz="6" w:space="1"/>
-              </w:pBdr>
-              <w:spacing w:before="120" w:after="210"/>
-            </w:pPr>
-          </w:p>
-        </w:tc>
-      </w:tr>
-      <w:tr>
-        <w:tc>
-          <w:tcPr>
-            <w:tcW w:type="dxa" w:w="3264"/>
-            <w:tcBorders>
-              <w:top w:val="single" w:color="D9D5C8" w:sz="4"/>
-              <w:left w:val="single" w:color="D9D5C8" w:sz="4"/>
-              <w:bottom w:val="single" w:color="D9D5C8" w:sz="4"/>
-              <w:right w:val="single" w:color="D9D5C8" w:sz="4"/>
-            </w:tcBorders>
-            <w:tcMar>
-              <w:top w:type="dxa" w:w="55"/>
-              <w:left w:type="dxa" w:w="110"/>
-              <w:bottom w:type="dxa" w:w="55"/>
-              <w:right w:type="dxa" w:w="110"/>
-            </w:tcMar>
-          </w:tcPr>
-          <w:p>
-            <w:pPr>
-              <w:widowControl w:val="false"/>
-              <w:pBdr>
-                <w:bottom w:val="single" w:color="C9C2B4" w:sz="6" w:space="1"/>
-              </w:pBdr>
-              <w:spacing w:before="120" w:after="210"/>
-            </w:pPr>
-          </w:p>
-          <w:p>
-            <w:pPr>
-              <w:widowControl w:val="false"/>
-              <w:pBdr>
-                <w:bottom w:val="single" w:color="C9C2B4" w:sz="6" w:space="1"/>
-              </w:pBdr>
-              <w:spacing w:before="120" w:after="210"/>
-            </w:pPr>
-          </w:p>
-        </w:tc>
-        <w:tc>
-          <w:tcPr>
-            <w:tcW w:type="dxa" w:w="3264"/>
-            <w:tcBorders>
-              <w:top w:val="single" w:color="D9D5C8" w:sz="4"/>
-              <w:left w:val="single" w:color="D9D5C8" w:sz="4"/>
-              <w:bottom w:val="single" w:color="D9D5C8" w:sz="4"/>
-              <w:right w:val="single" w:color="D9D5C8" w:sz="4"/>
-            </w:tcBorders>
-            <w:tcMar>
-              <w:top w:type="dxa" w:w="55"/>
-              <w:left w:type="dxa" w:w="110"/>
-              <w:bottom w:type="dxa" w:w="55"/>
-              <w:right w:type="dxa" w:w="110"/>
-            </w:tcMar>
-          </w:tcPr>
-          <w:p>
-            <w:pPr>
-              <w:widowControl w:val="false"/>
-              <w:pBdr>
-                <w:bottom w:val="single" w:color="C9C2B4" w:sz="6" w:space="1"/>
-              </w:pBdr>
-              <w:spacing w:before="120" w:after="210"/>
-            </w:pPr>
-          </w:p>
-          <w:p>
-            <w:pPr>
-              <w:widowControl w:val="false"/>
-              <w:pBdr>
-                <w:bottom w:val="single" w:color="C9C2B4" w:sz="6" w:space="1"/>
-              </w:pBdr>
-              <w:spacing w:before="120" w:after="210"/>
-            </w:pPr>
-          </w:p>
-        </w:tc>
-        <w:tc>
-          <w:tcPr>
-            <w:tcW w:type="dxa" w:w="3264"/>
-            <w:tcBorders>
-              <w:top w:val="single" w:color="D9D5C8" w:sz="4"/>
-              <w:left w:val="single" w:color="D9D5C8" w:sz="4"/>
-              <w:bottom w:val="single" w:color="D9D5C8" w:sz="4"/>
-              <w:right w:val="single" w:color="D9D5C8" w:sz="4"/>
-            </w:tcBorders>
-            <w:tcMar>
-              <w:top w:type="dxa" w:w="55"/>
-              <w:left w:type="dxa" w:w="110"/>
-              <w:bottom w:type="dxa" w:w="55"/>
-              <w:right w:type="dxa" w:w="110"/>
-            </w:tcMar>
-          </w:tcPr>
-          <w:p>
-            <w:pPr>
-              <w:widowControl w:val="false"/>
-              <w:pBdr>
-                <w:bottom w:val="single" w:color="C9C2B4" w:sz="6" w:space="1"/>
-              </w:pBdr>
-              <w:spacing w:before="120" w:after="210"/>
-            </w:pPr>
-          </w:p>
           <w:p>
             <w:pPr>
               <w:widowControl w:val="false"/>
@@ -33029,7 +32240,7 @@
                 <w:caps w:val="false"/>
                 <w:rFonts w:ascii="Calibri" w:cs="Calibri" w:eastAsia="Calibri" w:hAnsi="Calibri"/>
               </w:rPr>
-              <w:t xml:space="preserve">One thing you learned EARLIER in this unit or course</w:t>
+              <w:t xml:space="preserve">One thing you learned EARLIER — how does it connect?</w:t>
             </w:r>
           </w:p>
         </w:tc>
@@ -33069,84 +32280,12 @@
           </w:p>
         </w:tc>
       </w:tr>
-      <w:tr>
-        <w:tc>
-          <w:tcPr>
-            <w:tcW w:type="dxa" w:w="3857"/>
-            <w:tcBorders>
-              <w:top w:val="single" w:color="D9D5C8" w:sz="4"/>
-              <w:left w:val="single" w:color="D9D5C8" w:sz="4"/>
-              <w:bottom w:val="single" w:color="D9D5C8" w:sz="4"/>
-              <w:right w:val="single" w:color="D9D5C8" w:sz="4"/>
-            </w:tcBorders>
-            <w:tcMar>
-              <w:top w:type="dxa" w:w="55"/>
-              <w:left w:type="dxa" w:w="110"/>
-              <w:bottom w:type="dxa" w:w="55"/>
-              <w:right w:type="dxa" w:w="110"/>
-            </w:tcMar>
-          </w:tcPr>
-          <w:p>
-            <w:pPr>
-              <w:spacing w:after="0"/>
-            </w:pPr>
-            <w:r>
-              <w:rPr>
-                <w:b/>
-                <w:bCs/>
-                <w:i w:val="false"/>
-                <w:iCs w:val="false"/>
-                <w:color w:val="1A1A1A"/>
-                <w:sz w:val="30"/>
-                <w:szCs w:val="30"/>
-                <w:caps w:val="false"/>
-                <w:rFonts w:ascii="Calibri" w:cs="Calibri" w:eastAsia="Calibri" w:hAnsi="Calibri"/>
-              </w:rPr>
-              <w:t xml:space="preserve">How the two connect</w:t>
-            </w:r>
-          </w:p>
-        </w:tc>
-        <w:tc>
-          <w:tcPr>
-            <w:tcW w:type="dxa" w:w="5935"/>
-            <w:tcBorders>
-              <w:top w:val="single" w:color="D9D5C8" w:sz="4"/>
-              <w:left w:val="single" w:color="D9D5C8" w:sz="4"/>
-              <w:bottom w:val="single" w:color="D9D5C8" w:sz="4"/>
-              <w:right w:val="single" w:color="D9D5C8" w:sz="4"/>
-            </w:tcBorders>
-            <w:tcMar>
-              <w:top w:type="dxa" w:w="55"/>
-              <w:left w:type="dxa" w:w="110"/>
-              <w:bottom w:type="dxa" w:w="55"/>
-              <w:right w:type="dxa" w:w="110"/>
-            </w:tcMar>
-          </w:tcPr>
-          <w:p>
-            <w:pPr>
-              <w:widowControl w:val="false"/>
-              <w:pBdr>
-                <w:bottom w:val="single" w:color="C9C2B4" w:sz="6" w:space="1"/>
-              </w:pBdr>
-              <w:spacing w:before="120" w:after="210"/>
-            </w:pPr>
-          </w:p>
-          <w:p>
-            <w:pPr>
-              <w:widowControl w:val="false"/>
-              <w:pBdr>
-                <w:bottom w:val="single" w:color="C9C2B4" w:sz="6" w:space="1"/>
-              </w:pBdr>
-              <w:spacing w:before="120" w:after="210"/>
-            </w:pPr>
-          </w:p>
-        </w:tc>
-      </w:tr>
     </w:tbl>
     <w:p>
       <w:pPr>
         <w:pStyle w:val="Heading2"/>
         <w:keepNext/>
+        <w:pageBreakBefore/>
         <w:spacing w:before="150" w:after="90"/>
       </w:pPr>
       <w:r>
@@ -33894,6 +33033,7 @@
       <w:pPr>
         <w:pStyle w:val="Heading2"/>
         <w:keepNext/>
+        <w:pageBreakBefore/>
         <w:spacing w:before="150" w:after="90"/>
       </w:pPr>
       <w:r>
@@ -34738,6 +33878,7 @@
       <w:pPr>
         <w:pStyle w:val="Heading2"/>
         <w:keepNext/>
+        <w:pageBreakBefore/>
         <w:spacing w:before="150" w:after="90"/>
       </w:pPr>
       <w:r>
@@ -35652,6 +34793,7 @@
       <w:pPr>
         <w:pStyle w:val="Heading2"/>
         <w:keepNext/>
+        <w:pageBreakBefore/>
         <w:spacing w:before="150" w:after="90"/>
       </w:pPr>
       <w:r>

--- a/courses/foundations-constitutional-government/BUILD/unit4/deliverables/Unit4_Student_Workbook_CourseStandard_LargePrint.docx
+++ b/courses/foundations-constitutional-government/BUILD/unit4/deliverables/Unit4_Student_Workbook_CourseStandard_LargePrint.docx
@@ -3011,7 +3011,7 @@
           <w:caps w:val="false"/>
           <w:rFonts w:ascii="Calibri" w:cs="Calibri" w:eastAsia="Calibri" w:hAnsi="Calibri"/>
         </w:rPr>
-        <w:t xml:space="preserve">Before You Begin — Set Your Goal</w:t>
+        <w:t xml:space="preserve">Before You Begin — Set a S.M.A.R.T. Goal</w:t>
       </w:r>
     </w:p>
     <w:p>
@@ -3030,9 +3030,390 @@
           <w:caps w:val="false"/>
           <w:rFonts w:ascii="Calibri" w:cs="Calibri" w:eastAsia="Calibri" w:hAnsi="Calibri"/>
         </w:rPr>
-        <w:t xml:space="preserve">This unit asks one big question: How much power should one person hold — and how is the presidency kept in check? Set a goal, then note what you already know.</w:t>
+        <w:t xml:space="preserve">Strong learners set goals — but a goal only helps if it is built well. First learn how, then write yours.</w:t>
       </w:r>
     </w:p>
+    <w:tbl>
+      <w:tblPr>
+        <w:tblW w:type="dxa" w:w="9792"/>
+        <w:tblBorders>
+          <w:top w:val="single" w:color="auto" w:sz="4"/>
+          <w:left w:val="single" w:color="auto" w:sz="4"/>
+          <w:bottom w:val="single" w:color="auto" w:sz="4"/>
+          <w:right w:val="single" w:color="auto" w:sz="4"/>
+          <w:insideH w:val="single" w:color="auto" w:sz="4"/>
+          <w:insideV w:val="single" w:color="auto" w:sz="4"/>
+        </w:tblBorders>
+      </w:tblPr>
+      <w:tblGrid>
+        <w:gridCol w:w="9792"/>
+      </w:tblGrid>
+      <w:tr>
+        <w:tc>
+          <w:tcPr>
+            <w:tcW w:type="dxa" w:w="9792"/>
+            <w:tcBorders>
+              <w:top w:val="single" w:color="D9D5C8" w:sz="4"/>
+              <w:left w:val="single" w:color="D9D5C8" w:sz="4"/>
+              <w:bottom w:val="single" w:color="D9D5C8" w:sz="4"/>
+              <w:right w:val="single" w:color="D9D5C8" w:sz="4"/>
+            </w:tcBorders>
+            <w:shd w:fill="F7F5EF" w:color="auto" w:val="clear"/>
+            <w:tcMar>
+              <w:top w:type="dxa" w:w="55"/>
+              <w:left w:type="dxa" w:w="110"/>
+              <w:bottom w:type="dxa" w:w="55"/>
+              <w:right w:type="dxa" w:w="110"/>
+            </w:tcMar>
+          </w:tcPr>
+          <w:p>
+            <w:pPr>
+              <w:spacing w:after="60"/>
+            </w:pPr>
+            <w:r>
+              <w:rPr>
+                <w:b/>
+                <w:bCs/>
+                <w:i w:val="false"/>
+                <w:iCs w:val="false"/>
+                <w:color w:val="1B2A4A"/>
+                <w:sz w:val="32"/>
+                <w:szCs w:val="32"/>
+                <w:caps w:val="false"/>
+                <w:rFonts w:ascii="Calibri" w:cs="Calibri" w:eastAsia="Calibri" w:hAnsi="Calibri"/>
+              </w:rPr>
+              <w:t xml:space="preserve">WHAT MAKES A GOAL STRONG? Build it S.M.A.R.T.</w:t>
+            </w:r>
+          </w:p>
+          <w:p>
+            <w:pPr>
+              <w:spacing w:after="40"/>
+            </w:pPr>
+            <w:r>
+              <w:rPr>
+                <w:b w:val="false"/>
+                <w:bCs w:val="false"/>
+                <w:i w:val="false"/>
+                <w:iCs w:val="false"/>
+                <w:color w:val="1A1A1A"/>
+                <w:sz w:val="30"/>
+                <w:szCs w:val="30"/>
+                <w:caps w:val="false"/>
+                <w:rFonts w:ascii="Calibri" w:cs="Calibri" w:eastAsia="Calibri" w:hAnsi="Calibri"/>
+              </w:rPr>
+              <w:t xml:space="preserve">S — Specific: say exactly what you will be able to do (“explain how a bill becomes law,” not “do well”).</w:t>
+            </w:r>
+          </w:p>
+          <w:p>
+            <w:pPr>
+              <w:spacing w:after="40"/>
+            </w:pPr>
+            <w:r>
+              <w:rPr>
+                <w:b w:val="false"/>
+                <w:bCs w:val="false"/>
+                <w:i w:val="false"/>
+                <w:iCs w:val="false"/>
+                <w:color w:val="1A1A1A"/>
+                <w:sz w:val="30"/>
+                <w:szCs w:val="30"/>
+                <w:caps w:val="false"/>
+                <w:rFonts w:ascii="Calibri" w:cs="Calibri" w:eastAsia="Calibri" w:hAnsi="Calibri"/>
+              </w:rPr>
+              <w:t xml:space="preserve">M — Measurable: how will you PROVE it? — a score, a diagram, or teaching a partner.</w:t>
+            </w:r>
+          </w:p>
+          <w:p>
+            <w:pPr>
+              <w:spacing w:after="40"/>
+            </w:pPr>
+            <w:r>
+              <w:rPr>
+                <w:b w:val="false"/>
+                <w:bCs w:val="false"/>
+                <w:i w:val="false"/>
+                <w:iCs w:val="false"/>
+                <w:color w:val="1A1A1A"/>
+                <w:sz w:val="30"/>
+                <w:szCs w:val="30"/>
+                <w:caps w:val="false"/>
+                <w:rFonts w:ascii="Calibri" w:cs="Calibri" w:eastAsia="Calibri" w:hAnsi="Calibri"/>
+              </w:rPr>
+              <w:t xml:space="preserve">A — Achievable: a real stretch you can reach with effort — not too easy, not impossible.</w:t>
+            </w:r>
+          </w:p>
+          <w:p>
+            <w:pPr>
+              <w:spacing w:after="40"/>
+            </w:pPr>
+            <w:r>
+              <w:rPr>
+                <w:b w:val="false"/>
+                <w:bCs w:val="false"/>
+                <w:i w:val="false"/>
+                <w:iCs w:val="false"/>
+                <w:color w:val="1A1A1A"/>
+                <w:sz w:val="30"/>
+                <w:szCs w:val="30"/>
+                <w:caps w:val="false"/>
+                <w:rFonts w:ascii="Calibri" w:cs="Calibri" w:eastAsia="Calibri" w:hAnsi="Calibri"/>
+              </w:rPr>
+              <w:t xml:space="preserve">R — Relevant: it connects to this unit’s big question.</w:t>
+            </w:r>
+          </w:p>
+          <w:p>
+            <w:pPr>
+              <w:spacing w:after="40"/>
+            </w:pPr>
+            <w:r>
+              <w:rPr>
+                <w:b w:val="false"/>
+                <w:bCs w:val="false"/>
+                <w:i w:val="false"/>
+                <w:iCs w:val="false"/>
+                <w:color w:val="1A1A1A"/>
+                <w:sz w:val="30"/>
+                <w:szCs w:val="30"/>
+                <w:caps w:val="false"/>
+                <w:rFonts w:ascii="Calibri" w:cs="Calibri" w:eastAsia="Calibri" w:hAnsi="Calibri"/>
+              </w:rPr>
+              <w:t xml:space="preserve">T — Time-bound: name WHEN — “by the end of this unit.”</w:t>
+            </w:r>
+          </w:p>
+        </w:tc>
+      </w:tr>
+    </w:tbl>
+    <w:tbl>
+      <w:tblPr>
+        <w:tblW w:type="dxa" w:w="9792"/>
+        <w:tblBorders>
+          <w:top w:val="single" w:color="auto" w:sz="4"/>
+          <w:left w:val="single" w:color="auto" w:sz="4"/>
+          <w:bottom w:val="single" w:color="auto" w:sz="4"/>
+          <w:right w:val="single" w:color="auto" w:sz="4"/>
+          <w:insideH w:val="single" w:color="auto" w:sz="4"/>
+          <w:insideV w:val="single" w:color="auto" w:sz="4"/>
+        </w:tblBorders>
+      </w:tblPr>
+      <w:tblGrid>
+        <w:gridCol w:w="9792"/>
+      </w:tblGrid>
+      <w:tr>
+        <w:tc>
+          <w:tcPr>
+            <w:tcW w:type="dxa" w:w="9792"/>
+            <w:tcBorders>
+              <w:top w:val="single" w:color="D9D5C8" w:sz="4"/>
+              <w:left w:val="single" w:color="D9D5C8" w:sz="4"/>
+              <w:bottom w:val="single" w:color="D9D5C8" w:sz="4"/>
+              <w:right w:val="single" w:color="D9D5C8" w:sz="4"/>
+            </w:tcBorders>
+            <w:shd w:fill="F7F5EF" w:color="auto" w:val="clear"/>
+            <w:tcMar>
+              <w:top w:type="dxa" w:w="55"/>
+              <w:left w:type="dxa" w:w="110"/>
+              <w:bottom w:type="dxa" w:w="55"/>
+              <w:right w:type="dxa" w:w="110"/>
+            </w:tcMar>
+          </w:tcPr>
+          <w:p>
+            <w:pPr>
+              <w:spacing w:after="60"/>
+            </w:pPr>
+            <w:r>
+              <w:rPr>
+                <w:b/>
+                <w:bCs/>
+                <w:i w:val="false"/>
+                <w:iCs w:val="false"/>
+                <w:color w:val="1B2A4A"/>
+                <w:sz w:val="32"/>
+                <w:szCs w:val="32"/>
+                <w:caps w:val="false"/>
+                <w:rFonts w:ascii="Calibri" w:cs="Calibri" w:eastAsia="Calibri" w:hAnsi="Calibri"/>
+              </w:rPr>
+              <w:t xml:space="preserve">SEE THE DIFFERENCE</w:t>
+            </w:r>
+          </w:p>
+          <w:p>
+            <w:pPr>
+              <w:spacing w:after="40"/>
+            </w:pPr>
+            <w:r>
+              <w:rPr>
+                <w:b w:val="false"/>
+                <w:bCs w:val="false"/>
+                <w:i w:val="false"/>
+                <w:iCs w:val="false"/>
+                <w:color w:val="1A1A1A"/>
+                <w:sz w:val="30"/>
+                <w:szCs w:val="30"/>
+                <w:caps w:val="false"/>
+                <w:rFonts w:ascii="Calibri" w:cs="Calibri" w:eastAsia="Calibri" w:hAnsi="Calibri"/>
+              </w:rPr>
+              <w:t xml:space="preserve">Weak:  “I want to do good in government.”  (vague — nothing to measure)</w:t>
+            </w:r>
+          </w:p>
+          <w:p>
+            <w:pPr>
+              <w:spacing w:after="40"/>
+            </w:pPr>
+            <w:r>
+              <w:rPr>
+                <w:b/>
+                <w:bCs/>
+                <w:i w:val="false"/>
+                <w:iCs w:val="false"/>
+                <w:color w:val="1A1A1A"/>
+                <w:sz w:val="30"/>
+                <w:szCs w:val="30"/>
+                <w:caps w:val="false"/>
+                <w:rFonts w:ascii="Calibri" w:cs="Calibri" w:eastAsia="Calibri" w:hAnsi="Calibri"/>
+              </w:rPr>
+              <w:t xml:space="preserve">S.M.A.R.T.:  “By the end of this unit I can explain how the three branches check each other, and prove it by teaching a partner and scoring 80%+ on the check.”</w:t>
+            </w:r>
+          </w:p>
+        </w:tc>
+      </w:tr>
+    </w:tbl>
+    <w:p>
+      <w:pPr>
+        <w:spacing w:after="100"/>
+      </w:pPr>
+      <w:r>
+        <w:rPr>
+          <w:b w:val="false"/>
+          <w:bCs w:val="false"/>
+          <w:i/>
+          <w:iCs/>
+          <w:color w:val="6B7280"/>
+          <w:sz w:val="30"/>
+          <w:szCs w:val="30"/>
+          <w:caps w:val="false"/>
+          <w:rFonts w:ascii="Calibri" w:cs="Calibri" w:eastAsia="Calibri" w:hAnsi="Calibri"/>
+        </w:rPr>
+        <w:t xml:space="preserve">This unit’s big question: How much power should one person hold — and how is the presidency kept in check?</w:t>
+      </w:r>
+    </w:p>
+    <w:tbl>
+      <w:tblPr>
+        <w:tblW w:type="dxa" w:w="9792"/>
+        <w:tblBorders>
+          <w:top w:val="single" w:color="auto" w:sz="4"/>
+          <w:left w:val="single" w:color="auto" w:sz="4"/>
+          <w:bottom w:val="single" w:color="auto" w:sz="4"/>
+          <w:right w:val="single" w:color="auto" w:sz="4"/>
+          <w:insideH w:val="single" w:color="auto" w:sz="4"/>
+          <w:insideV w:val="single" w:color="auto" w:sz="4"/>
+        </w:tblBorders>
+      </w:tblPr>
+      <w:tblGrid>
+        <w:gridCol w:w="9792"/>
+      </w:tblGrid>
+      <w:tr>
+        <w:tc>
+          <w:tcPr>
+            <w:tcW w:type="dxa" w:w="9792"/>
+            <w:tcBorders>
+              <w:top w:val="single" w:color="D9D5C8" w:sz="4"/>
+              <w:left w:val="single" w:color="D9D5C8" w:sz="4"/>
+              <w:bottom w:val="single" w:color="D9D5C8" w:sz="4"/>
+              <w:right w:val="single" w:color="D9D5C8" w:sz="4"/>
+            </w:tcBorders>
+            <w:shd w:fill="F7F5EF" w:color="auto" w:val="clear"/>
+            <w:tcMar>
+              <w:top w:type="dxa" w:w="55"/>
+              <w:left w:type="dxa" w:w="110"/>
+              <w:bottom w:type="dxa" w:w="55"/>
+              <w:right w:type="dxa" w:w="110"/>
+            </w:tcMar>
+          </w:tcPr>
+          <w:p>
+            <w:pPr>
+              <w:spacing w:after="0"/>
+            </w:pPr>
+            <w:r>
+              <w:rPr>
+                <w:b/>
+                <w:bCs/>
+                <w:i w:val="false"/>
+                <w:iCs w:val="false"/>
+                <w:color w:val="1B2A4A"/>
+                <w:sz w:val="32"/>
+                <w:szCs w:val="32"/>
+                <w:caps w:val="false"/>
+                <w:rFonts w:ascii="Calibri" w:cs="Calibri" w:eastAsia="Calibri" w:hAnsi="Calibri"/>
+              </w:rPr>
+              <w:t xml:space="preserve">Write YOUR S.M.A.R.T. goal for this unit — use all the lines:</w:t>
+            </w:r>
+          </w:p>
+        </w:tc>
+      </w:tr>
+      <w:tr>
+        <w:tc>
+          <w:tcPr>
+            <w:tcW w:type="dxa" w:w="9792"/>
+            <w:tcBorders>
+              <w:top w:val="single" w:color="D9D5C8" w:sz="4"/>
+              <w:left w:val="single" w:color="D9D5C8" w:sz="4"/>
+              <w:bottom w:val="single" w:color="D9D5C8" w:sz="4"/>
+              <w:right w:val="single" w:color="D9D5C8" w:sz="4"/>
+            </w:tcBorders>
+            <w:tcMar>
+              <w:top w:type="dxa" w:w="55"/>
+              <w:left w:type="dxa" w:w="110"/>
+              <w:bottom w:type="dxa" w:w="55"/>
+              <w:right w:type="dxa" w:w="110"/>
+            </w:tcMar>
+          </w:tcPr>
+          <w:p>
+            <w:pPr>
+              <w:widowControl w:val="false"/>
+              <w:pBdr>
+                <w:bottom w:val="single" w:color="C9C2B4" w:sz="6" w:space="1"/>
+              </w:pBdr>
+              <w:spacing w:before="120" w:after="210"/>
+            </w:pPr>
+          </w:p>
+          <w:p>
+            <w:pPr>
+              <w:widowControl w:val="false"/>
+              <w:pBdr>
+                <w:bottom w:val="single" w:color="C9C2B4" w:sz="6" w:space="1"/>
+              </w:pBdr>
+              <w:spacing w:before="120" w:after="210"/>
+            </w:pPr>
+          </w:p>
+          <w:p>
+            <w:pPr>
+              <w:widowControl w:val="false"/>
+              <w:pBdr>
+                <w:bottom w:val="single" w:color="C9C2B4" w:sz="6" w:space="1"/>
+              </w:pBdr>
+              <w:spacing w:before="120" w:after="210"/>
+            </w:pPr>
+          </w:p>
+          <w:p>
+            <w:pPr>
+              <w:widowControl w:val="false"/>
+              <w:pBdr>
+                <w:bottom w:val="single" w:color="C9C2B4" w:sz="6" w:space="1"/>
+              </w:pBdr>
+              <w:spacing w:before="120" w:after="210"/>
+            </w:pPr>
+          </w:p>
+          <w:p>
+            <w:pPr>
+              <w:widowControl w:val="false"/>
+              <w:pBdr>
+                <w:bottom w:val="single" w:color="C9C2B4" w:sz="6" w:space="1"/>
+              </w:pBdr>
+              <w:spacing w:before="120" w:after="210"/>
+            </w:pPr>
+          </w:p>
+        </w:tc>
+      </w:tr>
+    </w:tbl>
     <w:tbl>
       <w:tblPr>
         <w:tblW w:type="dxa" w:w="9792"/>
@@ -3086,7 +3467,7 @@
                 <w:caps w:val="false"/>
                 <w:rFonts w:ascii="Calibri" w:cs="Calibri" w:eastAsia="Calibri" w:hAnsi="Calibri"/>
               </w:rPr>
-              <w:t xml:space="preserve">Prompt</w:t>
+              <w:t xml:space="preserve">Before we start…</w:t>
             </w:r>
           </w:p>
         </w:tc>
@@ -3123,7 +3504,7 @@
                 <w:caps w:val="false"/>
                 <w:rFonts w:ascii="Calibri" w:cs="Calibri" w:eastAsia="Calibri" w:hAnsi="Calibri"/>
               </w:rPr>
-              <w:t xml:space="preserve">Your response</w:t>
+              <w:t xml:space="preserve">Write on the lines</w:t>
             </w:r>
           </w:p>
         </w:tc>
@@ -3161,7 +3542,7 @@
                 <w:caps w:val="false"/>
                 <w:rFonts w:ascii="Calibri" w:cs="Calibri" w:eastAsia="Calibri" w:hAnsi="Calibri"/>
               </w:rPr>
-              <w:t xml:space="preserve">My goal for this unit is…</w:t>
+              <w:t xml:space="preserve">One thing I already know</w:t>
             </w:r>
           </w:p>
         </w:tc>
@@ -3234,80 +3615,7 @@
                 <w:caps w:val="false"/>
                 <w:rFonts w:ascii="Calibri" w:cs="Calibri" w:eastAsia="Calibri" w:hAnsi="Calibri"/>
               </w:rPr>
-              <w:t xml:space="preserve">One thing I already know about this era…</w:t>
-            </w:r>
-          </w:p>
-        </w:tc>
-        <w:tc>
-          <w:tcPr>
-            <w:tcW w:type="dxa" w:w="6747"/>
-            <w:tcBorders>
-              <w:top w:val="single" w:color="D9D5C8" w:sz="4"/>
-              <w:left w:val="single" w:color="D9D5C8" w:sz="4"/>
-              <w:bottom w:val="single" w:color="D9D5C8" w:sz="4"/>
-              <w:right w:val="single" w:color="D9D5C8" w:sz="4"/>
-            </w:tcBorders>
-            <w:tcMar>
-              <w:top w:type="dxa" w:w="55"/>
-              <w:left w:type="dxa" w:w="110"/>
-              <w:bottom w:type="dxa" w:w="55"/>
-              <w:right w:type="dxa" w:w="110"/>
-            </w:tcMar>
-          </w:tcPr>
-          <w:p>
-            <w:pPr>
-              <w:widowControl w:val="false"/>
-              <w:pBdr>
-                <w:bottom w:val="single" w:color="C9C2B4" w:sz="6" w:space="1"/>
-              </w:pBdr>
-              <w:spacing w:before="120" w:after="210"/>
-            </w:pPr>
-          </w:p>
-          <w:p>
-            <w:pPr>
-              <w:widowControl w:val="false"/>
-              <w:pBdr>
-                <w:bottom w:val="single" w:color="C9C2B4" w:sz="6" w:space="1"/>
-              </w:pBdr>
-              <w:spacing w:before="120" w:after="210"/>
-            </w:pPr>
-          </w:p>
-        </w:tc>
-      </w:tr>
-      <w:tr>
-        <w:tc>
-          <w:tcPr>
-            <w:tcW w:type="dxa" w:w="3045"/>
-            <w:tcBorders>
-              <w:top w:val="single" w:color="D9D5C8" w:sz="4"/>
-              <w:left w:val="single" w:color="D9D5C8" w:sz="4"/>
-              <w:bottom w:val="single" w:color="D9D5C8" w:sz="4"/>
-              <w:right w:val="single" w:color="D9D5C8" w:sz="4"/>
-            </w:tcBorders>
-            <w:tcMar>
-              <w:top w:type="dxa" w:w="55"/>
-              <w:left w:type="dxa" w:w="110"/>
-              <w:bottom w:type="dxa" w:w="55"/>
-              <w:right w:type="dxa" w:w="110"/>
-            </w:tcMar>
-          </w:tcPr>
-          <w:p>
-            <w:pPr>
-              <w:spacing w:after="0"/>
-            </w:pPr>
-            <w:r>
-              <w:rPr>
-                <w:b/>
-                <w:bCs/>
-                <w:i w:val="false"/>
-                <w:iCs w:val="false"/>
-                <w:color w:val="1A1A1A"/>
-                <w:sz w:val="30"/>
-                <w:szCs w:val="30"/>
-                <w:caps w:val="false"/>
-                <w:rFonts w:ascii="Calibri" w:cs="Calibri" w:eastAsia="Calibri" w:hAnsi="Calibri"/>
-              </w:rPr>
-              <w:t xml:space="preserve">One question I want answered…</w:t>
+              <w:t xml:space="preserve">One question I want answered</w:t>
             </w:r>
           </w:p>
         </w:tc>
@@ -7588,7 +7896,7 @@
                 <w:caps w:val="false"/>
                 <w:rFonts w:ascii="Calibri" w:cs="Calibri" w:eastAsia="Calibri" w:hAnsi="Calibri"/>
               </w:rPr>
-              <w:t xml:space="preserve">MORE NOTES / DIAGRAMS</w:t>
+              <w:t xml:space="preserve">UDL · CHOOSE HOW YOU CAPTURE IDEAS (same target for everyone)</w:t>
             </w:r>
           </w:p>
           <w:p>
@@ -7607,84 +7915,12 @@
                 <w:caps w:val="false"/>
                 <w:rFonts w:ascii="Calibri" w:cs="Calibri" w:eastAsia="Calibri" w:hAnsi="Calibri"/>
               </w:rPr>
-              <w:t xml:space="preserve">Continue your notes here, add a quick sketch, or map how the ideas connect.</w:t>
+              <w:t xml:space="preserve">Keep going with your notes: WRITE on the lines, DRAW or diagram in the box, or do both — your choice. You may also record your notes aloud.</w:t>
             </w:r>
           </w:p>
         </w:tc>
       </w:tr>
     </w:tbl>
-    <w:p>
-      <w:pPr>
-        <w:widowControl w:val="false"/>
-        <w:pBdr>
-          <w:bottom w:val="single" w:color="C9C2B4" w:sz="6" w:space="1"/>
-        </w:pBdr>
-        <w:spacing w:before="120" w:after="210"/>
-      </w:pPr>
-    </w:p>
-    <w:p>
-      <w:pPr>
-        <w:widowControl w:val="false"/>
-        <w:pBdr>
-          <w:bottom w:val="single" w:color="C9C2B4" w:sz="6" w:space="1"/>
-        </w:pBdr>
-        <w:spacing w:before="120" w:after="210"/>
-      </w:pPr>
-    </w:p>
-    <w:p>
-      <w:pPr>
-        <w:widowControl w:val="false"/>
-        <w:pBdr>
-          <w:bottom w:val="single" w:color="C9C2B4" w:sz="6" w:space="1"/>
-        </w:pBdr>
-        <w:spacing w:before="120" w:after="210"/>
-      </w:pPr>
-    </w:p>
-    <w:p>
-      <w:pPr>
-        <w:widowControl w:val="false"/>
-        <w:pBdr>
-          <w:bottom w:val="single" w:color="C9C2B4" w:sz="6" w:space="1"/>
-        </w:pBdr>
-        <w:spacing w:before="120" w:after="210"/>
-      </w:pPr>
-    </w:p>
-    <w:p>
-      <w:pPr>
-        <w:widowControl w:val="false"/>
-        <w:pBdr>
-          <w:bottom w:val="single" w:color="C9C2B4" w:sz="6" w:space="1"/>
-        </w:pBdr>
-        <w:spacing w:before="120" w:after="210"/>
-      </w:pPr>
-    </w:p>
-    <w:p>
-      <w:pPr>
-        <w:widowControl w:val="false"/>
-        <w:pBdr>
-          <w:bottom w:val="single" w:color="C9C2B4" w:sz="6" w:space="1"/>
-        </w:pBdr>
-        <w:spacing w:before="120" w:after="210"/>
-      </w:pPr>
-    </w:p>
-    <w:p>
-      <w:pPr>
-        <w:widowControl w:val="false"/>
-        <w:pBdr>
-          <w:bottom w:val="single" w:color="C9C2B4" w:sz="6" w:space="1"/>
-        </w:pBdr>
-        <w:spacing w:before="120" w:after="210"/>
-      </w:pPr>
-    </w:p>
-    <w:p>
-      <w:pPr>
-        <w:widowControl w:val="false"/>
-        <w:pBdr>
-          <w:bottom w:val="single" w:color="C9C2B4" w:sz="6" w:space="1"/>
-        </w:pBdr>
-        <w:spacing w:before="120" w:after="210"/>
-      </w:pPr>
-    </w:p>
     <w:tbl>
       <w:tblPr>
         <w:tblW w:type="dxa" w:w="9792"/>
@@ -7698,29 +7934,33 @@
         </w:tblBorders>
       </w:tblPr>
       <w:tblGrid>
-        <w:gridCol w:w="9792"/>
+        <w:gridCol w:w="4896"/>
+        <w:gridCol w:w="4896"/>
       </w:tblGrid>
       <w:tr>
-        <w:tc>
-          <w:tcPr>
-            <w:tcW w:type="dxa" w:w="9792"/>
-            <w:tcBorders>
-              <w:top w:val="single" w:color="D9D5C8" w:sz="4"/>
-              <w:left w:val="single" w:color="D9D5C8" w:sz="4"/>
-              <w:bottom w:val="single" w:color="D9D5C8" w:sz="4"/>
-              <w:right w:val="single" w:color="D9D5C8" w:sz="4"/>
-            </w:tcBorders>
-            <w:shd w:fill="F7F5EF" w:color="auto" w:val="clear"/>
-            <w:tcMar>
-              <w:top w:type="dxa" w:w="55"/>
-              <w:left w:type="dxa" w:w="110"/>
-              <w:bottom w:type="dxa" w:w="55"/>
-              <w:right w:type="dxa" w:w="110"/>
-            </w:tcMar>
-          </w:tcPr>
-          <w:p>
-            <w:pPr>
-              <w:spacing w:after="60"/>
+        <w:trPr>
+          <w:cantSplit/>
+          <w:trHeight w:val="3400" w:hRule="atLeast"/>
+        </w:trPr>
+        <w:tc>
+          <w:tcPr>
+            <w:tcW w:type="dxa" w:w="4896"/>
+            <w:tcBorders>
+              <w:top w:val="single" w:color="D9D5C8" w:sz="4"/>
+              <w:left w:val="single" w:color="D9D5C8" w:sz="4"/>
+              <w:bottom w:val="single" w:color="D9D5C8" w:sz="4"/>
+              <w:right w:val="single" w:color="D9D5C8" w:sz="4"/>
+            </w:tcBorders>
+            <w:tcMar>
+              <w:top w:type="dxa" w:w="55"/>
+              <w:left w:type="dxa" w:w="110"/>
+              <w:bottom w:type="dxa" w:w="55"/>
+              <w:right w:type="dxa" w:w="110"/>
+            </w:tcMar>
+          </w:tcPr>
+          <w:p>
+            <w:pPr>
+              <w:spacing w:after="20"/>
             </w:pPr>
             <w:r>
               <w:rPr>
@@ -7729,32 +7969,121 @@
                 <w:i w:val="false"/>
                 <w:iCs w:val="false"/>
                 <w:color w:val="1B2A4A"/>
-                <w:sz w:val="32"/>
-                <w:szCs w:val="32"/>
-                <w:caps w:val="false"/>
-                <w:rFonts w:ascii="Calibri" w:cs="Calibri" w:eastAsia="Calibri" w:hAnsi="Calibri"/>
-              </w:rPr>
-              <w:t xml:space="preserve">Key terms to list</w:t>
-            </w:r>
-          </w:p>
-          <w:p>
-            <w:pPr>
-              <w:spacing w:after="40"/>
-            </w:pPr>
-            <w:r>
-              <w:rPr>
-                <w:b w:val="false"/>
-                <w:bCs w:val="false"/>
-                <w:i w:val="false"/>
-                <w:iCs w:val="false"/>
-                <w:color w:val="1A1A1A"/>
-                <w:sz w:val="33"/>
-                <w:szCs w:val="33"/>
-                <w:caps w:val="false"/>
-                <w:rFonts w:ascii="Calibri" w:cs="Calibri" w:eastAsia="Calibri" w:hAnsi="Calibri"/>
-              </w:rPr>
-              <w:t xml:space="preserve">Commander-in-Chief · Executive Order · Succession</w:t>
-            </w:r>
+                <w:sz w:val="23"/>
+                <w:szCs w:val="23"/>
+                <w:caps w:val="false"/>
+                <w:rFonts w:ascii="Calibri" w:cs="Calibri" w:eastAsia="Calibri" w:hAnsi="Calibri"/>
+              </w:rPr>
+              <w:t xml:space="preserve">DRAW / DIAGRAM — sketch the idea, a timeline, or how the pieces connect</w:t>
+            </w:r>
+          </w:p>
+        </w:tc>
+        <w:tc>
+          <w:tcPr>
+            <w:tcW w:type="dxa" w:w="4896"/>
+            <w:tcBorders>
+              <w:top w:val="single" w:color="D9D5C8" w:sz="4"/>
+              <w:left w:val="single" w:color="D9D5C8" w:sz="4"/>
+              <w:bottom w:val="single" w:color="D9D5C8" w:sz="4"/>
+              <w:right w:val="single" w:color="D9D5C8" w:sz="4"/>
+            </w:tcBorders>
+            <w:tcMar>
+              <w:top w:type="dxa" w:w="55"/>
+              <w:left w:type="dxa" w:w="110"/>
+              <w:bottom w:type="dxa" w:w="55"/>
+              <w:right w:type="dxa" w:w="110"/>
+            </w:tcMar>
+          </w:tcPr>
+          <w:p>
+            <w:pPr>
+              <w:spacing w:after="20"/>
+            </w:pPr>
+            <w:r>
+              <w:rPr>
+                <w:b/>
+                <w:bCs/>
+                <w:i w:val="false"/>
+                <w:iCs w:val="false"/>
+                <w:color w:val="1B2A4A"/>
+                <w:sz w:val="23"/>
+                <w:szCs w:val="23"/>
+                <w:caps w:val="false"/>
+                <w:rFonts w:ascii="Calibri" w:cs="Calibri" w:eastAsia="Calibri" w:hAnsi="Calibri"/>
+              </w:rPr>
+              <w:t xml:space="preserve">WRITE — keep taking notes on the lines</w:t>
+            </w:r>
+          </w:p>
+          <w:p>
+            <w:pPr>
+              <w:widowControl w:val="false"/>
+              <w:pBdr>
+                <w:bottom w:val="single" w:color="C9C2B4" w:sz="6" w:space="1"/>
+              </w:pBdr>
+              <w:spacing w:before="120" w:after="210"/>
+            </w:pPr>
+          </w:p>
+          <w:p>
+            <w:pPr>
+              <w:widowControl w:val="false"/>
+              <w:pBdr>
+                <w:bottom w:val="single" w:color="C9C2B4" w:sz="6" w:space="1"/>
+              </w:pBdr>
+              <w:spacing w:before="120" w:after="210"/>
+            </w:pPr>
+          </w:p>
+          <w:p>
+            <w:pPr>
+              <w:widowControl w:val="false"/>
+              <w:pBdr>
+                <w:bottom w:val="single" w:color="C9C2B4" w:sz="6" w:space="1"/>
+              </w:pBdr>
+              <w:spacing w:before="120" w:after="210"/>
+            </w:pPr>
+          </w:p>
+          <w:p>
+            <w:pPr>
+              <w:widowControl w:val="false"/>
+              <w:pBdr>
+                <w:bottom w:val="single" w:color="C9C2B4" w:sz="6" w:space="1"/>
+              </w:pBdr>
+              <w:spacing w:before="120" w:after="210"/>
+            </w:pPr>
+          </w:p>
+          <w:p>
+            <w:pPr>
+              <w:widowControl w:val="false"/>
+              <w:pBdr>
+                <w:bottom w:val="single" w:color="C9C2B4" w:sz="6" w:space="1"/>
+              </w:pBdr>
+              <w:spacing w:before="120" w:after="210"/>
+            </w:pPr>
+          </w:p>
+          <w:p>
+            <w:pPr>
+              <w:widowControl w:val="false"/>
+              <w:pBdr>
+                <w:bottom w:val="single" w:color="C9C2B4" w:sz="6" w:space="1"/>
+              </w:pBdr>
+              <w:spacing w:before="120" w:after="210"/>
+            </w:pPr>
+          </w:p>
+          <w:p>
+            <w:pPr>
+              <w:widowControl w:val="false"/>
+              <w:pBdr>
+                <w:bottom w:val="single" w:color="C9C2B4" w:sz="6" w:space="1"/>
+              </w:pBdr>
+              <w:spacing w:before="120" w:after="210"/>
+            </w:pPr>
+          </w:p>
+          <w:p>
+            <w:pPr>
+              <w:widowControl w:val="false"/>
+              <w:pBdr>
+                <w:bottom w:val="single" w:color="C9C2B4" w:sz="6" w:space="1"/>
+              </w:pBdr>
+              <w:spacing w:before="120" w:after="210"/>
+            </w:pPr>
           </w:p>
         </w:tc>
       </w:tr>
@@ -7794,7 +8123,7 @@
           </w:tcPr>
           <w:p>
             <w:pPr>
-              <w:spacing w:after="0"/>
+              <w:spacing w:after="60"/>
             </w:pPr>
             <w:r>
               <w:rPr>
@@ -7808,6 +8137,80 @@
                 <w:caps w:val="false"/>
                 <w:rFonts w:ascii="Calibri" w:cs="Calibri" w:eastAsia="Calibri" w:hAnsi="Calibri"/>
               </w:rPr>
+              <w:t xml:space="preserve">Key terms to list</w:t>
+            </w:r>
+          </w:p>
+          <w:p>
+            <w:pPr>
+              <w:spacing w:after="40"/>
+            </w:pPr>
+            <w:r>
+              <w:rPr>
+                <w:b w:val="false"/>
+                <w:bCs w:val="false"/>
+                <w:i w:val="false"/>
+                <w:iCs w:val="false"/>
+                <w:color w:val="1A1A1A"/>
+                <w:sz w:val="33"/>
+                <w:szCs w:val="33"/>
+                <w:caps w:val="false"/>
+                <w:rFonts w:ascii="Calibri" w:cs="Calibri" w:eastAsia="Calibri" w:hAnsi="Calibri"/>
+              </w:rPr>
+              <w:t xml:space="preserve">Commander-in-Chief · Executive Order · Succession</w:t>
+            </w:r>
+          </w:p>
+        </w:tc>
+      </w:tr>
+    </w:tbl>
+    <w:tbl>
+      <w:tblPr>
+        <w:tblW w:type="dxa" w:w="9792"/>
+        <w:tblBorders>
+          <w:top w:val="single" w:color="auto" w:sz="4"/>
+          <w:left w:val="single" w:color="auto" w:sz="4"/>
+          <w:bottom w:val="single" w:color="auto" w:sz="4"/>
+          <w:right w:val="single" w:color="auto" w:sz="4"/>
+          <w:insideH w:val="single" w:color="auto" w:sz="4"/>
+          <w:insideV w:val="single" w:color="auto" w:sz="4"/>
+        </w:tblBorders>
+      </w:tblPr>
+      <w:tblGrid>
+        <w:gridCol w:w="9792"/>
+      </w:tblGrid>
+      <w:tr>
+        <w:tc>
+          <w:tcPr>
+            <w:tcW w:type="dxa" w:w="9792"/>
+            <w:tcBorders>
+              <w:top w:val="single" w:color="D9D5C8" w:sz="4"/>
+              <w:left w:val="single" w:color="D9D5C8" w:sz="4"/>
+              <w:bottom w:val="single" w:color="D9D5C8" w:sz="4"/>
+              <w:right w:val="single" w:color="D9D5C8" w:sz="4"/>
+            </w:tcBorders>
+            <w:shd w:fill="F7F5EF" w:color="auto" w:val="clear"/>
+            <w:tcMar>
+              <w:top w:type="dxa" w:w="55"/>
+              <w:left w:type="dxa" w:w="110"/>
+              <w:bottom w:type="dxa" w:w="55"/>
+              <w:right w:type="dxa" w:w="110"/>
+            </w:tcMar>
+          </w:tcPr>
+          <w:p>
+            <w:pPr>
+              <w:spacing w:after="0"/>
+            </w:pPr>
+            <w:r>
+              <w:rPr>
+                <w:b/>
+                <w:bCs/>
+                <w:i w:val="false"/>
+                <w:iCs w:val="false"/>
+                <w:color w:val="1B2A4A"/>
+                <w:sz w:val="32"/>
+                <w:szCs w:val="32"/>
+                <w:caps w:val="false"/>
+                <w:rFonts w:ascii="Calibri" w:cs="Calibri" w:eastAsia="Calibri" w:hAnsi="Calibri"/>
+              </w:rPr>
               <w:t xml:space="preserve">Summary — In your own words (2–3 sentences)</w:t>
             </w:r>
           </w:p>
@@ -7830,6 +8233,15 @@
               <w:right w:type="dxa" w:w="110"/>
             </w:tcMar>
           </w:tcPr>
+          <w:p>
+            <w:pPr>
+              <w:widowControl w:val="false"/>
+              <w:pBdr>
+                <w:bottom w:val="single" w:color="C9C2B4" w:sz="6" w:space="1"/>
+              </w:pBdr>
+              <w:spacing w:before="120" w:after="210"/>
+            </w:pPr>
+          </w:p>
           <w:p>
             <w:pPr>
               <w:widowControl w:val="false"/>
@@ -10554,6 +10966,15 @@
               <w:spacing w:before="120" w:after="210"/>
             </w:pPr>
           </w:p>
+          <w:p>
+            <w:pPr>
+              <w:widowControl w:val="false"/>
+              <w:pBdr>
+                <w:bottom w:val="single" w:color="C9C2B4" w:sz="6" w:space="1"/>
+              </w:pBdr>
+              <w:spacing w:before="120" w:after="210"/>
+            </w:pPr>
+          </w:p>
         </w:tc>
         <w:tc>
           <w:tcPr>
@@ -10580,6 +11001,15 @@
               <w:spacing w:before="120" w:after="210"/>
             </w:pPr>
           </w:p>
+          <w:p>
+            <w:pPr>
+              <w:widowControl w:val="false"/>
+              <w:pBdr>
+                <w:bottom w:val="single" w:color="C9C2B4" w:sz="6" w:space="1"/>
+              </w:pBdr>
+              <w:spacing w:before="120" w:after="210"/>
+            </w:pPr>
+          </w:p>
         </w:tc>
         <w:tc>
           <w:tcPr>
@@ -10597,6 +11027,15 @@
               <w:right w:type="dxa" w:w="110"/>
             </w:tcMar>
           </w:tcPr>
+          <w:p>
+            <w:pPr>
+              <w:widowControl w:val="false"/>
+              <w:pBdr>
+                <w:bottom w:val="single" w:color="C9C2B4" w:sz="6" w:space="1"/>
+              </w:pBdr>
+              <w:spacing w:before="120" w:after="210"/>
+            </w:pPr>
+          </w:p>
           <w:p>
             <w:pPr>
               <w:widowControl w:val="false"/>
@@ -10634,6 +11073,15 @@
               <w:spacing w:before="120" w:after="210"/>
             </w:pPr>
           </w:p>
+          <w:p>
+            <w:pPr>
+              <w:widowControl w:val="false"/>
+              <w:pBdr>
+                <w:bottom w:val="single" w:color="C9C2B4" w:sz="6" w:space="1"/>
+              </w:pBdr>
+              <w:spacing w:before="120" w:after="210"/>
+            </w:pPr>
+          </w:p>
         </w:tc>
         <w:tc>
           <w:tcPr>
@@ -10660,6 +11108,15 @@
               <w:spacing w:before="120" w:after="210"/>
             </w:pPr>
           </w:p>
+          <w:p>
+            <w:pPr>
+              <w:widowControl w:val="false"/>
+              <w:pBdr>
+                <w:bottom w:val="single" w:color="C9C2B4" w:sz="6" w:space="1"/>
+              </w:pBdr>
+              <w:spacing w:before="120" w:after="210"/>
+            </w:pPr>
+          </w:p>
         </w:tc>
         <w:tc>
           <w:tcPr>
@@ -10677,6 +11134,122 @@
               <w:right w:type="dxa" w:w="110"/>
             </w:tcMar>
           </w:tcPr>
+          <w:p>
+            <w:pPr>
+              <w:widowControl w:val="false"/>
+              <w:pBdr>
+                <w:bottom w:val="single" w:color="C9C2B4" w:sz="6" w:space="1"/>
+              </w:pBdr>
+              <w:spacing w:before="120" w:after="210"/>
+            </w:pPr>
+          </w:p>
+          <w:p>
+            <w:pPr>
+              <w:widowControl w:val="false"/>
+              <w:pBdr>
+                <w:bottom w:val="single" w:color="C9C2B4" w:sz="6" w:space="1"/>
+              </w:pBdr>
+              <w:spacing w:before="120" w:after="210"/>
+            </w:pPr>
+          </w:p>
+        </w:tc>
+      </w:tr>
+      <w:tr>
+        <w:tc>
+          <w:tcPr>
+            <w:tcW w:type="dxa" w:w="3264"/>
+            <w:tcBorders>
+              <w:top w:val="single" w:color="D9D5C8" w:sz="4"/>
+              <w:left w:val="single" w:color="D9D5C8" w:sz="4"/>
+              <w:bottom w:val="single" w:color="D9D5C8" w:sz="4"/>
+              <w:right w:val="single" w:color="D9D5C8" w:sz="4"/>
+            </w:tcBorders>
+            <w:tcMar>
+              <w:top w:type="dxa" w:w="55"/>
+              <w:left w:type="dxa" w:w="110"/>
+              <w:bottom w:type="dxa" w:w="55"/>
+              <w:right w:type="dxa" w:w="110"/>
+            </w:tcMar>
+          </w:tcPr>
+          <w:p>
+            <w:pPr>
+              <w:widowControl w:val="false"/>
+              <w:pBdr>
+                <w:bottom w:val="single" w:color="C9C2B4" w:sz="6" w:space="1"/>
+              </w:pBdr>
+              <w:spacing w:before="120" w:after="210"/>
+            </w:pPr>
+          </w:p>
+          <w:p>
+            <w:pPr>
+              <w:widowControl w:val="false"/>
+              <w:pBdr>
+                <w:bottom w:val="single" w:color="C9C2B4" w:sz="6" w:space="1"/>
+              </w:pBdr>
+              <w:spacing w:before="120" w:after="210"/>
+            </w:pPr>
+          </w:p>
+        </w:tc>
+        <w:tc>
+          <w:tcPr>
+            <w:tcW w:type="dxa" w:w="3264"/>
+            <w:tcBorders>
+              <w:top w:val="single" w:color="D9D5C8" w:sz="4"/>
+              <w:left w:val="single" w:color="D9D5C8" w:sz="4"/>
+              <w:bottom w:val="single" w:color="D9D5C8" w:sz="4"/>
+              <w:right w:val="single" w:color="D9D5C8" w:sz="4"/>
+            </w:tcBorders>
+            <w:tcMar>
+              <w:top w:type="dxa" w:w="55"/>
+              <w:left w:type="dxa" w:w="110"/>
+              <w:bottom w:type="dxa" w:w="55"/>
+              <w:right w:type="dxa" w:w="110"/>
+            </w:tcMar>
+          </w:tcPr>
+          <w:p>
+            <w:pPr>
+              <w:widowControl w:val="false"/>
+              <w:pBdr>
+                <w:bottom w:val="single" w:color="C9C2B4" w:sz="6" w:space="1"/>
+              </w:pBdr>
+              <w:spacing w:before="120" w:after="210"/>
+            </w:pPr>
+          </w:p>
+          <w:p>
+            <w:pPr>
+              <w:widowControl w:val="false"/>
+              <w:pBdr>
+                <w:bottom w:val="single" w:color="C9C2B4" w:sz="6" w:space="1"/>
+              </w:pBdr>
+              <w:spacing w:before="120" w:after="210"/>
+            </w:pPr>
+          </w:p>
+        </w:tc>
+        <w:tc>
+          <w:tcPr>
+            <w:tcW w:type="dxa" w:w="3264"/>
+            <w:tcBorders>
+              <w:top w:val="single" w:color="D9D5C8" w:sz="4"/>
+              <w:left w:val="single" w:color="D9D5C8" w:sz="4"/>
+              <w:bottom w:val="single" w:color="D9D5C8" w:sz="4"/>
+              <w:right w:val="single" w:color="D9D5C8" w:sz="4"/>
+            </w:tcBorders>
+            <w:tcMar>
+              <w:top w:type="dxa" w:w="55"/>
+              <w:left w:type="dxa" w:w="110"/>
+              <w:bottom w:type="dxa" w:w="55"/>
+              <w:right w:type="dxa" w:w="110"/>
+            </w:tcMar>
+          </w:tcPr>
+          <w:p>
+            <w:pPr>
+              <w:widowControl w:val="false"/>
+              <w:pBdr>
+                <w:bottom w:val="single" w:color="C9C2B4" w:sz="6" w:space="1"/>
+              </w:pBdr>
+              <w:spacing w:before="120" w:after="210"/>
+            </w:pPr>
+          </w:p>
           <w:p>
             <w:pPr>
               <w:widowControl w:val="false"/>
@@ -18217,7 +18790,7 @@
                 <w:caps w:val="false"/>
                 <w:rFonts w:ascii="Calibri" w:cs="Calibri" w:eastAsia="Calibri" w:hAnsi="Calibri"/>
               </w:rPr>
-              <w:t xml:space="preserve">MORE NOTES / DIAGRAMS</w:t>
+              <w:t xml:space="preserve">UDL · CHOOSE HOW YOU CAPTURE IDEAS (same target for everyone)</w:t>
             </w:r>
           </w:p>
           <w:p>
@@ -18236,84 +18809,12 @@
                 <w:caps w:val="false"/>
                 <w:rFonts w:ascii="Calibri" w:cs="Calibri" w:eastAsia="Calibri" w:hAnsi="Calibri"/>
               </w:rPr>
-              <w:t xml:space="preserve">Continue your notes here, add a quick sketch, or map how the ideas connect.</w:t>
+              <w:t xml:space="preserve">Keep going with your notes: WRITE on the lines, DRAW or diagram in the box, or do both — your choice. You may also record your notes aloud.</w:t>
             </w:r>
           </w:p>
         </w:tc>
       </w:tr>
     </w:tbl>
-    <w:p>
-      <w:pPr>
-        <w:widowControl w:val="false"/>
-        <w:pBdr>
-          <w:bottom w:val="single" w:color="C9C2B4" w:sz="6" w:space="1"/>
-        </w:pBdr>
-        <w:spacing w:before="120" w:after="210"/>
-      </w:pPr>
-    </w:p>
-    <w:p>
-      <w:pPr>
-        <w:widowControl w:val="false"/>
-        <w:pBdr>
-          <w:bottom w:val="single" w:color="C9C2B4" w:sz="6" w:space="1"/>
-        </w:pBdr>
-        <w:spacing w:before="120" w:after="210"/>
-      </w:pPr>
-    </w:p>
-    <w:p>
-      <w:pPr>
-        <w:widowControl w:val="false"/>
-        <w:pBdr>
-          <w:bottom w:val="single" w:color="C9C2B4" w:sz="6" w:space="1"/>
-        </w:pBdr>
-        <w:spacing w:before="120" w:after="210"/>
-      </w:pPr>
-    </w:p>
-    <w:p>
-      <w:pPr>
-        <w:widowControl w:val="false"/>
-        <w:pBdr>
-          <w:bottom w:val="single" w:color="C9C2B4" w:sz="6" w:space="1"/>
-        </w:pBdr>
-        <w:spacing w:before="120" w:after="210"/>
-      </w:pPr>
-    </w:p>
-    <w:p>
-      <w:pPr>
-        <w:widowControl w:val="false"/>
-        <w:pBdr>
-          <w:bottom w:val="single" w:color="C9C2B4" w:sz="6" w:space="1"/>
-        </w:pBdr>
-        <w:spacing w:before="120" w:after="210"/>
-      </w:pPr>
-    </w:p>
-    <w:p>
-      <w:pPr>
-        <w:widowControl w:val="false"/>
-        <w:pBdr>
-          <w:bottom w:val="single" w:color="C9C2B4" w:sz="6" w:space="1"/>
-        </w:pBdr>
-        <w:spacing w:before="120" w:after="210"/>
-      </w:pPr>
-    </w:p>
-    <w:p>
-      <w:pPr>
-        <w:widowControl w:val="false"/>
-        <w:pBdr>
-          <w:bottom w:val="single" w:color="C9C2B4" w:sz="6" w:space="1"/>
-        </w:pBdr>
-        <w:spacing w:before="120" w:after="210"/>
-      </w:pPr>
-    </w:p>
-    <w:p>
-      <w:pPr>
-        <w:widowControl w:val="false"/>
-        <w:pBdr>
-          <w:bottom w:val="single" w:color="C9C2B4" w:sz="6" w:space="1"/>
-        </w:pBdr>
-        <w:spacing w:before="120" w:after="210"/>
-      </w:pPr>
-    </w:p>
     <w:tbl>
       <w:tblPr>
         <w:tblW w:type="dxa" w:w="9792"/>
@@ -18327,29 +18828,33 @@
         </w:tblBorders>
       </w:tblPr>
       <w:tblGrid>
-        <w:gridCol w:w="9792"/>
+        <w:gridCol w:w="4896"/>
+        <w:gridCol w:w="4896"/>
       </w:tblGrid>
       <w:tr>
-        <w:tc>
-          <w:tcPr>
-            <w:tcW w:type="dxa" w:w="9792"/>
-            <w:tcBorders>
-              <w:top w:val="single" w:color="D9D5C8" w:sz="4"/>
-              <w:left w:val="single" w:color="D9D5C8" w:sz="4"/>
-              <w:bottom w:val="single" w:color="D9D5C8" w:sz="4"/>
-              <w:right w:val="single" w:color="D9D5C8" w:sz="4"/>
-            </w:tcBorders>
-            <w:shd w:fill="F7F5EF" w:color="auto" w:val="clear"/>
-            <w:tcMar>
-              <w:top w:type="dxa" w:w="55"/>
-              <w:left w:type="dxa" w:w="110"/>
-              <w:bottom w:type="dxa" w:w="55"/>
-              <w:right w:type="dxa" w:w="110"/>
-            </w:tcMar>
-          </w:tcPr>
-          <w:p>
-            <w:pPr>
-              <w:spacing w:after="60"/>
+        <w:trPr>
+          <w:cantSplit/>
+          <w:trHeight w:val="3400" w:hRule="atLeast"/>
+        </w:trPr>
+        <w:tc>
+          <w:tcPr>
+            <w:tcW w:type="dxa" w:w="4896"/>
+            <w:tcBorders>
+              <w:top w:val="single" w:color="D9D5C8" w:sz="4"/>
+              <w:left w:val="single" w:color="D9D5C8" w:sz="4"/>
+              <w:bottom w:val="single" w:color="D9D5C8" w:sz="4"/>
+              <w:right w:val="single" w:color="D9D5C8" w:sz="4"/>
+            </w:tcBorders>
+            <w:tcMar>
+              <w:top w:type="dxa" w:w="55"/>
+              <w:left w:type="dxa" w:w="110"/>
+              <w:bottom w:type="dxa" w:w="55"/>
+              <w:right w:type="dxa" w:w="110"/>
+            </w:tcMar>
+          </w:tcPr>
+          <w:p>
+            <w:pPr>
+              <w:spacing w:after="20"/>
             </w:pPr>
             <w:r>
               <w:rPr>
@@ -18358,32 +18863,121 @@
                 <w:i w:val="false"/>
                 <w:iCs w:val="false"/>
                 <w:color w:val="1B2A4A"/>
-                <w:sz w:val="32"/>
-                <w:szCs w:val="32"/>
-                <w:caps w:val="false"/>
-                <w:rFonts w:ascii="Calibri" w:cs="Calibri" w:eastAsia="Calibri" w:hAnsi="Calibri"/>
-              </w:rPr>
-              <w:t xml:space="preserve">Key terms to list</w:t>
-            </w:r>
-          </w:p>
-          <w:p>
-            <w:pPr>
-              <w:spacing w:after="40"/>
-            </w:pPr>
-            <w:r>
-              <w:rPr>
-                <w:b w:val="false"/>
-                <w:bCs w:val="false"/>
-                <w:i w:val="false"/>
-                <w:iCs w:val="false"/>
-                <w:color w:val="1A1A1A"/>
-                <w:sz w:val="33"/>
-                <w:szCs w:val="33"/>
-                <w:caps w:val="false"/>
-                <w:rFonts w:ascii="Calibri" w:cs="Calibri" w:eastAsia="Calibri" w:hAnsi="Calibri"/>
-              </w:rPr>
-              <w:t xml:space="preserve">Bureaucracy · Cabinet · Iron Triangle</w:t>
-            </w:r>
+                <w:sz w:val="23"/>
+                <w:szCs w:val="23"/>
+                <w:caps w:val="false"/>
+                <w:rFonts w:ascii="Calibri" w:cs="Calibri" w:eastAsia="Calibri" w:hAnsi="Calibri"/>
+              </w:rPr>
+              <w:t xml:space="preserve">DRAW / DIAGRAM — sketch the idea, a timeline, or how the pieces connect</w:t>
+            </w:r>
+          </w:p>
+        </w:tc>
+        <w:tc>
+          <w:tcPr>
+            <w:tcW w:type="dxa" w:w="4896"/>
+            <w:tcBorders>
+              <w:top w:val="single" w:color="D9D5C8" w:sz="4"/>
+              <w:left w:val="single" w:color="D9D5C8" w:sz="4"/>
+              <w:bottom w:val="single" w:color="D9D5C8" w:sz="4"/>
+              <w:right w:val="single" w:color="D9D5C8" w:sz="4"/>
+            </w:tcBorders>
+            <w:tcMar>
+              <w:top w:type="dxa" w:w="55"/>
+              <w:left w:type="dxa" w:w="110"/>
+              <w:bottom w:type="dxa" w:w="55"/>
+              <w:right w:type="dxa" w:w="110"/>
+            </w:tcMar>
+          </w:tcPr>
+          <w:p>
+            <w:pPr>
+              <w:spacing w:after="20"/>
+            </w:pPr>
+            <w:r>
+              <w:rPr>
+                <w:b/>
+                <w:bCs/>
+                <w:i w:val="false"/>
+                <w:iCs w:val="false"/>
+                <w:color w:val="1B2A4A"/>
+                <w:sz w:val="23"/>
+                <w:szCs w:val="23"/>
+                <w:caps w:val="false"/>
+                <w:rFonts w:ascii="Calibri" w:cs="Calibri" w:eastAsia="Calibri" w:hAnsi="Calibri"/>
+              </w:rPr>
+              <w:t xml:space="preserve">WRITE — keep taking notes on the lines</w:t>
+            </w:r>
+          </w:p>
+          <w:p>
+            <w:pPr>
+              <w:widowControl w:val="false"/>
+              <w:pBdr>
+                <w:bottom w:val="single" w:color="C9C2B4" w:sz="6" w:space="1"/>
+              </w:pBdr>
+              <w:spacing w:before="120" w:after="210"/>
+            </w:pPr>
+          </w:p>
+          <w:p>
+            <w:pPr>
+              <w:widowControl w:val="false"/>
+              <w:pBdr>
+                <w:bottom w:val="single" w:color="C9C2B4" w:sz="6" w:space="1"/>
+              </w:pBdr>
+              <w:spacing w:before="120" w:after="210"/>
+            </w:pPr>
+          </w:p>
+          <w:p>
+            <w:pPr>
+              <w:widowControl w:val="false"/>
+              <w:pBdr>
+                <w:bottom w:val="single" w:color="C9C2B4" w:sz="6" w:space="1"/>
+              </w:pBdr>
+              <w:spacing w:before="120" w:after="210"/>
+            </w:pPr>
+          </w:p>
+          <w:p>
+            <w:pPr>
+              <w:widowControl w:val="false"/>
+              <w:pBdr>
+                <w:bottom w:val="single" w:color="C9C2B4" w:sz="6" w:space="1"/>
+              </w:pBdr>
+              <w:spacing w:before="120" w:after="210"/>
+            </w:pPr>
+          </w:p>
+          <w:p>
+            <w:pPr>
+              <w:widowControl w:val="false"/>
+              <w:pBdr>
+                <w:bottom w:val="single" w:color="C9C2B4" w:sz="6" w:space="1"/>
+              </w:pBdr>
+              <w:spacing w:before="120" w:after="210"/>
+            </w:pPr>
+          </w:p>
+          <w:p>
+            <w:pPr>
+              <w:widowControl w:val="false"/>
+              <w:pBdr>
+                <w:bottom w:val="single" w:color="C9C2B4" w:sz="6" w:space="1"/>
+              </w:pBdr>
+              <w:spacing w:before="120" w:after="210"/>
+            </w:pPr>
+          </w:p>
+          <w:p>
+            <w:pPr>
+              <w:widowControl w:val="false"/>
+              <w:pBdr>
+                <w:bottom w:val="single" w:color="C9C2B4" w:sz="6" w:space="1"/>
+              </w:pBdr>
+              <w:spacing w:before="120" w:after="210"/>
+            </w:pPr>
+          </w:p>
+          <w:p>
+            <w:pPr>
+              <w:widowControl w:val="false"/>
+              <w:pBdr>
+                <w:bottom w:val="single" w:color="C9C2B4" w:sz="6" w:space="1"/>
+              </w:pBdr>
+              <w:spacing w:before="120" w:after="210"/>
+            </w:pPr>
           </w:p>
         </w:tc>
       </w:tr>
@@ -18423,7 +19017,7 @@
           </w:tcPr>
           <w:p>
             <w:pPr>
-              <w:spacing w:after="0"/>
+              <w:spacing w:after="60"/>
             </w:pPr>
             <w:r>
               <w:rPr>
@@ -18437,6 +19031,80 @@
                 <w:caps w:val="false"/>
                 <w:rFonts w:ascii="Calibri" w:cs="Calibri" w:eastAsia="Calibri" w:hAnsi="Calibri"/>
               </w:rPr>
+              <w:t xml:space="preserve">Key terms to list</w:t>
+            </w:r>
+          </w:p>
+          <w:p>
+            <w:pPr>
+              <w:spacing w:after="40"/>
+            </w:pPr>
+            <w:r>
+              <w:rPr>
+                <w:b w:val="false"/>
+                <w:bCs w:val="false"/>
+                <w:i w:val="false"/>
+                <w:iCs w:val="false"/>
+                <w:color w:val="1A1A1A"/>
+                <w:sz w:val="33"/>
+                <w:szCs w:val="33"/>
+                <w:caps w:val="false"/>
+                <w:rFonts w:ascii="Calibri" w:cs="Calibri" w:eastAsia="Calibri" w:hAnsi="Calibri"/>
+              </w:rPr>
+              <w:t xml:space="preserve">Bureaucracy · Cabinet · Iron Triangle</w:t>
+            </w:r>
+          </w:p>
+        </w:tc>
+      </w:tr>
+    </w:tbl>
+    <w:tbl>
+      <w:tblPr>
+        <w:tblW w:type="dxa" w:w="9792"/>
+        <w:tblBorders>
+          <w:top w:val="single" w:color="auto" w:sz="4"/>
+          <w:left w:val="single" w:color="auto" w:sz="4"/>
+          <w:bottom w:val="single" w:color="auto" w:sz="4"/>
+          <w:right w:val="single" w:color="auto" w:sz="4"/>
+          <w:insideH w:val="single" w:color="auto" w:sz="4"/>
+          <w:insideV w:val="single" w:color="auto" w:sz="4"/>
+        </w:tblBorders>
+      </w:tblPr>
+      <w:tblGrid>
+        <w:gridCol w:w="9792"/>
+      </w:tblGrid>
+      <w:tr>
+        <w:tc>
+          <w:tcPr>
+            <w:tcW w:type="dxa" w:w="9792"/>
+            <w:tcBorders>
+              <w:top w:val="single" w:color="D9D5C8" w:sz="4"/>
+              <w:left w:val="single" w:color="D9D5C8" w:sz="4"/>
+              <w:bottom w:val="single" w:color="D9D5C8" w:sz="4"/>
+              <w:right w:val="single" w:color="D9D5C8" w:sz="4"/>
+            </w:tcBorders>
+            <w:shd w:fill="F7F5EF" w:color="auto" w:val="clear"/>
+            <w:tcMar>
+              <w:top w:type="dxa" w:w="55"/>
+              <w:left w:type="dxa" w:w="110"/>
+              <w:bottom w:type="dxa" w:w="55"/>
+              <w:right w:type="dxa" w:w="110"/>
+            </w:tcMar>
+          </w:tcPr>
+          <w:p>
+            <w:pPr>
+              <w:spacing w:after="0"/>
+            </w:pPr>
+            <w:r>
+              <w:rPr>
+                <w:b/>
+                <w:bCs/>
+                <w:i w:val="false"/>
+                <w:iCs w:val="false"/>
+                <w:color w:val="1B2A4A"/>
+                <w:sz w:val="32"/>
+                <w:szCs w:val="32"/>
+                <w:caps w:val="false"/>
+                <w:rFonts w:ascii="Calibri" w:cs="Calibri" w:eastAsia="Calibri" w:hAnsi="Calibri"/>
+              </w:rPr>
               <w:t xml:space="preserve">Summary — In your own words (2–3 sentences)</w:t>
             </w:r>
           </w:p>
@@ -18459,6 +19127,15 @@
               <w:right w:type="dxa" w:w="110"/>
             </w:tcMar>
           </w:tcPr>
+          <w:p>
+            <w:pPr>
+              <w:widowControl w:val="false"/>
+              <w:pBdr>
+                <w:bottom w:val="single" w:color="C9C2B4" w:sz="6" w:space="1"/>
+              </w:pBdr>
+              <w:spacing w:before="120" w:after="210"/>
+            </w:pPr>
+          </w:p>
           <w:p>
             <w:pPr>
               <w:widowControl w:val="false"/>
@@ -21183,6 +21860,15 @@
               <w:spacing w:before="120" w:after="210"/>
             </w:pPr>
           </w:p>
+          <w:p>
+            <w:pPr>
+              <w:widowControl w:val="false"/>
+              <w:pBdr>
+                <w:bottom w:val="single" w:color="C9C2B4" w:sz="6" w:space="1"/>
+              </w:pBdr>
+              <w:spacing w:before="120" w:after="210"/>
+            </w:pPr>
+          </w:p>
         </w:tc>
         <w:tc>
           <w:tcPr>
@@ -21209,6 +21895,15 @@
               <w:spacing w:before="120" w:after="210"/>
             </w:pPr>
           </w:p>
+          <w:p>
+            <w:pPr>
+              <w:widowControl w:val="false"/>
+              <w:pBdr>
+                <w:bottom w:val="single" w:color="C9C2B4" w:sz="6" w:space="1"/>
+              </w:pBdr>
+              <w:spacing w:before="120" w:after="210"/>
+            </w:pPr>
+          </w:p>
         </w:tc>
         <w:tc>
           <w:tcPr>
@@ -21226,6 +21921,15 @@
               <w:right w:type="dxa" w:w="110"/>
             </w:tcMar>
           </w:tcPr>
+          <w:p>
+            <w:pPr>
+              <w:widowControl w:val="false"/>
+              <w:pBdr>
+                <w:bottom w:val="single" w:color="C9C2B4" w:sz="6" w:space="1"/>
+              </w:pBdr>
+              <w:spacing w:before="120" w:after="210"/>
+            </w:pPr>
+          </w:p>
           <w:p>
             <w:pPr>
               <w:widowControl w:val="false"/>
@@ -21263,6 +21967,15 @@
               <w:spacing w:before="120" w:after="210"/>
             </w:pPr>
           </w:p>
+          <w:p>
+            <w:pPr>
+              <w:widowControl w:val="false"/>
+              <w:pBdr>
+                <w:bottom w:val="single" w:color="C9C2B4" w:sz="6" w:space="1"/>
+              </w:pBdr>
+              <w:spacing w:before="120" w:after="210"/>
+            </w:pPr>
+          </w:p>
         </w:tc>
         <w:tc>
           <w:tcPr>
@@ -21289,6 +22002,15 @@
               <w:spacing w:before="120" w:after="210"/>
             </w:pPr>
           </w:p>
+          <w:p>
+            <w:pPr>
+              <w:widowControl w:val="false"/>
+              <w:pBdr>
+                <w:bottom w:val="single" w:color="C9C2B4" w:sz="6" w:space="1"/>
+              </w:pBdr>
+              <w:spacing w:before="120" w:after="210"/>
+            </w:pPr>
+          </w:p>
         </w:tc>
         <w:tc>
           <w:tcPr>
@@ -21306,6 +22028,122 @@
               <w:right w:type="dxa" w:w="110"/>
             </w:tcMar>
           </w:tcPr>
+          <w:p>
+            <w:pPr>
+              <w:widowControl w:val="false"/>
+              <w:pBdr>
+                <w:bottom w:val="single" w:color="C9C2B4" w:sz="6" w:space="1"/>
+              </w:pBdr>
+              <w:spacing w:before="120" w:after="210"/>
+            </w:pPr>
+          </w:p>
+          <w:p>
+            <w:pPr>
+              <w:widowControl w:val="false"/>
+              <w:pBdr>
+                <w:bottom w:val="single" w:color="C9C2B4" w:sz="6" w:space="1"/>
+              </w:pBdr>
+              <w:spacing w:before="120" w:after="210"/>
+            </w:pPr>
+          </w:p>
+        </w:tc>
+      </w:tr>
+      <w:tr>
+        <w:tc>
+          <w:tcPr>
+            <w:tcW w:type="dxa" w:w="3264"/>
+            <w:tcBorders>
+              <w:top w:val="single" w:color="D9D5C8" w:sz="4"/>
+              <w:left w:val="single" w:color="D9D5C8" w:sz="4"/>
+              <w:bottom w:val="single" w:color="D9D5C8" w:sz="4"/>
+              <w:right w:val="single" w:color="D9D5C8" w:sz="4"/>
+            </w:tcBorders>
+            <w:tcMar>
+              <w:top w:type="dxa" w:w="55"/>
+              <w:left w:type="dxa" w:w="110"/>
+              <w:bottom w:type="dxa" w:w="55"/>
+              <w:right w:type="dxa" w:w="110"/>
+            </w:tcMar>
+          </w:tcPr>
+          <w:p>
+            <w:pPr>
+              <w:widowControl w:val="false"/>
+              <w:pBdr>
+                <w:bottom w:val="single" w:color="C9C2B4" w:sz="6" w:space="1"/>
+              </w:pBdr>
+              <w:spacing w:before="120" w:after="210"/>
+            </w:pPr>
+          </w:p>
+          <w:p>
+            <w:pPr>
+              <w:widowControl w:val="false"/>
+              <w:pBdr>
+                <w:bottom w:val="single" w:color="C9C2B4" w:sz="6" w:space="1"/>
+              </w:pBdr>
+              <w:spacing w:before="120" w:after="210"/>
+            </w:pPr>
+          </w:p>
+        </w:tc>
+        <w:tc>
+          <w:tcPr>
+            <w:tcW w:type="dxa" w:w="3264"/>
+            <w:tcBorders>
+              <w:top w:val="single" w:color="D9D5C8" w:sz="4"/>
+              <w:left w:val="single" w:color="D9D5C8" w:sz="4"/>
+              <w:bottom w:val="single" w:color="D9D5C8" w:sz="4"/>
+              <w:right w:val="single" w:color="D9D5C8" w:sz="4"/>
+            </w:tcBorders>
+            <w:tcMar>
+              <w:top w:type="dxa" w:w="55"/>
+              <w:left w:type="dxa" w:w="110"/>
+              <w:bottom w:type="dxa" w:w="55"/>
+              <w:right w:type="dxa" w:w="110"/>
+            </w:tcMar>
+          </w:tcPr>
+          <w:p>
+            <w:pPr>
+              <w:widowControl w:val="false"/>
+              <w:pBdr>
+                <w:bottom w:val="single" w:color="C9C2B4" w:sz="6" w:space="1"/>
+              </w:pBdr>
+              <w:spacing w:before="120" w:after="210"/>
+            </w:pPr>
+          </w:p>
+          <w:p>
+            <w:pPr>
+              <w:widowControl w:val="false"/>
+              <w:pBdr>
+                <w:bottom w:val="single" w:color="C9C2B4" w:sz="6" w:space="1"/>
+              </w:pBdr>
+              <w:spacing w:before="120" w:after="210"/>
+            </w:pPr>
+          </w:p>
+        </w:tc>
+        <w:tc>
+          <w:tcPr>
+            <w:tcW w:type="dxa" w:w="3264"/>
+            <w:tcBorders>
+              <w:top w:val="single" w:color="D9D5C8" w:sz="4"/>
+              <w:left w:val="single" w:color="D9D5C8" w:sz="4"/>
+              <w:bottom w:val="single" w:color="D9D5C8" w:sz="4"/>
+              <w:right w:val="single" w:color="D9D5C8" w:sz="4"/>
+            </w:tcBorders>
+            <w:tcMar>
+              <w:top w:type="dxa" w:w="55"/>
+              <w:left w:type="dxa" w:w="110"/>
+              <w:bottom w:type="dxa" w:w="55"/>
+              <w:right w:type="dxa" w:w="110"/>
+            </w:tcMar>
+          </w:tcPr>
+          <w:p>
+            <w:pPr>
+              <w:widowControl w:val="false"/>
+              <w:pBdr>
+                <w:bottom w:val="single" w:color="C9C2B4" w:sz="6" w:space="1"/>
+              </w:pBdr>
+              <w:spacing w:before="120" w:after="210"/>
+            </w:pPr>
+          </w:p>
           <w:p>
             <w:pPr>
               <w:widowControl w:val="false"/>
@@ -28846,7 +29684,7 @@
                 <w:caps w:val="false"/>
                 <w:rFonts w:ascii="Calibri" w:cs="Calibri" w:eastAsia="Calibri" w:hAnsi="Calibri"/>
               </w:rPr>
-              <w:t xml:space="preserve">MORE NOTES / DIAGRAMS</w:t>
+              <w:t xml:space="preserve">UDL · CHOOSE HOW YOU CAPTURE IDEAS (same target for everyone)</w:t>
             </w:r>
           </w:p>
           <w:p>
@@ -28865,84 +29703,12 @@
                 <w:caps w:val="false"/>
                 <w:rFonts w:ascii="Calibri" w:cs="Calibri" w:eastAsia="Calibri" w:hAnsi="Calibri"/>
               </w:rPr>
-              <w:t xml:space="preserve">Continue your notes here, add a quick sketch, or map how the ideas connect.</w:t>
+              <w:t xml:space="preserve">Keep going with your notes: WRITE on the lines, DRAW or diagram in the box, or do both — your choice. You may also record your notes aloud.</w:t>
             </w:r>
           </w:p>
         </w:tc>
       </w:tr>
     </w:tbl>
-    <w:p>
-      <w:pPr>
-        <w:widowControl w:val="false"/>
-        <w:pBdr>
-          <w:bottom w:val="single" w:color="C9C2B4" w:sz="6" w:space="1"/>
-        </w:pBdr>
-        <w:spacing w:before="120" w:after="210"/>
-      </w:pPr>
-    </w:p>
-    <w:p>
-      <w:pPr>
-        <w:widowControl w:val="false"/>
-        <w:pBdr>
-          <w:bottom w:val="single" w:color="C9C2B4" w:sz="6" w:space="1"/>
-        </w:pBdr>
-        <w:spacing w:before="120" w:after="210"/>
-      </w:pPr>
-    </w:p>
-    <w:p>
-      <w:pPr>
-        <w:widowControl w:val="false"/>
-        <w:pBdr>
-          <w:bottom w:val="single" w:color="C9C2B4" w:sz="6" w:space="1"/>
-        </w:pBdr>
-        <w:spacing w:before="120" w:after="210"/>
-      </w:pPr>
-    </w:p>
-    <w:p>
-      <w:pPr>
-        <w:widowControl w:val="false"/>
-        <w:pBdr>
-          <w:bottom w:val="single" w:color="C9C2B4" w:sz="6" w:space="1"/>
-        </w:pBdr>
-        <w:spacing w:before="120" w:after="210"/>
-      </w:pPr>
-    </w:p>
-    <w:p>
-      <w:pPr>
-        <w:widowControl w:val="false"/>
-        <w:pBdr>
-          <w:bottom w:val="single" w:color="C9C2B4" w:sz="6" w:space="1"/>
-        </w:pBdr>
-        <w:spacing w:before="120" w:after="210"/>
-      </w:pPr>
-    </w:p>
-    <w:p>
-      <w:pPr>
-        <w:widowControl w:val="false"/>
-        <w:pBdr>
-          <w:bottom w:val="single" w:color="C9C2B4" w:sz="6" w:space="1"/>
-        </w:pBdr>
-        <w:spacing w:before="120" w:after="210"/>
-      </w:pPr>
-    </w:p>
-    <w:p>
-      <w:pPr>
-        <w:widowControl w:val="false"/>
-        <w:pBdr>
-          <w:bottom w:val="single" w:color="C9C2B4" w:sz="6" w:space="1"/>
-        </w:pBdr>
-        <w:spacing w:before="120" w:after="210"/>
-      </w:pPr>
-    </w:p>
-    <w:p>
-      <w:pPr>
-        <w:widowControl w:val="false"/>
-        <w:pBdr>
-          <w:bottom w:val="single" w:color="C9C2B4" w:sz="6" w:space="1"/>
-        </w:pBdr>
-        <w:spacing w:before="120" w:after="210"/>
-      </w:pPr>
-    </w:p>
     <w:tbl>
       <w:tblPr>
         <w:tblW w:type="dxa" w:w="9792"/>
@@ -28956,29 +29722,33 @@
         </w:tblBorders>
       </w:tblPr>
       <w:tblGrid>
-        <w:gridCol w:w="9792"/>
+        <w:gridCol w:w="4896"/>
+        <w:gridCol w:w="4896"/>
       </w:tblGrid>
       <w:tr>
-        <w:tc>
-          <w:tcPr>
-            <w:tcW w:type="dxa" w:w="9792"/>
-            <w:tcBorders>
-              <w:top w:val="single" w:color="D9D5C8" w:sz="4"/>
-              <w:left w:val="single" w:color="D9D5C8" w:sz="4"/>
-              <w:bottom w:val="single" w:color="D9D5C8" w:sz="4"/>
-              <w:right w:val="single" w:color="D9D5C8" w:sz="4"/>
-            </w:tcBorders>
-            <w:shd w:fill="F7F5EF" w:color="auto" w:val="clear"/>
-            <w:tcMar>
-              <w:top w:type="dxa" w:w="55"/>
-              <w:left w:type="dxa" w:w="110"/>
-              <w:bottom w:type="dxa" w:w="55"/>
-              <w:right w:type="dxa" w:w="110"/>
-            </w:tcMar>
-          </w:tcPr>
-          <w:p>
-            <w:pPr>
-              <w:spacing w:after="60"/>
+        <w:trPr>
+          <w:cantSplit/>
+          <w:trHeight w:val="3400" w:hRule="atLeast"/>
+        </w:trPr>
+        <w:tc>
+          <w:tcPr>
+            <w:tcW w:type="dxa" w:w="4896"/>
+            <w:tcBorders>
+              <w:top w:val="single" w:color="D9D5C8" w:sz="4"/>
+              <w:left w:val="single" w:color="D9D5C8" w:sz="4"/>
+              <w:bottom w:val="single" w:color="D9D5C8" w:sz="4"/>
+              <w:right w:val="single" w:color="D9D5C8" w:sz="4"/>
+            </w:tcBorders>
+            <w:tcMar>
+              <w:top w:type="dxa" w:w="55"/>
+              <w:left w:type="dxa" w:w="110"/>
+              <w:bottom w:type="dxa" w:w="55"/>
+              <w:right w:type="dxa" w:w="110"/>
+            </w:tcMar>
+          </w:tcPr>
+          <w:p>
+            <w:pPr>
+              <w:spacing w:after="20"/>
             </w:pPr>
             <w:r>
               <w:rPr>
@@ -28987,32 +29757,121 @@
                 <w:i w:val="false"/>
                 <w:iCs w:val="false"/>
                 <w:color w:val="1B2A4A"/>
-                <w:sz w:val="32"/>
-                <w:szCs w:val="32"/>
-                <w:caps w:val="false"/>
-                <w:rFonts w:ascii="Calibri" w:cs="Calibri" w:eastAsia="Calibri" w:hAnsi="Calibri"/>
-              </w:rPr>
-              <w:t xml:space="preserve">Key terms to list</w:t>
-            </w:r>
-          </w:p>
-          <w:p>
-            <w:pPr>
-              <w:spacing w:after="40"/>
-            </w:pPr>
-            <w:r>
-              <w:rPr>
-                <w:b w:val="false"/>
-                <w:bCs w:val="false"/>
-                <w:i w:val="false"/>
-                <w:iCs w:val="false"/>
-                <w:color w:val="1A1A1A"/>
-                <w:sz w:val="33"/>
-                <w:szCs w:val="33"/>
-                <w:caps w:val="false"/>
-                <w:rFonts w:ascii="Calibri" w:cs="Calibri" w:eastAsia="Calibri" w:hAnsi="Calibri"/>
-              </w:rPr>
-              <w:t xml:space="preserve">Electoral College · Elector · Winner-Take-All</w:t>
-            </w:r>
+                <w:sz w:val="23"/>
+                <w:szCs w:val="23"/>
+                <w:caps w:val="false"/>
+                <w:rFonts w:ascii="Calibri" w:cs="Calibri" w:eastAsia="Calibri" w:hAnsi="Calibri"/>
+              </w:rPr>
+              <w:t xml:space="preserve">DRAW / DIAGRAM — sketch the idea, a timeline, or how the pieces connect</w:t>
+            </w:r>
+          </w:p>
+        </w:tc>
+        <w:tc>
+          <w:tcPr>
+            <w:tcW w:type="dxa" w:w="4896"/>
+            <w:tcBorders>
+              <w:top w:val="single" w:color="D9D5C8" w:sz="4"/>
+              <w:left w:val="single" w:color="D9D5C8" w:sz="4"/>
+              <w:bottom w:val="single" w:color="D9D5C8" w:sz="4"/>
+              <w:right w:val="single" w:color="D9D5C8" w:sz="4"/>
+            </w:tcBorders>
+            <w:tcMar>
+              <w:top w:type="dxa" w:w="55"/>
+              <w:left w:type="dxa" w:w="110"/>
+              <w:bottom w:type="dxa" w:w="55"/>
+              <w:right w:type="dxa" w:w="110"/>
+            </w:tcMar>
+          </w:tcPr>
+          <w:p>
+            <w:pPr>
+              <w:spacing w:after="20"/>
+            </w:pPr>
+            <w:r>
+              <w:rPr>
+                <w:b/>
+                <w:bCs/>
+                <w:i w:val="false"/>
+                <w:iCs w:val="false"/>
+                <w:color w:val="1B2A4A"/>
+                <w:sz w:val="23"/>
+                <w:szCs w:val="23"/>
+                <w:caps w:val="false"/>
+                <w:rFonts w:ascii="Calibri" w:cs="Calibri" w:eastAsia="Calibri" w:hAnsi="Calibri"/>
+              </w:rPr>
+              <w:t xml:space="preserve">WRITE — keep taking notes on the lines</w:t>
+            </w:r>
+          </w:p>
+          <w:p>
+            <w:pPr>
+              <w:widowControl w:val="false"/>
+              <w:pBdr>
+                <w:bottom w:val="single" w:color="C9C2B4" w:sz="6" w:space="1"/>
+              </w:pBdr>
+              <w:spacing w:before="120" w:after="210"/>
+            </w:pPr>
+          </w:p>
+          <w:p>
+            <w:pPr>
+              <w:widowControl w:val="false"/>
+              <w:pBdr>
+                <w:bottom w:val="single" w:color="C9C2B4" w:sz="6" w:space="1"/>
+              </w:pBdr>
+              <w:spacing w:before="120" w:after="210"/>
+            </w:pPr>
+          </w:p>
+          <w:p>
+            <w:pPr>
+              <w:widowControl w:val="false"/>
+              <w:pBdr>
+                <w:bottom w:val="single" w:color="C9C2B4" w:sz="6" w:space="1"/>
+              </w:pBdr>
+              <w:spacing w:before="120" w:after="210"/>
+            </w:pPr>
+          </w:p>
+          <w:p>
+            <w:pPr>
+              <w:widowControl w:val="false"/>
+              <w:pBdr>
+                <w:bottom w:val="single" w:color="C9C2B4" w:sz="6" w:space="1"/>
+              </w:pBdr>
+              <w:spacing w:before="120" w:after="210"/>
+            </w:pPr>
+          </w:p>
+          <w:p>
+            <w:pPr>
+              <w:widowControl w:val="false"/>
+              <w:pBdr>
+                <w:bottom w:val="single" w:color="C9C2B4" w:sz="6" w:space="1"/>
+              </w:pBdr>
+              <w:spacing w:before="120" w:after="210"/>
+            </w:pPr>
+          </w:p>
+          <w:p>
+            <w:pPr>
+              <w:widowControl w:val="false"/>
+              <w:pBdr>
+                <w:bottom w:val="single" w:color="C9C2B4" w:sz="6" w:space="1"/>
+              </w:pBdr>
+              <w:spacing w:before="120" w:after="210"/>
+            </w:pPr>
+          </w:p>
+          <w:p>
+            <w:pPr>
+              <w:widowControl w:val="false"/>
+              <w:pBdr>
+                <w:bottom w:val="single" w:color="C9C2B4" w:sz="6" w:space="1"/>
+              </w:pBdr>
+              <w:spacing w:before="120" w:after="210"/>
+            </w:pPr>
+          </w:p>
+          <w:p>
+            <w:pPr>
+              <w:widowControl w:val="false"/>
+              <w:pBdr>
+                <w:bottom w:val="single" w:color="C9C2B4" w:sz="6" w:space="1"/>
+              </w:pBdr>
+              <w:spacing w:before="120" w:after="210"/>
+            </w:pPr>
           </w:p>
         </w:tc>
       </w:tr>
@@ -29052,7 +29911,7 @@
           </w:tcPr>
           <w:p>
             <w:pPr>
-              <w:spacing w:after="0"/>
+              <w:spacing w:after="60"/>
             </w:pPr>
             <w:r>
               <w:rPr>
@@ -29066,6 +29925,80 @@
                 <w:caps w:val="false"/>
                 <w:rFonts w:ascii="Calibri" w:cs="Calibri" w:eastAsia="Calibri" w:hAnsi="Calibri"/>
               </w:rPr>
+              <w:t xml:space="preserve">Key terms to list</w:t>
+            </w:r>
+          </w:p>
+          <w:p>
+            <w:pPr>
+              <w:spacing w:after="40"/>
+            </w:pPr>
+            <w:r>
+              <w:rPr>
+                <w:b w:val="false"/>
+                <w:bCs w:val="false"/>
+                <w:i w:val="false"/>
+                <w:iCs w:val="false"/>
+                <w:color w:val="1A1A1A"/>
+                <w:sz w:val="33"/>
+                <w:szCs w:val="33"/>
+                <w:caps w:val="false"/>
+                <w:rFonts w:ascii="Calibri" w:cs="Calibri" w:eastAsia="Calibri" w:hAnsi="Calibri"/>
+              </w:rPr>
+              <w:t xml:space="preserve">Electoral College · Elector · Winner-Take-All</w:t>
+            </w:r>
+          </w:p>
+        </w:tc>
+      </w:tr>
+    </w:tbl>
+    <w:tbl>
+      <w:tblPr>
+        <w:tblW w:type="dxa" w:w="9792"/>
+        <w:tblBorders>
+          <w:top w:val="single" w:color="auto" w:sz="4"/>
+          <w:left w:val="single" w:color="auto" w:sz="4"/>
+          <w:bottom w:val="single" w:color="auto" w:sz="4"/>
+          <w:right w:val="single" w:color="auto" w:sz="4"/>
+          <w:insideH w:val="single" w:color="auto" w:sz="4"/>
+          <w:insideV w:val="single" w:color="auto" w:sz="4"/>
+        </w:tblBorders>
+      </w:tblPr>
+      <w:tblGrid>
+        <w:gridCol w:w="9792"/>
+      </w:tblGrid>
+      <w:tr>
+        <w:tc>
+          <w:tcPr>
+            <w:tcW w:type="dxa" w:w="9792"/>
+            <w:tcBorders>
+              <w:top w:val="single" w:color="D9D5C8" w:sz="4"/>
+              <w:left w:val="single" w:color="D9D5C8" w:sz="4"/>
+              <w:bottom w:val="single" w:color="D9D5C8" w:sz="4"/>
+              <w:right w:val="single" w:color="D9D5C8" w:sz="4"/>
+            </w:tcBorders>
+            <w:shd w:fill="F7F5EF" w:color="auto" w:val="clear"/>
+            <w:tcMar>
+              <w:top w:type="dxa" w:w="55"/>
+              <w:left w:type="dxa" w:w="110"/>
+              <w:bottom w:type="dxa" w:w="55"/>
+              <w:right w:type="dxa" w:w="110"/>
+            </w:tcMar>
+          </w:tcPr>
+          <w:p>
+            <w:pPr>
+              <w:spacing w:after="0"/>
+            </w:pPr>
+            <w:r>
+              <w:rPr>
+                <w:b/>
+                <w:bCs/>
+                <w:i w:val="false"/>
+                <w:iCs w:val="false"/>
+                <w:color w:val="1B2A4A"/>
+                <w:sz w:val="32"/>
+                <w:szCs w:val="32"/>
+                <w:caps w:val="false"/>
+                <w:rFonts w:ascii="Calibri" w:cs="Calibri" w:eastAsia="Calibri" w:hAnsi="Calibri"/>
+              </w:rPr>
               <w:t xml:space="preserve">Summary — In your own words (2–3 sentences)</w:t>
             </w:r>
           </w:p>
@@ -29088,6 +30021,15 @@
               <w:right w:type="dxa" w:w="110"/>
             </w:tcMar>
           </w:tcPr>
+          <w:p>
+            <w:pPr>
+              <w:widowControl w:val="false"/>
+              <w:pBdr>
+                <w:bottom w:val="single" w:color="C9C2B4" w:sz="6" w:space="1"/>
+              </w:pBdr>
+              <w:spacing w:before="120" w:after="210"/>
+            </w:pPr>
+          </w:p>
           <w:p>
             <w:pPr>
               <w:widowControl w:val="false"/>
@@ -31812,6 +32754,15 @@
               <w:spacing w:before="120" w:after="210"/>
             </w:pPr>
           </w:p>
+          <w:p>
+            <w:pPr>
+              <w:widowControl w:val="false"/>
+              <w:pBdr>
+                <w:bottom w:val="single" w:color="C9C2B4" w:sz="6" w:space="1"/>
+              </w:pBdr>
+              <w:spacing w:before="120" w:after="210"/>
+            </w:pPr>
+          </w:p>
         </w:tc>
         <w:tc>
           <w:tcPr>
@@ -31838,6 +32789,15 @@
               <w:spacing w:before="120" w:after="210"/>
             </w:pPr>
           </w:p>
+          <w:p>
+            <w:pPr>
+              <w:widowControl w:val="false"/>
+              <w:pBdr>
+                <w:bottom w:val="single" w:color="C9C2B4" w:sz="6" w:space="1"/>
+              </w:pBdr>
+              <w:spacing w:before="120" w:after="210"/>
+            </w:pPr>
+          </w:p>
         </w:tc>
         <w:tc>
           <w:tcPr>
@@ -31855,6 +32815,15 @@
               <w:right w:type="dxa" w:w="110"/>
             </w:tcMar>
           </w:tcPr>
+          <w:p>
+            <w:pPr>
+              <w:widowControl w:val="false"/>
+              <w:pBdr>
+                <w:bottom w:val="single" w:color="C9C2B4" w:sz="6" w:space="1"/>
+              </w:pBdr>
+              <w:spacing w:before="120" w:after="210"/>
+            </w:pPr>
+          </w:p>
           <w:p>
             <w:pPr>
               <w:widowControl w:val="false"/>
@@ -31892,6 +32861,15 @@
               <w:spacing w:before="120" w:after="210"/>
             </w:pPr>
           </w:p>
+          <w:p>
+            <w:pPr>
+              <w:widowControl w:val="false"/>
+              <w:pBdr>
+                <w:bottom w:val="single" w:color="C9C2B4" w:sz="6" w:space="1"/>
+              </w:pBdr>
+              <w:spacing w:before="120" w:after="210"/>
+            </w:pPr>
+          </w:p>
         </w:tc>
         <w:tc>
           <w:tcPr>
@@ -31918,6 +32896,15 @@
               <w:spacing w:before="120" w:after="210"/>
             </w:pPr>
           </w:p>
+          <w:p>
+            <w:pPr>
+              <w:widowControl w:val="false"/>
+              <w:pBdr>
+                <w:bottom w:val="single" w:color="C9C2B4" w:sz="6" w:space="1"/>
+              </w:pBdr>
+              <w:spacing w:before="120" w:after="210"/>
+            </w:pPr>
+          </w:p>
         </w:tc>
         <w:tc>
           <w:tcPr>
@@ -31935,6 +32922,122 @@
               <w:right w:type="dxa" w:w="110"/>
             </w:tcMar>
           </w:tcPr>
+          <w:p>
+            <w:pPr>
+              <w:widowControl w:val="false"/>
+              <w:pBdr>
+                <w:bottom w:val="single" w:color="C9C2B4" w:sz="6" w:space="1"/>
+              </w:pBdr>
+              <w:spacing w:before="120" w:after="210"/>
+            </w:pPr>
+          </w:p>
+          <w:p>
+            <w:pPr>
+              <w:widowControl w:val="false"/>
+              <w:pBdr>
+                <w:bottom w:val="single" w:color="C9C2B4" w:sz="6" w:space="1"/>
+              </w:pBdr>
+              <w:spacing w:before="120" w:after="210"/>
+            </w:pPr>
+          </w:p>
+        </w:tc>
+      </w:tr>
+      <w:tr>
+        <w:tc>
+          <w:tcPr>
+            <w:tcW w:type="dxa" w:w="3264"/>
+            <w:tcBorders>
+              <w:top w:val="single" w:color="D9D5C8" w:sz="4"/>
+              <w:left w:val="single" w:color="D9D5C8" w:sz="4"/>
+              <w:bottom w:val="single" w:color="D9D5C8" w:sz="4"/>
+              <w:right w:val="single" w:color="D9D5C8" w:sz="4"/>
+            </w:tcBorders>
+            <w:tcMar>
+              <w:top w:type="dxa" w:w="55"/>
+              <w:left w:type="dxa" w:w="110"/>
+              <w:bottom w:type="dxa" w:w="55"/>
+              <w:right w:type="dxa" w:w="110"/>
+            </w:tcMar>
+          </w:tcPr>
+          <w:p>
+            <w:pPr>
+              <w:widowControl w:val="false"/>
+              <w:pBdr>
+                <w:bottom w:val="single" w:color="C9C2B4" w:sz="6" w:space="1"/>
+              </w:pBdr>
+              <w:spacing w:before="120" w:after="210"/>
+            </w:pPr>
+          </w:p>
+          <w:p>
+            <w:pPr>
+              <w:widowControl w:val="false"/>
+              <w:pBdr>
+                <w:bottom w:val="single" w:color="C9C2B4" w:sz="6" w:space="1"/>
+              </w:pBdr>
+              <w:spacing w:before="120" w:after="210"/>
+            </w:pPr>
+          </w:p>
+        </w:tc>
+        <w:tc>
+          <w:tcPr>
+            <w:tcW w:type="dxa" w:w="3264"/>
+            <w:tcBorders>
+              <w:top w:val="single" w:color="D9D5C8" w:sz="4"/>
+              <w:left w:val="single" w:color="D9D5C8" w:sz="4"/>
+              <w:bottom w:val="single" w:color="D9D5C8" w:sz="4"/>
+              <w:right w:val="single" w:color="D9D5C8" w:sz="4"/>
+            </w:tcBorders>
+            <w:tcMar>
+              <w:top w:type="dxa" w:w="55"/>
+              <w:left w:type="dxa" w:w="110"/>
+              <w:bottom w:type="dxa" w:w="55"/>
+              <w:right w:type="dxa" w:w="110"/>
+            </w:tcMar>
+          </w:tcPr>
+          <w:p>
+            <w:pPr>
+              <w:widowControl w:val="false"/>
+              <w:pBdr>
+                <w:bottom w:val="single" w:color="C9C2B4" w:sz="6" w:space="1"/>
+              </w:pBdr>
+              <w:spacing w:before="120" w:after="210"/>
+            </w:pPr>
+          </w:p>
+          <w:p>
+            <w:pPr>
+              <w:widowControl w:val="false"/>
+              <w:pBdr>
+                <w:bottom w:val="single" w:color="C9C2B4" w:sz="6" w:space="1"/>
+              </w:pBdr>
+              <w:spacing w:before="120" w:after="210"/>
+            </w:pPr>
+          </w:p>
+        </w:tc>
+        <w:tc>
+          <w:tcPr>
+            <w:tcW w:type="dxa" w:w="3264"/>
+            <w:tcBorders>
+              <w:top w:val="single" w:color="D9D5C8" w:sz="4"/>
+              <w:left w:val="single" w:color="D9D5C8" w:sz="4"/>
+              <w:bottom w:val="single" w:color="D9D5C8" w:sz="4"/>
+              <w:right w:val="single" w:color="D9D5C8" w:sz="4"/>
+            </w:tcBorders>
+            <w:tcMar>
+              <w:top w:type="dxa" w:w="55"/>
+              <w:left w:type="dxa" w:w="110"/>
+              <w:bottom w:type="dxa" w:w="55"/>
+              <w:right w:type="dxa" w:w="110"/>
+            </w:tcMar>
+          </w:tcPr>
+          <w:p>
+            <w:pPr>
+              <w:widowControl w:val="false"/>
+              <w:pBdr>
+                <w:bottom w:val="single" w:color="C9C2B4" w:sz="6" w:space="1"/>
+              </w:pBdr>
+              <w:spacing w:before="120" w:after="210"/>
+            </w:pPr>
+          </w:p>
           <w:p>
             <w:pPr>
               <w:widowControl w:val="false"/>

--- a/courses/foundations-constitutional-government/BUILD/unit4/deliverables/Unit4_Student_Workbook_CourseStandard_LargePrint.docx
+++ b/courses/foundations-constitutional-government/BUILD/unit4/deliverables/Unit4_Student_Workbook_CourseStandard_LargePrint.docx
@@ -3447,7 +3447,7 @@
           </w:tcPr>
           <w:p>
             <w:pPr>
-              <w:spacing w:after="0"/>
+              <w:spacing w:after="60"/>
             </w:pPr>
             <w:r>
               <w:rPr>
@@ -3461,163 +3461,26 @@
                 <w:caps w:val="false"/>
                 <w:rFonts w:ascii="Calibri" w:cs="Calibri" w:eastAsia="Calibri" w:hAnsi="Calibri"/>
               </w:rPr>
-              <w:t xml:space="preserve">Write YOUR S.M.A.R.T. goal for this unit — use all the lines:</w:t>
-            </w:r>
-          </w:p>
-        </w:tc>
-      </w:tr>
-      <w:tr>
-        <w:tc>
-          <w:tcPr>
-            <w:tcW w:type="dxa" w:w="9792"/>
-            <w:tcBorders>
-              <w:top w:val="single" w:color="D9D5C8" w:sz="4"/>
-              <w:left w:val="single" w:color="D9D5C8" w:sz="4"/>
-              <w:bottom w:val="single" w:color="D9D5C8" w:sz="4"/>
-              <w:right w:val="single" w:color="D9D5C8" w:sz="4"/>
-            </w:tcBorders>
-            <w:tcMar>
-              <w:top w:type="dxa" w:w="55"/>
-              <w:left w:type="dxa" w:w="110"/>
-              <w:bottom w:type="dxa" w:w="55"/>
-              <w:right w:type="dxa" w:w="110"/>
-            </w:tcMar>
-          </w:tcPr>
-          <w:p>
-            <w:pPr>
-              <w:widowControl w:val="false"/>
-              <w:pBdr>
-                <w:bottom w:val="single" w:color="9AA0A6" w:sz="6" w:space="2"/>
-              </w:pBdr>
-              <w:spacing w:before="0" w:after="0" w:line="450" w:lineRule="exact"/>
-            </w:pPr>
-            <w:r>
-              <w:rPr>
-                <w:sz w:val="18"/>
-                <w:szCs w:val="18"/>
-                <w:rFonts w:ascii="Calibri" w:cs="Calibri" w:eastAsia="Calibri" w:hAnsi="Calibri"/>
-              </w:rPr>
-              <w:t xml:space="preserve"> </w:t>
-            </w:r>
-          </w:p>
-          <w:p>
-            <w:pPr>
-              <w:spacing w:before="0" w:after="0" w:line="135" w:lineRule="exact"/>
-            </w:pPr>
-            <w:r>
-              <w:rPr>
-                <w:sz w:val="3"/>
-                <w:szCs w:val="3"/>
-                <w:rFonts w:ascii="Calibri" w:cs="Calibri" w:eastAsia="Calibri" w:hAnsi="Calibri"/>
-              </w:rPr>
-              <w:t xml:space="preserve"> </w:t>
-            </w:r>
-          </w:p>
-          <w:p>
-            <w:pPr>
-              <w:widowControl w:val="false"/>
-              <w:pBdr>
-                <w:bottom w:val="single" w:color="9AA0A6" w:sz="6" w:space="2"/>
-              </w:pBdr>
-              <w:spacing w:before="0" w:after="0" w:line="450" w:lineRule="exact"/>
-            </w:pPr>
-            <w:r>
-              <w:rPr>
-                <w:sz w:val="18"/>
-                <w:szCs w:val="18"/>
-                <w:rFonts w:ascii="Calibri" w:cs="Calibri" w:eastAsia="Calibri" w:hAnsi="Calibri"/>
-              </w:rPr>
-              <w:t xml:space="preserve"> </w:t>
-            </w:r>
-          </w:p>
-          <w:p>
-            <w:pPr>
-              <w:spacing w:before="0" w:after="0" w:line="135" w:lineRule="exact"/>
-            </w:pPr>
-            <w:r>
-              <w:rPr>
-                <w:sz w:val="3"/>
-                <w:szCs w:val="3"/>
-                <w:rFonts w:ascii="Calibri" w:cs="Calibri" w:eastAsia="Calibri" w:hAnsi="Calibri"/>
-              </w:rPr>
-              <w:t xml:space="preserve"> </w:t>
-            </w:r>
-          </w:p>
-          <w:p>
-            <w:pPr>
-              <w:widowControl w:val="false"/>
-              <w:pBdr>
-                <w:bottom w:val="single" w:color="9AA0A6" w:sz="6" w:space="2"/>
-              </w:pBdr>
-              <w:spacing w:before="0" w:after="0" w:line="450" w:lineRule="exact"/>
-            </w:pPr>
-            <w:r>
-              <w:rPr>
-                <w:sz w:val="18"/>
-                <w:szCs w:val="18"/>
-                <w:rFonts w:ascii="Calibri" w:cs="Calibri" w:eastAsia="Calibri" w:hAnsi="Calibri"/>
-              </w:rPr>
-              <w:t xml:space="preserve"> </w:t>
-            </w:r>
-          </w:p>
-          <w:p>
-            <w:pPr>
-              <w:spacing w:before="0" w:after="0" w:line="135" w:lineRule="exact"/>
-            </w:pPr>
-            <w:r>
-              <w:rPr>
-                <w:sz w:val="3"/>
-                <w:szCs w:val="3"/>
-                <w:rFonts w:ascii="Calibri" w:cs="Calibri" w:eastAsia="Calibri" w:hAnsi="Calibri"/>
-              </w:rPr>
-              <w:t xml:space="preserve"> </w:t>
-            </w:r>
-          </w:p>
-          <w:p>
-            <w:pPr>
-              <w:widowControl w:val="false"/>
-              <w:pBdr>
-                <w:bottom w:val="single" w:color="9AA0A6" w:sz="6" w:space="2"/>
-              </w:pBdr>
-              <w:spacing w:before="0" w:after="0" w:line="450" w:lineRule="exact"/>
-            </w:pPr>
-            <w:r>
-              <w:rPr>
-                <w:sz w:val="18"/>
-                <w:szCs w:val="18"/>
-                <w:rFonts w:ascii="Calibri" w:cs="Calibri" w:eastAsia="Calibri" w:hAnsi="Calibri"/>
-              </w:rPr>
-              <w:t xml:space="preserve"> </w:t>
-            </w:r>
-          </w:p>
-          <w:p>
-            <w:pPr>
-              <w:spacing w:before="0" w:after="0" w:line="135" w:lineRule="exact"/>
-            </w:pPr>
-            <w:r>
-              <w:rPr>
-                <w:sz w:val="3"/>
-                <w:szCs w:val="3"/>
-                <w:rFonts w:ascii="Calibri" w:cs="Calibri" w:eastAsia="Calibri" w:hAnsi="Calibri"/>
-              </w:rPr>
-              <w:t xml:space="preserve"> </w:t>
-            </w:r>
-          </w:p>
-          <w:p>
-            <w:pPr>
-              <w:widowControl w:val="false"/>
-              <w:pBdr>
-                <w:bottom w:val="single" w:color="9AA0A6" w:sz="6" w:space="2"/>
-              </w:pBdr>
-              <w:spacing w:before="0" w:after="0" w:line="450" w:lineRule="exact"/>
-            </w:pPr>
-            <w:r>
-              <w:rPr>
-                <w:sz w:val="18"/>
-                <w:szCs w:val="18"/>
-                <w:rFonts w:ascii="Calibri" w:cs="Calibri" w:eastAsia="Calibri" w:hAnsi="Calibri"/>
-              </w:rPr>
-              <w:t xml:space="preserve"> </w:t>
+              <w:t xml:space="preserve">BUILD YOURS — write each piece on the lines, then combine them at the bottom</w:t>
+            </w:r>
+          </w:p>
+          <w:p>
+            <w:pPr>
+              <w:spacing w:after="40"/>
+            </w:pPr>
+            <w:r>
+              <w:rPr>
+                <w:b w:val="false"/>
+                <w:bCs w:val="false"/>
+                <w:i w:val="false"/>
+                <w:iCs w:val="false"/>
+                <w:color w:val="1A1A1A"/>
+                <w:sz w:val="33"/>
+                <w:szCs w:val="33"/>
+                <w:caps w:val="false"/>
+                <w:rFonts w:ascii="Calibri" w:cs="Calibri" w:eastAsia="Calibri" w:hAnsi="Calibri"/>
+              </w:rPr>
+              <w:t xml:space="preserve">Fill in each part of your goal. Use the lines.</w:t>
             </w:r>
           </w:p>
         </w:tc>
@@ -3636,8 +3499,8 @@
         </w:tblBorders>
       </w:tblPr>
       <w:tblGrid>
-        <w:gridCol w:w="3045"/>
-        <w:gridCol w:w="6747"/>
+        <w:gridCol w:w="3900"/>
+        <w:gridCol w:w="5892"/>
       </w:tblGrid>
       <w:tr>
         <w:trPr>
@@ -3645,7 +3508,7 @@
         </w:trPr>
         <w:tc>
           <w:tcPr>
-            <w:tcW w:type="dxa" w:w="3045"/>
+            <w:tcW w:type="dxa" w:w="3900"/>
             <w:tcBorders>
               <w:top w:val="single" w:color="D9D5C8" w:sz="4"/>
               <w:left w:val="single" w:color="D9D5C8" w:sz="4"/>
@@ -3676,13 +3539,13 @@
                 <w:caps w:val="false"/>
                 <w:rFonts w:ascii="Calibri" w:cs="Calibri" w:eastAsia="Calibri" w:hAnsi="Calibri"/>
               </w:rPr>
-              <w:t xml:space="preserve">Before we start…</w:t>
-            </w:r>
-          </w:p>
-        </w:tc>
-        <w:tc>
-          <w:tcPr>
-            <w:tcW w:type="dxa" w:w="6747"/>
+              <w:t xml:space="preserve">Part of my goal</w:t>
+            </w:r>
+          </w:p>
+        </w:tc>
+        <w:tc>
+          <w:tcPr>
+            <w:tcW w:type="dxa" w:w="5892"/>
             <w:tcBorders>
               <w:top w:val="single" w:color="D9D5C8" w:sz="4"/>
               <w:left w:val="single" w:color="D9D5C8" w:sz="4"/>
@@ -3713,7 +3576,7 @@
                 <w:caps w:val="false"/>
                 <w:rFonts w:ascii="Calibri" w:cs="Calibri" w:eastAsia="Calibri" w:hAnsi="Calibri"/>
               </w:rPr>
-              <w:t xml:space="preserve">Write on the lines</w:t>
+              <w:t xml:space="preserve">Write your piece on the lines</w:t>
             </w:r>
           </w:p>
         </w:tc>
@@ -3721,7 +3584,7 @@
       <w:tr>
         <w:tc>
           <w:tcPr>
-            <w:tcW w:type="dxa" w:w="3045"/>
+            <w:tcW w:type="dxa" w:w="3900"/>
             <w:tcBorders>
               <w:top w:val="single" w:color="D9D5C8" w:sz="4"/>
               <w:left w:val="single" w:color="D9D5C8" w:sz="4"/>
@@ -3751,13 +3614,13 @@
                 <w:caps w:val="false"/>
                 <w:rFonts w:ascii="Calibri" w:cs="Calibri" w:eastAsia="Calibri" w:hAnsi="Calibri"/>
               </w:rPr>
-              <w:t xml:space="preserve">One thing I already know</w:t>
-            </w:r>
-          </w:p>
-        </w:tc>
-        <w:tc>
-          <w:tcPr>
-            <w:tcW w:type="dxa" w:w="6747"/>
+              <w:t xml:space="preserve">S — Specific: what exactly will I be able to do?</w:t>
+            </w:r>
+          </w:p>
+        </w:tc>
+        <w:tc>
+          <w:tcPr>
+            <w:tcW w:type="dxa" w:w="5892"/>
             <w:tcBorders>
               <w:top w:val="single" w:color="D9D5C8" w:sz="4"/>
               <w:left w:val="single" w:color="D9D5C8" w:sz="4"/>
@@ -3823,7 +3686,7 @@
       <w:tr>
         <w:tc>
           <w:tcPr>
-            <w:tcW w:type="dxa" w:w="3045"/>
+            <w:tcW w:type="dxa" w:w="3900"/>
             <w:tcBorders>
               <w:top w:val="single" w:color="D9D5C8" w:sz="4"/>
               <w:left w:val="single" w:color="D9D5C8" w:sz="4"/>
@@ -3853,13 +3716,13 @@
                 <w:caps w:val="false"/>
                 <w:rFonts w:ascii="Calibri" w:cs="Calibri" w:eastAsia="Calibri" w:hAnsi="Calibri"/>
               </w:rPr>
-              <w:t xml:space="preserve">One question I want answered</w:t>
-            </w:r>
-          </w:p>
-        </w:tc>
-        <w:tc>
-          <w:tcPr>
-            <w:tcW w:type="dxa" w:w="6747"/>
+              <w:t xml:space="preserve">M — Measurable: how will I prove it? (a score, a diagram, teaching a partner)</w:t>
+            </w:r>
+          </w:p>
+        </w:tc>
+        <w:tc>
+          <w:tcPr>
+            <w:tcW w:type="dxa" w:w="5892"/>
             <w:tcBorders>
               <w:top w:val="single" w:color="D9D5C8" w:sz="4"/>
               <w:left w:val="single" w:color="D9D5C8" w:sz="4"/>
@@ -3922,103 +3785,26 @@
           </w:p>
         </w:tc>
       </w:tr>
-    </w:tbl>
-    <w:p>
-      <w:r>
-        <w:br w:type="page"/>
-      </w:r>
-    </w:p>
-    <w:p>
-      <w:pPr>
-        <w:pStyle w:val="Heading1"/>
-        <w:keepNext/>
-        <w:pageBreakBefore/>
-        <w:spacing w:before="220" w:after="90"/>
-      </w:pPr>
-      <w:r>
-        <w:rPr>
-          <w:b/>
-          <w:bCs/>
-          <w:i w:val="false"/>
-          <w:iCs w:val="false"/>
-          <w:color w:val="1B2A4A"/>
-          <w:sz w:val="54"/>
-          <w:szCs w:val="54"/>
-          <w:caps w:val="false"/>
-          <w:rFonts w:ascii="Calibri" w:cs="Calibri" w:eastAsia="Calibri" w:hAnsi="Calibri"/>
-        </w:rPr>
-        <w:t xml:space="preserve">Standard GC.16 — Article II &amp; the Presidency</w:t>
-      </w:r>
-    </w:p>
-    <w:p>
-      <w:pPr>
-        <w:spacing w:after="60"/>
-      </w:pPr>
-      <w:r>
-        <w:rPr>
-          <w:b/>
-          <w:bCs/>
-          <w:i w:val="false"/>
-          <w:iCs w:val="false"/>
-          <w:color w:val="1A1A1A"/>
-          <w:sz w:val="33"/>
-          <w:szCs w:val="33"/>
-          <w:caps w:val="false"/>
-          <w:rFonts w:ascii="Calibri" w:cs="Calibri" w:eastAsia="Calibri" w:hAnsi="Calibri"/>
-        </w:rPr>
-        <w:t xml:space="preserve">TN Academic Standard GC.16: </w:t>
-      </w:r>
-      <w:r>
-        <w:rPr>
-          <w:b w:val="false"/>
-          <w:bCs w:val="false"/>
-          <w:i w:val="false"/>
-          <w:iCs w:val="false"/>
-          <w:color w:val="1A1A1A"/>
-          <w:sz w:val="33"/>
-          <w:szCs w:val="33"/>
-          <w:caps w:val="false"/>
-          <w:rFonts w:ascii="Calibri" w:cs="Calibri" w:eastAsia="Calibri" w:hAnsi="Calibri"/>
-        </w:rPr>
-        <w:t xml:space="preserve">Analyze Article II of the U.S. Constitution as it relates to the executive branch, including: appointments; Commander-in-chief of the military; eligibility for office; executive orders; length of term (22nd Amendment); oath of office; powers of the president; succession (25th Amendment); treaties. (H)</w:t>
-      </w:r>
-    </w:p>
-    <w:tbl>
-      <w:tblPr>
-        <w:tblW w:type="dxa" w:w="9792"/>
-        <w:tblBorders>
-          <w:top w:val="single" w:color="auto" w:sz="4"/>
-          <w:left w:val="single" w:color="auto" w:sz="4"/>
-          <w:bottom w:val="single" w:color="auto" w:sz="4"/>
-          <w:right w:val="single" w:color="auto" w:sz="4"/>
-          <w:insideH w:val="single" w:color="auto" w:sz="4"/>
-          <w:insideV w:val="single" w:color="auto" w:sz="4"/>
-        </w:tblBorders>
-      </w:tblPr>
-      <w:tblGrid>
-        <w:gridCol w:w="9792"/>
-      </w:tblGrid>
       <w:tr>
         <w:tc>
           <w:tcPr>
-            <w:tcW w:type="dxa" w:w="9792"/>
-            <w:tcBorders>
-              <w:top w:val="single" w:color="D9D5C8" w:sz="4"/>
-              <w:left w:val="single" w:color="D9D5C8" w:sz="4"/>
-              <w:bottom w:val="single" w:color="D9D5C8" w:sz="4"/>
-              <w:right w:val="single" w:color="D9D5C8" w:sz="4"/>
-            </w:tcBorders>
-            <w:shd w:fill="F7F5EF" w:color="auto" w:val="clear"/>
-            <w:tcMar>
-              <w:top w:type="dxa" w:w="55"/>
-              <w:left w:type="dxa" w:w="110"/>
-              <w:bottom w:type="dxa" w:w="55"/>
-              <w:right w:type="dxa" w:w="110"/>
-            </w:tcMar>
-          </w:tcPr>
-          <w:p>
-            <w:pPr>
-              <w:spacing w:after="60"/>
+            <w:tcW w:type="dxa" w:w="3900"/>
+            <w:tcBorders>
+              <w:top w:val="single" w:color="D9D5C8" w:sz="4"/>
+              <w:left w:val="single" w:color="D9D5C8" w:sz="4"/>
+              <w:bottom w:val="single" w:color="D9D5C8" w:sz="4"/>
+              <w:right w:val="single" w:color="D9D5C8" w:sz="4"/>
+            </w:tcBorders>
+            <w:tcMar>
+              <w:top w:type="dxa" w:w="55"/>
+              <w:left w:type="dxa" w:w="110"/>
+              <w:bottom w:type="dxa" w:w="55"/>
+              <w:right w:type="dxa" w:w="110"/>
+            </w:tcMar>
+          </w:tcPr>
+          <w:p>
+            <w:pPr>
+              <w:spacing w:after="0"/>
             </w:pPr>
             <w:r>
               <w:rPr>
@@ -4026,106 +3812,101 @@
                 <w:bCs/>
                 <w:i w:val="false"/>
                 <w:iCs w:val="false"/>
-                <w:color w:val="1B2A4A"/>
-                <w:sz w:val="32"/>
-                <w:szCs w:val="32"/>
-                <w:caps w:val="false"/>
-                <w:rFonts w:ascii="Calibri" w:cs="Calibri" w:eastAsia="Calibri" w:hAnsi="Calibri"/>
-              </w:rPr>
-              <w:t xml:space="preserve">LEARNING TARGETS — I can…</w:t>
-            </w:r>
-          </w:p>
-          <w:p>
-            <w:pPr>
-              <w:spacing w:after="40"/>
-            </w:pPr>
-            <w:r>
-              <w:rPr>
-                <w:b w:val="false"/>
-                <w:bCs w:val="false"/>
-                <w:i w:val="false"/>
-                <w:iCs w:val="false"/>
                 <w:color w:val="1A1A1A"/>
-                <w:sz w:val="32"/>
-                <w:szCs w:val="32"/>
-                <w:caps w:val="false"/>
-                <w:rFonts w:ascii="Calibri" w:cs="Calibri" w:eastAsia="Calibri" w:hAnsi="Calibri"/>
-              </w:rPr>
-              <w:t xml:space="preserve">•  I can I can analyze Article II — the qualifications, powers, roles, term, and succession of the President..</w:t>
+                <w:sz w:val="30"/>
+                <w:szCs w:val="30"/>
+                <w:caps w:val="false"/>
+                <w:rFonts w:ascii="Calibri" w:cs="Calibri" w:eastAsia="Calibri" w:hAnsi="Calibri"/>
+              </w:rPr>
+              <w:t xml:space="preserve">A — Achievable: what effort will it take to reach it?</w:t>
+            </w:r>
+          </w:p>
+        </w:tc>
+        <w:tc>
+          <w:tcPr>
+            <w:tcW w:type="dxa" w:w="5892"/>
+            <w:tcBorders>
+              <w:top w:val="single" w:color="D9D5C8" w:sz="4"/>
+              <w:left w:val="single" w:color="D9D5C8" w:sz="4"/>
+              <w:bottom w:val="single" w:color="D9D5C8" w:sz="4"/>
+              <w:right w:val="single" w:color="D9D5C8" w:sz="4"/>
+            </w:tcBorders>
+            <w:tcMar>
+              <w:top w:type="dxa" w:w="55"/>
+              <w:left w:type="dxa" w:w="110"/>
+              <w:bottom w:type="dxa" w:w="55"/>
+              <w:right w:type="dxa" w:w="110"/>
+            </w:tcMar>
+          </w:tcPr>
+          <w:p>
+            <w:pPr>
+              <w:widowControl w:val="false"/>
+              <w:pBdr>
+                <w:bottom w:val="single" w:color="9AA0A6" w:sz="6" w:space="2"/>
+              </w:pBdr>
+              <w:spacing w:before="0" w:after="0" w:line="450" w:lineRule="exact"/>
+            </w:pPr>
+            <w:r>
+              <w:rPr>
+                <w:sz w:val="18"/>
+                <w:szCs w:val="18"/>
+                <w:rFonts w:ascii="Calibri" w:cs="Calibri" w:eastAsia="Calibri" w:hAnsi="Calibri"/>
+              </w:rPr>
+              <w:t xml:space="preserve"> </w:t>
+            </w:r>
+          </w:p>
+          <w:p>
+            <w:pPr>
+              <w:spacing w:before="0" w:after="0" w:line="135" w:lineRule="exact"/>
+            </w:pPr>
+            <w:r>
+              <w:rPr>
+                <w:sz w:val="3"/>
+                <w:szCs w:val="3"/>
+                <w:rFonts w:ascii="Calibri" w:cs="Calibri" w:eastAsia="Calibri" w:hAnsi="Calibri"/>
+              </w:rPr>
+              <w:t xml:space="preserve"> </w:t>
+            </w:r>
+          </w:p>
+          <w:p>
+            <w:pPr>
+              <w:widowControl w:val="false"/>
+              <w:pBdr>
+                <w:bottom w:val="single" w:color="9AA0A6" w:sz="6" w:space="2"/>
+              </w:pBdr>
+              <w:spacing w:before="0" w:after="0" w:line="450" w:lineRule="exact"/>
+            </w:pPr>
+            <w:r>
+              <w:rPr>
+                <w:sz w:val="18"/>
+                <w:szCs w:val="18"/>
+                <w:rFonts w:ascii="Calibri" w:cs="Calibri" w:eastAsia="Calibri" w:hAnsi="Calibri"/>
+              </w:rPr>
+              <w:t xml:space="preserve"> </w:t>
             </w:r>
           </w:p>
         </w:tc>
       </w:tr>
-    </w:tbl>
-    <w:p>
-      <w:pPr>
-        <w:spacing w:after="80"/>
-      </w:pPr>
-      <w:r>
-        <w:rPr>
-          <w:b/>
-          <w:bCs/>
-          <w:i w:val="false"/>
-          <w:iCs w:val="false"/>
-          <w:color w:val="1B2A4A"/>
-          <w:sz w:val="29"/>
-          <w:szCs w:val="29"/>
-          <w:caps w:val="false"/>
-          <w:rFonts w:ascii="Calibri" w:cs="Calibri" w:eastAsia="Calibri" w:hAnsi="Calibri"/>
-        </w:rPr>
-        <w:t xml:space="preserve">Lenses for this standard: </w:t>
-      </w:r>
-      <w:r>
-        <w:rPr>
-          <w:b w:val="false"/>
-          <w:bCs w:val="false"/>
-          <w:i w:val="false"/>
-          <w:iCs w:val="false"/>
-          <w:color w:val="6B7280"/>
-          <w:sz w:val="29"/>
-          <w:szCs w:val="29"/>
-          <w:caps w:val="false"/>
-          <w:rFonts w:ascii="Calibri" w:cs="Calibri" w:eastAsia="Calibri" w:hAnsi="Calibri"/>
-        </w:rPr>
-        <w:t xml:space="preserve">History (H)</w:t>
-      </w:r>
-    </w:p>
-    <w:tbl>
-      <w:tblPr>
-        <w:tblW w:type="dxa" w:w="9792"/>
-        <w:tblBorders>
-          <w:top w:val="single" w:color="auto" w:sz="4"/>
-          <w:left w:val="single" w:color="auto" w:sz="4"/>
-          <w:bottom w:val="single" w:color="auto" w:sz="4"/>
-          <w:right w:val="single" w:color="auto" w:sz="4"/>
-          <w:insideH w:val="single" w:color="auto" w:sz="4"/>
-          <w:insideV w:val="single" w:color="auto" w:sz="4"/>
-        </w:tblBorders>
-      </w:tblPr>
-      <w:tblGrid>
-        <w:gridCol w:w="9792"/>
-      </w:tblGrid>
       <w:tr>
         <w:tc>
           <w:tcPr>
-            <w:tcW w:type="dxa" w:w="9792"/>
-            <w:tcBorders>
-              <w:top w:val="single" w:color="1B2A4A" w:sz="4"/>
-              <w:left w:val="single" w:color="1B2A4A" w:sz="4"/>
-              <w:bottom w:val="single" w:color="1B2A4A" w:sz="4"/>
-              <w:right w:val="single" w:color="1B2A4A" w:sz="4"/>
-            </w:tcBorders>
-            <w:shd w:fill="1B2A4A" w:color="auto" w:val="clear"/>
-            <w:tcMar>
-              <w:top w:type="dxa" w:w="55"/>
-              <w:left w:type="dxa" w:w="110"/>
-              <w:bottom w:type="dxa" w:w="55"/>
-              <w:right w:type="dxa" w:w="110"/>
-            </w:tcMar>
-          </w:tcPr>
-          <w:p>
-            <w:pPr>
-              <w:spacing w:after="70"/>
+            <w:tcW w:type="dxa" w:w="3900"/>
+            <w:tcBorders>
+              <w:top w:val="single" w:color="D9D5C8" w:sz="4"/>
+              <w:left w:val="single" w:color="D9D5C8" w:sz="4"/>
+              <w:bottom w:val="single" w:color="D9D5C8" w:sz="4"/>
+              <w:right w:val="single" w:color="D9D5C8" w:sz="4"/>
+            </w:tcBorders>
+            <w:tcMar>
+              <w:top w:type="dxa" w:w="55"/>
+              <w:left w:type="dxa" w:w="110"/>
+              <w:bottom w:type="dxa" w:w="55"/>
+              <w:right w:type="dxa" w:w="110"/>
+            </w:tcMar>
+          </w:tcPr>
+          <w:p>
+            <w:pPr>
+              <w:spacing w:after="0"/>
             </w:pPr>
             <w:r>
               <w:rPr>
@@ -4133,32 +3914,179 @@
                 <w:bCs/>
                 <w:i w:val="false"/>
                 <w:iCs w:val="false"/>
-                <w:color w:val="C89B3C"/>
-                <w:sz w:val="35"/>
-                <w:szCs w:val="35"/>
-                <w:caps w:val="false"/>
-                <w:rFonts w:ascii="Calibri" w:cs="Calibri" w:eastAsia="Calibri" w:hAnsi="Calibri"/>
-              </w:rPr>
-              <w:t xml:space="preserve">CORE PATH — the same for every student</w:t>
-            </w:r>
-          </w:p>
-          <w:p>
-            <w:pPr>
-              <w:spacing w:after="40"/>
-            </w:pPr>
-            <w:r>
-              <w:rPr>
-                <w:b w:val="false"/>
-                <w:bCs w:val="false"/>
-                <w:i w:val="false"/>
-                <w:iCs w:val="false"/>
-                <w:color w:val="FFFFFF"/>
-                <w:sz w:val="33"/>
-                <w:szCs w:val="33"/>
-                <w:caps w:val="false"/>
-                <w:rFonts w:ascii="Calibri" w:cs="Calibri" w:eastAsia="Calibri" w:hAnsi="Calibri"/>
-              </w:rPr>
-              <w:t xml:space="preserve">Every student works this standard at the same rigor: analyze the sources and vocabulary, then demonstrate learning on the Practice Quiz and CER. UDL and MTSS give you flexible ways in — they never lower the bar. Check yourself against the learning targets on the Cornell Notes page.</w:t>
+                <w:color w:val="1A1A1A"/>
+                <w:sz w:val="30"/>
+                <w:szCs w:val="30"/>
+                <w:caps w:val="false"/>
+                <w:rFonts w:ascii="Calibri" w:cs="Calibri" w:eastAsia="Calibri" w:hAnsi="Calibri"/>
+              </w:rPr>
+              <w:t xml:space="preserve">R — Relevant: how does it connect to the big question above?</w:t>
+            </w:r>
+          </w:p>
+        </w:tc>
+        <w:tc>
+          <w:tcPr>
+            <w:tcW w:type="dxa" w:w="5892"/>
+            <w:tcBorders>
+              <w:top w:val="single" w:color="D9D5C8" w:sz="4"/>
+              <w:left w:val="single" w:color="D9D5C8" w:sz="4"/>
+              <w:bottom w:val="single" w:color="D9D5C8" w:sz="4"/>
+              <w:right w:val="single" w:color="D9D5C8" w:sz="4"/>
+            </w:tcBorders>
+            <w:tcMar>
+              <w:top w:type="dxa" w:w="55"/>
+              <w:left w:type="dxa" w:w="110"/>
+              <w:bottom w:type="dxa" w:w="55"/>
+              <w:right w:type="dxa" w:w="110"/>
+            </w:tcMar>
+          </w:tcPr>
+          <w:p>
+            <w:pPr>
+              <w:widowControl w:val="false"/>
+              <w:pBdr>
+                <w:bottom w:val="single" w:color="9AA0A6" w:sz="6" w:space="2"/>
+              </w:pBdr>
+              <w:spacing w:before="0" w:after="0" w:line="450" w:lineRule="exact"/>
+            </w:pPr>
+            <w:r>
+              <w:rPr>
+                <w:sz w:val="18"/>
+                <w:szCs w:val="18"/>
+                <w:rFonts w:ascii="Calibri" w:cs="Calibri" w:eastAsia="Calibri" w:hAnsi="Calibri"/>
+              </w:rPr>
+              <w:t xml:space="preserve"> </w:t>
+            </w:r>
+          </w:p>
+          <w:p>
+            <w:pPr>
+              <w:spacing w:before="0" w:after="0" w:line="135" w:lineRule="exact"/>
+            </w:pPr>
+            <w:r>
+              <w:rPr>
+                <w:sz w:val="3"/>
+                <w:szCs w:val="3"/>
+                <w:rFonts w:ascii="Calibri" w:cs="Calibri" w:eastAsia="Calibri" w:hAnsi="Calibri"/>
+              </w:rPr>
+              <w:t xml:space="preserve"> </w:t>
+            </w:r>
+          </w:p>
+          <w:p>
+            <w:pPr>
+              <w:widowControl w:val="false"/>
+              <w:pBdr>
+                <w:bottom w:val="single" w:color="9AA0A6" w:sz="6" w:space="2"/>
+              </w:pBdr>
+              <w:spacing w:before="0" w:after="0" w:line="450" w:lineRule="exact"/>
+            </w:pPr>
+            <w:r>
+              <w:rPr>
+                <w:sz w:val="18"/>
+                <w:szCs w:val="18"/>
+                <w:rFonts w:ascii="Calibri" w:cs="Calibri" w:eastAsia="Calibri" w:hAnsi="Calibri"/>
+              </w:rPr>
+              <w:t xml:space="preserve"> </w:t>
+            </w:r>
+          </w:p>
+        </w:tc>
+      </w:tr>
+      <w:tr>
+        <w:tc>
+          <w:tcPr>
+            <w:tcW w:type="dxa" w:w="3900"/>
+            <w:tcBorders>
+              <w:top w:val="single" w:color="D9D5C8" w:sz="4"/>
+              <w:left w:val="single" w:color="D9D5C8" w:sz="4"/>
+              <w:bottom w:val="single" w:color="D9D5C8" w:sz="4"/>
+              <w:right w:val="single" w:color="D9D5C8" w:sz="4"/>
+            </w:tcBorders>
+            <w:tcMar>
+              <w:top w:type="dxa" w:w="55"/>
+              <w:left w:type="dxa" w:w="110"/>
+              <w:bottom w:type="dxa" w:w="55"/>
+              <w:right w:type="dxa" w:w="110"/>
+            </w:tcMar>
+          </w:tcPr>
+          <w:p>
+            <w:pPr>
+              <w:spacing w:after="0"/>
+            </w:pPr>
+            <w:r>
+              <w:rPr>
+                <w:b/>
+                <w:bCs/>
+                <w:i w:val="false"/>
+                <w:iCs w:val="false"/>
+                <w:color w:val="1A1A1A"/>
+                <w:sz w:val="30"/>
+                <w:szCs w:val="30"/>
+                <w:caps w:val="false"/>
+                <w:rFonts w:ascii="Calibri" w:cs="Calibri" w:eastAsia="Calibri" w:hAnsi="Calibri"/>
+              </w:rPr>
+              <w:t xml:space="preserve">T — Time-bound: by when?</w:t>
+            </w:r>
+          </w:p>
+        </w:tc>
+        <w:tc>
+          <w:tcPr>
+            <w:tcW w:type="dxa" w:w="5892"/>
+            <w:tcBorders>
+              <w:top w:val="single" w:color="D9D5C8" w:sz="4"/>
+              <w:left w:val="single" w:color="D9D5C8" w:sz="4"/>
+              <w:bottom w:val="single" w:color="D9D5C8" w:sz="4"/>
+              <w:right w:val="single" w:color="D9D5C8" w:sz="4"/>
+            </w:tcBorders>
+            <w:tcMar>
+              <w:top w:type="dxa" w:w="55"/>
+              <w:left w:type="dxa" w:w="110"/>
+              <w:bottom w:type="dxa" w:w="55"/>
+              <w:right w:type="dxa" w:w="110"/>
+            </w:tcMar>
+          </w:tcPr>
+          <w:p>
+            <w:pPr>
+              <w:widowControl w:val="false"/>
+              <w:pBdr>
+                <w:bottom w:val="single" w:color="9AA0A6" w:sz="6" w:space="2"/>
+              </w:pBdr>
+              <w:spacing w:before="0" w:after="0" w:line="450" w:lineRule="exact"/>
+            </w:pPr>
+            <w:r>
+              <w:rPr>
+                <w:sz w:val="18"/>
+                <w:szCs w:val="18"/>
+                <w:rFonts w:ascii="Calibri" w:cs="Calibri" w:eastAsia="Calibri" w:hAnsi="Calibri"/>
+              </w:rPr>
+              <w:t xml:space="preserve"> </w:t>
+            </w:r>
+          </w:p>
+          <w:p>
+            <w:pPr>
+              <w:spacing w:before="0" w:after="0" w:line="135" w:lineRule="exact"/>
+            </w:pPr>
+            <w:r>
+              <w:rPr>
+                <w:sz w:val="3"/>
+                <w:szCs w:val="3"/>
+                <w:rFonts w:ascii="Calibri" w:cs="Calibri" w:eastAsia="Calibri" w:hAnsi="Calibri"/>
+              </w:rPr>
+              <w:t xml:space="preserve"> </w:t>
+            </w:r>
+          </w:p>
+          <w:p>
+            <w:pPr>
+              <w:widowControl w:val="false"/>
+              <w:pBdr>
+                <w:bottom w:val="single" w:color="9AA0A6" w:sz="6" w:space="2"/>
+              </w:pBdr>
+              <w:spacing w:before="0" w:after="0" w:line="450" w:lineRule="exact"/>
+            </w:pPr>
+            <w:r>
+              <w:rPr>
+                <w:sz w:val="18"/>
+                <w:szCs w:val="18"/>
+                <w:rFonts w:ascii="Calibri" w:cs="Calibri" w:eastAsia="Calibri" w:hAnsi="Calibri"/>
+              </w:rPr>
+              <w:t xml:space="preserve"> </w:t>
             </w:r>
           </w:p>
         </w:tc>
@@ -4199,7 +4127,7 @@
           </w:tcPr>
           <w:p>
             <w:pPr>
-              <w:spacing w:after="60"/>
+              <w:spacing w:after="0"/>
             </w:pPr>
             <w:r>
               <w:rPr>
@@ -4213,7 +4141,158 @@
                 <w:caps w:val="false"/>
                 <w:rFonts w:ascii="Calibri" w:cs="Calibri" w:eastAsia="Calibri" w:hAnsi="Calibri"/>
               </w:rPr>
-              <w:t xml:space="preserve">SET YOUR GOAL (self-direction)</w:t>
+              <w:t xml:space="preserve">PUT IT TOGETHER — my S.M.A.R.T. goal in one or two sentences:</w:t>
+            </w:r>
+          </w:p>
+        </w:tc>
+      </w:tr>
+      <w:tr>
+        <w:tc>
+          <w:tcPr>
+            <w:tcW w:type="dxa" w:w="9792"/>
+            <w:tcBorders>
+              <w:top w:val="single" w:color="D9D5C8" w:sz="4"/>
+              <w:left w:val="single" w:color="D9D5C8" w:sz="4"/>
+              <w:bottom w:val="single" w:color="D9D5C8" w:sz="4"/>
+              <w:right w:val="single" w:color="D9D5C8" w:sz="4"/>
+            </w:tcBorders>
+            <w:tcMar>
+              <w:top w:type="dxa" w:w="55"/>
+              <w:left w:type="dxa" w:w="110"/>
+              <w:bottom w:type="dxa" w:w="55"/>
+              <w:right w:type="dxa" w:w="110"/>
+            </w:tcMar>
+          </w:tcPr>
+          <w:p>
+            <w:pPr>
+              <w:widowControl w:val="false"/>
+              <w:pBdr>
+                <w:bottom w:val="single" w:color="9AA0A6" w:sz="6" w:space="2"/>
+              </w:pBdr>
+              <w:spacing w:before="0" w:after="0" w:line="450" w:lineRule="exact"/>
+            </w:pPr>
+            <w:r>
+              <w:rPr>
+                <w:sz w:val="18"/>
+                <w:szCs w:val="18"/>
+                <w:rFonts w:ascii="Calibri" w:cs="Calibri" w:eastAsia="Calibri" w:hAnsi="Calibri"/>
+              </w:rPr>
+              <w:t xml:space="preserve"> </w:t>
+            </w:r>
+          </w:p>
+          <w:p>
+            <w:pPr>
+              <w:spacing w:before="0" w:after="0" w:line="135" w:lineRule="exact"/>
+            </w:pPr>
+            <w:r>
+              <w:rPr>
+                <w:sz w:val="3"/>
+                <w:szCs w:val="3"/>
+                <w:rFonts w:ascii="Calibri" w:cs="Calibri" w:eastAsia="Calibri" w:hAnsi="Calibri"/>
+              </w:rPr>
+              <w:t xml:space="preserve"> </w:t>
+            </w:r>
+          </w:p>
+          <w:p>
+            <w:pPr>
+              <w:widowControl w:val="false"/>
+              <w:pBdr>
+                <w:bottom w:val="single" w:color="9AA0A6" w:sz="6" w:space="2"/>
+              </w:pBdr>
+              <w:spacing w:before="0" w:after="0" w:line="450" w:lineRule="exact"/>
+            </w:pPr>
+            <w:r>
+              <w:rPr>
+                <w:sz w:val="18"/>
+                <w:szCs w:val="18"/>
+                <w:rFonts w:ascii="Calibri" w:cs="Calibri" w:eastAsia="Calibri" w:hAnsi="Calibri"/>
+              </w:rPr>
+              <w:t xml:space="preserve"> </w:t>
+            </w:r>
+          </w:p>
+          <w:p>
+            <w:pPr>
+              <w:spacing w:before="0" w:after="0" w:line="135" w:lineRule="exact"/>
+            </w:pPr>
+            <w:r>
+              <w:rPr>
+                <w:sz w:val="3"/>
+                <w:szCs w:val="3"/>
+                <w:rFonts w:ascii="Calibri" w:cs="Calibri" w:eastAsia="Calibri" w:hAnsi="Calibri"/>
+              </w:rPr>
+              <w:t xml:space="preserve"> </w:t>
+            </w:r>
+          </w:p>
+          <w:p>
+            <w:pPr>
+              <w:widowControl w:val="false"/>
+              <w:pBdr>
+                <w:bottom w:val="single" w:color="9AA0A6" w:sz="6" w:space="2"/>
+              </w:pBdr>
+              <w:spacing w:before="0" w:after="0" w:line="450" w:lineRule="exact"/>
+            </w:pPr>
+            <w:r>
+              <w:rPr>
+                <w:sz w:val="18"/>
+                <w:szCs w:val="18"/>
+                <w:rFonts w:ascii="Calibri" w:cs="Calibri" w:eastAsia="Calibri" w:hAnsi="Calibri"/>
+              </w:rPr>
+              <w:t xml:space="preserve"> </w:t>
+            </w:r>
+          </w:p>
+        </w:tc>
+      </w:tr>
+    </w:tbl>
+    <w:tbl>
+      <w:tblPr>
+        <w:tblW w:type="dxa" w:w="9792"/>
+        <w:tblBorders>
+          <w:top w:val="single" w:color="auto" w:sz="4"/>
+          <w:left w:val="single" w:color="auto" w:sz="4"/>
+          <w:bottom w:val="single" w:color="auto" w:sz="4"/>
+          <w:right w:val="single" w:color="auto" w:sz="4"/>
+          <w:insideH w:val="single" w:color="auto" w:sz="4"/>
+          <w:insideV w:val="single" w:color="auto" w:sz="4"/>
+        </w:tblBorders>
+      </w:tblPr>
+      <w:tblGrid>
+        <w:gridCol w:w="9792"/>
+      </w:tblGrid>
+      <w:tr>
+        <w:tc>
+          <w:tcPr>
+            <w:tcW w:type="dxa" w:w="9792"/>
+            <w:tcBorders>
+              <w:top w:val="single" w:color="D9D5C8" w:sz="4"/>
+              <w:left w:val="single" w:color="D9D5C8" w:sz="4"/>
+              <w:bottom w:val="single" w:color="D9D5C8" w:sz="4"/>
+              <w:right w:val="single" w:color="D9D5C8" w:sz="4"/>
+            </w:tcBorders>
+            <w:shd w:fill="F7F5EF" w:color="auto" w:val="clear"/>
+            <w:tcMar>
+              <w:top w:type="dxa" w:w="55"/>
+              <w:left w:type="dxa" w:w="110"/>
+              <w:bottom w:type="dxa" w:w="55"/>
+              <w:right w:type="dxa" w:w="110"/>
+            </w:tcMar>
+          </w:tcPr>
+          <w:p>
+            <w:pPr>
+              <w:spacing w:after="60"/>
+            </w:pPr>
+            <w:r>
+              <w:rPr>
+                <w:b/>
+                <w:bCs/>
+                <w:i w:val="false"/>
+                <w:iCs w:val="false"/>
+                <w:color w:val="1B2A4A"/>
+                <w:sz w:val="32"/>
+                <w:szCs w:val="32"/>
+                <w:caps w:val="false"/>
+                <w:rFonts w:ascii="Calibri" w:cs="Calibri" w:eastAsia="Calibri" w:hAnsi="Calibri"/>
+              </w:rPr>
+              <w:t xml:space="preserve">SEAL IT — a goal you can see is a goal you keep</w:t>
             </w:r>
           </w:p>
           <w:p>
@@ -4227,62 +4306,113 @@
                 <w:i w:val="false"/>
                 <w:iCs w:val="false"/>
                 <w:color w:val="1A1A1A"/>
-                <w:sz w:val="33"/>
-                <w:szCs w:val="33"/>
-                <w:caps w:val="false"/>
-                <w:rFonts w:ascii="Calibri" w:cs="Calibri" w:eastAsia="Calibri" w:hAnsi="Calibri"/>
-              </w:rPr>
-              <w:t xml:space="preserve">My goal for this standard — what will I be able to do, and how will I show it?</w:t>
+                <w:sz w:val="30"/>
+                <w:szCs w:val="30"/>
+                <w:caps w:val="false"/>
+                <w:rFonts w:ascii="Calibri" w:cs="Calibri" w:eastAsia="Calibri" w:hAnsi="Calibri"/>
+              </w:rPr>
+              <w:t xml:space="preserve">One thing I already know about this topic: ______________________________________________</w:t>
+            </w:r>
+          </w:p>
+          <w:p>
+            <w:pPr>
+              <w:spacing w:after="40"/>
+            </w:pPr>
+            <w:r>
+              <w:rPr>
+                <w:b w:val="false"/>
+                <w:bCs w:val="false"/>
+                <w:i w:val="false"/>
+                <w:iCs w:val="false"/>
+                <w:color w:val="1A1A1A"/>
+                <w:sz w:val="30"/>
+                <w:szCs w:val="30"/>
+                <w:caps w:val="false"/>
+                <w:rFonts w:ascii="Calibri" w:cs="Calibri" w:eastAsia="Calibri" w:hAnsi="Calibri"/>
+              </w:rPr>
+              <w:t xml:space="preserve">One question I want answered by the end: ______________________________________________</w:t>
+            </w:r>
+          </w:p>
+          <w:p>
+            <w:pPr>
+              <w:spacing w:after="40"/>
+            </w:pPr>
+            <w:r>
+              <w:rPr>
+                <w:b/>
+                <w:bCs/>
+                <w:i w:val="false"/>
+                <w:iCs w:val="false"/>
+                <w:color w:val="1A1A1A"/>
+                <w:sz w:val="30"/>
+                <w:szCs w:val="30"/>
+                <w:caps w:val="false"/>
+                <w:rFonts w:ascii="Calibri" w:cs="Calibri" w:eastAsia="Calibri" w:hAnsi="Calibri"/>
+              </w:rPr>
+              <w:t xml:space="preserve">Signed: __________________     Date: __________     I will check my progress on: __________</w:t>
             </w:r>
           </w:p>
         </w:tc>
       </w:tr>
     </w:tbl>
     <w:p>
-      <w:pPr>
-        <w:widowControl w:val="false"/>
-        <w:pBdr>
-          <w:bottom w:val="single" w:color="9AA0A6" w:sz="6" w:space="2"/>
-        </w:pBdr>
-        <w:spacing w:before="0" w:after="0" w:line="450" w:lineRule="exact"/>
-      </w:pPr>
-      <w:r>
-        <w:rPr>
-          <w:sz w:val="18"/>
-          <w:szCs w:val="18"/>
-          <w:rFonts w:ascii="Calibri" w:cs="Calibri" w:eastAsia="Calibri" w:hAnsi="Calibri"/>
-        </w:rPr>
-        <w:t xml:space="preserve"> </w:t>
+      <w:r>
+        <w:br w:type="page"/>
       </w:r>
     </w:p>
     <w:p>
       <w:pPr>
-        <w:spacing w:before="0" w:after="0" w:line="135" w:lineRule="exact"/>
+        <w:pStyle w:val="Heading1"/>
+        <w:keepNext/>
+        <w:pageBreakBefore/>
+        <w:spacing w:before="220" w:after="90"/>
       </w:pPr>
       <w:r>
         <w:rPr>
-          <w:sz w:val="3"/>
-          <w:szCs w:val="3"/>
-          <w:rFonts w:ascii="Calibri" w:cs="Calibri" w:eastAsia="Calibri" w:hAnsi="Calibri"/>
-        </w:rPr>
-        <w:t xml:space="preserve"> </w:t>
+          <w:b/>
+          <w:bCs/>
+          <w:i w:val="false"/>
+          <w:iCs w:val="false"/>
+          <w:color w:val="1B2A4A"/>
+          <w:sz w:val="54"/>
+          <w:szCs w:val="54"/>
+          <w:caps w:val="false"/>
+          <w:rFonts w:ascii="Calibri" w:cs="Calibri" w:eastAsia="Calibri" w:hAnsi="Calibri"/>
+        </w:rPr>
+        <w:t xml:space="preserve">Standard GC.16 — Article II &amp; the Presidency</w:t>
       </w:r>
     </w:p>
     <w:p>
       <w:pPr>
-        <w:widowControl w:val="false"/>
-        <w:pBdr>
-          <w:bottom w:val="single" w:color="9AA0A6" w:sz="6" w:space="2"/>
-        </w:pBdr>
-        <w:spacing w:before="0" w:after="0" w:line="450" w:lineRule="exact"/>
+        <w:spacing w:after="60"/>
       </w:pPr>
       <w:r>
         <w:rPr>
-          <w:sz w:val="18"/>
-          <w:szCs w:val="18"/>
-          <w:rFonts w:ascii="Calibri" w:cs="Calibri" w:eastAsia="Calibri" w:hAnsi="Calibri"/>
-        </w:rPr>
-        <w:t xml:space="preserve"> </w:t>
+          <w:b/>
+          <w:bCs/>
+          <w:i w:val="false"/>
+          <w:iCs w:val="false"/>
+          <w:color w:val="1A1A1A"/>
+          <w:sz w:val="33"/>
+          <w:szCs w:val="33"/>
+          <w:caps w:val="false"/>
+          <w:rFonts w:ascii="Calibri" w:cs="Calibri" w:eastAsia="Calibri" w:hAnsi="Calibri"/>
+        </w:rPr>
+        <w:t xml:space="preserve">TN Academic Standard GC.16: </w:t>
+      </w:r>
+      <w:r>
+        <w:rPr>
+          <w:b w:val="false"/>
+          <w:bCs w:val="false"/>
+          <w:i w:val="false"/>
+          <w:iCs w:val="false"/>
+          <w:color w:val="1A1A1A"/>
+          <w:sz w:val="33"/>
+          <w:szCs w:val="33"/>
+          <w:caps w:val="false"/>
+          <w:rFonts w:ascii="Calibri" w:cs="Calibri" w:eastAsia="Calibri" w:hAnsi="Calibri"/>
+        </w:rPr>
+        <w:t xml:space="preserve">Analyze Article II of the U.S. Constitution as it relates to the executive branch, including: appointments; Commander-in-chief of the military; eligibility for office; executive orders; length of term (22nd Amendment); oath of office; powers of the president; succession (25th Amendment); treaties. (H)</w:t>
       </w:r>
     </w:p>
     <w:tbl>
@@ -4334,7 +4464,7 @@
                 <w:caps w:val="false"/>
                 <w:rFonts w:ascii="Calibri" w:cs="Calibri" w:eastAsia="Calibri" w:hAnsi="Calibri"/>
               </w:rPr>
-              <w:t xml:space="preserve">HOOK — think before you dig in</w:t>
+              <w:t xml:space="preserve">LEARNING TARGETS — I can…</w:t>
             </w:r>
           </w:p>
           <w:p>
@@ -4348,12 +4478,12 @@
                 <w:i w:val="false"/>
                 <w:iCs w:val="false"/>
                 <w:color w:val="1A1A1A"/>
-                <w:sz w:val="33"/>
-                <w:szCs w:val="33"/>
-                <w:caps w:val="false"/>
-                <w:rFonts w:ascii="Calibri" w:cs="Calibri" w:eastAsia="Calibri" w:hAnsi="Calibri"/>
-              </w:rPr>
-              <w:t xml:space="preserve">One person commands the world's most powerful military — yet cannot make a treaty or hire a cabinet officer alone. Who holds the leash?</w:t>
+                <w:sz w:val="32"/>
+                <w:szCs w:val="32"/>
+                <w:caps w:val="false"/>
+                <w:rFonts w:ascii="Calibri" w:cs="Calibri" w:eastAsia="Calibri" w:hAnsi="Calibri"/>
+              </w:rPr>
+              <w:t xml:space="preserve">•  I can analyze Article II — the qualifications, powers, roles, term, and succession of the President..</w:t>
             </w:r>
           </w:p>
         </w:tc>
@@ -4361,49 +4491,35 @@
     </w:tbl>
     <w:p>
       <w:pPr>
-        <w:widowControl w:val="false"/>
-        <w:pBdr>
-          <w:bottom w:val="single" w:color="9AA0A6" w:sz="6" w:space="2"/>
-        </w:pBdr>
-        <w:spacing w:before="0" w:after="0" w:line="450" w:lineRule="exact"/>
+        <w:spacing w:after="80"/>
       </w:pPr>
       <w:r>
         <w:rPr>
-          <w:sz w:val="18"/>
-          <w:szCs w:val="18"/>
-          <w:rFonts w:ascii="Calibri" w:cs="Calibri" w:eastAsia="Calibri" w:hAnsi="Calibri"/>
-        </w:rPr>
-        <w:t xml:space="preserve"> </w:t>
-      </w:r>
-    </w:p>
-    <w:p>
-      <w:pPr>
-        <w:spacing w:before="0" w:after="0" w:line="135" w:lineRule="exact"/>
-      </w:pPr>
-      <w:r>
-        <w:rPr>
-          <w:sz w:val="3"/>
-          <w:szCs w:val="3"/>
-          <w:rFonts w:ascii="Calibri" w:cs="Calibri" w:eastAsia="Calibri" w:hAnsi="Calibri"/>
-        </w:rPr>
-        <w:t xml:space="preserve"> </w:t>
-      </w:r>
-    </w:p>
-    <w:p>
-      <w:pPr>
-        <w:widowControl w:val="false"/>
-        <w:pBdr>
-          <w:bottom w:val="single" w:color="9AA0A6" w:sz="6" w:space="2"/>
-        </w:pBdr>
-        <w:spacing w:before="0" w:after="0" w:line="450" w:lineRule="exact"/>
-      </w:pPr>
-      <w:r>
-        <w:rPr>
-          <w:sz w:val="18"/>
-          <w:szCs w:val="18"/>
-          <w:rFonts w:ascii="Calibri" w:cs="Calibri" w:eastAsia="Calibri" w:hAnsi="Calibri"/>
-        </w:rPr>
-        <w:t xml:space="preserve"> </w:t>
+          <w:b/>
+          <w:bCs/>
+          <w:i w:val="false"/>
+          <w:iCs w:val="false"/>
+          <w:color w:val="1B2A4A"/>
+          <w:sz w:val="29"/>
+          <w:szCs w:val="29"/>
+          <w:caps w:val="false"/>
+          <w:rFonts w:ascii="Calibri" w:cs="Calibri" w:eastAsia="Calibri" w:hAnsi="Calibri"/>
+        </w:rPr>
+        <w:t xml:space="preserve">Lenses for this standard: </w:t>
+      </w:r>
+      <w:r>
+        <w:rPr>
+          <w:b w:val="false"/>
+          <w:bCs w:val="false"/>
+          <w:i w:val="false"/>
+          <w:iCs w:val="false"/>
+          <w:color w:val="6B7280"/>
+          <w:sz w:val="29"/>
+          <w:szCs w:val="29"/>
+          <w:caps w:val="false"/>
+          <w:rFonts w:ascii="Calibri" w:cs="Calibri" w:eastAsia="Calibri" w:hAnsi="Calibri"/>
+        </w:rPr>
+        <w:t xml:space="preserve">History (H)</w:t>
       </w:r>
     </w:p>
     <w:tbl>
@@ -4426,6 +4542,80 @@
           <w:tcPr>
             <w:tcW w:type="dxa" w:w="9792"/>
             <w:tcBorders>
+              <w:top w:val="single" w:color="1B2A4A" w:sz="4"/>
+              <w:left w:val="single" w:color="1B2A4A" w:sz="4"/>
+              <w:bottom w:val="single" w:color="1B2A4A" w:sz="4"/>
+              <w:right w:val="single" w:color="1B2A4A" w:sz="4"/>
+            </w:tcBorders>
+            <w:shd w:fill="1B2A4A" w:color="auto" w:val="clear"/>
+            <w:tcMar>
+              <w:top w:type="dxa" w:w="55"/>
+              <w:left w:type="dxa" w:w="110"/>
+              <w:bottom w:type="dxa" w:w="55"/>
+              <w:right w:type="dxa" w:w="110"/>
+            </w:tcMar>
+          </w:tcPr>
+          <w:p>
+            <w:pPr>
+              <w:spacing w:after="70"/>
+            </w:pPr>
+            <w:r>
+              <w:rPr>
+                <w:b/>
+                <w:bCs/>
+                <w:i w:val="false"/>
+                <w:iCs w:val="false"/>
+                <w:color w:val="C89B3C"/>
+                <w:sz w:val="35"/>
+                <w:szCs w:val="35"/>
+                <w:caps w:val="false"/>
+                <w:rFonts w:ascii="Calibri" w:cs="Calibri" w:eastAsia="Calibri" w:hAnsi="Calibri"/>
+              </w:rPr>
+              <w:t xml:space="preserve">CORE PATH — the same for every student</w:t>
+            </w:r>
+          </w:p>
+          <w:p>
+            <w:pPr>
+              <w:spacing w:after="40"/>
+            </w:pPr>
+            <w:r>
+              <w:rPr>
+                <w:b w:val="false"/>
+                <w:bCs w:val="false"/>
+                <w:i w:val="false"/>
+                <w:iCs w:val="false"/>
+                <w:color w:val="FFFFFF"/>
+                <w:sz w:val="33"/>
+                <w:szCs w:val="33"/>
+                <w:caps w:val="false"/>
+                <w:rFonts w:ascii="Calibri" w:cs="Calibri" w:eastAsia="Calibri" w:hAnsi="Calibri"/>
+              </w:rPr>
+              <w:t xml:space="preserve">Every student works this standard at the same rigor: analyze the sources and vocabulary, then demonstrate learning on the Practice Quiz and CER. UDL and MTSS give you flexible ways in — they never lower the bar. Check yourself against the learning targets on the Cornell Notes page.</w:t>
+            </w:r>
+          </w:p>
+        </w:tc>
+      </w:tr>
+    </w:tbl>
+    <w:tbl>
+      <w:tblPr>
+        <w:tblW w:type="dxa" w:w="9792"/>
+        <w:tblBorders>
+          <w:top w:val="single" w:color="auto" w:sz="4"/>
+          <w:left w:val="single" w:color="auto" w:sz="4"/>
+          <w:bottom w:val="single" w:color="auto" w:sz="4"/>
+          <w:right w:val="single" w:color="auto" w:sz="4"/>
+          <w:insideH w:val="single" w:color="auto" w:sz="4"/>
+          <w:insideV w:val="single" w:color="auto" w:sz="4"/>
+        </w:tblBorders>
+      </w:tblPr>
+      <w:tblGrid>
+        <w:gridCol w:w="9792"/>
+      </w:tblGrid>
+      <w:tr>
+        <w:tc>
+          <w:tcPr>
+            <w:tcW w:type="dxa" w:w="9792"/>
+            <w:tcBorders>
               <w:top w:val="single" w:color="D9D5C8" w:sz="4"/>
               <w:left w:val="single" w:color="D9D5C8" w:sz="4"/>
               <w:bottom w:val="single" w:color="D9D5C8" w:sz="4"/>
@@ -4455,7 +4645,7 @@
                 <w:caps w:val="false"/>
                 <w:rFonts w:ascii="Calibri" w:cs="Calibri" w:eastAsia="Calibri" w:hAnsi="Calibri"/>
               </w:rPr>
-              <w:t xml:space="preserve">ACTIVATE — what do you already know or wonder?</w:t>
+              <w:t xml:space="preserve">SET YOUR GOAL (self-direction)</w:t>
             </w:r>
           </w:p>
           <w:p>
@@ -4474,42 +4664,12 @@
                 <w:caps w:val="false"/>
                 <w:rFonts w:ascii="Calibri" w:cs="Calibri" w:eastAsia="Calibri" w:hAnsi="Calibri"/>
               </w:rPr>
-              <w:t xml:space="preserve">Jot what you already know or want to find out about this standard. You’ll come back to it.</w:t>
+              <w:t xml:space="preserve">My goal for this standard — what will I be able to do, and how will I show it?</w:t>
             </w:r>
           </w:p>
         </w:tc>
       </w:tr>
     </w:tbl>
-    <w:p>
-      <w:pPr>
-        <w:widowControl w:val="false"/>
-        <w:pBdr>
-          <w:bottom w:val="single" w:color="9AA0A6" w:sz="6" w:space="2"/>
-        </w:pBdr>
-        <w:spacing w:before="0" w:after="0" w:line="450" w:lineRule="exact"/>
-      </w:pPr>
-      <w:r>
-        <w:rPr>
-          <w:sz w:val="18"/>
-          <w:szCs w:val="18"/>
-          <w:rFonts w:ascii="Calibri" w:cs="Calibri" w:eastAsia="Calibri" w:hAnsi="Calibri"/>
-        </w:rPr>
-        <w:t xml:space="preserve"> </w:t>
-      </w:r>
-    </w:p>
-    <w:p>
-      <w:pPr>
-        <w:spacing w:before="0" w:after="0" w:line="135" w:lineRule="exact"/>
-      </w:pPr>
-      <w:r>
-        <w:rPr>
-          <w:sz w:val="3"/>
-          <w:szCs w:val="3"/>
-          <w:rFonts w:ascii="Calibri" w:cs="Calibri" w:eastAsia="Calibri" w:hAnsi="Calibri"/>
-        </w:rPr>
-        <w:t xml:space="preserve"> </w:t>
-      </w:r>
-    </w:p>
     <w:p>
       <w:pPr>
         <w:widowControl w:val="false"/>
@@ -4606,7 +4766,7 @@
                 <w:caps w:val="false"/>
                 <w:rFonts w:ascii="Calibri" w:cs="Calibri" w:eastAsia="Calibri" w:hAnsi="Calibri"/>
               </w:rPr>
-              <w:t xml:space="preserve">PREVIEW &amp; PREDICT</w:t>
+              <w:t xml:space="preserve">HOOK — think before you dig in</w:t>
             </w:r>
           </w:p>
           <w:p>
@@ -4625,12 +4785,495 @@
                 <w:caps w:val="false"/>
                 <w:rFonts w:ascii="Calibri" w:cs="Calibri" w:eastAsia="Calibri" w:hAnsi="Calibri"/>
               </w:rPr>
-              <w:t xml:space="preserve">Which learning target will be hardest, and why? Connect it to the unit’s big question: How much power should one person hold — and how is the presidency kept in check?</w:t>
+              <w:t xml:space="preserve">One person commands the world's most powerful military — yet cannot make a treaty or hire a cabinet officer alone. Who holds the leash?</w:t>
             </w:r>
           </w:p>
         </w:tc>
       </w:tr>
     </w:tbl>
+    <w:p>
+      <w:pPr>
+        <w:widowControl w:val="false"/>
+        <w:pBdr>
+          <w:bottom w:val="single" w:color="9AA0A6" w:sz="6" w:space="2"/>
+        </w:pBdr>
+        <w:spacing w:before="0" w:after="0" w:line="450" w:lineRule="exact"/>
+      </w:pPr>
+      <w:r>
+        <w:rPr>
+          <w:sz w:val="18"/>
+          <w:szCs w:val="18"/>
+          <w:rFonts w:ascii="Calibri" w:cs="Calibri" w:eastAsia="Calibri" w:hAnsi="Calibri"/>
+        </w:rPr>
+        <w:t xml:space="preserve"> </w:t>
+      </w:r>
+    </w:p>
+    <w:p>
+      <w:pPr>
+        <w:spacing w:before="0" w:after="0" w:line="135" w:lineRule="exact"/>
+      </w:pPr>
+      <w:r>
+        <w:rPr>
+          <w:sz w:val="3"/>
+          <w:szCs w:val="3"/>
+          <w:rFonts w:ascii="Calibri" w:cs="Calibri" w:eastAsia="Calibri" w:hAnsi="Calibri"/>
+        </w:rPr>
+        <w:t xml:space="preserve"> </w:t>
+      </w:r>
+    </w:p>
+    <w:p>
+      <w:pPr>
+        <w:widowControl w:val="false"/>
+        <w:pBdr>
+          <w:bottom w:val="single" w:color="9AA0A6" w:sz="6" w:space="2"/>
+        </w:pBdr>
+        <w:spacing w:before="0" w:after="0" w:line="450" w:lineRule="exact"/>
+      </w:pPr>
+      <w:r>
+        <w:rPr>
+          <w:sz w:val="18"/>
+          <w:szCs w:val="18"/>
+          <w:rFonts w:ascii="Calibri" w:cs="Calibri" w:eastAsia="Calibri" w:hAnsi="Calibri"/>
+        </w:rPr>
+        <w:t xml:space="preserve"> </w:t>
+      </w:r>
+    </w:p>
+    <w:tbl>
+      <w:tblPr>
+        <w:tblW w:type="dxa" w:w="9792"/>
+        <w:tblBorders>
+          <w:top w:val="single" w:color="auto" w:sz="4"/>
+          <w:left w:val="single" w:color="auto" w:sz="4"/>
+          <w:bottom w:val="single" w:color="auto" w:sz="4"/>
+          <w:right w:val="single" w:color="auto" w:sz="4"/>
+          <w:insideH w:val="single" w:color="auto" w:sz="4"/>
+          <w:insideV w:val="single" w:color="auto" w:sz="4"/>
+        </w:tblBorders>
+      </w:tblPr>
+      <w:tblGrid>
+        <w:gridCol w:w="9792"/>
+      </w:tblGrid>
+      <w:tr>
+        <w:tc>
+          <w:tcPr>
+            <w:tcW w:type="dxa" w:w="9792"/>
+            <w:tcBorders>
+              <w:top w:val="single" w:color="D9D5C8" w:sz="4"/>
+              <w:left w:val="single" w:color="D9D5C8" w:sz="4"/>
+              <w:bottom w:val="single" w:color="D9D5C8" w:sz="4"/>
+              <w:right w:val="single" w:color="D9D5C8" w:sz="4"/>
+            </w:tcBorders>
+            <w:shd w:fill="F7F5EF" w:color="auto" w:val="clear"/>
+            <w:tcMar>
+              <w:top w:type="dxa" w:w="55"/>
+              <w:left w:type="dxa" w:w="110"/>
+              <w:bottom w:type="dxa" w:w="55"/>
+              <w:right w:type="dxa" w:w="110"/>
+            </w:tcMar>
+          </w:tcPr>
+          <w:p>
+            <w:pPr>
+              <w:spacing w:after="60"/>
+            </w:pPr>
+            <w:r>
+              <w:rPr>
+                <w:b/>
+                <w:bCs/>
+                <w:i w:val="false"/>
+                <w:iCs w:val="false"/>
+                <w:color w:val="1B2A4A"/>
+                <w:sz w:val="32"/>
+                <w:szCs w:val="32"/>
+                <w:caps w:val="false"/>
+                <w:rFonts w:ascii="Calibri" w:cs="Calibri" w:eastAsia="Calibri" w:hAnsi="Calibri"/>
+              </w:rPr>
+              <w:t xml:space="preserve">ACTIVATE — what do you already know or wonder?</w:t>
+            </w:r>
+          </w:p>
+          <w:p>
+            <w:pPr>
+              <w:spacing w:after="40"/>
+            </w:pPr>
+            <w:r>
+              <w:rPr>
+                <w:b w:val="false"/>
+                <w:bCs w:val="false"/>
+                <w:i w:val="false"/>
+                <w:iCs w:val="false"/>
+                <w:color w:val="1A1A1A"/>
+                <w:sz w:val="33"/>
+                <w:szCs w:val="33"/>
+                <w:caps w:val="false"/>
+                <w:rFonts w:ascii="Calibri" w:cs="Calibri" w:eastAsia="Calibri" w:hAnsi="Calibri"/>
+              </w:rPr>
+              <w:t xml:space="preserve">Jot what you already know or want to find out about this standard. You’ll come back to it.</w:t>
+            </w:r>
+          </w:p>
+        </w:tc>
+      </w:tr>
+    </w:tbl>
+    <w:p>
+      <w:pPr>
+        <w:widowControl w:val="false"/>
+        <w:pBdr>
+          <w:bottom w:val="single" w:color="9AA0A6" w:sz="6" w:space="2"/>
+        </w:pBdr>
+        <w:spacing w:before="0" w:after="0" w:line="450" w:lineRule="exact"/>
+      </w:pPr>
+      <w:r>
+        <w:rPr>
+          <w:sz w:val="18"/>
+          <w:szCs w:val="18"/>
+          <w:rFonts w:ascii="Calibri" w:cs="Calibri" w:eastAsia="Calibri" w:hAnsi="Calibri"/>
+        </w:rPr>
+        <w:t xml:space="preserve"> </w:t>
+      </w:r>
+    </w:p>
+    <w:p>
+      <w:pPr>
+        <w:spacing w:before="0" w:after="0" w:line="135" w:lineRule="exact"/>
+      </w:pPr>
+      <w:r>
+        <w:rPr>
+          <w:sz w:val="3"/>
+          <w:szCs w:val="3"/>
+          <w:rFonts w:ascii="Calibri" w:cs="Calibri" w:eastAsia="Calibri" w:hAnsi="Calibri"/>
+        </w:rPr>
+        <w:t xml:space="preserve"> </w:t>
+      </w:r>
+    </w:p>
+    <w:p>
+      <w:pPr>
+        <w:widowControl w:val="false"/>
+        <w:pBdr>
+          <w:bottom w:val="single" w:color="9AA0A6" w:sz="6" w:space="2"/>
+        </w:pBdr>
+        <w:spacing w:before="0" w:after="0" w:line="450" w:lineRule="exact"/>
+      </w:pPr>
+      <w:r>
+        <w:rPr>
+          <w:sz w:val="18"/>
+          <w:szCs w:val="18"/>
+          <w:rFonts w:ascii="Calibri" w:cs="Calibri" w:eastAsia="Calibri" w:hAnsi="Calibri"/>
+        </w:rPr>
+        <w:t xml:space="preserve"> </w:t>
+      </w:r>
+    </w:p>
+    <w:p>
+      <w:pPr>
+        <w:spacing w:before="0" w:after="0" w:line="135" w:lineRule="exact"/>
+      </w:pPr>
+      <w:r>
+        <w:rPr>
+          <w:sz w:val="3"/>
+          <w:szCs w:val="3"/>
+          <w:rFonts w:ascii="Calibri" w:cs="Calibri" w:eastAsia="Calibri" w:hAnsi="Calibri"/>
+        </w:rPr>
+        <w:t xml:space="preserve"> </w:t>
+      </w:r>
+    </w:p>
+    <w:p>
+      <w:pPr>
+        <w:widowControl w:val="false"/>
+        <w:pBdr>
+          <w:bottom w:val="single" w:color="9AA0A6" w:sz="6" w:space="2"/>
+        </w:pBdr>
+        <w:spacing w:before="0" w:after="0" w:line="450" w:lineRule="exact"/>
+      </w:pPr>
+      <w:r>
+        <w:rPr>
+          <w:sz w:val="18"/>
+          <w:szCs w:val="18"/>
+          <w:rFonts w:ascii="Calibri" w:cs="Calibri" w:eastAsia="Calibri" w:hAnsi="Calibri"/>
+        </w:rPr>
+        <w:t xml:space="preserve"> </w:t>
+      </w:r>
+    </w:p>
+    <w:tbl>
+      <w:tblPr>
+        <w:tblW w:type="dxa" w:w="9792"/>
+        <w:tblBorders>
+          <w:top w:val="single" w:color="auto" w:sz="4"/>
+          <w:left w:val="single" w:color="auto" w:sz="4"/>
+          <w:bottom w:val="single" w:color="auto" w:sz="4"/>
+          <w:right w:val="single" w:color="auto" w:sz="4"/>
+          <w:insideH w:val="single" w:color="auto" w:sz="4"/>
+          <w:insideV w:val="single" w:color="auto" w:sz="4"/>
+        </w:tblBorders>
+      </w:tblPr>
+      <w:tblGrid>
+        <w:gridCol w:w="9792"/>
+      </w:tblGrid>
+      <w:tr>
+        <w:tc>
+          <w:tcPr>
+            <w:tcW w:type="dxa" w:w="9792"/>
+            <w:tcBorders>
+              <w:top w:val="single" w:color="D9D5C8" w:sz="4"/>
+              <w:left w:val="single" w:color="D9D5C8" w:sz="4"/>
+              <w:bottom w:val="single" w:color="D9D5C8" w:sz="4"/>
+              <w:right w:val="single" w:color="D9D5C8" w:sz="4"/>
+            </w:tcBorders>
+            <w:shd w:fill="F7F5EF" w:color="auto" w:val="clear"/>
+            <w:tcMar>
+              <w:top w:type="dxa" w:w="55"/>
+              <w:left w:type="dxa" w:w="110"/>
+              <w:bottom w:type="dxa" w:w="55"/>
+              <w:right w:type="dxa" w:w="110"/>
+            </w:tcMar>
+          </w:tcPr>
+          <w:p>
+            <w:pPr>
+              <w:spacing w:after="60"/>
+            </w:pPr>
+            <w:r>
+              <w:rPr>
+                <w:b/>
+                <w:bCs/>
+                <w:i w:val="false"/>
+                <w:iCs w:val="false"/>
+                <w:color w:val="1B2A4A"/>
+                <w:sz w:val="32"/>
+                <w:szCs w:val="32"/>
+                <w:caps w:val="false"/>
+                <w:rFonts w:ascii="Calibri" w:cs="Calibri" w:eastAsia="Calibri" w:hAnsi="Calibri"/>
+              </w:rPr>
+              <w:t xml:space="preserve">PREVIEW &amp; PREDICT</w:t>
+            </w:r>
+          </w:p>
+          <w:p>
+            <w:pPr>
+              <w:spacing w:after="40"/>
+            </w:pPr>
+            <w:r>
+              <w:rPr>
+                <w:b w:val="false"/>
+                <w:bCs w:val="false"/>
+                <w:i w:val="false"/>
+                <w:iCs w:val="false"/>
+                <w:color w:val="1A1A1A"/>
+                <w:sz w:val="33"/>
+                <w:szCs w:val="33"/>
+                <w:caps w:val="false"/>
+                <w:rFonts w:ascii="Calibri" w:cs="Calibri" w:eastAsia="Calibri" w:hAnsi="Calibri"/>
+              </w:rPr>
+              <w:t xml:space="preserve">Which learning target will be hardest, and why? Connect it to the unit’s big question: How much power should one person hold — and how is the presidency kept in check?</w:t>
+            </w:r>
+          </w:p>
+        </w:tc>
+      </w:tr>
+    </w:tbl>
+    <w:p>
+      <w:pPr>
+        <w:widowControl w:val="false"/>
+        <w:pBdr>
+          <w:bottom w:val="single" w:color="9AA0A6" w:sz="6" w:space="2"/>
+        </w:pBdr>
+        <w:spacing w:before="0" w:after="0" w:line="450" w:lineRule="exact"/>
+      </w:pPr>
+      <w:r>
+        <w:rPr>
+          <w:sz w:val="18"/>
+          <w:szCs w:val="18"/>
+          <w:rFonts w:ascii="Calibri" w:cs="Calibri" w:eastAsia="Calibri" w:hAnsi="Calibri"/>
+        </w:rPr>
+        <w:t xml:space="preserve"> </w:t>
+      </w:r>
+    </w:p>
+    <w:p>
+      <w:pPr>
+        <w:spacing w:before="0" w:after="0" w:line="135" w:lineRule="exact"/>
+      </w:pPr>
+      <w:r>
+        <w:rPr>
+          <w:sz w:val="3"/>
+          <w:szCs w:val="3"/>
+          <w:rFonts w:ascii="Calibri" w:cs="Calibri" w:eastAsia="Calibri" w:hAnsi="Calibri"/>
+        </w:rPr>
+        <w:t xml:space="preserve"> </w:t>
+      </w:r>
+    </w:p>
+    <w:p>
+      <w:pPr>
+        <w:widowControl w:val="false"/>
+        <w:pBdr>
+          <w:bottom w:val="single" w:color="9AA0A6" w:sz="6" w:space="2"/>
+        </w:pBdr>
+        <w:spacing w:before="0" w:after="0" w:line="450" w:lineRule="exact"/>
+      </w:pPr>
+      <w:r>
+        <w:rPr>
+          <w:sz w:val="18"/>
+          <w:szCs w:val="18"/>
+          <w:rFonts w:ascii="Calibri" w:cs="Calibri" w:eastAsia="Calibri" w:hAnsi="Calibri"/>
+        </w:rPr>
+        <w:t xml:space="preserve"> </w:t>
+      </w:r>
+    </w:p>
+    <w:p>
+      <w:pPr>
+        <w:spacing w:before="0" w:after="0" w:line="135" w:lineRule="exact"/>
+      </w:pPr>
+      <w:r>
+        <w:rPr>
+          <w:sz w:val="3"/>
+          <w:szCs w:val="3"/>
+          <w:rFonts w:ascii="Calibri" w:cs="Calibri" w:eastAsia="Calibri" w:hAnsi="Calibri"/>
+        </w:rPr>
+        <w:t xml:space="preserve"> </w:t>
+      </w:r>
+    </w:p>
+    <w:p>
+      <w:pPr>
+        <w:widowControl w:val="false"/>
+        <w:pBdr>
+          <w:bottom w:val="single" w:color="9AA0A6" w:sz="6" w:space="2"/>
+        </w:pBdr>
+        <w:spacing w:before="0" w:after="0" w:line="450" w:lineRule="exact"/>
+      </w:pPr>
+      <w:r>
+        <w:rPr>
+          <w:sz w:val="18"/>
+          <w:szCs w:val="18"/>
+          <w:rFonts w:ascii="Calibri" w:cs="Calibri" w:eastAsia="Calibri" w:hAnsi="Calibri"/>
+        </w:rPr>
+        <w:t xml:space="preserve"> </w:t>
+      </w:r>
+    </w:p>
+    <w:tbl>
+      <w:tblPr>
+        <w:tblW w:type="dxa" w:w="9792"/>
+        <w:tblBorders>
+          <w:top w:val="single" w:color="auto" w:sz="4"/>
+          <w:left w:val="single" w:color="auto" w:sz="4"/>
+          <w:bottom w:val="single" w:color="auto" w:sz="4"/>
+          <w:right w:val="single" w:color="auto" w:sz="4"/>
+          <w:insideH w:val="single" w:color="auto" w:sz="4"/>
+          <w:insideV w:val="single" w:color="auto" w:sz="4"/>
+        </w:tblBorders>
+      </w:tblPr>
+      <w:tblGrid>
+        <w:gridCol w:w="9792"/>
+      </w:tblGrid>
+      <w:tr>
+        <w:tc>
+          <w:tcPr>
+            <w:tcW w:type="dxa" w:w="9792"/>
+            <w:tcBorders>
+              <w:top w:val="single" w:color="D9D5C8" w:sz="4"/>
+              <w:left w:val="single" w:color="D9D5C8" w:sz="4"/>
+              <w:bottom w:val="single" w:color="D9D5C8" w:sz="4"/>
+              <w:right w:val="single" w:color="D9D5C8" w:sz="4"/>
+            </w:tcBorders>
+            <w:shd w:fill="F7F5EF" w:color="auto" w:val="clear"/>
+            <w:tcMar>
+              <w:top w:type="dxa" w:w="55"/>
+              <w:left w:type="dxa" w:w="110"/>
+              <w:bottom w:type="dxa" w:w="55"/>
+              <w:right w:type="dxa" w:w="110"/>
+            </w:tcMar>
+          </w:tcPr>
+          <w:p>
+            <w:pPr>
+              <w:spacing w:after="60"/>
+            </w:pPr>
+            <w:r>
+              <w:rPr>
+                <w:b/>
+                <w:bCs/>
+                <w:i w:val="false"/>
+                <w:iCs w:val="false"/>
+                <w:color w:val="1B2A4A"/>
+                <w:sz w:val="32"/>
+                <w:szCs w:val="32"/>
+                <w:caps w:val="false"/>
+                <w:rFonts w:ascii="Calibri" w:cs="Calibri" w:eastAsia="Calibri" w:hAnsi="Calibri"/>
+              </w:rPr>
+              <w:t xml:space="preserve">FIRST IMPRESSIONS — before you dig in (you’ll revisit this at the end)</w:t>
+            </w:r>
+          </w:p>
+          <w:p>
+            <w:pPr>
+              <w:spacing w:after="40"/>
+            </w:pPr>
+            <w:r>
+              <w:rPr>
+                <w:b w:val="false"/>
+                <w:bCs w:val="false"/>
+                <w:i w:val="false"/>
+                <w:iCs w:val="false"/>
+                <w:color w:val="1A1A1A"/>
+                <w:sz w:val="33"/>
+                <w:szCs w:val="33"/>
+                <w:caps w:val="false"/>
+                <w:rFonts w:ascii="Calibri" w:cs="Calibri" w:eastAsia="Calibri" w:hAnsi="Calibri"/>
+              </w:rPr>
+              <w:t xml:space="preserve">In your own words: what do you think this standard is about, and why might it matter to you or your community? Write 2–3 sentences.</w:t>
+            </w:r>
+          </w:p>
+        </w:tc>
+      </w:tr>
+    </w:tbl>
+    <w:p>
+      <w:pPr>
+        <w:widowControl w:val="false"/>
+        <w:pBdr>
+          <w:bottom w:val="single" w:color="9AA0A6" w:sz="6" w:space="2"/>
+        </w:pBdr>
+        <w:spacing w:before="0" w:after="0" w:line="450" w:lineRule="exact"/>
+      </w:pPr>
+      <w:r>
+        <w:rPr>
+          <w:sz w:val="18"/>
+          <w:szCs w:val="18"/>
+          <w:rFonts w:ascii="Calibri" w:cs="Calibri" w:eastAsia="Calibri" w:hAnsi="Calibri"/>
+        </w:rPr>
+        <w:t xml:space="preserve"> </w:t>
+      </w:r>
+    </w:p>
+    <w:p>
+      <w:pPr>
+        <w:spacing w:before="0" w:after="0" w:line="135" w:lineRule="exact"/>
+      </w:pPr>
+      <w:r>
+        <w:rPr>
+          <w:sz w:val="3"/>
+          <w:szCs w:val="3"/>
+          <w:rFonts w:ascii="Calibri" w:cs="Calibri" w:eastAsia="Calibri" w:hAnsi="Calibri"/>
+        </w:rPr>
+        <w:t xml:space="preserve"> </w:t>
+      </w:r>
+    </w:p>
+    <w:p>
+      <w:pPr>
+        <w:widowControl w:val="false"/>
+        <w:pBdr>
+          <w:bottom w:val="single" w:color="9AA0A6" w:sz="6" w:space="2"/>
+        </w:pBdr>
+        <w:spacing w:before="0" w:after="0" w:line="450" w:lineRule="exact"/>
+      </w:pPr>
+      <w:r>
+        <w:rPr>
+          <w:sz w:val="18"/>
+          <w:szCs w:val="18"/>
+          <w:rFonts w:ascii="Calibri" w:cs="Calibri" w:eastAsia="Calibri" w:hAnsi="Calibri"/>
+        </w:rPr>
+        <w:t xml:space="preserve"> </w:t>
+      </w:r>
+    </w:p>
+    <w:p>
+      <w:pPr>
+        <w:spacing w:before="0" w:after="0" w:line="135" w:lineRule="exact"/>
+      </w:pPr>
+      <w:r>
+        <w:rPr>
+          <w:sz w:val="3"/>
+          <w:szCs w:val="3"/>
+          <w:rFonts w:ascii="Calibri" w:cs="Calibri" w:eastAsia="Calibri" w:hAnsi="Calibri"/>
+        </w:rPr>
+        <w:t xml:space="preserve"> </w:t>
+      </w:r>
+    </w:p>
     <w:p>
       <w:pPr>
         <w:widowControl w:val="false"/>
@@ -17561,7 +18204,7 @@
                 <w:caps w:val="false"/>
                 <w:rFonts w:ascii="Calibri" w:cs="Calibri" w:eastAsia="Calibri" w:hAnsi="Calibri"/>
               </w:rPr>
-              <w:t xml:space="preserve">•  I can I can identify the major executive departments and describe what each one does to carry out the law..</w:t>
+              <w:t xml:space="preserve">•  I can identify the major executive departments and describe what each one does to carry out the law..</w:t>
             </w:r>
           </w:p>
         </w:tc>
@@ -18141,6 +18784,217 @@
         </w:tc>
       </w:tr>
     </w:tbl>
+    <w:p>
+      <w:pPr>
+        <w:widowControl w:val="false"/>
+        <w:pBdr>
+          <w:bottom w:val="single" w:color="9AA0A6" w:sz="6" w:space="2"/>
+        </w:pBdr>
+        <w:spacing w:before="0" w:after="0" w:line="450" w:lineRule="exact"/>
+      </w:pPr>
+      <w:r>
+        <w:rPr>
+          <w:sz w:val="18"/>
+          <w:szCs w:val="18"/>
+          <w:rFonts w:ascii="Calibri" w:cs="Calibri" w:eastAsia="Calibri" w:hAnsi="Calibri"/>
+        </w:rPr>
+        <w:t xml:space="preserve"> </w:t>
+      </w:r>
+    </w:p>
+    <w:p>
+      <w:pPr>
+        <w:spacing w:before="0" w:after="0" w:line="135" w:lineRule="exact"/>
+      </w:pPr>
+      <w:r>
+        <w:rPr>
+          <w:sz w:val="3"/>
+          <w:szCs w:val="3"/>
+          <w:rFonts w:ascii="Calibri" w:cs="Calibri" w:eastAsia="Calibri" w:hAnsi="Calibri"/>
+        </w:rPr>
+        <w:t xml:space="preserve"> </w:t>
+      </w:r>
+    </w:p>
+    <w:p>
+      <w:pPr>
+        <w:widowControl w:val="false"/>
+        <w:pBdr>
+          <w:bottom w:val="single" w:color="9AA0A6" w:sz="6" w:space="2"/>
+        </w:pBdr>
+        <w:spacing w:before="0" w:after="0" w:line="450" w:lineRule="exact"/>
+      </w:pPr>
+      <w:r>
+        <w:rPr>
+          <w:sz w:val="18"/>
+          <w:szCs w:val="18"/>
+          <w:rFonts w:ascii="Calibri" w:cs="Calibri" w:eastAsia="Calibri" w:hAnsi="Calibri"/>
+        </w:rPr>
+        <w:t xml:space="preserve"> </w:t>
+      </w:r>
+    </w:p>
+    <w:p>
+      <w:pPr>
+        <w:spacing w:before="0" w:after="0" w:line="135" w:lineRule="exact"/>
+      </w:pPr>
+      <w:r>
+        <w:rPr>
+          <w:sz w:val="3"/>
+          <w:szCs w:val="3"/>
+          <w:rFonts w:ascii="Calibri" w:cs="Calibri" w:eastAsia="Calibri" w:hAnsi="Calibri"/>
+        </w:rPr>
+        <w:t xml:space="preserve"> </w:t>
+      </w:r>
+    </w:p>
+    <w:p>
+      <w:pPr>
+        <w:widowControl w:val="false"/>
+        <w:pBdr>
+          <w:bottom w:val="single" w:color="9AA0A6" w:sz="6" w:space="2"/>
+        </w:pBdr>
+        <w:spacing w:before="0" w:after="0" w:line="450" w:lineRule="exact"/>
+      </w:pPr>
+      <w:r>
+        <w:rPr>
+          <w:sz w:val="18"/>
+          <w:szCs w:val="18"/>
+          <w:rFonts w:ascii="Calibri" w:cs="Calibri" w:eastAsia="Calibri" w:hAnsi="Calibri"/>
+        </w:rPr>
+        <w:t xml:space="preserve"> </w:t>
+      </w:r>
+    </w:p>
+    <w:tbl>
+      <w:tblPr>
+        <w:tblW w:type="dxa" w:w="9792"/>
+        <w:tblBorders>
+          <w:top w:val="single" w:color="auto" w:sz="4"/>
+          <w:left w:val="single" w:color="auto" w:sz="4"/>
+          <w:bottom w:val="single" w:color="auto" w:sz="4"/>
+          <w:right w:val="single" w:color="auto" w:sz="4"/>
+          <w:insideH w:val="single" w:color="auto" w:sz="4"/>
+          <w:insideV w:val="single" w:color="auto" w:sz="4"/>
+        </w:tblBorders>
+      </w:tblPr>
+      <w:tblGrid>
+        <w:gridCol w:w="9792"/>
+      </w:tblGrid>
+      <w:tr>
+        <w:tc>
+          <w:tcPr>
+            <w:tcW w:type="dxa" w:w="9792"/>
+            <w:tcBorders>
+              <w:top w:val="single" w:color="D9D5C8" w:sz="4"/>
+              <w:left w:val="single" w:color="D9D5C8" w:sz="4"/>
+              <w:bottom w:val="single" w:color="D9D5C8" w:sz="4"/>
+              <w:right w:val="single" w:color="D9D5C8" w:sz="4"/>
+            </w:tcBorders>
+            <w:shd w:fill="F7F5EF" w:color="auto" w:val="clear"/>
+            <w:tcMar>
+              <w:top w:type="dxa" w:w="55"/>
+              <w:left w:type="dxa" w:w="110"/>
+              <w:bottom w:type="dxa" w:w="55"/>
+              <w:right w:type="dxa" w:w="110"/>
+            </w:tcMar>
+          </w:tcPr>
+          <w:p>
+            <w:pPr>
+              <w:spacing w:after="60"/>
+            </w:pPr>
+            <w:r>
+              <w:rPr>
+                <w:b/>
+                <w:bCs/>
+                <w:i w:val="false"/>
+                <w:iCs w:val="false"/>
+                <w:color w:val="1B2A4A"/>
+                <w:sz w:val="32"/>
+                <w:szCs w:val="32"/>
+                <w:caps w:val="false"/>
+                <w:rFonts w:ascii="Calibri" w:cs="Calibri" w:eastAsia="Calibri" w:hAnsi="Calibri"/>
+              </w:rPr>
+              <w:t xml:space="preserve">FIRST IMPRESSIONS — before you dig in (you’ll revisit this at the end)</w:t>
+            </w:r>
+          </w:p>
+          <w:p>
+            <w:pPr>
+              <w:spacing w:after="40"/>
+            </w:pPr>
+            <w:r>
+              <w:rPr>
+                <w:b w:val="false"/>
+                <w:bCs w:val="false"/>
+                <w:i w:val="false"/>
+                <w:iCs w:val="false"/>
+                <w:color w:val="1A1A1A"/>
+                <w:sz w:val="33"/>
+                <w:szCs w:val="33"/>
+                <w:caps w:val="false"/>
+                <w:rFonts w:ascii="Calibri" w:cs="Calibri" w:eastAsia="Calibri" w:hAnsi="Calibri"/>
+              </w:rPr>
+              <w:t xml:space="preserve">In your own words: what do you think this standard is about, and why might it matter to you or your community? Write 2–3 sentences.</w:t>
+            </w:r>
+          </w:p>
+        </w:tc>
+      </w:tr>
+    </w:tbl>
+    <w:p>
+      <w:pPr>
+        <w:widowControl w:val="false"/>
+        <w:pBdr>
+          <w:bottom w:val="single" w:color="9AA0A6" w:sz="6" w:space="2"/>
+        </w:pBdr>
+        <w:spacing w:before="0" w:after="0" w:line="450" w:lineRule="exact"/>
+      </w:pPr>
+      <w:r>
+        <w:rPr>
+          <w:sz w:val="18"/>
+          <w:szCs w:val="18"/>
+          <w:rFonts w:ascii="Calibri" w:cs="Calibri" w:eastAsia="Calibri" w:hAnsi="Calibri"/>
+        </w:rPr>
+        <w:t xml:space="preserve"> </w:t>
+      </w:r>
+    </w:p>
+    <w:p>
+      <w:pPr>
+        <w:spacing w:before="0" w:after="0" w:line="135" w:lineRule="exact"/>
+      </w:pPr>
+      <w:r>
+        <w:rPr>
+          <w:sz w:val="3"/>
+          <w:szCs w:val="3"/>
+          <w:rFonts w:ascii="Calibri" w:cs="Calibri" w:eastAsia="Calibri" w:hAnsi="Calibri"/>
+        </w:rPr>
+        <w:t xml:space="preserve"> </w:t>
+      </w:r>
+    </w:p>
+    <w:p>
+      <w:pPr>
+        <w:widowControl w:val="false"/>
+        <w:pBdr>
+          <w:bottom w:val="single" w:color="9AA0A6" w:sz="6" w:space="2"/>
+        </w:pBdr>
+        <w:spacing w:before="0" w:after="0" w:line="450" w:lineRule="exact"/>
+      </w:pPr>
+      <w:r>
+        <w:rPr>
+          <w:sz w:val="18"/>
+          <w:szCs w:val="18"/>
+          <w:rFonts w:ascii="Calibri" w:cs="Calibri" w:eastAsia="Calibri" w:hAnsi="Calibri"/>
+        </w:rPr>
+        <w:t xml:space="preserve"> </w:t>
+      </w:r>
+    </w:p>
+    <w:p>
+      <w:pPr>
+        <w:spacing w:before="0" w:after="0" w:line="135" w:lineRule="exact"/>
+      </w:pPr>
+      <w:r>
+        <w:rPr>
+          <w:sz w:val="3"/>
+          <w:szCs w:val="3"/>
+          <w:rFonts w:ascii="Calibri" w:cs="Calibri" w:eastAsia="Calibri" w:hAnsi="Calibri"/>
+        </w:rPr>
+        <w:t xml:space="preserve"> </w:t>
+      </w:r>
+    </w:p>
     <w:p>
       <w:pPr>
         <w:widowControl w:val="false"/>
@@ -31071,7 +31925,7 @@
                 <w:caps w:val="false"/>
                 <w:rFonts w:ascii="Calibri" w:cs="Calibri" w:eastAsia="Calibri" w:hAnsi="Calibri"/>
               </w:rPr>
-              <w:t xml:space="preserve">•  I can I can explain how the Electoral College works and weigh the arguments for and against it..</w:t>
+              <w:t xml:space="preserve">•  I can explain how the Electoral College works and weigh the arguments for and against it..</w:t>
             </w:r>
           </w:p>
         </w:tc>
@@ -31651,6 +32505,217 @@
         </w:tc>
       </w:tr>
     </w:tbl>
+    <w:p>
+      <w:pPr>
+        <w:widowControl w:val="false"/>
+        <w:pBdr>
+          <w:bottom w:val="single" w:color="9AA0A6" w:sz="6" w:space="2"/>
+        </w:pBdr>
+        <w:spacing w:before="0" w:after="0" w:line="450" w:lineRule="exact"/>
+      </w:pPr>
+      <w:r>
+        <w:rPr>
+          <w:sz w:val="18"/>
+          <w:szCs w:val="18"/>
+          <w:rFonts w:ascii="Calibri" w:cs="Calibri" w:eastAsia="Calibri" w:hAnsi="Calibri"/>
+        </w:rPr>
+        <w:t xml:space="preserve"> </w:t>
+      </w:r>
+    </w:p>
+    <w:p>
+      <w:pPr>
+        <w:spacing w:before="0" w:after="0" w:line="135" w:lineRule="exact"/>
+      </w:pPr>
+      <w:r>
+        <w:rPr>
+          <w:sz w:val="3"/>
+          <w:szCs w:val="3"/>
+          <w:rFonts w:ascii="Calibri" w:cs="Calibri" w:eastAsia="Calibri" w:hAnsi="Calibri"/>
+        </w:rPr>
+        <w:t xml:space="preserve"> </w:t>
+      </w:r>
+    </w:p>
+    <w:p>
+      <w:pPr>
+        <w:widowControl w:val="false"/>
+        <w:pBdr>
+          <w:bottom w:val="single" w:color="9AA0A6" w:sz="6" w:space="2"/>
+        </w:pBdr>
+        <w:spacing w:before="0" w:after="0" w:line="450" w:lineRule="exact"/>
+      </w:pPr>
+      <w:r>
+        <w:rPr>
+          <w:sz w:val="18"/>
+          <w:szCs w:val="18"/>
+          <w:rFonts w:ascii="Calibri" w:cs="Calibri" w:eastAsia="Calibri" w:hAnsi="Calibri"/>
+        </w:rPr>
+        <w:t xml:space="preserve"> </w:t>
+      </w:r>
+    </w:p>
+    <w:p>
+      <w:pPr>
+        <w:spacing w:before="0" w:after="0" w:line="135" w:lineRule="exact"/>
+      </w:pPr>
+      <w:r>
+        <w:rPr>
+          <w:sz w:val="3"/>
+          <w:szCs w:val="3"/>
+          <w:rFonts w:ascii="Calibri" w:cs="Calibri" w:eastAsia="Calibri" w:hAnsi="Calibri"/>
+        </w:rPr>
+        <w:t xml:space="preserve"> </w:t>
+      </w:r>
+    </w:p>
+    <w:p>
+      <w:pPr>
+        <w:widowControl w:val="false"/>
+        <w:pBdr>
+          <w:bottom w:val="single" w:color="9AA0A6" w:sz="6" w:space="2"/>
+        </w:pBdr>
+        <w:spacing w:before="0" w:after="0" w:line="450" w:lineRule="exact"/>
+      </w:pPr>
+      <w:r>
+        <w:rPr>
+          <w:sz w:val="18"/>
+          <w:szCs w:val="18"/>
+          <w:rFonts w:ascii="Calibri" w:cs="Calibri" w:eastAsia="Calibri" w:hAnsi="Calibri"/>
+        </w:rPr>
+        <w:t xml:space="preserve"> </w:t>
+      </w:r>
+    </w:p>
+    <w:tbl>
+      <w:tblPr>
+        <w:tblW w:type="dxa" w:w="9792"/>
+        <w:tblBorders>
+          <w:top w:val="single" w:color="auto" w:sz="4"/>
+          <w:left w:val="single" w:color="auto" w:sz="4"/>
+          <w:bottom w:val="single" w:color="auto" w:sz="4"/>
+          <w:right w:val="single" w:color="auto" w:sz="4"/>
+          <w:insideH w:val="single" w:color="auto" w:sz="4"/>
+          <w:insideV w:val="single" w:color="auto" w:sz="4"/>
+        </w:tblBorders>
+      </w:tblPr>
+      <w:tblGrid>
+        <w:gridCol w:w="9792"/>
+      </w:tblGrid>
+      <w:tr>
+        <w:tc>
+          <w:tcPr>
+            <w:tcW w:type="dxa" w:w="9792"/>
+            <w:tcBorders>
+              <w:top w:val="single" w:color="D9D5C8" w:sz="4"/>
+              <w:left w:val="single" w:color="D9D5C8" w:sz="4"/>
+              <w:bottom w:val="single" w:color="D9D5C8" w:sz="4"/>
+              <w:right w:val="single" w:color="D9D5C8" w:sz="4"/>
+            </w:tcBorders>
+            <w:shd w:fill="F7F5EF" w:color="auto" w:val="clear"/>
+            <w:tcMar>
+              <w:top w:type="dxa" w:w="55"/>
+              <w:left w:type="dxa" w:w="110"/>
+              <w:bottom w:type="dxa" w:w="55"/>
+              <w:right w:type="dxa" w:w="110"/>
+            </w:tcMar>
+          </w:tcPr>
+          <w:p>
+            <w:pPr>
+              <w:spacing w:after="60"/>
+            </w:pPr>
+            <w:r>
+              <w:rPr>
+                <w:b/>
+                <w:bCs/>
+                <w:i w:val="false"/>
+                <w:iCs w:val="false"/>
+                <w:color w:val="1B2A4A"/>
+                <w:sz w:val="32"/>
+                <w:szCs w:val="32"/>
+                <w:caps w:val="false"/>
+                <w:rFonts w:ascii="Calibri" w:cs="Calibri" w:eastAsia="Calibri" w:hAnsi="Calibri"/>
+              </w:rPr>
+              <w:t xml:space="preserve">FIRST IMPRESSIONS — before you dig in (you’ll revisit this at the end)</w:t>
+            </w:r>
+          </w:p>
+          <w:p>
+            <w:pPr>
+              <w:spacing w:after="40"/>
+            </w:pPr>
+            <w:r>
+              <w:rPr>
+                <w:b w:val="false"/>
+                <w:bCs w:val="false"/>
+                <w:i w:val="false"/>
+                <w:iCs w:val="false"/>
+                <w:color w:val="1A1A1A"/>
+                <w:sz w:val="33"/>
+                <w:szCs w:val="33"/>
+                <w:caps w:val="false"/>
+                <w:rFonts w:ascii="Calibri" w:cs="Calibri" w:eastAsia="Calibri" w:hAnsi="Calibri"/>
+              </w:rPr>
+              <w:t xml:space="preserve">In your own words: what do you think this standard is about, and why might it matter to you or your community? Write 2–3 sentences.</w:t>
+            </w:r>
+          </w:p>
+        </w:tc>
+      </w:tr>
+    </w:tbl>
+    <w:p>
+      <w:pPr>
+        <w:widowControl w:val="false"/>
+        <w:pBdr>
+          <w:bottom w:val="single" w:color="9AA0A6" w:sz="6" w:space="2"/>
+        </w:pBdr>
+        <w:spacing w:before="0" w:after="0" w:line="450" w:lineRule="exact"/>
+      </w:pPr>
+      <w:r>
+        <w:rPr>
+          <w:sz w:val="18"/>
+          <w:szCs w:val="18"/>
+          <w:rFonts w:ascii="Calibri" w:cs="Calibri" w:eastAsia="Calibri" w:hAnsi="Calibri"/>
+        </w:rPr>
+        <w:t xml:space="preserve"> </w:t>
+      </w:r>
+    </w:p>
+    <w:p>
+      <w:pPr>
+        <w:spacing w:before="0" w:after="0" w:line="135" w:lineRule="exact"/>
+      </w:pPr>
+      <w:r>
+        <w:rPr>
+          <w:sz w:val="3"/>
+          <w:szCs w:val="3"/>
+          <w:rFonts w:ascii="Calibri" w:cs="Calibri" w:eastAsia="Calibri" w:hAnsi="Calibri"/>
+        </w:rPr>
+        <w:t xml:space="preserve"> </w:t>
+      </w:r>
+    </w:p>
+    <w:p>
+      <w:pPr>
+        <w:widowControl w:val="false"/>
+        <w:pBdr>
+          <w:bottom w:val="single" w:color="9AA0A6" w:sz="6" w:space="2"/>
+        </w:pBdr>
+        <w:spacing w:before="0" w:after="0" w:line="450" w:lineRule="exact"/>
+      </w:pPr>
+      <w:r>
+        <w:rPr>
+          <w:sz w:val="18"/>
+          <w:szCs w:val="18"/>
+          <w:rFonts w:ascii="Calibri" w:cs="Calibri" w:eastAsia="Calibri" w:hAnsi="Calibri"/>
+        </w:rPr>
+        <w:t xml:space="preserve"> </w:t>
+      </w:r>
+    </w:p>
+    <w:p>
+      <w:pPr>
+        <w:spacing w:before="0" w:after="0" w:line="135" w:lineRule="exact"/>
+      </w:pPr>
+      <w:r>
+        <w:rPr>
+          <w:sz w:val="3"/>
+          <w:szCs w:val="3"/>
+          <w:rFonts w:ascii="Calibri" w:cs="Calibri" w:eastAsia="Calibri" w:hAnsi="Calibri"/>
+        </w:rPr>
+        <w:t xml:space="preserve"> </w:t>
+      </w:r>
+    </w:p>
     <w:p>
       <w:pPr>
         <w:widowControl w:val="false"/>

--- a/courses/foundations-constitutional-government/BUILD/unit4/deliverables/Unit4_Student_Workbook_CourseStandard_LargePrint.docx
+++ b/courses/foundations-constitutional-government/BUILD/unit4/deliverables/Unit4_Student_Workbook_CourseStandard_LargePrint.docx
@@ -15408,6 +15408,217 @@
                 <w:caps w:val="false"/>
                 <w:rFonts w:ascii="Calibri" w:cs="Calibri" w:eastAsia="Calibri" w:hAnsi="Calibri"/>
               </w:rPr>
+              <w:t xml:space="preserve">SOURCE SYNTHESIS — put it together (SSP.03)</w:t>
+            </w:r>
+          </w:p>
+          <w:p>
+            <w:pPr>
+              <w:spacing w:after="40"/>
+            </w:pPr>
+            <w:r>
+              <w:rPr>
+                <w:b w:val="false"/>
+                <w:bCs w:val="false"/>
+                <w:i w:val="false"/>
+                <w:iCs w:val="false"/>
+                <w:color w:val="1A1A1A"/>
+                <w:sz w:val="33"/>
+                <w:szCs w:val="33"/>
+                <w:caps w:val="false"/>
+                <w:rFonts w:ascii="Calibri" w:cs="Calibri" w:eastAsia="Calibri" w:hAnsi="Calibri"/>
+              </w:rPr>
+              <w:t xml:space="preserve">In 2–3 sentences: what does this source reveal about this standard, and how do you know? Cite one specific detail from it.</w:t>
+            </w:r>
+          </w:p>
+        </w:tc>
+      </w:tr>
+    </w:tbl>
+    <w:p>
+      <w:pPr>
+        <w:widowControl w:val="false"/>
+        <w:pBdr>
+          <w:bottom w:val="single" w:color="9AA0A6" w:sz="6" w:space="2"/>
+        </w:pBdr>
+        <w:spacing w:before="0" w:after="0" w:line="450" w:lineRule="exact"/>
+      </w:pPr>
+      <w:r>
+        <w:rPr>
+          <w:sz w:val="18"/>
+          <w:szCs w:val="18"/>
+          <w:rFonts w:ascii="Calibri" w:cs="Calibri" w:eastAsia="Calibri" w:hAnsi="Calibri"/>
+        </w:rPr>
+        <w:t xml:space="preserve"> </w:t>
+      </w:r>
+    </w:p>
+    <w:p>
+      <w:pPr>
+        <w:spacing w:before="0" w:after="0" w:line="135" w:lineRule="exact"/>
+      </w:pPr>
+      <w:r>
+        <w:rPr>
+          <w:sz w:val="3"/>
+          <w:szCs w:val="3"/>
+          <w:rFonts w:ascii="Calibri" w:cs="Calibri" w:eastAsia="Calibri" w:hAnsi="Calibri"/>
+        </w:rPr>
+        <w:t xml:space="preserve"> </w:t>
+      </w:r>
+    </w:p>
+    <w:p>
+      <w:pPr>
+        <w:widowControl w:val="false"/>
+        <w:pBdr>
+          <w:bottom w:val="single" w:color="9AA0A6" w:sz="6" w:space="2"/>
+        </w:pBdr>
+        <w:spacing w:before="0" w:after="0" w:line="450" w:lineRule="exact"/>
+      </w:pPr>
+      <w:r>
+        <w:rPr>
+          <w:sz w:val="18"/>
+          <w:szCs w:val="18"/>
+          <w:rFonts w:ascii="Calibri" w:cs="Calibri" w:eastAsia="Calibri" w:hAnsi="Calibri"/>
+        </w:rPr>
+        <w:t xml:space="preserve"> </w:t>
+      </w:r>
+    </w:p>
+    <w:p>
+      <w:pPr>
+        <w:spacing w:before="0" w:after="0" w:line="135" w:lineRule="exact"/>
+      </w:pPr>
+      <w:r>
+        <w:rPr>
+          <w:sz w:val="3"/>
+          <w:szCs w:val="3"/>
+          <w:rFonts w:ascii="Calibri" w:cs="Calibri" w:eastAsia="Calibri" w:hAnsi="Calibri"/>
+        </w:rPr>
+        <w:t xml:space="preserve"> </w:t>
+      </w:r>
+    </w:p>
+    <w:p>
+      <w:pPr>
+        <w:widowControl w:val="false"/>
+        <w:pBdr>
+          <w:bottom w:val="single" w:color="9AA0A6" w:sz="6" w:space="2"/>
+        </w:pBdr>
+        <w:spacing w:before="0" w:after="0" w:line="450" w:lineRule="exact"/>
+      </w:pPr>
+      <w:r>
+        <w:rPr>
+          <w:sz w:val="18"/>
+          <w:szCs w:val="18"/>
+          <w:rFonts w:ascii="Calibri" w:cs="Calibri" w:eastAsia="Calibri" w:hAnsi="Calibri"/>
+        </w:rPr>
+        <w:t xml:space="preserve"> </w:t>
+      </w:r>
+    </w:p>
+    <w:p>
+      <w:pPr>
+        <w:spacing w:before="0" w:after="0" w:line="135" w:lineRule="exact"/>
+      </w:pPr>
+      <w:r>
+        <w:rPr>
+          <w:sz w:val="3"/>
+          <w:szCs w:val="3"/>
+          <w:rFonts w:ascii="Calibri" w:cs="Calibri" w:eastAsia="Calibri" w:hAnsi="Calibri"/>
+        </w:rPr>
+        <w:t xml:space="preserve"> </w:t>
+      </w:r>
+    </w:p>
+    <w:p>
+      <w:pPr>
+        <w:widowControl w:val="false"/>
+        <w:pBdr>
+          <w:bottom w:val="single" w:color="9AA0A6" w:sz="6" w:space="2"/>
+        </w:pBdr>
+        <w:spacing w:before="0" w:after="0" w:line="450" w:lineRule="exact"/>
+      </w:pPr>
+      <w:r>
+        <w:rPr>
+          <w:sz w:val="18"/>
+          <w:szCs w:val="18"/>
+          <w:rFonts w:ascii="Calibri" w:cs="Calibri" w:eastAsia="Calibri" w:hAnsi="Calibri"/>
+        </w:rPr>
+        <w:t xml:space="preserve"> </w:t>
+      </w:r>
+    </w:p>
+    <w:p>
+      <w:pPr>
+        <w:spacing w:before="0" w:after="0" w:line="135" w:lineRule="exact"/>
+      </w:pPr>
+      <w:r>
+        <w:rPr>
+          <w:sz w:val="3"/>
+          <w:szCs w:val="3"/>
+          <w:rFonts w:ascii="Calibri" w:cs="Calibri" w:eastAsia="Calibri" w:hAnsi="Calibri"/>
+        </w:rPr>
+        <w:t xml:space="preserve"> </w:t>
+      </w:r>
+    </w:p>
+    <w:p>
+      <w:pPr>
+        <w:widowControl w:val="false"/>
+        <w:pBdr>
+          <w:bottom w:val="single" w:color="9AA0A6" w:sz="6" w:space="2"/>
+        </w:pBdr>
+        <w:spacing w:before="0" w:after="0" w:line="450" w:lineRule="exact"/>
+      </w:pPr>
+      <w:r>
+        <w:rPr>
+          <w:sz w:val="18"/>
+          <w:szCs w:val="18"/>
+          <w:rFonts w:ascii="Calibri" w:cs="Calibri" w:eastAsia="Calibri" w:hAnsi="Calibri"/>
+        </w:rPr>
+        <w:t xml:space="preserve"> </w:t>
+      </w:r>
+    </w:p>
+    <w:tbl>
+      <w:tblPr>
+        <w:tblW w:type="dxa" w:w="9792"/>
+        <w:tblBorders>
+          <w:top w:val="single" w:color="auto" w:sz="4"/>
+          <w:left w:val="single" w:color="auto" w:sz="4"/>
+          <w:bottom w:val="single" w:color="auto" w:sz="4"/>
+          <w:right w:val="single" w:color="auto" w:sz="4"/>
+          <w:insideH w:val="single" w:color="auto" w:sz="4"/>
+          <w:insideV w:val="single" w:color="auto" w:sz="4"/>
+        </w:tblBorders>
+      </w:tblPr>
+      <w:tblGrid>
+        <w:gridCol w:w="9792"/>
+      </w:tblGrid>
+      <w:tr>
+        <w:tc>
+          <w:tcPr>
+            <w:tcW w:type="dxa" w:w="9792"/>
+            <w:tcBorders>
+              <w:top w:val="single" w:color="D9D5C8" w:sz="4"/>
+              <w:left w:val="single" w:color="D9D5C8" w:sz="4"/>
+              <w:bottom w:val="single" w:color="D9D5C8" w:sz="4"/>
+              <w:right w:val="single" w:color="D9D5C8" w:sz="4"/>
+            </w:tcBorders>
+            <w:shd w:fill="F7F5EF" w:color="auto" w:val="clear"/>
+            <w:tcMar>
+              <w:top w:type="dxa" w:w="55"/>
+              <w:left w:type="dxa" w:w="110"/>
+              <w:bottom w:type="dxa" w:w="55"/>
+              <w:right w:type="dxa" w:w="110"/>
+            </w:tcMar>
+          </w:tcPr>
+          <w:p>
+            <w:pPr>
+              <w:spacing w:after="60"/>
+            </w:pPr>
+            <w:r>
+              <w:rPr>
+                <w:b/>
+                <w:bCs/>
+                <w:i w:val="false"/>
+                <w:iCs w:val="false"/>
+                <w:color w:val="1B2A4A"/>
+                <w:sz w:val="32"/>
+                <w:szCs w:val="32"/>
+                <w:caps w:val="false"/>
+                <w:rFonts w:ascii="Calibri" w:cs="Calibri" w:eastAsia="Calibri" w:hAnsi="Calibri"/>
+              </w:rPr>
               <w:t xml:space="preserve">CONFIDENCE CHECK-IN</w:t>
             </w:r>
           </w:p>
@@ -29129,6 +29340,217 @@
                 <w:caps w:val="false"/>
                 <w:rFonts w:ascii="Calibri" w:cs="Calibri" w:eastAsia="Calibri" w:hAnsi="Calibri"/>
               </w:rPr>
+              <w:t xml:space="preserve">SOURCE SYNTHESIS — put it together (SSP.03)</w:t>
+            </w:r>
+          </w:p>
+          <w:p>
+            <w:pPr>
+              <w:spacing w:after="40"/>
+            </w:pPr>
+            <w:r>
+              <w:rPr>
+                <w:b w:val="false"/>
+                <w:bCs w:val="false"/>
+                <w:i w:val="false"/>
+                <w:iCs w:val="false"/>
+                <w:color w:val="1A1A1A"/>
+                <w:sz w:val="33"/>
+                <w:szCs w:val="33"/>
+                <w:caps w:val="false"/>
+                <w:rFonts w:ascii="Calibri" w:cs="Calibri" w:eastAsia="Calibri" w:hAnsi="Calibri"/>
+              </w:rPr>
+              <w:t xml:space="preserve">In 2–3 sentences: what does this source reveal about this standard, and how do you know? Cite one specific detail from it.</w:t>
+            </w:r>
+          </w:p>
+        </w:tc>
+      </w:tr>
+    </w:tbl>
+    <w:p>
+      <w:pPr>
+        <w:widowControl w:val="false"/>
+        <w:pBdr>
+          <w:bottom w:val="single" w:color="9AA0A6" w:sz="6" w:space="2"/>
+        </w:pBdr>
+        <w:spacing w:before="0" w:after="0" w:line="450" w:lineRule="exact"/>
+      </w:pPr>
+      <w:r>
+        <w:rPr>
+          <w:sz w:val="18"/>
+          <w:szCs w:val="18"/>
+          <w:rFonts w:ascii="Calibri" w:cs="Calibri" w:eastAsia="Calibri" w:hAnsi="Calibri"/>
+        </w:rPr>
+        <w:t xml:space="preserve"> </w:t>
+      </w:r>
+    </w:p>
+    <w:p>
+      <w:pPr>
+        <w:spacing w:before="0" w:after="0" w:line="135" w:lineRule="exact"/>
+      </w:pPr>
+      <w:r>
+        <w:rPr>
+          <w:sz w:val="3"/>
+          <w:szCs w:val="3"/>
+          <w:rFonts w:ascii="Calibri" w:cs="Calibri" w:eastAsia="Calibri" w:hAnsi="Calibri"/>
+        </w:rPr>
+        <w:t xml:space="preserve"> </w:t>
+      </w:r>
+    </w:p>
+    <w:p>
+      <w:pPr>
+        <w:widowControl w:val="false"/>
+        <w:pBdr>
+          <w:bottom w:val="single" w:color="9AA0A6" w:sz="6" w:space="2"/>
+        </w:pBdr>
+        <w:spacing w:before="0" w:after="0" w:line="450" w:lineRule="exact"/>
+      </w:pPr>
+      <w:r>
+        <w:rPr>
+          <w:sz w:val="18"/>
+          <w:szCs w:val="18"/>
+          <w:rFonts w:ascii="Calibri" w:cs="Calibri" w:eastAsia="Calibri" w:hAnsi="Calibri"/>
+        </w:rPr>
+        <w:t xml:space="preserve"> </w:t>
+      </w:r>
+    </w:p>
+    <w:p>
+      <w:pPr>
+        <w:spacing w:before="0" w:after="0" w:line="135" w:lineRule="exact"/>
+      </w:pPr>
+      <w:r>
+        <w:rPr>
+          <w:sz w:val="3"/>
+          <w:szCs w:val="3"/>
+          <w:rFonts w:ascii="Calibri" w:cs="Calibri" w:eastAsia="Calibri" w:hAnsi="Calibri"/>
+        </w:rPr>
+        <w:t xml:space="preserve"> </w:t>
+      </w:r>
+    </w:p>
+    <w:p>
+      <w:pPr>
+        <w:widowControl w:val="false"/>
+        <w:pBdr>
+          <w:bottom w:val="single" w:color="9AA0A6" w:sz="6" w:space="2"/>
+        </w:pBdr>
+        <w:spacing w:before="0" w:after="0" w:line="450" w:lineRule="exact"/>
+      </w:pPr>
+      <w:r>
+        <w:rPr>
+          <w:sz w:val="18"/>
+          <w:szCs w:val="18"/>
+          <w:rFonts w:ascii="Calibri" w:cs="Calibri" w:eastAsia="Calibri" w:hAnsi="Calibri"/>
+        </w:rPr>
+        <w:t xml:space="preserve"> </w:t>
+      </w:r>
+    </w:p>
+    <w:p>
+      <w:pPr>
+        <w:spacing w:before="0" w:after="0" w:line="135" w:lineRule="exact"/>
+      </w:pPr>
+      <w:r>
+        <w:rPr>
+          <w:sz w:val="3"/>
+          <w:szCs w:val="3"/>
+          <w:rFonts w:ascii="Calibri" w:cs="Calibri" w:eastAsia="Calibri" w:hAnsi="Calibri"/>
+        </w:rPr>
+        <w:t xml:space="preserve"> </w:t>
+      </w:r>
+    </w:p>
+    <w:p>
+      <w:pPr>
+        <w:widowControl w:val="false"/>
+        <w:pBdr>
+          <w:bottom w:val="single" w:color="9AA0A6" w:sz="6" w:space="2"/>
+        </w:pBdr>
+        <w:spacing w:before="0" w:after="0" w:line="450" w:lineRule="exact"/>
+      </w:pPr>
+      <w:r>
+        <w:rPr>
+          <w:sz w:val="18"/>
+          <w:szCs w:val="18"/>
+          <w:rFonts w:ascii="Calibri" w:cs="Calibri" w:eastAsia="Calibri" w:hAnsi="Calibri"/>
+        </w:rPr>
+        <w:t xml:space="preserve"> </w:t>
+      </w:r>
+    </w:p>
+    <w:p>
+      <w:pPr>
+        <w:spacing w:before="0" w:after="0" w:line="135" w:lineRule="exact"/>
+      </w:pPr>
+      <w:r>
+        <w:rPr>
+          <w:sz w:val="3"/>
+          <w:szCs w:val="3"/>
+          <w:rFonts w:ascii="Calibri" w:cs="Calibri" w:eastAsia="Calibri" w:hAnsi="Calibri"/>
+        </w:rPr>
+        <w:t xml:space="preserve"> </w:t>
+      </w:r>
+    </w:p>
+    <w:p>
+      <w:pPr>
+        <w:widowControl w:val="false"/>
+        <w:pBdr>
+          <w:bottom w:val="single" w:color="9AA0A6" w:sz="6" w:space="2"/>
+        </w:pBdr>
+        <w:spacing w:before="0" w:after="0" w:line="450" w:lineRule="exact"/>
+      </w:pPr>
+      <w:r>
+        <w:rPr>
+          <w:sz w:val="18"/>
+          <w:szCs w:val="18"/>
+          <w:rFonts w:ascii="Calibri" w:cs="Calibri" w:eastAsia="Calibri" w:hAnsi="Calibri"/>
+        </w:rPr>
+        <w:t xml:space="preserve"> </w:t>
+      </w:r>
+    </w:p>
+    <w:tbl>
+      <w:tblPr>
+        <w:tblW w:type="dxa" w:w="9792"/>
+        <w:tblBorders>
+          <w:top w:val="single" w:color="auto" w:sz="4"/>
+          <w:left w:val="single" w:color="auto" w:sz="4"/>
+          <w:bottom w:val="single" w:color="auto" w:sz="4"/>
+          <w:right w:val="single" w:color="auto" w:sz="4"/>
+          <w:insideH w:val="single" w:color="auto" w:sz="4"/>
+          <w:insideV w:val="single" w:color="auto" w:sz="4"/>
+        </w:tblBorders>
+      </w:tblPr>
+      <w:tblGrid>
+        <w:gridCol w:w="9792"/>
+      </w:tblGrid>
+      <w:tr>
+        <w:tc>
+          <w:tcPr>
+            <w:tcW w:type="dxa" w:w="9792"/>
+            <w:tcBorders>
+              <w:top w:val="single" w:color="D9D5C8" w:sz="4"/>
+              <w:left w:val="single" w:color="D9D5C8" w:sz="4"/>
+              <w:bottom w:val="single" w:color="D9D5C8" w:sz="4"/>
+              <w:right w:val="single" w:color="D9D5C8" w:sz="4"/>
+            </w:tcBorders>
+            <w:shd w:fill="F7F5EF" w:color="auto" w:val="clear"/>
+            <w:tcMar>
+              <w:top w:type="dxa" w:w="55"/>
+              <w:left w:type="dxa" w:w="110"/>
+              <w:bottom w:type="dxa" w:w="55"/>
+              <w:right w:type="dxa" w:w="110"/>
+            </w:tcMar>
+          </w:tcPr>
+          <w:p>
+            <w:pPr>
+              <w:spacing w:after="60"/>
+            </w:pPr>
+            <w:r>
+              <w:rPr>
+                <w:b/>
+                <w:bCs/>
+                <w:i w:val="false"/>
+                <w:iCs w:val="false"/>
+                <w:color w:val="1B2A4A"/>
+                <w:sz w:val="32"/>
+                <w:szCs w:val="32"/>
+                <w:caps w:val="false"/>
+                <w:rFonts w:ascii="Calibri" w:cs="Calibri" w:eastAsia="Calibri" w:hAnsi="Calibri"/>
+              </w:rPr>
               <w:t xml:space="preserve">CONFIDENCE CHECK-IN</w:t>
             </w:r>
           </w:p>
@@ -42801,6 +43223,217 @@
         </w:tc>
       </w:tr>
     </w:tbl>
+    <w:tbl>
+      <w:tblPr>
+        <w:tblW w:type="dxa" w:w="9792"/>
+        <w:tblBorders>
+          <w:top w:val="single" w:color="auto" w:sz="4"/>
+          <w:left w:val="single" w:color="auto" w:sz="4"/>
+          <w:bottom w:val="single" w:color="auto" w:sz="4"/>
+          <w:right w:val="single" w:color="auto" w:sz="4"/>
+          <w:insideH w:val="single" w:color="auto" w:sz="4"/>
+          <w:insideV w:val="single" w:color="auto" w:sz="4"/>
+        </w:tblBorders>
+      </w:tblPr>
+      <w:tblGrid>
+        <w:gridCol w:w="9792"/>
+      </w:tblGrid>
+      <w:tr>
+        <w:tc>
+          <w:tcPr>
+            <w:tcW w:type="dxa" w:w="9792"/>
+            <w:tcBorders>
+              <w:top w:val="single" w:color="D9D5C8" w:sz="4"/>
+              <w:left w:val="single" w:color="D9D5C8" w:sz="4"/>
+              <w:bottom w:val="single" w:color="D9D5C8" w:sz="4"/>
+              <w:right w:val="single" w:color="D9D5C8" w:sz="4"/>
+            </w:tcBorders>
+            <w:shd w:fill="F7F5EF" w:color="auto" w:val="clear"/>
+            <w:tcMar>
+              <w:top w:type="dxa" w:w="55"/>
+              <w:left w:type="dxa" w:w="110"/>
+              <w:bottom w:type="dxa" w:w="55"/>
+              <w:right w:type="dxa" w:w="110"/>
+            </w:tcMar>
+          </w:tcPr>
+          <w:p>
+            <w:pPr>
+              <w:spacing w:after="60"/>
+            </w:pPr>
+            <w:r>
+              <w:rPr>
+                <w:b/>
+                <w:bCs/>
+                <w:i w:val="false"/>
+                <w:iCs w:val="false"/>
+                <w:color w:val="1B2A4A"/>
+                <w:sz w:val="32"/>
+                <w:szCs w:val="32"/>
+                <w:caps w:val="false"/>
+                <w:rFonts w:ascii="Calibri" w:cs="Calibri" w:eastAsia="Calibri" w:hAnsi="Calibri"/>
+              </w:rPr>
+              <w:t xml:space="preserve">SOURCE SYNTHESIS — put it together (SSP.03)</w:t>
+            </w:r>
+          </w:p>
+          <w:p>
+            <w:pPr>
+              <w:spacing w:after="40"/>
+            </w:pPr>
+            <w:r>
+              <w:rPr>
+                <w:b w:val="false"/>
+                <w:bCs w:val="false"/>
+                <w:i w:val="false"/>
+                <w:iCs w:val="false"/>
+                <w:color w:val="1A1A1A"/>
+                <w:sz w:val="33"/>
+                <w:szCs w:val="33"/>
+                <w:caps w:val="false"/>
+                <w:rFonts w:ascii="Calibri" w:cs="Calibri" w:eastAsia="Calibri" w:hAnsi="Calibri"/>
+              </w:rPr>
+              <w:t xml:space="preserve">In 2–3 sentences: what does this source reveal about this standard, and how do you know? Cite one specific detail from it.</w:t>
+            </w:r>
+          </w:p>
+        </w:tc>
+      </w:tr>
+    </w:tbl>
+    <w:p>
+      <w:pPr>
+        <w:widowControl w:val="false"/>
+        <w:pBdr>
+          <w:bottom w:val="single" w:color="9AA0A6" w:sz="6" w:space="2"/>
+        </w:pBdr>
+        <w:spacing w:before="0" w:after="0" w:line="450" w:lineRule="exact"/>
+      </w:pPr>
+      <w:r>
+        <w:rPr>
+          <w:sz w:val="18"/>
+          <w:szCs w:val="18"/>
+          <w:rFonts w:ascii="Calibri" w:cs="Calibri" w:eastAsia="Calibri" w:hAnsi="Calibri"/>
+        </w:rPr>
+        <w:t xml:space="preserve"> </w:t>
+      </w:r>
+    </w:p>
+    <w:p>
+      <w:pPr>
+        <w:spacing w:before="0" w:after="0" w:line="135" w:lineRule="exact"/>
+      </w:pPr>
+      <w:r>
+        <w:rPr>
+          <w:sz w:val="3"/>
+          <w:szCs w:val="3"/>
+          <w:rFonts w:ascii="Calibri" w:cs="Calibri" w:eastAsia="Calibri" w:hAnsi="Calibri"/>
+        </w:rPr>
+        <w:t xml:space="preserve"> </w:t>
+      </w:r>
+    </w:p>
+    <w:p>
+      <w:pPr>
+        <w:widowControl w:val="false"/>
+        <w:pBdr>
+          <w:bottom w:val="single" w:color="9AA0A6" w:sz="6" w:space="2"/>
+        </w:pBdr>
+        <w:spacing w:before="0" w:after="0" w:line="450" w:lineRule="exact"/>
+      </w:pPr>
+      <w:r>
+        <w:rPr>
+          <w:sz w:val="18"/>
+          <w:szCs w:val="18"/>
+          <w:rFonts w:ascii="Calibri" w:cs="Calibri" w:eastAsia="Calibri" w:hAnsi="Calibri"/>
+        </w:rPr>
+        <w:t xml:space="preserve"> </w:t>
+      </w:r>
+    </w:p>
+    <w:p>
+      <w:pPr>
+        <w:spacing w:before="0" w:after="0" w:line="135" w:lineRule="exact"/>
+      </w:pPr>
+      <w:r>
+        <w:rPr>
+          <w:sz w:val="3"/>
+          <w:szCs w:val="3"/>
+          <w:rFonts w:ascii="Calibri" w:cs="Calibri" w:eastAsia="Calibri" w:hAnsi="Calibri"/>
+        </w:rPr>
+        <w:t xml:space="preserve"> </w:t>
+      </w:r>
+    </w:p>
+    <w:p>
+      <w:pPr>
+        <w:widowControl w:val="false"/>
+        <w:pBdr>
+          <w:bottom w:val="single" w:color="9AA0A6" w:sz="6" w:space="2"/>
+        </w:pBdr>
+        <w:spacing w:before="0" w:after="0" w:line="450" w:lineRule="exact"/>
+      </w:pPr>
+      <w:r>
+        <w:rPr>
+          <w:sz w:val="18"/>
+          <w:szCs w:val="18"/>
+          <w:rFonts w:ascii="Calibri" w:cs="Calibri" w:eastAsia="Calibri" w:hAnsi="Calibri"/>
+        </w:rPr>
+        <w:t xml:space="preserve"> </w:t>
+      </w:r>
+    </w:p>
+    <w:p>
+      <w:pPr>
+        <w:spacing w:before="0" w:after="0" w:line="135" w:lineRule="exact"/>
+      </w:pPr>
+      <w:r>
+        <w:rPr>
+          <w:sz w:val="3"/>
+          <w:szCs w:val="3"/>
+          <w:rFonts w:ascii="Calibri" w:cs="Calibri" w:eastAsia="Calibri" w:hAnsi="Calibri"/>
+        </w:rPr>
+        <w:t xml:space="preserve"> </w:t>
+      </w:r>
+    </w:p>
+    <w:p>
+      <w:pPr>
+        <w:widowControl w:val="false"/>
+        <w:pBdr>
+          <w:bottom w:val="single" w:color="9AA0A6" w:sz="6" w:space="2"/>
+        </w:pBdr>
+        <w:spacing w:before="0" w:after="0" w:line="450" w:lineRule="exact"/>
+      </w:pPr>
+      <w:r>
+        <w:rPr>
+          <w:sz w:val="18"/>
+          <w:szCs w:val="18"/>
+          <w:rFonts w:ascii="Calibri" w:cs="Calibri" w:eastAsia="Calibri" w:hAnsi="Calibri"/>
+        </w:rPr>
+        <w:t xml:space="preserve"> </w:t>
+      </w:r>
+    </w:p>
+    <w:p>
+      <w:pPr>
+        <w:spacing w:before="0" w:after="0" w:line="135" w:lineRule="exact"/>
+      </w:pPr>
+      <w:r>
+        <w:rPr>
+          <w:sz w:val="3"/>
+          <w:szCs w:val="3"/>
+          <w:rFonts w:ascii="Calibri" w:cs="Calibri" w:eastAsia="Calibri" w:hAnsi="Calibri"/>
+        </w:rPr>
+        <w:t xml:space="preserve"> </w:t>
+      </w:r>
+    </w:p>
+    <w:p>
+      <w:pPr>
+        <w:widowControl w:val="false"/>
+        <w:pBdr>
+          <w:bottom w:val="single" w:color="9AA0A6" w:sz="6" w:space="2"/>
+        </w:pBdr>
+        <w:spacing w:before="0" w:after="0" w:line="450" w:lineRule="exact"/>
+      </w:pPr>
+      <w:r>
+        <w:rPr>
+          <w:sz w:val="18"/>
+          <w:szCs w:val="18"/>
+          <w:rFonts w:ascii="Calibri" w:cs="Calibri" w:eastAsia="Calibri" w:hAnsi="Calibri"/>
+        </w:rPr>
+        <w:t xml:space="preserve"> </w:t>
+      </w:r>
+    </w:p>
     <w:tbl>
       <w:tblPr>
         <w:tblW w:type="dxa" w:w="9792"/>

--- a/courses/foundations-constitutional-government/BUILD/unit4/deliverables/Unit4_Student_Workbook_CourseStandard_LargePrint.docx
+++ b/courses/foundations-constitutional-government/BUILD/unit4/deliverables/Unit4_Student_Workbook_CourseStandard_LargePrint.docx
@@ -9244,7 +9244,7 @@
       </w:tblGrid>
       <w:tr>
         <w:trPr>
-          <w:trHeight w:val="1450" w:hRule="atLeast"/>
+          <w:trHeight w:val="2050" w:hRule="atLeast"/>
         </w:trPr>
         <w:tc>
           <w:tcPr>
@@ -13946,6 +13946,187 @@
         </w:tblBorders>
       </w:tblPr>
       <w:tblGrid>
+        <w:gridCol w:w="9792"/>
+      </w:tblGrid>
+      <w:tr>
+        <w:tc>
+          <w:tcPr>
+            <w:tcW w:type="dxa" w:w="9792"/>
+            <w:tcBorders>
+              <w:top w:val="single" w:color="D9D5C8" w:sz="4"/>
+              <w:left w:val="single" w:color="D9D5C8" w:sz="4"/>
+              <w:bottom w:val="single" w:color="D9D5C8" w:sz="4"/>
+              <w:right w:val="single" w:color="D9D5C8" w:sz="4"/>
+            </w:tcBorders>
+            <w:shd w:fill="F7F5EF" w:color="auto" w:val="clear"/>
+            <w:tcMar>
+              <w:top w:type="dxa" w:w="55"/>
+              <w:left w:type="dxa" w:w="110"/>
+              <w:bottom w:type="dxa" w:w="55"/>
+              <w:right w:type="dxa" w:w="110"/>
+            </w:tcMar>
+          </w:tcPr>
+          <w:p>
+            <w:pPr>
+              <w:spacing w:after="60"/>
+            </w:pPr>
+            <w:r>
+              <w:rPr>
+                <w:b/>
+                <w:bCs/>
+                <w:i w:val="false"/>
+                <w:iCs w:val="false"/>
+                <w:color w:val="1B2A4A"/>
+                <w:sz w:val="32"/>
+                <w:szCs w:val="32"/>
+                <w:caps w:val="false"/>
+                <w:rFonts w:ascii="Calibri" w:cs="Calibri" w:eastAsia="Calibri" w:hAnsi="Calibri"/>
+              </w:rPr>
+              <w:t xml:space="preserve">FIRST LOOK — before you analyze</w:t>
+            </w:r>
+          </w:p>
+          <w:p>
+            <w:pPr>
+              <w:spacing w:after="40"/>
+            </w:pPr>
+            <w:r>
+              <w:rPr>
+                <w:b w:val="false"/>
+                <w:bCs w:val="false"/>
+                <w:i w:val="false"/>
+                <w:iCs w:val="false"/>
+                <w:color w:val="1A1A1A"/>
+                <w:sz w:val="33"/>
+                <w:szCs w:val="33"/>
+                <w:caps w:val="false"/>
+                <w:rFonts w:ascii="Calibri" w:cs="Calibri" w:eastAsia="Calibri" w:hAnsi="Calibri"/>
+              </w:rPr>
+              <w:t xml:space="preserve">Jot 3–4 things you notice in the source (details, words, people, dates). No wrong answers.</w:t>
+            </w:r>
+          </w:p>
+        </w:tc>
+      </w:tr>
+    </w:tbl>
+    <w:p>
+      <w:pPr>
+        <w:widowControl w:val="false"/>
+        <w:pBdr>
+          <w:bottom w:val="single" w:color="8892A0" w:sz="8" w:space="1"/>
+        </w:pBdr>
+        <w:spacing w:before="42" w:after="42"/>
+      </w:pPr>
+      <w:r>
+        <w:rPr>
+          <w:sz w:val="24"/>
+          <w:szCs w:val="24"/>
+          <w:rFonts w:ascii="Calibri" w:cs="Calibri" w:eastAsia="Calibri" w:hAnsi="Calibri"/>
+        </w:rPr>
+        <w:t xml:space="preserve"> </w:t>
+      </w:r>
+    </w:p>
+    <w:p>
+      <w:pPr>
+        <w:spacing w:before="0" w:after="0" w:line="75" w:lineRule="exact"/>
+      </w:pPr>
+      <w:r>
+        <w:rPr>
+          <w:sz w:val="3"/>
+          <w:szCs w:val="3"/>
+          <w:rFonts w:ascii="Calibri" w:cs="Calibri" w:eastAsia="Calibri" w:hAnsi="Calibri"/>
+        </w:rPr>
+        <w:t xml:space="preserve"> </w:t>
+      </w:r>
+    </w:p>
+    <w:p>
+      <w:pPr>
+        <w:widowControl w:val="false"/>
+        <w:pBdr>
+          <w:bottom w:val="single" w:color="8892A0" w:sz="8" w:space="1"/>
+        </w:pBdr>
+        <w:spacing w:before="42" w:after="42"/>
+      </w:pPr>
+      <w:r>
+        <w:rPr>
+          <w:sz w:val="24"/>
+          <w:szCs w:val="24"/>
+          <w:rFonts w:ascii="Calibri" w:cs="Calibri" w:eastAsia="Calibri" w:hAnsi="Calibri"/>
+        </w:rPr>
+        <w:t xml:space="preserve"> </w:t>
+      </w:r>
+    </w:p>
+    <w:p>
+      <w:pPr>
+        <w:spacing w:before="0" w:after="0" w:line="75" w:lineRule="exact"/>
+      </w:pPr>
+      <w:r>
+        <w:rPr>
+          <w:sz w:val="3"/>
+          <w:szCs w:val="3"/>
+          <w:rFonts w:ascii="Calibri" w:cs="Calibri" w:eastAsia="Calibri" w:hAnsi="Calibri"/>
+        </w:rPr>
+        <w:t xml:space="preserve"> </w:t>
+      </w:r>
+    </w:p>
+    <w:p>
+      <w:pPr>
+        <w:widowControl w:val="false"/>
+        <w:pBdr>
+          <w:bottom w:val="single" w:color="8892A0" w:sz="8" w:space="1"/>
+        </w:pBdr>
+        <w:spacing w:before="42" w:after="42"/>
+      </w:pPr>
+      <w:r>
+        <w:rPr>
+          <w:sz w:val="24"/>
+          <w:szCs w:val="24"/>
+          <w:rFonts w:ascii="Calibri" w:cs="Calibri" w:eastAsia="Calibri" w:hAnsi="Calibri"/>
+        </w:rPr>
+        <w:t xml:space="preserve"> </w:t>
+      </w:r>
+    </w:p>
+    <w:p>
+      <w:pPr>
+        <w:spacing w:before="0" w:after="0" w:line="75" w:lineRule="exact"/>
+      </w:pPr>
+      <w:r>
+        <w:rPr>
+          <w:sz w:val="3"/>
+          <w:szCs w:val="3"/>
+          <w:rFonts w:ascii="Calibri" w:cs="Calibri" w:eastAsia="Calibri" w:hAnsi="Calibri"/>
+        </w:rPr>
+        <w:t xml:space="preserve"> </w:t>
+      </w:r>
+    </w:p>
+    <w:p>
+      <w:pPr>
+        <w:widowControl w:val="false"/>
+        <w:pBdr>
+          <w:bottom w:val="single" w:color="8892A0" w:sz="8" w:space="1"/>
+        </w:pBdr>
+        <w:spacing w:before="42" w:after="42"/>
+      </w:pPr>
+      <w:r>
+        <w:rPr>
+          <w:sz w:val="24"/>
+          <w:szCs w:val="24"/>
+          <w:rFonts w:ascii="Calibri" w:cs="Calibri" w:eastAsia="Calibri" w:hAnsi="Calibri"/>
+        </w:rPr>
+        <w:t xml:space="preserve"> </w:t>
+      </w:r>
+    </w:p>
+    <w:tbl>
+      <w:tblPr>
+        <w:tblW w:type="dxa" w:w="9792"/>
+        <w:tblBorders>
+          <w:top w:val="single" w:color="auto" w:sz="4"/>
+          <w:left w:val="single" w:color="auto" w:sz="4"/>
+          <w:bottom w:val="single" w:color="auto" w:sz="4"/>
+          <w:right w:val="single" w:color="auto" w:sz="4"/>
+          <w:insideH w:val="single" w:color="auto" w:sz="4"/>
+          <w:insideV w:val="single" w:color="auto" w:sz="4"/>
+        </w:tblBorders>
+      </w:tblPr>
+      <w:tblGrid>
         <w:gridCol w:w="4263"/>
         <w:gridCol w:w="5529"/>
       </w:tblGrid>
@@ -14128,61 +14309,19 @@
               <w:t xml:space="preserve"> </w:t>
             </w:r>
           </w:p>
-        </w:tc>
-      </w:tr>
-      <w:tr>
-        <w:tc>
-          <w:tcPr>
-            <w:tcW w:type="dxa" w:w="4263"/>
-            <w:tcBorders>
-              <w:top w:val="single" w:color="D9D5C8" w:sz="4"/>
-              <w:left w:val="single" w:color="D9D5C8" w:sz="4"/>
-              <w:bottom w:val="single" w:color="D9D5C8" w:sz="4"/>
-              <w:right w:val="single" w:color="D9D5C8" w:sz="4"/>
-            </w:tcBorders>
-            <w:tcMar>
-              <w:top w:type="dxa" w:w="55"/>
-              <w:left w:type="dxa" w:w="110"/>
-              <w:bottom w:type="dxa" w:w="55"/>
-              <w:right w:type="dxa" w:w="110"/>
-            </w:tcMar>
-          </w:tcPr>
-          <w:p>
-            <w:pPr>
-              <w:spacing w:after="0"/>
-            </w:pPr>
-            <w:r>
-              <w:rPr>
-                <w:b/>
-                <w:bCs/>
-                <w:i w:val="false"/>
-                <w:iCs w:val="false"/>
-                <w:color w:val="1A1A1A"/>
-                <w:sz w:val="30"/>
-                <w:szCs w:val="30"/>
-                <w:caps w:val="false"/>
-                <w:rFonts w:ascii="Calibri" w:cs="Calibri" w:eastAsia="Calibri" w:hAnsi="Calibri"/>
-              </w:rPr>
-              <w:t xml:space="preserve">I — Intended audience: who was meant to see or obey it?</w:t>
-            </w:r>
-          </w:p>
-        </w:tc>
-        <w:tc>
-          <w:tcPr>
-            <w:tcW w:type="dxa" w:w="5529"/>
-            <w:tcBorders>
-              <w:top w:val="single" w:color="D9D5C8" w:sz="4"/>
-              <w:left w:val="single" w:color="D9D5C8" w:sz="4"/>
-              <w:bottom w:val="single" w:color="D9D5C8" w:sz="4"/>
-              <w:right w:val="single" w:color="D9D5C8" w:sz="4"/>
-            </w:tcBorders>
-            <w:tcMar>
-              <w:top w:type="dxa" w:w="55"/>
-              <w:left w:type="dxa" w:w="110"/>
-              <w:bottom w:type="dxa" w:w="55"/>
-              <w:right w:type="dxa" w:w="110"/>
-            </w:tcMar>
-          </w:tcPr>
+          <w:p>
+            <w:pPr>
+              <w:spacing w:before="0" w:after="0" w:line="75" w:lineRule="exact"/>
+            </w:pPr>
+            <w:r>
+              <w:rPr>
+                <w:sz w:val="3"/>
+                <w:szCs w:val="3"/>
+                <w:rFonts w:ascii="Calibri" w:cs="Calibri" w:eastAsia="Calibri" w:hAnsi="Calibri"/>
+              </w:rPr>
+              <w:t xml:space="preserve"> </w:t>
+            </w:r>
+          </w:p>
           <w:p>
             <w:pPr>
               <w:widowControl w:val="false"/>
@@ -14265,7 +14404,7 @@
                 <w:caps w:val="false"/>
                 <w:rFonts w:ascii="Calibri" w:cs="Calibri" w:eastAsia="Calibri" w:hAnsi="Calibri"/>
               </w:rPr>
-              <w:t xml:space="preserve">P — Purpose: why was it created?</w:t>
+              <w:t xml:space="preserve">I — Intended audience: who was meant to see or obey it?</w:t>
             </w:r>
           </w:p>
         </w:tc>
@@ -14332,61 +14471,19 @@
               <w:t xml:space="preserve"> </w:t>
             </w:r>
           </w:p>
-        </w:tc>
-      </w:tr>
-      <w:tr>
-        <w:tc>
-          <w:tcPr>
-            <w:tcW w:type="dxa" w:w="4263"/>
-            <w:tcBorders>
-              <w:top w:val="single" w:color="D9D5C8" w:sz="4"/>
-              <w:left w:val="single" w:color="D9D5C8" w:sz="4"/>
-              <w:bottom w:val="single" w:color="D9D5C8" w:sz="4"/>
-              <w:right w:val="single" w:color="D9D5C8" w:sz="4"/>
-            </w:tcBorders>
-            <w:tcMar>
-              <w:top w:type="dxa" w:w="55"/>
-              <w:left w:type="dxa" w:w="110"/>
-              <w:bottom w:type="dxa" w:w="55"/>
-              <w:right w:type="dxa" w:w="110"/>
-            </w:tcMar>
-          </w:tcPr>
-          <w:p>
-            <w:pPr>
-              <w:spacing w:after="0"/>
-            </w:pPr>
-            <w:r>
-              <w:rPr>
-                <w:b/>
-                <w:bCs/>
-                <w:i w:val="false"/>
-                <w:iCs w:val="false"/>
-                <w:color w:val="1A1A1A"/>
-                <w:sz w:val="30"/>
-                <w:szCs w:val="30"/>
-                <w:caps w:val="false"/>
-                <w:rFonts w:ascii="Calibri" w:cs="Calibri" w:eastAsia="Calibri" w:hAnsi="Calibri"/>
-              </w:rPr>
-              <w:t xml:space="preserve">P — Point of view: whose perspective does it reflect?</w:t>
-            </w:r>
-          </w:p>
-        </w:tc>
-        <w:tc>
-          <w:tcPr>
-            <w:tcW w:type="dxa" w:w="5529"/>
-            <w:tcBorders>
-              <w:top w:val="single" w:color="D9D5C8" w:sz="4"/>
-              <w:left w:val="single" w:color="D9D5C8" w:sz="4"/>
-              <w:bottom w:val="single" w:color="D9D5C8" w:sz="4"/>
-              <w:right w:val="single" w:color="D9D5C8" w:sz="4"/>
-            </w:tcBorders>
-            <w:tcMar>
-              <w:top w:type="dxa" w:w="55"/>
-              <w:left w:type="dxa" w:w="110"/>
-              <w:bottom w:type="dxa" w:w="55"/>
-              <w:right w:type="dxa" w:w="110"/>
-            </w:tcMar>
-          </w:tcPr>
+          <w:p>
+            <w:pPr>
+              <w:spacing w:before="0" w:after="0" w:line="75" w:lineRule="exact"/>
+            </w:pPr>
+            <w:r>
+              <w:rPr>
+                <w:sz w:val="3"/>
+                <w:szCs w:val="3"/>
+                <w:rFonts w:ascii="Calibri" w:cs="Calibri" w:eastAsia="Calibri" w:hAnsi="Calibri"/>
+              </w:rPr>
+              <w:t xml:space="preserve"> </w:t>
+            </w:r>
+          </w:p>
           <w:p>
             <w:pPr>
               <w:widowControl w:val="false"/>
@@ -14469,7 +14566,7 @@
                 <w:caps w:val="false"/>
                 <w:rFonts w:ascii="Calibri" w:cs="Calibri" w:eastAsia="Calibri" w:hAnsi="Calibri"/>
               </w:rPr>
-              <w:t xml:space="preserve">O — Outside connection: how does it connect to this standard?</w:t>
+              <w:t xml:space="preserve">P — Purpose: why was it created?</w:t>
             </w:r>
           </w:p>
         </w:tc>
@@ -14534,6 +14631,486 @@
                 <w:rFonts w:ascii="Calibri" w:cs="Calibri" w:eastAsia="Calibri" w:hAnsi="Calibri"/>
               </w:rPr>
               <w:t xml:space="preserve"> </w:t>
+            </w:r>
+          </w:p>
+          <w:p>
+            <w:pPr>
+              <w:spacing w:before="0" w:after="0" w:line="75" w:lineRule="exact"/>
+            </w:pPr>
+            <w:r>
+              <w:rPr>
+                <w:sz w:val="3"/>
+                <w:szCs w:val="3"/>
+                <w:rFonts w:ascii="Calibri" w:cs="Calibri" w:eastAsia="Calibri" w:hAnsi="Calibri"/>
+              </w:rPr>
+              <w:t xml:space="preserve"> </w:t>
+            </w:r>
+          </w:p>
+          <w:p>
+            <w:pPr>
+              <w:widowControl w:val="false"/>
+              <w:pBdr>
+                <w:bottom w:val="single" w:color="8892A0" w:sz="8" w:space="1"/>
+              </w:pBdr>
+              <w:spacing w:before="42" w:after="42"/>
+            </w:pPr>
+            <w:r>
+              <w:rPr>
+                <w:sz w:val="24"/>
+                <w:szCs w:val="24"/>
+                <w:rFonts w:ascii="Calibri" w:cs="Calibri" w:eastAsia="Calibri" w:hAnsi="Calibri"/>
+              </w:rPr>
+              <w:t xml:space="preserve"> </w:t>
+            </w:r>
+          </w:p>
+          <w:p>
+            <w:pPr>
+              <w:spacing w:before="0" w:after="0" w:line="75" w:lineRule="exact"/>
+            </w:pPr>
+            <w:r>
+              <w:rPr>
+                <w:sz w:val="3"/>
+                <w:szCs w:val="3"/>
+                <w:rFonts w:ascii="Calibri" w:cs="Calibri" w:eastAsia="Calibri" w:hAnsi="Calibri"/>
+              </w:rPr>
+              <w:t xml:space="preserve"> </w:t>
+            </w:r>
+          </w:p>
+          <w:p>
+            <w:pPr>
+              <w:widowControl w:val="false"/>
+              <w:pBdr>
+                <w:bottom w:val="single" w:color="8892A0" w:sz="8" w:space="1"/>
+              </w:pBdr>
+              <w:spacing w:before="42" w:after="42"/>
+            </w:pPr>
+            <w:r>
+              <w:rPr>
+                <w:sz w:val="24"/>
+                <w:szCs w:val="24"/>
+                <w:rFonts w:ascii="Calibri" w:cs="Calibri" w:eastAsia="Calibri" w:hAnsi="Calibri"/>
+              </w:rPr>
+              <w:t xml:space="preserve"> </w:t>
+            </w:r>
+          </w:p>
+        </w:tc>
+      </w:tr>
+      <w:tr>
+        <w:tc>
+          <w:tcPr>
+            <w:tcW w:type="dxa" w:w="4263"/>
+            <w:tcBorders>
+              <w:top w:val="single" w:color="D9D5C8" w:sz="4"/>
+              <w:left w:val="single" w:color="D9D5C8" w:sz="4"/>
+              <w:bottom w:val="single" w:color="D9D5C8" w:sz="4"/>
+              <w:right w:val="single" w:color="D9D5C8" w:sz="4"/>
+            </w:tcBorders>
+            <w:tcMar>
+              <w:top w:type="dxa" w:w="55"/>
+              <w:left w:type="dxa" w:w="110"/>
+              <w:bottom w:type="dxa" w:w="55"/>
+              <w:right w:type="dxa" w:w="110"/>
+            </w:tcMar>
+          </w:tcPr>
+          <w:p>
+            <w:pPr>
+              <w:spacing w:after="0"/>
+            </w:pPr>
+            <w:r>
+              <w:rPr>
+                <w:b/>
+                <w:bCs/>
+                <w:i w:val="false"/>
+                <w:iCs w:val="false"/>
+                <w:color w:val="1A1A1A"/>
+                <w:sz w:val="30"/>
+                <w:szCs w:val="30"/>
+                <w:caps w:val="false"/>
+                <w:rFonts w:ascii="Calibri" w:cs="Calibri" w:eastAsia="Calibri" w:hAnsi="Calibri"/>
+              </w:rPr>
+              <w:t xml:space="preserve">P — Point of view: whose perspective does it reflect?</w:t>
+            </w:r>
+          </w:p>
+        </w:tc>
+        <w:tc>
+          <w:tcPr>
+            <w:tcW w:type="dxa" w:w="5529"/>
+            <w:tcBorders>
+              <w:top w:val="single" w:color="D9D5C8" w:sz="4"/>
+              <w:left w:val="single" w:color="D9D5C8" w:sz="4"/>
+              <w:bottom w:val="single" w:color="D9D5C8" w:sz="4"/>
+              <w:right w:val="single" w:color="D9D5C8" w:sz="4"/>
+            </w:tcBorders>
+            <w:tcMar>
+              <w:top w:type="dxa" w:w="55"/>
+              <w:left w:type="dxa" w:w="110"/>
+              <w:bottom w:type="dxa" w:w="55"/>
+              <w:right w:type="dxa" w:w="110"/>
+            </w:tcMar>
+          </w:tcPr>
+          <w:p>
+            <w:pPr>
+              <w:widowControl w:val="false"/>
+              <w:pBdr>
+                <w:bottom w:val="single" w:color="8892A0" w:sz="8" w:space="1"/>
+              </w:pBdr>
+              <w:spacing w:before="42" w:after="42"/>
+            </w:pPr>
+            <w:r>
+              <w:rPr>
+                <w:sz w:val="24"/>
+                <w:szCs w:val="24"/>
+                <w:rFonts w:ascii="Calibri" w:cs="Calibri" w:eastAsia="Calibri" w:hAnsi="Calibri"/>
+              </w:rPr>
+              <w:t xml:space="preserve"> </w:t>
+            </w:r>
+          </w:p>
+          <w:p>
+            <w:pPr>
+              <w:spacing w:before="0" w:after="0" w:line="75" w:lineRule="exact"/>
+            </w:pPr>
+            <w:r>
+              <w:rPr>
+                <w:sz w:val="3"/>
+                <w:szCs w:val="3"/>
+                <w:rFonts w:ascii="Calibri" w:cs="Calibri" w:eastAsia="Calibri" w:hAnsi="Calibri"/>
+              </w:rPr>
+              <w:t xml:space="preserve"> </w:t>
+            </w:r>
+          </w:p>
+          <w:p>
+            <w:pPr>
+              <w:widowControl w:val="false"/>
+              <w:pBdr>
+                <w:bottom w:val="single" w:color="8892A0" w:sz="8" w:space="1"/>
+              </w:pBdr>
+              <w:spacing w:before="42" w:after="42"/>
+            </w:pPr>
+            <w:r>
+              <w:rPr>
+                <w:sz w:val="24"/>
+                <w:szCs w:val="24"/>
+                <w:rFonts w:ascii="Calibri" w:cs="Calibri" w:eastAsia="Calibri" w:hAnsi="Calibri"/>
+              </w:rPr>
+              <w:t xml:space="preserve"> </w:t>
+            </w:r>
+          </w:p>
+          <w:p>
+            <w:pPr>
+              <w:spacing w:before="0" w:after="0" w:line="75" w:lineRule="exact"/>
+            </w:pPr>
+            <w:r>
+              <w:rPr>
+                <w:sz w:val="3"/>
+                <w:szCs w:val="3"/>
+                <w:rFonts w:ascii="Calibri" w:cs="Calibri" w:eastAsia="Calibri" w:hAnsi="Calibri"/>
+              </w:rPr>
+              <w:t xml:space="preserve"> </w:t>
+            </w:r>
+          </w:p>
+          <w:p>
+            <w:pPr>
+              <w:widowControl w:val="false"/>
+              <w:pBdr>
+                <w:bottom w:val="single" w:color="8892A0" w:sz="8" w:space="1"/>
+              </w:pBdr>
+              <w:spacing w:before="42" w:after="42"/>
+            </w:pPr>
+            <w:r>
+              <w:rPr>
+                <w:sz w:val="24"/>
+                <w:szCs w:val="24"/>
+                <w:rFonts w:ascii="Calibri" w:cs="Calibri" w:eastAsia="Calibri" w:hAnsi="Calibri"/>
+              </w:rPr>
+              <w:t xml:space="preserve"> </w:t>
+            </w:r>
+          </w:p>
+          <w:p>
+            <w:pPr>
+              <w:spacing w:before="0" w:after="0" w:line="75" w:lineRule="exact"/>
+            </w:pPr>
+            <w:r>
+              <w:rPr>
+                <w:sz w:val="3"/>
+                <w:szCs w:val="3"/>
+                <w:rFonts w:ascii="Calibri" w:cs="Calibri" w:eastAsia="Calibri" w:hAnsi="Calibri"/>
+              </w:rPr>
+              <w:t xml:space="preserve"> </w:t>
+            </w:r>
+          </w:p>
+          <w:p>
+            <w:pPr>
+              <w:widowControl w:val="false"/>
+              <w:pBdr>
+                <w:bottom w:val="single" w:color="8892A0" w:sz="8" w:space="1"/>
+              </w:pBdr>
+              <w:spacing w:before="42" w:after="42"/>
+            </w:pPr>
+            <w:r>
+              <w:rPr>
+                <w:sz w:val="24"/>
+                <w:szCs w:val="24"/>
+                <w:rFonts w:ascii="Calibri" w:cs="Calibri" w:eastAsia="Calibri" w:hAnsi="Calibri"/>
+              </w:rPr>
+              <w:t xml:space="preserve"> </w:t>
+            </w:r>
+          </w:p>
+        </w:tc>
+      </w:tr>
+      <w:tr>
+        <w:tc>
+          <w:tcPr>
+            <w:tcW w:type="dxa" w:w="4263"/>
+            <w:tcBorders>
+              <w:top w:val="single" w:color="D9D5C8" w:sz="4"/>
+              <w:left w:val="single" w:color="D9D5C8" w:sz="4"/>
+              <w:bottom w:val="single" w:color="D9D5C8" w:sz="4"/>
+              <w:right w:val="single" w:color="D9D5C8" w:sz="4"/>
+            </w:tcBorders>
+            <w:tcMar>
+              <w:top w:type="dxa" w:w="55"/>
+              <w:left w:type="dxa" w:w="110"/>
+              <w:bottom w:type="dxa" w:w="55"/>
+              <w:right w:type="dxa" w:w="110"/>
+            </w:tcMar>
+          </w:tcPr>
+          <w:p>
+            <w:pPr>
+              <w:spacing w:after="0"/>
+            </w:pPr>
+            <w:r>
+              <w:rPr>
+                <w:b/>
+                <w:bCs/>
+                <w:i w:val="false"/>
+                <w:iCs w:val="false"/>
+                <w:color w:val="1A1A1A"/>
+                <w:sz w:val="30"/>
+                <w:szCs w:val="30"/>
+                <w:caps w:val="false"/>
+                <w:rFonts w:ascii="Calibri" w:cs="Calibri" w:eastAsia="Calibri" w:hAnsi="Calibri"/>
+              </w:rPr>
+              <w:t xml:space="preserve">O — Outside connection: how does it connect to this standard?</w:t>
+            </w:r>
+          </w:p>
+        </w:tc>
+        <w:tc>
+          <w:tcPr>
+            <w:tcW w:type="dxa" w:w="5529"/>
+            <w:tcBorders>
+              <w:top w:val="single" w:color="D9D5C8" w:sz="4"/>
+              <w:left w:val="single" w:color="D9D5C8" w:sz="4"/>
+              <w:bottom w:val="single" w:color="D9D5C8" w:sz="4"/>
+              <w:right w:val="single" w:color="D9D5C8" w:sz="4"/>
+            </w:tcBorders>
+            <w:tcMar>
+              <w:top w:type="dxa" w:w="55"/>
+              <w:left w:type="dxa" w:w="110"/>
+              <w:bottom w:type="dxa" w:w="55"/>
+              <w:right w:type="dxa" w:w="110"/>
+            </w:tcMar>
+          </w:tcPr>
+          <w:p>
+            <w:pPr>
+              <w:widowControl w:val="false"/>
+              <w:pBdr>
+                <w:bottom w:val="single" w:color="8892A0" w:sz="8" w:space="1"/>
+              </w:pBdr>
+              <w:spacing w:before="42" w:after="42"/>
+            </w:pPr>
+            <w:r>
+              <w:rPr>
+                <w:sz w:val="24"/>
+                <w:szCs w:val="24"/>
+                <w:rFonts w:ascii="Calibri" w:cs="Calibri" w:eastAsia="Calibri" w:hAnsi="Calibri"/>
+              </w:rPr>
+              <w:t xml:space="preserve"> </w:t>
+            </w:r>
+          </w:p>
+          <w:p>
+            <w:pPr>
+              <w:spacing w:before="0" w:after="0" w:line="75" w:lineRule="exact"/>
+            </w:pPr>
+            <w:r>
+              <w:rPr>
+                <w:sz w:val="3"/>
+                <w:szCs w:val="3"/>
+                <w:rFonts w:ascii="Calibri" w:cs="Calibri" w:eastAsia="Calibri" w:hAnsi="Calibri"/>
+              </w:rPr>
+              <w:t xml:space="preserve"> </w:t>
+            </w:r>
+          </w:p>
+          <w:p>
+            <w:pPr>
+              <w:widowControl w:val="false"/>
+              <w:pBdr>
+                <w:bottom w:val="single" w:color="8892A0" w:sz="8" w:space="1"/>
+              </w:pBdr>
+              <w:spacing w:before="42" w:after="42"/>
+            </w:pPr>
+            <w:r>
+              <w:rPr>
+                <w:sz w:val="24"/>
+                <w:szCs w:val="24"/>
+                <w:rFonts w:ascii="Calibri" w:cs="Calibri" w:eastAsia="Calibri" w:hAnsi="Calibri"/>
+              </w:rPr>
+              <w:t xml:space="preserve"> </w:t>
+            </w:r>
+          </w:p>
+          <w:p>
+            <w:pPr>
+              <w:spacing w:before="0" w:after="0" w:line="75" w:lineRule="exact"/>
+            </w:pPr>
+            <w:r>
+              <w:rPr>
+                <w:sz w:val="3"/>
+                <w:szCs w:val="3"/>
+                <w:rFonts w:ascii="Calibri" w:cs="Calibri" w:eastAsia="Calibri" w:hAnsi="Calibri"/>
+              </w:rPr>
+              <w:t xml:space="preserve"> </w:t>
+            </w:r>
+          </w:p>
+          <w:p>
+            <w:pPr>
+              <w:widowControl w:val="false"/>
+              <w:pBdr>
+                <w:bottom w:val="single" w:color="8892A0" w:sz="8" w:space="1"/>
+              </w:pBdr>
+              <w:spacing w:before="42" w:after="42"/>
+            </w:pPr>
+            <w:r>
+              <w:rPr>
+                <w:sz w:val="24"/>
+                <w:szCs w:val="24"/>
+                <w:rFonts w:ascii="Calibri" w:cs="Calibri" w:eastAsia="Calibri" w:hAnsi="Calibri"/>
+              </w:rPr>
+              <w:t xml:space="preserve"> </w:t>
+            </w:r>
+          </w:p>
+          <w:p>
+            <w:pPr>
+              <w:spacing w:before="0" w:after="0" w:line="75" w:lineRule="exact"/>
+            </w:pPr>
+            <w:r>
+              <w:rPr>
+                <w:sz w:val="3"/>
+                <w:szCs w:val="3"/>
+                <w:rFonts w:ascii="Calibri" w:cs="Calibri" w:eastAsia="Calibri" w:hAnsi="Calibri"/>
+              </w:rPr>
+              <w:t xml:space="preserve"> </w:t>
+            </w:r>
+          </w:p>
+          <w:p>
+            <w:pPr>
+              <w:widowControl w:val="false"/>
+              <w:pBdr>
+                <w:bottom w:val="single" w:color="8892A0" w:sz="8" w:space="1"/>
+              </w:pBdr>
+              <w:spacing w:before="42" w:after="42"/>
+            </w:pPr>
+            <w:r>
+              <w:rPr>
+                <w:sz w:val="24"/>
+                <w:szCs w:val="24"/>
+                <w:rFonts w:ascii="Calibri" w:cs="Calibri" w:eastAsia="Calibri" w:hAnsi="Calibri"/>
+              </w:rPr>
+              <w:t xml:space="preserve"> </w:t>
+            </w:r>
+          </w:p>
+        </w:tc>
+      </w:tr>
+    </w:tbl>
+    <w:p>
+      <w:pPr>
+        <w:pStyle w:val="Heading2"/>
+        <w:keepNext/>
+        <w:pageBreakBefore/>
+        <w:spacing w:before="150" w:after="90"/>
+      </w:pPr>
+      <w:r>
+        <w:rPr>
+          <w:b/>
+          <w:bCs/>
+          <w:i w:val="false"/>
+          <w:iCs w:val="false"/>
+          <w:color w:val="1B2A4A"/>
+          <w:sz w:val="42"/>
+          <w:szCs w:val="42"/>
+          <w:caps w:val="false"/>
+          <w:rFonts w:ascii="Calibri" w:cs="Calibri" w:eastAsia="Calibri" w:hAnsi="Calibri"/>
+        </w:rPr>
+        <w:t xml:space="preserve">Primary Source Analysis — go deeper — GC.16</w:t>
+      </w:r>
+    </w:p>
+    <w:tbl>
+      <w:tblPr>
+        <w:tblW w:type="dxa" w:w="9792"/>
+        <w:tblBorders>
+          <w:top w:val="single" w:color="auto" w:sz="4"/>
+          <w:left w:val="single" w:color="auto" w:sz="4"/>
+          <w:bottom w:val="single" w:color="auto" w:sz="4"/>
+          <w:right w:val="single" w:color="auto" w:sz="4"/>
+          <w:insideH w:val="single" w:color="auto" w:sz="4"/>
+          <w:insideV w:val="single" w:color="auto" w:sz="4"/>
+        </w:tblBorders>
+      </w:tblPr>
+      <w:tblGrid>
+        <w:gridCol w:w="9792"/>
+      </w:tblGrid>
+      <w:tr>
+        <w:tc>
+          <w:tcPr>
+            <w:tcW w:type="dxa" w:w="9792"/>
+            <w:tcBorders>
+              <w:top w:val="single" w:color="D9D5C8" w:sz="4"/>
+              <w:left w:val="single" w:color="D9D5C8" w:sz="4"/>
+              <w:bottom w:val="single" w:color="D9D5C8" w:sz="4"/>
+              <w:right w:val="single" w:color="D9D5C8" w:sz="4"/>
+            </w:tcBorders>
+            <w:shd w:fill="F7F5EF" w:color="auto" w:val="clear"/>
+            <w:tcMar>
+              <w:top w:type="dxa" w:w="55"/>
+              <w:left w:type="dxa" w:w="110"/>
+              <w:bottom w:type="dxa" w:w="55"/>
+              <w:right w:type="dxa" w:w="110"/>
+            </w:tcMar>
+          </w:tcPr>
+          <w:p>
+            <w:pPr>
+              <w:spacing w:after="60"/>
+            </w:pPr>
+            <w:r>
+              <w:rPr>
+                <w:b/>
+                <w:bCs/>
+                <w:i w:val="false"/>
+                <w:iCs w:val="false"/>
+                <w:color w:val="1B2A4A"/>
+                <w:sz w:val="32"/>
+                <w:szCs w:val="32"/>
+                <w:caps w:val="false"/>
+                <w:rFonts w:ascii="Calibri" w:cs="Calibri" w:eastAsia="Calibri" w:hAnsi="Calibri"/>
+              </w:rPr>
+              <w:t xml:space="preserve">SUPPORT OPTION (use if you need it)</w:t>
+            </w:r>
+          </w:p>
+          <w:p>
+            <w:pPr>
+              <w:spacing w:after="40"/>
+            </w:pPr>
+            <w:r>
+              <w:rPr>
+                <w:b w:val="false"/>
+                <w:bCs w:val="false"/>
+                <w:i w:val="false"/>
+                <w:iCs w:val="false"/>
+                <w:color w:val="1A1A1A"/>
+                <w:sz w:val="33"/>
+                <w:szCs w:val="33"/>
+                <w:caps w:val="false"/>
+                <w:rFonts w:ascii="Calibri" w:cs="Calibri" w:eastAsia="Calibri" w:hAnsi="Calibri"/>
+              </w:rPr>
+              <w:t xml:space="preserve">Sentence frame: This source shows ______ because it ______, which reveals ______.</w:t>
             </w:r>
           </w:p>
         </w:tc>
@@ -14588,7 +15165,7 @@
                 <w:caps w:val="false"/>
                 <w:rFonts w:ascii="Calibri" w:cs="Calibri" w:eastAsia="Calibri" w:hAnsi="Calibri"/>
               </w:rPr>
-              <w:t xml:space="preserve">SUPPORT OPTION</w:t>
+              <w:t xml:space="preserve">SOURCE SYNTHESIS — put it together (SSP.03)</w:t>
             </w:r>
           </w:p>
           <w:p>
@@ -14607,12 +15184,149 @@
                 <w:caps w:val="false"/>
                 <w:rFonts w:ascii="Calibri" w:cs="Calibri" w:eastAsia="Calibri" w:hAnsi="Calibri"/>
               </w:rPr>
-              <w:t xml:space="preserve">Sentence frame: This source shows ______ because it ______, which reveals ______.</w:t>
+              <w:t xml:space="preserve">In 2–3 sentences: what does this source reveal about this standard, and how do you know? Cite one specific detail from it.</w:t>
             </w:r>
           </w:p>
         </w:tc>
       </w:tr>
     </w:tbl>
+    <w:p>
+      <w:pPr>
+        <w:widowControl w:val="false"/>
+        <w:pBdr>
+          <w:bottom w:val="single" w:color="8892A0" w:sz="8" w:space="1"/>
+        </w:pBdr>
+        <w:spacing w:before="42" w:after="42"/>
+      </w:pPr>
+      <w:r>
+        <w:rPr>
+          <w:sz w:val="24"/>
+          <w:szCs w:val="24"/>
+          <w:rFonts w:ascii="Calibri" w:cs="Calibri" w:eastAsia="Calibri" w:hAnsi="Calibri"/>
+        </w:rPr>
+        <w:t xml:space="preserve"> </w:t>
+      </w:r>
+    </w:p>
+    <w:p>
+      <w:pPr>
+        <w:spacing w:before="0" w:after="0" w:line="75" w:lineRule="exact"/>
+      </w:pPr>
+      <w:r>
+        <w:rPr>
+          <w:sz w:val="3"/>
+          <w:szCs w:val="3"/>
+          <w:rFonts w:ascii="Calibri" w:cs="Calibri" w:eastAsia="Calibri" w:hAnsi="Calibri"/>
+        </w:rPr>
+        <w:t xml:space="preserve"> </w:t>
+      </w:r>
+    </w:p>
+    <w:p>
+      <w:pPr>
+        <w:widowControl w:val="false"/>
+        <w:pBdr>
+          <w:bottom w:val="single" w:color="8892A0" w:sz="8" w:space="1"/>
+        </w:pBdr>
+        <w:spacing w:before="42" w:after="42"/>
+      </w:pPr>
+      <w:r>
+        <w:rPr>
+          <w:sz w:val="24"/>
+          <w:szCs w:val="24"/>
+          <w:rFonts w:ascii="Calibri" w:cs="Calibri" w:eastAsia="Calibri" w:hAnsi="Calibri"/>
+        </w:rPr>
+        <w:t xml:space="preserve"> </w:t>
+      </w:r>
+    </w:p>
+    <w:p>
+      <w:pPr>
+        <w:spacing w:before="0" w:after="0" w:line="75" w:lineRule="exact"/>
+      </w:pPr>
+      <w:r>
+        <w:rPr>
+          <w:sz w:val="3"/>
+          <w:szCs w:val="3"/>
+          <w:rFonts w:ascii="Calibri" w:cs="Calibri" w:eastAsia="Calibri" w:hAnsi="Calibri"/>
+        </w:rPr>
+        <w:t xml:space="preserve"> </w:t>
+      </w:r>
+    </w:p>
+    <w:p>
+      <w:pPr>
+        <w:widowControl w:val="false"/>
+        <w:pBdr>
+          <w:bottom w:val="single" w:color="8892A0" w:sz="8" w:space="1"/>
+        </w:pBdr>
+        <w:spacing w:before="42" w:after="42"/>
+      </w:pPr>
+      <w:r>
+        <w:rPr>
+          <w:sz w:val="24"/>
+          <w:szCs w:val="24"/>
+          <w:rFonts w:ascii="Calibri" w:cs="Calibri" w:eastAsia="Calibri" w:hAnsi="Calibri"/>
+        </w:rPr>
+        <w:t xml:space="preserve"> </w:t>
+      </w:r>
+    </w:p>
+    <w:p>
+      <w:pPr>
+        <w:spacing w:before="0" w:after="0" w:line="75" w:lineRule="exact"/>
+      </w:pPr>
+      <w:r>
+        <w:rPr>
+          <w:sz w:val="3"/>
+          <w:szCs w:val="3"/>
+          <w:rFonts w:ascii="Calibri" w:cs="Calibri" w:eastAsia="Calibri" w:hAnsi="Calibri"/>
+        </w:rPr>
+        <w:t xml:space="preserve"> </w:t>
+      </w:r>
+    </w:p>
+    <w:p>
+      <w:pPr>
+        <w:widowControl w:val="false"/>
+        <w:pBdr>
+          <w:bottom w:val="single" w:color="8892A0" w:sz="8" w:space="1"/>
+        </w:pBdr>
+        <w:spacing w:before="42" w:after="42"/>
+      </w:pPr>
+      <w:r>
+        <w:rPr>
+          <w:sz w:val="24"/>
+          <w:szCs w:val="24"/>
+          <w:rFonts w:ascii="Calibri" w:cs="Calibri" w:eastAsia="Calibri" w:hAnsi="Calibri"/>
+        </w:rPr>
+        <w:t xml:space="preserve"> </w:t>
+      </w:r>
+    </w:p>
+    <w:p>
+      <w:pPr>
+        <w:spacing w:before="0" w:after="0" w:line="75" w:lineRule="exact"/>
+      </w:pPr>
+      <w:r>
+        <w:rPr>
+          <w:sz w:val="3"/>
+          <w:szCs w:val="3"/>
+          <w:rFonts w:ascii="Calibri" w:cs="Calibri" w:eastAsia="Calibri" w:hAnsi="Calibri"/>
+        </w:rPr>
+        <w:t xml:space="preserve"> </w:t>
+      </w:r>
+    </w:p>
+    <w:p>
+      <w:pPr>
+        <w:widowControl w:val="false"/>
+        <w:pBdr>
+          <w:bottom w:val="single" w:color="8892A0" w:sz="8" w:space="1"/>
+        </w:pBdr>
+        <w:spacing w:before="42" w:after="42"/>
+      </w:pPr>
+      <w:r>
+        <w:rPr>
+          <w:sz w:val="24"/>
+          <w:szCs w:val="24"/>
+          <w:rFonts w:ascii="Calibri" w:cs="Calibri" w:eastAsia="Calibri" w:hAnsi="Calibri"/>
+        </w:rPr>
+        <w:t xml:space="preserve"> </w:t>
+      </w:r>
+    </w:p>
     <w:tbl>
       <w:tblPr>
         <w:tblW w:type="dxa" w:w="9792"/>
@@ -14662,7 +15376,7 @@
                 <w:caps w:val="false"/>
                 <w:rFonts w:ascii="Calibri" w:cs="Calibri" w:eastAsia="Calibri" w:hAnsi="Calibri"/>
               </w:rPr>
-              <w:t xml:space="preserve">SOURCE SYNTHESIS — put it together (SSP.03)</w:t>
+              <w:t xml:space="preserve">THINK LIKE A HISTORIAN — corroborate or challenge (SSP.03)</w:t>
             </w:r>
           </w:p>
           <w:p>
@@ -14681,12 +15395,283 @@
                 <w:caps w:val="false"/>
                 <w:rFonts w:ascii="Calibri" w:cs="Calibri" w:eastAsia="Calibri" w:hAnsi="Calibri"/>
               </w:rPr>
-              <w:t xml:space="preserve">In 2–3 sentences: what does this source reveal about this standard, and how do you know? Cite one specific detail from it.</w:t>
+              <w:t xml:space="preserve">Name ONE other source that could CONFIRM this one, and ONE way it could COMPLICATE or CHALLENGE it — or, whose voice is missing here?</w:t>
             </w:r>
           </w:p>
         </w:tc>
       </w:tr>
     </w:tbl>
+    <w:p>
+      <w:pPr>
+        <w:widowControl w:val="false"/>
+        <w:pBdr>
+          <w:bottom w:val="single" w:color="8892A0" w:sz="8" w:space="1"/>
+        </w:pBdr>
+        <w:spacing w:before="42" w:after="42"/>
+      </w:pPr>
+      <w:r>
+        <w:rPr>
+          <w:sz w:val="24"/>
+          <w:szCs w:val="24"/>
+          <w:rFonts w:ascii="Calibri" w:cs="Calibri" w:eastAsia="Calibri" w:hAnsi="Calibri"/>
+        </w:rPr>
+        <w:t xml:space="preserve"> </w:t>
+      </w:r>
+    </w:p>
+    <w:p>
+      <w:pPr>
+        <w:spacing w:before="0" w:after="0" w:line="75" w:lineRule="exact"/>
+      </w:pPr>
+      <w:r>
+        <w:rPr>
+          <w:sz w:val="3"/>
+          <w:szCs w:val="3"/>
+          <w:rFonts w:ascii="Calibri" w:cs="Calibri" w:eastAsia="Calibri" w:hAnsi="Calibri"/>
+        </w:rPr>
+        <w:t xml:space="preserve"> </w:t>
+      </w:r>
+    </w:p>
+    <w:p>
+      <w:pPr>
+        <w:widowControl w:val="false"/>
+        <w:pBdr>
+          <w:bottom w:val="single" w:color="8892A0" w:sz="8" w:space="1"/>
+        </w:pBdr>
+        <w:spacing w:before="42" w:after="42"/>
+      </w:pPr>
+      <w:r>
+        <w:rPr>
+          <w:sz w:val="24"/>
+          <w:szCs w:val="24"/>
+          <w:rFonts w:ascii="Calibri" w:cs="Calibri" w:eastAsia="Calibri" w:hAnsi="Calibri"/>
+        </w:rPr>
+        <w:t xml:space="preserve"> </w:t>
+      </w:r>
+    </w:p>
+    <w:p>
+      <w:pPr>
+        <w:spacing w:before="0" w:after="0" w:line="75" w:lineRule="exact"/>
+      </w:pPr>
+      <w:r>
+        <w:rPr>
+          <w:sz w:val="3"/>
+          <w:szCs w:val="3"/>
+          <w:rFonts w:ascii="Calibri" w:cs="Calibri" w:eastAsia="Calibri" w:hAnsi="Calibri"/>
+        </w:rPr>
+        <w:t xml:space="preserve"> </w:t>
+      </w:r>
+    </w:p>
+    <w:p>
+      <w:pPr>
+        <w:widowControl w:val="false"/>
+        <w:pBdr>
+          <w:bottom w:val="single" w:color="8892A0" w:sz="8" w:space="1"/>
+        </w:pBdr>
+        <w:spacing w:before="42" w:after="42"/>
+      </w:pPr>
+      <w:r>
+        <w:rPr>
+          <w:sz w:val="24"/>
+          <w:szCs w:val="24"/>
+          <w:rFonts w:ascii="Calibri" w:cs="Calibri" w:eastAsia="Calibri" w:hAnsi="Calibri"/>
+        </w:rPr>
+        <w:t xml:space="preserve"> </w:t>
+      </w:r>
+    </w:p>
+    <w:p>
+      <w:pPr>
+        <w:spacing w:before="0" w:after="0" w:line="75" w:lineRule="exact"/>
+      </w:pPr>
+      <w:r>
+        <w:rPr>
+          <w:sz w:val="3"/>
+          <w:szCs w:val="3"/>
+          <w:rFonts w:ascii="Calibri" w:cs="Calibri" w:eastAsia="Calibri" w:hAnsi="Calibri"/>
+        </w:rPr>
+        <w:t xml:space="preserve"> </w:t>
+      </w:r>
+    </w:p>
+    <w:p>
+      <w:pPr>
+        <w:widowControl w:val="false"/>
+        <w:pBdr>
+          <w:bottom w:val="single" w:color="8892A0" w:sz="8" w:space="1"/>
+        </w:pBdr>
+        <w:spacing w:before="42" w:after="42"/>
+      </w:pPr>
+      <w:r>
+        <w:rPr>
+          <w:sz w:val="24"/>
+          <w:szCs w:val="24"/>
+          <w:rFonts w:ascii="Calibri" w:cs="Calibri" w:eastAsia="Calibri" w:hAnsi="Calibri"/>
+        </w:rPr>
+        <w:t xml:space="preserve"> </w:t>
+      </w:r>
+    </w:p>
+    <w:p>
+      <w:pPr>
+        <w:spacing w:before="0" w:after="0" w:line="75" w:lineRule="exact"/>
+      </w:pPr>
+      <w:r>
+        <w:rPr>
+          <w:sz w:val="3"/>
+          <w:szCs w:val="3"/>
+          <w:rFonts w:ascii="Calibri" w:cs="Calibri" w:eastAsia="Calibri" w:hAnsi="Calibri"/>
+        </w:rPr>
+        <w:t xml:space="preserve"> </w:t>
+      </w:r>
+    </w:p>
+    <w:p>
+      <w:pPr>
+        <w:widowControl w:val="false"/>
+        <w:pBdr>
+          <w:bottom w:val="single" w:color="8892A0" w:sz="8" w:space="1"/>
+        </w:pBdr>
+        <w:spacing w:before="42" w:after="42"/>
+      </w:pPr>
+      <w:r>
+        <w:rPr>
+          <w:sz w:val="24"/>
+          <w:szCs w:val="24"/>
+          <w:rFonts w:ascii="Calibri" w:cs="Calibri" w:eastAsia="Calibri" w:hAnsi="Calibri"/>
+        </w:rPr>
+        <w:t xml:space="preserve"> </w:t>
+      </w:r>
+    </w:p>
+    <w:tbl>
+      <w:tblPr>
+        <w:tblW w:type="dxa" w:w="9792"/>
+        <w:tblBorders>
+          <w:top w:val="single" w:color="auto" w:sz="4"/>
+          <w:left w:val="single" w:color="auto" w:sz="4"/>
+          <w:bottom w:val="single" w:color="auto" w:sz="4"/>
+          <w:right w:val="single" w:color="auto" w:sz="4"/>
+          <w:insideH w:val="single" w:color="auto" w:sz="4"/>
+          <w:insideV w:val="single" w:color="auto" w:sz="4"/>
+        </w:tblBorders>
+      </w:tblPr>
+      <w:tblGrid>
+        <w:gridCol w:w="9792"/>
+      </w:tblGrid>
+      <w:tr>
+        <w:tc>
+          <w:tcPr>
+            <w:tcW w:type="dxa" w:w="9792"/>
+            <w:tcBorders>
+              <w:top w:val="single" w:color="D9D5C8" w:sz="4"/>
+              <w:left w:val="single" w:color="D9D5C8" w:sz="4"/>
+              <w:bottom w:val="single" w:color="D9D5C8" w:sz="4"/>
+              <w:right w:val="single" w:color="D9D5C8" w:sz="4"/>
+            </w:tcBorders>
+            <w:shd w:fill="F7F5EF" w:color="auto" w:val="clear"/>
+            <w:tcMar>
+              <w:top w:type="dxa" w:w="55"/>
+              <w:left w:type="dxa" w:w="110"/>
+              <w:bottom w:type="dxa" w:w="55"/>
+              <w:right w:type="dxa" w:w="110"/>
+            </w:tcMar>
+          </w:tcPr>
+          <w:p>
+            <w:pPr>
+              <w:spacing w:after="60"/>
+            </w:pPr>
+            <w:r>
+              <w:rPr>
+                <w:b/>
+                <w:bCs/>
+                <w:i w:val="false"/>
+                <w:iCs w:val="false"/>
+                <w:color w:val="1B2A4A"/>
+                <w:sz w:val="32"/>
+                <w:szCs w:val="32"/>
+                <w:caps w:val="false"/>
+                <w:rFonts w:ascii="Calibri" w:cs="Calibri" w:eastAsia="Calibri" w:hAnsi="Calibri"/>
+              </w:rPr>
+              <w:t xml:space="preserve">SO WHAT? — why this source still matters today</w:t>
+            </w:r>
+          </w:p>
+          <w:p>
+            <w:pPr>
+              <w:spacing w:after="40"/>
+            </w:pPr>
+            <w:r>
+              <w:rPr>
+                <w:b w:val="false"/>
+                <w:bCs w:val="false"/>
+                <w:i w:val="false"/>
+                <w:iCs w:val="false"/>
+                <w:color w:val="1A1A1A"/>
+                <w:sz w:val="33"/>
+                <w:szCs w:val="33"/>
+                <w:caps w:val="false"/>
+                <w:rFonts w:ascii="Calibri" w:cs="Calibri" w:eastAsia="Calibri" w:hAnsi="Calibri"/>
+              </w:rPr>
+              <w:t xml:space="preserve">In 1–2 sentences: why does this source still matter for understanding government today?</w:t>
+            </w:r>
+          </w:p>
+        </w:tc>
+      </w:tr>
+    </w:tbl>
+    <w:p>
+      <w:pPr>
+        <w:widowControl w:val="false"/>
+        <w:pBdr>
+          <w:bottom w:val="single" w:color="8892A0" w:sz="8" w:space="1"/>
+        </w:pBdr>
+        <w:spacing w:before="42" w:after="42"/>
+      </w:pPr>
+      <w:r>
+        <w:rPr>
+          <w:sz w:val="24"/>
+          <w:szCs w:val="24"/>
+          <w:rFonts w:ascii="Calibri" w:cs="Calibri" w:eastAsia="Calibri" w:hAnsi="Calibri"/>
+        </w:rPr>
+        <w:t xml:space="preserve"> </w:t>
+      </w:r>
+    </w:p>
+    <w:p>
+      <w:pPr>
+        <w:spacing w:before="0" w:after="0" w:line="75" w:lineRule="exact"/>
+      </w:pPr>
+      <w:r>
+        <w:rPr>
+          <w:sz w:val="3"/>
+          <w:szCs w:val="3"/>
+          <w:rFonts w:ascii="Calibri" w:cs="Calibri" w:eastAsia="Calibri" w:hAnsi="Calibri"/>
+        </w:rPr>
+        <w:t xml:space="preserve"> </w:t>
+      </w:r>
+    </w:p>
+    <w:p>
+      <w:pPr>
+        <w:widowControl w:val="false"/>
+        <w:pBdr>
+          <w:bottom w:val="single" w:color="8892A0" w:sz="8" w:space="1"/>
+        </w:pBdr>
+        <w:spacing w:before="42" w:after="42"/>
+      </w:pPr>
+      <w:r>
+        <w:rPr>
+          <w:sz w:val="24"/>
+          <w:szCs w:val="24"/>
+          <w:rFonts w:ascii="Calibri" w:cs="Calibri" w:eastAsia="Calibri" w:hAnsi="Calibri"/>
+        </w:rPr>
+        <w:t xml:space="preserve"> </w:t>
+      </w:r>
+    </w:p>
+    <w:p>
+      <w:pPr>
+        <w:spacing w:before="0" w:after="0" w:line="75" w:lineRule="exact"/>
+      </w:pPr>
+      <w:r>
+        <w:rPr>
+          <w:sz w:val="3"/>
+          <w:szCs w:val="3"/>
+          <w:rFonts w:ascii="Calibri" w:cs="Calibri" w:eastAsia="Calibri" w:hAnsi="Calibri"/>
+        </w:rPr>
+        <w:t xml:space="preserve"> </w:t>
+      </w:r>
+    </w:p>
     <w:p>
       <w:pPr>
         <w:widowControl w:val="false"/>
@@ -22452,7 +23437,7 @@
       </w:tblGrid>
       <w:tr>
         <w:trPr>
-          <w:trHeight w:val="1450" w:hRule="atLeast"/>
+          <w:trHeight w:val="2050" w:hRule="atLeast"/>
         </w:trPr>
         <w:tc>
           <w:tcPr>
@@ -27154,6 +28139,187 @@
         </w:tblBorders>
       </w:tblPr>
       <w:tblGrid>
+        <w:gridCol w:w="9792"/>
+      </w:tblGrid>
+      <w:tr>
+        <w:tc>
+          <w:tcPr>
+            <w:tcW w:type="dxa" w:w="9792"/>
+            <w:tcBorders>
+              <w:top w:val="single" w:color="D9D5C8" w:sz="4"/>
+              <w:left w:val="single" w:color="D9D5C8" w:sz="4"/>
+              <w:bottom w:val="single" w:color="D9D5C8" w:sz="4"/>
+              <w:right w:val="single" w:color="D9D5C8" w:sz="4"/>
+            </w:tcBorders>
+            <w:shd w:fill="F7F5EF" w:color="auto" w:val="clear"/>
+            <w:tcMar>
+              <w:top w:type="dxa" w:w="55"/>
+              <w:left w:type="dxa" w:w="110"/>
+              <w:bottom w:type="dxa" w:w="55"/>
+              <w:right w:type="dxa" w:w="110"/>
+            </w:tcMar>
+          </w:tcPr>
+          <w:p>
+            <w:pPr>
+              <w:spacing w:after="60"/>
+            </w:pPr>
+            <w:r>
+              <w:rPr>
+                <w:b/>
+                <w:bCs/>
+                <w:i w:val="false"/>
+                <w:iCs w:val="false"/>
+                <w:color w:val="1B2A4A"/>
+                <w:sz w:val="32"/>
+                <w:szCs w:val="32"/>
+                <w:caps w:val="false"/>
+                <w:rFonts w:ascii="Calibri" w:cs="Calibri" w:eastAsia="Calibri" w:hAnsi="Calibri"/>
+              </w:rPr>
+              <w:t xml:space="preserve">FIRST LOOK — before you analyze</w:t>
+            </w:r>
+          </w:p>
+          <w:p>
+            <w:pPr>
+              <w:spacing w:after="40"/>
+            </w:pPr>
+            <w:r>
+              <w:rPr>
+                <w:b w:val="false"/>
+                <w:bCs w:val="false"/>
+                <w:i w:val="false"/>
+                <w:iCs w:val="false"/>
+                <w:color w:val="1A1A1A"/>
+                <w:sz w:val="33"/>
+                <w:szCs w:val="33"/>
+                <w:caps w:val="false"/>
+                <w:rFonts w:ascii="Calibri" w:cs="Calibri" w:eastAsia="Calibri" w:hAnsi="Calibri"/>
+              </w:rPr>
+              <w:t xml:space="preserve">Jot 3–4 things you notice in the source (details, words, people, dates). No wrong answers.</w:t>
+            </w:r>
+          </w:p>
+        </w:tc>
+      </w:tr>
+    </w:tbl>
+    <w:p>
+      <w:pPr>
+        <w:widowControl w:val="false"/>
+        <w:pBdr>
+          <w:bottom w:val="single" w:color="8892A0" w:sz="8" w:space="1"/>
+        </w:pBdr>
+        <w:spacing w:before="42" w:after="42"/>
+      </w:pPr>
+      <w:r>
+        <w:rPr>
+          <w:sz w:val="24"/>
+          <w:szCs w:val="24"/>
+          <w:rFonts w:ascii="Calibri" w:cs="Calibri" w:eastAsia="Calibri" w:hAnsi="Calibri"/>
+        </w:rPr>
+        <w:t xml:space="preserve"> </w:t>
+      </w:r>
+    </w:p>
+    <w:p>
+      <w:pPr>
+        <w:spacing w:before="0" w:after="0" w:line="75" w:lineRule="exact"/>
+      </w:pPr>
+      <w:r>
+        <w:rPr>
+          <w:sz w:val="3"/>
+          <w:szCs w:val="3"/>
+          <w:rFonts w:ascii="Calibri" w:cs="Calibri" w:eastAsia="Calibri" w:hAnsi="Calibri"/>
+        </w:rPr>
+        <w:t xml:space="preserve"> </w:t>
+      </w:r>
+    </w:p>
+    <w:p>
+      <w:pPr>
+        <w:widowControl w:val="false"/>
+        <w:pBdr>
+          <w:bottom w:val="single" w:color="8892A0" w:sz="8" w:space="1"/>
+        </w:pBdr>
+        <w:spacing w:before="42" w:after="42"/>
+      </w:pPr>
+      <w:r>
+        <w:rPr>
+          <w:sz w:val="24"/>
+          <w:szCs w:val="24"/>
+          <w:rFonts w:ascii="Calibri" w:cs="Calibri" w:eastAsia="Calibri" w:hAnsi="Calibri"/>
+        </w:rPr>
+        <w:t xml:space="preserve"> </w:t>
+      </w:r>
+    </w:p>
+    <w:p>
+      <w:pPr>
+        <w:spacing w:before="0" w:after="0" w:line="75" w:lineRule="exact"/>
+      </w:pPr>
+      <w:r>
+        <w:rPr>
+          <w:sz w:val="3"/>
+          <w:szCs w:val="3"/>
+          <w:rFonts w:ascii="Calibri" w:cs="Calibri" w:eastAsia="Calibri" w:hAnsi="Calibri"/>
+        </w:rPr>
+        <w:t xml:space="preserve"> </w:t>
+      </w:r>
+    </w:p>
+    <w:p>
+      <w:pPr>
+        <w:widowControl w:val="false"/>
+        <w:pBdr>
+          <w:bottom w:val="single" w:color="8892A0" w:sz="8" w:space="1"/>
+        </w:pBdr>
+        <w:spacing w:before="42" w:after="42"/>
+      </w:pPr>
+      <w:r>
+        <w:rPr>
+          <w:sz w:val="24"/>
+          <w:szCs w:val="24"/>
+          <w:rFonts w:ascii="Calibri" w:cs="Calibri" w:eastAsia="Calibri" w:hAnsi="Calibri"/>
+        </w:rPr>
+        <w:t xml:space="preserve"> </w:t>
+      </w:r>
+    </w:p>
+    <w:p>
+      <w:pPr>
+        <w:spacing w:before="0" w:after="0" w:line="75" w:lineRule="exact"/>
+      </w:pPr>
+      <w:r>
+        <w:rPr>
+          <w:sz w:val="3"/>
+          <w:szCs w:val="3"/>
+          <w:rFonts w:ascii="Calibri" w:cs="Calibri" w:eastAsia="Calibri" w:hAnsi="Calibri"/>
+        </w:rPr>
+        <w:t xml:space="preserve"> </w:t>
+      </w:r>
+    </w:p>
+    <w:p>
+      <w:pPr>
+        <w:widowControl w:val="false"/>
+        <w:pBdr>
+          <w:bottom w:val="single" w:color="8892A0" w:sz="8" w:space="1"/>
+        </w:pBdr>
+        <w:spacing w:before="42" w:after="42"/>
+      </w:pPr>
+      <w:r>
+        <w:rPr>
+          <w:sz w:val="24"/>
+          <w:szCs w:val="24"/>
+          <w:rFonts w:ascii="Calibri" w:cs="Calibri" w:eastAsia="Calibri" w:hAnsi="Calibri"/>
+        </w:rPr>
+        <w:t xml:space="preserve"> </w:t>
+      </w:r>
+    </w:p>
+    <w:tbl>
+      <w:tblPr>
+        <w:tblW w:type="dxa" w:w="9792"/>
+        <w:tblBorders>
+          <w:top w:val="single" w:color="auto" w:sz="4"/>
+          <w:left w:val="single" w:color="auto" w:sz="4"/>
+          <w:bottom w:val="single" w:color="auto" w:sz="4"/>
+          <w:right w:val="single" w:color="auto" w:sz="4"/>
+          <w:insideH w:val="single" w:color="auto" w:sz="4"/>
+          <w:insideV w:val="single" w:color="auto" w:sz="4"/>
+        </w:tblBorders>
+      </w:tblPr>
+      <w:tblGrid>
         <w:gridCol w:w="4263"/>
         <w:gridCol w:w="5529"/>
       </w:tblGrid>
@@ -27336,61 +28502,19 @@
               <w:t xml:space="preserve"> </w:t>
             </w:r>
           </w:p>
-        </w:tc>
-      </w:tr>
-      <w:tr>
-        <w:tc>
-          <w:tcPr>
-            <w:tcW w:type="dxa" w:w="4263"/>
-            <w:tcBorders>
-              <w:top w:val="single" w:color="D9D5C8" w:sz="4"/>
-              <w:left w:val="single" w:color="D9D5C8" w:sz="4"/>
-              <w:bottom w:val="single" w:color="D9D5C8" w:sz="4"/>
-              <w:right w:val="single" w:color="D9D5C8" w:sz="4"/>
-            </w:tcBorders>
-            <w:tcMar>
-              <w:top w:type="dxa" w:w="55"/>
-              <w:left w:type="dxa" w:w="110"/>
-              <w:bottom w:type="dxa" w:w="55"/>
-              <w:right w:type="dxa" w:w="110"/>
-            </w:tcMar>
-          </w:tcPr>
-          <w:p>
-            <w:pPr>
-              <w:spacing w:after="0"/>
-            </w:pPr>
-            <w:r>
-              <w:rPr>
-                <w:b/>
-                <w:bCs/>
-                <w:i w:val="false"/>
-                <w:iCs w:val="false"/>
-                <w:color w:val="1A1A1A"/>
-                <w:sz w:val="30"/>
-                <w:szCs w:val="30"/>
-                <w:caps w:val="false"/>
-                <w:rFonts w:ascii="Calibri" w:cs="Calibri" w:eastAsia="Calibri" w:hAnsi="Calibri"/>
-              </w:rPr>
-              <w:t xml:space="preserve">I — Intended audience: who was meant to see or obey it?</w:t>
-            </w:r>
-          </w:p>
-        </w:tc>
-        <w:tc>
-          <w:tcPr>
-            <w:tcW w:type="dxa" w:w="5529"/>
-            <w:tcBorders>
-              <w:top w:val="single" w:color="D9D5C8" w:sz="4"/>
-              <w:left w:val="single" w:color="D9D5C8" w:sz="4"/>
-              <w:bottom w:val="single" w:color="D9D5C8" w:sz="4"/>
-              <w:right w:val="single" w:color="D9D5C8" w:sz="4"/>
-            </w:tcBorders>
-            <w:tcMar>
-              <w:top w:type="dxa" w:w="55"/>
-              <w:left w:type="dxa" w:w="110"/>
-              <w:bottom w:type="dxa" w:w="55"/>
-              <w:right w:type="dxa" w:w="110"/>
-            </w:tcMar>
-          </w:tcPr>
+          <w:p>
+            <w:pPr>
+              <w:spacing w:before="0" w:after="0" w:line="75" w:lineRule="exact"/>
+            </w:pPr>
+            <w:r>
+              <w:rPr>
+                <w:sz w:val="3"/>
+                <w:szCs w:val="3"/>
+                <w:rFonts w:ascii="Calibri" w:cs="Calibri" w:eastAsia="Calibri" w:hAnsi="Calibri"/>
+              </w:rPr>
+              <w:t xml:space="preserve"> </w:t>
+            </w:r>
+          </w:p>
           <w:p>
             <w:pPr>
               <w:widowControl w:val="false"/>
@@ -27473,7 +28597,7 @@
                 <w:caps w:val="false"/>
                 <w:rFonts w:ascii="Calibri" w:cs="Calibri" w:eastAsia="Calibri" w:hAnsi="Calibri"/>
               </w:rPr>
-              <w:t xml:space="preserve">P — Purpose: why was it created?</w:t>
+              <w:t xml:space="preserve">I — Intended audience: who was meant to see or obey it?</w:t>
             </w:r>
           </w:p>
         </w:tc>
@@ -27540,61 +28664,19 @@
               <w:t xml:space="preserve"> </w:t>
             </w:r>
           </w:p>
-        </w:tc>
-      </w:tr>
-      <w:tr>
-        <w:tc>
-          <w:tcPr>
-            <w:tcW w:type="dxa" w:w="4263"/>
-            <w:tcBorders>
-              <w:top w:val="single" w:color="D9D5C8" w:sz="4"/>
-              <w:left w:val="single" w:color="D9D5C8" w:sz="4"/>
-              <w:bottom w:val="single" w:color="D9D5C8" w:sz="4"/>
-              <w:right w:val="single" w:color="D9D5C8" w:sz="4"/>
-            </w:tcBorders>
-            <w:tcMar>
-              <w:top w:type="dxa" w:w="55"/>
-              <w:left w:type="dxa" w:w="110"/>
-              <w:bottom w:type="dxa" w:w="55"/>
-              <w:right w:type="dxa" w:w="110"/>
-            </w:tcMar>
-          </w:tcPr>
-          <w:p>
-            <w:pPr>
-              <w:spacing w:after="0"/>
-            </w:pPr>
-            <w:r>
-              <w:rPr>
-                <w:b/>
-                <w:bCs/>
-                <w:i w:val="false"/>
-                <w:iCs w:val="false"/>
-                <w:color w:val="1A1A1A"/>
-                <w:sz w:val="30"/>
-                <w:szCs w:val="30"/>
-                <w:caps w:val="false"/>
-                <w:rFonts w:ascii="Calibri" w:cs="Calibri" w:eastAsia="Calibri" w:hAnsi="Calibri"/>
-              </w:rPr>
-              <w:t xml:space="preserve">P — Point of view: whose perspective does it reflect?</w:t>
-            </w:r>
-          </w:p>
-        </w:tc>
-        <w:tc>
-          <w:tcPr>
-            <w:tcW w:type="dxa" w:w="5529"/>
-            <w:tcBorders>
-              <w:top w:val="single" w:color="D9D5C8" w:sz="4"/>
-              <w:left w:val="single" w:color="D9D5C8" w:sz="4"/>
-              <w:bottom w:val="single" w:color="D9D5C8" w:sz="4"/>
-              <w:right w:val="single" w:color="D9D5C8" w:sz="4"/>
-            </w:tcBorders>
-            <w:tcMar>
-              <w:top w:type="dxa" w:w="55"/>
-              <w:left w:type="dxa" w:w="110"/>
-              <w:bottom w:type="dxa" w:w="55"/>
-              <w:right w:type="dxa" w:w="110"/>
-            </w:tcMar>
-          </w:tcPr>
+          <w:p>
+            <w:pPr>
+              <w:spacing w:before="0" w:after="0" w:line="75" w:lineRule="exact"/>
+            </w:pPr>
+            <w:r>
+              <w:rPr>
+                <w:sz w:val="3"/>
+                <w:szCs w:val="3"/>
+                <w:rFonts w:ascii="Calibri" w:cs="Calibri" w:eastAsia="Calibri" w:hAnsi="Calibri"/>
+              </w:rPr>
+              <w:t xml:space="preserve"> </w:t>
+            </w:r>
+          </w:p>
           <w:p>
             <w:pPr>
               <w:widowControl w:val="false"/>
@@ -27677,7 +28759,7 @@
                 <w:caps w:val="false"/>
                 <w:rFonts w:ascii="Calibri" w:cs="Calibri" w:eastAsia="Calibri" w:hAnsi="Calibri"/>
               </w:rPr>
-              <w:t xml:space="preserve">O — Outside connection: how does it connect to this standard?</w:t>
+              <w:t xml:space="preserve">P — Purpose: why was it created?</w:t>
             </w:r>
           </w:p>
         </w:tc>
@@ -27742,6 +28824,486 @@
                 <w:rFonts w:ascii="Calibri" w:cs="Calibri" w:eastAsia="Calibri" w:hAnsi="Calibri"/>
               </w:rPr>
               <w:t xml:space="preserve"> </w:t>
+            </w:r>
+          </w:p>
+          <w:p>
+            <w:pPr>
+              <w:spacing w:before="0" w:after="0" w:line="75" w:lineRule="exact"/>
+            </w:pPr>
+            <w:r>
+              <w:rPr>
+                <w:sz w:val="3"/>
+                <w:szCs w:val="3"/>
+                <w:rFonts w:ascii="Calibri" w:cs="Calibri" w:eastAsia="Calibri" w:hAnsi="Calibri"/>
+              </w:rPr>
+              <w:t xml:space="preserve"> </w:t>
+            </w:r>
+          </w:p>
+          <w:p>
+            <w:pPr>
+              <w:widowControl w:val="false"/>
+              <w:pBdr>
+                <w:bottom w:val="single" w:color="8892A0" w:sz="8" w:space="1"/>
+              </w:pBdr>
+              <w:spacing w:before="42" w:after="42"/>
+            </w:pPr>
+            <w:r>
+              <w:rPr>
+                <w:sz w:val="24"/>
+                <w:szCs w:val="24"/>
+                <w:rFonts w:ascii="Calibri" w:cs="Calibri" w:eastAsia="Calibri" w:hAnsi="Calibri"/>
+              </w:rPr>
+              <w:t xml:space="preserve"> </w:t>
+            </w:r>
+          </w:p>
+          <w:p>
+            <w:pPr>
+              <w:spacing w:before="0" w:after="0" w:line="75" w:lineRule="exact"/>
+            </w:pPr>
+            <w:r>
+              <w:rPr>
+                <w:sz w:val="3"/>
+                <w:szCs w:val="3"/>
+                <w:rFonts w:ascii="Calibri" w:cs="Calibri" w:eastAsia="Calibri" w:hAnsi="Calibri"/>
+              </w:rPr>
+              <w:t xml:space="preserve"> </w:t>
+            </w:r>
+          </w:p>
+          <w:p>
+            <w:pPr>
+              <w:widowControl w:val="false"/>
+              <w:pBdr>
+                <w:bottom w:val="single" w:color="8892A0" w:sz="8" w:space="1"/>
+              </w:pBdr>
+              <w:spacing w:before="42" w:after="42"/>
+            </w:pPr>
+            <w:r>
+              <w:rPr>
+                <w:sz w:val="24"/>
+                <w:szCs w:val="24"/>
+                <w:rFonts w:ascii="Calibri" w:cs="Calibri" w:eastAsia="Calibri" w:hAnsi="Calibri"/>
+              </w:rPr>
+              <w:t xml:space="preserve"> </w:t>
+            </w:r>
+          </w:p>
+        </w:tc>
+      </w:tr>
+      <w:tr>
+        <w:tc>
+          <w:tcPr>
+            <w:tcW w:type="dxa" w:w="4263"/>
+            <w:tcBorders>
+              <w:top w:val="single" w:color="D9D5C8" w:sz="4"/>
+              <w:left w:val="single" w:color="D9D5C8" w:sz="4"/>
+              <w:bottom w:val="single" w:color="D9D5C8" w:sz="4"/>
+              <w:right w:val="single" w:color="D9D5C8" w:sz="4"/>
+            </w:tcBorders>
+            <w:tcMar>
+              <w:top w:type="dxa" w:w="55"/>
+              <w:left w:type="dxa" w:w="110"/>
+              <w:bottom w:type="dxa" w:w="55"/>
+              <w:right w:type="dxa" w:w="110"/>
+            </w:tcMar>
+          </w:tcPr>
+          <w:p>
+            <w:pPr>
+              <w:spacing w:after="0"/>
+            </w:pPr>
+            <w:r>
+              <w:rPr>
+                <w:b/>
+                <w:bCs/>
+                <w:i w:val="false"/>
+                <w:iCs w:val="false"/>
+                <w:color w:val="1A1A1A"/>
+                <w:sz w:val="30"/>
+                <w:szCs w:val="30"/>
+                <w:caps w:val="false"/>
+                <w:rFonts w:ascii="Calibri" w:cs="Calibri" w:eastAsia="Calibri" w:hAnsi="Calibri"/>
+              </w:rPr>
+              <w:t xml:space="preserve">P — Point of view: whose perspective does it reflect?</w:t>
+            </w:r>
+          </w:p>
+        </w:tc>
+        <w:tc>
+          <w:tcPr>
+            <w:tcW w:type="dxa" w:w="5529"/>
+            <w:tcBorders>
+              <w:top w:val="single" w:color="D9D5C8" w:sz="4"/>
+              <w:left w:val="single" w:color="D9D5C8" w:sz="4"/>
+              <w:bottom w:val="single" w:color="D9D5C8" w:sz="4"/>
+              <w:right w:val="single" w:color="D9D5C8" w:sz="4"/>
+            </w:tcBorders>
+            <w:tcMar>
+              <w:top w:type="dxa" w:w="55"/>
+              <w:left w:type="dxa" w:w="110"/>
+              <w:bottom w:type="dxa" w:w="55"/>
+              <w:right w:type="dxa" w:w="110"/>
+            </w:tcMar>
+          </w:tcPr>
+          <w:p>
+            <w:pPr>
+              <w:widowControl w:val="false"/>
+              <w:pBdr>
+                <w:bottom w:val="single" w:color="8892A0" w:sz="8" w:space="1"/>
+              </w:pBdr>
+              <w:spacing w:before="42" w:after="42"/>
+            </w:pPr>
+            <w:r>
+              <w:rPr>
+                <w:sz w:val="24"/>
+                <w:szCs w:val="24"/>
+                <w:rFonts w:ascii="Calibri" w:cs="Calibri" w:eastAsia="Calibri" w:hAnsi="Calibri"/>
+              </w:rPr>
+              <w:t xml:space="preserve"> </w:t>
+            </w:r>
+          </w:p>
+          <w:p>
+            <w:pPr>
+              <w:spacing w:before="0" w:after="0" w:line="75" w:lineRule="exact"/>
+            </w:pPr>
+            <w:r>
+              <w:rPr>
+                <w:sz w:val="3"/>
+                <w:szCs w:val="3"/>
+                <w:rFonts w:ascii="Calibri" w:cs="Calibri" w:eastAsia="Calibri" w:hAnsi="Calibri"/>
+              </w:rPr>
+              <w:t xml:space="preserve"> </w:t>
+            </w:r>
+          </w:p>
+          <w:p>
+            <w:pPr>
+              <w:widowControl w:val="false"/>
+              <w:pBdr>
+                <w:bottom w:val="single" w:color="8892A0" w:sz="8" w:space="1"/>
+              </w:pBdr>
+              <w:spacing w:before="42" w:after="42"/>
+            </w:pPr>
+            <w:r>
+              <w:rPr>
+                <w:sz w:val="24"/>
+                <w:szCs w:val="24"/>
+                <w:rFonts w:ascii="Calibri" w:cs="Calibri" w:eastAsia="Calibri" w:hAnsi="Calibri"/>
+              </w:rPr>
+              <w:t xml:space="preserve"> </w:t>
+            </w:r>
+          </w:p>
+          <w:p>
+            <w:pPr>
+              <w:spacing w:before="0" w:after="0" w:line="75" w:lineRule="exact"/>
+            </w:pPr>
+            <w:r>
+              <w:rPr>
+                <w:sz w:val="3"/>
+                <w:szCs w:val="3"/>
+                <w:rFonts w:ascii="Calibri" w:cs="Calibri" w:eastAsia="Calibri" w:hAnsi="Calibri"/>
+              </w:rPr>
+              <w:t xml:space="preserve"> </w:t>
+            </w:r>
+          </w:p>
+          <w:p>
+            <w:pPr>
+              <w:widowControl w:val="false"/>
+              <w:pBdr>
+                <w:bottom w:val="single" w:color="8892A0" w:sz="8" w:space="1"/>
+              </w:pBdr>
+              <w:spacing w:before="42" w:after="42"/>
+            </w:pPr>
+            <w:r>
+              <w:rPr>
+                <w:sz w:val="24"/>
+                <w:szCs w:val="24"/>
+                <w:rFonts w:ascii="Calibri" w:cs="Calibri" w:eastAsia="Calibri" w:hAnsi="Calibri"/>
+              </w:rPr>
+              <w:t xml:space="preserve"> </w:t>
+            </w:r>
+          </w:p>
+          <w:p>
+            <w:pPr>
+              <w:spacing w:before="0" w:after="0" w:line="75" w:lineRule="exact"/>
+            </w:pPr>
+            <w:r>
+              <w:rPr>
+                <w:sz w:val="3"/>
+                <w:szCs w:val="3"/>
+                <w:rFonts w:ascii="Calibri" w:cs="Calibri" w:eastAsia="Calibri" w:hAnsi="Calibri"/>
+              </w:rPr>
+              <w:t xml:space="preserve"> </w:t>
+            </w:r>
+          </w:p>
+          <w:p>
+            <w:pPr>
+              <w:widowControl w:val="false"/>
+              <w:pBdr>
+                <w:bottom w:val="single" w:color="8892A0" w:sz="8" w:space="1"/>
+              </w:pBdr>
+              <w:spacing w:before="42" w:after="42"/>
+            </w:pPr>
+            <w:r>
+              <w:rPr>
+                <w:sz w:val="24"/>
+                <w:szCs w:val="24"/>
+                <w:rFonts w:ascii="Calibri" w:cs="Calibri" w:eastAsia="Calibri" w:hAnsi="Calibri"/>
+              </w:rPr>
+              <w:t xml:space="preserve"> </w:t>
+            </w:r>
+          </w:p>
+        </w:tc>
+      </w:tr>
+      <w:tr>
+        <w:tc>
+          <w:tcPr>
+            <w:tcW w:type="dxa" w:w="4263"/>
+            <w:tcBorders>
+              <w:top w:val="single" w:color="D9D5C8" w:sz="4"/>
+              <w:left w:val="single" w:color="D9D5C8" w:sz="4"/>
+              <w:bottom w:val="single" w:color="D9D5C8" w:sz="4"/>
+              <w:right w:val="single" w:color="D9D5C8" w:sz="4"/>
+            </w:tcBorders>
+            <w:tcMar>
+              <w:top w:type="dxa" w:w="55"/>
+              <w:left w:type="dxa" w:w="110"/>
+              <w:bottom w:type="dxa" w:w="55"/>
+              <w:right w:type="dxa" w:w="110"/>
+            </w:tcMar>
+          </w:tcPr>
+          <w:p>
+            <w:pPr>
+              <w:spacing w:after="0"/>
+            </w:pPr>
+            <w:r>
+              <w:rPr>
+                <w:b/>
+                <w:bCs/>
+                <w:i w:val="false"/>
+                <w:iCs w:val="false"/>
+                <w:color w:val="1A1A1A"/>
+                <w:sz w:val="30"/>
+                <w:szCs w:val="30"/>
+                <w:caps w:val="false"/>
+                <w:rFonts w:ascii="Calibri" w:cs="Calibri" w:eastAsia="Calibri" w:hAnsi="Calibri"/>
+              </w:rPr>
+              <w:t xml:space="preserve">O — Outside connection: how does it connect to this standard?</w:t>
+            </w:r>
+          </w:p>
+        </w:tc>
+        <w:tc>
+          <w:tcPr>
+            <w:tcW w:type="dxa" w:w="5529"/>
+            <w:tcBorders>
+              <w:top w:val="single" w:color="D9D5C8" w:sz="4"/>
+              <w:left w:val="single" w:color="D9D5C8" w:sz="4"/>
+              <w:bottom w:val="single" w:color="D9D5C8" w:sz="4"/>
+              <w:right w:val="single" w:color="D9D5C8" w:sz="4"/>
+            </w:tcBorders>
+            <w:tcMar>
+              <w:top w:type="dxa" w:w="55"/>
+              <w:left w:type="dxa" w:w="110"/>
+              <w:bottom w:type="dxa" w:w="55"/>
+              <w:right w:type="dxa" w:w="110"/>
+            </w:tcMar>
+          </w:tcPr>
+          <w:p>
+            <w:pPr>
+              <w:widowControl w:val="false"/>
+              <w:pBdr>
+                <w:bottom w:val="single" w:color="8892A0" w:sz="8" w:space="1"/>
+              </w:pBdr>
+              <w:spacing w:before="42" w:after="42"/>
+            </w:pPr>
+            <w:r>
+              <w:rPr>
+                <w:sz w:val="24"/>
+                <w:szCs w:val="24"/>
+                <w:rFonts w:ascii="Calibri" w:cs="Calibri" w:eastAsia="Calibri" w:hAnsi="Calibri"/>
+              </w:rPr>
+              <w:t xml:space="preserve"> </w:t>
+            </w:r>
+          </w:p>
+          <w:p>
+            <w:pPr>
+              <w:spacing w:before="0" w:after="0" w:line="75" w:lineRule="exact"/>
+            </w:pPr>
+            <w:r>
+              <w:rPr>
+                <w:sz w:val="3"/>
+                <w:szCs w:val="3"/>
+                <w:rFonts w:ascii="Calibri" w:cs="Calibri" w:eastAsia="Calibri" w:hAnsi="Calibri"/>
+              </w:rPr>
+              <w:t xml:space="preserve"> </w:t>
+            </w:r>
+          </w:p>
+          <w:p>
+            <w:pPr>
+              <w:widowControl w:val="false"/>
+              <w:pBdr>
+                <w:bottom w:val="single" w:color="8892A0" w:sz="8" w:space="1"/>
+              </w:pBdr>
+              <w:spacing w:before="42" w:after="42"/>
+            </w:pPr>
+            <w:r>
+              <w:rPr>
+                <w:sz w:val="24"/>
+                <w:szCs w:val="24"/>
+                <w:rFonts w:ascii="Calibri" w:cs="Calibri" w:eastAsia="Calibri" w:hAnsi="Calibri"/>
+              </w:rPr>
+              <w:t xml:space="preserve"> </w:t>
+            </w:r>
+          </w:p>
+          <w:p>
+            <w:pPr>
+              <w:spacing w:before="0" w:after="0" w:line="75" w:lineRule="exact"/>
+            </w:pPr>
+            <w:r>
+              <w:rPr>
+                <w:sz w:val="3"/>
+                <w:szCs w:val="3"/>
+                <w:rFonts w:ascii="Calibri" w:cs="Calibri" w:eastAsia="Calibri" w:hAnsi="Calibri"/>
+              </w:rPr>
+              <w:t xml:space="preserve"> </w:t>
+            </w:r>
+          </w:p>
+          <w:p>
+            <w:pPr>
+              <w:widowControl w:val="false"/>
+              <w:pBdr>
+                <w:bottom w:val="single" w:color="8892A0" w:sz="8" w:space="1"/>
+              </w:pBdr>
+              <w:spacing w:before="42" w:after="42"/>
+            </w:pPr>
+            <w:r>
+              <w:rPr>
+                <w:sz w:val="24"/>
+                <w:szCs w:val="24"/>
+                <w:rFonts w:ascii="Calibri" w:cs="Calibri" w:eastAsia="Calibri" w:hAnsi="Calibri"/>
+              </w:rPr>
+              <w:t xml:space="preserve"> </w:t>
+            </w:r>
+          </w:p>
+          <w:p>
+            <w:pPr>
+              <w:spacing w:before="0" w:after="0" w:line="75" w:lineRule="exact"/>
+            </w:pPr>
+            <w:r>
+              <w:rPr>
+                <w:sz w:val="3"/>
+                <w:szCs w:val="3"/>
+                <w:rFonts w:ascii="Calibri" w:cs="Calibri" w:eastAsia="Calibri" w:hAnsi="Calibri"/>
+              </w:rPr>
+              <w:t xml:space="preserve"> </w:t>
+            </w:r>
+          </w:p>
+          <w:p>
+            <w:pPr>
+              <w:widowControl w:val="false"/>
+              <w:pBdr>
+                <w:bottom w:val="single" w:color="8892A0" w:sz="8" w:space="1"/>
+              </w:pBdr>
+              <w:spacing w:before="42" w:after="42"/>
+            </w:pPr>
+            <w:r>
+              <w:rPr>
+                <w:sz w:val="24"/>
+                <w:szCs w:val="24"/>
+                <w:rFonts w:ascii="Calibri" w:cs="Calibri" w:eastAsia="Calibri" w:hAnsi="Calibri"/>
+              </w:rPr>
+              <w:t xml:space="preserve"> </w:t>
+            </w:r>
+          </w:p>
+        </w:tc>
+      </w:tr>
+    </w:tbl>
+    <w:p>
+      <w:pPr>
+        <w:pStyle w:val="Heading2"/>
+        <w:keepNext/>
+        <w:pageBreakBefore/>
+        <w:spacing w:before="150" w:after="90"/>
+      </w:pPr>
+      <w:r>
+        <w:rPr>
+          <w:b/>
+          <w:bCs/>
+          <w:i w:val="false"/>
+          <w:iCs w:val="false"/>
+          <w:color w:val="1B2A4A"/>
+          <w:sz w:val="42"/>
+          <w:szCs w:val="42"/>
+          <w:caps w:val="false"/>
+          <w:rFonts w:ascii="Calibri" w:cs="Calibri" w:eastAsia="Calibri" w:hAnsi="Calibri"/>
+        </w:rPr>
+        <w:t xml:space="preserve">Primary Source Analysis — go deeper — GC.17</w:t>
+      </w:r>
+    </w:p>
+    <w:tbl>
+      <w:tblPr>
+        <w:tblW w:type="dxa" w:w="9792"/>
+        <w:tblBorders>
+          <w:top w:val="single" w:color="auto" w:sz="4"/>
+          <w:left w:val="single" w:color="auto" w:sz="4"/>
+          <w:bottom w:val="single" w:color="auto" w:sz="4"/>
+          <w:right w:val="single" w:color="auto" w:sz="4"/>
+          <w:insideH w:val="single" w:color="auto" w:sz="4"/>
+          <w:insideV w:val="single" w:color="auto" w:sz="4"/>
+        </w:tblBorders>
+      </w:tblPr>
+      <w:tblGrid>
+        <w:gridCol w:w="9792"/>
+      </w:tblGrid>
+      <w:tr>
+        <w:tc>
+          <w:tcPr>
+            <w:tcW w:type="dxa" w:w="9792"/>
+            <w:tcBorders>
+              <w:top w:val="single" w:color="D9D5C8" w:sz="4"/>
+              <w:left w:val="single" w:color="D9D5C8" w:sz="4"/>
+              <w:bottom w:val="single" w:color="D9D5C8" w:sz="4"/>
+              <w:right w:val="single" w:color="D9D5C8" w:sz="4"/>
+            </w:tcBorders>
+            <w:shd w:fill="F7F5EF" w:color="auto" w:val="clear"/>
+            <w:tcMar>
+              <w:top w:type="dxa" w:w="55"/>
+              <w:left w:type="dxa" w:w="110"/>
+              <w:bottom w:type="dxa" w:w="55"/>
+              <w:right w:type="dxa" w:w="110"/>
+            </w:tcMar>
+          </w:tcPr>
+          <w:p>
+            <w:pPr>
+              <w:spacing w:after="60"/>
+            </w:pPr>
+            <w:r>
+              <w:rPr>
+                <w:b/>
+                <w:bCs/>
+                <w:i w:val="false"/>
+                <w:iCs w:val="false"/>
+                <w:color w:val="1B2A4A"/>
+                <w:sz w:val="32"/>
+                <w:szCs w:val="32"/>
+                <w:caps w:val="false"/>
+                <w:rFonts w:ascii="Calibri" w:cs="Calibri" w:eastAsia="Calibri" w:hAnsi="Calibri"/>
+              </w:rPr>
+              <w:t xml:space="preserve">SUPPORT OPTION (use if you need it)</w:t>
+            </w:r>
+          </w:p>
+          <w:p>
+            <w:pPr>
+              <w:spacing w:after="40"/>
+            </w:pPr>
+            <w:r>
+              <w:rPr>
+                <w:b w:val="false"/>
+                <w:bCs w:val="false"/>
+                <w:i w:val="false"/>
+                <w:iCs w:val="false"/>
+                <w:color w:val="1A1A1A"/>
+                <w:sz w:val="33"/>
+                <w:szCs w:val="33"/>
+                <w:caps w:val="false"/>
+                <w:rFonts w:ascii="Calibri" w:cs="Calibri" w:eastAsia="Calibri" w:hAnsi="Calibri"/>
+              </w:rPr>
+              <w:t xml:space="preserve">Sentence frame: This source shows ______ because it ______, which reveals ______.</w:t>
             </w:r>
           </w:p>
         </w:tc>
@@ -27796,7 +29358,7 @@
                 <w:caps w:val="false"/>
                 <w:rFonts w:ascii="Calibri" w:cs="Calibri" w:eastAsia="Calibri" w:hAnsi="Calibri"/>
               </w:rPr>
-              <w:t xml:space="preserve">SUPPORT OPTION</w:t>
+              <w:t xml:space="preserve">SOURCE SYNTHESIS — put it together (SSP.03)</w:t>
             </w:r>
           </w:p>
           <w:p>
@@ -27815,12 +29377,149 @@
                 <w:caps w:val="false"/>
                 <w:rFonts w:ascii="Calibri" w:cs="Calibri" w:eastAsia="Calibri" w:hAnsi="Calibri"/>
               </w:rPr>
-              <w:t xml:space="preserve">Sentence frame: This source shows ______ because it ______, which reveals ______.</w:t>
+              <w:t xml:space="preserve">In 2–3 sentences: what does this source reveal about this standard, and how do you know? Cite one specific detail from it.</w:t>
             </w:r>
           </w:p>
         </w:tc>
       </w:tr>
     </w:tbl>
+    <w:p>
+      <w:pPr>
+        <w:widowControl w:val="false"/>
+        <w:pBdr>
+          <w:bottom w:val="single" w:color="8892A0" w:sz="8" w:space="1"/>
+        </w:pBdr>
+        <w:spacing w:before="42" w:after="42"/>
+      </w:pPr>
+      <w:r>
+        <w:rPr>
+          <w:sz w:val="24"/>
+          <w:szCs w:val="24"/>
+          <w:rFonts w:ascii="Calibri" w:cs="Calibri" w:eastAsia="Calibri" w:hAnsi="Calibri"/>
+        </w:rPr>
+        <w:t xml:space="preserve"> </w:t>
+      </w:r>
+    </w:p>
+    <w:p>
+      <w:pPr>
+        <w:spacing w:before="0" w:after="0" w:line="75" w:lineRule="exact"/>
+      </w:pPr>
+      <w:r>
+        <w:rPr>
+          <w:sz w:val="3"/>
+          <w:szCs w:val="3"/>
+          <w:rFonts w:ascii="Calibri" w:cs="Calibri" w:eastAsia="Calibri" w:hAnsi="Calibri"/>
+        </w:rPr>
+        <w:t xml:space="preserve"> </w:t>
+      </w:r>
+    </w:p>
+    <w:p>
+      <w:pPr>
+        <w:widowControl w:val="false"/>
+        <w:pBdr>
+          <w:bottom w:val="single" w:color="8892A0" w:sz="8" w:space="1"/>
+        </w:pBdr>
+        <w:spacing w:before="42" w:after="42"/>
+      </w:pPr>
+      <w:r>
+        <w:rPr>
+          <w:sz w:val="24"/>
+          <w:szCs w:val="24"/>
+          <w:rFonts w:ascii="Calibri" w:cs="Calibri" w:eastAsia="Calibri" w:hAnsi="Calibri"/>
+        </w:rPr>
+        <w:t xml:space="preserve"> </w:t>
+      </w:r>
+    </w:p>
+    <w:p>
+      <w:pPr>
+        <w:spacing w:before="0" w:after="0" w:line="75" w:lineRule="exact"/>
+      </w:pPr>
+      <w:r>
+        <w:rPr>
+          <w:sz w:val="3"/>
+          <w:szCs w:val="3"/>
+          <w:rFonts w:ascii="Calibri" w:cs="Calibri" w:eastAsia="Calibri" w:hAnsi="Calibri"/>
+        </w:rPr>
+        <w:t xml:space="preserve"> </w:t>
+      </w:r>
+    </w:p>
+    <w:p>
+      <w:pPr>
+        <w:widowControl w:val="false"/>
+        <w:pBdr>
+          <w:bottom w:val="single" w:color="8892A0" w:sz="8" w:space="1"/>
+        </w:pBdr>
+        <w:spacing w:before="42" w:after="42"/>
+      </w:pPr>
+      <w:r>
+        <w:rPr>
+          <w:sz w:val="24"/>
+          <w:szCs w:val="24"/>
+          <w:rFonts w:ascii="Calibri" w:cs="Calibri" w:eastAsia="Calibri" w:hAnsi="Calibri"/>
+        </w:rPr>
+        <w:t xml:space="preserve"> </w:t>
+      </w:r>
+    </w:p>
+    <w:p>
+      <w:pPr>
+        <w:spacing w:before="0" w:after="0" w:line="75" w:lineRule="exact"/>
+      </w:pPr>
+      <w:r>
+        <w:rPr>
+          <w:sz w:val="3"/>
+          <w:szCs w:val="3"/>
+          <w:rFonts w:ascii="Calibri" w:cs="Calibri" w:eastAsia="Calibri" w:hAnsi="Calibri"/>
+        </w:rPr>
+        <w:t xml:space="preserve"> </w:t>
+      </w:r>
+    </w:p>
+    <w:p>
+      <w:pPr>
+        <w:widowControl w:val="false"/>
+        <w:pBdr>
+          <w:bottom w:val="single" w:color="8892A0" w:sz="8" w:space="1"/>
+        </w:pBdr>
+        <w:spacing w:before="42" w:after="42"/>
+      </w:pPr>
+      <w:r>
+        <w:rPr>
+          <w:sz w:val="24"/>
+          <w:szCs w:val="24"/>
+          <w:rFonts w:ascii="Calibri" w:cs="Calibri" w:eastAsia="Calibri" w:hAnsi="Calibri"/>
+        </w:rPr>
+        <w:t xml:space="preserve"> </w:t>
+      </w:r>
+    </w:p>
+    <w:p>
+      <w:pPr>
+        <w:spacing w:before="0" w:after="0" w:line="75" w:lineRule="exact"/>
+      </w:pPr>
+      <w:r>
+        <w:rPr>
+          <w:sz w:val="3"/>
+          <w:szCs w:val="3"/>
+          <w:rFonts w:ascii="Calibri" w:cs="Calibri" w:eastAsia="Calibri" w:hAnsi="Calibri"/>
+        </w:rPr>
+        <w:t xml:space="preserve"> </w:t>
+      </w:r>
+    </w:p>
+    <w:p>
+      <w:pPr>
+        <w:widowControl w:val="false"/>
+        <w:pBdr>
+          <w:bottom w:val="single" w:color="8892A0" w:sz="8" w:space="1"/>
+        </w:pBdr>
+        <w:spacing w:before="42" w:after="42"/>
+      </w:pPr>
+      <w:r>
+        <w:rPr>
+          <w:sz w:val="24"/>
+          <w:szCs w:val="24"/>
+          <w:rFonts w:ascii="Calibri" w:cs="Calibri" w:eastAsia="Calibri" w:hAnsi="Calibri"/>
+        </w:rPr>
+        <w:t xml:space="preserve"> </w:t>
+      </w:r>
+    </w:p>
     <w:tbl>
       <w:tblPr>
         <w:tblW w:type="dxa" w:w="9792"/>
@@ -27870,7 +29569,7 @@
                 <w:caps w:val="false"/>
                 <w:rFonts w:ascii="Calibri" w:cs="Calibri" w:eastAsia="Calibri" w:hAnsi="Calibri"/>
               </w:rPr>
-              <w:t xml:space="preserve">SOURCE SYNTHESIS — put it together (SSP.03)</w:t>
+              <w:t xml:space="preserve">THINK LIKE A HISTORIAN — corroborate or challenge (SSP.03)</w:t>
             </w:r>
           </w:p>
           <w:p>
@@ -27889,12 +29588,283 @@
                 <w:caps w:val="false"/>
                 <w:rFonts w:ascii="Calibri" w:cs="Calibri" w:eastAsia="Calibri" w:hAnsi="Calibri"/>
               </w:rPr>
-              <w:t xml:space="preserve">In 2–3 sentences: what does this source reveal about this standard, and how do you know? Cite one specific detail from it.</w:t>
+              <w:t xml:space="preserve">Name ONE other source that could CONFIRM this one, and ONE way it could COMPLICATE or CHALLENGE it — or, whose voice is missing here?</w:t>
             </w:r>
           </w:p>
         </w:tc>
       </w:tr>
     </w:tbl>
+    <w:p>
+      <w:pPr>
+        <w:widowControl w:val="false"/>
+        <w:pBdr>
+          <w:bottom w:val="single" w:color="8892A0" w:sz="8" w:space="1"/>
+        </w:pBdr>
+        <w:spacing w:before="42" w:after="42"/>
+      </w:pPr>
+      <w:r>
+        <w:rPr>
+          <w:sz w:val="24"/>
+          <w:szCs w:val="24"/>
+          <w:rFonts w:ascii="Calibri" w:cs="Calibri" w:eastAsia="Calibri" w:hAnsi="Calibri"/>
+        </w:rPr>
+        <w:t xml:space="preserve"> </w:t>
+      </w:r>
+    </w:p>
+    <w:p>
+      <w:pPr>
+        <w:spacing w:before="0" w:after="0" w:line="75" w:lineRule="exact"/>
+      </w:pPr>
+      <w:r>
+        <w:rPr>
+          <w:sz w:val="3"/>
+          <w:szCs w:val="3"/>
+          <w:rFonts w:ascii="Calibri" w:cs="Calibri" w:eastAsia="Calibri" w:hAnsi="Calibri"/>
+        </w:rPr>
+        <w:t xml:space="preserve"> </w:t>
+      </w:r>
+    </w:p>
+    <w:p>
+      <w:pPr>
+        <w:widowControl w:val="false"/>
+        <w:pBdr>
+          <w:bottom w:val="single" w:color="8892A0" w:sz="8" w:space="1"/>
+        </w:pBdr>
+        <w:spacing w:before="42" w:after="42"/>
+      </w:pPr>
+      <w:r>
+        <w:rPr>
+          <w:sz w:val="24"/>
+          <w:szCs w:val="24"/>
+          <w:rFonts w:ascii="Calibri" w:cs="Calibri" w:eastAsia="Calibri" w:hAnsi="Calibri"/>
+        </w:rPr>
+        <w:t xml:space="preserve"> </w:t>
+      </w:r>
+    </w:p>
+    <w:p>
+      <w:pPr>
+        <w:spacing w:before="0" w:after="0" w:line="75" w:lineRule="exact"/>
+      </w:pPr>
+      <w:r>
+        <w:rPr>
+          <w:sz w:val="3"/>
+          <w:szCs w:val="3"/>
+          <w:rFonts w:ascii="Calibri" w:cs="Calibri" w:eastAsia="Calibri" w:hAnsi="Calibri"/>
+        </w:rPr>
+        <w:t xml:space="preserve"> </w:t>
+      </w:r>
+    </w:p>
+    <w:p>
+      <w:pPr>
+        <w:widowControl w:val="false"/>
+        <w:pBdr>
+          <w:bottom w:val="single" w:color="8892A0" w:sz="8" w:space="1"/>
+        </w:pBdr>
+        <w:spacing w:before="42" w:after="42"/>
+      </w:pPr>
+      <w:r>
+        <w:rPr>
+          <w:sz w:val="24"/>
+          <w:szCs w:val="24"/>
+          <w:rFonts w:ascii="Calibri" w:cs="Calibri" w:eastAsia="Calibri" w:hAnsi="Calibri"/>
+        </w:rPr>
+        <w:t xml:space="preserve"> </w:t>
+      </w:r>
+    </w:p>
+    <w:p>
+      <w:pPr>
+        <w:spacing w:before="0" w:after="0" w:line="75" w:lineRule="exact"/>
+      </w:pPr>
+      <w:r>
+        <w:rPr>
+          <w:sz w:val="3"/>
+          <w:szCs w:val="3"/>
+          <w:rFonts w:ascii="Calibri" w:cs="Calibri" w:eastAsia="Calibri" w:hAnsi="Calibri"/>
+        </w:rPr>
+        <w:t xml:space="preserve"> </w:t>
+      </w:r>
+    </w:p>
+    <w:p>
+      <w:pPr>
+        <w:widowControl w:val="false"/>
+        <w:pBdr>
+          <w:bottom w:val="single" w:color="8892A0" w:sz="8" w:space="1"/>
+        </w:pBdr>
+        <w:spacing w:before="42" w:after="42"/>
+      </w:pPr>
+      <w:r>
+        <w:rPr>
+          <w:sz w:val="24"/>
+          <w:szCs w:val="24"/>
+          <w:rFonts w:ascii="Calibri" w:cs="Calibri" w:eastAsia="Calibri" w:hAnsi="Calibri"/>
+        </w:rPr>
+        <w:t xml:space="preserve"> </w:t>
+      </w:r>
+    </w:p>
+    <w:p>
+      <w:pPr>
+        <w:spacing w:before="0" w:after="0" w:line="75" w:lineRule="exact"/>
+      </w:pPr>
+      <w:r>
+        <w:rPr>
+          <w:sz w:val="3"/>
+          <w:szCs w:val="3"/>
+          <w:rFonts w:ascii="Calibri" w:cs="Calibri" w:eastAsia="Calibri" w:hAnsi="Calibri"/>
+        </w:rPr>
+        <w:t xml:space="preserve"> </w:t>
+      </w:r>
+    </w:p>
+    <w:p>
+      <w:pPr>
+        <w:widowControl w:val="false"/>
+        <w:pBdr>
+          <w:bottom w:val="single" w:color="8892A0" w:sz="8" w:space="1"/>
+        </w:pBdr>
+        <w:spacing w:before="42" w:after="42"/>
+      </w:pPr>
+      <w:r>
+        <w:rPr>
+          <w:sz w:val="24"/>
+          <w:szCs w:val="24"/>
+          <w:rFonts w:ascii="Calibri" w:cs="Calibri" w:eastAsia="Calibri" w:hAnsi="Calibri"/>
+        </w:rPr>
+        <w:t xml:space="preserve"> </w:t>
+      </w:r>
+    </w:p>
+    <w:tbl>
+      <w:tblPr>
+        <w:tblW w:type="dxa" w:w="9792"/>
+        <w:tblBorders>
+          <w:top w:val="single" w:color="auto" w:sz="4"/>
+          <w:left w:val="single" w:color="auto" w:sz="4"/>
+          <w:bottom w:val="single" w:color="auto" w:sz="4"/>
+          <w:right w:val="single" w:color="auto" w:sz="4"/>
+          <w:insideH w:val="single" w:color="auto" w:sz="4"/>
+          <w:insideV w:val="single" w:color="auto" w:sz="4"/>
+        </w:tblBorders>
+      </w:tblPr>
+      <w:tblGrid>
+        <w:gridCol w:w="9792"/>
+      </w:tblGrid>
+      <w:tr>
+        <w:tc>
+          <w:tcPr>
+            <w:tcW w:type="dxa" w:w="9792"/>
+            <w:tcBorders>
+              <w:top w:val="single" w:color="D9D5C8" w:sz="4"/>
+              <w:left w:val="single" w:color="D9D5C8" w:sz="4"/>
+              <w:bottom w:val="single" w:color="D9D5C8" w:sz="4"/>
+              <w:right w:val="single" w:color="D9D5C8" w:sz="4"/>
+            </w:tcBorders>
+            <w:shd w:fill="F7F5EF" w:color="auto" w:val="clear"/>
+            <w:tcMar>
+              <w:top w:type="dxa" w:w="55"/>
+              <w:left w:type="dxa" w:w="110"/>
+              <w:bottom w:type="dxa" w:w="55"/>
+              <w:right w:type="dxa" w:w="110"/>
+            </w:tcMar>
+          </w:tcPr>
+          <w:p>
+            <w:pPr>
+              <w:spacing w:after="60"/>
+            </w:pPr>
+            <w:r>
+              <w:rPr>
+                <w:b/>
+                <w:bCs/>
+                <w:i w:val="false"/>
+                <w:iCs w:val="false"/>
+                <w:color w:val="1B2A4A"/>
+                <w:sz w:val="32"/>
+                <w:szCs w:val="32"/>
+                <w:caps w:val="false"/>
+                <w:rFonts w:ascii="Calibri" w:cs="Calibri" w:eastAsia="Calibri" w:hAnsi="Calibri"/>
+              </w:rPr>
+              <w:t xml:space="preserve">SO WHAT? — why this source still matters today</w:t>
+            </w:r>
+          </w:p>
+          <w:p>
+            <w:pPr>
+              <w:spacing w:after="40"/>
+            </w:pPr>
+            <w:r>
+              <w:rPr>
+                <w:b w:val="false"/>
+                <w:bCs w:val="false"/>
+                <w:i w:val="false"/>
+                <w:iCs w:val="false"/>
+                <w:color w:val="1A1A1A"/>
+                <w:sz w:val="33"/>
+                <w:szCs w:val="33"/>
+                <w:caps w:val="false"/>
+                <w:rFonts w:ascii="Calibri" w:cs="Calibri" w:eastAsia="Calibri" w:hAnsi="Calibri"/>
+              </w:rPr>
+              <w:t xml:space="preserve">In 1–2 sentences: why does this source still matter for understanding government today?</w:t>
+            </w:r>
+          </w:p>
+        </w:tc>
+      </w:tr>
+    </w:tbl>
+    <w:p>
+      <w:pPr>
+        <w:widowControl w:val="false"/>
+        <w:pBdr>
+          <w:bottom w:val="single" w:color="8892A0" w:sz="8" w:space="1"/>
+        </w:pBdr>
+        <w:spacing w:before="42" w:after="42"/>
+      </w:pPr>
+      <w:r>
+        <w:rPr>
+          <w:sz w:val="24"/>
+          <w:szCs w:val="24"/>
+          <w:rFonts w:ascii="Calibri" w:cs="Calibri" w:eastAsia="Calibri" w:hAnsi="Calibri"/>
+        </w:rPr>
+        <w:t xml:space="preserve"> </w:t>
+      </w:r>
+    </w:p>
+    <w:p>
+      <w:pPr>
+        <w:spacing w:before="0" w:after="0" w:line="75" w:lineRule="exact"/>
+      </w:pPr>
+      <w:r>
+        <w:rPr>
+          <w:sz w:val="3"/>
+          <w:szCs w:val="3"/>
+          <w:rFonts w:ascii="Calibri" w:cs="Calibri" w:eastAsia="Calibri" w:hAnsi="Calibri"/>
+        </w:rPr>
+        <w:t xml:space="preserve"> </w:t>
+      </w:r>
+    </w:p>
+    <w:p>
+      <w:pPr>
+        <w:widowControl w:val="false"/>
+        <w:pBdr>
+          <w:bottom w:val="single" w:color="8892A0" w:sz="8" w:space="1"/>
+        </w:pBdr>
+        <w:spacing w:before="42" w:after="42"/>
+      </w:pPr>
+      <w:r>
+        <w:rPr>
+          <w:sz w:val="24"/>
+          <w:szCs w:val="24"/>
+          <w:rFonts w:ascii="Calibri" w:cs="Calibri" w:eastAsia="Calibri" w:hAnsi="Calibri"/>
+        </w:rPr>
+        <w:t xml:space="preserve"> </w:t>
+      </w:r>
+    </w:p>
+    <w:p>
+      <w:pPr>
+        <w:spacing w:before="0" w:after="0" w:line="75" w:lineRule="exact"/>
+      </w:pPr>
+      <w:r>
+        <w:rPr>
+          <w:sz w:val="3"/>
+          <w:szCs w:val="3"/>
+          <w:rFonts w:ascii="Calibri" w:cs="Calibri" w:eastAsia="Calibri" w:hAnsi="Calibri"/>
+        </w:rPr>
+        <w:t xml:space="preserve"> </w:t>
+      </w:r>
+    </w:p>
     <w:p>
       <w:pPr>
         <w:widowControl w:val="false"/>
@@ -35660,7 +37630,7 @@
       </w:tblGrid>
       <w:tr>
         <w:trPr>
-          <w:trHeight w:val="1450" w:hRule="atLeast"/>
+          <w:trHeight w:val="2050" w:hRule="atLeast"/>
         </w:trPr>
         <w:tc>
           <w:tcPr>
@@ -40362,6 +42332,187 @@
         </w:tblBorders>
       </w:tblPr>
       <w:tblGrid>
+        <w:gridCol w:w="9792"/>
+      </w:tblGrid>
+      <w:tr>
+        <w:tc>
+          <w:tcPr>
+            <w:tcW w:type="dxa" w:w="9792"/>
+            <w:tcBorders>
+              <w:top w:val="single" w:color="D9D5C8" w:sz="4"/>
+              <w:left w:val="single" w:color="D9D5C8" w:sz="4"/>
+              <w:bottom w:val="single" w:color="D9D5C8" w:sz="4"/>
+              <w:right w:val="single" w:color="D9D5C8" w:sz="4"/>
+            </w:tcBorders>
+            <w:shd w:fill="F7F5EF" w:color="auto" w:val="clear"/>
+            <w:tcMar>
+              <w:top w:type="dxa" w:w="55"/>
+              <w:left w:type="dxa" w:w="110"/>
+              <w:bottom w:type="dxa" w:w="55"/>
+              <w:right w:type="dxa" w:w="110"/>
+            </w:tcMar>
+          </w:tcPr>
+          <w:p>
+            <w:pPr>
+              <w:spacing w:after="60"/>
+            </w:pPr>
+            <w:r>
+              <w:rPr>
+                <w:b/>
+                <w:bCs/>
+                <w:i w:val="false"/>
+                <w:iCs w:val="false"/>
+                <w:color w:val="1B2A4A"/>
+                <w:sz w:val="32"/>
+                <w:szCs w:val="32"/>
+                <w:caps w:val="false"/>
+                <w:rFonts w:ascii="Calibri" w:cs="Calibri" w:eastAsia="Calibri" w:hAnsi="Calibri"/>
+              </w:rPr>
+              <w:t xml:space="preserve">FIRST LOOK — before you analyze</w:t>
+            </w:r>
+          </w:p>
+          <w:p>
+            <w:pPr>
+              <w:spacing w:after="40"/>
+            </w:pPr>
+            <w:r>
+              <w:rPr>
+                <w:b w:val="false"/>
+                <w:bCs w:val="false"/>
+                <w:i w:val="false"/>
+                <w:iCs w:val="false"/>
+                <w:color w:val="1A1A1A"/>
+                <w:sz w:val="33"/>
+                <w:szCs w:val="33"/>
+                <w:caps w:val="false"/>
+                <w:rFonts w:ascii="Calibri" w:cs="Calibri" w:eastAsia="Calibri" w:hAnsi="Calibri"/>
+              </w:rPr>
+              <w:t xml:space="preserve">Jot 3–4 things you notice in the source (details, words, people, dates). No wrong answers.</w:t>
+            </w:r>
+          </w:p>
+        </w:tc>
+      </w:tr>
+    </w:tbl>
+    <w:p>
+      <w:pPr>
+        <w:widowControl w:val="false"/>
+        <w:pBdr>
+          <w:bottom w:val="single" w:color="8892A0" w:sz="8" w:space="1"/>
+        </w:pBdr>
+        <w:spacing w:before="42" w:after="42"/>
+      </w:pPr>
+      <w:r>
+        <w:rPr>
+          <w:sz w:val="24"/>
+          <w:szCs w:val="24"/>
+          <w:rFonts w:ascii="Calibri" w:cs="Calibri" w:eastAsia="Calibri" w:hAnsi="Calibri"/>
+        </w:rPr>
+        <w:t xml:space="preserve"> </w:t>
+      </w:r>
+    </w:p>
+    <w:p>
+      <w:pPr>
+        <w:spacing w:before="0" w:after="0" w:line="75" w:lineRule="exact"/>
+      </w:pPr>
+      <w:r>
+        <w:rPr>
+          <w:sz w:val="3"/>
+          <w:szCs w:val="3"/>
+          <w:rFonts w:ascii="Calibri" w:cs="Calibri" w:eastAsia="Calibri" w:hAnsi="Calibri"/>
+        </w:rPr>
+        <w:t xml:space="preserve"> </w:t>
+      </w:r>
+    </w:p>
+    <w:p>
+      <w:pPr>
+        <w:widowControl w:val="false"/>
+        <w:pBdr>
+          <w:bottom w:val="single" w:color="8892A0" w:sz="8" w:space="1"/>
+        </w:pBdr>
+        <w:spacing w:before="42" w:after="42"/>
+      </w:pPr>
+      <w:r>
+        <w:rPr>
+          <w:sz w:val="24"/>
+          <w:szCs w:val="24"/>
+          <w:rFonts w:ascii="Calibri" w:cs="Calibri" w:eastAsia="Calibri" w:hAnsi="Calibri"/>
+        </w:rPr>
+        <w:t xml:space="preserve"> </w:t>
+      </w:r>
+    </w:p>
+    <w:p>
+      <w:pPr>
+        <w:spacing w:before="0" w:after="0" w:line="75" w:lineRule="exact"/>
+      </w:pPr>
+      <w:r>
+        <w:rPr>
+          <w:sz w:val="3"/>
+          <w:szCs w:val="3"/>
+          <w:rFonts w:ascii="Calibri" w:cs="Calibri" w:eastAsia="Calibri" w:hAnsi="Calibri"/>
+        </w:rPr>
+        <w:t xml:space="preserve"> </w:t>
+      </w:r>
+    </w:p>
+    <w:p>
+      <w:pPr>
+        <w:widowControl w:val="false"/>
+        <w:pBdr>
+          <w:bottom w:val="single" w:color="8892A0" w:sz="8" w:space="1"/>
+        </w:pBdr>
+        <w:spacing w:before="42" w:after="42"/>
+      </w:pPr>
+      <w:r>
+        <w:rPr>
+          <w:sz w:val="24"/>
+          <w:szCs w:val="24"/>
+          <w:rFonts w:ascii="Calibri" w:cs="Calibri" w:eastAsia="Calibri" w:hAnsi="Calibri"/>
+        </w:rPr>
+        <w:t xml:space="preserve"> </w:t>
+      </w:r>
+    </w:p>
+    <w:p>
+      <w:pPr>
+        <w:spacing w:before="0" w:after="0" w:line="75" w:lineRule="exact"/>
+      </w:pPr>
+      <w:r>
+        <w:rPr>
+          <w:sz w:val="3"/>
+          <w:szCs w:val="3"/>
+          <w:rFonts w:ascii="Calibri" w:cs="Calibri" w:eastAsia="Calibri" w:hAnsi="Calibri"/>
+        </w:rPr>
+        <w:t xml:space="preserve"> </w:t>
+      </w:r>
+    </w:p>
+    <w:p>
+      <w:pPr>
+        <w:widowControl w:val="false"/>
+        <w:pBdr>
+          <w:bottom w:val="single" w:color="8892A0" w:sz="8" w:space="1"/>
+        </w:pBdr>
+        <w:spacing w:before="42" w:after="42"/>
+      </w:pPr>
+      <w:r>
+        <w:rPr>
+          <w:sz w:val="24"/>
+          <w:szCs w:val="24"/>
+          <w:rFonts w:ascii="Calibri" w:cs="Calibri" w:eastAsia="Calibri" w:hAnsi="Calibri"/>
+        </w:rPr>
+        <w:t xml:space="preserve"> </w:t>
+      </w:r>
+    </w:p>
+    <w:tbl>
+      <w:tblPr>
+        <w:tblW w:type="dxa" w:w="9792"/>
+        <w:tblBorders>
+          <w:top w:val="single" w:color="auto" w:sz="4"/>
+          <w:left w:val="single" w:color="auto" w:sz="4"/>
+          <w:bottom w:val="single" w:color="auto" w:sz="4"/>
+          <w:right w:val="single" w:color="auto" w:sz="4"/>
+          <w:insideH w:val="single" w:color="auto" w:sz="4"/>
+          <w:insideV w:val="single" w:color="auto" w:sz="4"/>
+        </w:tblBorders>
+      </w:tblPr>
+      <w:tblGrid>
         <w:gridCol w:w="4263"/>
         <w:gridCol w:w="5529"/>
       </w:tblGrid>
@@ -40544,61 +42695,19 @@
               <w:t xml:space="preserve"> </w:t>
             </w:r>
           </w:p>
-        </w:tc>
-      </w:tr>
-      <w:tr>
-        <w:tc>
-          <w:tcPr>
-            <w:tcW w:type="dxa" w:w="4263"/>
-            <w:tcBorders>
-              <w:top w:val="single" w:color="D9D5C8" w:sz="4"/>
-              <w:left w:val="single" w:color="D9D5C8" w:sz="4"/>
-              <w:bottom w:val="single" w:color="D9D5C8" w:sz="4"/>
-              <w:right w:val="single" w:color="D9D5C8" w:sz="4"/>
-            </w:tcBorders>
-            <w:tcMar>
-              <w:top w:type="dxa" w:w="55"/>
-              <w:left w:type="dxa" w:w="110"/>
-              <w:bottom w:type="dxa" w:w="55"/>
-              <w:right w:type="dxa" w:w="110"/>
-            </w:tcMar>
-          </w:tcPr>
-          <w:p>
-            <w:pPr>
-              <w:spacing w:after="0"/>
-            </w:pPr>
-            <w:r>
-              <w:rPr>
-                <w:b/>
-                <w:bCs/>
-                <w:i w:val="false"/>
-                <w:iCs w:val="false"/>
-                <w:color w:val="1A1A1A"/>
-                <w:sz w:val="30"/>
-                <w:szCs w:val="30"/>
-                <w:caps w:val="false"/>
-                <w:rFonts w:ascii="Calibri" w:cs="Calibri" w:eastAsia="Calibri" w:hAnsi="Calibri"/>
-              </w:rPr>
-              <w:t xml:space="preserve">I — Intended audience: who was meant to see or obey it?</w:t>
-            </w:r>
-          </w:p>
-        </w:tc>
-        <w:tc>
-          <w:tcPr>
-            <w:tcW w:type="dxa" w:w="5529"/>
-            <w:tcBorders>
-              <w:top w:val="single" w:color="D9D5C8" w:sz="4"/>
-              <w:left w:val="single" w:color="D9D5C8" w:sz="4"/>
-              <w:bottom w:val="single" w:color="D9D5C8" w:sz="4"/>
-              <w:right w:val="single" w:color="D9D5C8" w:sz="4"/>
-            </w:tcBorders>
-            <w:tcMar>
-              <w:top w:type="dxa" w:w="55"/>
-              <w:left w:type="dxa" w:w="110"/>
-              <w:bottom w:type="dxa" w:w="55"/>
-              <w:right w:type="dxa" w:w="110"/>
-            </w:tcMar>
-          </w:tcPr>
+          <w:p>
+            <w:pPr>
+              <w:spacing w:before="0" w:after="0" w:line="75" w:lineRule="exact"/>
+            </w:pPr>
+            <w:r>
+              <w:rPr>
+                <w:sz w:val="3"/>
+                <w:szCs w:val="3"/>
+                <w:rFonts w:ascii="Calibri" w:cs="Calibri" w:eastAsia="Calibri" w:hAnsi="Calibri"/>
+              </w:rPr>
+              <w:t xml:space="preserve"> </w:t>
+            </w:r>
+          </w:p>
           <w:p>
             <w:pPr>
               <w:widowControl w:val="false"/>
@@ -40681,7 +42790,7 @@
                 <w:caps w:val="false"/>
                 <w:rFonts w:ascii="Calibri" w:cs="Calibri" w:eastAsia="Calibri" w:hAnsi="Calibri"/>
               </w:rPr>
-              <w:t xml:space="preserve">P — Purpose: why was it created?</w:t>
+              <w:t xml:space="preserve">I — Intended audience: who was meant to see or obey it?</w:t>
             </w:r>
           </w:p>
         </w:tc>
@@ -40748,61 +42857,19 @@
               <w:t xml:space="preserve"> </w:t>
             </w:r>
           </w:p>
-        </w:tc>
-      </w:tr>
-      <w:tr>
-        <w:tc>
-          <w:tcPr>
-            <w:tcW w:type="dxa" w:w="4263"/>
-            <w:tcBorders>
-              <w:top w:val="single" w:color="D9D5C8" w:sz="4"/>
-              <w:left w:val="single" w:color="D9D5C8" w:sz="4"/>
-              <w:bottom w:val="single" w:color="D9D5C8" w:sz="4"/>
-              <w:right w:val="single" w:color="D9D5C8" w:sz="4"/>
-            </w:tcBorders>
-            <w:tcMar>
-              <w:top w:type="dxa" w:w="55"/>
-              <w:left w:type="dxa" w:w="110"/>
-              <w:bottom w:type="dxa" w:w="55"/>
-              <w:right w:type="dxa" w:w="110"/>
-            </w:tcMar>
-          </w:tcPr>
-          <w:p>
-            <w:pPr>
-              <w:spacing w:after="0"/>
-            </w:pPr>
-            <w:r>
-              <w:rPr>
-                <w:b/>
-                <w:bCs/>
-                <w:i w:val="false"/>
-                <w:iCs w:val="false"/>
-                <w:color w:val="1A1A1A"/>
-                <w:sz w:val="30"/>
-                <w:szCs w:val="30"/>
-                <w:caps w:val="false"/>
-                <w:rFonts w:ascii="Calibri" w:cs="Calibri" w:eastAsia="Calibri" w:hAnsi="Calibri"/>
-              </w:rPr>
-              <w:t xml:space="preserve">P — Point of view: whose perspective does it reflect?</w:t>
-            </w:r>
-          </w:p>
-        </w:tc>
-        <w:tc>
-          <w:tcPr>
-            <w:tcW w:type="dxa" w:w="5529"/>
-            <w:tcBorders>
-              <w:top w:val="single" w:color="D9D5C8" w:sz="4"/>
-              <w:left w:val="single" w:color="D9D5C8" w:sz="4"/>
-              <w:bottom w:val="single" w:color="D9D5C8" w:sz="4"/>
-              <w:right w:val="single" w:color="D9D5C8" w:sz="4"/>
-            </w:tcBorders>
-            <w:tcMar>
-              <w:top w:type="dxa" w:w="55"/>
-              <w:left w:type="dxa" w:w="110"/>
-              <w:bottom w:type="dxa" w:w="55"/>
-              <w:right w:type="dxa" w:w="110"/>
-            </w:tcMar>
-          </w:tcPr>
+          <w:p>
+            <w:pPr>
+              <w:spacing w:before="0" w:after="0" w:line="75" w:lineRule="exact"/>
+            </w:pPr>
+            <w:r>
+              <w:rPr>
+                <w:sz w:val="3"/>
+                <w:szCs w:val="3"/>
+                <w:rFonts w:ascii="Calibri" w:cs="Calibri" w:eastAsia="Calibri" w:hAnsi="Calibri"/>
+              </w:rPr>
+              <w:t xml:space="preserve"> </w:t>
+            </w:r>
+          </w:p>
           <w:p>
             <w:pPr>
               <w:widowControl w:val="false"/>
@@ -40885,7 +42952,7 @@
                 <w:caps w:val="false"/>
                 <w:rFonts w:ascii="Calibri" w:cs="Calibri" w:eastAsia="Calibri" w:hAnsi="Calibri"/>
               </w:rPr>
-              <w:t xml:space="preserve">O — Outside connection: how does it connect to this standard?</w:t>
+              <w:t xml:space="preserve">P — Purpose: why was it created?</w:t>
             </w:r>
           </w:p>
         </w:tc>
@@ -40950,6 +43017,486 @@
                 <w:rFonts w:ascii="Calibri" w:cs="Calibri" w:eastAsia="Calibri" w:hAnsi="Calibri"/>
               </w:rPr>
               <w:t xml:space="preserve"> </w:t>
+            </w:r>
+          </w:p>
+          <w:p>
+            <w:pPr>
+              <w:spacing w:before="0" w:after="0" w:line="75" w:lineRule="exact"/>
+            </w:pPr>
+            <w:r>
+              <w:rPr>
+                <w:sz w:val="3"/>
+                <w:szCs w:val="3"/>
+                <w:rFonts w:ascii="Calibri" w:cs="Calibri" w:eastAsia="Calibri" w:hAnsi="Calibri"/>
+              </w:rPr>
+              <w:t xml:space="preserve"> </w:t>
+            </w:r>
+          </w:p>
+          <w:p>
+            <w:pPr>
+              <w:widowControl w:val="false"/>
+              <w:pBdr>
+                <w:bottom w:val="single" w:color="8892A0" w:sz="8" w:space="1"/>
+              </w:pBdr>
+              <w:spacing w:before="42" w:after="42"/>
+            </w:pPr>
+            <w:r>
+              <w:rPr>
+                <w:sz w:val="24"/>
+                <w:szCs w:val="24"/>
+                <w:rFonts w:ascii="Calibri" w:cs="Calibri" w:eastAsia="Calibri" w:hAnsi="Calibri"/>
+              </w:rPr>
+              <w:t xml:space="preserve"> </w:t>
+            </w:r>
+          </w:p>
+          <w:p>
+            <w:pPr>
+              <w:spacing w:before="0" w:after="0" w:line="75" w:lineRule="exact"/>
+            </w:pPr>
+            <w:r>
+              <w:rPr>
+                <w:sz w:val="3"/>
+                <w:szCs w:val="3"/>
+                <w:rFonts w:ascii="Calibri" w:cs="Calibri" w:eastAsia="Calibri" w:hAnsi="Calibri"/>
+              </w:rPr>
+              <w:t xml:space="preserve"> </w:t>
+            </w:r>
+          </w:p>
+          <w:p>
+            <w:pPr>
+              <w:widowControl w:val="false"/>
+              <w:pBdr>
+                <w:bottom w:val="single" w:color="8892A0" w:sz="8" w:space="1"/>
+              </w:pBdr>
+              <w:spacing w:before="42" w:after="42"/>
+            </w:pPr>
+            <w:r>
+              <w:rPr>
+                <w:sz w:val="24"/>
+                <w:szCs w:val="24"/>
+                <w:rFonts w:ascii="Calibri" w:cs="Calibri" w:eastAsia="Calibri" w:hAnsi="Calibri"/>
+              </w:rPr>
+              <w:t xml:space="preserve"> </w:t>
+            </w:r>
+          </w:p>
+        </w:tc>
+      </w:tr>
+      <w:tr>
+        <w:tc>
+          <w:tcPr>
+            <w:tcW w:type="dxa" w:w="4263"/>
+            <w:tcBorders>
+              <w:top w:val="single" w:color="D9D5C8" w:sz="4"/>
+              <w:left w:val="single" w:color="D9D5C8" w:sz="4"/>
+              <w:bottom w:val="single" w:color="D9D5C8" w:sz="4"/>
+              <w:right w:val="single" w:color="D9D5C8" w:sz="4"/>
+            </w:tcBorders>
+            <w:tcMar>
+              <w:top w:type="dxa" w:w="55"/>
+              <w:left w:type="dxa" w:w="110"/>
+              <w:bottom w:type="dxa" w:w="55"/>
+              <w:right w:type="dxa" w:w="110"/>
+            </w:tcMar>
+          </w:tcPr>
+          <w:p>
+            <w:pPr>
+              <w:spacing w:after="0"/>
+            </w:pPr>
+            <w:r>
+              <w:rPr>
+                <w:b/>
+                <w:bCs/>
+                <w:i w:val="false"/>
+                <w:iCs w:val="false"/>
+                <w:color w:val="1A1A1A"/>
+                <w:sz w:val="30"/>
+                <w:szCs w:val="30"/>
+                <w:caps w:val="false"/>
+                <w:rFonts w:ascii="Calibri" w:cs="Calibri" w:eastAsia="Calibri" w:hAnsi="Calibri"/>
+              </w:rPr>
+              <w:t xml:space="preserve">P — Point of view: whose perspective does it reflect?</w:t>
+            </w:r>
+          </w:p>
+        </w:tc>
+        <w:tc>
+          <w:tcPr>
+            <w:tcW w:type="dxa" w:w="5529"/>
+            <w:tcBorders>
+              <w:top w:val="single" w:color="D9D5C8" w:sz="4"/>
+              <w:left w:val="single" w:color="D9D5C8" w:sz="4"/>
+              <w:bottom w:val="single" w:color="D9D5C8" w:sz="4"/>
+              <w:right w:val="single" w:color="D9D5C8" w:sz="4"/>
+            </w:tcBorders>
+            <w:tcMar>
+              <w:top w:type="dxa" w:w="55"/>
+              <w:left w:type="dxa" w:w="110"/>
+              <w:bottom w:type="dxa" w:w="55"/>
+              <w:right w:type="dxa" w:w="110"/>
+            </w:tcMar>
+          </w:tcPr>
+          <w:p>
+            <w:pPr>
+              <w:widowControl w:val="false"/>
+              <w:pBdr>
+                <w:bottom w:val="single" w:color="8892A0" w:sz="8" w:space="1"/>
+              </w:pBdr>
+              <w:spacing w:before="42" w:after="42"/>
+            </w:pPr>
+            <w:r>
+              <w:rPr>
+                <w:sz w:val="24"/>
+                <w:szCs w:val="24"/>
+                <w:rFonts w:ascii="Calibri" w:cs="Calibri" w:eastAsia="Calibri" w:hAnsi="Calibri"/>
+              </w:rPr>
+              <w:t xml:space="preserve"> </w:t>
+            </w:r>
+          </w:p>
+          <w:p>
+            <w:pPr>
+              <w:spacing w:before="0" w:after="0" w:line="75" w:lineRule="exact"/>
+            </w:pPr>
+            <w:r>
+              <w:rPr>
+                <w:sz w:val="3"/>
+                <w:szCs w:val="3"/>
+                <w:rFonts w:ascii="Calibri" w:cs="Calibri" w:eastAsia="Calibri" w:hAnsi="Calibri"/>
+              </w:rPr>
+              <w:t xml:space="preserve"> </w:t>
+            </w:r>
+          </w:p>
+          <w:p>
+            <w:pPr>
+              <w:widowControl w:val="false"/>
+              <w:pBdr>
+                <w:bottom w:val="single" w:color="8892A0" w:sz="8" w:space="1"/>
+              </w:pBdr>
+              <w:spacing w:before="42" w:after="42"/>
+            </w:pPr>
+            <w:r>
+              <w:rPr>
+                <w:sz w:val="24"/>
+                <w:szCs w:val="24"/>
+                <w:rFonts w:ascii="Calibri" w:cs="Calibri" w:eastAsia="Calibri" w:hAnsi="Calibri"/>
+              </w:rPr>
+              <w:t xml:space="preserve"> </w:t>
+            </w:r>
+          </w:p>
+          <w:p>
+            <w:pPr>
+              <w:spacing w:before="0" w:after="0" w:line="75" w:lineRule="exact"/>
+            </w:pPr>
+            <w:r>
+              <w:rPr>
+                <w:sz w:val="3"/>
+                <w:szCs w:val="3"/>
+                <w:rFonts w:ascii="Calibri" w:cs="Calibri" w:eastAsia="Calibri" w:hAnsi="Calibri"/>
+              </w:rPr>
+              <w:t xml:space="preserve"> </w:t>
+            </w:r>
+          </w:p>
+          <w:p>
+            <w:pPr>
+              <w:widowControl w:val="false"/>
+              <w:pBdr>
+                <w:bottom w:val="single" w:color="8892A0" w:sz="8" w:space="1"/>
+              </w:pBdr>
+              <w:spacing w:before="42" w:after="42"/>
+            </w:pPr>
+            <w:r>
+              <w:rPr>
+                <w:sz w:val="24"/>
+                <w:szCs w:val="24"/>
+                <w:rFonts w:ascii="Calibri" w:cs="Calibri" w:eastAsia="Calibri" w:hAnsi="Calibri"/>
+              </w:rPr>
+              <w:t xml:space="preserve"> </w:t>
+            </w:r>
+          </w:p>
+          <w:p>
+            <w:pPr>
+              <w:spacing w:before="0" w:after="0" w:line="75" w:lineRule="exact"/>
+            </w:pPr>
+            <w:r>
+              <w:rPr>
+                <w:sz w:val="3"/>
+                <w:szCs w:val="3"/>
+                <w:rFonts w:ascii="Calibri" w:cs="Calibri" w:eastAsia="Calibri" w:hAnsi="Calibri"/>
+              </w:rPr>
+              <w:t xml:space="preserve"> </w:t>
+            </w:r>
+          </w:p>
+          <w:p>
+            <w:pPr>
+              <w:widowControl w:val="false"/>
+              <w:pBdr>
+                <w:bottom w:val="single" w:color="8892A0" w:sz="8" w:space="1"/>
+              </w:pBdr>
+              <w:spacing w:before="42" w:after="42"/>
+            </w:pPr>
+            <w:r>
+              <w:rPr>
+                <w:sz w:val="24"/>
+                <w:szCs w:val="24"/>
+                <w:rFonts w:ascii="Calibri" w:cs="Calibri" w:eastAsia="Calibri" w:hAnsi="Calibri"/>
+              </w:rPr>
+              <w:t xml:space="preserve"> </w:t>
+            </w:r>
+          </w:p>
+        </w:tc>
+      </w:tr>
+      <w:tr>
+        <w:tc>
+          <w:tcPr>
+            <w:tcW w:type="dxa" w:w="4263"/>
+            <w:tcBorders>
+              <w:top w:val="single" w:color="D9D5C8" w:sz="4"/>
+              <w:left w:val="single" w:color="D9D5C8" w:sz="4"/>
+              <w:bottom w:val="single" w:color="D9D5C8" w:sz="4"/>
+              <w:right w:val="single" w:color="D9D5C8" w:sz="4"/>
+            </w:tcBorders>
+            <w:tcMar>
+              <w:top w:type="dxa" w:w="55"/>
+              <w:left w:type="dxa" w:w="110"/>
+              <w:bottom w:type="dxa" w:w="55"/>
+              <w:right w:type="dxa" w:w="110"/>
+            </w:tcMar>
+          </w:tcPr>
+          <w:p>
+            <w:pPr>
+              <w:spacing w:after="0"/>
+            </w:pPr>
+            <w:r>
+              <w:rPr>
+                <w:b/>
+                <w:bCs/>
+                <w:i w:val="false"/>
+                <w:iCs w:val="false"/>
+                <w:color w:val="1A1A1A"/>
+                <w:sz w:val="30"/>
+                <w:szCs w:val="30"/>
+                <w:caps w:val="false"/>
+                <w:rFonts w:ascii="Calibri" w:cs="Calibri" w:eastAsia="Calibri" w:hAnsi="Calibri"/>
+              </w:rPr>
+              <w:t xml:space="preserve">O — Outside connection: how does it connect to this standard?</w:t>
+            </w:r>
+          </w:p>
+        </w:tc>
+        <w:tc>
+          <w:tcPr>
+            <w:tcW w:type="dxa" w:w="5529"/>
+            <w:tcBorders>
+              <w:top w:val="single" w:color="D9D5C8" w:sz="4"/>
+              <w:left w:val="single" w:color="D9D5C8" w:sz="4"/>
+              <w:bottom w:val="single" w:color="D9D5C8" w:sz="4"/>
+              <w:right w:val="single" w:color="D9D5C8" w:sz="4"/>
+            </w:tcBorders>
+            <w:tcMar>
+              <w:top w:type="dxa" w:w="55"/>
+              <w:left w:type="dxa" w:w="110"/>
+              <w:bottom w:type="dxa" w:w="55"/>
+              <w:right w:type="dxa" w:w="110"/>
+            </w:tcMar>
+          </w:tcPr>
+          <w:p>
+            <w:pPr>
+              <w:widowControl w:val="false"/>
+              <w:pBdr>
+                <w:bottom w:val="single" w:color="8892A0" w:sz="8" w:space="1"/>
+              </w:pBdr>
+              <w:spacing w:before="42" w:after="42"/>
+            </w:pPr>
+            <w:r>
+              <w:rPr>
+                <w:sz w:val="24"/>
+                <w:szCs w:val="24"/>
+                <w:rFonts w:ascii="Calibri" w:cs="Calibri" w:eastAsia="Calibri" w:hAnsi="Calibri"/>
+              </w:rPr>
+              <w:t xml:space="preserve"> </w:t>
+            </w:r>
+          </w:p>
+          <w:p>
+            <w:pPr>
+              <w:spacing w:before="0" w:after="0" w:line="75" w:lineRule="exact"/>
+            </w:pPr>
+            <w:r>
+              <w:rPr>
+                <w:sz w:val="3"/>
+                <w:szCs w:val="3"/>
+                <w:rFonts w:ascii="Calibri" w:cs="Calibri" w:eastAsia="Calibri" w:hAnsi="Calibri"/>
+              </w:rPr>
+              <w:t xml:space="preserve"> </w:t>
+            </w:r>
+          </w:p>
+          <w:p>
+            <w:pPr>
+              <w:widowControl w:val="false"/>
+              <w:pBdr>
+                <w:bottom w:val="single" w:color="8892A0" w:sz="8" w:space="1"/>
+              </w:pBdr>
+              <w:spacing w:before="42" w:after="42"/>
+            </w:pPr>
+            <w:r>
+              <w:rPr>
+                <w:sz w:val="24"/>
+                <w:szCs w:val="24"/>
+                <w:rFonts w:ascii="Calibri" w:cs="Calibri" w:eastAsia="Calibri" w:hAnsi="Calibri"/>
+              </w:rPr>
+              <w:t xml:space="preserve"> </w:t>
+            </w:r>
+          </w:p>
+          <w:p>
+            <w:pPr>
+              <w:spacing w:before="0" w:after="0" w:line="75" w:lineRule="exact"/>
+            </w:pPr>
+            <w:r>
+              <w:rPr>
+                <w:sz w:val="3"/>
+                <w:szCs w:val="3"/>
+                <w:rFonts w:ascii="Calibri" w:cs="Calibri" w:eastAsia="Calibri" w:hAnsi="Calibri"/>
+              </w:rPr>
+              <w:t xml:space="preserve"> </w:t>
+            </w:r>
+          </w:p>
+          <w:p>
+            <w:pPr>
+              <w:widowControl w:val="false"/>
+              <w:pBdr>
+                <w:bottom w:val="single" w:color="8892A0" w:sz="8" w:space="1"/>
+              </w:pBdr>
+              <w:spacing w:before="42" w:after="42"/>
+            </w:pPr>
+            <w:r>
+              <w:rPr>
+                <w:sz w:val="24"/>
+                <w:szCs w:val="24"/>
+                <w:rFonts w:ascii="Calibri" w:cs="Calibri" w:eastAsia="Calibri" w:hAnsi="Calibri"/>
+              </w:rPr>
+              <w:t xml:space="preserve"> </w:t>
+            </w:r>
+          </w:p>
+          <w:p>
+            <w:pPr>
+              <w:spacing w:before="0" w:after="0" w:line="75" w:lineRule="exact"/>
+            </w:pPr>
+            <w:r>
+              <w:rPr>
+                <w:sz w:val="3"/>
+                <w:szCs w:val="3"/>
+                <w:rFonts w:ascii="Calibri" w:cs="Calibri" w:eastAsia="Calibri" w:hAnsi="Calibri"/>
+              </w:rPr>
+              <w:t xml:space="preserve"> </w:t>
+            </w:r>
+          </w:p>
+          <w:p>
+            <w:pPr>
+              <w:widowControl w:val="false"/>
+              <w:pBdr>
+                <w:bottom w:val="single" w:color="8892A0" w:sz="8" w:space="1"/>
+              </w:pBdr>
+              <w:spacing w:before="42" w:after="42"/>
+            </w:pPr>
+            <w:r>
+              <w:rPr>
+                <w:sz w:val="24"/>
+                <w:szCs w:val="24"/>
+                <w:rFonts w:ascii="Calibri" w:cs="Calibri" w:eastAsia="Calibri" w:hAnsi="Calibri"/>
+              </w:rPr>
+              <w:t xml:space="preserve"> </w:t>
+            </w:r>
+          </w:p>
+        </w:tc>
+      </w:tr>
+    </w:tbl>
+    <w:p>
+      <w:pPr>
+        <w:pStyle w:val="Heading2"/>
+        <w:keepNext/>
+        <w:pageBreakBefore/>
+        <w:spacing w:before="150" w:after="90"/>
+      </w:pPr>
+      <w:r>
+        <w:rPr>
+          <w:b/>
+          <w:bCs/>
+          <w:i w:val="false"/>
+          <w:iCs w:val="false"/>
+          <w:color w:val="1B2A4A"/>
+          <w:sz w:val="42"/>
+          <w:szCs w:val="42"/>
+          <w:caps w:val="false"/>
+          <w:rFonts w:ascii="Calibri" w:cs="Calibri" w:eastAsia="Calibri" w:hAnsi="Calibri"/>
+        </w:rPr>
+        <w:t xml:space="preserve">Primary Source Analysis — go deeper — GC.18</w:t>
+      </w:r>
+    </w:p>
+    <w:tbl>
+      <w:tblPr>
+        <w:tblW w:type="dxa" w:w="9792"/>
+        <w:tblBorders>
+          <w:top w:val="single" w:color="auto" w:sz="4"/>
+          <w:left w:val="single" w:color="auto" w:sz="4"/>
+          <w:bottom w:val="single" w:color="auto" w:sz="4"/>
+          <w:right w:val="single" w:color="auto" w:sz="4"/>
+          <w:insideH w:val="single" w:color="auto" w:sz="4"/>
+          <w:insideV w:val="single" w:color="auto" w:sz="4"/>
+        </w:tblBorders>
+      </w:tblPr>
+      <w:tblGrid>
+        <w:gridCol w:w="9792"/>
+      </w:tblGrid>
+      <w:tr>
+        <w:tc>
+          <w:tcPr>
+            <w:tcW w:type="dxa" w:w="9792"/>
+            <w:tcBorders>
+              <w:top w:val="single" w:color="D9D5C8" w:sz="4"/>
+              <w:left w:val="single" w:color="D9D5C8" w:sz="4"/>
+              <w:bottom w:val="single" w:color="D9D5C8" w:sz="4"/>
+              <w:right w:val="single" w:color="D9D5C8" w:sz="4"/>
+            </w:tcBorders>
+            <w:shd w:fill="F7F5EF" w:color="auto" w:val="clear"/>
+            <w:tcMar>
+              <w:top w:type="dxa" w:w="55"/>
+              <w:left w:type="dxa" w:w="110"/>
+              <w:bottom w:type="dxa" w:w="55"/>
+              <w:right w:type="dxa" w:w="110"/>
+            </w:tcMar>
+          </w:tcPr>
+          <w:p>
+            <w:pPr>
+              <w:spacing w:after="60"/>
+            </w:pPr>
+            <w:r>
+              <w:rPr>
+                <w:b/>
+                <w:bCs/>
+                <w:i w:val="false"/>
+                <w:iCs w:val="false"/>
+                <w:color w:val="1B2A4A"/>
+                <w:sz w:val="32"/>
+                <w:szCs w:val="32"/>
+                <w:caps w:val="false"/>
+                <w:rFonts w:ascii="Calibri" w:cs="Calibri" w:eastAsia="Calibri" w:hAnsi="Calibri"/>
+              </w:rPr>
+              <w:t xml:space="preserve">SUPPORT OPTION (use if you need it)</w:t>
+            </w:r>
+          </w:p>
+          <w:p>
+            <w:pPr>
+              <w:spacing w:after="40"/>
+            </w:pPr>
+            <w:r>
+              <w:rPr>
+                <w:b w:val="false"/>
+                <w:bCs w:val="false"/>
+                <w:i w:val="false"/>
+                <w:iCs w:val="false"/>
+                <w:color w:val="1A1A1A"/>
+                <w:sz w:val="33"/>
+                <w:szCs w:val="33"/>
+                <w:caps w:val="false"/>
+                <w:rFonts w:ascii="Calibri" w:cs="Calibri" w:eastAsia="Calibri" w:hAnsi="Calibri"/>
+              </w:rPr>
+              <w:t xml:space="preserve">Sentence frame: This source shows ______ because it ______, which reveals ______.</w:t>
             </w:r>
           </w:p>
         </w:tc>
@@ -41004,7 +43551,7 @@
                 <w:caps w:val="false"/>
                 <w:rFonts w:ascii="Calibri" w:cs="Calibri" w:eastAsia="Calibri" w:hAnsi="Calibri"/>
               </w:rPr>
-              <w:t xml:space="preserve">SUPPORT OPTION</w:t>
+              <w:t xml:space="preserve">SOURCE SYNTHESIS — put it together (SSP.03)</w:t>
             </w:r>
           </w:p>
           <w:p>
@@ -41023,12 +43570,149 @@
                 <w:caps w:val="false"/>
                 <w:rFonts w:ascii="Calibri" w:cs="Calibri" w:eastAsia="Calibri" w:hAnsi="Calibri"/>
               </w:rPr>
-              <w:t xml:space="preserve">Sentence frame: This source shows ______ because it ______, which reveals ______.</w:t>
+              <w:t xml:space="preserve">In 2–3 sentences: what does this source reveal about this standard, and how do you know? Cite one specific detail from it.</w:t>
             </w:r>
           </w:p>
         </w:tc>
       </w:tr>
     </w:tbl>
+    <w:p>
+      <w:pPr>
+        <w:widowControl w:val="false"/>
+        <w:pBdr>
+          <w:bottom w:val="single" w:color="8892A0" w:sz="8" w:space="1"/>
+        </w:pBdr>
+        <w:spacing w:before="42" w:after="42"/>
+      </w:pPr>
+      <w:r>
+        <w:rPr>
+          <w:sz w:val="24"/>
+          <w:szCs w:val="24"/>
+          <w:rFonts w:ascii="Calibri" w:cs="Calibri" w:eastAsia="Calibri" w:hAnsi="Calibri"/>
+        </w:rPr>
+        <w:t xml:space="preserve"> </w:t>
+      </w:r>
+    </w:p>
+    <w:p>
+      <w:pPr>
+        <w:spacing w:before="0" w:after="0" w:line="75" w:lineRule="exact"/>
+      </w:pPr>
+      <w:r>
+        <w:rPr>
+          <w:sz w:val="3"/>
+          <w:szCs w:val="3"/>
+          <w:rFonts w:ascii="Calibri" w:cs="Calibri" w:eastAsia="Calibri" w:hAnsi="Calibri"/>
+        </w:rPr>
+        <w:t xml:space="preserve"> </w:t>
+      </w:r>
+    </w:p>
+    <w:p>
+      <w:pPr>
+        <w:widowControl w:val="false"/>
+        <w:pBdr>
+          <w:bottom w:val="single" w:color="8892A0" w:sz="8" w:space="1"/>
+        </w:pBdr>
+        <w:spacing w:before="42" w:after="42"/>
+      </w:pPr>
+      <w:r>
+        <w:rPr>
+          <w:sz w:val="24"/>
+          <w:szCs w:val="24"/>
+          <w:rFonts w:ascii="Calibri" w:cs="Calibri" w:eastAsia="Calibri" w:hAnsi="Calibri"/>
+        </w:rPr>
+        <w:t xml:space="preserve"> </w:t>
+      </w:r>
+    </w:p>
+    <w:p>
+      <w:pPr>
+        <w:spacing w:before="0" w:after="0" w:line="75" w:lineRule="exact"/>
+      </w:pPr>
+      <w:r>
+        <w:rPr>
+          <w:sz w:val="3"/>
+          <w:szCs w:val="3"/>
+          <w:rFonts w:ascii="Calibri" w:cs="Calibri" w:eastAsia="Calibri" w:hAnsi="Calibri"/>
+        </w:rPr>
+        <w:t xml:space="preserve"> </w:t>
+      </w:r>
+    </w:p>
+    <w:p>
+      <w:pPr>
+        <w:widowControl w:val="false"/>
+        <w:pBdr>
+          <w:bottom w:val="single" w:color="8892A0" w:sz="8" w:space="1"/>
+        </w:pBdr>
+        <w:spacing w:before="42" w:after="42"/>
+      </w:pPr>
+      <w:r>
+        <w:rPr>
+          <w:sz w:val="24"/>
+          <w:szCs w:val="24"/>
+          <w:rFonts w:ascii="Calibri" w:cs="Calibri" w:eastAsia="Calibri" w:hAnsi="Calibri"/>
+        </w:rPr>
+        <w:t xml:space="preserve"> </w:t>
+      </w:r>
+    </w:p>
+    <w:p>
+      <w:pPr>
+        <w:spacing w:before="0" w:after="0" w:line="75" w:lineRule="exact"/>
+      </w:pPr>
+      <w:r>
+        <w:rPr>
+          <w:sz w:val="3"/>
+          <w:szCs w:val="3"/>
+          <w:rFonts w:ascii="Calibri" w:cs="Calibri" w:eastAsia="Calibri" w:hAnsi="Calibri"/>
+        </w:rPr>
+        <w:t xml:space="preserve"> </w:t>
+      </w:r>
+    </w:p>
+    <w:p>
+      <w:pPr>
+        <w:widowControl w:val="false"/>
+        <w:pBdr>
+          <w:bottom w:val="single" w:color="8892A0" w:sz="8" w:space="1"/>
+        </w:pBdr>
+        <w:spacing w:before="42" w:after="42"/>
+      </w:pPr>
+      <w:r>
+        <w:rPr>
+          <w:sz w:val="24"/>
+          <w:szCs w:val="24"/>
+          <w:rFonts w:ascii="Calibri" w:cs="Calibri" w:eastAsia="Calibri" w:hAnsi="Calibri"/>
+        </w:rPr>
+        <w:t xml:space="preserve"> </w:t>
+      </w:r>
+    </w:p>
+    <w:p>
+      <w:pPr>
+        <w:spacing w:before="0" w:after="0" w:line="75" w:lineRule="exact"/>
+      </w:pPr>
+      <w:r>
+        <w:rPr>
+          <w:sz w:val="3"/>
+          <w:szCs w:val="3"/>
+          <w:rFonts w:ascii="Calibri" w:cs="Calibri" w:eastAsia="Calibri" w:hAnsi="Calibri"/>
+        </w:rPr>
+        <w:t xml:space="preserve"> </w:t>
+      </w:r>
+    </w:p>
+    <w:p>
+      <w:pPr>
+        <w:widowControl w:val="false"/>
+        <w:pBdr>
+          <w:bottom w:val="single" w:color="8892A0" w:sz="8" w:space="1"/>
+        </w:pBdr>
+        <w:spacing w:before="42" w:after="42"/>
+      </w:pPr>
+      <w:r>
+        <w:rPr>
+          <w:sz w:val="24"/>
+          <w:szCs w:val="24"/>
+          <w:rFonts w:ascii="Calibri" w:cs="Calibri" w:eastAsia="Calibri" w:hAnsi="Calibri"/>
+        </w:rPr>
+        <w:t xml:space="preserve"> </w:t>
+      </w:r>
+    </w:p>
     <w:tbl>
       <w:tblPr>
         <w:tblW w:type="dxa" w:w="9792"/>
@@ -41078,7 +43762,7 @@
                 <w:caps w:val="false"/>
                 <w:rFonts w:ascii="Calibri" w:cs="Calibri" w:eastAsia="Calibri" w:hAnsi="Calibri"/>
               </w:rPr>
-              <w:t xml:space="preserve">SOURCE SYNTHESIS — put it together (SSP.03)</w:t>
+              <w:t xml:space="preserve">THINK LIKE A HISTORIAN — corroborate or challenge (SSP.03)</w:t>
             </w:r>
           </w:p>
           <w:p>
@@ -41097,12 +43781,283 @@
                 <w:caps w:val="false"/>
                 <w:rFonts w:ascii="Calibri" w:cs="Calibri" w:eastAsia="Calibri" w:hAnsi="Calibri"/>
               </w:rPr>
-              <w:t xml:space="preserve">In 2–3 sentences: what does this source reveal about this standard, and how do you know? Cite one specific detail from it.</w:t>
+              <w:t xml:space="preserve">Name ONE other source that could CONFIRM this one, and ONE way it could COMPLICATE or CHALLENGE it — or, whose voice is missing here?</w:t>
             </w:r>
           </w:p>
         </w:tc>
       </w:tr>
     </w:tbl>
+    <w:p>
+      <w:pPr>
+        <w:widowControl w:val="false"/>
+        <w:pBdr>
+          <w:bottom w:val="single" w:color="8892A0" w:sz="8" w:space="1"/>
+        </w:pBdr>
+        <w:spacing w:before="42" w:after="42"/>
+      </w:pPr>
+      <w:r>
+        <w:rPr>
+          <w:sz w:val="24"/>
+          <w:szCs w:val="24"/>
+          <w:rFonts w:ascii="Calibri" w:cs="Calibri" w:eastAsia="Calibri" w:hAnsi="Calibri"/>
+        </w:rPr>
+        <w:t xml:space="preserve"> </w:t>
+      </w:r>
+    </w:p>
+    <w:p>
+      <w:pPr>
+        <w:spacing w:before="0" w:after="0" w:line="75" w:lineRule="exact"/>
+      </w:pPr>
+      <w:r>
+        <w:rPr>
+          <w:sz w:val="3"/>
+          <w:szCs w:val="3"/>
+          <w:rFonts w:ascii="Calibri" w:cs="Calibri" w:eastAsia="Calibri" w:hAnsi="Calibri"/>
+        </w:rPr>
+        <w:t xml:space="preserve"> </w:t>
+      </w:r>
+    </w:p>
+    <w:p>
+      <w:pPr>
+        <w:widowControl w:val="false"/>
+        <w:pBdr>
+          <w:bottom w:val="single" w:color="8892A0" w:sz="8" w:space="1"/>
+        </w:pBdr>
+        <w:spacing w:before="42" w:after="42"/>
+      </w:pPr>
+      <w:r>
+        <w:rPr>
+          <w:sz w:val="24"/>
+          <w:szCs w:val="24"/>
+          <w:rFonts w:ascii="Calibri" w:cs="Calibri" w:eastAsia="Calibri" w:hAnsi="Calibri"/>
+        </w:rPr>
+        <w:t xml:space="preserve"> </w:t>
+      </w:r>
+    </w:p>
+    <w:p>
+      <w:pPr>
+        <w:spacing w:before="0" w:after="0" w:line="75" w:lineRule="exact"/>
+      </w:pPr>
+      <w:r>
+        <w:rPr>
+          <w:sz w:val="3"/>
+          <w:szCs w:val="3"/>
+          <w:rFonts w:ascii="Calibri" w:cs="Calibri" w:eastAsia="Calibri" w:hAnsi="Calibri"/>
+        </w:rPr>
+        <w:t xml:space="preserve"> </w:t>
+      </w:r>
+    </w:p>
+    <w:p>
+      <w:pPr>
+        <w:widowControl w:val="false"/>
+        <w:pBdr>
+          <w:bottom w:val="single" w:color="8892A0" w:sz="8" w:space="1"/>
+        </w:pBdr>
+        <w:spacing w:before="42" w:after="42"/>
+      </w:pPr>
+      <w:r>
+        <w:rPr>
+          <w:sz w:val="24"/>
+          <w:szCs w:val="24"/>
+          <w:rFonts w:ascii="Calibri" w:cs="Calibri" w:eastAsia="Calibri" w:hAnsi="Calibri"/>
+        </w:rPr>
+        <w:t xml:space="preserve"> </w:t>
+      </w:r>
+    </w:p>
+    <w:p>
+      <w:pPr>
+        <w:spacing w:before="0" w:after="0" w:line="75" w:lineRule="exact"/>
+      </w:pPr>
+      <w:r>
+        <w:rPr>
+          <w:sz w:val="3"/>
+          <w:szCs w:val="3"/>
+          <w:rFonts w:ascii="Calibri" w:cs="Calibri" w:eastAsia="Calibri" w:hAnsi="Calibri"/>
+        </w:rPr>
+        <w:t xml:space="preserve"> </w:t>
+      </w:r>
+    </w:p>
+    <w:p>
+      <w:pPr>
+        <w:widowControl w:val="false"/>
+        <w:pBdr>
+          <w:bottom w:val="single" w:color="8892A0" w:sz="8" w:space="1"/>
+        </w:pBdr>
+        <w:spacing w:before="42" w:after="42"/>
+      </w:pPr>
+      <w:r>
+        <w:rPr>
+          <w:sz w:val="24"/>
+          <w:szCs w:val="24"/>
+          <w:rFonts w:ascii="Calibri" w:cs="Calibri" w:eastAsia="Calibri" w:hAnsi="Calibri"/>
+        </w:rPr>
+        <w:t xml:space="preserve"> </w:t>
+      </w:r>
+    </w:p>
+    <w:p>
+      <w:pPr>
+        <w:spacing w:before="0" w:after="0" w:line="75" w:lineRule="exact"/>
+      </w:pPr>
+      <w:r>
+        <w:rPr>
+          <w:sz w:val="3"/>
+          <w:szCs w:val="3"/>
+          <w:rFonts w:ascii="Calibri" w:cs="Calibri" w:eastAsia="Calibri" w:hAnsi="Calibri"/>
+        </w:rPr>
+        <w:t xml:space="preserve"> </w:t>
+      </w:r>
+    </w:p>
+    <w:p>
+      <w:pPr>
+        <w:widowControl w:val="false"/>
+        <w:pBdr>
+          <w:bottom w:val="single" w:color="8892A0" w:sz="8" w:space="1"/>
+        </w:pBdr>
+        <w:spacing w:before="42" w:after="42"/>
+      </w:pPr>
+      <w:r>
+        <w:rPr>
+          <w:sz w:val="24"/>
+          <w:szCs w:val="24"/>
+          <w:rFonts w:ascii="Calibri" w:cs="Calibri" w:eastAsia="Calibri" w:hAnsi="Calibri"/>
+        </w:rPr>
+        <w:t xml:space="preserve"> </w:t>
+      </w:r>
+    </w:p>
+    <w:tbl>
+      <w:tblPr>
+        <w:tblW w:type="dxa" w:w="9792"/>
+        <w:tblBorders>
+          <w:top w:val="single" w:color="auto" w:sz="4"/>
+          <w:left w:val="single" w:color="auto" w:sz="4"/>
+          <w:bottom w:val="single" w:color="auto" w:sz="4"/>
+          <w:right w:val="single" w:color="auto" w:sz="4"/>
+          <w:insideH w:val="single" w:color="auto" w:sz="4"/>
+          <w:insideV w:val="single" w:color="auto" w:sz="4"/>
+        </w:tblBorders>
+      </w:tblPr>
+      <w:tblGrid>
+        <w:gridCol w:w="9792"/>
+      </w:tblGrid>
+      <w:tr>
+        <w:tc>
+          <w:tcPr>
+            <w:tcW w:type="dxa" w:w="9792"/>
+            <w:tcBorders>
+              <w:top w:val="single" w:color="D9D5C8" w:sz="4"/>
+              <w:left w:val="single" w:color="D9D5C8" w:sz="4"/>
+              <w:bottom w:val="single" w:color="D9D5C8" w:sz="4"/>
+              <w:right w:val="single" w:color="D9D5C8" w:sz="4"/>
+            </w:tcBorders>
+            <w:shd w:fill="F7F5EF" w:color="auto" w:val="clear"/>
+            <w:tcMar>
+              <w:top w:type="dxa" w:w="55"/>
+              <w:left w:type="dxa" w:w="110"/>
+              <w:bottom w:type="dxa" w:w="55"/>
+              <w:right w:type="dxa" w:w="110"/>
+            </w:tcMar>
+          </w:tcPr>
+          <w:p>
+            <w:pPr>
+              <w:spacing w:after="60"/>
+            </w:pPr>
+            <w:r>
+              <w:rPr>
+                <w:b/>
+                <w:bCs/>
+                <w:i w:val="false"/>
+                <w:iCs w:val="false"/>
+                <w:color w:val="1B2A4A"/>
+                <w:sz w:val="32"/>
+                <w:szCs w:val="32"/>
+                <w:caps w:val="false"/>
+                <w:rFonts w:ascii="Calibri" w:cs="Calibri" w:eastAsia="Calibri" w:hAnsi="Calibri"/>
+              </w:rPr>
+              <w:t xml:space="preserve">SO WHAT? — why this source still matters today</w:t>
+            </w:r>
+          </w:p>
+          <w:p>
+            <w:pPr>
+              <w:spacing w:after="40"/>
+            </w:pPr>
+            <w:r>
+              <w:rPr>
+                <w:b w:val="false"/>
+                <w:bCs w:val="false"/>
+                <w:i w:val="false"/>
+                <w:iCs w:val="false"/>
+                <w:color w:val="1A1A1A"/>
+                <w:sz w:val="33"/>
+                <w:szCs w:val="33"/>
+                <w:caps w:val="false"/>
+                <w:rFonts w:ascii="Calibri" w:cs="Calibri" w:eastAsia="Calibri" w:hAnsi="Calibri"/>
+              </w:rPr>
+              <w:t xml:space="preserve">In 1–2 sentences: why does this source still matter for understanding government today?</w:t>
+            </w:r>
+          </w:p>
+        </w:tc>
+      </w:tr>
+    </w:tbl>
+    <w:p>
+      <w:pPr>
+        <w:widowControl w:val="false"/>
+        <w:pBdr>
+          <w:bottom w:val="single" w:color="8892A0" w:sz="8" w:space="1"/>
+        </w:pBdr>
+        <w:spacing w:before="42" w:after="42"/>
+      </w:pPr>
+      <w:r>
+        <w:rPr>
+          <w:sz w:val="24"/>
+          <w:szCs w:val="24"/>
+          <w:rFonts w:ascii="Calibri" w:cs="Calibri" w:eastAsia="Calibri" w:hAnsi="Calibri"/>
+        </w:rPr>
+        <w:t xml:space="preserve"> </w:t>
+      </w:r>
+    </w:p>
+    <w:p>
+      <w:pPr>
+        <w:spacing w:before="0" w:after="0" w:line="75" w:lineRule="exact"/>
+      </w:pPr>
+      <w:r>
+        <w:rPr>
+          <w:sz w:val="3"/>
+          <w:szCs w:val="3"/>
+          <w:rFonts w:ascii="Calibri" w:cs="Calibri" w:eastAsia="Calibri" w:hAnsi="Calibri"/>
+        </w:rPr>
+        <w:t xml:space="preserve"> </w:t>
+      </w:r>
+    </w:p>
+    <w:p>
+      <w:pPr>
+        <w:widowControl w:val="false"/>
+        <w:pBdr>
+          <w:bottom w:val="single" w:color="8892A0" w:sz="8" w:space="1"/>
+        </w:pBdr>
+        <w:spacing w:before="42" w:after="42"/>
+      </w:pPr>
+      <w:r>
+        <w:rPr>
+          <w:sz w:val="24"/>
+          <w:szCs w:val="24"/>
+          <w:rFonts w:ascii="Calibri" w:cs="Calibri" w:eastAsia="Calibri" w:hAnsi="Calibri"/>
+        </w:rPr>
+        <w:t xml:space="preserve"> </w:t>
+      </w:r>
+    </w:p>
+    <w:p>
+      <w:pPr>
+        <w:spacing w:before="0" w:after="0" w:line="75" w:lineRule="exact"/>
+      </w:pPr>
+      <w:r>
+        <w:rPr>
+          <w:sz w:val="3"/>
+          <w:szCs w:val="3"/>
+          <w:rFonts w:ascii="Calibri" w:cs="Calibri" w:eastAsia="Calibri" w:hAnsi="Calibri"/>
+        </w:rPr>
+        <w:t xml:space="preserve"> </w:t>
+      </w:r>
+    </w:p>
     <w:p>
       <w:pPr>
         <w:widowControl w:val="false"/>

--- a/courses/foundations-constitutional-government/BUILD/unit4/deliverables/Unit4_Student_Workbook_CourseStandard_LargePrint.docx
+++ b/courses/foundations-constitutional-government/BUILD/unit4/deliverables/Unit4_Student_Workbook_CourseStandard_LargePrint.docx
@@ -16362,6 +16362,24 @@
         </w:tc>
       </w:tr>
     </w:tbl>
+    <w:p>
+      <w:pPr>
+        <w:spacing w:after="120"/>
+      </w:pPr>
+      <w:r>
+        <w:rPr>
+          <w:b w:val="false"/>
+          <w:bCs w:val="false"/>
+          <w:i w:val="false"/>
+          <w:iCs w:val="false"/>
+          <w:color w:val="1A1A1A"/>
+          <w:sz w:val="18"/>
+          <w:szCs w:val="18"/>
+          <w:caps w:val="false"/>
+          <w:rFonts w:ascii="Calibri" w:cs="Calibri" w:eastAsia="Calibri" w:hAnsi="Calibri"/>
+        </w:rPr>
+      </w:r>
+    </w:p>
     <w:tbl>
       <w:tblPr>
         <w:tblW w:type="dxa" w:w="9792"/>
@@ -16375,16 +16393,12 @@
         </w:tblBorders>
       </w:tblPr>
       <w:tblGrid>
-        <w:gridCol w:w="4896"/>
-        <w:gridCol w:w="4896"/>
+        <w:gridCol w:w="9792"/>
       </w:tblGrid>
       <w:tr>
-        <w:trPr>
-          <w:tblHeader/>
-        </w:trPr>
-        <w:tc>
-          <w:tcPr>
-            <w:tcW w:type="dxa" w:w="4896"/>
+        <w:tc>
+          <w:tcPr>
+            <w:tcW w:type="dxa" w:w="9792"/>
             <w:tcBorders>
               <w:top w:val="single" w:color="D9D5C8" w:sz="4"/>
               <w:left w:val="single" w:color="D9D5C8" w:sz="4"/>
@@ -16410,49 +16424,12 @@
                 <w:i w:val="false"/>
                 <w:iCs w:val="false"/>
                 <w:color w:val="1B2A4A"/>
-                <w:sz w:val="27"/>
-                <w:szCs w:val="27"/>
-                <w:caps w:val="false"/>
-                <w:rFonts w:ascii="Calibri" w:cs="Calibri" w:eastAsia="Calibri" w:hAnsi="Calibri"/>
-              </w:rPr>
-              <w:t xml:space="preserve">Your DOK-3 question</w:t>
-            </w:r>
-          </w:p>
-        </w:tc>
-        <w:tc>
-          <w:tcPr>
-            <w:tcW w:type="dxa" w:w="4896"/>
-            <w:tcBorders>
-              <w:top w:val="single" w:color="D9D5C8" w:sz="4"/>
-              <w:left w:val="single" w:color="D9D5C8" w:sz="4"/>
-              <w:bottom w:val="single" w:color="D9D5C8" w:sz="4"/>
-              <w:right w:val="single" w:color="D9D5C8" w:sz="4"/>
-            </w:tcBorders>
-            <w:shd w:fill="1B2A4A" w:color="auto" w:val="clear"/>
-            <w:tcMar>
-              <w:top w:type="dxa" w:w="55"/>
-              <w:left w:type="dxa" w:w="110"/>
-              <w:bottom w:type="dxa" w:w="55"/>
-              <w:right w:type="dxa" w:w="110"/>
-            </w:tcMar>
-          </w:tcPr>
-          <w:p>
-            <w:pPr>
-              <w:spacing w:after="0"/>
-            </w:pPr>
-            <w:r>
-              <w:rPr>
-                <w:b/>
-                <w:bCs/>
-                <w:i w:val="false"/>
-                <w:iCs w:val="false"/>
-                <w:color w:val="FFFFFF"/>
-                <w:sz w:val="27"/>
-                <w:szCs w:val="27"/>
-                <w:caps w:val="false"/>
-                <w:rFonts w:ascii="Calibri" w:cs="Calibri" w:eastAsia="Calibri" w:hAnsi="Calibri"/>
-              </w:rPr>
-              <w:t xml:space="preserve">Your answer key (one sentence)</w:t>
+                <w:sz w:val="32"/>
+                <w:szCs w:val="32"/>
+                <w:caps w:val="false"/>
+                <w:rFonts w:ascii="Calibri" w:cs="Calibri" w:eastAsia="Calibri" w:hAnsi="Calibri"/>
+              </w:rPr>
+              <w:t xml:space="preserve">NOW WRITE YOUR DOK-3 QUESTION HERE</w:t>
             </w:r>
           </w:p>
         </w:tc>
@@ -16460,7 +16437,7 @@
       <w:tr>
         <w:tc>
           <w:tcPr>
-            <w:tcW w:type="dxa" w:w="4896"/>
+            <w:tcW w:type="dxa" w:w="9792"/>
             <w:tcBorders>
               <w:top w:val="single" w:color="D9D5C8" w:sz="4"/>
               <w:left w:val="single" w:color="D9D5C8" w:sz="4"/>
@@ -16551,23 +16528,19 @@
               <w:t xml:space="preserve"> </w:t>
             </w:r>
           </w:p>
-        </w:tc>
-        <w:tc>
-          <w:tcPr>
-            <w:tcW w:type="dxa" w:w="4896"/>
-            <w:tcBorders>
-              <w:top w:val="single" w:color="D9D5C8" w:sz="4"/>
-              <w:left w:val="single" w:color="D9D5C8" w:sz="4"/>
-              <w:bottom w:val="single" w:color="D9D5C8" w:sz="4"/>
-              <w:right w:val="single" w:color="D9D5C8" w:sz="4"/>
-            </w:tcBorders>
-            <w:tcMar>
-              <w:top w:type="dxa" w:w="55"/>
-              <w:left w:type="dxa" w:w="110"/>
-              <w:bottom w:type="dxa" w:w="55"/>
-              <w:right w:type="dxa" w:w="110"/>
-            </w:tcMar>
-          </w:tcPr>
+          <w:p>
+            <w:pPr>
+              <w:spacing w:before="0" w:after="0" w:line="75" w:lineRule="exact"/>
+            </w:pPr>
+            <w:r>
+              <w:rPr>
+                <w:sz w:val="3"/>
+                <w:szCs w:val="3"/>
+                <w:rFonts w:ascii="Calibri" w:cs="Calibri" w:eastAsia="Calibri" w:hAnsi="Calibri"/>
+              </w:rPr>
+              <w:t xml:space="preserve"> </w:t>
+            </w:r>
+          </w:p>
           <w:p>
             <w:pPr>
               <w:widowControl w:val="false"/>
@@ -16615,19 +16588,80 @@
               <w:t xml:space="preserve"> </w:t>
             </w:r>
           </w:p>
-          <w:p>
-            <w:pPr>
-              <w:spacing w:before="0" w:after="0" w:line="75" w:lineRule="exact"/>
-            </w:pPr>
-            <w:r>
-              <w:rPr>
-                <w:sz w:val="3"/>
-                <w:szCs w:val="3"/>
-                <w:rFonts w:ascii="Calibri" w:cs="Calibri" w:eastAsia="Calibri" w:hAnsi="Calibri"/>
-              </w:rPr>
-              <w:t xml:space="preserve"> </w:t>
-            </w:r>
-          </w:p>
+        </w:tc>
+      </w:tr>
+    </w:tbl>
+    <w:tbl>
+      <w:tblPr>
+        <w:tblW w:type="dxa" w:w="9792"/>
+        <w:tblBorders>
+          <w:top w:val="single" w:color="auto" w:sz="4"/>
+          <w:left w:val="single" w:color="auto" w:sz="4"/>
+          <w:bottom w:val="single" w:color="auto" w:sz="4"/>
+          <w:right w:val="single" w:color="auto" w:sz="4"/>
+          <w:insideH w:val="single" w:color="auto" w:sz="4"/>
+          <w:insideV w:val="single" w:color="auto" w:sz="4"/>
+        </w:tblBorders>
+      </w:tblPr>
+      <w:tblGrid>
+        <w:gridCol w:w="9792"/>
+      </w:tblGrid>
+      <w:tr>
+        <w:tc>
+          <w:tcPr>
+            <w:tcW w:type="dxa" w:w="9792"/>
+            <w:tcBorders>
+              <w:top w:val="single" w:color="D9D5C8" w:sz="4"/>
+              <w:left w:val="single" w:color="D9D5C8" w:sz="4"/>
+              <w:bottom w:val="single" w:color="D9D5C8" w:sz="4"/>
+              <w:right w:val="single" w:color="D9D5C8" w:sz="4"/>
+            </w:tcBorders>
+            <w:shd w:fill="F7F5EF" w:color="auto" w:val="clear"/>
+            <w:tcMar>
+              <w:top w:type="dxa" w:w="55"/>
+              <w:left w:type="dxa" w:w="110"/>
+              <w:bottom w:type="dxa" w:w="55"/>
+              <w:right w:type="dxa" w:w="110"/>
+            </w:tcMar>
+          </w:tcPr>
+          <w:p>
+            <w:pPr>
+              <w:spacing w:after="0"/>
+            </w:pPr>
+            <w:r>
+              <w:rPr>
+                <w:b/>
+                <w:bCs/>
+                <w:i w:val="false"/>
+                <w:iCs w:val="false"/>
+                <w:color w:val="1B2A4A"/>
+                <w:sz w:val="32"/>
+                <w:szCs w:val="32"/>
+                <w:caps w:val="false"/>
+                <w:rFonts w:ascii="Calibri" w:cs="Calibri" w:eastAsia="Calibri" w:hAnsi="Calibri"/>
+              </w:rPr>
+              <w:t xml:space="preserve">YOUR ANSWER KEY — one clear, defensible sentence</w:t>
+            </w:r>
+          </w:p>
+        </w:tc>
+      </w:tr>
+      <w:tr>
+        <w:tc>
+          <w:tcPr>
+            <w:tcW w:type="dxa" w:w="9792"/>
+            <w:tcBorders>
+              <w:top w:val="single" w:color="D9D5C8" w:sz="4"/>
+              <w:left w:val="single" w:color="D9D5C8" w:sz="4"/>
+              <w:bottom w:val="single" w:color="D9D5C8" w:sz="4"/>
+              <w:right w:val="single" w:color="D9D5C8" w:sz="4"/>
+            </w:tcBorders>
+            <w:tcMar>
+              <w:top w:type="dxa" w:w="55"/>
+              <w:left w:type="dxa" w:w="110"/>
+              <w:bottom w:type="dxa" w:w="55"/>
+              <w:right w:type="dxa" w:w="110"/>
+            </w:tcMar>
+          </w:tcPr>
           <w:p>
             <w:pPr>
               <w:widowControl w:val="false"/>
@@ -16645,42 +16679,6 @@
               <w:t xml:space="preserve"> </w:t>
             </w:r>
           </w:p>
-        </w:tc>
-      </w:tr>
-      <w:tr>
-        <w:tc>
-          <w:tcPr>
-            <w:tcW w:type="dxa" w:w="4896"/>
-            <w:tcBorders>
-              <w:top w:val="single" w:color="D9D5C8" w:sz="4"/>
-              <w:left w:val="single" w:color="D9D5C8" w:sz="4"/>
-              <w:bottom w:val="single" w:color="D9D5C8" w:sz="4"/>
-              <w:right w:val="single" w:color="D9D5C8" w:sz="4"/>
-            </w:tcBorders>
-            <w:tcMar>
-              <w:top w:type="dxa" w:w="55"/>
-              <w:left w:type="dxa" w:w="110"/>
-              <w:bottom w:type="dxa" w:w="55"/>
-              <w:right w:type="dxa" w:w="110"/>
-            </w:tcMar>
-          </w:tcPr>
-          <w:p>
-            <w:pPr>
-              <w:widowControl w:val="false"/>
-              <w:pBdr>
-                <w:bottom w:val="single" w:color="8892A0" w:sz="8" w:space="1"/>
-              </w:pBdr>
-              <w:spacing w:before="42" w:after="42"/>
-            </w:pPr>
-            <w:r>
-              <w:rPr>
-                <w:sz w:val="24"/>
-                <w:szCs w:val="24"/>
-                <w:rFonts w:ascii="Calibri" w:cs="Calibri" w:eastAsia="Calibri" w:hAnsi="Calibri"/>
-              </w:rPr>
-              <w:t xml:space="preserve"> </w:t>
-            </w:r>
-          </w:p>
           <w:p>
             <w:pPr>
               <w:spacing w:before="0" w:after="0" w:line="75" w:lineRule="exact"/>
@@ -16694,70 +16692,6 @@
               <w:t xml:space="preserve"> </w:t>
             </w:r>
           </w:p>
-          <w:p>
-            <w:pPr>
-              <w:widowControl w:val="false"/>
-              <w:pBdr>
-                <w:bottom w:val="single" w:color="8892A0" w:sz="8" w:space="1"/>
-              </w:pBdr>
-              <w:spacing w:before="42" w:after="42"/>
-            </w:pPr>
-            <w:r>
-              <w:rPr>
-                <w:sz w:val="24"/>
-                <w:szCs w:val="24"/>
-                <w:rFonts w:ascii="Calibri" w:cs="Calibri" w:eastAsia="Calibri" w:hAnsi="Calibri"/>
-              </w:rPr>
-              <w:t xml:space="preserve"> </w:t>
-            </w:r>
-          </w:p>
-          <w:p>
-            <w:pPr>
-              <w:spacing w:before="0" w:after="0" w:line="75" w:lineRule="exact"/>
-            </w:pPr>
-            <w:r>
-              <w:rPr>
-                <w:sz w:val="3"/>
-                <w:szCs w:val="3"/>
-                <w:rFonts w:ascii="Calibri" w:cs="Calibri" w:eastAsia="Calibri" w:hAnsi="Calibri"/>
-              </w:rPr>
-              <w:t xml:space="preserve"> </w:t>
-            </w:r>
-          </w:p>
-          <w:p>
-            <w:pPr>
-              <w:widowControl w:val="false"/>
-              <w:pBdr>
-                <w:bottom w:val="single" w:color="8892A0" w:sz="8" w:space="1"/>
-              </w:pBdr>
-              <w:spacing w:before="42" w:after="42"/>
-            </w:pPr>
-            <w:r>
-              <w:rPr>
-                <w:sz w:val="24"/>
-                <w:szCs w:val="24"/>
-                <w:rFonts w:ascii="Calibri" w:cs="Calibri" w:eastAsia="Calibri" w:hAnsi="Calibri"/>
-              </w:rPr>
-              <w:t xml:space="preserve"> </w:t>
-            </w:r>
-          </w:p>
-        </w:tc>
-        <w:tc>
-          <w:tcPr>
-            <w:tcW w:type="dxa" w:w="4896"/>
-            <w:tcBorders>
-              <w:top w:val="single" w:color="D9D5C8" w:sz="4"/>
-              <w:left w:val="single" w:color="D9D5C8" w:sz="4"/>
-              <w:bottom w:val="single" w:color="D9D5C8" w:sz="4"/>
-              <w:right w:val="single" w:color="D9D5C8" w:sz="4"/>
-            </w:tcBorders>
-            <w:tcMar>
-              <w:top w:type="dxa" w:w="55"/>
-              <w:left w:type="dxa" w:w="110"/>
-              <w:bottom w:type="dxa" w:w="55"/>
-              <w:right w:type="dxa" w:w="110"/>
-            </w:tcMar>
-          </w:tcPr>
           <w:p>
             <w:pPr>
               <w:widowControl w:val="false"/>
@@ -30555,6 +30489,24 @@
         </w:tc>
       </w:tr>
     </w:tbl>
+    <w:p>
+      <w:pPr>
+        <w:spacing w:after="120"/>
+      </w:pPr>
+      <w:r>
+        <w:rPr>
+          <w:b w:val="false"/>
+          <w:bCs w:val="false"/>
+          <w:i w:val="false"/>
+          <w:iCs w:val="false"/>
+          <w:color w:val="1A1A1A"/>
+          <w:sz w:val="18"/>
+          <w:szCs w:val="18"/>
+          <w:caps w:val="false"/>
+          <w:rFonts w:ascii="Calibri" w:cs="Calibri" w:eastAsia="Calibri" w:hAnsi="Calibri"/>
+        </w:rPr>
+      </w:r>
+    </w:p>
     <w:tbl>
       <w:tblPr>
         <w:tblW w:type="dxa" w:w="9792"/>
@@ -30568,16 +30520,12 @@
         </w:tblBorders>
       </w:tblPr>
       <w:tblGrid>
-        <w:gridCol w:w="4896"/>
-        <w:gridCol w:w="4896"/>
+        <w:gridCol w:w="9792"/>
       </w:tblGrid>
       <w:tr>
-        <w:trPr>
-          <w:tblHeader/>
-        </w:trPr>
-        <w:tc>
-          <w:tcPr>
-            <w:tcW w:type="dxa" w:w="4896"/>
+        <w:tc>
+          <w:tcPr>
+            <w:tcW w:type="dxa" w:w="9792"/>
             <w:tcBorders>
               <w:top w:val="single" w:color="D9D5C8" w:sz="4"/>
               <w:left w:val="single" w:color="D9D5C8" w:sz="4"/>
@@ -30603,49 +30551,12 @@
                 <w:i w:val="false"/>
                 <w:iCs w:val="false"/>
                 <w:color w:val="1B2A4A"/>
-                <w:sz w:val="27"/>
-                <w:szCs w:val="27"/>
-                <w:caps w:val="false"/>
-                <w:rFonts w:ascii="Calibri" w:cs="Calibri" w:eastAsia="Calibri" w:hAnsi="Calibri"/>
-              </w:rPr>
-              <w:t xml:space="preserve">Your DOK-3 question</w:t>
-            </w:r>
-          </w:p>
-        </w:tc>
-        <w:tc>
-          <w:tcPr>
-            <w:tcW w:type="dxa" w:w="4896"/>
-            <w:tcBorders>
-              <w:top w:val="single" w:color="D9D5C8" w:sz="4"/>
-              <w:left w:val="single" w:color="D9D5C8" w:sz="4"/>
-              <w:bottom w:val="single" w:color="D9D5C8" w:sz="4"/>
-              <w:right w:val="single" w:color="D9D5C8" w:sz="4"/>
-            </w:tcBorders>
-            <w:shd w:fill="1B2A4A" w:color="auto" w:val="clear"/>
-            <w:tcMar>
-              <w:top w:type="dxa" w:w="55"/>
-              <w:left w:type="dxa" w:w="110"/>
-              <w:bottom w:type="dxa" w:w="55"/>
-              <w:right w:type="dxa" w:w="110"/>
-            </w:tcMar>
-          </w:tcPr>
-          <w:p>
-            <w:pPr>
-              <w:spacing w:after="0"/>
-            </w:pPr>
-            <w:r>
-              <w:rPr>
-                <w:b/>
-                <w:bCs/>
-                <w:i w:val="false"/>
-                <w:iCs w:val="false"/>
-                <w:color w:val="FFFFFF"/>
-                <w:sz w:val="27"/>
-                <w:szCs w:val="27"/>
-                <w:caps w:val="false"/>
-                <w:rFonts w:ascii="Calibri" w:cs="Calibri" w:eastAsia="Calibri" w:hAnsi="Calibri"/>
-              </w:rPr>
-              <w:t xml:space="preserve">Your answer key (one sentence)</w:t>
+                <w:sz w:val="32"/>
+                <w:szCs w:val="32"/>
+                <w:caps w:val="false"/>
+                <w:rFonts w:ascii="Calibri" w:cs="Calibri" w:eastAsia="Calibri" w:hAnsi="Calibri"/>
+              </w:rPr>
+              <w:t xml:space="preserve">NOW WRITE YOUR DOK-3 QUESTION HERE</w:t>
             </w:r>
           </w:p>
         </w:tc>
@@ -30653,7 +30564,7 @@
       <w:tr>
         <w:tc>
           <w:tcPr>
-            <w:tcW w:type="dxa" w:w="4896"/>
+            <w:tcW w:type="dxa" w:w="9792"/>
             <w:tcBorders>
               <w:top w:val="single" w:color="D9D5C8" w:sz="4"/>
               <w:left w:val="single" w:color="D9D5C8" w:sz="4"/>
@@ -30744,23 +30655,19 @@
               <w:t xml:space="preserve"> </w:t>
             </w:r>
           </w:p>
-        </w:tc>
-        <w:tc>
-          <w:tcPr>
-            <w:tcW w:type="dxa" w:w="4896"/>
-            <w:tcBorders>
-              <w:top w:val="single" w:color="D9D5C8" w:sz="4"/>
-              <w:left w:val="single" w:color="D9D5C8" w:sz="4"/>
-              <w:bottom w:val="single" w:color="D9D5C8" w:sz="4"/>
-              <w:right w:val="single" w:color="D9D5C8" w:sz="4"/>
-            </w:tcBorders>
-            <w:tcMar>
-              <w:top w:type="dxa" w:w="55"/>
-              <w:left w:type="dxa" w:w="110"/>
-              <w:bottom w:type="dxa" w:w="55"/>
-              <w:right w:type="dxa" w:w="110"/>
-            </w:tcMar>
-          </w:tcPr>
+          <w:p>
+            <w:pPr>
+              <w:spacing w:before="0" w:after="0" w:line="75" w:lineRule="exact"/>
+            </w:pPr>
+            <w:r>
+              <w:rPr>
+                <w:sz w:val="3"/>
+                <w:szCs w:val="3"/>
+                <w:rFonts w:ascii="Calibri" w:cs="Calibri" w:eastAsia="Calibri" w:hAnsi="Calibri"/>
+              </w:rPr>
+              <w:t xml:space="preserve"> </w:t>
+            </w:r>
+          </w:p>
           <w:p>
             <w:pPr>
               <w:widowControl w:val="false"/>
@@ -30808,19 +30715,80 @@
               <w:t xml:space="preserve"> </w:t>
             </w:r>
           </w:p>
-          <w:p>
-            <w:pPr>
-              <w:spacing w:before="0" w:after="0" w:line="75" w:lineRule="exact"/>
-            </w:pPr>
-            <w:r>
-              <w:rPr>
-                <w:sz w:val="3"/>
-                <w:szCs w:val="3"/>
-                <w:rFonts w:ascii="Calibri" w:cs="Calibri" w:eastAsia="Calibri" w:hAnsi="Calibri"/>
-              </w:rPr>
-              <w:t xml:space="preserve"> </w:t>
-            </w:r>
-          </w:p>
+        </w:tc>
+      </w:tr>
+    </w:tbl>
+    <w:tbl>
+      <w:tblPr>
+        <w:tblW w:type="dxa" w:w="9792"/>
+        <w:tblBorders>
+          <w:top w:val="single" w:color="auto" w:sz="4"/>
+          <w:left w:val="single" w:color="auto" w:sz="4"/>
+          <w:bottom w:val="single" w:color="auto" w:sz="4"/>
+          <w:right w:val="single" w:color="auto" w:sz="4"/>
+          <w:insideH w:val="single" w:color="auto" w:sz="4"/>
+          <w:insideV w:val="single" w:color="auto" w:sz="4"/>
+        </w:tblBorders>
+      </w:tblPr>
+      <w:tblGrid>
+        <w:gridCol w:w="9792"/>
+      </w:tblGrid>
+      <w:tr>
+        <w:tc>
+          <w:tcPr>
+            <w:tcW w:type="dxa" w:w="9792"/>
+            <w:tcBorders>
+              <w:top w:val="single" w:color="D9D5C8" w:sz="4"/>
+              <w:left w:val="single" w:color="D9D5C8" w:sz="4"/>
+              <w:bottom w:val="single" w:color="D9D5C8" w:sz="4"/>
+              <w:right w:val="single" w:color="D9D5C8" w:sz="4"/>
+            </w:tcBorders>
+            <w:shd w:fill="F7F5EF" w:color="auto" w:val="clear"/>
+            <w:tcMar>
+              <w:top w:type="dxa" w:w="55"/>
+              <w:left w:type="dxa" w:w="110"/>
+              <w:bottom w:type="dxa" w:w="55"/>
+              <w:right w:type="dxa" w:w="110"/>
+            </w:tcMar>
+          </w:tcPr>
+          <w:p>
+            <w:pPr>
+              <w:spacing w:after="0"/>
+            </w:pPr>
+            <w:r>
+              <w:rPr>
+                <w:b/>
+                <w:bCs/>
+                <w:i w:val="false"/>
+                <w:iCs w:val="false"/>
+                <w:color w:val="1B2A4A"/>
+                <w:sz w:val="32"/>
+                <w:szCs w:val="32"/>
+                <w:caps w:val="false"/>
+                <w:rFonts w:ascii="Calibri" w:cs="Calibri" w:eastAsia="Calibri" w:hAnsi="Calibri"/>
+              </w:rPr>
+              <w:t xml:space="preserve">YOUR ANSWER KEY — one clear, defensible sentence</w:t>
+            </w:r>
+          </w:p>
+        </w:tc>
+      </w:tr>
+      <w:tr>
+        <w:tc>
+          <w:tcPr>
+            <w:tcW w:type="dxa" w:w="9792"/>
+            <w:tcBorders>
+              <w:top w:val="single" w:color="D9D5C8" w:sz="4"/>
+              <w:left w:val="single" w:color="D9D5C8" w:sz="4"/>
+              <w:bottom w:val="single" w:color="D9D5C8" w:sz="4"/>
+              <w:right w:val="single" w:color="D9D5C8" w:sz="4"/>
+            </w:tcBorders>
+            <w:tcMar>
+              <w:top w:type="dxa" w:w="55"/>
+              <w:left w:type="dxa" w:w="110"/>
+              <w:bottom w:type="dxa" w:w="55"/>
+              <w:right w:type="dxa" w:w="110"/>
+            </w:tcMar>
+          </w:tcPr>
           <w:p>
             <w:pPr>
               <w:widowControl w:val="false"/>
@@ -30838,42 +30806,6 @@
               <w:t xml:space="preserve"> </w:t>
             </w:r>
           </w:p>
-        </w:tc>
-      </w:tr>
-      <w:tr>
-        <w:tc>
-          <w:tcPr>
-            <w:tcW w:type="dxa" w:w="4896"/>
-            <w:tcBorders>
-              <w:top w:val="single" w:color="D9D5C8" w:sz="4"/>
-              <w:left w:val="single" w:color="D9D5C8" w:sz="4"/>
-              <w:bottom w:val="single" w:color="D9D5C8" w:sz="4"/>
-              <w:right w:val="single" w:color="D9D5C8" w:sz="4"/>
-            </w:tcBorders>
-            <w:tcMar>
-              <w:top w:type="dxa" w:w="55"/>
-              <w:left w:type="dxa" w:w="110"/>
-              <w:bottom w:type="dxa" w:w="55"/>
-              <w:right w:type="dxa" w:w="110"/>
-            </w:tcMar>
-          </w:tcPr>
-          <w:p>
-            <w:pPr>
-              <w:widowControl w:val="false"/>
-              <w:pBdr>
-                <w:bottom w:val="single" w:color="8892A0" w:sz="8" w:space="1"/>
-              </w:pBdr>
-              <w:spacing w:before="42" w:after="42"/>
-            </w:pPr>
-            <w:r>
-              <w:rPr>
-                <w:sz w:val="24"/>
-                <w:szCs w:val="24"/>
-                <w:rFonts w:ascii="Calibri" w:cs="Calibri" w:eastAsia="Calibri" w:hAnsi="Calibri"/>
-              </w:rPr>
-              <w:t xml:space="preserve"> </w:t>
-            </w:r>
-          </w:p>
           <w:p>
             <w:pPr>
               <w:spacing w:before="0" w:after="0" w:line="75" w:lineRule="exact"/>
@@ -30887,70 +30819,6 @@
               <w:t xml:space="preserve"> </w:t>
             </w:r>
           </w:p>
-          <w:p>
-            <w:pPr>
-              <w:widowControl w:val="false"/>
-              <w:pBdr>
-                <w:bottom w:val="single" w:color="8892A0" w:sz="8" w:space="1"/>
-              </w:pBdr>
-              <w:spacing w:before="42" w:after="42"/>
-            </w:pPr>
-            <w:r>
-              <w:rPr>
-                <w:sz w:val="24"/>
-                <w:szCs w:val="24"/>
-                <w:rFonts w:ascii="Calibri" w:cs="Calibri" w:eastAsia="Calibri" w:hAnsi="Calibri"/>
-              </w:rPr>
-              <w:t xml:space="preserve"> </w:t>
-            </w:r>
-          </w:p>
-          <w:p>
-            <w:pPr>
-              <w:spacing w:before="0" w:after="0" w:line="75" w:lineRule="exact"/>
-            </w:pPr>
-            <w:r>
-              <w:rPr>
-                <w:sz w:val="3"/>
-                <w:szCs w:val="3"/>
-                <w:rFonts w:ascii="Calibri" w:cs="Calibri" w:eastAsia="Calibri" w:hAnsi="Calibri"/>
-              </w:rPr>
-              <w:t xml:space="preserve"> </w:t>
-            </w:r>
-          </w:p>
-          <w:p>
-            <w:pPr>
-              <w:widowControl w:val="false"/>
-              <w:pBdr>
-                <w:bottom w:val="single" w:color="8892A0" w:sz="8" w:space="1"/>
-              </w:pBdr>
-              <w:spacing w:before="42" w:after="42"/>
-            </w:pPr>
-            <w:r>
-              <w:rPr>
-                <w:sz w:val="24"/>
-                <w:szCs w:val="24"/>
-                <w:rFonts w:ascii="Calibri" w:cs="Calibri" w:eastAsia="Calibri" w:hAnsi="Calibri"/>
-              </w:rPr>
-              <w:t xml:space="preserve"> </w:t>
-            </w:r>
-          </w:p>
-        </w:tc>
-        <w:tc>
-          <w:tcPr>
-            <w:tcW w:type="dxa" w:w="4896"/>
-            <w:tcBorders>
-              <w:top w:val="single" w:color="D9D5C8" w:sz="4"/>
-              <w:left w:val="single" w:color="D9D5C8" w:sz="4"/>
-              <w:bottom w:val="single" w:color="D9D5C8" w:sz="4"/>
-              <w:right w:val="single" w:color="D9D5C8" w:sz="4"/>
-            </w:tcBorders>
-            <w:tcMar>
-              <w:top w:type="dxa" w:w="55"/>
-              <w:left w:type="dxa" w:w="110"/>
-              <w:bottom w:type="dxa" w:w="55"/>
-              <w:right w:type="dxa" w:w="110"/>
-            </w:tcMar>
-          </w:tcPr>
           <w:p>
             <w:pPr>
               <w:widowControl w:val="false"/>
@@ -44748,6 +44616,24 @@
         </w:tc>
       </w:tr>
     </w:tbl>
+    <w:p>
+      <w:pPr>
+        <w:spacing w:after="120"/>
+      </w:pPr>
+      <w:r>
+        <w:rPr>
+          <w:b w:val="false"/>
+          <w:bCs w:val="false"/>
+          <w:i w:val="false"/>
+          <w:iCs w:val="false"/>
+          <w:color w:val="1A1A1A"/>
+          <w:sz w:val="18"/>
+          <w:szCs w:val="18"/>
+          <w:caps w:val="false"/>
+          <w:rFonts w:ascii="Calibri" w:cs="Calibri" w:eastAsia="Calibri" w:hAnsi="Calibri"/>
+        </w:rPr>
+      </w:r>
+    </w:p>
     <w:tbl>
       <w:tblPr>
         <w:tblW w:type="dxa" w:w="9792"/>
@@ -44761,16 +44647,12 @@
         </w:tblBorders>
       </w:tblPr>
       <w:tblGrid>
-        <w:gridCol w:w="4896"/>
-        <w:gridCol w:w="4896"/>
+        <w:gridCol w:w="9792"/>
       </w:tblGrid>
       <w:tr>
-        <w:trPr>
-          <w:tblHeader/>
-        </w:trPr>
-        <w:tc>
-          <w:tcPr>
-            <w:tcW w:type="dxa" w:w="4896"/>
+        <w:tc>
+          <w:tcPr>
+            <w:tcW w:type="dxa" w:w="9792"/>
             <w:tcBorders>
               <w:top w:val="single" w:color="D9D5C8" w:sz="4"/>
               <w:left w:val="single" w:color="D9D5C8" w:sz="4"/>
@@ -44796,49 +44678,12 @@
                 <w:i w:val="false"/>
                 <w:iCs w:val="false"/>
                 <w:color w:val="1B2A4A"/>
-                <w:sz w:val="27"/>
-                <w:szCs w:val="27"/>
-                <w:caps w:val="false"/>
-                <w:rFonts w:ascii="Calibri" w:cs="Calibri" w:eastAsia="Calibri" w:hAnsi="Calibri"/>
-              </w:rPr>
-              <w:t xml:space="preserve">Your DOK-3 question</w:t>
-            </w:r>
-          </w:p>
-        </w:tc>
-        <w:tc>
-          <w:tcPr>
-            <w:tcW w:type="dxa" w:w="4896"/>
-            <w:tcBorders>
-              <w:top w:val="single" w:color="D9D5C8" w:sz="4"/>
-              <w:left w:val="single" w:color="D9D5C8" w:sz="4"/>
-              <w:bottom w:val="single" w:color="D9D5C8" w:sz="4"/>
-              <w:right w:val="single" w:color="D9D5C8" w:sz="4"/>
-            </w:tcBorders>
-            <w:shd w:fill="1B2A4A" w:color="auto" w:val="clear"/>
-            <w:tcMar>
-              <w:top w:type="dxa" w:w="55"/>
-              <w:left w:type="dxa" w:w="110"/>
-              <w:bottom w:type="dxa" w:w="55"/>
-              <w:right w:type="dxa" w:w="110"/>
-            </w:tcMar>
-          </w:tcPr>
-          <w:p>
-            <w:pPr>
-              <w:spacing w:after="0"/>
-            </w:pPr>
-            <w:r>
-              <w:rPr>
-                <w:b/>
-                <w:bCs/>
-                <w:i w:val="false"/>
-                <w:iCs w:val="false"/>
-                <w:color w:val="FFFFFF"/>
-                <w:sz w:val="27"/>
-                <w:szCs w:val="27"/>
-                <w:caps w:val="false"/>
-                <w:rFonts w:ascii="Calibri" w:cs="Calibri" w:eastAsia="Calibri" w:hAnsi="Calibri"/>
-              </w:rPr>
-              <w:t xml:space="preserve">Your answer key (one sentence)</w:t>
+                <w:sz w:val="32"/>
+                <w:szCs w:val="32"/>
+                <w:caps w:val="false"/>
+                <w:rFonts w:ascii="Calibri" w:cs="Calibri" w:eastAsia="Calibri" w:hAnsi="Calibri"/>
+              </w:rPr>
+              <w:t xml:space="preserve">NOW WRITE YOUR DOK-3 QUESTION HERE</w:t>
             </w:r>
           </w:p>
         </w:tc>
@@ -44846,7 +44691,7 @@
       <w:tr>
         <w:tc>
           <w:tcPr>
-            <w:tcW w:type="dxa" w:w="4896"/>
+            <w:tcW w:type="dxa" w:w="9792"/>
             <w:tcBorders>
               <w:top w:val="single" w:color="D9D5C8" w:sz="4"/>
               <w:left w:val="single" w:color="D9D5C8" w:sz="4"/>
@@ -44937,23 +44782,19 @@
               <w:t xml:space="preserve"> </w:t>
             </w:r>
           </w:p>
-        </w:tc>
-        <w:tc>
-          <w:tcPr>
-            <w:tcW w:type="dxa" w:w="4896"/>
-            <w:tcBorders>
-              <w:top w:val="single" w:color="D9D5C8" w:sz="4"/>
-              <w:left w:val="single" w:color="D9D5C8" w:sz="4"/>
-              <w:bottom w:val="single" w:color="D9D5C8" w:sz="4"/>
-              <w:right w:val="single" w:color="D9D5C8" w:sz="4"/>
-            </w:tcBorders>
-            <w:tcMar>
-              <w:top w:type="dxa" w:w="55"/>
-              <w:left w:type="dxa" w:w="110"/>
-              <w:bottom w:type="dxa" w:w="55"/>
-              <w:right w:type="dxa" w:w="110"/>
-            </w:tcMar>
-          </w:tcPr>
+          <w:p>
+            <w:pPr>
+              <w:spacing w:before="0" w:after="0" w:line="75" w:lineRule="exact"/>
+            </w:pPr>
+            <w:r>
+              <w:rPr>
+                <w:sz w:val="3"/>
+                <w:szCs w:val="3"/>
+                <w:rFonts w:ascii="Calibri" w:cs="Calibri" w:eastAsia="Calibri" w:hAnsi="Calibri"/>
+              </w:rPr>
+              <w:t xml:space="preserve"> </w:t>
+            </w:r>
+          </w:p>
           <w:p>
             <w:pPr>
               <w:widowControl w:val="false"/>
@@ -45001,19 +44842,80 @@
               <w:t xml:space="preserve"> </w:t>
             </w:r>
           </w:p>
-          <w:p>
-            <w:pPr>
-              <w:spacing w:before="0" w:after="0" w:line="75" w:lineRule="exact"/>
-            </w:pPr>
-            <w:r>
-              <w:rPr>
-                <w:sz w:val="3"/>
-                <w:szCs w:val="3"/>
-                <w:rFonts w:ascii="Calibri" w:cs="Calibri" w:eastAsia="Calibri" w:hAnsi="Calibri"/>
-              </w:rPr>
-              <w:t xml:space="preserve"> </w:t>
-            </w:r>
-          </w:p>
+        </w:tc>
+      </w:tr>
+    </w:tbl>
+    <w:tbl>
+      <w:tblPr>
+        <w:tblW w:type="dxa" w:w="9792"/>
+        <w:tblBorders>
+          <w:top w:val="single" w:color="auto" w:sz="4"/>
+          <w:left w:val="single" w:color="auto" w:sz="4"/>
+          <w:bottom w:val="single" w:color="auto" w:sz="4"/>
+          <w:right w:val="single" w:color="auto" w:sz="4"/>
+          <w:insideH w:val="single" w:color="auto" w:sz="4"/>
+          <w:insideV w:val="single" w:color="auto" w:sz="4"/>
+        </w:tblBorders>
+      </w:tblPr>
+      <w:tblGrid>
+        <w:gridCol w:w="9792"/>
+      </w:tblGrid>
+      <w:tr>
+        <w:tc>
+          <w:tcPr>
+            <w:tcW w:type="dxa" w:w="9792"/>
+            <w:tcBorders>
+              <w:top w:val="single" w:color="D9D5C8" w:sz="4"/>
+              <w:left w:val="single" w:color="D9D5C8" w:sz="4"/>
+              <w:bottom w:val="single" w:color="D9D5C8" w:sz="4"/>
+              <w:right w:val="single" w:color="D9D5C8" w:sz="4"/>
+            </w:tcBorders>
+            <w:shd w:fill="F7F5EF" w:color="auto" w:val="clear"/>
+            <w:tcMar>
+              <w:top w:type="dxa" w:w="55"/>
+              <w:left w:type="dxa" w:w="110"/>
+              <w:bottom w:type="dxa" w:w="55"/>
+              <w:right w:type="dxa" w:w="110"/>
+            </w:tcMar>
+          </w:tcPr>
+          <w:p>
+            <w:pPr>
+              <w:spacing w:after="0"/>
+            </w:pPr>
+            <w:r>
+              <w:rPr>
+                <w:b/>
+                <w:bCs/>
+                <w:i w:val="false"/>
+                <w:iCs w:val="false"/>
+                <w:color w:val="1B2A4A"/>
+                <w:sz w:val="32"/>
+                <w:szCs w:val="32"/>
+                <w:caps w:val="false"/>
+                <w:rFonts w:ascii="Calibri" w:cs="Calibri" w:eastAsia="Calibri" w:hAnsi="Calibri"/>
+              </w:rPr>
+              <w:t xml:space="preserve">YOUR ANSWER KEY — one clear, defensible sentence</w:t>
+            </w:r>
+          </w:p>
+        </w:tc>
+      </w:tr>
+      <w:tr>
+        <w:tc>
+          <w:tcPr>
+            <w:tcW w:type="dxa" w:w="9792"/>
+            <w:tcBorders>
+              <w:top w:val="single" w:color="D9D5C8" w:sz="4"/>
+              <w:left w:val="single" w:color="D9D5C8" w:sz="4"/>
+              <w:bottom w:val="single" w:color="D9D5C8" w:sz="4"/>
+              <w:right w:val="single" w:color="D9D5C8" w:sz="4"/>
+            </w:tcBorders>
+            <w:tcMar>
+              <w:top w:type="dxa" w:w="55"/>
+              <w:left w:type="dxa" w:w="110"/>
+              <w:bottom w:type="dxa" w:w="55"/>
+              <w:right w:type="dxa" w:w="110"/>
+            </w:tcMar>
+          </w:tcPr>
           <w:p>
             <w:pPr>
               <w:widowControl w:val="false"/>
@@ -45031,42 +44933,6 @@
               <w:t xml:space="preserve"> </w:t>
             </w:r>
           </w:p>
-        </w:tc>
-      </w:tr>
-      <w:tr>
-        <w:tc>
-          <w:tcPr>
-            <w:tcW w:type="dxa" w:w="4896"/>
-            <w:tcBorders>
-              <w:top w:val="single" w:color="D9D5C8" w:sz="4"/>
-              <w:left w:val="single" w:color="D9D5C8" w:sz="4"/>
-              <w:bottom w:val="single" w:color="D9D5C8" w:sz="4"/>
-              <w:right w:val="single" w:color="D9D5C8" w:sz="4"/>
-            </w:tcBorders>
-            <w:tcMar>
-              <w:top w:type="dxa" w:w="55"/>
-              <w:left w:type="dxa" w:w="110"/>
-              <w:bottom w:type="dxa" w:w="55"/>
-              <w:right w:type="dxa" w:w="110"/>
-            </w:tcMar>
-          </w:tcPr>
-          <w:p>
-            <w:pPr>
-              <w:widowControl w:val="false"/>
-              <w:pBdr>
-                <w:bottom w:val="single" w:color="8892A0" w:sz="8" w:space="1"/>
-              </w:pBdr>
-              <w:spacing w:before="42" w:after="42"/>
-            </w:pPr>
-            <w:r>
-              <w:rPr>
-                <w:sz w:val="24"/>
-                <w:szCs w:val="24"/>
-                <w:rFonts w:ascii="Calibri" w:cs="Calibri" w:eastAsia="Calibri" w:hAnsi="Calibri"/>
-              </w:rPr>
-              <w:t xml:space="preserve"> </w:t>
-            </w:r>
-          </w:p>
           <w:p>
             <w:pPr>
               <w:spacing w:before="0" w:after="0" w:line="75" w:lineRule="exact"/>
@@ -45080,70 +44946,6 @@
               <w:t xml:space="preserve"> </w:t>
             </w:r>
           </w:p>
-          <w:p>
-            <w:pPr>
-              <w:widowControl w:val="false"/>
-              <w:pBdr>
-                <w:bottom w:val="single" w:color="8892A0" w:sz="8" w:space="1"/>
-              </w:pBdr>
-              <w:spacing w:before="42" w:after="42"/>
-            </w:pPr>
-            <w:r>
-              <w:rPr>
-                <w:sz w:val="24"/>
-                <w:szCs w:val="24"/>
-                <w:rFonts w:ascii="Calibri" w:cs="Calibri" w:eastAsia="Calibri" w:hAnsi="Calibri"/>
-              </w:rPr>
-              <w:t xml:space="preserve"> </w:t>
-            </w:r>
-          </w:p>
-          <w:p>
-            <w:pPr>
-              <w:spacing w:before="0" w:after="0" w:line="75" w:lineRule="exact"/>
-            </w:pPr>
-            <w:r>
-              <w:rPr>
-                <w:sz w:val="3"/>
-                <w:szCs w:val="3"/>
-                <w:rFonts w:ascii="Calibri" w:cs="Calibri" w:eastAsia="Calibri" w:hAnsi="Calibri"/>
-              </w:rPr>
-              <w:t xml:space="preserve"> </w:t>
-            </w:r>
-          </w:p>
-          <w:p>
-            <w:pPr>
-              <w:widowControl w:val="false"/>
-              <w:pBdr>
-                <w:bottom w:val="single" w:color="8892A0" w:sz="8" w:space="1"/>
-              </w:pBdr>
-              <w:spacing w:before="42" w:after="42"/>
-            </w:pPr>
-            <w:r>
-              <w:rPr>
-                <w:sz w:val="24"/>
-                <w:szCs w:val="24"/>
-                <w:rFonts w:ascii="Calibri" w:cs="Calibri" w:eastAsia="Calibri" w:hAnsi="Calibri"/>
-              </w:rPr>
-              <w:t xml:space="preserve"> </w:t>
-            </w:r>
-          </w:p>
-        </w:tc>
-        <w:tc>
-          <w:tcPr>
-            <w:tcW w:type="dxa" w:w="4896"/>
-            <w:tcBorders>
-              <w:top w:val="single" w:color="D9D5C8" w:sz="4"/>
-              <w:left w:val="single" w:color="D9D5C8" w:sz="4"/>
-              <w:bottom w:val="single" w:color="D9D5C8" w:sz="4"/>
-              <w:right w:val="single" w:color="D9D5C8" w:sz="4"/>
-            </w:tcBorders>
-            <w:tcMar>
-              <w:top w:type="dxa" w:w="55"/>
-              <w:left w:type="dxa" w:w="110"/>
-              <w:bottom w:type="dxa" w:w="55"/>
-              <w:right w:type="dxa" w:w="110"/>
-            </w:tcMar>
-          </w:tcPr>
           <w:p>
             <w:pPr>
               <w:widowControl w:val="false"/>

--- a/courses/foundations-constitutional-government/BUILD/unit4/deliverables/Unit4_Student_Workbook_CourseStandard_LargePrint.docx
+++ b/courses/foundations-constitutional-government/BUILD/unit4/deliverables/Unit4_Student_Workbook_CourseStandard_LargePrint.docx
@@ -17493,61 +17493,19 @@
               <w:t xml:space="preserve"> </w:t>
             </w:r>
           </w:p>
-        </w:tc>
-      </w:tr>
-      <w:tr>
-        <w:tc>
-          <w:tcPr>
-            <w:tcW w:type="dxa" w:w="2233"/>
-            <w:tcBorders>
-              <w:top w:val="single" w:color="D9D5C8" w:sz="4"/>
-              <w:left w:val="single" w:color="D9D5C8" w:sz="4"/>
-              <w:bottom w:val="single" w:color="D9D5C8" w:sz="4"/>
-              <w:right w:val="single" w:color="D9D5C8" w:sz="4"/>
-            </w:tcBorders>
-            <w:tcMar>
-              <w:top w:type="dxa" w:w="55"/>
-              <w:left w:type="dxa" w:w="110"/>
-              <w:bottom w:type="dxa" w:w="55"/>
-              <w:right w:type="dxa" w:w="110"/>
-            </w:tcMar>
-          </w:tcPr>
-          <w:p>
-            <w:pPr>
-              <w:spacing w:after="0"/>
-            </w:pPr>
-            <w:r>
-              <w:rPr>
-                <w:b/>
-                <w:bCs/>
-                <w:i w:val="false"/>
-                <w:iCs w:val="false"/>
-                <w:color w:val="1A1A1A"/>
-                <w:sz w:val="30"/>
-                <w:szCs w:val="30"/>
-                <w:caps w:val="false"/>
-                <w:rFonts w:ascii="Calibri" w:cs="Calibri" w:eastAsia="Calibri" w:hAnsi="Calibri"/>
-              </w:rPr>
-              <w:t xml:space="preserve">Evidence (two specifics)</w:t>
-            </w:r>
-          </w:p>
-        </w:tc>
-        <w:tc>
-          <w:tcPr>
-            <w:tcW w:type="dxa" w:w="7559"/>
-            <w:tcBorders>
-              <w:top w:val="single" w:color="D9D5C8" w:sz="4"/>
-              <w:left w:val="single" w:color="D9D5C8" w:sz="4"/>
-              <w:bottom w:val="single" w:color="D9D5C8" w:sz="4"/>
-              <w:right w:val="single" w:color="D9D5C8" w:sz="4"/>
-            </w:tcBorders>
-            <w:tcMar>
-              <w:top w:type="dxa" w:w="55"/>
-              <w:left w:type="dxa" w:w="110"/>
-              <w:bottom w:type="dxa" w:w="55"/>
-              <w:right w:type="dxa" w:w="110"/>
-            </w:tcMar>
-          </w:tcPr>
+          <w:p>
+            <w:pPr>
+              <w:spacing w:before="0" w:after="0" w:line="75" w:lineRule="exact"/>
+            </w:pPr>
+            <w:r>
+              <w:rPr>
+                <w:sz w:val="3"/>
+                <w:szCs w:val="3"/>
+                <w:rFonts w:ascii="Calibri" w:cs="Calibri" w:eastAsia="Calibri" w:hAnsi="Calibri"/>
+              </w:rPr>
+              <w:t xml:space="preserve"> </w:t>
+            </w:r>
+          </w:p>
           <w:p>
             <w:pPr>
               <w:widowControl w:val="false"/>
@@ -17565,19 +17523,61 @@
               <w:t xml:space="preserve"> </w:t>
             </w:r>
           </w:p>
-          <w:p>
-            <w:pPr>
-              <w:spacing w:before="0" w:after="0" w:line="75" w:lineRule="exact"/>
-            </w:pPr>
-            <w:r>
-              <w:rPr>
-                <w:sz w:val="3"/>
-                <w:szCs w:val="3"/>
-                <w:rFonts w:ascii="Calibri" w:cs="Calibri" w:eastAsia="Calibri" w:hAnsi="Calibri"/>
-              </w:rPr>
-              <w:t xml:space="preserve"> </w:t>
-            </w:r>
-          </w:p>
+        </w:tc>
+      </w:tr>
+      <w:tr>
+        <w:tc>
+          <w:tcPr>
+            <w:tcW w:type="dxa" w:w="2233"/>
+            <w:tcBorders>
+              <w:top w:val="single" w:color="D9D5C8" w:sz="4"/>
+              <w:left w:val="single" w:color="D9D5C8" w:sz="4"/>
+              <w:bottom w:val="single" w:color="D9D5C8" w:sz="4"/>
+              <w:right w:val="single" w:color="D9D5C8" w:sz="4"/>
+            </w:tcBorders>
+            <w:tcMar>
+              <w:top w:type="dxa" w:w="55"/>
+              <w:left w:type="dxa" w:w="110"/>
+              <w:bottom w:type="dxa" w:w="55"/>
+              <w:right w:type="dxa" w:w="110"/>
+            </w:tcMar>
+          </w:tcPr>
+          <w:p>
+            <w:pPr>
+              <w:spacing w:after="0"/>
+            </w:pPr>
+            <w:r>
+              <w:rPr>
+                <w:b/>
+                <w:bCs/>
+                <w:i w:val="false"/>
+                <w:iCs w:val="false"/>
+                <w:color w:val="1A1A1A"/>
+                <w:sz w:val="30"/>
+                <w:szCs w:val="30"/>
+                <w:caps w:val="false"/>
+                <w:rFonts w:ascii="Calibri" w:cs="Calibri" w:eastAsia="Calibri" w:hAnsi="Calibri"/>
+              </w:rPr>
+              <w:t xml:space="preserve">Evidence (two specifics)</w:t>
+            </w:r>
+          </w:p>
+        </w:tc>
+        <w:tc>
+          <w:tcPr>
+            <w:tcW w:type="dxa" w:w="7559"/>
+            <w:tcBorders>
+              <w:top w:val="single" w:color="D9D5C8" w:sz="4"/>
+              <w:left w:val="single" w:color="D9D5C8" w:sz="4"/>
+              <w:bottom w:val="single" w:color="D9D5C8" w:sz="4"/>
+              <w:right w:val="single" w:color="D9D5C8" w:sz="4"/>
+            </w:tcBorders>
+            <w:tcMar>
+              <w:top w:type="dxa" w:w="55"/>
+              <w:left w:type="dxa" w:w="110"/>
+              <w:bottom w:type="dxa" w:w="55"/>
+              <w:right w:type="dxa" w:w="110"/>
+            </w:tcMar>
+          </w:tcPr>
           <w:p>
             <w:pPr>
               <w:widowControl w:val="false"/>
@@ -17685,61 +17685,19 @@
               <w:t xml:space="preserve"> </w:t>
             </w:r>
           </w:p>
-        </w:tc>
-      </w:tr>
-      <w:tr>
-        <w:tc>
-          <w:tcPr>
-            <w:tcW w:type="dxa" w:w="2233"/>
-            <w:tcBorders>
-              <w:top w:val="single" w:color="D9D5C8" w:sz="4"/>
-              <w:left w:val="single" w:color="D9D5C8" w:sz="4"/>
-              <w:bottom w:val="single" w:color="D9D5C8" w:sz="4"/>
-              <w:right w:val="single" w:color="D9D5C8" w:sz="4"/>
-            </w:tcBorders>
-            <w:tcMar>
-              <w:top w:type="dxa" w:w="55"/>
-              <w:left w:type="dxa" w:w="110"/>
-              <w:bottom w:type="dxa" w:w="55"/>
-              <w:right w:type="dxa" w:w="110"/>
-            </w:tcMar>
-          </w:tcPr>
-          <w:p>
-            <w:pPr>
-              <w:spacing w:after="0"/>
-            </w:pPr>
-            <w:r>
-              <w:rPr>
-                <w:b/>
-                <w:bCs/>
-                <w:i w:val="false"/>
-                <w:iCs w:val="false"/>
-                <w:color w:val="1A1A1A"/>
-                <w:sz w:val="30"/>
-                <w:szCs w:val="30"/>
-                <w:caps w:val="false"/>
-                <w:rFonts w:ascii="Calibri" w:cs="Calibri" w:eastAsia="Calibri" w:hAnsi="Calibri"/>
-              </w:rPr>
-              <w:t xml:space="preserve">Reasoning</w:t>
-            </w:r>
-          </w:p>
-        </w:tc>
-        <w:tc>
-          <w:tcPr>
-            <w:tcW w:type="dxa" w:w="7559"/>
-            <w:tcBorders>
-              <w:top w:val="single" w:color="D9D5C8" w:sz="4"/>
-              <w:left w:val="single" w:color="D9D5C8" w:sz="4"/>
-              <w:bottom w:val="single" w:color="D9D5C8" w:sz="4"/>
-              <w:right w:val="single" w:color="D9D5C8" w:sz="4"/>
-            </w:tcBorders>
-            <w:tcMar>
-              <w:top w:type="dxa" w:w="55"/>
-              <w:left w:type="dxa" w:w="110"/>
-              <w:bottom w:type="dxa" w:w="55"/>
-              <w:right w:type="dxa" w:w="110"/>
-            </w:tcMar>
-          </w:tcPr>
+          <w:p>
+            <w:pPr>
+              <w:spacing w:before="0" w:after="0" w:line="75" w:lineRule="exact"/>
+            </w:pPr>
+            <w:r>
+              <w:rPr>
+                <w:sz w:val="3"/>
+                <w:szCs w:val="3"/>
+                <w:rFonts w:ascii="Calibri" w:cs="Calibri" w:eastAsia="Calibri" w:hAnsi="Calibri"/>
+              </w:rPr>
+              <w:t xml:space="preserve"> </w:t>
+            </w:r>
+          </w:p>
           <w:p>
             <w:pPr>
               <w:widowControl w:val="false"/>
@@ -17787,19 +17745,61 @@
               <w:t xml:space="preserve"> </w:t>
             </w:r>
           </w:p>
-          <w:p>
-            <w:pPr>
-              <w:spacing w:before="0" w:after="0" w:line="75" w:lineRule="exact"/>
-            </w:pPr>
-            <w:r>
-              <w:rPr>
-                <w:sz w:val="3"/>
-                <w:szCs w:val="3"/>
-                <w:rFonts w:ascii="Calibri" w:cs="Calibri" w:eastAsia="Calibri" w:hAnsi="Calibri"/>
-              </w:rPr>
-              <w:t xml:space="preserve"> </w:t>
-            </w:r>
-          </w:p>
+        </w:tc>
+      </w:tr>
+      <w:tr>
+        <w:tc>
+          <w:tcPr>
+            <w:tcW w:type="dxa" w:w="2233"/>
+            <w:tcBorders>
+              <w:top w:val="single" w:color="D9D5C8" w:sz="4"/>
+              <w:left w:val="single" w:color="D9D5C8" w:sz="4"/>
+              <w:bottom w:val="single" w:color="D9D5C8" w:sz="4"/>
+              <w:right w:val="single" w:color="D9D5C8" w:sz="4"/>
+            </w:tcBorders>
+            <w:tcMar>
+              <w:top w:type="dxa" w:w="55"/>
+              <w:left w:type="dxa" w:w="110"/>
+              <w:bottom w:type="dxa" w:w="55"/>
+              <w:right w:type="dxa" w:w="110"/>
+            </w:tcMar>
+          </w:tcPr>
+          <w:p>
+            <w:pPr>
+              <w:spacing w:after="0"/>
+            </w:pPr>
+            <w:r>
+              <w:rPr>
+                <w:b/>
+                <w:bCs/>
+                <w:i w:val="false"/>
+                <w:iCs w:val="false"/>
+                <w:color w:val="1A1A1A"/>
+                <w:sz w:val="30"/>
+                <w:szCs w:val="30"/>
+                <w:caps w:val="false"/>
+                <w:rFonts w:ascii="Calibri" w:cs="Calibri" w:eastAsia="Calibri" w:hAnsi="Calibri"/>
+              </w:rPr>
+              <w:t xml:space="preserve">Reasoning</w:t>
+            </w:r>
+          </w:p>
+        </w:tc>
+        <w:tc>
+          <w:tcPr>
+            <w:tcW w:type="dxa" w:w="7559"/>
+            <w:tcBorders>
+              <w:top w:val="single" w:color="D9D5C8" w:sz="4"/>
+              <w:left w:val="single" w:color="D9D5C8" w:sz="4"/>
+              <w:bottom w:val="single" w:color="D9D5C8" w:sz="4"/>
+              <w:right w:val="single" w:color="D9D5C8" w:sz="4"/>
+            </w:tcBorders>
+            <w:tcMar>
+              <w:top w:type="dxa" w:w="55"/>
+              <w:left w:type="dxa" w:w="110"/>
+              <w:bottom w:type="dxa" w:w="55"/>
+              <w:right w:type="dxa" w:w="110"/>
+            </w:tcMar>
+          </w:tcPr>
           <w:p>
             <w:pPr>
               <w:widowControl w:val="false"/>
@@ -17845,6 +17845,948 @@
                 <w:rFonts w:ascii="Calibri" w:cs="Calibri" w:eastAsia="Calibri" w:hAnsi="Calibri"/>
               </w:rPr>
               <w:t xml:space="preserve"> </w:t>
+            </w:r>
+          </w:p>
+          <w:p>
+            <w:pPr>
+              <w:spacing w:before="0" w:after="0" w:line="75" w:lineRule="exact"/>
+            </w:pPr>
+            <w:r>
+              <w:rPr>
+                <w:sz w:val="3"/>
+                <w:szCs w:val="3"/>
+                <w:rFonts w:ascii="Calibri" w:cs="Calibri" w:eastAsia="Calibri" w:hAnsi="Calibri"/>
+              </w:rPr>
+              <w:t xml:space="preserve"> </w:t>
+            </w:r>
+          </w:p>
+          <w:p>
+            <w:pPr>
+              <w:widowControl w:val="false"/>
+              <w:pBdr>
+                <w:bottom w:val="single" w:color="8892A0" w:sz="8" w:space="1"/>
+              </w:pBdr>
+              <w:spacing w:before="42" w:after="42"/>
+            </w:pPr>
+            <w:r>
+              <w:rPr>
+                <w:sz w:val="24"/>
+                <w:szCs w:val="24"/>
+                <w:rFonts w:ascii="Calibri" w:cs="Calibri" w:eastAsia="Calibri" w:hAnsi="Calibri"/>
+              </w:rPr>
+              <w:t xml:space="preserve"> </w:t>
+            </w:r>
+          </w:p>
+          <w:p>
+            <w:pPr>
+              <w:spacing w:before="0" w:after="0" w:line="75" w:lineRule="exact"/>
+            </w:pPr>
+            <w:r>
+              <w:rPr>
+                <w:sz w:val="3"/>
+                <w:szCs w:val="3"/>
+                <w:rFonts w:ascii="Calibri" w:cs="Calibri" w:eastAsia="Calibri" w:hAnsi="Calibri"/>
+              </w:rPr>
+              <w:t xml:space="preserve"> </w:t>
+            </w:r>
+          </w:p>
+          <w:p>
+            <w:pPr>
+              <w:widowControl w:val="false"/>
+              <w:pBdr>
+                <w:bottom w:val="single" w:color="8892A0" w:sz="8" w:space="1"/>
+              </w:pBdr>
+              <w:spacing w:before="42" w:after="42"/>
+            </w:pPr>
+            <w:r>
+              <w:rPr>
+                <w:sz w:val="24"/>
+                <w:szCs w:val="24"/>
+                <w:rFonts w:ascii="Calibri" w:cs="Calibri" w:eastAsia="Calibri" w:hAnsi="Calibri"/>
+              </w:rPr>
+              <w:t xml:space="preserve"> </w:t>
+            </w:r>
+          </w:p>
+          <w:p>
+            <w:pPr>
+              <w:spacing w:before="0" w:after="0" w:line="75" w:lineRule="exact"/>
+            </w:pPr>
+            <w:r>
+              <w:rPr>
+                <w:sz w:val="3"/>
+                <w:szCs w:val="3"/>
+                <w:rFonts w:ascii="Calibri" w:cs="Calibri" w:eastAsia="Calibri" w:hAnsi="Calibri"/>
+              </w:rPr>
+              <w:t xml:space="preserve"> </w:t>
+            </w:r>
+          </w:p>
+          <w:p>
+            <w:pPr>
+              <w:widowControl w:val="false"/>
+              <w:pBdr>
+                <w:bottom w:val="single" w:color="8892A0" w:sz="8" w:space="1"/>
+              </w:pBdr>
+              <w:spacing w:before="42" w:after="42"/>
+            </w:pPr>
+            <w:r>
+              <w:rPr>
+                <w:sz w:val="24"/>
+                <w:szCs w:val="24"/>
+                <w:rFonts w:ascii="Calibri" w:cs="Calibri" w:eastAsia="Calibri" w:hAnsi="Calibri"/>
+              </w:rPr>
+              <w:t xml:space="preserve"> </w:t>
+            </w:r>
+          </w:p>
+        </w:tc>
+      </w:tr>
+    </w:tbl>
+    <w:p>
+      <w:pPr>
+        <w:pStyle w:val="Heading2"/>
+        <w:keepNext/>
+        <w:pageBreakBefore/>
+        <w:spacing w:before="150" w:after="90"/>
+      </w:pPr>
+      <w:r>
+        <w:rPr>
+          <w:b/>
+          <w:bCs/>
+          <w:i w:val="false"/>
+          <w:iCs w:val="false"/>
+          <w:color w:val="1B2A4A"/>
+          <w:sz w:val="42"/>
+          <w:szCs w:val="42"/>
+          <w:caps w:val="false"/>
+          <w:rFonts w:ascii="Calibri" w:cs="Calibri" w:eastAsia="Calibri" w:hAnsi="Calibri"/>
+        </w:rPr>
+        <w:t xml:space="preserve">Constructed Response — self-grade &amp; supports — GC.16</w:t>
+      </w:r>
+    </w:p>
+    <w:tbl>
+      <w:tblPr>
+        <w:tblW w:type="dxa" w:w="9792"/>
+        <w:tblBorders>
+          <w:top w:val="single" w:color="auto" w:sz="4"/>
+          <w:left w:val="single" w:color="auto" w:sz="4"/>
+          <w:bottom w:val="single" w:color="auto" w:sz="4"/>
+          <w:right w:val="single" w:color="auto" w:sz="4"/>
+          <w:insideH w:val="single" w:color="auto" w:sz="4"/>
+          <w:insideV w:val="single" w:color="auto" w:sz="4"/>
+        </w:tblBorders>
+      </w:tblPr>
+      <w:tblGrid>
+        <w:gridCol w:w="9792"/>
+      </w:tblGrid>
+      <w:tr>
+        <w:tc>
+          <w:tcPr>
+            <w:tcW w:type="dxa" w:w="9792"/>
+            <w:tcBorders>
+              <w:top w:val="single" w:color="D9D5C8" w:sz="4"/>
+              <w:left w:val="single" w:color="D9D5C8" w:sz="4"/>
+              <w:bottom w:val="single" w:color="D9D5C8" w:sz="4"/>
+              <w:right w:val="single" w:color="D9D5C8" w:sz="4"/>
+            </w:tcBorders>
+            <w:shd w:fill="F7F5EF" w:color="auto" w:val="clear"/>
+            <w:tcMar>
+              <w:top w:type="dxa" w:w="55"/>
+              <w:left w:type="dxa" w:w="110"/>
+              <w:bottom w:type="dxa" w:w="55"/>
+              <w:right w:type="dxa" w:w="110"/>
+            </w:tcMar>
+          </w:tcPr>
+          <w:p>
+            <w:pPr>
+              <w:spacing w:after="60"/>
+            </w:pPr>
+            <w:r>
+              <w:rPr>
+                <w:b/>
+                <w:bCs/>
+                <w:i w:val="false"/>
+                <w:iCs w:val="false"/>
+                <w:color w:val="1B2A4A"/>
+                <w:sz w:val="32"/>
+                <w:szCs w:val="32"/>
+                <w:caps w:val="false"/>
+                <w:rFonts w:ascii="Calibri" w:cs="Calibri" w:eastAsia="Calibri" w:hAnsi="Calibri"/>
+              </w:rPr>
+              <w:t xml:space="preserve">SELF-GRADE — score your own CER against the rubric below</w:t>
+            </w:r>
+          </w:p>
+          <w:p>
+            <w:pPr>
+              <w:spacing w:after="40"/>
+            </w:pPr>
+            <w:r>
+              <w:rPr>
+                <w:b w:val="false"/>
+                <w:bCs w:val="false"/>
+                <w:i w:val="false"/>
+                <w:iCs w:val="false"/>
+                <w:color w:val="1A1A1A"/>
+                <w:sz w:val="33"/>
+                <w:szCs w:val="33"/>
+                <w:caps w:val="false"/>
+                <w:rFonts w:ascii="Calibri" w:cs="Calibri" w:eastAsia="Calibri" w:hAnsi="Calibri"/>
+              </w:rPr>
+              <w:t xml:space="preserve">Reread your response, then circle the level that best fits each part. Being honest here is how you level up.</w:t>
+            </w:r>
+          </w:p>
+        </w:tc>
+      </w:tr>
+    </w:tbl>
+    <w:tbl>
+      <w:tblPr>
+        <w:tblW w:type="dxa" w:w="9792"/>
+        <w:tblBorders>
+          <w:top w:val="single" w:color="auto" w:sz="4"/>
+          <w:left w:val="single" w:color="auto" w:sz="4"/>
+          <w:bottom w:val="single" w:color="auto" w:sz="4"/>
+          <w:right w:val="single" w:color="auto" w:sz="4"/>
+          <w:insideH w:val="single" w:color="auto" w:sz="4"/>
+          <w:insideV w:val="single" w:color="auto" w:sz="4"/>
+        </w:tblBorders>
+      </w:tblPr>
+      <w:tblGrid>
+        <w:gridCol w:w="1800"/>
+        <w:gridCol w:w="2664"/>
+        <w:gridCol w:w="2664"/>
+        <w:gridCol w:w="2664"/>
+      </w:tblGrid>
+      <w:tr>
+        <w:trPr>
+          <w:tblHeader/>
+        </w:trPr>
+        <w:tc>
+          <w:tcPr>
+            <w:tcW w:type="dxa" w:w="1800"/>
+            <w:tcBorders>
+              <w:top w:val="single" w:color="D9D5C8" w:sz="4"/>
+              <w:left w:val="single" w:color="D9D5C8" w:sz="4"/>
+              <w:bottom w:val="single" w:color="D9D5C8" w:sz="4"/>
+              <w:right w:val="single" w:color="D9D5C8" w:sz="4"/>
+            </w:tcBorders>
+            <w:shd w:fill="1B2A4A" w:color="auto" w:val="clear"/>
+            <w:tcMar>
+              <w:top w:type="dxa" w:w="55"/>
+              <w:left w:type="dxa" w:w="110"/>
+              <w:bottom w:type="dxa" w:w="55"/>
+              <w:right w:type="dxa" w:w="110"/>
+            </w:tcMar>
+          </w:tcPr>
+          <w:p>
+            <w:pPr>
+              <w:spacing w:after="0"/>
+            </w:pPr>
+            <w:r>
+              <w:rPr>
+                <w:b/>
+                <w:bCs/>
+                <w:i w:val="false"/>
+                <w:iCs w:val="false"/>
+                <w:color w:val="FFFFFF"/>
+                <w:sz w:val="29"/>
+                <w:szCs w:val="29"/>
+                <w:caps w:val="false"/>
+                <w:rFonts w:ascii="Calibri" w:cs="Calibri" w:eastAsia="Calibri" w:hAnsi="Calibri"/>
+              </w:rPr>
+              <w:t xml:space="preserve">Level</w:t>
+            </w:r>
+          </w:p>
+        </w:tc>
+        <w:tc>
+          <w:tcPr>
+            <w:tcW w:type="dxa" w:w="2664"/>
+            <w:tcBorders>
+              <w:top w:val="single" w:color="D9D5C8" w:sz="4"/>
+              <w:left w:val="single" w:color="D9D5C8" w:sz="4"/>
+              <w:bottom w:val="single" w:color="D9D5C8" w:sz="4"/>
+              <w:right w:val="single" w:color="D9D5C8" w:sz="4"/>
+            </w:tcBorders>
+            <w:shd w:fill="1B2A4A" w:color="auto" w:val="clear"/>
+            <w:tcMar>
+              <w:top w:type="dxa" w:w="55"/>
+              <w:left w:type="dxa" w:w="110"/>
+              <w:bottom w:type="dxa" w:w="55"/>
+              <w:right w:type="dxa" w:w="110"/>
+            </w:tcMar>
+          </w:tcPr>
+          <w:p>
+            <w:pPr>
+              <w:spacing w:after="0"/>
+            </w:pPr>
+            <w:r>
+              <w:rPr>
+                <w:b/>
+                <w:bCs/>
+                <w:i w:val="false"/>
+                <w:iCs w:val="false"/>
+                <w:color w:val="FFFFFF"/>
+                <w:sz w:val="29"/>
+                <w:szCs w:val="29"/>
+                <w:caps w:val="false"/>
+                <w:rFonts w:ascii="Calibri" w:cs="Calibri" w:eastAsia="Calibri" w:hAnsi="Calibri"/>
+              </w:rPr>
+              <w:t xml:space="preserve">Claim</w:t>
+            </w:r>
+          </w:p>
+        </w:tc>
+        <w:tc>
+          <w:tcPr>
+            <w:tcW w:type="dxa" w:w="2664"/>
+            <w:tcBorders>
+              <w:top w:val="single" w:color="D9D5C8" w:sz="4"/>
+              <w:left w:val="single" w:color="D9D5C8" w:sz="4"/>
+              <w:bottom w:val="single" w:color="D9D5C8" w:sz="4"/>
+              <w:right w:val="single" w:color="D9D5C8" w:sz="4"/>
+            </w:tcBorders>
+            <w:shd w:fill="1B2A4A" w:color="auto" w:val="clear"/>
+            <w:tcMar>
+              <w:top w:type="dxa" w:w="55"/>
+              <w:left w:type="dxa" w:w="110"/>
+              <w:bottom w:type="dxa" w:w="55"/>
+              <w:right w:type="dxa" w:w="110"/>
+            </w:tcMar>
+          </w:tcPr>
+          <w:p>
+            <w:pPr>
+              <w:spacing w:after="0"/>
+            </w:pPr>
+            <w:r>
+              <w:rPr>
+                <w:b/>
+                <w:bCs/>
+                <w:i w:val="false"/>
+                <w:iCs w:val="false"/>
+                <w:color w:val="FFFFFF"/>
+                <w:sz w:val="29"/>
+                <w:szCs w:val="29"/>
+                <w:caps w:val="false"/>
+                <w:rFonts w:ascii="Calibri" w:cs="Calibri" w:eastAsia="Calibri" w:hAnsi="Calibri"/>
+              </w:rPr>
+              <w:t xml:space="preserve">Evidence</w:t>
+            </w:r>
+          </w:p>
+        </w:tc>
+        <w:tc>
+          <w:tcPr>
+            <w:tcW w:type="dxa" w:w="2664"/>
+            <w:tcBorders>
+              <w:top w:val="single" w:color="D9D5C8" w:sz="4"/>
+              <w:left w:val="single" w:color="D9D5C8" w:sz="4"/>
+              <w:bottom w:val="single" w:color="D9D5C8" w:sz="4"/>
+              <w:right w:val="single" w:color="D9D5C8" w:sz="4"/>
+            </w:tcBorders>
+            <w:shd w:fill="1B2A4A" w:color="auto" w:val="clear"/>
+            <w:tcMar>
+              <w:top w:type="dxa" w:w="55"/>
+              <w:left w:type="dxa" w:w="110"/>
+              <w:bottom w:type="dxa" w:w="55"/>
+              <w:right w:type="dxa" w:w="110"/>
+            </w:tcMar>
+          </w:tcPr>
+          <w:p>
+            <w:pPr>
+              <w:spacing w:after="0"/>
+            </w:pPr>
+            <w:r>
+              <w:rPr>
+                <w:b/>
+                <w:bCs/>
+                <w:i w:val="false"/>
+                <w:iCs w:val="false"/>
+                <w:color w:val="FFFFFF"/>
+                <w:sz w:val="29"/>
+                <w:szCs w:val="29"/>
+                <w:caps w:val="false"/>
+                <w:rFonts w:ascii="Calibri" w:cs="Calibri" w:eastAsia="Calibri" w:hAnsi="Calibri"/>
+              </w:rPr>
+              <w:t xml:space="preserve">Reasoning</w:t>
+            </w:r>
+          </w:p>
+        </w:tc>
+      </w:tr>
+      <w:tr>
+        <w:tc>
+          <w:tcPr>
+            <w:tcW w:type="dxa" w:w="1800"/>
+            <w:tcBorders>
+              <w:top w:val="single" w:color="D9D5C8" w:sz="4"/>
+              <w:left w:val="single" w:color="D9D5C8" w:sz="4"/>
+              <w:bottom w:val="single" w:color="D9D5C8" w:sz="4"/>
+              <w:right w:val="single" w:color="D9D5C8" w:sz="4"/>
+            </w:tcBorders>
+            <w:tcMar>
+              <w:top w:type="dxa" w:w="55"/>
+              <w:left w:type="dxa" w:w="110"/>
+              <w:bottom w:type="dxa" w:w="55"/>
+              <w:right w:type="dxa" w:w="110"/>
+            </w:tcMar>
+          </w:tcPr>
+          <w:p>
+            <w:pPr>
+              <w:spacing w:after="0"/>
+            </w:pPr>
+            <w:r>
+              <w:rPr>
+                <w:b w:val="false"/>
+                <w:bCs w:val="false"/>
+                <w:i w:val="false"/>
+                <w:iCs w:val="false"/>
+                <w:color w:val="1A1A1A"/>
+                <w:sz w:val="30"/>
+                <w:szCs w:val="30"/>
+                <w:caps w:val="false"/>
+                <w:rFonts w:ascii="Calibri" w:cs="Calibri" w:eastAsia="Calibri" w:hAnsi="Calibri"/>
+              </w:rPr>
+              <w:t xml:space="preserve">4 — Strong</w:t>
+            </w:r>
+          </w:p>
+        </w:tc>
+        <w:tc>
+          <w:tcPr>
+            <w:tcW w:type="dxa" w:w="2664"/>
+            <w:tcBorders>
+              <w:top w:val="single" w:color="D9D5C8" w:sz="4"/>
+              <w:left w:val="single" w:color="D9D5C8" w:sz="4"/>
+              <w:bottom w:val="single" w:color="D9D5C8" w:sz="4"/>
+              <w:right w:val="single" w:color="D9D5C8" w:sz="4"/>
+            </w:tcBorders>
+            <w:tcMar>
+              <w:top w:type="dxa" w:w="55"/>
+              <w:left w:type="dxa" w:w="110"/>
+              <w:bottom w:type="dxa" w:w="55"/>
+              <w:right w:type="dxa" w:w="110"/>
+            </w:tcMar>
+          </w:tcPr>
+          <w:p>
+            <w:pPr>
+              <w:spacing w:after="0"/>
+            </w:pPr>
+            <w:r>
+              <w:rPr>
+                <w:b w:val="false"/>
+                <w:bCs w:val="false"/>
+                <w:i w:val="false"/>
+                <w:iCs w:val="false"/>
+                <w:color w:val="1A1A1A"/>
+                <w:sz w:val="30"/>
+                <w:szCs w:val="30"/>
+                <w:caps w:val="false"/>
+                <w:rFonts w:ascii="Calibri" w:cs="Calibri" w:eastAsia="Calibri" w:hAnsi="Calibri"/>
+              </w:rPr>
+              <w:t xml:space="preserve">Precise, defensible</w:t>
+            </w:r>
+          </w:p>
+        </w:tc>
+        <w:tc>
+          <w:tcPr>
+            <w:tcW w:type="dxa" w:w="2664"/>
+            <w:tcBorders>
+              <w:top w:val="single" w:color="D9D5C8" w:sz="4"/>
+              <w:left w:val="single" w:color="D9D5C8" w:sz="4"/>
+              <w:bottom w:val="single" w:color="D9D5C8" w:sz="4"/>
+              <w:right w:val="single" w:color="D9D5C8" w:sz="4"/>
+            </w:tcBorders>
+            <w:tcMar>
+              <w:top w:type="dxa" w:w="55"/>
+              <w:left w:type="dxa" w:w="110"/>
+              <w:bottom w:type="dxa" w:w="55"/>
+              <w:right w:type="dxa" w:w="110"/>
+            </w:tcMar>
+          </w:tcPr>
+          <w:p>
+            <w:pPr>
+              <w:spacing w:after="0"/>
+            </w:pPr>
+            <w:r>
+              <w:rPr>
+                <w:b w:val="false"/>
+                <w:bCs w:val="false"/>
+                <w:i w:val="false"/>
+                <w:iCs w:val="false"/>
+                <w:color w:val="1A1A1A"/>
+                <w:sz w:val="30"/>
+                <w:szCs w:val="30"/>
+                <w:caps w:val="false"/>
+                <w:rFonts w:ascii="Calibri" w:cs="Calibri" w:eastAsia="Calibri" w:hAnsi="Calibri"/>
+              </w:rPr>
+              <w:t xml:space="preserve">2+ accurate, specific</w:t>
+            </w:r>
+          </w:p>
+        </w:tc>
+        <w:tc>
+          <w:tcPr>
+            <w:tcW w:type="dxa" w:w="2664"/>
+            <w:tcBorders>
+              <w:top w:val="single" w:color="D9D5C8" w:sz="4"/>
+              <w:left w:val="single" w:color="D9D5C8" w:sz="4"/>
+              <w:bottom w:val="single" w:color="D9D5C8" w:sz="4"/>
+              <w:right w:val="single" w:color="D9D5C8" w:sz="4"/>
+            </w:tcBorders>
+            <w:tcMar>
+              <w:top w:type="dxa" w:w="55"/>
+              <w:left w:type="dxa" w:w="110"/>
+              <w:bottom w:type="dxa" w:w="55"/>
+              <w:right w:type="dxa" w:w="110"/>
+            </w:tcMar>
+          </w:tcPr>
+          <w:p>
+            <w:pPr>
+              <w:spacing w:after="0"/>
+            </w:pPr>
+            <w:r>
+              <w:rPr>
+                <w:b w:val="false"/>
+                <w:bCs w:val="false"/>
+                <w:i w:val="false"/>
+                <w:iCs w:val="false"/>
+                <w:color w:val="1A1A1A"/>
+                <w:sz w:val="30"/>
+                <w:szCs w:val="30"/>
+                <w:caps w:val="false"/>
+                <w:rFonts w:ascii="Calibri" w:cs="Calibri" w:eastAsia="Calibri" w:hAnsi="Calibri"/>
+              </w:rPr>
+              <w:t xml:space="preserve">Explains HOW evidence proves the claim</w:t>
+            </w:r>
+          </w:p>
+        </w:tc>
+      </w:tr>
+      <w:tr>
+        <w:tc>
+          <w:tcPr>
+            <w:tcW w:type="dxa" w:w="1800"/>
+            <w:tcBorders>
+              <w:top w:val="single" w:color="D9D5C8" w:sz="4"/>
+              <w:left w:val="single" w:color="D9D5C8" w:sz="4"/>
+              <w:bottom w:val="single" w:color="D9D5C8" w:sz="4"/>
+              <w:right w:val="single" w:color="D9D5C8" w:sz="4"/>
+            </w:tcBorders>
+            <w:tcMar>
+              <w:top w:type="dxa" w:w="55"/>
+              <w:left w:type="dxa" w:w="110"/>
+              <w:bottom w:type="dxa" w:w="55"/>
+              <w:right w:type="dxa" w:w="110"/>
+            </w:tcMar>
+          </w:tcPr>
+          <w:p>
+            <w:pPr>
+              <w:spacing w:after="0"/>
+            </w:pPr>
+            <w:r>
+              <w:rPr>
+                <w:b w:val="false"/>
+                <w:bCs w:val="false"/>
+                <w:i w:val="false"/>
+                <w:iCs w:val="false"/>
+                <w:color w:val="1A1A1A"/>
+                <w:sz w:val="30"/>
+                <w:szCs w:val="30"/>
+                <w:caps w:val="false"/>
+                <w:rFonts w:ascii="Calibri" w:cs="Calibri" w:eastAsia="Calibri" w:hAnsi="Calibri"/>
+              </w:rPr>
+              <w:t xml:space="preserve">3 — Proficient</w:t>
+            </w:r>
+          </w:p>
+        </w:tc>
+        <w:tc>
+          <w:tcPr>
+            <w:tcW w:type="dxa" w:w="2664"/>
+            <w:tcBorders>
+              <w:top w:val="single" w:color="D9D5C8" w:sz="4"/>
+              <w:left w:val="single" w:color="D9D5C8" w:sz="4"/>
+              <w:bottom w:val="single" w:color="D9D5C8" w:sz="4"/>
+              <w:right w:val="single" w:color="D9D5C8" w:sz="4"/>
+            </w:tcBorders>
+            <w:tcMar>
+              <w:top w:type="dxa" w:w="55"/>
+              <w:left w:type="dxa" w:w="110"/>
+              <w:bottom w:type="dxa" w:w="55"/>
+              <w:right w:type="dxa" w:w="110"/>
+            </w:tcMar>
+          </w:tcPr>
+          <w:p>
+            <w:pPr>
+              <w:spacing w:after="0"/>
+            </w:pPr>
+            <w:r>
+              <w:rPr>
+                <w:b w:val="false"/>
+                <w:bCs w:val="false"/>
+                <w:i w:val="false"/>
+                <w:iCs w:val="false"/>
+                <w:color w:val="1A1A1A"/>
+                <w:sz w:val="30"/>
+                <w:szCs w:val="30"/>
+                <w:caps w:val="false"/>
+                <w:rFonts w:ascii="Calibri" w:cs="Calibri" w:eastAsia="Calibri" w:hAnsi="Calibri"/>
+              </w:rPr>
+              <w:t xml:space="preserve">Clear</w:t>
+            </w:r>
+          </w:p>
+        </w:tc>
+        <w:tc>
+          <w:tcPr>
+            <w:tcW w:type="dxa" w:w="2664"/>
+            <w:tcBorders>
+              <w:top w:val="single" w:color="D9D5C8" w:sz="4"/>
+              <w:left w:val="single" w:color="D9D5C8" w:sz="4"/>
+              <w:bottom w:val="single" w:color="D9D5C8" w:sz="4"/>
+              <w:right w:val="single" w:color="D9D5C8" w:sz="4"/>
+            </w:tcBorders>
+            <w:tcMar>
+              <w:top w:type="dxa" w:w="55"/>
+              <w:left w:type="dxa" w:w="110"/>
+              <w:bottom w:type="dxa" w:w="55"/>
+              <w:right w:type="dxa" w:w="110"/>
+            </w:tcMar>
+          </w:tcPr>
+          <w:p>
+            <w:pPr>
+              <w:spacing w:after="0"/>
+            </w:pPr>
+            <w:r>
+              <w:rPr>
+                <w:b w:val="false"/>
+                <w:bCs w:val="false"/>
+                <w:i w:val="false"/>
+                <w:iCs w:val="false"/>
+                <w:color w:val="1A1A1A"/>
+                <w:sz w:val="30"/>
+                <w:szCs w:val="30"/>
+                <w:caps w:val="false"/>
+                <w:rFonts w:ascii="Calibri" w:cs="Calibri" w:eastAsia="Calibri" w:hAnsi="Calibri"/>
+              </w:rPr>
+              <w:t xml:space="preserve">2 accurate</w:t>
+            </w:r>
+          </w:p>
+        </w:tc>
+        <w:tc>
+          <w:tcPr>
+            <w:tcW w:type="dxa" w:w="2664"/>
+            <w:tcBorders>
+              <w:top w:val="single" w:color="D9D5C8" w:sz="4"/>
+              <w:left w:val="single" w:color="D9D5C8" w:sz="4"/>
+              <w:bottom w:val="single" w:color="D9D5C8" w:sz="4"/>
+              <w:right w:val="single" w:color="D9D5C8" w:sz="4"/>
+            </w:tcBorders>
+            <w:tcMar>
+              <w:top w:type="dxa" w:w="55"/>
+              <w:left w:type="dxa" w:w="110"/>
+              <w:bottom w:type="dxa" w:w="55"/>
+              <w:right w:type="dxa" w:w="110"/>
+            </w:tcMar>
+          </w:tcPr>
+          <w:p>
+            <w:pPr>
+              <w:spacing w:after="0"/>
+            </w:pPr>
+            <w:r>
+              <w:rPr>
+                <w:b w:val="false"/>
+                <w:bCs w:val="false"/>
+                <w:i w:val="false"/>
+                <w:iCs w:val="false"/>
+                <w:color w:val="1A1A1A"/>
+                <w:sz w:val="30"/>
+                <w:szCs w:val="30"/>
+                <w:caps w:val="false"/>
+                <w:rFonts w:ascii="Calibri" w:cs="Calibri" w:eastAsia="Calibri" w:hAnsi="Calibri"/>
+              </w:rPr>
+              <w:t xml:space="preserve">Explains the link</w:t>
+            </w:r>
+          </w:p>
+        </w:tc>
+      </w:tr>
+      <w:tr>
+        <w:tc>
+          <w:tcPr>
+            <w:tcW w:type="dxa" w:w="1800"/>
+            <w:tcBorders>
+              <w:top w:val="single" w:color="D9D5C8" w:sz="4"/>
+              <w:left w:val="single" w:color="D9D5C8" w:sz="4"/>
+              <w:bottom w:val="single" w:color="D9D5C8" w:sz="4"/>
+              <w:right w:val="single" w:color="D9D5C8" w:sz="4"/>
+            </w:tcBorders>
+            <w:tcMar>
+              <w:top w:type="dxa" w:w="55"/>
+              <w:left w:type="dxa" w:w="110"/>
+              <w:bottom w:type="dxa" w:w="55"/>
+              <w:right w:type="dxa" w:w="110"/>
+            </w:tcMar>
+          </w:tcPr>
+          <w:p>
+            <w:pPr>
+              <w:spacing w:after="0"/>
+            </w:pPr>
+            <w:r>
+              <w:rPr>
+                <w:b w:val="false"/>
+                <w:bCs w:val="false"/>
+                <w:i w:val="false"/>
+                <w:iCs w:val="false"/>
+                <w:color w:val="1A1A1A"/>
+                <w:sz w:val="30"/>
+                <w:szCs w:val="30"/>
+                <w:caps w:val="false"/>
+                <w:rFonts w:ascii="Calibri" w:cs="Calibri" w:eastAsia="Calibri" w:hAnsi="Calibri"/>
+              </w:rPr>
+              <w:t xml:space="preserve">2 — Developing</w:t>
+            </w:r>
+          </w:p>
+        </w:tc>
+        <w:tc>
+          <w:tcPr>
+            <w:tcW w:type="dxa" w:w="2664"/>
+            <w:tcBorders>
+              <w:top w:val="single" w:color="D9D5C8" w:sz="4"/>
+              <w:left w:val="single" w:color="D9D5C8" w:sz="4"/>
+              <w:bottom w:val="single" w:color="D9D5C8" w:sz="4"/>
+              <w:right w:val="single" w:color="D9D5C8" w:sz="4"/>
+            </w:tcBorders>
+            <w:tcMar>
+              <w:top w:type="dxa" w:w="55"/>
+              <w:left w:type="dxa" w:w="110"/>
+              <w:bottom w:type="dxa" w:w="55"/>
+              <w:right w:type="dxa" w:w="110"/>
+            </w:tcMar>
+          </w:tcPr>
+          <w:p>
+            <w:pPr>
+              <w:spacing w:after="0"/>
+            </w:pPr>
+            <w:r>
+              <w:rPr>
+                <w:b w:val="false"/>
+                <w:bCs w:val="false"/>
+                <w:i w:val="false"/>
+                <w:iCs w:val="false"/>
+                <w:color w:val="1A1A1A"/>
+                <w:sz w:val="30"/>
+                <w:szCs w:val="30"/>
+                <w:caps w:val="false"/>
+                <w:rFonts w:ascii="Calibri" w:cs="Calibri" w:eastAsia="Calibri" w:hAnsi="Calibri"/>
+              </w:rPr>
+              <w:t xml:space="preserve">General</w:t>
+            </w:r>
+          </w:p>
+        </w:tc>
+        <w:tc>
+          <w:tcPr>
+            <w:tcW w:type="dxa" w:w="2664"/>
+            <w:tcBorders>
+              <w:top w:val="single" w:color="D9D5C8" w:sz="4"/>
+              <w:left w:val="single" w:color="D9D5C8" w:sz="4"/>
+              <w:bottom w:val="single" w:color="D9D5C8" w:sz="4"/>
+              <w:right w:val="single" w:color="D9D5C8" w:sz="4"/>
+            </w:tcBorders>
+            <w:tcMar>
+              <w:top w:type="dxa" w:w="55"/>
+              <w:left w:type="dxa" w:w="110"/>
+              <w:bottom w:type="dxa" w:w="55"/>
+              <w:right w:type="dxa" w:w="110"/>
+            </w:tcMar>
+          </w:tcPr>
+          <w:p>
+            <w:pPr>
+              <w:spacing w:after="0"/>
+            </w:pPr>
+            <w:r>
+              <w:rPr>
+                <w:b w:val="false"/>
+                <w:bCs w:val="false"/>
+                <w:i w:val="false"/>
+                <w:iCs w:val="false"/>
+                <w:color w:val="1A1A1A"/>
+                <w:sz w:val="30"/>
+                <w:szCs w:val="30"/>
+                <w:caps w:val="false"/>
+                <w:rFonts w:ascii="Calibri" w:cs="Calibri" w:eastAsia="Calibri" w:hAnsi="Calibri"/>
+              </w:rPr>
+              <w:t xml:space="preserve">1 accurate</w:t>
+            </w:r>
+          </w:p>
+        </w:tc>
+        <w:tc>
+          <w:tcPr>
+            <w:tcW w:type="dxa" w:w="2664"/>
+            <w:tcBorders>
+              <w:top w:val="single" w:color="D9D5C8" w:sz="4"/>
+              <w:left w:val="single" w:color="D9D5C8" w:sz="4"/>
+              <w:bottom w:val="single" w:color="D9D5C8" w:sz="4"/>
+              <w:right w:val="single" w:color="D9D5C8" w:sz="4"/>
+            </w:tcBorders>
+            <w:tcMar>
+              <w:top w:type="dxa" w:w="55"/>
+              <w:left w:type="dxa" w:w="110"/>
+              <w:bottom w:type="dxa" w:w="55"/>
+              <w:right w:type="dxa" w:w="110"/>
+            </w:tcMar>
+          </w:tcPr>
+          <w:p>
+            <w:pPr>
+              <w:spacing w:after="0"/>
+            </w:pPr>
+            <w:r>
+              <w:rPr>
+                <w:b w:val="false"/>
+                <w:bCs w:val="false"/>
+                <w:i w:val="false"/>
+                <w:iCs w:val="false"/>
+                <w:color w:val="1A1A1A"/>
+                <w:sz w:val="30"/>
+                <w:szCs w:val="30"/>
+                <w:caps w:val="false"/>
+                <w:rFonts w:ascii="Calibri" w:cs="Calibri" w:eastAsia="Calibri" w:hAnsi="Calibri"/>
+              </w:rPr>
+              <w:t xml:space="preserve">Partial link</w:t>
+            </w:r>
+          </w:p>
+        </w:tc>
+      </w:tr>
+      <w:tr>
+        <w:tc>
+          <w:tcPr>
+            <w:tcW w:type="dxa" w:w="1800"/>
+            <w:tcBorders>
+              <w:top w:val="single" w:color="D9D5C8" w:sz="4"/>
+              <w:left w:val="single" w:color="D9D5C8" w:sz="4"/>
+              <w:bottom w:val="single" w:color="D9D5C8" w:sz="4"/>
+              <w:right w:val="single" w:color="D9D5C8" w:sz="4"/>
+            </w:tcBorders>
+            <w:tcMar>
+              <w:top w:type="dxa" w:w="55"/>
+              <w:left w:type="dxa" w:w="110"/>
+              <w:bottom w:type="dxa" w:w="55"/>
+              <w:right w:type="dxa" w:w="110"/>
+            </w:tcMar>
+          </w:tcPr>
+          <w:p>
+            <w:pPr>
+              <w:spacing w:after="0"/>
+            </w:pPr>
+            <w:r>
+              <w:rPr>
+                <w:b w:val="false"/>
+                <w:bCs w:val="false"/>
+                <w:i w:val="false"/>
+                <w:iCs w:val="false"/>
+                <w:color w:val="1A1A1A"/>
+                <w:sz w:val="30"/>
+                <w:szCs w:val="30"/>
+                <w:caps w:val="false"/>
+                <w:rFonts w:ascii="Calibri" w:cs="Calibri" w:eastAsia="Calibri" w:hAnsi="Calibri"/>
+              </w:rPr>
+              <w:t xml:space="preserve">1 — Beginning</w:t>
+            </w:r>
+          </w:p>
+        </w:tc>
+        <w:tc>
+          <w:tcPr>
+            <w:tcW w:type="dxa" w:w="2664"/>
+            <w:tcBorders>
+              <w:top w:val="single" w:color="D9D5C8" w:sz="4"/>
+              <w:left w:val="single" w:color="D9D5C8" w:sz="4"/>
+              <w:bottom w:val="single" w:color="D9D5C8" w:sz="4"/>
+              <w:right w:val="single" w:color="D9D5C8" w:sz="4"/>
+            </w:tcBorders>
+            <w:tcMar>
+              <w:top w:type="dxa" w:w="55"/>
+              <w:left w:type="dxa" w:w="110"/>
+              <w:bottom w:type="dxa" w:w="55"/>
+              <w:right w:type="dxa" w:w="110"/>
+            </w:tcMar>
+          </w:tcPr>
+          <w:p>
+            <w:pPr>
+              <w:spacing w:after="0"/>
+            </w:pPr>
+            <w:r>
+              <w:rPr>
+                <w:b w:val="false"/>
+                <w:bCs w:val="false"/>
+                <w:i w:val="false"/>
+                <w:iCs w:val="false"/>
+                <w:color w:val="1A1A1A"/>
+                <w:sz w:val="30"/>
+                <w:szCs w:val="30"/>
+                <w:caps w:val="false"/>
+                <w:rFonts w:ascii="Calibri" w:cs="Calibri" w:eastAsia="Calibri" w:hAnsi="Calibri"/>
+              </w:rPr>
+              <w:t xml:space="preserve">Unclear / missing</w:t>
+            </w:r>
+          </w:p>
+        </w:tc>
+        <w:tc>
+          <w:tcPr>
+            <w:tcW w:type="dxa" w:w="2664"/>
+            <w:tcBorders>
+              <w:top w:val="single" w:color="D9D5C8" w:sz="4"/>
+              <w:left w:val="single" w:color="D9D5C8" w:sz="4"/>
+              <w:bottom w:val="single" w:color="D9D5C8" w:sz="4"/>
+              <w:right w:val="single" w:color="D9D5C8" w:sz="4"/>
+            </w:tcBorders>
+            <w:tcMar>
+              <w:top w:type="dxa" w:w="55"/>
+              <w:left w:type="dxa" w:w="110"/>
+              <w:bottom w:type="dxa" w:w="55"/>
+              <w:right w:type="dxa" w:w="110"/>
+            </w:tcMar>
+          </w:tcPr>
+          <w:p>
+            <w:pPr>
+              <w:spacing w:after="0"/>
+            </w:pPr>
+            <w:r>
+              <w:rPr>
+                <w:b w:val="false"/>
+                <w:bCs w:val="false"/>
+                <w:i w:val="false"/>
+                <w:iCs w:val="false"/>
+                <w:color w:val="1A1A1A"/>
+                <w:sz w:val="30"/>
+                <w:szCs w:val="30"/>
+                <w:caps w:val="false"/>
+                <w:rFonts w:ascii="Calibri" w:cs="Calibri" w:eastAsia="Calibri" w:hAnsi="Calibri"/>
+              </w:rPr>
+              <w:t xml:space="preserve">Missing / inaccurate</w:t>
+            </w:r>
+          </w:p>
+        </w:tc>
+        <w:tc>
+          <w:tcPr>
+            <w:tcW w:type="dxa" w:w="2664"/>
+            <w:tcBorders>
+              <w:top w:val="single" w:color="D9D5C8" w:sz="4"/>
+              <w:left w:val="single" w:color="D9D5C8" w:sz="4"/>
+              <w:bottom w:val="single" w:color="D9D5C8" w:sz="4"/>
+              <w:right w:val="single" w:color="D9D5C8" w:sz="4"/>
+            </w:tcBorders>
+            <w:tcMar>
+              <w:top w:type="dxa" w:w="55"/>
+              <w:left w:type="dxa" w:w="110"/>
+              <w:bottom w:type="dxa" w:w="55"/>
+              <w:right w:type="dxa" w:w="110"/>
+            </w:tcMar>
+          </w:tcPr>
+          <w:p>
+            <w:pPr>
+              <w:spacing w:after="0"/>
+            </w:pPr>
+            <w:r>
+              <w:rPr>
+                <w:b w:val="false"/>
+                <w:bCs w:val="false"/>
+                <w:i w:val="false"/>
+                <w:iCs w:val="false"/>
+                <w:color w:val="1A1A1A"/>
+                <w:sz w:val="30"/>
+                <w:szCs w:val="30"/>
+                <w:caps w:val="false"/>
+                <w:rFonts w:ascii="Calibri" w:cs="Calibri" w:eastAsia="Calibri" w:hAnsi="Calibri"/>
+              </w:rPr>
+              <w:t xml:space="preserve">No reasoning</w:t>
             </w:r>
           </w:p>
         </w:tc>
@@ -17899,7 +18841,7 @@
                 <w:caps w:val="false"/>
                 <w:rFonts w:ascii="Calibri" w:cs="Calibri" w:eastAsia="Calibri" w:hAnsi="Calibri"/>
               </w:rPr>
-              <w:t xml:space="preserve">SELF-CHECK against the CER rubric (see Toolkit)</w:t>
+              <w:t xml:space="preserve">MY SCORE</w:t>
             </w:r>
           </w:p>
           <w:p>
@@ -17918,12 +18860,365 @@
                 <w:caps w:val="false"/>
                 <w:rFonts w:ascii="Calibri" w:cs="Calibri" w:eastAsia="Calibri" w:hAnsi="Calibri"/>
               </w:rPr>
-              <w:t xml:space="preserve">Before submitting: Is my claim defensible? Do I have TWO specific pieces of evidence? Does my reasoning explain HOW the evidence proves the claim?</w:t>
+              <w:t xml:space="preserve">Claim: ____ / 4        Evidence: ____ / 4        Reasoning: ____ / 4        TOTAL: ____ / 12</w:t>
             </w:r>
           </w:p>
         </w:tc>
       </w:tr>
     </w:tbl>
+    <w:tbl>
+      <w:tblPr>
+        <w:tblW w:type="dxa" w:w="9792"/>
+        <w:tblBorders>
+          <w:top w:val="single" w:color="auto" w:sz="4"/>
+          <w:left w:val="single" w:color="auto" w:sz="4"/>
+          <w:bottom w:val="single" w:color="auto" w:sz="4"/>
+          <w:right w:val="single" w:color="auto" w:sz="4"/>
+          <w:insideH w:val="single" w:color="auto" w:sz="4"/>
+          <w:insideV w:val="single" w:color="auto" w:sz="4"/>
+        </w:tblBorders>
+      </w:tblPr>
+      <w:tblGrid>
+        <w:gridCol w:w="9792"/>
+      </w:tblGrid>
+      <w:tr>
+        <w:tc>
+          <w:tcPr>
+            <w:tcW w:type="dxa" w:w="9792"/>
+            <w:tcBorders>
+              <w:top w:val="single" w:color="D9D5C8" w:sz="4"/>
+              <w:left w:val="single" w:color="D9D5C8" w:sz="4"/>
+              <w:bottom w:val="single" w:color="D9D5C8" w:sz="4"/>
+              <w:right w:val="single" w:color="D9D5C8" w:sz="4"/>
+            </w:tcBorders>
+            <w:shd w:fill="F7F5EF" w:color="auto" w:val="clear"/>
+            <w:tcMar>
+              <w:top w:type="dxa" w:w="55"/>
+              <w:left w:type="dxa" w:w="110"/>
+              <w:bottom w:type="dxa" w:w="55"/>
+              <w:right w:type="dxa" w:w="110"/>
+            </w:tcMar>
+          </w:tcPr>
+          <w:p>
+            <w:pPr>
+              <w:spacing w:after="60"/>
+            </w:pPr>
+            <w:r>
+              <w:rPr>
+                <w:b/>
+                <w:bCs/>
+                <w:i w:val="false"/>
+                <w:iCs w:val="false"/>
+                <w:color w:val="1B2A4A"/>
+                <w:sz w:val="32"/>
+                <w:szCs w:val="32"/>
+                <w:caps w:val="false"/>
+                <w:rFonts w:ascii="Calibri" w:cs="Calibri" w:eastAsia="Calibri" w:hAnsi="Calibri"/>
+              </w:rPr>
+              <w:t xml:space="preserve">SUPPORTS — sentence frames (use if you need them)</w:t>
+            </w:r>
+          </w:p>
+          <w:p>
+            <w:pPr>
+              <w:spacing w:after="40"/>
+            </w:pPr>
+            <w:r>
+              <w:rPr>
+                <w:b w:val="false"/>
+                <w:bCs w:val="false"/>
+                <w:i w:val="false"/>
+                <w:iCs w:val="false"/>
+                <w:color w:val="1A1A1A"/>
+                <w:sz w:val="33"/>
+                <w:szCs w:val="33"/>
+                <w:caps w:val="false"/>
+                <w:rFonts w:ascii="Calibri" w:cs="Calibri" w:eastAsia="Calibri" w:hAnsi="Calibri"/>
+              </w:rPr>
+              <w:t xml:space="preserve">Claim: “______ because ______.”</w:t>
+            </w:r>
+          </w:p>
+          <w:p>
+            <w:pPr>
+              <w:spacing w:after="40"/>
+            </w:pPr>
+            <w:r>
+              <w:rPr>
+                <w:b w:val="false"/>
+                <w:bCs w:val="false"/>
+                <w:i w:val="false"/>
+                <w:iCs w:val="false"/>
+                <w:color w:val="1A1A1A"/>
+                <w:sz w:val="33"/>
+                <w:szCs w:val="33"/>
+                <w:caps w:val="false"/>
+                <w:rFonts w:ascii="Calibri" w:cs="Calibri" w:eastAsia="Calibri" w:hAnsi="Calibri"/>
+              </w:rPr>
+              <w:t xml:space="preserve">Evidence: “One example is ______ (from ______).  Another is ______.”</w:t>
+            </w:r>
+          </w:p>
+          <w:p>
+            <w:pPr>
+              <w:spacing w:after="40"/>
+            </w:pPr>
+            <w:r>
+              <w:rPr>
+                <w:b w:val="false"/>
+                <w:bCs w:val="false"/>
+                <w:i w:val="false"/>
+                <w:iCs w:val="false"/>
+                <w:color w:val="1A1A1A"/>
+                <w:sz w:val="33"/>
+                <w:szCs w:val="33"/>
+                <w:caps w:val="false"/>
+                <w:rFonts w:ascii="Calibri" w:cs="Calibri" w:eastAsia="Calibri" w:hAnsi="Calibri"/>
+              </w:rPr>
+              <w:t xml:space="preserve">Reasoning: “This proves my claim because ______, which shows ______.”</w:t>
+            </w:r>
+          </w:p>
+        </w:tc>
+      </w:tr>
+    </w:tbl>
+    <w:tbl>
+      <w:tblPr>
+        <w:tblW w:type="dxa" w:w="9792"/>
+        <w:tblBorders>
+          <w:top w:val="single" w:color="auto" w:sz="4"/>
+          <w:left w:val="single" w:color="auto" w:sz="4"/>
+          <w:bottom w:val="single" w:color="auto" w:sz="4"/>
+          <w:right w:val="single" w:color="auto" w:sz="4"/>
+          <w:insideH w:val="single" w:color="auto" w:sz="4"/>
+          <w:insideV w:val="single" w:color="auto" w:sz="4"/>
+        </w:tblBorders>
+      </w:tblPr>
+      <w:tblGrid>
+        <w:gridCol w:w="9792"/>
+      </w:tblGrid>
+      <w:tr>
+        <w:tc>
+          <w:tcPr>
+            <w:tcW w:type="dxa" w:w="9792"/>
+            <w:tcBorders>
+              <w:top w:val="single" w:color="D9D5C8" w:sz="4"/>
+              <w:left w:val="single" w:color="D9D5C8" w:sz="4"/>
+              <w:bottom w:val="single" w:color="D9D5C8" w:sz="4"/>
+              <w:right w:val="single" w:color="D9D5C8" w:sz="4"/>
+            </w:tcBorders>
+            <w:shd w:fill="F7F5EF" w:color="auto" w:val="clear"/>
+            <w:tcMar>
+              <w:top w:type="dxa" w:w="55"/>
+              <w:left w:type="dxa" w:w="110"/>
+              <w:bottom w:type="dxa" w:w="55"/>
+              <w:right w:type="dxa" w:w="110"/>
+            </w:tcMar>
+          </w:tcPr>
+          <w:p>
+            <w:pPr>
+              <w:spacing w:after="60"/>
+            </w:pPr>
+            <w:r>
+              <w:rPr>
+                <w:b/>
+                <w:bCs/>
+                <w:i w:val="false"/>
+                <w:iCs w:val="false"/>
+                <w:color w:val="1B2A4A"/>
+                <w:sz w:val="32"/>
+                <w:szCs w:val="32"/>
+                <w:caps w:val="false"/>
+                <w:rFonts w:ascii="Calibri" w:cs="Calibri" w:eastAsia="Calibri" w:hAnsi="Calibri"/>
+              </w:rPr>
+              <w:t xml:space="preserve">REVISE — make your lowest-scoring part stronger</w:t>
+            </w:r>
+          </w:p>
+          <w:p>
+            <w:pPr>
+              <w:spacing w:after="40"/>
+            </w:pPr>
+            <w:r>
+              <w:rPr>
+                <w:b w:val="false"/>
+                <w:bCs w:val="false"/>
+                <w:i w:val="false"/>
+                <w:iCs w:val="false"/>
+                <w:color w:val="1A1A1A"/>
+                <w:sz w:val="33"/>
+                <w:szCs w:val="33"/>
+                <w:caps w:val="false"/>
+                <w:rFonts w:ascii="Calibri" w:cs="Calibri" w:eastAsia="Calibri" w:hAnsi="Calibri"/>
+              </w:rPr>
+              <w:t xml:space="preserve">Pick the part you scored lowest and rewrite it here — better:</w:t>
+            </w:r>
+          </w:p>
+        </w:tc>
+      </w:tr>
+    </w:tbl>
+    <w:p>
+      <w:pPr>
+        <w:widowControl w:val="false"/>
+        <w:pBdr>
+          <w:bottom w:val="single" w:color="8892A0" w:sz="8" w:space="1"/>
+        </w:pBdr>
+        <w:spacing w:before="42" w:after="42"/>
+      </w:pPr>
+      <w:r>
+        <w:rPr>
+          <w:sz w:val="24"/>
+          <w:szCs w:val="24"/>
+          <w:rFonts w:ascii="Calibri" w:cs="Calibri" w:eastAsia="Calibri" w:hAnsi="Calibri"/>
+        </w:rPr>
+        <w:t xml:space="preserve"> </w:t>
+      </w:r>
+    </w:p>
+    <w:p>
+      <w:pPr>
+        <w:spacing w:before="0" w:after="0" w:line="75" w:lineRule="exact"/>
+      </w:pPr>
+      <w:r>
+        <w:rPr>
+          <w:sz w:val="3"/>
+          <w:szCs w:val="3"/>
+          <w:rFonts w:ascii="Calibri" w:cs="Calibri" w:eastAsia="Calibri" w:hAnsi="Calibri"/>
+        </w:rPr>
+        <w:t xml:space="preserve"> </w:t>
+      </w:r>
+    </w:p>
+    <w:p>
+      <w:pPr>
+        <w:widowControl w:val="false"/>
+        <w:pBdr>
+          <w:bottom w:val="single" w:color="8892A0" w:sz="8" w:space="1"/>
+        </w:pBdr>
+        <w:spacing w:before="42" w:after="42"/>
+      </w:pPr>
+      <w:r>
+        <w:rPr>
+          <w:sz w:val="24"/>
+          <w:szCs w:val="24"/>
+          <w:rFonts w:ascii="Calibri" w:cs="Calibri" w:eastAsia="Calibri" w:hAnsi="Calibri"/>
+        </w:rPr>
+        <w:t xml:space="preserve"> </w:t>
+      </w:r>
+    </w:p>
+    <w:p>
+      <w:pPr>
+        <w:spacing w:before="0" w:after="0" w:line="75" w:lineRule="exact"/>
+      </w:pPr>
+      <w:r>
+        <w:rPr>
+          <w:sz w:val="3"/>
+          <w:szCs w:val="3"/>
+          <w:rFonts w:ascii="Calibri" w:cs="Calibri" w:eastAsia="Calibri" w:hAnsi="Calibri"/>
+        </w:rPr>
+        <w:t xml:space="preserve"> </w:t>
+      </w:r>
+    </w:p>
+    <w:p>
+      <w:pPr>
+        <w:widowControl w:val="false"/>
+        <w:pBdr>
+          <w:bottom w:val="single" w:color="8892A0" w:sz="8" w:space="1"/>
+        </w:pBdr>
+        <w:spacing w:before="42" w:after="42"/>
+      </w:pPr>
+      <w:r>
+        <w:rPr>
+          <w:sz w:val="24"/>
+          <w:szCs w:val="24"/>
+          <w:rFonts w:ascii="Calibri" w:cs="Calibri" w:eastAsia="Calibri" w:hAnsi="Calibri"/>
+        </w:rPr>
+        <w:t xml:space="preserve"> </w:t>
+      </w:r>
+    </w:p>
+    <w:p>
+      <w:pPr>
+        <w:spacing w:before="0" w:after="0" w:line="75" w:lineRule="exact"/>
+      </w:pPr>
+      <w:r>
+        <w:rPr>
+          <w:sz w:val="3"/>
+          <w:szCs w:val="3"/>
+          <w:rFonts w:ascii="Calibri" w:cs="Calibri" w:eastAsia="Calibri" w:hAnsi="Calibri"/>
+        </w:rPr>
+        <w:t xml:space="preserve"> </w:t>
+      </w:r>
+    </w:p>
+    <w:p>
+      <w:pPr>
+        <w:widowControl w:val="false"/>
+        <w:pBdr>
+          <w:bottom w:val="single" w:color="8892A0" w:sz="8" w:space="1"/>
+        </w:pBdr>
+        <w:spacing w:before="42" w:after="42"/>
+      </w:pPr>
+      <w:r>
+        <w:rPr>
+          <w:sz w:val="24"/>
+          <w:szCs w:val="24"/>
+          <w:rFonts w:ascii="Calibri" w:cs="Calibri" w:eastAsia="Calibri" w:hAnsi="Calibri"/>
+        </w:rPr>
+        <w:t xml:space="preserve"> </w:t>
+      </w:r>
+    </w:p>
+    <w:p>
+      <w:pPr>
+        <w:spacing w:before="0" w:after="0" w:line="75" w:lineRule="exact"/>
+      </w:pPr>
+      <w:r>
+        <w:rPr>
+          <w:sz w:val="3"/>
+          <w:szCs w:val="3"/>
+          <w:rFonts w:ascii="Calibri" w:cs="Calibri" w:eastAsia="Calibri" w:hAnsi="Calibri"/>
+        </w:rPr>
+        <w:t xml:space="preserve"> </w:t>
+      </w:r>
+    </w:p>
+    <w:p>
+      <w:pPr>
+        <w:widowControl w:val="false"/>
+        <w:pBdr>
+          <w:bottom w:val="single" w:color="8892A0" w:sz="8" w:space="1"/>
+        </w:pBdr>
+        <w:spacing w:before="42" w:after="42"/>
+      </w:pPr>
+      <w:r>
+        <w:rPr>
+          <w:sz w:val="24"/>
+          <w:szCs w:val="24"/>
+          <w:rFonts w:ascii="Calibri" w:cs="Calibri" w:eastAsia="Calibri" w:hAnsi="Calibri"/>
+        </w:rPr>
+        <w:t xml:space="preserve"> </w:t>
+      </w:r>
+    </w:p>
+    <w:p>
+      <w:pPr>
+        <w:spacing w:before="0" w:after="0" w:line="75" w:lineRule="exact"/>
+      </w:pPr>
+      <w:r>
+        <w:rPr>
+          <w:sz w:val="3"/>
+          <w:szCs w:val="3"/>
+          <w:rFonts w:ascii="Calibri" w:cs="Calibri" w:eastAsia="Calibri" w:hAnsi="Calibri"/>
+        </w:rPr>
+        <w:t xml:space="preserve"> </w:t>
+      </w:r>
+    </w:p>
+    <w:p>
+      <w:pPr>
+        <w:widowControl w:val="false"/>
+        <w:pBdr>
+          <w:bottom w:val="single" w:color="8892A0" w:sz="8" w:space="1"/>
+        </w:pBdr>
+        <w:spacing w:before="42" w:after="42"/>
+      </w:pPr>
+      <w:r>
+        <w:rPr>
+          <w:sz w:val="24"/>
+          <w:szCs w:val="24"/>
+          <w:rFonts w:ascii="Calibri" w:cs="Calibri" w:eastAsia="Calibri" w:hAnsi="Calibri"/>
+        </w:rPr>
+        <w:t xml:space="preserve"> </w:t>
+      </w:r>
+    </w:p>
     <w:p>
       <w:pPr>
         <w:pStyle w:val="Heading2"/>
@@ -31620,61 +32915,19 @@
               <w:t xml:space="preserve"> </w:t>
             </w:r>
           </w:p>
-        </w:tc>
-      </w:tr>
-      <w:tr>
-        <w:tc>
-          <w:tcPr>
-            <w:tcW w:type="dxa" w:w="2233"/>
-            <w:tcBorders>
-              <w:top w:val="single" w:color="D9D5C8" w:sz="4"/>
-              <w:left w:val="single" w:color="D9D5C8" w:sz="4"/>
-              <w:bottom w:val="single" w:color="D9D5C8" w:sz="4"/>
-              <w:right w:val="single" w:color="D9D5C8" w:sz="4"/>
-            </w:tcBorders>
-            <w:tcMar>
-              <w:top w:type="dxa" w:w="55"/>
-              <w:left w:type="dxa" w:w="110"/>
-              <w:bottom w:type="dxa" w:w="55"/>
-              <w:right w:type="dxa" w:w="110"/>
-            </w:tcMar>
-          </w:tcPr>
-          <w:p>
-            <w:pPr>
-              <w:spacing w:after="0"/>
-            </w:pPr>
-            <w:r>
-              <w:rPr>
-                <w:b/>
-                <w:bCs/>
-                <w:i w:val="false"/>
-                <w:iCs w:val="false"/>
-                <w:color w:val="1A1A1A"/>
-                <w:sz w:val="30"/>
-                <w:szCs w:val="30"/>
-                <w:caps w:val="false"/>
-                <w:rFonts w:ascii="Calibri" w:cs="Calibri" w:eastAsia="Calibri" w:hAnsi="Calibri"/>
-              </w:rPr>
-              <w:t xml:space="preserve">Evidence (two specifics)</w:t>
-            </w:r>
-          </w:p>
-        </w:tc>
-        <w:tc>
-          <w:tcPr>
-            <w:tcW w:type="dxa" w:w="7559"/>
-            <w:tcBorders>
-              <w:top w:val="single" w:color="D9D5C8" w:sz="4"/>
-              <w:left w:val="single" w:color="D9D5C8" w:sz="4"/>
-              <w:bottom w:val="single" w:color="D9D5C8" w:sz="4"/>
-              <w:right w:val="single" w:color="D9D5C8" w:sz="4"/>
-            </w:tcBorders>
-            <w:tcMar>
-              <w:top w:type="dxa" w:w="55"/>
-              <w:left w:type="dxa" w:w="110"/>
-              <w:bottom w:type="dxa" w:w="55"/>
-              <w:right w:type="dxa" w:w="110"/>
-            </w:tcMar>
-          </w:tcPr>
+          <w:p>
+            <w:pPr>
+              <w:spacing w:before="0" w:after="0" w:line="75" w:lineRule="exact"/>
+            </w:pPr>
+            <w:r>
+              <w:rPr>
+                <w:sz w:val="3"/>
+                <w:szCs w:val="3"/>
+                <w:rFonts w:ascii="Calibri" w:cs="Calibri" w:eastAsia="Calibri" w:hAnsi="Calibri"/>
+              </w:rPr>
+              <w:t xml:space="preserve"> </w:t>
+            </w:r>
+          </w:p>
           <w:p>
             <w:pPr>
               <w:widowControl w:val="false"/>
@@ -31692,19 +32945,61 @@
               <w:t xml:space="preserve"> </w:t>
             </w:r>
           </w:p>
-          <w:p>
-            <w:pPr>
-              <w:spacing w:before="0" w:after="0" w:line="75" w:lineRule="exact"/>
-            </w:pPr>
-            <w:r>
-              <w:rPr>
-                <w:sz w:val="3"/>
-                <w:szCs w:val="3"/>
-                <w:rFonts w:ascii="Calibri" w:cs="Calibri" w:eastAsia="Calibri" w:hAnsi="Calibri"/>
-              </w:rPr>
-              <w:t xml:space="preserve"> </w:t>
-            </w:r>
-          </w:p>
+        </w:tc>
+      </w:tr>
+      <w:tr>
+        <w:tc>
+          <w:tcPr>
+            <w:tcW w:type="dxa" w:w="2233"/>
+            <w:tcBorders>
+              <w:top w:val="single" w:color="D9D5C8" w:sz="4"/>
+              <w:left w:val="single" w:color="D9D5C8" w:sz="4"/>
+              <w:bottom w:val="single" w:color="D9D5C8" w:sz="4"/>
+              <w:right w:val="single" w:color="D9D5C8" w:sz="4"/>
+            </w:tcBorders>
+            <w:tcMar>
+              <w:top w:type="dxa" w:w="55"/>
+              <w:left w:type="dxa" w:w="110"/>
+              <w:bottom w:type="dxa" w:w="55"/>
+              <w:right w:type="dxa" w:w="110"/>
+            </w:tcMar>
+          </w:tcPr>
+          <w:p>
+            <w:pPr>
+              <w:spacing w:after="0"/>
+            </w:pPr>
+            <w:r>
+              <w:rPr>
+                <w:b/>
+                <w:bCs/>
+                <w:i w:val="false"/>
+                <w:iCs w:val="false"/>
+                <w:color w:val="1A1A1A"/>
+                <w:sz w:val="30"/>
+                <w:szCs w:val="30"/>
+                <w:caps w:val="false"/>
+                <w:rFonts w:ascii="Calibri" w:cs="Calibri" w:eastAsia="Calibri" w:hAnsi="Calibri"/>
+              </w:rPr>
+              <w:t xml:space="preserve">Evidence (two specifics)</w:t>
+            </w:r>
+          </w:p>
+        </w:tc>
+        <w:tc>
+          <w:tcPr>
+            <w:tcW w:type="dxa" w:w="7559"/>
+            <w:tcBorders>
+              <w:top w:val="single" w:color="D9D5C8" w:sz="4"/>
+              <w:left w:val="single" w:color="D9D5C8" w:sz="4"/>
+              <w:bottom w:val="single" w:color="D9D5C8" w:sz="4"/>
+              <w:right w:val="single" w:color="D9D5C8" w:sz="4"/>
+            </w:tcBorders>
+            <w:tcMar>
+              <w:top w:type="dxa" w:w="55"/>
+              <w:left w:type="dxa" w:w="110"/>
+              <w:bottom w:type="dxa" w:w="55"/>
+              <w:right w:type="dxa" w:w="110"/>
+            </w:tcMar>
+          </w:tcPr>
           <w:p>
             <w:pPr>
               <w:widowControl w:val="false"/>
@@ -31812,61 +33107,19 @@
               <w:t xml:space="preserve"> </w:t>
             </w:r>
           </w:p>
-        </w:tc>
-      </w:tr>
-      <w:tr>
-        <w:tc>
-          <w:tcPr>
-            <w:tcW w:type="dxa" w:w="2233"/>
-            <w:tcBorders>
-              <w:top w:val="single" w:color="D9D5C8" w:sz="4"/>
-              <w:left w:val="single" w:color="D9D5C8" w:sz="4"/>
-              <w:bottom w:val="single" w:color="D9D5C8" w:sz="4"/>
-              <w:right w:val="single" w:color="D9D5C8" w:sz="4"/>
-            </w:tcBorders>
-            <w:tcMar>
-              <w:top w:type="dxa" w:w="55"/>
-              <w:left w:type="dxa" w:w="110"/>
-              <w:bottom w:type="dxa" w:w="55"/>
-              <w:right w:type="dxa" w:w="110"/>
-            </w:tcMar>
-          </w:tcPr>
-          <w:p>
-            <w:pPr>
-              <w:spacing w:after="0"/>
-            </w:pPr>
-            <w:r>
-              <w:rPr>
-                <w:b/>
-                <w:bCs/>
-                <w:i w:val="false"/>
-                <w:iCs w:val="false"/>
-                <w:color w:val="1A1A1A"/>
-                <w:sz w:val="30"/>
-                <w:szCs w:val="30"/>
-                <w:caps w:val="false"/>
-                <w:rFonts w:ascii="Calibri" w:cs="Calibri" w:eastAsia="Calibri" w:hAnsi="Calibri"/>
-              </w:rPr>
-              <w:t xml:space="preserve">Reasoning</w:t>
-            </w:r>
-          </w:p>
-        </w:tc>
-        <w:tc>
-          <w:tcPr>
-            <w:tcW w:type="dxa" w:w="7559"/>
-            <w:tcBorders>
-              <w:top w:val="single" w:color="D9D5C8" w:sz="4"/>
-              <w:left w:val="single" w:color="D9D5C8" w:sz="4"/>
-              <w:bottom w:val="single" w:color="D9D5C8" w:sz="4"/>
-              <w:right w:val="single" w:color="D9D5C8" w:sz="4"/>
-            </w:tcBorders>
-            <w:tcMar>
-              <w:top w:type="dxa" w:w="55"/>
-              <w:left w:type="dxa" w:w="110"/>
-              <w:bottom w:type="dxa" w:w="55"/>
-              <w:right w:type="dxa" w:w="110"/>
-            </w:tcMar>
-          </w:tcPr>
+          <w:p>
+            <w:pPr>
+              <w:spacing w:before="0" w:after="0" w:line="75" w:lineRule="exact"/>
+            </w:pPr>
+            <w:r>
+              <w:rPr>
+                <w:sz w:val="3"/>
+                <w:szCs w:val="3"/>
+                <w:rFonts w:ascii="Calibri" w:cs="Calibri" w:eastAsia="Calibri" w:hAnsi="Calibri"/>
+              </w:rPr>
+              <w:t xml:space="preserve"> </w:t>
+            </w:r>
+          </w:p>
           <w:p>
             <w:pPr>
               <w:widowControl w:val="false"/>
@@ -31914,19 +33167,61 @@
               <w:t xml:space="preserve"> </w:t>
             </w:r>
           </w:p>
-          <w:p>
-            <w:pPr>
-              <w:spacing w:before="0" w:after="0" w:line="75" w:lineRule="exact"/>
-            </w:pPr>
-            <w:r>
-              <w:rPr>
-                <w:sz w:val="3"/>
-                <w:szCs w:val="3"/>
-                <w:rFonts w:ascii="Calibri" w:cs="Calibri" w:eastAsia="Calibri" w:hAnsi="Calibri"/>
-              </w:rPr>
-              <w:t xml:space="preserve"> </w:t>
-            </w:r>
-          </w:p>
+        </w:tc>
+      </w:tr>
+      <w:tr>
+        <w:tc>
+          <w:tcPr>
+            <w:tcW w:type="dxa" w:w="2233"/>
+            <w:tcBorders>
+              <w:top w:val="single" w:color="D9D5C8" w:sz="4"/>
+              <w:left w:val="single" w:color="D9D5C8" w:sz="4"/>
+              <w:bottom w:val="single" w:color="D9D5C8" w:sz="4"/>
+              <w:right w:val="single" w:color="D9D5C8" w:sz="4"/>
+            </w:tcBorders>
+            <w:tcMar>
+              <w:top w:type="dxa" w:w="55"/>
+              <w:left w:type="dxa" w:w="110"/>
+              <w:bottom w:type="dxa" w:w="55"/>
+              <w:right w:type="dxa" w:w="110"/>
+            </w:tcMar>
+          </w:tcPr>
+          <w:p>
+            <w:pPr>
+              <w:spacing w:after="0"/>
+            </w:pPr>
+            <w:r>
+              <w:rPr>
+                <w:b/>
+                <w:bCs/>
+                <w:i w:val="false"/>
+                <w:iCs w:val="false"/>
+                <w:color w:val="1A1A1A"/>
+                <w:sz w:val="30"/>
+                <w:szCs w:val="30"/>
+                <w:caps w:val="false"/>
+                <w:rFonts w:ascii="Calibri" w:cs="Calibri" w:eastAsia="Calibri" w:hAnsi="Calibri"/>
+              </w:rPr>
+              <w:t xml:space="preserve">Reasoning</w:t>
+            </w:r>
+          </w:p>
+        </w:tc>
+        <w:tc>
+          <w:tcPr>
+            <w:tcW w:type="dxa" w:w="7559"/>
+            <w:tcBorders>
+              <w:top w:val="single" w:color="D9D5C8" w:sz="4"/>
+              <w:left w:val="single" w:color="D9D5C8" w:sz="4"/>
+              <w:bottom w:val="single" w:color="D9D5C8" w:sz="4"/>
+              <w:right w:val="single" w:color="D9D5C8" w:sz="4"/>
+            </w:tcBorders>
+            <w:tcMar>
+              <w:top w:type="dxa" w:w="55"/>
+              <w:left w:type="dxa" w:w="110"/>
+              <w:bottom w:type="dxa" w:w="55"/>
+              <w:right w:type="dxa" w:w="110"/>
+            </w:tcMar>
+          </w:tcPr>
           <w:p>
             <w:pPr>
               <w:widowControl w:val="false"/>
@@ -31972,6 +33267,948 @@
                 <w:rFonts w:ascii="Calibri" w:cs="Calibri" w:eastAsia="Calibri" w:hAnsi="Calibri"/>
               </w:rPr>
               <w:t xml:space="preserve"> </w:t>
+            </w:r>
+          </w:p>
+          <w:p>
+            <w:pPr>
+              <w:spacing w:before="0" w:after="0" w:line="75" w:lineRule="exact"/>
+            </w:pPr>
+            <w:r>
+              <w:rPr>
+                <w:sz w:val="3"/>
+                <w:szCs w:val="3"/>
+                <w:rFonts w:ascii="Calibri" w:cs="Calibri" w:eastAsia="Calibri" w:hAnsi="Calibri"/>
+              </w:rPr>
+              <w:t xml:space="preserve"> </w:t>
+            </w:r>
+          </w:p>
+          <w:p>
+            <w:pPr>
+              <w:widowControl w:val="false"/>
+              <w:pBdr>
+                <w:bottom w:val="single" w:color="8892A0" w:sz="8" w:space="1"/>
+              </w:pBdr>
+              <w:spacing w:before="42" w:after="42"/>
+            </w:pPr>
+            <w:r>
+              <w:rPr>
+                <w:sz w:val="24"/>
+                <w:szCs w:val="24"/>
+                <w:rFonts w:ascii="Calibri" w:cs="Calibri" w:eastAsia="Calibri" w:hAnsi="Calibri"/>
+              </w:rPr>
+              <w:t xml:space="preserve"> </w:t>
+            </w:r>
+          </w:p>
+          <w:p>
+            <w:pPr>
+              <w:spacing w:before="0" w:after="0" w:line="75" w:lineRule="exact"/>
+            </w:pPr>
+            <w:r>
+              <w:rPr>
+                <w:sz w:val="3"/>
+                <w:szCs w:val="3"/>
+                <w:rFonts w:ascii="Calibri" w:cs="Calibri" w:eastAsia="Calibri" w:hAnsi="Calibri"/>
+              </w:rPr>
+              <w:t xml:space="preserve"> </w:t>
+            </w:r>
+          </w:p>
+          <w:p>
+            <w:pPr>
+              <w:widowControl w:val="false"/>
+              <w:pBdr>
+                <w:bottom w:val="single" w:color="8892A0" w:sz="8" w:space="1"/>
+              </w:pBdr>
+              <w:spacing w:before="42" w:after="42"/>
+            </w:pPr>
+            <w:r>
+              <w:rPr>
+                <w:sz w:val="24"/>
+                <w:szCs w:val="24"/>
+                <w:rFonts w:ascii="Calibri" w:cs="Calibri" w:eastAsia="Calibri" w:hAnsi="Calibri"/>
+              </w:rPr>
+              <w:t xml:space="preserve"> </w:t>
+            </w:r>
+          </w:p>
+          <w:p>
+            <w:pPr>
+              <w:spacing w:before="0" w:after="0" w:line="75" w:lineRule="exact"/>
+            </w:pPr>
+            <w:r>
+              <w:rPr>
+                <w:sz w:val="3"/>
+                <w:szCs w:val="3"/>
+                <w:rFonts w:ascii="Calibri" w:cs="Calibri" w:eastAsia="Calibri" w:hAnsi="Calibri"/>
+              </w:rPr>
+              <w:t xml:space="preserve"> </w:t>
+            </w:r>
+          </w:p>
+          <w:p>
+            <w:pPr>
+              <w:widowControl w:val="false"/>
+              <w:pBdr>
+                <w:bottom w:val="single" w:color="8892A0" w:sz="8" w:space="1"/>
+              </w:pBdr>
+              <w:spacing w:before="42" w:after="42"/>
+            </w:pPr>
+            <w:r>
+              <w:rPr>
+                <w:sz w:val="24"/>
+                <w:szCs w:val="24"/>
+                <w:rFonts w:ascii="Calibri" w:cs="Calibri" w:eastAsia="Calibri" w:hAnsi="Calibri"/>
+              </w:rPr>
+              <w:t xml:space="preserve"> </w:t>
+            </w:r>
+          </w:p>
+        </w:tc>
+      </w:tr>
+    </w:tbl>
+    <w:p>
+      <w:pPr>
+        <w:pStyle w:val="Heading2"/>
+        <w:keepNext/>
+        <w:pageBreakBefore/>
+        <w:spacing w:before="150" w:after="90"/>
+      </w:pPr>
+      <w:r>
+        <w:rPr>
+          <w:b/>
+          <w:bCs/>
+          <w:i w:val="false"/>
+          <w:iCs w:val="false"/>
+          <w:color w:val="1B2A4A"/>
+          <w:sz w:val="42"/>
+          <w:szCs w:val="42"/>
+          <w:caps w:val="false"/>
+          <w:rFonts w:ascii="Calibri" w:cs="Calibri" w:eastAsia="Calibri" w:hAnsi="Calibri"/>
+        </w:rPr>
+        <w:t xml:space="preserve">Constructed Response — self-grade &amp; supports — GC.17</w:t>
+      </w:r>
+    </w:p>
+    <w:tbl>
+      <w:tblPr>
+        <w:tblW w:type="dxa" w:w="9792"/>
+        <w:tblBorders>
+          <w:top w:val="single" w:color="auto" w:sz="4"/>
+          <w:left w:val="single" w:color="auto" w:sz="4"/>
+          <w:bottom w:val="single" w:color="auto" w:sz="4"/>
+          <w:right w:val="single" w:color="auto" w:sz="4"/>
+          <w:insideH w:val="single" w:color="auto" w:sz="4"/>
+          <w:insideV w:val="single" w:color="auto" w:sz="4"/>
+        </w:tblBorders>
+      </w:tblPr>
+      <w:tblGrid>
+        <w:gridCol w:w="9792"/>
+      </w:tblGrid>
+      <w:tr>
+        <w:tc>
+          <w:tcPr>
+            <w:tcW w:type="dxa" w:w="9792"/>
+            <w:tcBorders>
+              <w:top w:val="single" w:color="D9D5C8" w:sz="4"/>
+              <w:left w:val="single" w:color="D9D5C8" w:sz="4"/>
+              <w:bottom w:val="single" w:color="D9D5C8" w:sz="4"/>
+              <w:right w:val="single" w:color="D9D5C8" w:sz="4"/>
+            </w:tcBorders>
+            <w:shd w:fill="F7F5EF" w:color="auto" w:val="clear"/>
+            <w:tcMar>
+              <w:top w:type="dxa" w:w="55"/>
+              <w:left w:type="dxa" w:w="110"/>
+              <w:bottom w:type="dxa" w:w="55"/>
+              <w:right w:type="dxa" w:w="110"/>
+            </w:tcMar>
+          </w:tcPr>
+          <w:p>
+            <w:pPr>
+              <w:spacing w:after="60"/>
+            </w:pPr>
+            <w:r>
+              <w:rPr>
+                <w:b/>
+                <w:bCs/>
+                <w:i w:val="false"/>
+                <w:iCs w:val="false"/>
+                <w:color w:val="1B2A4A"/>
+                <w:sz w:val="32"/>
+                <w:szCs w:val="32"/>
+                <w:caps w:val="false"/>
+                <w:rFonts w:ascii="Calibri" w:cs="Calibri" w:eastAsia="Calibri" w:hAnsi="Calibri"/>
+              </w:rPr>
+              <w:t xml:space="preserve">SELF-GRADE — score your own CER against the rubric below</w:t>
+            </w:r>
+          </w:p>
+          <w:p>
+            <w:pPr>
+              <w:spacing w:after="40"/>
+            </w:pPr>
+            <w:r>
+              <w:rPr>
+                <w:b w:val="false"/>
+                <w:bCs w:val="false"/>
+                <w:i w:val="false"/>
+                <w:iCs w:val="false"/>
+                <w:color w:val="1A1A1A"/>
+                <w:sz w:val="33"/>
+                <w:szCs w:val="33"/>
+                <w:caps w:val="false"/>
+                <w:rFonts w:ascii="Calibri" w:cs="Calibri" w:eastAsia="Calibri" w:hAnsi="Calibri"/>
+              </w:rPr>
+              <w:t xml:space="preserve">Reread your response, then circle the level that best fits each part. Being honest here is how you level up.</w:t>
+            </w:r>
+          </w:p>
+        </w:tc>
+      </w:tr>
+    </w:tbl>
+    <w:tbl>
+      <w:tblPr>
+        <w:tblW w:type="dxa" w:w="9792"/>
+        <w:tblBorders>
+          <w:top w:val="single" w:color="auto" w:sz="4"/>
+          <w:left w:val="single" w:color="auto" w:sz="4"/>
+          <w:bottom w:val="single" w:color="auto" w:sz="4"/>
+          <w:right w:val="single" w:color="auto" w:sz="4"/>
+          <w:insideH w:val="single" w:color="auto" w:sz="4"/>
+          <w:insideV w:val="single" w:color="auto" w:sz="4"/>
+        </w:tblBorders>
+      </w:tblPr>
+      <w:tblGrid>
+        <w:gridCol w:w="1800"/>
+        <w:gridCol w:w="2664"/>
+        <w:gridCol w:w="2664"/>
+        <w:gridCol w:w="2664"/>
+      </w:tblGrid>
+      <w:tr>
+        <w:trPr>
+          <w:tblHeader/>
+        </w:trPr>
+        <w:tc>
+          <w:tcPr>
+            <w:tcW w:type="dxa" w:w="1800"/>
+            <w:tcBorders>
+              <w:top w:val="single" w:color="D9D5C8" w:sz="4"/>
+              <w:left w:val="single" w:color="D9D5C8" w:sz="4"/>
+              <w:bottom w:val="single" w:color="D9D5C8" w:sz="4"/>
+              <w:right w:val="single" w:color="D9D5C8" w:sz="4"/>
+            </w:tcBorders>
+            <w:shd w:fill="1B2A4A" w:color="auto" w:val="clear"/>
+            <w:tcMar>
+              <w:top w:type="dxa" w:w="55"/>
+              <w:left w:type="dxa" w:w="110"/>
+              <w:bottom w:type="dxa" w:w="55"/>
+              <w:right w:type="dxa" w:w="110"/>
+            </w:tcMar>
+          </w:tcPr>
+          <w:p>
+            <w:pPr>
+              <w:spacing w:after="0"/>
+            </w:pPr>
+            <w:r>
+              <w:rPr>
+                <w:b/>
+                <w:bCs/>
+                <w:i w:val="false"/>
+                <w:iCs w:val="false"/>
+                <w:color w:val="FFFFFF"/>
+                <w:sz w:val="29"/>
+                <w:szCs w:val="29"/>
+                <w:caps w:val="false"/>
+                <w:rFonts w:ascii="Calibri" w:cs="Calibri" w:eastAsia="Calibri" w:hAnsi="Calibri"/>
+              </w:rPr>
+              <w:t xml:space="preserve">Level</w:t>
+            </w:r>
+          </w:p>
+        </w:tc>
+        <w:tc>
+          <w:tcPr>
+            <w:tcW w:type="dxa" w:w="2664"/>
+            <w:tcBorders>
+              <w:top w:val="single" w:color="D9D5C8" w:sz="4"/>
+              <w:left w:val="single" w:color="D9D5C8" w:sz="4"/>
+              <w:bottom w:val="single" w:color="D9D5C8" w:sz="4"/>
+              <w:right w:val="single" w:color="D9D5C8" w:sz="4"/>
+            </w:tcBorders>
+            <w:shd w:fill="1B2A4A" w:color="auto" w:val="clear"/>
+            <w:tcMar>
+              <w:top w:type="dxa" w:w="55"/>
+              <w:left w:type="dxa" w:w="110"/>
+              <w:bottom w:type="dxa" w:w="55"/>
+              <w:right w:type="dxa" w:w="110"/>
+            </w:tcMar>
+          </w:tcPr>
+          <w:p>
+            <w:pPr>
+              <w:spacing w:after="0"/>
+            </w:pPr>
+            <w:r>
+              <w:rPr>
+                <w:b/>
+                <w:bCs/>
+                <w:i w:val="false"/>
+                <w:iCs w:val="false"/>
+                <w:color w:val="FFFFFF"/>
+                <w:sz w:val="29"/>
+                <w:szCs w:val="29"/>
+                <w:caps w:val="false"/>
+                <w:rFonts w:ascii="Calibri" w:cs="Calibri" w:eastAsia="Calibri" w:hAnsi="Calibri"/>
+              </w:rPr>
+              <w:t xml:space="preserve">Claim</w:t>
+            </w:r>
+          </w:p>
+        </w:tc>
+        <w:tc>
+          <w:tcPr>
+            <w:tcW w:type="dxa" w:w="2664"/>
+            <w:tcBorders>
+              <w:top w:val="single" w:color="D9D5C8" w:sz="4"/>
+              <w:left w:val="single" w:color="D9D5C8" w:sz="4"/>
+              <w:bottom w:val="single" w:color="D9D5C8" w:sz="4"/>
+              <w:right w:val="single" w:color="D9D5C8" w:sz="4"/>
+            </w:tcBorders>
+            <w:shd w:fill="1B2A4A" w:color="auto" w:val="clear"/>
+            <w:tcMar>
+              <w:top w:type="dxa" w:w="55"/>
+              <w:left w:type="dxa" w:w="110"/>
+              <w:bottom w:type="dxa" w:w="55"/>
+              <w:right w:type="dxa" w:w="110"/>
+            </w:tcMar>
+          </w:tcPr>
+          <w:p>
+            <w:pPr>
+              <w:spacing w:after="0"/>
+            </w:pPr>
+            <w:r>
+              <w:rPr>
+                <w:b/>
+                <w:bCs/>
+                <w:i w:val="false"/>
+                <w:iCs w:val="false"/>
+                <w:color w:val="FFFFFF"/>
+                <w:sz w:val="29"/>
+                <w:szCs w:val="29"/>
+                <w:caps w:val="false"/>
+                <w:rFonts w:ascii="Calibri" w:cs="Calibri" w:eastAsia="Calibri" w:hAnsi="Calibri"/>
+              </w:rPr>
+              <w:t xml:space="preserve">Evidence</w:t>
+            </w:r>
+          </w:p>
+        </w:tc>
+        <w:tc>
+          <w:tcPr>
+            <w:tcW w:type="dxa" w:w="2664"/>
+            <w:tcBorders>
+              <w:top w:val="single" w:color="D9D5C8" w:sz="4"/>
+              <w:left w:val="single" w:color="D9D5C8" w:sz="4"/>
+              <w:bottom w:val="single" w:color="D9D5C8" w:sz="4"/>
+              <w:right w:val="single" w:color="D9D5C8" w:sz="4"/>
+            </w:tcBorders>
+            <w:shd w:fill="1B2A4A" w:color="auto" w:val="clear"/>
+            <w:tcMar>
+              <w:top w:type="dxa" w:w="55"/>
+              <w:left w:type="dxa" w:w="110"/>
+              <w:bottom w:type="dxa" w:w="55"/>
+              <w:right w:type="dxa" w:w="110"/>
+            </w:tcMar>
+          </w:tcPr>
+          <w:p>
+            <w:pPr>
+              <w:spacing w:after="0"/>
+            </w:pPr>
+            <w:r>
+              <w:rPr>
+                <w:b/>
+                <w:bCs/>
+                <w:i w:val="false"/>
+                <w:iCs w:val="false"/>
+                <w:color w:val="FFFFFF"/>
+                <w:sz w:val="29"/>
+                <w:szCs w:val="29"/>
+                <w:caps w:val="false"/>
+                <w:rFonts w:ascii="Calibri" w:cs="Calibri" w:eastAsia="Calibri" w:hAnsi="Calibri"/>
+              </w:rPr>
+              <w:t xml:space="preserve">Reasoning</w:t>
+            </w:r>
+          </w:p>
+        </w:tc>
+      </w:tr>
+      <w:tr>
+        <w:tc>
+          <w:tcPr>
+            <w:tcW w:type="dxa" w:w="1800"/>
+            <w:tcBorders>
+              <w:top w:val="single" w:color="D9D5C8" w:sz="4"/>
+              <w:left w:val="single" w:color="D9D5C8" w:sz="4"/>
+              <w:bottom w:val="single" w:color="D9D5C8" w:sz="4"/>
+              <w:right w:val="single" w:color="D9D5C8" w:sz="4"/>
+            </w:tcBorders>
+            <w:tcMar>
+              <w:top w:type="dxa" w:w="55"/>
+              <w:left w:type="dxa" w:w="110"/>
+              <w:bottom w:type="dxa" w:w="55"/>
+              <w:right w:type="dxa" w:w="110"/>
+            </w:tcMar>
+          </w:tcPr>
+          <w:p>
+            <w:pPr>
+              <w:spacing w:after="0"/>
+            </w:pPr>
+            <w:r>
+              <w:rPr>
+                <w:b w:val="false"/>
+                <w:bCs w:val="false"/>
+                <w:i w:val="false"/>
+                <w:iCs w:val="false"/>
+                <w:color w:val="1A1A1A"/>
+                <w:sz w:val="30"/>
+                <w:szCs w:val="30"/>
+                <w:caps w:val="false"/>
+                <w:rFonts w:ascii="Calibri" w:cs="Calibri" w:eastAsia="Calibri" w:hAnsi="Calibri"/>
+              </w:rPr>
+              <w:t xml:space="preserve">4 — Strong</w:t>
+            </w:r>
+          </w:p>
+        </w:tc>
+        <w:tc>
+          <w:tcPr>
+            <w:tcW w:type="dxa" w:w="2664"/>
+            <w:tcBorders>
+              <w:top w:val="single" w:color="D9D5C8" w:sz="4"/>
+              <w:left w:val="single" w:color="D9D5C8" w:sz="4"/>
+              <w:bottom w:val="single" w:color="D9D5C8" w:sz="4"/>
+              <w:right w:val="single" w:color="D9D5C8" w:sz="4"/>
+            </w:tcBorders>
+            <w:tcMar>
+              <w:top w:type="dxa" w:w="55"/>
+              <w:left w:type="dxa" w:w="110"/>
+              <w:bottom w:type="dxa" w:w="55"/>
+              <w:right w:type="dxa" w:w="110"/>
+            </w:tcMar>
+          </w:tcPr>
+          <w:p>
+            <w:pPr>
+              <w:spacing w:after="0"/>
+            </w:pPr>
+            <w:r>
+              <w:rPr>
+                <w:b w:val="false"/>
+                <w:bCs w:val="false"/>
+                <w:i w:val="false"/>
+                <w:iCs w:val="false"/>
+                <w:color w:val="1A1A1A"/>
+                <w:sz w:val="30"/>
+                <w:szCs w:val="30"/>
+                <w:caps w:val="false"/>
+                <w:rFonts w:ascii="Calibri" w:cs="Calibri" w:eastAsia="Calibri" w:hAnsi="Calibri"/>
+              </w:rPr>
+              <w:t xml:space="preserve">Precise, defensible</w:t>
+            </w:r>
+          </w:p>
+        </w:tc>
+        <w:tc>
+          <w:tcPr>
+            <w:tcW w:type="dxa" w:w="2664"/>
+            <w:tcBorders>
+              <w:top w:val="single" w:color="D9D5C8" w:sz="4"/>
+              <w:left w:val="single" w:color="D9D5C8" w:sz="4"/>
+              <w:bottom w:val="single" w:color="D9D5C8" w:sz="4"/>
+              <w:right w:val="single" w:color="D9D5C8" w:sz="4"/>
+            </w:tcBorders>
+            <w:tcMar>
+              <w:top w:type="dxa" w:w="55"/>
+              <w:left w:type="dxa" w:w="110"/>
+              <w:bottom w:type="dxa" w:w="55"/>
+              <w:right w:type="dxa" w:w="110"/>
+            </w:tcMar>
+          </w:tcPr>
+          <w:p>
+            <w:pPr>
+              <w:spacing w:after="0"/>
+            </w:pPr>
+            <w:r>
+              <w:rPr>
+                <w:b w:val="false"/>
+                <w:bCs w:val="false"/>
+                <w:i w:val="false"/>
+                <w:iCs w:val="false"/>
+                <w:color w:val="1A1A1A"/>
+                <w:sz w:val="30"/>
+                <w:szCs w:val="30"/>
+                <w:caps w:val="false"/>
+                <w:rFonts w:ascii="Calibri" w:cs="Calibri" w:eastAsia="Calibri" w:hAnsi="Calibri"/>
+              </w:rPr>
+              <w:t xml:space="preserve">2+ accurate, specific</w:t>
+            </w:r>
+          </w:p>
+        </w:tc>
+        <w:tc>
+          <w:tcPr>
+            <w:tcW w:type="dxa" w:w="2664"/>
+            <w:tcBorders>
+              <w:top w:val="single" w:color="D9D5C8" w:sz="4"/>
+              <w:left w:val="single" w:color="D9D5C8" w:sz="4"/>
+              <w:bottom w:val="single" w:color="D9D5C8" w:sz="4"/>
+              <w:right w:val="single" w:color="D9D5C8" w:sz="4"/>
+            </w:tcBorders>
+            <w:tcMar>
+              <w:top w:type="dxa" w:w="55"/>
+              <w:left w:type="dxa" w:w="110"/>
+              <w:bottom w:type="dxa" w:w="55"/>
+              <w:right w:type="dxa" w:w="110"/>
+            </w:tcMar>
+          </w:tcPr>
+          <w:p>
+            <w:pPr>
+              <w:spacing w:after="0"/>
+            </w:pPr>
+            <w:r>
+              <w:rPr>
+                <w:b w:val="false"/>
+                <w:bCs w:val="false"/>
+                <w:i w:val="false"/>
+                <w:iCs w:val="false"/>
+                <w:color w:val="1A1A1A"/>
+                <w:sz w:val="30"/>
+                <w:szCs w:val="30"/>
+                <w:caps w:val="false"/>
+                <w:rFonts w:ascii="Calibri" w:cs="Calibri" w:eastAsia="Calibri" w:hAnsi="Calibri"/>
+              </w:rPr>
+              <w:t xml:space="preserve">Explains HOW evidence proves the claim</w:t>
+            </w:r>
+          </w:p>
+        </w:tc>
+      </w:tr>
+      <w:tr>
+        <w:tc>
+          <w:tcPr>
+            <w:tcW w:type="dxa" w:w="1800"/>
+            <w:tcBorders>
+              <w:top w:val="single" w:color="D9D5C8" w:sz="4"/>
+              <w:left w:val="single" w:color="D9D5C8" w:sz="4"/>
+              <w:bottom w:val="single" w:color="D9D5C8" w:sz="4"/>
+              <w:right w:val="single" w:color="D9D5C8" w:sz="4"/>
+            </w:tcBorders>
+            <w:tcMar>
+              <w:top w:type="dxa" w:w="55"/>
+              <w:left w:type="dxa" w:w="110"/>
+              <w:bottom w:type="dxa" w:w="55"/>
+              <w:right w:type="dxa" w:w="110"/>
+            </w:tcMar>
+          </w:tcPr>
+          <w:p>
+            <w:pPr>
+              <w:spacing w:after="0"/>
+            </w:pPr>
+            <w:r>
+              <w:rPr>
+                <w:b w:val="false"/>
+                <w:bCs w:val="false"/>
+                <w:i w:val="false"/>
+                <w:iCs w:val="false"/>
+                <w:color w:val="1A1A1A"/>
+                <w:sz w:val="30"/>
+                <w:szCs w:val="30"/>
+                <w:caps w:val="false"/>
+                <w:rFonts w:ascii="Calibri" w:cs="Calibri" w:eastAsia="Calibri" w:hAnsi="Calibri"/>
+              </w:rPr>
+              <w:t xml:space="preserve">3 — Proficient</w:t>
+            </w:r>
+          </w:p>
+        </w:tc>
+        <w:tc>
+          <w:tcPr>
+            <w:tcW w:type="dxa" w:w="2664"/>
+            <w:tcBorders>
+              <w:top w:val="single" w:color="D9D5C8" w:sz="4"/>
+              <w:left w:val="single" w:color="D9D5C8" w:sz="4"/>
+              <w:bottom w:val="single" w:color="D9D5C8" w:sz="4"/>
+              <w:right w:val="single" w:color="D9D5C8" w:sz="4"/>
+            </w:tcBorders>
+            <w:tcMar>
+              <w:top w:type="dxa" w:w="55"/>
+              <w:left w:type="dxa" w:w="110"/>
+              <w:bottom w:type="dxa" w:w="55"/>
+              <w:right w:type="dxa" w:w="110"/>
+            </w:tcMar>
+          </w:tcPr>
+          <w:p>
+            <w:pPr>
+              <w:spacing w:after="0"/>
+            </w:pPr>
+            <w:r>
+              <w:rPr>
+                <w:b w:val="false"/>
+                <w:bCs w:val="false"/>
+                <w:i w:val="false"/>
+                <w:iCs w:val="false"/>
+                <w:color w:val="1A1A1A"/>
+                <w:sz w:val="30"/>
+                <w:szCs w:val="30"/>
+                <w:caps w:val="false"/>
+                <w:rFonts w:ascii="Calibri" w:cs="Calibri" w:eastAsia="Calibri" w:hAnsi="Calibri"/>
+              </w:rPr>
+              <w:t xml:space="preserve">Clear</w:t>
+            </w:r>
+          </w:p>
+        </w:tc>
+        <w:tc>
+          <w:tcPr>
+            <w:tcW w:type="dxa" w:w="2664"/>
+            <w:tcBorders>
+              <w:top w:val="single" w:color="D9D5C8" w:sz="4"/>
+              <w:left w:val="single" w:color="D9D5C8" w:sz="4"/>
+              <w:bottom w:val="single" w:color="D9D5C8" w:sz="4"/>
+              <w:right w:val="single" w:color="D9D5C8" w:sz="4"/>
+            </w:tcBorders>
+            <w:tcMar>
+              <w:top w:type="dxa" w:w="55"/>
+              <w:left w:type="dxa" w:w="110"/>
+              <w:bottom w:type="dxa" w:w="55"/>
+              <w:right w:type="dxa" w:w="110"/>
+            </w:tcMar>
+          </w:tcPr>
+          <w:p>
+            <w:pPr>
+              <w:spacing w:after="0"/>
+            </w:pPr>
+            <w:r>
+              <w:rPr>
+                <w:b w:val="false"/>
+                <w:bCs w:val="false"/>
+                <w:i w:val="false"/>
+                <w:iCs w:val="false"/>
+                <w:color w:val="1A1A1A"/>
+                <w:sz w:val="30"/>
+                <w:szCs w:val="30"/>
+                <w:caps w:val="false"/>
+                <w:rFonts w:ascii="Calibri" w:cs="Calibri" w:eastAsia="Calibri" w:hAnsi="Calibri"/>
+              </w:rPr>
+              <w:t xml:space="preserve">2 accurate</w:t>
+            </w:r>
+          </w:p>
+        </w:tc>
+        <w:tc>
+          <w:tcPr>
+            <w:tcW w:type="dxa" w:w="2664"/>
+            <w:tcBorders>
+              <w:top w:val="single" w:color="D9D5C8" w:sz="4"/>
+              <w:left w:val="single" w:color="D9D5C8" w:sz="4"/>
+              <w:bottom w:val="single" w:color="D9D5C8" w:sz="4"/>
+              <w:right w:val="single" w:color="D9D5C8" w:sz="4"/>
+            </w:tcBorders>
+            <w:tcMar>
+              <w:top w:type="dxa" w:w="55"/>
+              <w:left w:type="dxa" w:w="110"/>
+              <w:bottom w:type="dxa" w:w="55"/>
+              <w:right w:type="dxa" w:w="110"/>
+            </w:tcMar>
+          </w:tcPr>
+          <w:p>
+            <w:pPr>
+              <w:spacing w:after="0"/>
+            </w:pPr>
+            <w:r>
+              <w:rPr>
+                <w:b w:val="false"/>
+                <w:bCs w:val="false"/>
+                <w:i w:val="false"/>
+                <w:iCs w:val="false"/>
+                <w:color w:val="1A1A1A"/>
+                <w:sz w:val="30"/>
+                <w:szCs w:val="30"/>
+                <w:caps w:val="false"/>
+                <w:rFonts w:ascii="Calibri" w:cs="Calibri" w:eastAsia="Calibri" w:hAnsi="Calibri"/>
+              </w:rPr>
+              <w:t xml:space="preserve">Explains the link</w:t>
+            </w:r>
+          </w:p>
+        </w:tc>
+      </w:tr>
+      <w:tr>
+        <w:tc>
+          <w:tcPr>
+            <w:tcW w:type="dxa" w:w="1800"/>
+            <w:tcBorders>
+              <w:top w:val="single" w:color="D9D5C8" w:sz="4"/>
+              <w:left w:val="single" w:color="D9D5C8" w:sz="4"/>
+              <w:bottom w:val="single" w:color="D9D5C8" w:sz="4"/>
+              <w:right w:val="single" w:color="D9D5C8" w:sz="4"/>
+            </w:tcBorders>
+            <w:tcMar>
+              <w:top w:type="dxa" w:w="55"/>
+              <w:left w:type="dxa" w:w="110"/>
+              <w:bottom w:type="dxa" w:w="55"/>
+              <w:right w:type="dxa" w:w="110"/>
+            </w:tcMar>
+          </w:tcPr>
+          <w:p>
+            <w:pPr>
+              <w:spacing w:after="0"/>
+            </w:pPr>
+            <w:r>
+              <w:rPr>
+                <w:b w:val="false"/>
+                <w:bCs w:val="false"/>
+                <w:i w:val="false"/>
+                <w:iCs w:val="false"/>
+                <w:color w:val="1A1A1A"/>
+                <w:sz w:val="30"/>
+                <w:szCs w:val="30"/>
+                <w:caps w:val="false"/>
+                <w:rFonts w:ascii="Calibri" w:cs="Calibri" w:eastAsia="Calibri" w:hAnsi="Calibri"/>
+              </w:rPr>
+              <w:t xml:space="preserve">2 — Developing</w:t>
+            </w:r>
+          </w:p>
+        </w:tc>
+        <w:tc>
+          <w:tcPr>
+            <w:tcW w:type="dxa" w:w="2664"/>
+            <w:tcBorders>
+              <w:top w:val="single" w:color="D9D5C8" w:sz="4"/>
+              <w:left w:val="single" w:color="D9D5C8" w:sz="4"/>
+              <w:bottom w:val="single" w:color="D9D5C8" w:sz="4"/>
+              <w:right w:val="single" w:color="D9D5C8" w:sz="4"/>
+            </w:tcBorders>
+            <w:tcMar>
+              <w:top w:type="dxa" w:w="55"/>
+              <w:left w:type="dxa" w:w="110"/>
+              <w:bottom w:type="dxa" w:w="55"/>
+              <w:right w:type="dxa" w:w="110"/>
+            </w:tcMar>
+          </w:tcPr>
+          <w:p>
+            <w:pPr>
+              <w:spacing w:after="0"/>
+            </w:pPr>
+            <w:r>
+              <w:rPr>
+                <w:b w:val="false"/>
+                <w:bCs w:val="false"/>
+                <w:i w:val="false"/>
+                <w:iCs w:val="false"/>
+                <w:color w:val="1A1A1A"/>
+                <w:sz w:val="30"/>
+                <w:szCs w:val="30"/>
+                <w:caps w:val="false"/>
+                <w:rFonts w:ascii="Calibri" w:cs="Calibri" w:eastAsia="Calibri" w:hAnsi="Calibri"/>
+              </w:rPr>
+              <w:t xml:space="preserve">General</w:t>
+            </w:r>
+          </w:p>
+        </w:tc>
+        <w:tc>
+          <w:tcPr>
+            <w:tcW w:type="dxa" w:w="2664"/>
+            <w:tcBorders>
+              <w:top w:val="single" w:color="D9D5C8" w:sz="4"/>
+              <w:left w:val="single" w:color="D9D5C8" w:sz="4"/>
+              <w:bottom w:val="single" w:color="D9D5C8" w:sz="4"/>
+              <w:right w:val="single" w:color="D9D5C8" w:sz="4"/>
+            </w:tcBorders>
+            <w:tcMar>
+              <w:top w:type="dxa" w:w="55"/>
+              <w:left w:type="dxa" w:w="110"/>
+              <w:bottom w:type="dxa" w:w="55"/>
+              <w:right w:type="dxa" w:w="110"/>
+            </w:tcMar>
+          </w:tcPr>
+          <w:p>
+            <w:pPr>
+              <w:spacing w:after="0"/>
+            </w:pPr>
+            <w:r>
+              <w:rPr>
+                <w:b w:val="false"/>
+                <w:bCs w:val="false"/>
+                <w:i w:val="false"/>
+                <w:iCs w:val="false"/>
+                <w:color w:val="1A1A1A"/>
+                <w:sz w:val="30"/>
+                <w:szCs w:val="30"/>
+                <w:caps w:val="false"/>
+                <w:rFonts w:ascii="Calibri" w:cs="Calibri" w:eastAsia="Calibri" w:hAnsi="Calibri"/>
+              </w:rPr>
+              <w:t xml:space="preserve">1 accurate</w:t>
+            </w:r>
+          </w:p>
+        </w:tc>
+        <w:tc>
+          <w:tcPr>
+            <w:tcW w:type="dxa" w:w="2664"/>
+            <w:tcBorders>
+              <w:top w:val="single" w:color="D9D5C8" w:sz="4"/>
+              <w:left w:val="single" w:color="D9D5C8" w:sz="4"/>
+              <w:bottom w:val="single" w:color="D9D5C8" w:sz="4"/>
+              <w:right w:val="single" w:color="D9D5C8" w:sz="4"/>
+            </w:tcBorders>
+            <w:tcMar>
+              <w:top w:type="dxa" w:w="55"/>
+              <w:left w:type="dxa" w:w="110"/>
+              <w:bottom w:type="dxa" w:w="55"/>
+              <w:right w:type="dxa" w:w="110"/>
+            </w:tcMar>
+          </w:tcPr>
+          <w:p>
+            <w:pPr>
+              <w:spacing w:after="0"/>
+            </w:pPr>
+            <w:r>
+              <w:rPr>
+                <w:b w:val="false"/>
+                <w:bCs w:val="false"/>
+                <w:i w:val="false"/>
+                <w:iCs w:val="false"/>
+                <w:color w:val="1A1A1A"/>
+                <w:sz w:val="30"/>
+                <w:szCs w:val="30"/>
+                <w:caps w:val="false"/>
+                <w:rFonts w:ascii="Calibri" w:cs="Calibri" w:eastAsia="Calibri" w:hAnsi="Calibri"/>
+              </w:rPr>
+              <w:t xml:space="preserve">Partial link</w:t>
+            </w:r>
+          </w:p>
+        </w:tc>
+      </w:tr>
+      <w:tr>
+        <w:tc>
+          <w:tcPr>
+            <w:tcW w:type="dxa" w:w="1800"/>
+            <w:tcBorders>
+              <w:top w:val="single" w:color="D9D5C8" w:sz="4"/>
+              <w:left w:val="single" w:color="D9D5C8" w:sz="4"/>
+              <w:bottom w:val="single" w:color="D9D5C8" w:sz="4"/>
+              <w:right w:val="single" w:color="D9D5C8" w:sz="4"/>
+            </w:tcBorders>
+            <w:tcMar>
+              <w:top w:type="dxa" w:w="55"/>
+              <w:left w:type="dxa" w:w="110"/>
+              <w:bottom w:type="dxa" w:w="55"/>
+              <w:right w:type="dxa" w:w="110"/>
+            </w:tcMar>
+          </w:tcPr>
+          <w:p>
+            <w:pPr>
+              <w:spacing w:after="0"/>
+            </w:pPr>
+            <w:r>
+              <w:rPr>
+                <w:b w:val="false"/>
+                <w:bCs w:val="false"/>
+                <w:i w:val="false"/>
+                <w:iCs w:val="false"/>
+                <w:color w:val="1A1A1A"/>
+                <w:sz w:val="30"/>
+                <w:szCs w:val="30"/>
+                <w:caps w:val="false"/>
+                <w:rFonts w:ascii="Calibri" w:cs="Calibri" w:eastAsia="Calibri" w:hAnsi="Calibri"/>
+              </w:rPr>
+              <w:t xml:space="preserve">1 — Beginning</w:t>
+            </w:r>
+          </w:p>
+        </w:tc>
+        <w:tc>
+          <w:tcPr>
+            <w:tcW w:type="dxa" w:w="2664"/>
+            <w:tcBorders>
+              <w:top w:val="single" w:color="D9D5C8" w:sz="4"/>
+              <w:left w:val="single" w:color="D9D5C8" w:sz="4"/>
+              <w:bottom w:val="single" w:color="D9D5C8" w:sz="4"/>
+              <w:right w:val="single" w:color="D9D5C8" w:sz="4"/>
+            </w:tcBorders>
+            <w:tcMar>
+              <w:top w:type="dxa" w:w="55"/>
+              <w:left w:type="dxa" w:w="110"/>
+              <w:bottom w:type="dxa" w:w="55"/>
+              <w:right w:type="dxa" w:w="110"/>
+            </w:tcMar>
+          </w:tcPr>
+          <w:p>
+            <w:pPr>
+              <w:spacing w:after="0"/>
+            </w:pPr>
+            <w:r>
+              <w:rPr>
+                <w:b w:val="false"/>
+                <w:bCs w:val="false"/>
+                <w:i w:val="false"/>
+                <w:iCs w:val="false"/>
+                <w:color w:val="1A1A1A"/>
+                <w:sz w:val="30"/>
+                <w:szCs w:val="30"/>
+                <w:caps w:val="false"/>
+                <w:rFonts w:ascii="Calibri" w:cs="Calibri" w:eastAsia="Calibri" w:hAnsi="Calibri"/>
+              </w:rPr>
+              <w:t xml:space="preserve">Unclear / missing</w:t>
+            </w:r>
+          </w:p>
+        </w:tc>
+        <w:tc>
+          <w:tcPr>
+            <w:tcW w:type="dxa" w:w="2664"/>
+            <w:tcBorders>
+              <w:top w:val="single" w:color="D9D5C8" w:sz="4"/>
+              <w:left w:val="single" w:color="D9D5C8" w:sz="4"/>
+              <w:bottom w:val="single" w:color="D9D5C8" w:sz="4"/>
+              <w:right w:val="single" w:color="D9D5C8" w:sz="4"/>
+            </w:tcBorders>
+            <w:tcMar>
+              <w:top w:type="dxa" w:w="55"/>
+              <w:left w:type="dxa" w:w="110"/>
+              <w:bottom w:type="dxa" w:w="55"/>
+              <w:right w:type="dxa" w:w="110"/>
+            </w:tcMar>
+          </w:tcPr>
+          <w:p>
+            <w:pPr>
+              <w:spacing w:after="0"/>
+            </w:pPr>
+            <w:r>
+              <w:rPr>
+                <w:b w:val="false"/>
+                <w:bCs w:val="false"/>
+                <w:i w:val="false"/>
+                <w:iCs w:val="false"/>
+                <w:color w:val="1A1A1A"/>
+                <w:sz w:val="30"/>
+                <w:szCs w:val="30"/>
+                <w:caps w:val="false"/>
+                <w:rFonts w:ascii="Calibri" w:cs="Calibri" w:eastAsia="Calibri" w:hAnsi="Calibri"/>
+              </w:rPr>
+              <w:t xml:space="preserve">Missing / inaccurate</w:t>
+            </w:r>
+          </w:p>
+        </w:tc>
+        <w:tc>
+          <w:tcPr>
+            <w:tcW w:type="dxa" w:w="2664"/>
+            <w:tcBorders>
+              <w:top w:val="single" w:color="D9D5C8" w:sz="4"/>
+              <w:left w:val="single" w:color="D9D5C8" w:sz="4"/>
+              <w:bottom w:val="single" w:color="D9D5C8" w:sz="4"/>
+              <w:right w:val="single" w:color="D9D5C8" w:sz="4"/>
+            </w:tcBorders>
+            <w:tcMar>
+              <w:top w:type="dxa" w:w="55"/>
+              <w:left w:type="dxa" w:w="110"/>
+              <w:bottom w:type="dxa" w:w="55"/>
+              <w:right w:type="dxa" w:w="110"/>
+            </w:tcMar>
+          </w:tcPr>
+          <w:p>
+            <w:pPr>
+              <w:spacing w:after="0"/>
+            </w:pPr>
+            <w:r>
+              <w:rPr>
+                <w:b w:val="false"/>
+                <w:bCs w:val="false"/>
+                <w:i w:val="false"/>
+                <w:iCs w:val="false"/>
+                <w:color w:val="1A1A1A"/>
+                <w:sz w:val="30"/>
+                <w:szCs w:val="30"/>
+                <w:caps w:val="false"/>
+                <w:rFonts w:ascii="Calibri" w:cs="Calibri" w:eastAsia="Calibri" w:hAnsi="Calibri"/>
+              </w:rPr>
+              <w:t xml:space="preserve">No reasoning</w:t>
             </w:r>
           </w:p>
         </w:tc>
@@ -32026,7 +34263,7 @@
                 <w:caps w:val="false"/>
                 <w:rFonts w:ascii="Calibri" w:cs="Calibri" w:eastAsia="Calibri" w:hAnsi="Calibri"/>
               </w:rPr>
-              <w:t xml:space="preserve">SELF-CHECK against the CER rubric (see Toolkit)</w:t>
+              <w:t xml:space="preserve">MY SCORE</w:t>
             </w:r>
           </w:p>
           <w:p>
@@ -32045,12 +34282,365 @@
                 <w:caps w:val="false"/>
                 <w:rFonts w:ascii="Calibri" w:cs="Calibri" w:eastAsia="Calibri" w:hAnsi="Calibri"/>
               </w:rPr>
-              <w:t xml:space="preserve">Before submitting: Is my claim defensible? Do I have TWO specific pieces of evidence? Does my reasoning explain HOW the evidence proves the claim?</w:t>
+              <w:t xml:space="preserve">Claim: ____ / 4        Evidence: ____ / 4        Reasoning: ____ / 4        TOTAL: ____ / 12</w:t>
             </w:r>
           </w:p>
         </w:tc>
       </w:tr>
     </w:tbl>
+    <w:tbl>
+      <w:tblPr>
+        <w:tblW w:type="dxa" w:w="9792"/>
+        <w:tblBorders>
+          <w:top w:val="single" w:color="auto" w:sz="4"/>
+          <w:left w:val="single" w:color="auto" w:sz="4"/>
+          <w:bottom w:val="single" w:color="auto" w:sz="4"/>
+          <w:right w:val="single" w:color="auto" w:sz="4"/>
+          <w:insideH w:val="single" w:color="auto" w:sz="4"/>
+          <w:insideV w:val="single" w:color="auto" w:sz="4"/>
+        </w:tblBorders>
+      </w:tblPr>
+      <w:tblGrid>
+        <w:gridCol w:w="9792"/>
+      </w:tblGrid>
+      <w:tr>
+        <w:tc>
+          <w:tcPr>
+            <w:tcW w:type="dxa" w:w="9792"/>
+            <w:tcBorders>
+              <w:top w:val="single" w:color="D9D5C8" w:sz="4"/>
+              <w:left w:val="single" w:color="D9D5C8" w:sz="4"/>
+              <w:bottom w:val="single" w:color="D9D5C8" w:sz="4"/>
+              <w:right w:val="single" w:color="D9D5C8" w:sz="4"/>
+            </w:tcBorders>
+            <w:shd w:fill="F7F5EF" w:color="auto" w:val="clear"/>
+            <w:tcMar>
+              <w:top w:type="dxa" w:w="55"/>
+              <w:left w:type="dxa" w:w="110"/>
+              <w:bottom w:type="dxa" w:w="55"/>
+              <w:right w:type="dxa" w:w="110"/>
+            </w:tcMar>
+          </w:tcPr>
+          <w:p>
+            <w:pPr>
+              <w:spacing w:after="60"/>
+            </w:pPr>
+            <w:r>
+              <w:rPr>
+                <w:b/>
+                <w:bCs/>
+                <w:i w:val="false"/>
+                <w:iCs w:val="false"/>
+                <w:color w:val="1B2A4A"/>
+                <w:sz w:val="32"/>
+                <w:szCs w:val="32"/>
+                <w:caps w:val="false"/>
+                <w:rFonts w:ascii="Calibri" w:cs="Calibri" w:eastAsia="Calibri" w:hAnsi="Calibri"/>
+              </w:rPr>
+              <w:t xml:space="preserve">SUPPORTS — sentence frames (use if you need them)</w:t>
+            </w:r>
+          </w:p>
+          <w:p>
+            <w:pPr>
+              <w:spacing w:after="40"/>
+            </w:pPr>
+            <w:r>
+              <w:rPr>
+                <w:b w:val="false"/>
+                <w:bCs w:val="false"/>
+                <w:i w:val="false"/>
+                <w:iCs w:val="false"/>
+                <w:color w:val="1A1A1A"/>
+                <w:sz w:val="33"/>
+                <w:szCs w:val="33"/>
+                <w:caps w:val="false"/>
+                <w:rFonts w:ascii="Calibri" w:cs="Calibri" w:eastAsia="Calibri" w:hAnsi="Calibri"/>
+              </w:rPr>
+              <w:t xml:space="preserve">Claim: “______ because ______.”</w:t>
+            </w:r>
+          </w:p>
+          <w:p>
+            <w:pPr>
+              <w:spacing w:after="40"/>
+            </w:pPr>
+            <w:r>
+              <w:rPr>
+                <w:b w:val="false"/>
+                <w:bCs w:val="false"/>
+                <w:i w:val="false"/>
+                <w:iCs w:val="false"/>
+                <w:color w:val="1A1A1A"/>
+                <w:sz w:val="33"/>
+                <w:szCs w:val="33"/>
+                <w:caps w:val="false"/>
+                <w:rFonts w:ascii="Calibri" w:cs="Calibri" w:eastAsia="Calibri" w:hAnsi="Calibri"/>
+              </w:rPr>
+              <w:t xml:space="preserve">Evidence: “One example is ______ (from ______).  Another is ______.”</w:t>
+            </w:r>
+          </w:p>
+          <w:p>
+            <w:pPr>
+              <w:spacing w:after="40"/>
+            </w:pPr>
+            <w:r>
+              <w:rPr>
+                <w:b w:val="false"/>
+                <w:bCs w:val="false"/>
+                <w:i w:val="false"/>
+                <w:iCs w:val="false"/>
+                <w:color w:val="1A1A1A"/>
+                <w:sz w:val="33"/>
+                <w:szCs w:val="33"/>
+                <w:caps w:val="false"/>
+                <w:rFonts w:ascii="Calibri" w:cs="Calibri" w:eastAsia="Calibri" w:hAnsi="Calibri"/>
+              </w:rPr>
+              <w:t xml:space="preserve">Reasoning: “This proves my claim because ______, which shows ______.”</w:t>
+            </w:r>
+          </w:p>
+        </w:tc>
+      </w:tr>
+    </w:tbl>
+    <w:tbl>
+      <w:tblPr>
+        <w:tblW w:type="dxa" w:w="9792"/>
+        <w:tblBorders>
+          <w:top w:val="single" w:color="auto" w:sz="4"/>
+          <w:left w:val="single" w:color="auto" w:sz="4"/>
+          <w:bottom w:val="single" w:color="auto" w:sz="4"/>
+          <w:right w:val="single" w:color="auto" w:sz="4"/>
+          <w:insideH w:val="single" w:color="auto" w:sz="4"/>
+          <w:insideV w:val="single" w:color="auto" w:sz="4"/>
+        </w:tblBorders>
+      </w:tblPr>
+      <w:tblGrid>
+        <w:gridCol w:w="9792"/>
+      </w:tblGrid>
+      <w:tr>
+        <w:tc>
+          <w:tcPr>
+            <w:tcW w:type="dxa" w:w="9792"/>
+            <w:tcBorders>
+              <w:top w:val="single" w:color="D9D5C8" w:sz="4"/>
+              <w:left w:val="single" w:color="D9D5C8" w:sz="4"/>
+              <w:bottom w:val="single" w:color="D9D5C8" w:sz="4"/>
+              <w:right w:val="single" w:color="D9D5C8" w:sz="4"/>
+            </w:tcBorders>
+            <w:shd w:fill="F7F5EF" w:color="auto" w:val="clear"/>
+            <w:tcMar>
+              <w:top w:type="dxa" w:w="55"/>
+              <w:left w:type="dxa" w:w="110"/>
+              <w:bottom w:type="dxa" w:w="55"/>
+              <w:right w:type="dxa" w:w="110"/>
+            </w:tcMar>
+          </w:tcPr>
+          <w:p>
+            <w:pPr>
+              <w:spacing w:after="60"/>
+            </w:pPr>
+            <w:r>
+              <w:rPr>
+                <w:b/>
+                <w:bCs/>
+                <w:i w:val="false"/>
+                <w:iCs w:val="false"/>
+                <w:color w:val="1B2A4A"/>
+                <w:sz w:val="32"/>
+                <w:szCs w:val="32"/>
+                <w:caps w:val="false"/>
+                <w:rFonts w:ascii="Calibri" w:cs="Calibri" w:eastAsia="Calibri" w:hAnsi="Calibri"/>
+              </w:rPr>
+              <w:t xml:space="preserve">REVISE — make your lowest-scoring part stronger</w:t>
+            </w:r>
+          </w:p>
+          <w:p>
+            <w:pPr>
+              <w:spacing w:after="40"/>
+            </w:pPr>
+            <w:r>
+              <w:rPr>
+                <w:b w:val="false"/>
+                <w:bCs w:val="false"/>
+                <w:i w:val="false"/>
+                <w:iCs w:val="false"/>
+                <w:color w:val="1A1A1A"/>
+                <w:sz w:val="33"/>
+                <w:szCs w:val="33"/>
+                <w:caps w:val="false"/>
+                <w:rFonts w:ascii="Calibri" w:cs="Calibri" w:eastAsia="Calibri" w:hAnsi="Calibri"/>
+              </w:rPr>
+              <w:t xml:space="preserve">Pick the part you scored lowest and rewrite it here — better:</w:t>
+            </w:r>
+          </w:p>
+        </w:tc>
+      </w:tr>
+    </w:tbl>
+    <w:p>
+      <w:pPr>
+        <w:widowControl w:val="false"/>
+        <w:pBdr>
+          <w:bottom w:val="single" w:color="8892A0" w:sz="8" w:space="1"/>
+        </w:pBdr>
+        <w:spacing w:before="42" w:after="42"/>
+      </w:pPr>
+      <w:r>
+        <w:rPr>
+          <w:sz w:val="24"/>
+          <w:szCs w:val="24"/>
+          <w:rFonts w:ascii="Calibri" w:cs="Calibri" w:eastAsia="Calibri" w:hAnsi="Calibri"/>
+        </w:rPr>
+        <w:t xml:space="preserve"> </w:t>
+      </w:r>
+    </w:p>
+    <w:p>
+      <w:pPr>
+        <w:spacing w:before="0" w:after="0" w:line="75" w:lineRule="exact"/>
+      </w:pPr>
+      <w:r>
+        <w:rPr>
+          <w:sz w:val="3"/>
+          <w:szCs w:val="3"/>
+          <w:rFonts w:ascii="Calibri" w:cs="Calibri" w:eastAsia="Calibri" w:hAnsi="Calibri"/>
+        </w:rPr>
+        <w:t xml:space="preserve"> </w:t>
+      </w:r>
+    </w:p>
+    <w:p>
+      <w:pPr>
+        <w:widowControl w:val="false"/>
+        <w:pBdr>
+          <w:bottom w:val="single" w:color="8892A0" w:sz="8" w:space="1"/>
+        </w:pBdr>
+        <w:spacing w:before="42" w:after="42"/>
+      </w:pPr>
+      <w:r>
+        <w:rPr>
+          <w:sz w:val="24"/>
+          <w:szCs w:val="24"/>
+          <w:rFonts w:ascii="Calibri" w:cs="Calibri" w:eastAsia="Calibri" w:hAnsi="Calibri"/>
+        </w:rPr>
+        <w:t xml:space="preserve"> </w:t>
+      </w:r>
+    </w:p>
+    <w:p>
+      <w:pPr>
+        <w:spacing w:before="0" w:after="0" w:line="75" w:lineRule="exact"/>
+      </w:pPr>
+      <w:r>
+        <w:rPr>
+          <w:sz w:val="3"/>
+          <w:szCs w:val="3"/>
+          <w:rFonts w:ascii="Calibri" w:cs="Calibri" w:eastAsia="Calibri" w:hAnsi="Calibri"/>
+        </w:rPr>
+        <w:t xml:space="preserve"> </w:t>
+      </w:r>
+    </w:p>
+    <w:p>
+      <w:pPr>
+        <w:widowControl w:val="false"/>
+        <w:pBdr>
+          <w:bottom w:val="single" w:color="8892A0" w:sz="8" w:space="1"/>
+        </w:pBdr>
+        <w:spacing w:before="42" w:after="42"/>
+      </w:pPr>
+      <w:r>
+        <w:rPr>
+          <w:sz w:val="24"/>
+          <w:szCs w:val="24"/>
+          <w:rFonts w:ascii="Calibri" w:cs="Calibri" w:eastAsia="Calibri" w:hAnsi="Calibri"/>
+        </w:rPr>
+        <w:t xml:space="preserve"> </w:t>
+      </w:r>
+    </w:p>
+    <w:p>
+      <w:pPr>
+        <w:spacing w:before="0" w:after="0" w:line="75" w:lineRule="exact"/>
+      </w:pPr>
+      <w:r>
+        <w:rPr>
+          <w:sz w:val="3"/>
+          <w:szCs w:val="3"/>
+          <w:rFonts w:ascii="Calibri" w:cs="Calibri" w:eastAsia="Calibri" w:hAnsi="Calibri"/>
+        </w:rPr>
+        <w:t xml:space="preserve"> </w:t>
+      </w:r>
+    </w:p>
+    <w:p>
+      <w:pPr>
+        <w:widowControl w:val="false"/>
+        <w:pBdr>
+          <w:bottom w:val="single" w:color="8892A0" w:sz="8" w:space="1"/>
+        </w:pBdr>
+        <w:spacing w:before="42" w:after="42"/>
+      </w:pPr>
+      <w:r>
+        <w:rPr>
+          <w:sz w:val="24"/>
+          <w:szCs w:val="24"/>
+          <w:rFonts w:ascii="Calibri" w:cs="Calibri" w:eastAsia="Calibri" w:hAnsi="Calibri"/>
+        </w:rPr>
+        <w:t xml:space="preserve"> </w:t>
+      </w:r>
+    </w:p>
+    <w:p>
+      <w:pPr>
+        <w:spacing w:before="0" w:after="0" w:line="75" w:lineRule="exact"/>
+      </w:pPr>
+      <w:r>
+        <w:rPr>
+          <w:sz w:val="3"/>
+          <w:szCs w:val="3"/>
+          <w:rFonts w:ascii="Calibri" w:cs="Calibri" w:eastAsia="Calibri" w:hAnsi="Calibri"/>
+        </w:rPr>
+        <w:t xml:space="preserve"> </w:t>
+      </w:r>
+    </w:p>
+    <w:p>
+      <w:pPr>
+        <w:widowControl w:val="false"/>
+        <w:pBdr>
+          <w:bottom w:val="single" w:color="8892A0" w:sz="8" w:space="1"/>
+        </w:pBdr>
+        <w:spacing w:before="42" w:after="42"/>
+      </w:pPr>
+      <w:r>
+        <w:rPr>
+          <w:sz w:val="24"/>
+          <w:szCs w:val="24"/>
+          <w:rFonts w:ascii="Calibri" w:cs="Calibri" w:eastAsia="Calibri" w:hAnsi="Calibri"/>
+        </w:rPr>
+        <w:t xml:space="preserve"> </w:t>
+      </w:r>
+    </w:p>
+    <w:p>
+      <w:pPr>
+        <w:spacing w:before="0" w:after="0" w:line="75" w:lineRule="exact"/>
+      </w:pPr>
+      <w:r>
+        <w:rPr>
+          <w:sz w:val="3"/>
+          <w:szCs w:val="3"/>
+          <w:rFonts w:ascii="Calibri" w:cs="Calibri" w:eastAsia="Calibri" w:hAnsi="Calibri"/>
+        </w:rPr>
+        <w:t xml:space="preserve"> </w:t>
+      </w:r>
+    </w:p>
+    <w:p>
+      <w:pPr>
+        <w:widowControl w:val="false"/>
+        <w:pBdr>
+          <w:bottom w:val="single" w:color="8892A0" w:sz="8" w:space="1"/>
+        </w:pBdr>
+        <w:spacing w:before="42" w:after="42"/>
+      </w:pPr>
+      <w:r>
+        <w:rPr>
+          <w:sz w:val="24"/>
+          <w:szCs w:val="24"/>
+          <w:rFonts w:ascii="Calibri" w:cs="Calibri" w:eastAsia="Calibri" w:hAnsi="Calibri"/>
+        </w:rPr>
+        <w:t xml:space="preserve"> </w:t>
+      </w:r>
+    </w:p>
     <w:p>
       <w:pPr>
         <w:pStyle w:val="Heading2"/>
@@ -45747,61 +48337,19 @@
               <w:t xml:space="preserve"> </w:t>
             </w:r>
           </w:p>
-        </w:tc>
-      </w:tr>
-      <w:tr>
-        <w:tc>
-          <w:tcPr>
-            <w:tcW w:type="dxa" w:w="2233"/>
-            <w:tcBorders>
-              <w:top w:val="single" w:color="D9D5C8" w:sz="4"/>
-              <w:left w:val="single" w:color="D9D5C8" w:sz="4"/>
-              <w:bottom w:val="single" w:color="D9D5C8" w:sz="4"/>
-              <w:right w:val="single" w:color="D9D5C8" w:sz="4"/>
-            </w:tcBorders>
-            <w:tcMar>
-              <w:top w:type="dxa" w:w="55"/>
-              <w:left w:type="dxa" w:w="110"/>
-              <w:bottom w:type="dxa" w:w="55"/>
-              <w:right w:type="dxa" w:w="110"/>
-            </w:tcMar>
-          </w:tcPr>
-          <w:p>
-            <w:pPr>
-              <w:spacing w:after="0"/>
-            </w:pPr>
-            <w:r>
-              <w:rPr>
-                <w:b/>
-                <w:bCs/>
-                <w:i w:val="false"/>
-                <w:iCs w:val="false"/>
-                <w:color w:val="1A1A1A"/>
-                <w:sz w:val="30"/>
-                <w:szCs w:val="30"/>
-                <w:caps w:val="false"/>
-                <w:rFonts w:ascii="Calibri" w:cs="Calibri" w:eastAsia="Calibri" w:hAnsi="Calibri"/>
-              </w:rPr>
-              <w:t xml:space="preserve">Evidence (two specifics)</w:t>
-            </w:r>
-          </w:p>
-        </w:tc>
-        <w:tc>
-          <w:tcPr>
-            <w:tcW w:type="dxa" w:w="7559"/>
-            <w:tcBorders>
-              <w:top w:val="single" w:color="D9D5C8" w:sz="4"/>
-              <w:left w:val="single" w:color="D9D5C8" w:sz="4"/>
-              <w:bottom w:val="single" w:color="D9D5C8" w:sz="4"/>
-              <w:right w:val="single" w:color="D9D5C8" w:sz="4"/>
-            </w:tcBorders>
-            <w:tcMar>
-              <w:top w:type="dxa" w:w="55"/>
-              <w:left w:type="dxa" w:w="110"/>
-              <w:bottom w:type="dxa" w:w="55"/>
-              <w:right w:type="dxa" w:w="110"/>
-            </w:tcMar>
-          </w:tcPr>
+          <w:p>
+            <w:pPr>
+              <w:spacing w:before="0" w:after="0" w:line="75" w:lineRule="exact"/>
+            </w:pPr>
+            <w:r>
+              <w:rPr>
+                <w:sz w:val="3"/>
+                <w:szCs w:val="3"/>
+                <w:rFonts w:ascii="Calibri" w:cs="Calibri" w:eastAsia="Calibri" w:hAnsi="Calibri"/>
+              </w:rPr>
+              <w:t xml:space="preserve"> </w:t>
+            </w:r>
+          </w:p>
           <w:p>
             <w:pPr>
               <w:widowControl w:val="false"/>
@@ -45819,19 +48367,61 @@
               <w:t xml:space="preserve"> </w:t>
             </w:r>
           </w:p>
-          <w:p>
-            <w:pPr>
-              <w:spacing w:before="0" w:after="0" w:line="75" w:lineRule="exact"/>
-            </w:pPr>
-            <w:r>
-              <w:rPr>
-                <w:sz w:val="3"/>
-                <w:szCs w:val="3"/>
-                <w:rFonts w:ascii="Calibri" w:cs="Calibri" w:eastAsia="Calibri" w:hAnsi="Calibri"/>
-              </w:rPr>
-              <w:t xml:space="preserve"> </w:t>
-            </w:r>
-          </w:p>
+        </w:tc>
+      </w:tr>
+      <w:tr>
+        <w:tc>
+          <w:tcPr>
+            <w:tcW w:type="dxa" w:w="2233"/>
+            <w:tcBorders>
+              <w:top w:val="single" w:color="D9D5C8" w:sz="4"/>
+              <w:left w:val="single" w:color="D9D5C8" w:sz="4"/>
+              <w:bottom w:val="single" w:color="D9D5C8" w:sz="4"/>
+              <w:right w:val="single" w:color="D9D5C8" w:sz="4"/>
+            </w:tcBorders>
+            <w:tcMar>
+              <w:top w:type="dxa" w:w="55"/>
+              <w:left w:type="dxa" w:w="110"/>
+              <w:bottom w:type="dxa" w:w="55"/>
+              <w:right w:type="dxa" w:w="110"/>
+            </w:tcMar>
+          </w:tcPr>
+          <w:p>
+            <w:pPr>
+              <w:spacing w:after="0"/>
+            </w:pPr>
+            <w:r>
+              <w:rPr>
+                <w:b/>
+                <w:bCs/>
+                <w:i w:val="false"/>
+                <w:iCs w:val="false"/>
+                <w:color w:val="1A1A1A"/>
+                <w:sz w:val="30"/>
+                <w:szCs w:val="30"/>
+                <w:caps w:val="false"/>
+                <w:rFonts w:ascii="Calibri" w:cs="Calibri" w:eastAsia="Calibri" w:hAnsi="Calibri"/>
+              </w:rPr>
+              <w:t xml:space="preserve">Evidence (two specifics)</w:t>
+            </w:r>
+          </w:p>
+        </w:tc>
+        <w:tc>
+          <w:tcPr>
+            <w:tcW w:type="dxa" w:w="7559"/>
+            <w:tcBorders>
+              <w:top w:val="single" w:color="D9D5C8" w:sz="4"/>
+              <w:left w:val="single" w:color="D9D5C8" w:sz="4"/>
+              <w:bottom w:val="single" w:color="D9D5C8" w:sz="4"/>
+              <w:right w:val="single" w:color="D9D5C8" w:sz="4"/>
+            </w:tcBorders>
+            <w:tcMar>
+              <w:top w:type="dxa" w:w="55"/>
+              <w:left w:type="dxa" w:w="110"/>
+              <w:bottom w:type="dxa" w:w="55"/>
+              <w:right w:type="dxa" w:w="110"/>
+            </w:tcMar>
+          </w:tcPr>
           <w:p>
             <w:pPr>
               <w:widowControl w:val="false"/>
@@ -45939,61 +48529,19 @@
               <w:t xml:space="preserve"> </w:t>
             </w:r>
           </w:p>
-        </w:tc>
-      </w:tr>
-      <w:tr>
-        <w:tc>
-          <w:tcPr>
-            <w:tcW w:type="dxa" w:w="2233"/>
-            <w:tcBorders>
-              <w:top w:val="single" w:color="D9D5C8" w:sz="4"/>
-              <w:left w:val="single" w:color="D9D5C8" w:sz="4"/>
-              <w:bottom w:val="single" w:color="D9D5C8" w:sz="4"/>
-              <w:right w:val="single" w:color="D9D5C8" w:sz="4"/>
-            </w:tcBorders>
-            <w:tcMar>
-              <w:top w:type="dxa" w:w="55"/>
-              <w:left w:type="dxa" w:w="110"/>
-              <w:bottom w:type="dxa" w:w="55"/>
-              <w:right w:type="dxa" w:w="110"/>
-            </w:tcMar>
-          </w:tcPr>
-          <w:p>
-            <w:pPr>
-              <w:spacing w:after="0"/>
-            </w:pPr>
-            <w:r>
-              <w:rPr>
-                <w:b/>
-                <w:bCs/>
-                <w:i w:val="false"/>
-                <w:iCs w:val="false"/>
-                <w:color w:val="1A1A1A"/>
-                <w:sz w:val="30"/>
-                <w:szCs w:val="30"/>
-                <w:caps w:val="false"/>
-                <w:rFonts w:ascii="Calibri" w:cs="Calibri" w:eastAsia="Calibri" w:hAnsi="Calibri"/>
-              </w:rPr>
-              <w:t xml:space="preserve">Reasoning</w:t>
-            </w:r>
-          </w:p>
-        </w:tc>
-        <w:tc>
-          <w:tcPr>
-            <w:tcW w:type="dxa" w:w="7559"/>
-            <w:tcBorders>
-              <w:top w:val="single" w:color="D9D5C8" w:sz="4"/>
-              <w:left w:val="single" w:color="D9D5C8" w:sz="4"/>
-              <w:bottom w:val="single" w:color="D9D5C8" w:sz="4"/>
-              <w:right w:val="single" w:color="D9D5C8" w:sz="4"/>
-            </w:tcBorders>
-            <w:tcMar>
-              <w:top w:type="dxa" w:w="55"/>
-              <w:left w:type="dxa" w:w="110"/>
-              <w:bottom w:type="dxa" w:w="55"/>
-              <w:right w:type="dxa" w:w="110"/>
-            </w:tcMar>
-          </w:tcPr>
+          <w:p>
+            <w:pPr>
+              <w:spacing w:before="0" w:after="0" w:line="75" w:lineRule="exact"/>
+            </w:pPr>
+            <w:r>
+              <w:rPr>
+                <w:sz w:val="3"/>
+                <w:szCs w:val="3"/>
+                <w:rFonts w:ascii="Calibri" w:cs="Calibri" w:eastAsia="Calibri" w:hAnsi="Calibri"/>
+              </w:rPr>
+              <w:t xml:space="preserve"> </w:t>
+            </w:r>
+          </w:p>
           <w:p>
             <w:pPr>
               <w:widowControl w:val="false"/>
@@ -46041,19 +48589,61 @@
               <w:t xml:space="preserve"> </w:t>
             </w:r>
           </w:p>
-          <w:p>
-            <w:pPr>
-              <w:spacing w:before="0" w:after="0" w:line="75" w:lineRule="exact"/>
-            </w:pPr>
-            <w:r>
-              <w:rPr>
-                <w:sz w:val="3"/>
-                <w:szCs w:val="3"/>
-                <w:rFonts w:ascii="Calibri" w:cs="Calibri" w:eastAsia="Calibri" w:hAnsi="Calibri"/>
-              </w:rPr>
-              <w:t xml:space="preserve"> </w:t>
-            </w:r>
-          </w:p>
+        </w:tc>
+      </w:tr>
+      <w:tr>
+        <w:tc>
+          <w:tcPr>
+            <w:tcW w:type="dxa" w:w="2233"/>
+            <w:tcBorders>
+              <w:top w:val="single" w:color="D9D5C8" w:sz="4"/>
+              <w:left w:val="single" w:color="D9D5C8" w:sz="4"/>
+              <w:bottom w:val="single" w:color="D9D5C8" w:sz="4"/>
+              <w:right w:val="single" w:color="D9D5C8" w:sz="4"/>
+            </w:tcBorders>
+            <w:tcMar>
+              <w:top w:type="dxa" w:w="55"/>
+              <w:left w:type="dxa" w:w="110"/>
+              <w:bottom w:type="dxa" w:w="55"/>
+              <w:right w:type="dxa" w:w="110"/>
+            </w:tcMar>
+          </w:tcPr>
+          <w:p>
+            <w:pPr>
+              <w:spacing w:after="0"/>
+            </w:pPr>
+            <w:r>
+              <w:rPr>
+                <w:b/>
+                <w:bCs/>
+                <w:i w:val="false"/>
+                <w:iCs w:val="false"/>
+                <w:color w:val="1A1A1A"/>
+                <w:sz w:val="30"/>
+                <w:szCs w:val="30"/>
+                <w:caps w:val="false"/>
+                <w:rFonts w:ascii="Calibri" w:cs="Calibri" w:eastAsia="Calibri" w:hAnsi="Calibri"/>
+              </w:rPr>
+              <w:t xml:space="preserve">Reasoning</w:t>
+            </w:r>
+          </w:p>
+        </w:tc>
+        <w:tc>
+          <w:tcPr>
+            <w:tcW w:type="dxa" w:w="7559"/>
+            <w:tcBorders>
+              <w:top w:val="single" w:color="D9D5C8" w:sz="4"/>
+              <w:left w:val="single" w:color="D9D5C8" w:sz="4"/>
+              <w:bottom w:val="single" w:color="D9D5C8" w:sz="4"/>
+              <w:right w:val="single" w:color="D9D5C8" w:sz="4"/>
+            </w:tcBorders>
+            <w:tcMar>
+              <w:top w:type="dxa" w:w="55"/>
+              <w:left w:type="dxa" w:w="110"/>
+              <w:bottom w:type="dxa" w:w="55"/>
+              <w:right w:type="dxa" w:w="110"/>
+            </w:tcMar>
+          </w:tcPr>
           <w:p>
             <w:pPr>
               <w:widowControl w:val="false"/>
@@ -46099,6 +48689,948 @@
                 <w:rFonts w:ascii="Calibri" w:cs="Calibri" w:eastAsia="Calibri" w:hAnsi="Calibri"/>
               </w:rPr>
               <w:t xml:space="preserve"> </w:t>
+            </w:r>
+          </w:p>
+          <w:p>
+            <w:pPr>
+              <w:spacing w:before="0" w:after="0" w:line="75" w:lineRule="exact"/>
+            </w:pPr>
+            <w:r>
+              <w:rPr>
+                <w:sz w:val="3"/>
+                <w:szCs w:val="3"/>
+                <w:rFonts w:ascii="Calibri" w:cs="Calibri" w:eastAsia="Calibri" w:hAnsi="Calibri"/>
+              </w:rPr>
+              <w:t xml:space="preserve"> </w:t>
+            </w:r>
+          </w:p>
+          <w:p>
+            <w:pPr>
+              <w:widowControl w:val="false"/>
+              <w:pBdr>
+                <w:bottom w:val="single" w:color="8892A0" w:sz="8" w:space="1"/>
+              </w:pBdr>
+              <w:spacing w:before="42" w:after="42"/>
+            </w:pPr>
+            <w:r>
+              <w:rPr>
+                <w:sz w:val="24"/>
+                <w:szCs w:val="24"/>
+                <w:rFonts w:ascii="Calibri" w:cs="Calibri" w:eastAsia="Calibri" w:hAnsi="Calibri"/>
+              </w:rPr>
+              <w:t xml:space="preserve"> </w:t>
+            </w:r>
+          </w:p>
+          <w:p>
+            <w:pPr>
+              <w:spacing w:before="0" w:after="0" w:line="75" w:lineRule="exact"/>
+            </w:pPr>
+            <w:r>
+              <w:rPr>
+                <w:sz w:val="3"/>
+                <w:szCs w:val="3"/>
+                <w:rFonts w:ascii="Calibri" w:cs="Calibri" w:eastAsia="Calibri" w:hAnsi="Calibri"/>
+              </w:rPr>
+              <w:t xml:space="preserve"> </w:t>
+            </w:r>
+          </w:p>
+          <w:p>
+            <w:pPr>
+              <w:widowControl w:val="false"/>
+              <w:pBdr>
+                <w:bottom w:val="single" w:color="8892A0" w:sz="8" w:space="1"/>
+              </w:pBdr>
+              <w:spacing w:before="42" w:after="42"/>
+            </w:pPr>
+            <w:r>
+              <w:rPr>
+                <w:sz w:val="24"/>
+                <w:szCs w:val="24"/>
+                <w:rFonts w:ascii="Calibri" w:cs="Calibri" w:eastAsia="Calibri" w:hAnsi="Calibri"/>
+              </w:rPr>
+              <w:t xml:space="preserve"> </w:t>
+            </w:r>
+          </w:p>
+          <w:p>
+            <w:pPr>
+              <w:spacing w:before="0" w:after="0" w:line="75" w:lineRule="exact"/>
+            </w:pPr>
+            <w:r>
+              <w:rPr>
+                <w:sz w:val="3"/>
+                <w:szCs w:val="3"/>
+                <w:rFonts w:ascii="Calibri" w:cs="Calibri" w:eastAsia="Calibri" w:hAnsi="Calibri"/>
+              </w:rPr>
+              <w:t xml:space="preserve"> </w:t>
+            </w:r>
+          </w:p>
+          <w:p>
+            <w:pPr>
+              <w:widowControl w:val="false"/>
+              <w:pBdr>
+                <w:bottom w:val="single" w:color="8892A0" w:sz="8" w:space="1"/>
+              </w:pBdr>
+              <w:spacing w:before="42" w:after="42"/>
+            </w:pPr>
+            <w:r>
+              <w:rPr>
+                <w:sz w:val="24"/>
+                <w:szCs w:val="24"/>
+                <w:rFonts w:ascii="Calibri" w:cs="Calibri" w:eastAsia="Calibri" w:hAnsi="Calibri"/>
+              </w:rPr>
+              <w:t xml:space="preserve"> </w:t>
+            </w:r>
+          </w:p>
+        </w:tc>
+      </w:tr>
+    </w:tbl>
+    <w:p>
+      <w:pPr>
+        <w:pStyle w:val="Heading2"/>
+        <w:keepNext/>
+        <w:pageBreakBefore/>
+        <w:spacing w:before="150" w:after="90"/>
+      </w:pPr>
+      <w:r>
+        <w:rPr>
+          <w:b/>
+          <w:bCs/>
+          <w:i w:val="false"/>
+          <w:iCs w:val="false"/>
+          <w:color w:val="1B2A4A"/>
+          <w:sz w:val="42"/>
+          <w:szCs w:val="42"/>
+          <w:caps w:val="false"/>
+          <w:rFonts w:ascii="Calibri" w:cs="Calibri" w:eastAsia="Calibri" w:hAnsi="Calibri"/>
+        </w:rPr>
+        <w:t xml:space="preserve">Constructed Response — self-grade &amp; supports — GC.18</w:t>
+      </w:r>
+    </w:p>
+    <w:tbl>
+      <w:tblPr>
+        <w:tblW w:type="dxa" w:w="9792"/>
+        <w:tblBorders>
+          <w:top w:val="single" w:color="auto" w:sz="4"/>
+          <w:left w:val="single" w:color="auto" w:sz="4"/>
+          <w:bottom w:val="single" w:color="auto" w:sz="4"/>
+          <w:right w:val="single" w:color="auto" w:sz="4"/>
+          <w:insideH w:val="single" w:color="auto" w:sz="4"/>
+          <w:insideV w:val="single" w:color="auto" w:sz="4"/>
+        </w:tblBorders>
+      </w:tblPr>
+      <w:tblGrid>
+        <w:gridCol w:w="9792"/>
+      </w:tblGrid>
+      <w:tr>
+        <w:tc>
+          <w:tcPr>
+            <w:tcW w:type="dxa" w:w="9792"/>
+            <w:tcBorders>
+              <w:top w:val="single" w:color="D9D5C8" w:sz="4"/>
+              <w:left w:val="single" w:color="D9D5C8" w:sz="4"/>
+              <w:bottom w:val="single" w:color="D9D5C8" w:sz="4"/>
+              <w:right w:val="single" w:color="D9D5C8" w:sz="4"/>
+            </w:tcBorders>
+            <w:shd w:fill="F7F5EF" w:color="auto" w:val="clear"/>
+            <w:tcMar>
+              <w:top w:type="dxa" w:w="55"/>
+              <w:left w:type="dxa" w:w="110"/>
+              <w:bottom w:type="dxa" w:w="55"/>
+              <w:right w:type="dxa" w:w="110"/>
+            </w:tcMar>
+          </w:tcPr>
+          <w:p>
+            <w:pPr>
+              <w:spacing w:after="60"/>
+            </w:pPr>
+            <w:r>
+              <w:rPr>
+                <w:b/>
+                <w:bCs/>
+                <w:i w:val="false"/>
+                <w:iCs w:val="false"/>
+                <w:color w:val="1B2A4A"/>
+                <w:sz w:val="32"/>
+                <w:szCs w:val="32"/>
+                <w:caps w:val="false"/>
+                <w:rFonts w:ascii="Calibri" w:cs="Calibri" w:eastAsia="Calibri" w:hAnsi="Calibri"/>
+              </w:rPr>
+              <w:t xml:space="preserve">SELF-GRADE — score your own CER against the rubric below</w:t>
+            </w:r>
+          </w:p>
+          <w:p>
+            <w:pPr>
+              <w:spacing w:after="40"/>
+            </w:pPr>
+            <w:r>
+              <w:rPr>
+                <w:b w:val="false"/>
+                <w:bCs w:val="false"/>
+                <w:i w:val="false"/>
+                <w:iCs w:val="false"/>
+                <w:color w:val="1A1A1A"/>
+                <w:sz w:val="33"/>
+                <w:szCs w:val="33"/>
+                <w:caps w:val="false"/>
+                <w:rFonts w:ascii="Calibri" w:cs="Calibri" w:eastAsia="Calibri" w:hAnsi="Calibri"/>
+              </w:rPr>
+              <w:t xml:space="preserve">Reread your response, then circle the level that best fits each part. Being honest here is how you level up.</w:t>
+            </w:r>
+          </w:p>
+        </w:tc>
+      </w:tr>
+    </w:tbl>
+    <w:tbl>
+      <w:tblPr>
+        <w:tblW w:type="dxa" w:w="9792"/>
+        <w:tblBorders>
+          <w:top w:val="single" w:color="auto" w:sz="4"/>
+          <w:left w:val="single" w:color="auto" w:sz="4"/>
+          <w:bottom w:val="single" w:color="auto" w:sz="4"/>
+          <w:right w:val="single" w:color="auto" w:sz="4"/>
+          <w:insideH w:val="single" w:color="auto" w:sz="4"/>
+          <w:insideV w:val="single" w:color="auto" w:sz="4"/>
+        </w:tblBorders>
+      </w:tblPr>
+      <w:tblGrid>
+        <w:gridCol w:w="1800"/>
+        <w:gridCol w:w="2664"/>
+        <w:gridCol w:w="2664"/>
+        <w:gridCol w:w="2664"/>
+      </w:tblGrid>
+      <w:tr>
+        <w:trPr>
+          <w:tblHeader/>
+        </w:trPr>
+        <w:tc>
+          <w:tcPr>
+            <w:tcW w:type="dxa" w:w="1800"/>
+            <w:tcBorders>
+              <w:top w:val="single" w:color="D9D5C8" w:sz="4"/>
+              <w:left w:val="single" w:color="D9D5C8" w:sz="4"/>
+              <w:bottom w:val="single" w:color="D9D5C8" w:sz="4"/>
+              <w:right w:val="single" w:color="D9D5C8" w:sz="4"/>
+            </w:tcBorders>
+            <w:shd w:fill="1B2A4A" w:color="auto" w:val="clear"/>
+            <w:tcMar>
+              <w:top w:type="dxa" w:w="55"/>
+              <w:left w:type="dxa" w:w="110"/>
+              <w:bottom w:type="dxa" w:w="55"/>
+              <w:right w:type="dxa" w:w="110"/>
+            </w:tcMar>
+          </w:tcPr>
+          <w:p>
+            <w:pPr>
+              <w:spacing w:after="0"/>
+            </w:pPr>
+            <w:r>
+              <w:rPr>
+                <w:b/>
+                <w:bCs/>
+                <w:i w:val="false"/>
+                <w:iCs w:val="false"/>
+                <w:color w:val="FFFFFF"/>
+                <w:sz w:val="29"/>
+                <w:szCs w:val="29"/>
+                <w:caps w:val="false"/>
+                <w:rFonts w:ascii="Calibri" w:cs="Calibri" w:eastAsia="Calibri" w:hAnsi="Calibri"/>
+              </w:rPr>
+              <w:t xml:space="preserve">Level</w:t>
+            </w:r>
+          </w:p>
+        </w:tc>
+        <w:tc>
+          <w:tcPr>
+            <w:tcW w:type="dxa" w:w="2664"/>
+            <w:tcBorders>
+              <w:top w:val="single" w:color="D9D5C8" w:sz="4"/>
+              <w:left w:val="single" w:color="D9D5C8" w:sz="4"/>
+              <w:bottom w:val="single" w:color="D9D5C8" w:sz="4"/>
+              <w:right w:val="single" w:color="D9D5C8" w:sz="4"/>
+            </w:tcBorders>
+            <w:shd w:fill="1B2A4A" w:color="auto" w:val="clear"/>
+            <w:tcMar>
+              <w:top w:type="dxa" w:w="55"/>
+              <w:left w:type="dxa" w:w="110"/>
+              <w:bottom w:type="dxa" w:w="55"/>
+              <w:right w:type="dxa" w:w="110"/>
+            </w:tcMar>
+          </w:tcPr>
+          <w:p>
+            <w:pPr>
+              <w:spacing w:after="0"/>
+            </w:pPr>
+            <w:r>
+              <w:rPr>
+                <w:b/>
+                <w:bCs/>
+                <w:i w:val="false"/>
+                <w:iCs w:val="false"/>
+                <w:color w:val="FFFFFF"/>
+                <w:sz w:val="29"/>
+                <w:szCs w:val="29"/>
+                <w:caps w:val="false"/>
+                <w:rFonts w:ascii="Calibri" w:cs="Calibri" w:eastAsia="Calibri" w:hAnsi="Calibri"/>
+              </w:rPr>
+              <w:t xml:space="preserve">Claim</w:t>
+            </w:r>
+          </w:p>
+        </w:tc>
+        <w:tc>
+          <w:tcPr>
+            <w:tcW w:type="dxa" w:w="2664"/>
+            <w:tcBorders>
+              <w:top w:val="single" w:color="D9D5C8" w:sz="4"/>
+              <w:left w:val="single" w:color="D9D5C8" w:sz="4"/>
+              <w:bottom w:val="single" w:color="D9D5C8" w:sz="4"/>
+              <w:right w:val="single" w:color="D9D5C8" w:sz="4"/>
+            </w:tcBorders>
+            <w:shd w:fill="1B2A4A" w:color="auto" w:val="clear"/>
+            <w:tcMar>
+              <w:top w:type="dxa" w:w="55"/>
+              <w:left w:type="dxa" w:w="110"/>
+              <w:bottom w:type="dxa" w:w="55"/>
+              <w:right w:type="dxa" w:w="110"/>
+            </w:tcMar>
+          </w:tcPr>
+          <w:p>
+            <w:pPr>
+              <w:spacing w:after="0"/>
+            </w:pPr>
+            <w:r>
+              <w:rPr>
+                <w:b/>
+                <w:bCs/>
+                <w:i w:val="false"/>
+                <w:iCs w:val="false"/>
+                <w:color w:val="FFFFFF"/>
+                <w:sz w:val="29"/>
+                <w:szCs w:val="29"/>
+                <w:caps w:val="false"/>
+                <w:rFonts w:ascii="Calibri" w:cs="Calibri" w:eastAsia="Calibri" w:hAnsi="Calibri"/>
+              </w:rPr>
+              <w:t xml:space="preserve">Evidence</w:t>
+            </w:r>
+          </w:p>
+        </w:tc>
+        <w:tc>
+          <w:tcPr>
+            <w:tcW w:type="dxa" w:w="2664"/>
+            <w:tcBorders>
+              <w:top w:val="single" w:color="D9D5C8" w:sz="4"/>
+              <w:left w:val="single" w:color="D9D5C8" w:sz="4"/>
+              <w:bottom w:val="single" w:color="D9D5C8" w:sz="4"/>
+              <w:right w:val="single" w:color="D9D5C8" w:sz="4"/>
+            </w:tcBorders>
+            <w:shd w:fill="1B2A4A" w:color="auto" w:val="clear"/>
+            <w:tcMar>
+              <w:top w:type="dxa" w:w="55"/>
+              <w:left w:type="dxa" w:w="110"/>
+              <w:bottom w:type="dxa" w:w="55"/>
+              <w:right w:type="dxa" w:w="110"/>
+            </w:tcMar>
+          </w:tcPr>
+          <w:p>
+            <w:pPr>
+              <w:spacing w:after="0"/>
+            </w:pPr>
+            <w:r>
+              <w:rPr>
+                <w:b/>
+                <w:bCs/>
+                <w:i w:val="false"/>
+                <w:iCs w:val="false"/>
+                <w:color w:val="FFFFFF"/>
+                <w:sz w:val="29"/>
+                <w:szCs w:val="29"/>
+                <w:caps w:val="false"/>
+                <w:rFonts w:ascii="Calibri" w:cs="Calibri" w:eastAsia="Calibri" w:hAnsi="Calibri"/>
+              </w:rPr>
+              <w:t xml:space="preserve">Reasoning</w:t>
+            </w:r>
+          </w:p>
+        </w:tc>
+      </w:tr>
+      <w:tr>
+        <w:tc>
+          <w:tcPr>
+            <w:tcW w:type="dxa" w:w="1800"/>
+            <w:tcBorders>
+              <w:top w:val="single" w:color="D9D5C8" w:sz="4"/>
+              <w:left w:val="single" w:color="D9D5C8" w:sz="4"/>
+              <w:bottom w:val="single" w:color="D9D5C8" w:sz="4"/>
+              <w:right w:val="single" w:color="D9D5C8" w:sz="4"/>
+            </w:tcBorders>
+            <w:tcMar>
+              <w:top w:type="dxa" w:w="55"/>
+              <w:left w:type="dxa" w:w="110"/>
+              <w:bottom w:type="dxa" w:w="55"/>
+              <w:right w:type="dxa" w:w="110"/>
+            </w:tcMar>
+          </w:tcPr>
+          <w:p>
+            <w:pPr>
+              <w:spacing w:after="0"/>
+            </w:pPr>
+            <w:r>
+              <w:rPr>
+                <w:b w:val="false"/>
+                <w:bCs w:val="false"/>
+                <w:i w:val="false"/>
+                <w:iCs w:val="false"/>
+                <w:color w:val="1A1A1A"/>
+                <w:sz w:val="30"/>
+                <w:szCs w:val="30"/>
+                <w:caps w:val="false"/>
+                <w:rFonts w:ascii="Calibri" w:cs="Calibri" w:eastAsia="Calibri" w:hAnsi="Calibri"/>
+              </w:rPr>
+              <w:t xml:space="preserve">4 — Strong</w:t>
+            </w:r>
+          </w:p>
+        </w:tc>
+        <w:tc>
+          <w:tcPr>
+            <w:tcW w:type="dxa" w:w="2664"/>
+            <w:tcBorders>
+              <w:top w:val="single" w:color="D9D5C8" w:sz="4"/>
+              <w:left w:val="single" w:color="D9D5C8" w:sz="4"/>
+              <w:bottom w:val="single" w:color="D9D5C8" w:sz="4"/>
+              <w:right w:val="single" w:color="D9D5C8" w:sz="4"/>
+            </w:tcBorders>
+            <w:tcMar>
+              <w:top w:type="dxa" w:w="55"/>
+              <w:left w:type="dxa" w:w="110"/>
+              <w:bottom w:type="dxa" w:w="55"/>
+              <w:right w:type="dxa" w:w="110"/>
+            </w:tcMar>
+          </w:tcPr>
+          <w:p>
+            <w:pPr>
+              <w:spacing w:after="0"/>
+            </w:pPr>
+            <w:r>
+              <w:rPr>
+                <w:b w:val="false"/>
+                <w:bCs w:val="false"/>
+                <w:i w:val="false"/>
+                <w:iCs w:val="false"/>
+                <w:color w:val="1A1A1A"/>
+                <w:sz w:val="30"/>
+                <w:szCs w:val="30"/>
+                <w:caps w:val="false"/>
+                <w:rFonts w:ascii="Calibri" w:cs="Calibri" w:eastAsia="Calibri" w:hAnsi="Calibri"/>
+              </w:rPr>
+              <w:t xml:space="preserve">Precise, defensible</w:t>
+            </w:r>
+          </w:p>
+        </w:tc>
+        <w:tc>
+          <w:tcPr>
+            <w:tcW w:type="dxa" w:w="2664"/>
+            <w:tcBorders>
+              <w:top w:val="single" w:color="D9D5C8" w:sz="4"/>
+              <w:left w:val="single" w:color="D9D5C8" w:sz="4"/>
+              <w:bottom w:val="single" w:color="D9D5C8" w:sz="4"/>
+              <w:right w:val="single" w:color="D9D5C8" w:sz="4"/>
+            </w:tcBorders>
+            <w:tcMar>
+              <w:top w:type="dxa" w:w="55"/>
+              <w:left w:type="dxa" w:w="110"/>
+              <w:bottom w:type="dxa" w:w="55"/>
+              <w:right w:type="dxa" w:w="110"/>
+            </w:tcMar>
+          </w:tcPr>
+          <w:p>
+            <w:pPr>
+              <w:spacing w:after="0"/>
+            </w:pPr>
+            <w:r>
+              <w:rPr>
+                <w:b w:val="false"/>
+                <w:bCs w:val="false"/>
+                <w:i w:val="false"/>
+                <w:iCs w:val="false"/>
+                <w:color w:val="1A1A1A"/>
+                <w:sz w:val="30"/>
+                <w:szCs w:val="30"/>
+                <w:caps w:val="false"/>
+                <w:rFonts w:ascii="Calibri" w:cs="Calibri" w:eastAsia="Calibri" w:hAnsi="Calibri"/>
+              </w:rPr>
+              <w:t xml:space="preserve">2+ accurate, specific</w:t>
+            </w:r>
+          </w:p>
+        </w:tc>
+        <w:tc>
+          <w:tcPr>
+            <w:tcW w:type="dxa" w:w="2664"/>
+            <w:tcBorders>
+              <w:top w:val="single" w:color="D9D5C8" w:sz="4"/>
+              <w:left w:val="single" w:color="D9D5C8" w:sz="4"/>
+              <w:bottom w:val="single" w:color="D9D5C8" w:sz="4"/>
+              <w:right w:val="single" w:color="D9D5C8" w:sz="4"/>
+            </w:tcBorders>
+            <w:tcMar>
+              <w:top w:type="dxa" w:w="55"/>
+              <w:left w:type="dxa" w:w="110"/>
+              <w:bottom w:type="dxa" w:w="55"/>
+              <w:right w:type="dxa" w:w="110"/>
+            </w:tcMar>
+          </w:tcPr>
+          <w:p>
+            <w:pPr>
+              <w:spacing w:after="0"/>
+            </w:pPr>
+            <w:r>
+              <w:rPr>
+                <w:b w:val="false"/>
+                <w:bCs w:val="false"/>
+                <w:i w:val="false"/>
+                <w:iCs w:val="false"/>
+                <w:color w:val="1A1A1A"/>
+                <w:sz w:val="30"/>
+                <w:szCs w:val="30"/>
+                <w:caps w:val="false"/>
+                <w:rFonts w:ascii="Calibri" w:cs="Calibri" w:eastAsia="Calibri" w:hAnsi="Calibri"/>
+              </w:rPr>
+              <w:t xml:space="preserve">Explains HOW evidence proves the claim</w:t>
+            </w:r>
+          </w:p>
+        </w:tc>
+      </w:tr>
+      <w:tr>
+        <w:tc>
+          <w:tcPr>
+            <w:tcW w:type="dxa" w:w="1800"/>
+            <w:tcBorders>
+              <w:top w:val="single" w:color="D9D5C8" w:sz="4"/>
+              <w:left w:val="single" w:color="D9D5C8" w:sz="4"/>
+              <w:bottom w:val="single" w:color="D9D5C8" w:sz="4"/>
+              <w:right w:val="single" w:color="D9D5C8" w:sz="4"/>
+            </w:tcBorders>
+            <w:tcMar>
+              <w:top w:type="dxa" w:w="55"/>
+              <w:left w:type="dxa" w:w="110"/>
+              <w:bottom w:type="dxa" w:w="55"/>
+              <w:right w:type="dxa" w:w="110"/>
+            </w:tcMar>
+          </w:tcPr>
+          <w:p>
+            <w:pPr>
+              <w:spacing w:after="0"/>
+            </w:pPr>
+            <w:r>
+              <w:rPr>
+                <w:b w:val="false"/>
+                <w:bCs w:val="false"/>
+                <w:i w:val="false"/>
+                <w:iCs w:val="false"/>
+                <w:color w:val="1A1A1A"/>
+                <w:sz w:val="30"/>
+                <w:szCs w:val="30"/>
+                <w:caps w:val="false"/>
+                <w:rFonts w:ascii="Calibri" w:cs="Calibri" w:eastAsia="Calibri" w:hAnsi="Calibri"/>
+              </w:rPr>
+              <w:t xml:space="preserve">3 — Proficient</w:t>
+            </w:r>
+          </w:p>
+        </w:tc>
+        <w:tc>
+          <w:tcPr>
+            <w:tcW w:type="dxa" w:w="2664"/>
+            <w:tcBorders>
+              <w:top w:val="single" w:color="D9D5C8" w:sz="4"/>
+              <w:left w:val="single" w:color="D9D5C8" w:sz="4"/>
+              <w:bottom w:val="single" w:color="D9D5C8" w:sz="4"/>
+              <w:right w:val="single" w:color="D9D5C8" w:sz="4"/>
+            </w:tcBorders>
+            <w:tcMar>
+              <w:top w:type="dxa" w:w="55"/>
+              <w:left w:type="dxa" w:w="110"/>
+              <w:bottom w:type="dxa" w:w="55"/>
+              <w:right w:type="dxa" w:w="110"/>
+            </w:tcMar>
+          </w:tcPr>
+          <w:p>
+            <w:pPr>
+              <w:spacing w:after="0"/>
+            </w:pPr>
+            <w:r>
+              <w:rPr>
+                <w:b w:val="false"/>
+                <w:bCs w:val="false"/>
+                <w:i w:val="false"/>
+                <w:iCs w:val="false"/>
+                <w:color w:val="1A1A1A"/>
+                <w:sz w:val="30"/>
+                <w:szCs w:val="30"/>
+                <w:caps w:val="false"/>
+                <w:rFonts w:ascii="Calibri" w:cs="Calibri" w:eastAsia="Calibri" w:hAnsi="Calibri"/>
+              </w:rPr>
+              <w:t xml:space="preserve">Clear</w:t>
+            </w:r>
+          </w:p>
+        </w:tc>
+        <w:tc>
+          <w:tcPr>
+            <w:tcW w:type="dxa" w:w="2664"/>
+            <w:tcBorders>
+              <w:top w:val="single" w:color="D9D5C8" w:sz="4"/>
+              <w:left w:val="single" w:color="D9D5C8" w:sz="4"/>
+              <w:bottom w:val="single" w:color="D9D5C8" w:sz="4"/>
+              <w:right w:val="single" w:color="D9D5C8" w:sz="4"/>
+            </w:tcBorders>
+            <w:tcMar>
+              <w:top w:type="dxa" w:w="55"/>
+              <w:left w:type="dxa" w:w="110"/>
+              <w:bottom w:type="dxa" w:w="55"/>
+              <w:right w:type="dxa" w:w="110"/>
+            </w:tcMar>
+          </w:tcPr>
+          <w:p>
+            <w:pPr>
+              <w:spacing w:after="0"/>
+            </w:pPr>
+            <w:r>
+              <w:rPr>
+                <w:b w:val="false"/>
+                <w:bCs w:val="false"/>
+                <w:i w:val="false"/>
+                <w:iCs w:val="false"/>
+                <w:color w:val="1A1A1A"/>
+                <w:sz w:val="30"/>
+                <w:szCs w:val="30"/>
+                <w:caps w:val="false"/>
+                <w:rFonts w:ascii="Calibri" w:cs="Calibri" w:eastAsia="Calibri" w:hAnsi="Calibri"/>
+              </w:rPr>
+              <w:t xml:space="preserve">2 accurate</w:t>
+            </w:r>
+          </w:p>
+        </w:tc>
+        <w:tc>
+          <w:tcPr>
+            <w:tcW w:type="dxa" w:w="2664"/>
+            <w:tcBorders>
+              <w:top w:val="single" w:color="D9D5C8" w:sz="4"/>
+              <w:left w:val="single" w:color="D9D5C8" w:sz="4"/>
+              <w:bottom w:val="single" w:color="D9D5C8" w:sz="4"/>
+              <w:right w:val="single" w:color="D9D5C8" w:sz="4"/>
+            </w:tcBorders>
+            <w:tcMar>
+              <w:top w:type="dxa" w:w="55"/>
+              <w:left w:type="dxa" w:w="110"/>
+              <w:bottom w:type="dxa" w:w="55"/>
+              <w:right w:type="dxa" w:w="110"/>
+            </w:tcMar>
+          </w:tcPr>
+          <w:p>
+            <w:pPr>
+              <w:spacing w:after="0"/>
+            </w:pPr>
+            <w:r>
+              <w:rPr>
+                <w:b w:val="false"/>
+                <w:bCs w:val="false"/>
+                <w:i w:val="false"/>
+                <w:iCs w:val="false"/>
+                <w:color w:val="1A1A1A"/>
+                <w:sz w:val="30"/>
+                <w:szCs w:val="30"/>
+                <w:caps w:val="false"/>
+                <w:rFonts w:ascii="Calibri" w:cs="Calibri" w:eastAsia="Calibri" w:hAnsi="Calibri"/>
+              </w:rPr>
+              <w:t xml:space="preserve">Explains the link</w:t>
+            </w:r>
+          </w:p>
+        </w:tc>
+      </w:tr>
+      <w:tr>
+        <w:tc>
+          <w:tcPr>
+            <w:tcW w:type="dxa" w:w="1800"/>
+            <w:tcBorders>
+              <w:top w:val="single" w:color="D9D5C8" w:sz="4"/>
+              <w:left w:val="single" w:color="D9D5C8" w:sz="4"/>
+              <w:bottom w:val="single" w:color="D9D5C8" w:sz="4"/>
+              <w:right w:val="single" w:color="D9D5C8" w:sz="4"/>
+            </w:tcBorders>
+            <w:tcMar>
+              <w:top w:type="dxa" w:w="55"/>
+              <w:left w:type="dxa" w:w="110"/>
+              <w:bottom w:type="dxa" w:w="55"/>
+              <w:right w:type="dxa" w:w="110"/>
+            </w:tcMar>
+          </w:tcPr>
+          <w:p>
+            <w:pPr>
+              <w:spacing w:after="0"/>
+            </w:pPr>
+            <w:r>
+              <w:rPr>
+                <w:b w:val="false"/>
+                <w:bCs w:val="false"/>
+                <w:i w:val="false"/>
+                <w:iCs w:val="false"/>
+                <w:color w:val="1A1A1A"/>
+                <w:sz w:val="30"/>
+                <w:szCs w:val="30"/>
+                <w:caps w:val="false"/>
+                <w:rFonts w:ascii="Calibri" w:cs="Calibri" w:eastAsia="Calibri" w:hAnsi="Calibri"/>
+              </w:rPr>
+              <w:t xml:space="preserve">2 — Developing</w:t>
+            </w:r>
+          </w:p>
+        </w:tc>
+        <w:tc>
+          <w:tcPr>
+            <w:tcW w:type="dxa" w:w="2664"/>
+            <w:tcBorders>
+              <w:top w:val="single" w:color="D9D5C8" w:sz="4"/>
+              <w:left w:val="single" w:color="D9D5C8" w:sz="4"/>
+              <w:bottom w:val="single" w:color="D9D5C8" w:sz="4"/>
+              <w:right w:val="single" w:color="D9D5C8" w:sz="4"/>
+            </w:tcBorders>
+            <w:tcMar>
+              <w:top w:type="dxa" w:w="55"/>
+              <w:left w:type="dxa" w:w="110"/>
+              <w:bottom w:type="dxa" w:w="55"/>
+              <w:right w:type="dxa" w:w="110"/>
+            </w:tcMar>
+          </w:tcPr>
+          <w:p>
+            <w:pPr>
+              <w:spacing w:after="0"/>
+            </w:pPr>
+            <w:r>
+              <w:rPr>
+                <w:b w:val="false"/>
+                <w:bCs w:val="false"/>
+                <w:i w:val="false"/>
+                <w:iCs w:val="false"/>
+                <w:color w:val="1A1A1A"/>
+                <w:sz w:val="30"/>
+                <w:szCs w:val="30"/>
+                <w:caps w:val="false"/>
+                <w:rFonts w:ascii="Calibri" w:cs="Calibri" w:eastAsia="Calibri" w:hAnsi="Calibri"/>
+              </w:rPr>
+              <w:t xml:space="preserve">General</w:t>
+            </w:r>
+          </w:p>
+        </w:tc>
+        <w:tc>
+          <w:tcPr>
+            <w:tcW w:type="dxa" w:w="2664"/>
+            <w:tcBorders>
+              <w:top w:val="single" w:color="D9D5C8" w:sz="4"/>
+              <w:left w:val="single" w:color="D9D5C8" w:sz="4"/>
+              <w:bottom w:val="single" w:color="D9D5C8" w:sz="4"/>
+              <w:right w:val="single" w:color="D9D5C8" w:sz="4"/>
+            </w:tcBorders>
+            <w:tcMar>
+              <w:top w:type="dxa" w:w="55"/>
+              <w:left w:type="dxa" w:w="110"/>
+              <w:bottom w:type="dxa" w:w="55"/>
+              <w:right w:type="dxa" w:w="110"/>
+            </w:tcMar>
+          </w:tcPr>
+          <w:p>
+            <w:pPr>
+              <w:spacing w:after="0"/>
+            </w:pPr>
+            <w:r>
+              <w:rPr>
+                <w:b w:val="false"/>
+                <w:bCs w:val="false"/>
+                <w:i w:val="false"/>
+                <w:iCs w:val="false"/>
+                <w:color w:val="1A1A1A"/>
+                <w:sz w:val="30"/>
+                <w:szCs w:val="30"/>
+                <w:caps w:val="false"/>
+                <w:rFonts w:ascii="Calibri" w:cs="Calibri" w:eastAsia="Calibri" w:hAnsi="Calibri"/>
+              </w:rPr>
+              <w:t xml:space="preserve">1 accurate</w:t>
+            </w:r>
+          </w:p>
+        </w:tc>
+        <w:tc>
+          <w:tcPr>
+            <w:tcW w:type="dxa" w:w="2664"/>
+            <w:tcBorders>
+              <w:top w:val="single" w:color="D9D5C8" w:sz="4"/>
+              <w:left w:val="single" w:color="D9D5C8" w:sz="4"/>
+              <w:bottom w:val="single" w:color="D9D5C8" w:sz="4"/>
+              <w:right w:val="single" w:color="D9D5C8" w:sz="4"/>
+            </w:tcBorders>
+            <w:tcMar>
+              <w:top w:type="dxa" w:w="55"/>
+              <w:left w:type="dxa" w:w="110"/>
+              <w:bottom w:type="dxa" w:w="55"/>
+              <w:right w:type="dxa" w:w="110"/>
+            </w:tcMar>
+          </w:tcPr>
+          <w:p>
+            <w:pPr>
+              <w:spacing w:after="0"/>
+            </w:pPr>
+            <w:r>
+              <w:rPr>
+                <w:b w:val="false"/>
+                <w:bCs w:val="false"/>
+                <w:i w:val="false"/>
+                <w:iCs w:val="false"/>
+                <w:color w:val="1A1A1A"/>
+                <w:sz w:val="30"/>
+                <w:szCs w:val="30"/>
+                <w:caps w:val="false"/>
+                <w:rFonts w:ascii="Calibri" w:cs="Calibri" w:eastAsia="Calibri" w:hAnsi="Calibri"/>
+              </w:rPr>
+              <w:t xml:space="preserve">Partial link</w:t>
+            </w:r>
+          </w:p>
+        </w:tc>
+      </w:tr>
+      <w:tr>
+        <w:tc>
+          <w:tcPr>
+            <w:tcW w:type="dxa" w:w="1800"/>
+            <w:tcBorders>
+              <w:top w:val="single" w:color="D9D5C8" w:sz="4"/>
+              <w:left w:val="single" w:color="D9D5C8" w:sz="4"/>
+              <w:bottom w:val="single" w:color="D9D5C8" w:sz="4"/>
+              <w:right w:val="single" w:color="D9D5C8" w:sz="4"/>
+            </w:tcBorders>
+            <w:tcMar>
+              <w:top w:type="dxa" w:w="55"/>
+              <w:left w:type="dxa" w:w="110"/>
+              <w:bottom w:type="dxa" w:w="55"/>
+              <w:right w:type="dxa" w:w="110"/>
+            </w:tcMar>
+          </w:tcPr>
+          <w:p>
+            <w:pPr>
+              <w:spacing w:after="0"/>
+            </w:pPr>
+            <w:r>
+              <w:rPr>
+                <w:b w:val="false"/>
+                <w:bCs w:val="false"/>
+                <w:i w:val="false"/>
+                <w:iCs w:val="false"/>
+                <w:color w:val="1A1A1A"/>
+                <w:sz w:val="30"/>
+                <w:szCs w:val="30"/>
+                <w:caps w:val="false"/>
+                <w:rFonts w:ascii="Calibri" w:cs="Calibri" w:eastAsia="Calibri" w:hAnsi="Calibri"/>
+              </w:rPr>
+              <w:t xml:space="preserve">1 — Beginning</w:t>
+            </w:r>
+          </w:p>
+        </w:tc>
+        <w:tc>
+          <w:tcPr>
+            <w:tcW w:type="dxa" w:w="2664"/>
+            <w:tcBorders>
+              <w:top w:val="single" w:color="D9D5C8" w:sz="4"/>
+              <w:left w:val="single" w:color="D9D5C8" w:sz="4"/>
+              <w:bottom w:val="single" w:color="D9D5C8" w:sz="4"/>
+              <w:right w:val="single" w:color="D9D5C8" w:sz="4"/>
+            </w:tcBorders>
+            <w:tcMar>
+              <w:top w:type="dxa" w:w="55"/>
+              <w:left w:type="dxa" w:w="110"/>
+              <w:bottom w:type="dxa" w:w="55"/>
+              <w:right w:type="dxa" w:w="110"/>
+            </w:tcMar>
+          </w:tcPr>
+          <w:p>
+            <w:pPr>
+              <w:spacing w:after="0"/>
+            </w:pPr>
+            <w:r>
+              <w:rPr>
+                <w:b w:val="false"/>
+                <w:bCs w:val="false"/>
+                <w:i w:val="false"/>
+                <w:iCs w:val="false"/>
+                <w:color w:val="1A1A1A"/>
+                <w:sz w:val="30"/>
+                <w:szCs w:val="30"/>
+                <w:caps w:val="false"/>
+                <w:rFonts w:ascii="Calibri" w:cs="Calibri" w:eastAsia="Calibri" w:hAnsi="Calibri"/>
+              </w:rPr>
+              <w:t xml:space="preserve">Unclear / missing</w:t>
+            </w:r>
+          </w:p>
+        </w:tc>
+        <w:tc>
+          <w:tcPr>
+            <w:tcW w:type="dxa" w:w="2664"/>
+            <w:tcBorders>
+              <w:top w:val="single" w:color="D9D5C8" w:sz="4"/>
+              <w:left w:val="single" w:color="D9D5C8" w:sz="4"/>
+              <w:bottom w:val="single" w:color="D9D5C8" w:sz="4"/>
+              <w:right w:val="single" w:color="D9D5C8" w:sz="4"/>
+            </w:tcBorders>
+            <w:tcMar>
+              <w:top w:type="dxa" w:w="55"/>
+              <w:left w:type="dxa" w:w="110"/>
+              <w:bottom w:type="dxa" w:w="55"/>
+              <w:right w:type="dxa" w:w="110"/>
+            </w:tcMar>
+          </w:tcPr>
+          <w:p>
+            <w:pPr>
+              <w:spacing w:after="0"/>
+            </w:pPr>
+            <w:r>
+              <w:rPr>
+                <w:b w:val="false"/>
+                <w:bCs w:val="false"/>
+                <w:i w:val="false"/>
+                <w:iCs w:val="false"/>
+                <w:color w:val="1A1A1A"/>
+                <w:sz w:val="30"/>
+                <w:szCs w:val="30"/>
+                <w:caps w:val="false"/>
+                <w:rFonts w:ascii="Calibri" w:cs="Calibri" w:eastAsia="Calibri" w:hAnsi="Calibri"/>
+              </w:rPr>
+              <w:t xml:space="preserve">Missing / inaccurate</w:t>
+            </w:r>
+          </w:p>
+        </w:tc>
+        <w:tc>
+          <w:tcPr>
+            <w:tcW w:type="dxa" w:w="2664"/>
+            <w:tcBorders>
+              <w:top w:val="single" w:color="D9D5C8" w:sz="4"/>
+              <w:left w:val="single" w:color="D9D5C8" w:sz="4"/>
+              <w:bottom w:val="single" w:color="D9D5C8" w:sz="4"/>
+              <w:right w:val="single" w:color="D9D5C8" w:sz="4"/>
+            </w:tcBorders>
+            <w:tcMar>
+              <w:top w:type="dxa" w:w="55"/>
+              <w:left w:type="dxa" w:w="110"/>
+              <w:bottom w:type="dxa" w:w="55"/>
+              <w:right w:type="dxa" w:w="110"/>
+            </w:tcMar>
+          </w:tcPr>
+          <w:p>
+            <w:pPr>
+              <w:spacing w:after="0"/>
+            </w:pPr>
+            <w:r>
+              <w:rPr>
+                <w:b w:val="false"/>
+                <w:bCs w:val="false"/>
+                <w:i w:val="false"/>
+                <w:iCs w:val="false"/>
+                <w:color w:val="1A1A1A"/>
+                <w:sz w:val="30"/>
+                <w:szCs w:val="30"/>
+                <w:caps w:val="false"/>
+                <w:rFonts w:ascii="Calibri" w:cs="Calibri" w:eastAsia="Calibri" w:hAnsi="Calibri"/>
+              </w:rPr>
+              <w:t xml:space="preserve">No reasoning</w:t>
             </w:r>
           </w:p>
         </w:tc>
@@ -46153,7 +49685,7 @@
                 <w:caps w:val="false"/>
                 <w:rFonts w:ascii="Calibri" w:cs="Calibri" w:eastAsia="Calibri" w:hAnsi="Calibri"/>
               </w:rPr>
-              <w:t xml:space="preserve">SELF-CHECK against the CER rubric (see Toolkit)</w:t>
+              <w:t xml:space="preserve">MY SCORE</w:t>
             </w:r>
           </w:p>
           <w:p>
@@ -46172,12 +49704,365 @@
                 <w:caps w:val="false"/>
                 <w:rFonts w:ascii="Calibri" w:cs="Calibri" w:eastAsia="Calibri" w:hAnsi="Calibri"/>
               </w:rPr>
-              <w:t xml:space="preserve">Before submitting: Is my claim defensible? Do I have TWO specific pieces of evidence? Does my reasoning explain HOW the evidence proves the claim?</w:t>
+              <w:t xml:space="preserve">Claim: ____ / 4        Evidence: ____ / 4        Reasoning: ____ / 4        TOTAL: ____ / 12</w:t>
             </w:r>
           </w:p>
         </w:tc>
       </w:tr>
     </w:tbl>
+    <w:tbl>
+      <w:tblPr>
+        <w:tblW w:type="dxa" w:w="9792"/>
+        <w:tblBorders>
+          <w:top w:val="single" w:color="auto" w:sz="4"/>
+          <w:left w:val="single" w:color="auto" w:sz="4"/>
+          <w:bottom w:val="single" w:color="auto" w:sz="4"/>
+          <w:right w:val="single" w:color="auto" w:sz="4"/>
+          <w:insideH w:val="single" w:color="auto" w:sz="4"/>
+          <w:insideV w:val="single" w:color="auto" w:sz="4"/>
+        </w:tblBorders>
+      </w:tblPr>
+      <w:tblGrid>
+        <w:gridCol w:w="9792"/>
+      </w:tblGrid>
+      <w:tr>
+        <w:tc>
+          <w:tcPr>
+            <w:tcW w:type="dxa" w:w="9792"/>
+            <w:tcBorders>
+              <w:top w:val="single" w:color="D9D5C8" w:sz="4"/>
+              <w:left w:val="single" w:color="D9D5C8" w:sz="4"/>
+              <w:bottom w:val="single" w:color="D9D5C8" w:sz="4"/>
+              <w:right w:val="single" w:color="D9D5C8" w:sz="4"/>
+            </w:tcBorders>
+            <w:shd w:fill="F7F5EF" w:color="auto" w:val="clear"/>
+            <w:tcMar>
+              <w:top w:type="dxa" w:w="55"/>
+              <w:left w:type="dxa" w:w="110"/>
+              <w:bottom w:type="dxa" w:w="55"/>
+              <w:right w:type="dxa" w:w="110"/>
+            </w:tcMar>
+          </w:tcPr>
+          <w:p>
+            <w:pPr>
+              <w:spacing w:after="60"/>
+            </w:pPr>
+            <w:r>
+              <w:rPr>
+                <w:b/>
+                <w:bCs/>
+                <w:i w:val="false"/>
+                <w:iCs w:val="false"/>
+                <w:color w:val="1B2A4A"/>
+                <w:sz w:val="32"/>
+                <w:szCs w:val="32"/>
+                <w:caps w:val="false"/>
+                <w:rFonts w:ascii="Calibri" w:cs="Calibri" w:eastAsia="Calibri" w:hAnsi="Calibri"/>
+              </w:rPr>
+              <w:t xml:space="preserve">SUPPORTS — sentence frames (use if you need them)</w:t>
+            </w:r>
+          </w:p>
+          <w:p>
+            <w:pPr>
+              <w:spacing w:after="40"/>
+            </w:pPr>
+            <w:r>
+              <w:rPr>
+                <w:b w:val="false"/>
+                <w:bCs w:val="false"/>
+                <w:i w:val="false"/>
+                <w:iCs w:val="false"/>
+                <w:color w:val="1A1A1A"/>
+                <w:sz w:val="33"/>
+                <w:szCs w:val="33"/>
+                <w:caps w:val="false"/>
+                <w:rFonts w:ascii="Calibri" w:cs="Calibri" w:eastAsia="Calibri" w:hAnsi="Calibri"/>
+              </w:rPr>
+              <w:t xml:space="preserve">Claim: “______ because ______.”</w:t>
+            </w:r>
+          </w:p>
+          <w:p>
+            <w:pPr>
+              <w:spacing w:after="40"/>
+            </w:pPr>
+            <w:r>
+              <w:rPr>
+                <w:b w:val="false"/>
+                <w:bCs w:val="false"/>
+                <w:i w:val="false"/>
+                <w:iCs w:val="false"/>
+                <w:color w:val="1A1A1A"/>
+                <w:sz w:val="33"/>
+                <w:szCs w:val="33"/>
+                <w:caps w:val="false"/>
+                <w:rFonts w:ascii="Calibri" w:cs="Calibri" w:eastAsia="Calibri" w:hAnsi="Calibri"/>
+              </w:rPr>
+              <w:t xml:space="preserve">Evidence: “One example is ______ (from ______).  Another is ______.”</w:t>
+            </w:r>
+          </w:p>
+          <w:p>
+            <w:pPr>
+              <w:spacing w:after="40"/>
+            </w:pPr>
+            <w:r>
+              <w:rPr>
+                <w:b w:val="false"/>
+                <w:bCs w:val="false"/>
+                <w:i w:val="false"/>
+                <w:iCs w:val="false"/>
+                <w:color w:val="1A1A1A"/>
+                <w:sz w:val="33"/>
+                <w:szCs w:val="33"/>
+                <w:caps w:val="false"/>
+                <w:rFonts w:ascii="Calibri" w:cs="Calibri" w:eastAsia="Calibri" w:hAnsi="Calibri"/>
+              </w:rPr>
+              <w:t xml:space="preserve">Reasoning: “This proves my claim because ______, which shows ______.”</w:t>
+            </w:r>
+          </w:p>
+        </w:tc>
+      </w:tr>
+    </w:tbl>
+    <w:tbl>
+      <w:tblPr>
+        <w:tblW w:type="dxa" w:w="9792"/>
+        <w:tblBorders>
+          <w:top w:val="single" w:color="auto" w:sz="4"/>
+          <w:left w:val="single" w:color="auto" w:sz="4"/>
+          <w:bottom w:val="single" w:color="auto" w:sz="4"/>
+          <w:right w:val="single" w:color="auto" w:sz="4"/>
+          <w:insideH w:val="single" w:color="auto" w:sz="4"/>
+          <w:insideV w:val="single" w:color="auto" w:sz="4"/>
+        </w:tblBorders>
+      </w:tblPr>
+      <w:tblGrid>
+        <w:gridCol w:w="9792"/>
+      </w:tblGrid>
+      <w:tr>
+        <w:tc>
+          <w:tcPr>
+            <w:tcW w:type="dxa" w:w="9792"/>
+            <w:tcBorders>
+              <w:top w:val="single" w:color="D9D5C8" w:sz="4"/>
+              <w:left w:val="single" w:color="D9D5C8" w:sz="4"/>
+              <w:bottom w:val="single" w:color="D9D5C8" w:sz="4"/>
+              <w:right w:val="single" w:color="D9D5C8" w:sz="4"/>
+            </w:tcBorders>
+            <w:shd w:fill="F7F5EF" w:color="auto" w:val="clear"/>
+            <w:tcMar>
+              <w:top w:type="dxa" w:w="55"/>
+              <w:left w:type="dxa" w:w="110"/>
+              <w:bottom w:type="dxa" w:w="55"/>
+              <w:right w:type="dxa" w:w="110"/>
+            </w:tcMar>
+          </w:tcPr>
+          <w:p>
+            <w:pPr>
+              <w:spacing w:after="60"/>
+            </w:pPr>
+            <w:r>
+              <w:rPr>
+                <w:b/>
+                <w:bCs/>
+                <w:i w:val="false"/>
+                <w:iCs w:val="false"/>
+                <w:color w:val="1B2A4A"/>
+                <w:sz w:val="32"/>
+                <w:szCs w:val="32"/>
+                <w:caps w:val="false"/>
+                <w:rFonts w:ascii="Calibri" w:cs="Calibri" w:eastAsia="Calibri" w:hAnsi="Calibri"/>
+              </w:rPr>
+              <w:t xml:space="preserve">REVISE — make your lowest-scoring part stronger</w:t>
+            </w:r>
+          </w:p>
+          <w:p>
+            <w:pPr>
+              <w:spacing w:after="40"/>
+            </w:pPr>
+            <w:r>
+              <w:rPr>
+                <w:b w:val="false"/>
+                <w:bCs w:val="false"/>
+                <w:i w:val="false"/>
+                <w:iCs w:val="false"/>
+                <w:color w:val="1A1A1A"/>
+                <w:sz w:val="33"/>
+                <w:szCs w:val="33"/>
+                <w:caps w:val="false"/>
+                <w:rFonts w:ascii="Calibri" w:cs="Calibri" w:eastAsia="Calibri" w:hAnsi="Calibri"/>
+              </w:rPr>
+              <w:t xml:space="preserve">Pick the part you scored lowest and rewrite it here — better:</w:t>
+            </w:r>
+          </w:p>
+        </w:tc>
+      </w:tr>
+    </w:tbl>
+    <w:p>
+      <w:pPr>
+        <w:widowControl w:val="false"/>
+        <w:pBdr>
+          <w:bottom w:val="single" w:color="8892A0" w:sz="8" w:space="1"/>
+        </w:pBdr>
+        <w:spacing w:before="42" w:after="42"/>
+      </w:pPr>
+      <w:r>
+        <w:rPr>
+          <w:sz w:val="24"/>
+          <w:szCs w:val="24"/>
+          <w:rFonts w:ascii="Calibri" w:cs="Calibri" w:eastAsia="Calibri" w:hAnsi="Calibri"/>
+        </w:rPr>
+        <w:t xml:space="preserve"> </w:t>
+      </w:r>
+    </w:p>
+    <w:p>
+      <w:pPr>
+        <w:spacing w:before="0" w:after="0" w:line="75" w:lineRule="exact"/>
+      </w:pPr>
+      <w:r>
+        <w:rPr>
+          <w:sz w:val="3"/>
+          <w:szCs w:val="3"/>
+          <w:rFonts w:ascii="Calibri" w:cs="Calibri" w:eastAsia="Calibri" w:hAnsi="Calibri"/>
+        </w:rPr>
+        <w:t xml:space="preserve"> </w:t>
+      </w:r>
+    </w:p>
+    <w:p>
+      <w:pPr>
+        <w:widowControl w:val="false"/>
+        <w:pBdr>
+          <w:bottom w:val="single" w:color="8892A0" w:sz="8" w:space="1"/>
+        </w:pBdr>
+        <w:spacing w:before="42" w:after="42"/>
+      </w:pPr>
+      <w:r>
+        <w:rPr>
+          <w:sz w:val="24"/>
+          <w:szCs w:val="24"/>
+          <w:rFonts w:ascii="Calibri" w:cs="Calibri" w:eastAsia="Calibri" w:hAnsi="Calibri"/>
+        </w:rPr>
+        <w:t xml:space="preserve"> </w:t>
+      </w:r>
+    </w:p>
+    <w:p>
+      <w:pPr>
+        <w:spacing w:before="0" w:after="0" w:line="75" w:lineRule="exact"/>
+      </w:pPr>
+      <w:r>
+        <w:rPr>
+          <w:sz w:val="3"/>
+          <w:szCs w:val="3"/>
+          <w:rFonts w:ascii="Calibri" w:cs="Calibri" w:eastAsia="Calibri" w:hAnsi="Calibri"/>
+        </w:rPr>
+        <w:t xml:space="preserve"> </w:t>
+      </w:r>
+    </w:p>
+    <w:p>
+      <w:pPr>
+        <w:widowControl w:val="false"/>
+        <w:pBdr>
+          <w:bottom w:val="single" w:color="8892A0" w:sz="8" w:space="1"/>
+        </w:pBdr>
+        <w:spacing w:before="42" w:after="42"/>
+      </w:pPr>
+      <w:r>
+        <w:rPr>
+          <w:sz w:val="24"/>
+          <w:szCs w:val="24"/>
+          <w:rFonts w:ascii="Calibri" w:cs="Calibri" w:eastAsia="Calibri" w:hAnsi="Calibri"/>
+        </w:rPr>
+        <w:t xml:space="preserve"> </w:t>
+      </w:r>
+    </w:p>
+    <w:p>
+      <w:pPr>
+        <w:spacing w:before="0" w:after="0" w:line="75" w:lineRule="exact"/>
+      </w:pPr>
+      <w:r>
+        <w:rPr>
+          <w:sz w:val="3"/>
+          <w:szCs w:val="3"/>
+          <w:rFonts w:ascii="Calibri" w:cs="Calibri" w:eastAsia="Calibri" w:hAnsi="Calibri"/>
+        </w:rPr>
+        <w:t xml:space="preserve"> </w:t>
+      </w:r>
+    </w:p>
+    <w:p>
+      <w:pPr>
+        <w:widowControl w:val="false"/>
+        <w:pBdr>
+          <w:bottom w:val="single" w:color="8892A0" w:sz="8" w:space="1"/>
+        </w:pBdr>
+        <w:spacing w:before="42" w:after="42"/>
+      </w:pPr>
+      <w:r>
+        <w:rPr>
+          <w:sz w:val="24"/>
+          <w:szCs w:val="24"/>
+          <w:rFonts w:ascii="Calibri" w:cs="Calibri" w:eastAsia="Calibri" w:hAnsi="Calibri"/>
+        </w:rPr>
+        <w:t xml:space="preserve"> </w:t>
+      </w:r>
+    </w:p>
+    <w:p>
+      <w:pPr>
+        <w:spacing w:before="0" w:after="0" w:line="75" w:lineRule="exact"/>
+      </w:pPr>
+      <w:r>
+        <w:rPr>
+          <w:sz w:val="3"/>
+          <w:szCs w:val="3"/>
+          <w:rFonts w:ascii="Calibri" w:cs="Calibri" w:eastAsia="Calibri" w:hAnsi="Calibri"/>
+        </w:rPr>
+        <w:t xml:space="preserve"> </w:t>
+      </w:r>
+    </w:p>
+    <w:p>
+      <w:pPr>
+        <w:widowControl w:val="false"/>
+        <w:pBdr>
+          <w:bottom w:val="single" w:color="8892A0" w:sz="8" w:space="1"/>
+        </w:pBdr>
+        <w:spacing w:before="42" w:after="42"/>
+      </w:pPr>
+      <w:r>
+        <w:rPr>
+          <w:sz w:val="24"/>
+          <w:szCs w:val="24"/>
+          <w:rFonts w:ascii="Calibri" w:cs="Calibri" w:eastAsia="Calibri" w:hAnsi="Calibri"/>
+        </w:rPr>
+        <w:t xml:space="preserve"> </w:t>
+      </w:r>
+    </w:p>
+    <w:p>
+      <w:pPr>
+        <w:spacing w:before="0" w:after="0" w:line="75" w:lineRule="exact"/>
+      </w:pPr>
+      <w:r>
+        <w:rPr>
+          <w:sz w:val="3"/>
+          <w:szCs w:val="3"/>
+          <w:rFonts w:ascii="Calibri" w:cs="Calibri" w:eastAsia="Calibri" w:hAnsi="Calibri"/>
+        </w:rPr>
+        <w:t xml:space="preserve"> </w:t>
+      </w:r>
+    </w:p>
+    <w:p>
+      <w:pPr>
+        <w:widowControl w:val="false"/>
+        <w:pBdr>
+          <w:bottom w:val="single" w:color="8892A0" w:sz="8" w:space="1"/>
+        </w:pBdr>
+        <w:spacing w:before="42" w:after="42"/>
+      </w:pPr>
+      <w:r>
+        <w:rPr>
+          <w:sz w:val="24"/>
+          <w:szCs w:val="24"/>
+          <w:rFonts w:ascii="Calibri" w:cs="Calibri" w:eastAsia="Calibri" w:hAnsi="Calibri"/>
+        </w:rPr>
+        <w:t xml:space="preserve"> </w:t>
+      </w:r>
+    </w:p>
     <w:p>
       <w:pPr>
         <w:pStyle w:val="Heading2"/>

--- a/courses/foundations-constitutional-government/BUILD/unit4/deliverables/Unit4_Student_Workbook_CourseStandard_LargePrint.docx
+++ b/courses/foundations-constitutional-government/BUILD/unit4/deliverables/Unit4_Student_Workbook_CourseStandard_LargePrint.docx
@@ -6990,6 +6990,20 @@
       </w:pPr>
       <w:r>
         <w:rPr>
+          <w:b/>
+          <w:bCs/>
+          <w:i w:val="false"/>
+          <w:iCs w:val="false"/>
+          <w:color w:val="1A1A1A"/>
+          <w:sz w:val="30"/>
+          <w:szCs w:val="30"/>
+          <w:caps w:val="false"/>
+          <w:rFonts w:ascii="Calibri" w:cs="Calibri" w:eastAsia="Calibri" w:hAnsi="Calibri"/>
+        </w:rPr>
+        <w:t xml:space="preserve">Word-bank meaning to build on: </w:t>
+      </w:r>
+      <w:r>
+        <w:rPr>
           <w:b w:val="false"/>
           <w:bCs w:val="false"/>
           <w:i w:val="false"/>
@@ -7000,7 +7014,7 @@
           <w:caps w:val="false"/>
           <w:rFonts w:ascii="Calibri" w:cs="Calibri" w:eastAsia="Calibri" w:hAnsi="Calibri"/>
         </w:rPr>
-        <w:t xml:space="preserve">Word-bank meaning to build on: The President's role as civilian head of the U.S. armed forces, ensuring the military answers to elected leadership.</w:t>
+        <w:t xml:space="preserve">The President's role as civilian head of the U.S. armed forces, ensuring the military answers to elected leadership.</w:t>
       </w:r>
     </w:p>
     <w:tbl>
@@ -7631,6 +7645,20 @@
       </w:pPr>
       <w:r>
         <w:rPr>
+          <w:b/>
+          <w:bCs/>
+          <w:i w:val="false"/>
+          <w:iCs w:val="false"/>
+          <w:color w:val="1A1A1A"/>
+          <w:sz w:val="30"/>
+          <w:szCs w:val="30"/>
+          <w:caps w:val="false"/>
+          <w:rFonts w:ascii="Calibri" w:cs="Calibri" w:eastAsia="Calibri" w:hAnsi="Calibri"/>
+        </w:rPr>
+        <w:t xml:space="preserve">Word-bank meaning to build on: </w:t>
+      </w:r>
+      <w:r>
+        <w:rPr>
           <w:b w:val="false"/>
           <w:bCs w:val="false"/>
           <w:i w:val="false"/>
@@ -7641,7 +7669,7 @@
           <w:caps w:val="false"/>
           <w:rFonts w:ascii="Calibri" w:cs="Calibri" w:eastAsia="Calibri" w:hAnsi="Calibri"/>
         </w:rPr>
-        <w:t xml:space="preserve">Word-bank meaning to build on: A directive from the President that manages the operations of the federal government and has the force of law, though it cannot override the Constitution or statute.</w:t>
+        <w:t xml:space="preserve">A directive from the President that manages the operations of the federal government and has the force of law, though it cannot override the Constitution or statute.</w:t>
       </w:r>
     </w:p>
     <w:tbl>
@@ -22412,6 +22440,20 @@
       </w:pPr>
       <w:r>
         <w:rPr>
+          <w:b/>
+          <w:bCs/>
+          <w:i w:val="false"/>
+          <w:iCs w:val="false"/>
+          <w:color w:val="1A1A1A"/>
+          <w:sz w:val="30"/>
+          <w:szCs w:val="30"/>
+          <w:caps w:val="false"/>
+          <w:rFonts w:ascii="Calibri" w:cs="Calibri" w:eastAsia="Calibri" w:hAnsi="Calibri"/>
+        </w:rPr>
+        <w:t xml:space="preserve">Word-bank meaning to build on: </w:t>
+      </w:r>
+      <w:r>
+        <w:rPr>
           <w:b w:val="false"/>
           <w:bCs w:val="false"/>
           <w:i w:val="false"/>
@@ -22422,7 +22464,7 @@
           <w:caps w:val="false"/>
           <w:rFonts w:ascii="Calibri" w:cs="Calibri" w:eastAsia="Calibri" w:hAnsi="Calibri"/>
         </w:rPr>
-        <w:t xml:space="preserve">Word-bank meaning to build on: The departments, agencies, and employees of the executive branch that carry out and administer federal laws and programs day to day.</w:t>
+        <w:t xml:space="preserve">The departments, agencies, and employees of the executive branch that carry out and administer federal laws and programs day to day.</w:t>
       </w:r>
     </w:p>
     <w:tbl>
@@ -23053,6 +23095,20 @@
       </w:pPr>
       <w:r>
         <w:rPr>
+          <w:b/>
+          <w:bCs/>
+          <w:i w:val="false"/>
+          <w:iCs w:val="false"/>
+          <w:color w:val="1A1A1A"/>
+          <w:sz w:val="30"/>
+          <w:szCs w:val="30"/>
+          <w:caps w:val="false"/>
+          <w:rFonts w:ascii="Calibri" w:cs="Calibri" w:eastAsia="Calibri" w:hAnsi="Calibri"/>
+        </w:rPr>
+        <w:t xml:space="preserve">Word-bank meaning to build on: </w:t>
+      </w:r>
+      <w:r>
+        <w:rPr>
           <w:b w:val="false"/>
           <w:bCs w:val="false"/>
           <w:i w:val="false"/>
@@ -23063,7 +23119,7 @@
           <w:caps w:val="false"/>
           <w:rFonts w:ascii="Calibri" w:cs="Calibri" w:eastAsia="Calibri" w:hAnsi="Calibri"/>
         </w:rPr>
-        <w:t xml:space="preserve">Word-bank meaning to build on: The group of the heads (secretaries) of the executive departments who advise the President.</w:t>
+        <w:t xml:space="preserve">The group of the heads (secretaries) of the executive departments who advise the President.</w:t>
       </w:r>
     </w:p>
     <w:tbl>
@@ -37834,6 +37890,20 @@
       </w:pPr>
       <w:r>
         <w:rPr>
+          <w:b/>
+          <w:bCs/>
+          <w:i w:val="false"/>
+          <w:iCs w:val="false"/>
+          <w:color w:val="1A1A1A"/>
+          <w:sz w:val="30"/>
+          <w:szCs w:val="30"/>
+          <w:caps w:val="false"/>
+          <w:rFonts w:ascii="Calibri" w:cs="Calibri" w:eastAsia="Calibri" w:hAnsi="Calibri"/>
+        </w:rPr>
+        <w:t xml:space="preserve">Word-bank meaning to build on: </w:t>
+      </w:r>
+      <w:r>
+        <w:rPr>
           <w:b w:val="false"/>
           <w:bCs w:val="false"/>
           <w:i w:val="false"/>
@@ -37844,7 +37914,7 @@
           <w:caps w:val="false"/>
           <w:rFonts w:ascii="Calibri" w:cs="Calibri" w:eastAsia="Calibri" w:hAnsi="Calibri"/>
         </w:rPr>
-        <w:t xml:space="preserve">Word-bank meaning to build on: The body of electors — one per senator and representative — that formally elects the President; a candidate needs a majority (270 of 538).</w:t>
+        <w:t xml:space="preserve">The body of electors — one per senator and representative — that formally elects the President; a candidate needs a majority (270 of 538).</w:t>
       </w:r>
     </w:p>
     <w:tbl>
@@ -38475,6 +38545,20 @@
       </w:pPr>
       <w:r>
         <w:rPr>
+          <w:b/>
+          <w:bCs/>
+          <w:i w:val="false"/>
+          <w:iCs w:val="false"/>
+          <w:color w:val="1A1A1A"/>
+          <w:sz w:val="30"/>
+          <w:szCs w:val="30"/>
+          <w:caps w:val="false"/>
+          <w:rFonts w:ascii="Calibri" w:cs="Calibri" w:eastAsia="Calibri" w:hAnsi="Calibri"/>
+        </w:rPr>
+        <w:t xml:space="preserve">Word-bank meaning to build on: </w:t>
+      </w:r>
+      <w:r>
+        <w:rPr>
           <w:b w:val="false"/>
           <w:bCs w:val="false"/>
           <w:i w:val="false"/>
@@ -38485,7 +38569,7 @@
           <w:caps w:val="false"/>
           <w:rFonts w:ascii="Calibri" w:cs="Calibri" w:eastAsia="Calibri" w:hAnsi="Calibri"/>
         </w:rPr>
-        <w:t xml:space="preserve">Word-bank meaning to build on: The practice, used by most states, of awarding all of a state's electoral votes to whichever candidate wins that state's popular vote.</w:t>
+        <w:t xml:space="preserve">The practice, used by most states, of awarding all of a state's electoral votes to whichever candidate wins that state's popular vote.</w:t>
       </w:r>
     </w:p>
     <w:tbl>

--- a/courses/foundations-constitutional-government/BUILD/unit4/deliverables/Unit4_Student_Workbook_CourseStandard_LargePrint.docx
+++ b/courses/foundations-constitutional-government/BUILD/unit4/deliverables/Unit4_Student_Workbook_CourseStandard_LargePrint.docx
@@ -8366,25 +8366,6 @@
           <w:rFonts w:ascii="Calibri" w:cs="Calibri" w:eastAsia="Calibri" w:hAnsi="Calibri"/>
         </w:rPr>
         <w:t xml:space="preserve">    ⏱ ~20 min</w:t>
-      </w:r>
-    </w:p>
-    <w:p>
-      <w:pPr>
-        <w:spacing w:after="100"/>
-      </w:pPr>
-      <w:r>
-        <w:rPr>
-          <w:b w:val="false"/>
-          <w:bCs w:val="false"/>
-          <w:i w:val="false"/>
-          <w:iCs w:val="false"/>
-          <w:color w:val="1A1A1A"/>
-          <w:sz w:val="32"/>
-          <w:szCs w:val="32"/>
-          <w:caps w:val="false"/>
-          <w:rFonts w:ascii="Calibri" w:cs="Calibri" w:eastAsia="Calibri" w:hAnsi="Calibri"/>
-        </w:rPr>
-        <w:t xml:space="preserve">Name: ______________________    Class / Period: __________    Date: __________</w:t>
       </w:r>
     </w:p>
     <w:p>
@@ -23828,25 +23809,6 @@
           <w:bCs w:val="false"/>
           <w:i w:val="false"/>
           <w:iCs w:val="false"/>
-          <w:color w:val="1A1A1A"/>
-          <w:sz w:val="32"/>
-          <w:szCs w:val="32"/>
-          <w:caps w:val="false"/>
-          <w:rFonts w:ascii="Calibri" w:cs="Calibri" w:eastAsia="Calibri" w:hAnsi="Calibri"/>
-        </w:rPr>
-        <w:t xml:space="preserve">Name: ______________________    Class / Period: __________    Date: __________</w:t>
-      </w:r>
-    </w:p>
-    <w:p>
-      <w:pPr>
-        <w:spacing w:after="100"/>
-      </w:pPr>
-      <w:r>
-        <w:rPr>
-          <w:b w:val="false"/>
-          <w:bCs w:val="false"/>
-          <w:i w:val="false"/>
-          <w:iCs w:val="false"/>
           <w:color w:val="6B7280"/>
           <w:sz w:val="30"/>
           <w:szCs w:val="30"/>
@@ -39266,25 +39228,6 @@
           <w:rFonts w:ascii="Calibri" w:cs="Calibri" w:eastAsia="Calibri" w:hAnsi="Calibri"/>
         </w:rPr>
         <w:t xml:space="preserve">    ⏱ ~20 min</w:t>
-      </w:r>
-    </w:p>
-    <w:p>
-      <w:pPr>
-        <w:spacing w:after="100"/>
-      </w:pPr>
-      <w:r>
-        <w:rPr>
-          <w:b w:val="false"/>
-          <w:bCs w:val="false"/>
-          <w:i w:val="false"/>
-          <w:iCs w:val="false"/>
-          <w:color w:val="1A1A1A"/>
-          <w:sz w:val="32"/>
-          <w:szCs w:val="32"/>
-          <w:caps w:val="false"/>
-          <w:rFonts w:ascii="Calibri" w:cs="Calibri" w:eastAsia="Calibri" w:hAnsi="Calibri"/>
-        </w:rPr>
-        <w:t xml:space="preserve">Name: ______________________    Class / Period: __________    Date: __________</w:t>
       </w:r>
     </w:p>
     <w:p>

--- a/courses/foundations-constitutional-government/BUILD/unit4/deliverables/Unit4_Student_Workbook_CourseStandard_LargePrint.docx
+++ b/courses/foundations-constitutional-government/BUILD/unit4/deliverables/Unit4_Student_Workbook_CourseStandard_LargePrint.docx
@@ -19230,457 +19230,6 @@
     </w:p>
     <w:p>
       <w:pPr>
-        <w:pStyle w:val="Heading2"/>
-        <w:keepNext/>
-        <w:pageBreakBefore/>
-        <w:spacing w:before="150" w:after="90"/>
-      </w:pPr>
-      <w:r>
-        <w:rPr>
-          <w:b/>
-          <w:bCs/>
-          <w:i w:val="false"/>
-          <w:iCs w:val="false"/>
-          <w:color w:val="1B2A4A"/>
-          <w:sz w:val="42"/>
-          <w:szCs w:val="42"/>
-          <w:caps w:val="false"/>
-          <w:rFonts w:ascii="Calibri" w:cs="Calibri" w:eastAsia="Calibri" w:hAnsi="Calibri"/>
-        </w:rPr>
-        <w:t xml:space="preserve">UDL Access, Choice &amp; Reflection — GC.16</w:t>
-      </w:r>
-    </w:p>
-    <w:tbl>
-      <w:tblPr>
-        <w:tblW w:type="dxa" w:w="9792"/>
-        <w:tblBorders>
-          <w:top w:val="single" w:color="auto" w:sz="4"/>
-          <w:left w:val="single" w:color="auto" w:sz="4"/>
-          <w:bottom w:val="single" w:color="auto" w:sz="4"/>
-          <w:right w:val="single" w:color="auto" w:sz="4"/>
-          <w:insideH w:val="single" w:color="auto" w:sz="4"/>
-          <w:insideV w:val="single" w:color="auto" w:sz="4"/>
-        </w:tblBorders>
-      </w:tblPr>
-      <w:tblGrid>
-        <w:gridCol w:w="9792"/>
-      </w:tblGrid>
-      <w:tr>
-        <w:tc>
-          <w:tcPr>
-            <w:tcW w:type="dxa" w:w="9792"/>
-            <w:tcBorders>
-              <w:top w:val="single" w:color="D9D5C8" w:sz="4"/>
-              <w:left w:val="single" w:color="D9D5C8" w:sz="4"/>
-              <w:bottom w:val="single" w:color="D9D5C8" w:sz="4"/>
-              <w:right w:val="single" w:color="D9D5C8" w:sz="4"/>
-            </w:tcBorders>
-            <w:shd w:fill="F7F5EF" w:color="auto" w:val="clear"/>
-            <w:tcMar>
-              <w:top w:type="dxa" w:w="55"/>
-              <w:left w:type="dxa" w:w="110"/>
-              <w:bottom w:type="dxa" w:w="55"/>
-              <w:right w:type="dxa" w:w="110"/>
-            </w:tcMar>
-          </w:tcPr>
-          <w:p>
-            <w:pPr>
-              <w:spacing w:after="60"/>
-            </w:pPr>
-            <w:r>
-              <w:rPr>
-                <w:b/>
-                <w:bCs/>
-                <w:i w:val="false"/>
-                <w:iCs w:val="false"/>
-                <w:color w:val="1B2A4A"/>
-                <w:sz w:val="32"/>
-                <w:szCs w:val="32"/>
-                <w:caps w:val="false"/>
-                <w:rFonts w:ascii="Calibri" w:cs="Calibri" w:eastAsia="Calibri" w:hAnsi="Calibri"/>
-              </w:rPr>
-              <w:t xml:space="preserve">UDL ACCESS &amp; MTSS SUPPORT (this standard)</w:t>
-            </w:r>
-          </w:p>
-          <w:p>
-            <w:pPr>
-              <w:spacing w:after="40"/>
-            </w:pPr>
-            <w:r>
-              <w:rPr>
-                <w:b w:val="false"/>
-                <w:bCs w:val="false"/>
-                <w:i w:val="false"/>
-                <w:iCs w:val="false"/>
-                <w:color w:val="1A1A1A"/>
-                <w:sz w:val="33"/>
-                <w:szCs w:val="33"/>
-                <w:caps w:val="false"/>
-                <w:rFonts w:ascii="Calibri" w:cs="Calibri" w:eastAsia="Calibri" w:hAnsi="Calibri"/>
-              </w:rPr>
-              <w:t xml:space="preserve">UDL 3.0 (CAST, 2024): read-aloud on request · key terms glossed (EN/ES) · respond in writing, speech, or a labeled diagram · large-print &amp; screen-reader friendly. Same learning target for everyone; supports vary the means, not the ceiling.</w:t>
-            </w:r>
-          </w:p>
-          <w:p>
-            <w:pPr>
-              <w:spacing w:after="40"/>
-            </w:pPr>
-            <w:r>
-              <w:rPr>
-                <w:b w:val="false"/>
-                <w:bCs w:val="false"/>
-                <w:i w:val="false"/>
-                <w:iCs w:val="false"/>
-                <w:color w:val="1A1A1A"/>
-                <w:sz w:val="33"/>
-                <w:szCs w:val="33"/>
-                <w:caps w:val="false"/>
-                <w:rFonts w:ascii="Calibri" w:cs="Calibri" w:eastAsia="Calibri" w:hAnsi="Calibri"/>
-              </w:rPr>
-              <w:t xml:space="preserve">MTSS: Tier 1 — this core lesson for all · Tier 2 — small-group reteach of this standard using its Cornell cues + graphic organizer, then re-check · Tier 3 — intensive 1:1 with concrete→representational→abstract scaffolding, progress-monitored to the same standard.</w:t>
-            </w:r>
-          </w:p>
-        </w:tc>
-      </w:tr>
-    </w:tbl>
-    <w:tbl>
-      <w:tblPr>
-        <w:tblW w:type="dxa" w:w="9792"/>
-        <w:tblBorders>
-          <w:top w:val="single" w:color="auto" w:sz="4"/>
-          <w:left w:val="single" w:color="auto" w:sz="4"/>
-          <w:bottom w:val="single" w:color="auto" w:sz="4"/>
-          <w:right w:val="single" w:color="auto" w:sz="4"/>
-          <w:insideH w:val="single" w:color="auto" w:sz="4"/>
-          <w:insideV w:val="single" w:color="auto" w:sz="4"/>
-        </w:tblBorders>
-      </w:tblPr>
-      <w:tblGrid>
-        <w:gridCol w:w="9792"/>
-      </w:tblGrid>
-      <w:tr>
-        <w:tc>
-          <w:tcPr>
-            <w:tcW w:type="dxa" w:w="9792"/>
-            <w:tcBorders>
-              <w:top w:val="single" w:color="D9D5C8" w:sz="4"/>
-              <w:left w:val="single" w:color="D9D5C8" w:sz="4"/>
-              <w:bottom w:val="single" w:color="D9D5C8" w:sz="4"/>
-              <w:right w:val="single" w:color="D9D5C8" w:sz="4"/>
-            </w:tcBorders>
-            <w:shd w:fill="F7F5EF" w:color="auto" w:val="clear"/>
-            <w:tcMar>
-              <w:top w:type="dxa" w:w="55"/>
-              <w:left w:type="dxa" w:w="110"/>
-              <w:bottom w:type="dxa" w:w="55"/>
-              <w:right w:type="dxa" w:w="110"/>
-            </w:tcMar>
-          </w:tcPr>
-          <w:p>
-            <w:pPr>
-              <w:spacing w:after="60"/>
-            </w:pPr>
-            <w:r>
-              <w:rPr>
-                <w:b/>
-                <w:bCs/>
-                <w:i w:val="false"/>
-                <w:iCs w:val="false"/>
-                <w:color w:val="1B2A4A"/>
-                <w:sz w:val="32"/>
-                <w:szCs w:val="32"/>
-                <w:caps w:val="false"/>
-                <w:rFonts w:ascii="Calibri" w:cs="Calibri" w:eastAsia="Calibri" w:hAnsi="Calibri"/>
-              </w:rPr>
-              <w:t xml:space="preserve">SHOW WHAT YOU KNOW — YOUR WAY (same CER rubric, same standard)</w:t>
-            </w:r>
-          </w:p>
-          <w:p>
-            <w:pPr>
-              <w:spacing w:after="40"/>
-            </w:pPr>
-            <w:r>
-              <w:rPr>
-                <w:b w:val="false"/>
-                <w:bCs w:val="false"/>
-                <w:i w:val="false"/>
-                <w:iCs w:val="false"/>
-                <w:color w:val="1A1A1A"/>
-                <w:sz w:val="33"/>
-                <w:szCs w:val="33"/>
-                <w:caps w:val="false"/>
-                <w:rFonts w:ascii="Calibri" w:cs="Calibri" w:eastAsia="Calibri" w:hAnsi="Calibri"/>
-              </w:rPr>
-              <w:t xml:space="preserve">Build your Claim–Evidence–Reasoning in whichever mode lets you think best — the standard and the CER rubric are identical for every mode; the mode changes how you SHOW it, never what you are held to:</w:t>
-            </w:r>
-          </w:p>
-          <w:p>
-            <w:pPr>
-              <w:spacing w:after="40"/>
-            </w:pPr>
-            <w:r>
-              <w:rPr>
-                <w:b w:val="false"/>
-                <w:bCs w:val="false"/>
-                <w:i w:val="false"/>
-                <w:iCs w:val="false"/>
-                <w:color w:val="1A1A1A"/>
-                <w:sz w:val="33"/>
-                <w:szCs w:val="33"/>
-                <w:caps w:val="false"/>
-                <w:rFonts w:ascii="Calibri" w:cs="Calibri" w:eastAsia="Calibri" w:hAnsi="Calibri"/>
-              </w:rPr>
-              <w:t xml:space="preserve">WRITE it  ·  SAY it aloud and record it (audio or video)  ·  DRAW and label a diagram that makes the argument  ·  BUILD a model or artifact and caption its claim, evidence, and reasoning.</w:t>
-            </w:r>
-          </w:p>
-          <w:p>
-            <w:pPr>
-              <w:spacing w:after="40"/>
-            </w:pPr>
-            <w:r>
-              <w:rPr>
-                <w:b w:val="false"/>
-                <w:bCs w:val="false"/>
-                <w:i w:val="false"/>
-                <w:iCs w:val="false"/>
-                <w:color w:val="1A1A1A"/>
-                <w:sz w:val="33"/>
-                <w:szCs w:val="33"/>
-                <w:caps w:val="false"/>
-                <w:rFonts w:ascii="Calibri" w:cs="Calibri" w:eastAsia="Calibri" w:hAnsi="Calibri"/>
-              </w:rPr>
-              <w:t xml:space="preserve">You may ask for a word processor, speech-to-text, a scribe, or a sentence/argument frame — these change how you produce, not the standard you meet.</w:t>
-            </w:r>
-          </w:p>
-        </w:tc>
-      </w:tr>
-    </w:tbl>
-    <w:tbl>
-      <w:tblPr>
-        <w:tblW w:type="dxa" w:w="9792"/>
-        <w:tblBorders>
-          <w:top w:val="single" w:color="auto" w:sz="4"/>
-          <w:left w:val="single" w:color="auto" w:sz="4"/>
-          <w:bottom w:val="single" w:color="auto" w:sz="4"/>
-          <w:right w:val="single" w:color="auto" w:sz="4"/>
-          <w:insideH w:val="single" w:color="auto" w:sz="4"/>
-          <w:insideV w:val="single" w:color="auto" w:sz="4"/>
-        </w:tblBorders>
-      </w:tblPr>
-      <w:tblGrid>
-        <w:gridCol w:w="9792"/>
-      </w:tblGrid>
-      <w:tr>
-        <w:tc>
-          <w:tcPr>
-            <w:tcW w:type="dxa" w:w="9792"/>
-            <w:tcBorders>
-              <w:top w:val="single" w:color="D9D5C8" w:sz="4"/>
-              <w:left w:val="single" w:color="D9D5C8" w:sz="4"/>
-              <w:bottom w:val="single" w:color="D9D5C8" w:sz="4"/>
-              <w:right w:val="single" w:color="D9D5C8" w:sz="4"/>
-            </w:tcBorders>
-            <w:shd w:fill="F7F5EF" w:color="auto" w:val="clear"/>
-            <w:tcMar>
-              <w:top w:type="dxa" w:w="55"/>
-              <w:left w:type="dxa" w:w="110"/>
-              <w:bottom w:type="dxa" w:w="55"/>
-              <w:right w:type="dxa" w:w="110"/>
-            </w:tcMar>
-          </w:tcPr>
-          <w:p>
-            <w:pPr>
-              <w:spacing w:after="60"/>
-            </w:pPr>
-            <w:r>
-              <w:rPr>
-                <w:b/>
-                <w:bCs/>
-                <w:i w:val="false"/>
-                <w:iCs w:val="false"/>
-                <w:color w:val="1B2A4A"/>
-                <w:sz w:val="32"/>
-                <w:szCs w:val="32"/>
-                <w:caps w:val="false"/>
-                <w:rFonts w:ascii="Calibri" w:cs="Calibri" w:eastAsia="Calibri" w:hAnsi="Calibri"/>
-              </w:rPr>
-              <w:t xml:space="preserve">CHOICE &amp; VOICE — you decide how to go deeper (pick ONE)</w:t>
-            </w:r>
-          </w:p>
-          <w:p>
-            <w:pPr>
-              <w:spacing w:after="40"/>
-            </w:pPr>
-            <w:r>
-              <w:rPr>
-                <w:b w:val="false"/>
-                <w:bCs w:val="false"/>
-                <w:i w:val="false"/>
-                <w:iCs w:val="false"/>
-                <w:color w:val="1A1A1A"/>
-                <w:sz w:val="33"/>
-                <w:szCs w:val="33"/>
-                <w:caps w:val="false"/>
-                <w:rFonts w:ascii="Calibri" w:cs="Calibri" w:eastAsia="Calibri" w:hAnsi="Calibri"/>
-              </w:rPr>
-              <w:t xml:space="preserve">You choose your path to show this standard — every option meets the same target:</w:t>
-            </w:r>
-          </w:p>
-          <w:p>
-            <w:pPr>
-              <w:spacing w:after="40"/>
-            </w:pPr>
-            <w:r>
-              <w:rPr>
-                <w:b w:val="false"/>
-                <w:bCs w:val="false"/>
-                <w:i w:val="false"/>
-                <w:iCs w:val="false"/>
-                <w:color w:val="1A1A1A"/>
-                <w:sz w:val="33"/>
-                <w:szCs w:val="33"/>
-                <w:caps w:val="false"/>
-                <w:rFonts w:ascii="Calibri" w:cs="Calibri" w:eastAsia="Calibri" w:hAnsi="Calibri"/>
-              </w:rPr>
-              <w:t xml:space="preserve">DEFEND a term: pick the vocabulary word that matters most and argue why in 2–3 sentences.  ·  CONNECT it: pick a current event, your community, or your own life and explain how this standard shows up there.  ·  TAKE A SIDE: pick one debatable question and argue your position with evidence.</w:t>
-            </w:r>
-          </w:p>
-          <w:p>
-            <w:pPr>
-              <w:spacing w:after="40"/>
-            </w:pPr>
-            <w:r>
-              <w:rPr>
-                <w:b w:val="false"/>
-                <w:bCs w:val="false"/>
-                <w:i w:val="false"/>
-                <w:iCs w:val="false"/>
-                <w:color w:val="1A1A1A"/>
-                <w:sz w:val="33"/>
-                <w:szCs w:val="33"/>
-                <w:caps w:val="false"/>
-                <w:rFonts w:ascii="Calibri" w:cs="Calibri" w:eastAsia="Calibri" w:hAnsi="Calibri"/>
-              </w:rPr>
-              <w:t xml:space="preserve">Your pick is yours — bring what matters to you into the work.</w:t>
-            </w:r>
-          </w:p>
-        </w:tc>
-      </w:tr>
-    </w:tbl>
-    <w:tbl>
-      <w:tblPr>
-        <w:tblW w:type="dxa" w:w="9792"/>
-        <w:tblBorders>
-          <w:top w:val="single" w:color="auto" w:sz="4"/>
-          <w:left w:val="single" w:color="auto" w:sz="4"/>
-          <w:bottom w:val="single" w:color="auto" w:sz="4"/>
-          <w:right w:val="single" w:color="auto" w:sz="4"/>
-          <w:insideH w:val="single" w:color="auto" w:sz="4"/>
-          <w:insideV w:val="single" w:color="auto" w:sz="4"/>
-        </w:tblBorders>
-      </w:tblPr>
-      <w:tblGrid>
-        <w:gridCol w:w="9792"/>
-      </w:tblGrid>
-      <w:tr>
-        <w:tc>
-          <w:tcPr>
-            <w:tcW w:type="dxa" w:w="9792"/>
-            <w:tcBorders>
-              <w:top w:val="single" w:color="D9D5C8" w:sz="4"/>
-              <w:left w:val="single" w:color="D9D5C8" w:sz="4"/>
-              <w:bottom w:val="single" w:color="D9D5C8" w:sz="4"/>
-              <w:right w:val="single" w:color="D9D5C8" w:sz="4"/>
-            </w:tcBorders>
-            <w:shd w:fill="F7F5EF" w:color="auto" w:val="clear"/>
-            <w:tcMar>
-              <w:top w:type="dxa" w:w="55"/>
-              <w:left w:type="dxa" w:w="110"/>
-              <w:bottom w:type="dxa" w:w="55"/>
-              <w:right w:type="dxa" w:w="110"/>
-            </w:tcMar>
-          </w:tcPr>
-          <w:p>
-            <w:pPr>
-              <w:spacing w:after="60"/>
-            </w:pPr>
-            <w:r>
-              <w:rPr>
-                <w:b/>
-                <w:bCs/>
-                <w:i w:val="false"/>
-                <w:iCs w:val="false"/>
-                <w:color w:val="1B2A4A"/>
-                <w:sz w:val="32"/>
-                <w:szCs w:val="32"/>
-                <w:caps w:val="false"/>
-                <w:rFonts w:ascii="Calibri" w:cs="Calibri" w:eastAsia="Calibri" w:hAnsi="Calibri"/>
-              </w:rPr>
-              <w:t xml:space="preserve">REFLECT &amp; CONNECT — how your thinking grew, and whose view you weighed</w:t>
-            </w:r>
-          </w:p>
-          <w:p>
-            <w:pPr>
-              <w:spacing w:after="40"/>
-            </w:pPr>
-            <w:r>
-              <w:rPr>
-                <w:b w:val="false"/>
-                <w:bCs w:val="false"/>
-                <w:i w:val="false"/>
-                <w:iCs w:val="false"/>
-                <w:color w:val="1A1A1A"/>
-                <w:sz w:val="33"/>
-                <w:szCs w:val="33"/>
-                <w:caps w:val="false"/>
-                <w:rFonts w:ascii="Calibri" w:cs="Calibri" w:eastAsia="Calibri" w:hAnsi="Calibri"/>
-              </w:rPr>
-              <w:t xml:space="preserve">Reflect (self-awareness): What did you believe about this topic BEFORE, and what changed AFTER? Name one thing to revisit.</w:t>
-            </w:r>
-          </w:p>
-          <w:p>
-            <w:pPr>
-              <w:spacing w:after="40"/>
-            </w:pPr>
-            <w:r>
-              <w:rPr>
-                <w:b w:val="false"/>
-                <w:bCs w:val="false"/>
-                <w:i w:val="false"/>
-                <w:iCs w:val="false"/>
-                <w:color w:val="1A1A1A"/>
-                <w:sz w:val="33"/>
-                <w:szCs w:val="33"/>
-                <w:caps w:val="false"/>
-                <w:rFonts w:ascii="Calibri" w:cs="Calibri" w:eastAsia="Calibri" w:hAnsi="Calibri"/>
-              </w:rPr>
-              <w:t xml:space="preserve">Consider another view (empathy): Name one person or group who might see this standard differently than you; state their view fairly in one sentence — even if you disagree.</w:t>
-            </w:r>
-          </w:p>
-          <w:p>
-            <w:pPr>
-              <w:spacing w:after="40"/>
-            </w:pPr>
-            <w:r>
-              <w:rPr>
-                <w:b w:val="false"/>
-                <w:bCs w:val="false"/>
-                <w:i w:val="false"/>
-                <w:iCs w:val="false"/>
-                <w:color w:val="1A1A1A"/>
-                <w:sz w:val="33"/>
-                <w:szCs w:val="33"/>
-                <w:caps w:val="false"/>
-                <w:rFonts w:ascii="Calibri" w:cs="Calibri" w:eastAsia="Calibri" w:hAnsi="Calibri"/>
-              </w:rPr>
-              <w:t xml:space="preserve">Norm (restorative): we critique ideas, not people; we assume good faith; we make room for every voice.</w:t>
-            </w:r>
-          </w:p>
-        </w:tc>
-      </w:tr>
-    </w:tbl>
-    <w:p>
-      <w:pPr>
         <w:pStyle w:val="Heading1"/>
         <w:keepNext/>
         <w:pageBreakBefore/>
@@ -34661,457 +34210,6 @@
     </w:p>
     <w:p>
       <w:pPr>
-        <w:pStyle w:val="Heading2"/>
-        <w:keepNext/>
-        <w:pageBreakBefore/>
-        <w:spacing w:before="150" w:after="90"/>
-      </w:pPr>
-      <w:r>
-        <w:rPr>
-          <w:b/>
-          <w:bCs/>
-          <w:i w:val="false"/>
-          <w:iCs w:val="false"/>
-          <w:color w:val="1B2A4A"/>
-          <w:sz w:val="42"/>
-          <w:szCs w:val="42"/>
-          <w:caps w:val="false"/>
-          <w:rFonts w:ascii="Calibri" w:cs="Calibri" w:eastAsia="Calibri" w:hAnsi="Calibri"/>
-        </w:rPr>
-        <w:t xml:space="preserve">UDL Access, Choice &amp; Reflection — GC.17</w:t>
-      </w:r>
-    </w:p>
-    <w:tbl>
-      <w:tblPr>
-        <w:tblW w:type="dxa" w:w="9792"/>
-        <w:tblBorders>
-          <w:top w:val="single" w:color="auto" w:sz="4"/>
-          <w:left w:val="single" w:color="auto" w:sz="4"/>
-          <w:bottom w:val="single" w:color="auto" w:sz="4"/>
-          <w:right w:val="single" w:color="auto" w:sz="4"/>
-          <w:insideH w:val="single" w:color="auto" w:sz="4"/>
-          <w:insideV w:val="single" w:color="auto" w:sz="4"/>
-        </w:tblBorders>
-      </w:tblPr>
-      <w:tblGrid>
-        <w:gridCol w:w="9792"/>
-      </w:tblGrid>
-      <w:tr>
-        <w:tc>
-          <w:tcPr>
-            <w:tcW w:type="dxa" w:w="9792"/>
-            <w:tcBorders>
-              <w:top w:val="single" w:color="D9D5C8" w:sz="4"/>
-              <w:left w:val="single" w:color="D9D5C8" w:sz="4"/>
-              <w:bottom w:val="single" w:color="D9D5C8" w:sz="4"/>
-              <w:right w:val="single" w:color="D9D5C8" w:sz="4"/>
-            </w:tcBorders>
-            <w:shd w:fill="F7F5EF" w:color="auto" w:val="clear"/>
-            <w:tcMar>
-              <w:top w:type="dxa" w:w="55"/>
-              <w:left w:type="dxa" w:w="110"/>
-              <w:bottom w:type="dxa" w:w="55"/>
-              <w:right w:type="dxa" w:w="110"/>
-            </w:tcMar>
-          </w:tcPr>
-          <w:p>
-            <w:pPr>
-              <w:spacing w:after="60"/>
-            </w:pPr>
-            <w:r>
-              <w:rPr>
-                <w:b/>
-                <w:bCs/>
-                <w:i w:val="false"/>
-                <w:iCs w:val="false"/>
-                <w:color w:val="1B2A4A"/>
-                <w:sz w:val="32"/>
-                <w:szCs w:val="32"/>
-                <w:caps w:val="false"/>
-                <w:rFonts w:ascii="Calibri" w:cs="Calibri" w:eastAsia="Calibri" w:hAnsi="Calibri"/>
-              </w:rPr>
-              <w:t xml:space="preserve">UDL ACCESS &amp; MTSS SUPPORT (this standard)</w:t>
-            </w:r>
-          </w:p>
-          <w:p>
-            <w:pPr>
-              <w:spacing w:after="40"/>
-            </w:pPr>
-            <w:r>
-              <w:rPr>
-                <w:b w:val="false"/>
-                <w:bCs w:val="false"/>
-                <w:i w:val="false"/>
-                <w:iCs w:val="false"/>
-                <w:color w:val="1A1A1A"/>
-                <w:sz w:val="33"/>
-                <w:szCs w:val="33"/>
-                <w:caps w:val="false"/>
-                <w:rFonts w:ascii="Calibri" w:cs="Calibri" w:eastAsia="Calibri" w:hAnsi="Calibri"/>
-              </w:rPr>
-              <w:t xml:space="preserve">UDL 3.0 (CAST, 2024): read-aloud on request · key terms glossed (EN/ES) · respond in writing, speech, or a labeled diagram · large-print &amp; screen-reader friendly. Same learning target for everyone; supports vary the means, not the ceiling.</w:t>
-            </w:r>
-          </w:p>
-          <w:p>
-            <w:pPr>
-              <w:spacing w:after="40"/>
-            </w:pPr>
-            <w:r>
-              <w:rPr>
-                <w:b w:val="false"/>
-                <w:bCs w:val="false"/>
-                <w:i w:val="false"/>
-                <w:iCs w:val="false"/>
-                <w:color w:val="1A1A1A"/>
-                <w:sz w:val="33"/>
-                <w:szCs w:val="33"/>
-                <w:caps w:val="false"/>
-                <w:rFonts w:ascii="Calibri" w:cs="Calibri" w:eastAsia="Calibri" w:hAnsi="Calibri"/>
-              </w:rPr>
-              <w:t xml:space="preserve">MTSS: Tier 1 — this core lesson for all · Tier 2 — small-group reteach of this standard using its Cornell cues + graphic organizer, then re-check · Tier 3 — intensive 1:1 with concrete→representational→abstract scaffolding, progress-monitored to the same standard.</w:t>
-            </w:r>
-          </w:p>
-        </w:tc>
-      </w:tr>
-    </w:tbl>
-    <w:tbl>
-      <w:tblPr>
-        <w:tblW w:type="dxa" w:w="9792"/>
-        <w:tblBorders>
-          <w:top w:val="single" w:color="auto" w:sz="4"/>
-          <w:left w:val="single" w:color="auto" w:sz="4"/>
-          <w:bottom w:val="single" w:color="auto" w:sz="4"/>
-          <w:right w:val="single" w:color="auto" w:sz="4"/>
-          <w:insideH w:val="single" w:color="auto" w:sz="4"/>
-          <w:insideV w:val="single" w:color="auto" w:sz="4"/>
-        </w:tblBorders>
-      </w:tblPr>
-      <w:tblGrid>
-        <w:gridCol w:w="9792"/>
-      </w:tblGrid>
-      <w:tr>
-        <w:tc>
-          <w:tcPr>
-            <w:tcW w:type="dxa" w:w="9792"/>
-            <w:tcBorders>
-              <w:top w:val="single" w:color="D9D5C8" w:sz="4"/>
-              <w:left w:val="single" w:color="D9D5C8" w:sz="4"/>
-              <w:bottom w:val="single" w:color="D9D5C8" w:sz="4"/>
-              <w:right w:val="single" w:color="D9D5C8" w:sz="4"/>
-            </w:tcBorders>
-            <w:shd w:fill="F7F5EF" w:color="auto" w:val="clear"/>
-            <w:tcMar>
-              <w:top w:type="dxa" w:w="55"/>
-              <w:left w:type="dxa" w:w="110"/>
-              <w:bottom w:type="dxa" w:w="55"/>
-              <w:right w:type="dxa" w:w="110"/>
-            </w:tcMar>
-          </w:tcPr>
-          <w:p>
-            <w:pPr>
-              <w:spacing w:after="60"/>
-            </w:pPr>
-            <w:r>
-              <w:rPr>
-                <w:b/>
-                <w:bCs/>
-                <w:i w:val="false"/>
-                <w:iCs w:val="false"/>
-                <w:color w:val="1B2A4A"/>
-                <w:sz w:val="32"/>
-                <w:szCs w:val="32"/>
-                <w:caps w:val="false"/>
-                <w:rFonts w:ascii="Calibri" w:cs="Calibri" w:eastAsia="Calibri" w:hAnsi="Calibri"/>
-              </w:rPr>
-              <w:t xml:space="preserve">SHOW WHAT YOU KNOW — YOUR WAY (same CER rubric, same standard)</w:t>
-            </w:r>
-          </w:p>
-          <w:p>
-            <w:pPr>
-              <w:spacing w:after="40"/>
-            </w:pPr>
-            <w:r>
-              <w:rPr>
-                <w:b w:val="false"/>
-                <w:bCs w:val="false"/>
-                <w:i w:val="false"/>
-                <w:iCs w:val="false"/>
-                <w:color w:val="1A1A1A"/>
-                <w:sz w:val="33"/>
-                <w:szCs w:val="33"/>
-                <w:caps w:val="false"/>
-                <w:rFonts w:ascii="Calibri" w:cs="Calibri" w:eastAsia="Calibri" w:hAnsi="Calibri"/>
-              </w:rPr>
-              <w:t xml:space="preserve">Build your Claim–Evidence–Reasoning in whichever mode lets you think best — the standard and the CER rubric are identical for every mode; the mode changes how you SHOW it, never what you are held to:</w:t>
-            </w:r>
-          </w:p>
-          <w:p>
-            <w:pPr>
-              <w:spacing w:after="40"/>
-            </w:pPr>
-            <w:r>
-              <w:rPr>
-                <w:b w:val="false"/>
-                <w:bCs w:val="false"/>
-                <w:i w:val="false"/>
-                <w:iCs w:val="false"/>
-                <w:color w:val="1A1A1A"/>
-                <w:sz w:val="33"/>
-                <w:szCs w:val="33"/>
-                <w:caps w:val="false"/>
-                <w:rFonts w:ascii="Calibri" w:cs="Calibri" w:eastAsia="Calibri" w:hAnsi="Calibri"/>
-              </w:rPr>
-              <w:t xml:space="preserve">WRITE it  ·  SAY it aloud and record it (audio or video)  ·  DRAW and label a diagram that makes the argument  ·  BUILD a model or artifact and caption its claim, evidence, and reasoning.</w:t>
-            </w:r>
-          </w:p>
-          <w:p>
-            <w:pPr>
-              <w:spacing w:after="40"/>
-            </w:pPr>
-            <w:r>
-              <w:rPr>
-                <w:b w:val="false"/>
-                <w:bCs w:val="false"/>
-                <w:i w:val="false"/>
-                <w:iCs w:val="false"/>
-                <w:color w:val="1A1A1A"/>
-                <w:sz w:val="33"/>
-                <w:szCs w:val="33"/>
-                <w:caps w:val="false"/>
-                <w:rFonts w:ascii="Calibri" w:cs="Calibri" w:eastAsia="Calibri" w:hAnsi="Calibri"/>
-              </w:rPr>
-              <w:t xml:space="preserve">You may ask for a word processor, speech-to-text, a scribe, or a sentence/argument frame — these change how you produce, not the standard you meet.</w:t>
-            </w:r>
-          </w:p>
-        </w:tc>
-      </w:tr>
-    </w:tbl>
-    <w:tbl>
-      <w:tblPr>
-        <w:tblW w:type="dxa" w:w="9792"/>
-        <w:tblBorders>
-          <w:top w:val="single" w:color="auto" w:sz="4"/>
-          <w:left w:val="single" w:color="auto" w:sz="4"/>
-          <w:bottom w:val="single" w:color="auto" w:sz="4"/>
-          <w:right w:val="single" w:color="auto" w:sz="4"/>
-          <w:insideH w:val="single" w:color="auto" w:sz="4"/>
-          <w:insideV w:val="single" w:color="auto" w:sz="4"/>
-        </w:tblBorders>
-      </w:tblPr>
-      <w:tblGrid>
-        <w:gridCol w:w="9792"/>
-      </w:tblGrid>
-      <w:tr>
-        <w:tc>
-          <w:tcPr>
-            <w:tcW w:type="dxa" w:w="9792"/>
-            <w:tcBorders>
-              <w:top w:val="single" w:color="D9D5C8" w:sz="4"/>
-              <w:left w:val="single" w:color="D9D5C8" w:sz="4"/>
-              <w:bottom w:val="single" w:color="D9D5C8" w:sz="4"/>
-              <w:right w:val="single" w:color="D9D5C8" w:sz="4"/>
-            </w:tcBorders>
-            <w:shd w:fill="F7F5EF" w:color="auto" w:val="clear"/>
-            <w:tcMar>
-              <w:top w:type="dxa" w:w="55"/>
-              <w:left w:type="dxa" w:w="110"/>
-              <w:bottom w:type="dxa" w:w="55"/>
-              <w:right w:type="dxa" w:w="110"/>
-            </w:tcMar>
-          </w:tcPr>
-          <w:p>
-            <w:pPr>
-              <w:spacing w:after="60"/>
-            </w:pPr>
-            <w:r>
-              <w:rPr>
-                <w:b/>
-                <w:bCs/>
-                <w:i w:val="false"/>
-                <w:iCs w:val="false"/>
-                <w:color w:val="1B2A4A"/>
-                <w:sz w:val="32"/>
-                <w:szCs w:val="32"/>
-                <w:caps w:val="false"/>
-                <w:rFonts w:ascii="Calibri" w:cs="Calibri" w:eastAsia="Calibri" w:hAnsi="Calibri"/>
-              </w:rPr>
-              <w:t xml:space="preserve">CHOICE &amp; VOICE — you decide how to go deeper (pick ONE)</w:t>
-            </w:r>
-          </w:p>
-          <w:p>
-            <w:pPr>
-              <w:spacing w:after="40"/>
-            </w:pPr>
-            <w:r>
-              <w:rPr>
-                <w:b w:val="false"/>
-                <w:bCs w:val="false"/>
-                <w:i w:val="false"/>
-                <w:iCs w:val="false"/>
-                <w:color w:val="1A1A1A"/>
-                <w:sz w:val="33"/>
-                <w:szCs w:val="33"/>
-                <w:caps w:val="false"/>
-                <w:rFonts w:ascii="Calibri" w:cs="Calibri" w:eastAsia="Calibri" w:hAnsi="Calibri"/>
-              </w:rPr>
-              <w:t xml:space="preserve">You choose your path to show this standard — every option meets the same target:</w:t>
-            </w:r>
-          </w:p>
-          <w:p>
-            <w:pPr>
-              <w:spacing w:after="40"/>
-            </w:pPr>
-            <w:r>
-              <w:rPr>
-                <w:b w:val="false"/>
-                <w:bCs w:val="false"/>
-                <w:i w:val="false"/>
-                <w:iCs w:val="false"/>
-                <w:color w:val="1A1A1A"/>
-                <w:sz w:val="33"/>
-                <w:szCs w:val="33"/>
-                <w:caps w:val="false"/>
-                <w:rFonts w:ascii="Calibri" w:cs="Calibri" w:eastAsia="Calibri" w:hAnsi="Calibri"/>
-              </w:rPr>
-              <w:t xml:space="preserve">DEFEND a term: pick the vocabulary word that matters most and argue why in 2–3 sentences.  ·  CONNECT it: pick a current event, your community, or your own life and explain how this standard shows up there.  ·  TAKE A SIDE: pick one debatable question and argue your position with evidence.</w:t>
-            </w:r>
-          </w:p>
-          <w:p>
-            <w:pPr>
-              <w:spacing w:after="40"/>
-            </w:pPr>
-            <w:r>
-              <w:rPr>
-                <w:b w:val="false"/>
-                <w:bCs w:val="false"/>
-                <w:i w:val="false"/>
-                <w:iCs w:val="false"/>
-                <w:color w:val="1A1A1A"/>
-                <w:sz w:val="33"/>
-                <w:szCs w:val="33"/>
-                <w:caps w:val="false"/>
-                <w:rFonts w:ascii="Calibri" w:cs="Calibri" w:eastAsia="Calibri" w:hAnsi="Calibri"/>
-              </w:rPr>
-              <w:t xml:space="preserve">Your pick is yours — bring what matters to you into the work.</w:t>
-            </w:r>
-          </w:p>
-        </w:tc>
-      </w:tr>
-    </w:tbl>
-    <w:tbl>
-      <w:tblPr>
-        <w:tblW w:type="dxa" w:w="9792"/>
-        <w:tblBorders>
-          <w:top w:val="single" w:color="auto" w:sz="4"/>
-          <w:left w:val="single" w:color="auto" w:sz="4"/>
-          <w:bottom w:val="single" w:color="auto" w:sz="4"/>
-          <w:right w:val="single" w:color="auto" w:sz="4"/>
-          <w:insideH w:val="single" w:color="auto" w:sz="4"/>
-          <w:insideV w:val="single" w:color="auto" w:sz="4"/>
-        </w:tblBorders>
-      </w:tblPr>
-      <w:tblGrid>
-        <w:gridCol w:w="9792"/>
-      </w:tblGrid>
-      <w:tr>
-        <w:tc>
-          <w:tcPr>
-            <w:tcW w:type="dxa" w:w="9792"/>
-            <w:tcBorders>
-              <w:top w:val="single" w:color="D9D5C8" w:sz="4"/>
-              <w:left w:val="single" w:color="D9D5C8" w:sz="4"/>
-              <w:bottom w:val="single" w:color="D9D5C8" w:sz="4"/>
-              <w:right w:val="single" w:color="D9D5C8" w:sz="4"/>
-            </w:tcBorders>
-            <w:shd w:fill="F7F5EF" w:color="auto" w:val="clear"/>
-            <w:tcMar>
-              <w:top w:type="dxa" w:w="55"/>
-              <w:left w:type="dxa" w:w="110"/>
-              <w:bottom w:type="dxa" w:w="55"/>
-              <w:right w:type="dxa" w:w="110"/>
-            </w:tcMar>
-          </w:tcPr>
-          <w:p>
-            <w:pPr>
-              <w:spacing w:after="60"/>
-            </w:pPr>
-            <w:r>
-              <w:rPr>
-                <w:b/>
-                <w:bCs/>
-                <w:i w:val="false"/>
-                <w:iCs w:val="false"/>
-                <w:color w:val="1B2A4A"/>
-                <w:sz w:val="32"/>
-                <w:szCs w:val="32"/>
-                <w:caps w:val="false"/>
-                <w:rFonts w:ascii="Calibri" w:cs="Calibri" w:eastAsia="Calibri" w:hAnsi="Calibri"/>
-              </w:rPr>
-              <w:t xml:space="preserve">REFLECT &amp; CONNECT — how your thinking grew, and whose view you weighed</w:t>
-            </w:r>
-          </w:p>
-          <w:p>
-            <w:pPr>
-              <w:spacing w:after="40"/>
-            </w:pPr>
-            <w:r>
-              <w:rPr>
-                <w:b w:val="false"/>
-                <w:bCs w:val="false"/>
-                <w:i w:val="false"/>
-                <w:iCs w:val="false"/>
-                <w:color w:val="1A1A1A"/>
-                <w:sz w:val="33"/>
-                <w:szCs w:val="33"/>
-                <w:caps w:val="false"/>
-                <w:rFonts w:ascii="Calibri" w:cs="Calibri" w:eastAsia="Calibri" w:hAnsi="Calibri"/>
-              </w:rPr>
-              <w:t xml:space="preserve">Reflect (self-awareness): What did you believe about this topic BEFORE, and what changed AFTER? Name one thing to revisit.</w:t>
-            </w:r>
-          </w:p>
-          <w:p>
-            <w:pPr>
-              <w:spacing w:after="40"/>
-            </w:pPr>
-            <w:r>
-              <w:rPr>
-                <w:b w:val="false"/>
-                <w:bCs w:val="false"/>
-                <w:i w:val="false"/>
-                <w:iCs w:val="false"/>
-                <w:color w:val="1A1A1A"/>
-                <w:sz w:val="33"/>
-                <w:szCs w:val="33"/>
-                <w:caps w:val="false"/>
-                <w:rFonts w:ascii="Calibri" w:cs="Calibri" w:eastAsia="Calibri" w:hAnsi="Calibri"/>
-              </w:rPr>
-              <w:t xml:space="preserve">Consider another view (empathy): Name one person or group who might see this standard differently than you; state their view fairly in one sentence — even if you disagree.</w:t>
-            </w:r>
-          </w:p>
-          <w:p>
-            <w:pPr>
-              <w:spacing w:after="40"/>
-            </w:pPr>
-            <w:r>
-              <w:rPr>
-                <w:b w:val="false"/>
-                <w:bCs w:val="false"/>
-                <w:i w:val="false"/>
-                <w:iCs w:val="false"/>
-                <w:color w:val="1A1A1A"/>
-                <w:sz w:val="33"/>
-                <w:szCs w:val="33"/>
-                <w:caps w:val="false"/>
-                <w:rFonts w:ascii="Calibri" w:cs="Calibri" w:eastAsia="Calibri" w:hAnsi="Calibri"/>
-              </w:rPr>
-              <w:t xml:space="preserve">Norm (restorative): we critique ideas, not people; we assume good faith; we make room for every voice.</w:t>
-            </w:r>
-          </w:p>
-        </w:tc>
-      </w:tr>
-    </w:tbl>
-    <w:p>
-      <w:pPr>
         <w:pStyle w:val="Heading1"/>
         <w:keepNext/>
         <w:pageBreakBefore/>
@@ -50090,457 +49188,6 @@
         <w:t xml:space="preserve"> </w:t>
       </w:r>
     </w:p>
-    <w:p>
-      <w:pPr>
-        <w:pStyle w:val="Heading2"/>
-        <w:keepNext/>
-        <w:pageBreakBefore/>
-        <w:spacing w:before="150" w:after="90"/>
-      </w:pPr>
-      <w:r>
-        <w:rPr>
-          <w:b/>
-          <w:bCs/>
-          <w:i w:val="false"/>
-          <w:iCs w:val="false"/>
-          <w:color w:val="1B2A4A"/>
-          <w:sz w:val="42"/>
-          <w:szCs w:val="42"/>
-          <w:caps w:val="false"/>
-          <w:rFonts w:ascii="Calibri" w:cs="Calibri" w:eastAsia="Calibri" w:hAnsi="Calibri"/>
-        </w:rPr>
-        <w:t xml:space="preserve">UDL Access, Choice &amp; Reflection — GC.18</w:t>
-      </w:r>
-    </w:p>
-    <w:tbl>
-      <w:tblPr>
-        <w:tblW w:type="dxa" w:w="9792"/>
-        <w:tblBorders>
-          <w:top w:val="single" w:color="auto" w:sz="4"/>
-          <w:left w:val="single" w:color="auto" w:sz="4"/>
-          <w:bottom w:val="single" w:color="auto" w:sz="4"/>
-          <w:right w:val="single" w:color="auto" w:sz="4"/>
-          <w:insideH w:val="single" w:color="auto" w:sz="4"/>
-          <w:insideV w:val="single" w:color="auto" w:sz="4"/>
-        </w:tblBorders>
-      </w:tblPr>
-      <w:tblGrid>
-        <w:gridCol w:w="9792"/>
-      </w:tblGrid>
-      <w:tr>
-        <w:tc>
-          <w:tcPr>
-            <w:tcW w:type="dxa" w:w="9792"/>
-            <w:tcBorders>
-              <w:top w:val="single" w:color="D9D5C8" w:sz="4"/>
-              <w:left w:val="single" w:color="D9D5C8" w:sz="4"/>
-              <w:bottom w:val="single" w:color="D9D5C8" w:sz="4"/>
-              <w:right w:val="single" w:color="D9D5C8" w:sz="4"/>
-            </w:tcBorders>
-            <w:shd w:fill="F7F5EF" w:color="auto" w:val="clear"/>
-            <w:tcMar>
-              <w:top w:type="dxa" w:w="55"/>
-              <w:left w:type="dxa" w:w="110"/>
-              <w:bottom w:type="dxa" w:w="55"/>
-              <w:right w:type="dxa" w:w="110"/>
-            </w:tcMar>
-          </w:tcPr>
-          <w:p>
-            <w:pPr>
-              <w:spacing w:after="60"/>
-            </w:pPr>
-            <w:r>
-              <w:rPr>
-                <w:b/>
-                <w:bCs/>
-                <w:i w:val="false"/>
-                <w:iCs w:val="false"/>
-                <w:color w:val="1B2A4A"/>
-                <w:sz w:val="32"/>
-                <w:szCs w:val="32"/>
-                <w:caps w:val="false"/>
-                <w:rFonts w:ascii="Calibri" w:cs="Calibri" w:eastAsia="Calibri" w:hAnsi="Calibri"/>
-              </w:rPr>
-              <w:t xml:space="preserve">UDL ACCESS &amp; MTSS SUPPORT (this standard)</w:t>
-            </w:r>
-          </w:p>
-          <w:p>
-            <w:pPr>
-              <w:spacing w:after="40"/>
-            </w:pPr>
-            <w:r>
-              <w:rPr>
-                <w:b w:val="false"/>
-                <w:bCs w:val="false"/>
-                <w:i w:val="false"/>
-                <w:iCs w:val="false"/>
-                <w:color w:val="1A1A1A"/>
-                <w:sz w:val="33"/>
-                <w:szCs w:val="33"/>
-                <w:caps w:val="false"/>
-                <w:rFonts w:ascii="Calibri" w:cs="Calibri" w:eastAsia="Calibri" w:hAnsi="Calibri"/>
-              </w:rPr>
-              <w:t xml:space="preserve">UDL 3.0 (CAST, 2024): read-aloud on request · key terms glossed (EN/ES) · respond in writing, speech, or a labeled diagram · large-print &amp; screen-reader friendly. Same learning target for everyone; supports vary the means, not the ceiling.</w:t>
-            </w:r>
-          </w:p>
-          <w:p>
-            <w:pPr>
-              <w:spacing w:after="40"/>
-            </w:pPr>
-            <w:r>
-              <w:rPr>
-                <w:b w:val="false"/>
-                <w:bCs w:val="false"/>
-                <w:i w:val="false"/>
-                <w:iCs w:val="false"/>
-                <w:color w:val="1A1A1A"/>
-                <w:sz w:val="33"/>
-                <w:szCs w:val="33"/>
-                <w:caps w:val="false"/>
-                <w:rFonts w:ascii="Calibri" w:cs="Calibri" w:eastAsia="Calibri" w:hAnsi="Calibri"/>
-              </w:rPr>
-              <w:t xml:space="preserve">MTSS: Tier 1 — this core lesson for all · Tier 2 — small-group reteach of this standard using its Cornell cues + graphic organizer, then re-check · Tier 3 — intensive 1:1 with concrete→representational→abstract scaffolding, progress-monitored to the same standard.</w:t>
-            </w:r>
-          </w:p>
-        </w:tc>
-      </w:tr>
-    </w:tbl>
-    <w:tbl>
-      <w:tblPr>
-        <w:tblW w:type="dxa" w:w="9792"/>
-        <w:tblBorders>
-          <w:top w:val="single" w:color="auto" w:sz="4"/>
-          <w:left w:val="single" w:color="auto" w:sz="4"/>
-          <w:bottom w:val="single" w:color="auto" w:sz="4"/>
-          <w:right w:val="single" w:color="auto" w:sz="4"/>
-          <w:insideH w:val="single" w:color="auto" w:sz="4"/>
-          <w:insideV w:val="single" w:color="auto" w:sz="4"/>
-        </w:tblBorders>
-      </w:tblPr>
-      <w:tblGrid>
-        <w:gridCol w:w="9792"/>
-      </w:tblGrid>
-      <w:tr>
-        <w:tc>
-          <w:tcPr>
-            <w:tcW w:type="dxa" w:w="9792"/>
-            <w:tcBorders>
-              <w:top w:val="single" w:color="D9D5C8" w:sz="4"/>
-              <w:left w:val="single" w:color="D9D5C8" w:sz="4"/>
-              <w:bottom w:val="single" w:color="D9D5C8" w:sz="4"/>
-              <w:right w:val="single" w:color="D9D5C8" w:sz="4"/>
-            </w:tcBorders>
-            <w:shd w:fill="F7F5EF" w:color="auto" w:val="clear"/>
-            <w:tcMar>
-              <w:top w:type="dxa" w:w="55"/>
-              <w:left w:type="dxa" w:w="110"/>
-              <w:bottom w:type="dxa" w:w="55"/>
-              <w:right w:type="dxa" w:w="110"/>
-            </w:tcMar>
-          </w:tcPr>
-          <w:p>
-            <w:pPr>
-              <w:spacing w:after="60"/>
-            </w:pPr>
-            <w:r>
-              <w:rPr>
-                <w:b/>
-                <w:bCs/>
-                <w:i w:val="false"/>
-                <w:iCs w:val="false"/>
-                <w:color w:val="1B2A4A"/>
-                <w:sz w:val="32"/>
-                <w:szCs w:val="32"/>
-                <w:caps w:val="false"/>
-                <w:rFonts w:ascii="Calibri" w:cs="Calibri" w:eastAsia="Calibri" w:hAnsi="Calibri"/>
-              </w:rPr>
-              <w:t xml:space="preserve">SHOW WHAT YOU KNOW — YOUR WAY (same CER rubric, same standard)</w:t>
-            </w:r>
-          </w:p>
-          <w:p>
-            <w:pPr>
-              <w:spacing w:after="40"/>
-            </w:pPr>
-            <w:r>
-              <w:rPr>
-                <w:b w:val="false"/>
-                <w:bCs w:val="false"/>
-                <w:i w:val="false"/>
-                <w:iCs w:val="false"/>
-                <w:color w:val="1A1A1A"/>
-                <w:sz w:val="33"/>
-                <w:szCs w:val="33"/>
-                <w:caps w:val="false"/>
-                <w:rFonts w:ascii="Calibri" w:cs="Calibri" w:eastAsia="Calibri" w:hAnsi="Calibri"/>
-              </w:rPr>
-              <w:t xml:space="preserve">Build your Claim–Evidence–Reasoning in whichever mode lets you think best — the standard and the CER rubric are identical for every mode; the mode changes how you SHOW it, never what you are held to:</w:t>
-            </w:r>
-          </w:p>
-          <w:p>
-            <w:pPr>
-              <w:spacing w:after="40"/>
-            </w:pPr>
-            <w:r>
-              <w:rPr>
-                <w:b w:val="false"/>
-                <w:bCs w:val="false"/>
-                <w:i w:val="false"/>
-                <w:iCs w:val="false"/>
-                <w:color w:val="1A1A1A"/>
-                <w:sz w:val="33"/>
-                <w:szCs w:val="33"/>
-                <w:caps w:val="false"/>
-                <w:rFonts w:ascii="Calibri" w:cs="Calibri" w:eastAsia="Calibri" w:hAnsi="Calibri"/>
-              </w:rPr>
-              <w:t xml:space="preserve">WRITE it  ·  SAY it aloud and record it (audio or video)  ·  DRAW and label a diagram that makes the argument  ·  BUILD a model or artifact and caption its claim, evidence, and reasoning.</w:t>
-            </w:r>
-          </w:p>
-          <w:p>
-            <w:pPr>
-              <w:spacing w:after="40"/>
-            </w:pPr>
-            <w:r>
-              <w:rPr>
-                <w:b w:val="false"/>
-                <w:bCs w:val="false"/>
-                <w:i w:val="false"/>
-                <w:iCs w:val="false"/>
-                <w:color w:val="1A1A1A"/>
-                <w:sz w:val="33"/>
-                <w:szCs w:val="33"/>
-                <w:caps w:val="false"/>
-                <w:rFonts w:ascii="Calibri" w:cs="Calibri" w:eastAsia="Calibri" w:hAnsi="Calibri"/>
-              </w:rPr>
-              <w:t xml:space="preserve">You may ask for a word processor, speech-to-text, a scribe, or a sentence/argument frame — these change how you produce, not the standard you meet.</w:t>
-            </w:r>
-          </w:p>
-        </w:tc>
-      </w:tr>
-    </w:tbl>
-    <w:tbl>
-      <w:tblPr>
-        <w:tblW w:type="dxa" w:w="9792"/>
-        <w:tblBorders>
-          <w:top w:val="single" w:color="auto" w:sz="4"/>
-          <w:left w:val="single" w:color="auto" w:sz="4"/>
-          <w:bottom w:val="single" w:color="auto" w:sz="4"/>
-          <w:right w:val="single" w:color="auto" w:sz="4"/>
-          <w:insideH w:val="single" w:color="auto" w:sz="4"/>
-          <w:insideV w:val="single" w:color="auto" w:sz="4"/>
-        </w:tblBorders>
-      </w:tblPr>
-      <w:tblGrid>
-        <w:gridCol w:w="9792"/>
-      </w:tblGrid>
-      <w:tr>
-        <w:tc>
-          <w:tcPr>
-            <w:tcW w:type="dxa" w:w="9792"/>
-            <w:tcBorders>
-              <w:top w:val="single" w:color="D9D5C8" w:sz="4"/>
-              <w:left w:val="single" w:color="D9D5C8" w:sz="4"/>
-              <w:bottom w:val="single" w:color="D9D5C8" w:sz="4"/>
-              <w:right w:val="single" w:color="D9D5C8" w:sz="4"/>
-            </w:tcBorders>
-            <w:shd w:fill="F7F5EF" w:color="auto" w:val="clear"/>
-            <w:tcMar>
-              <w:top w:type="dxa" w:w="55"/>
-              <w:left w:type="dxa" w:w="110"/>
-              <w:bottom w:type="dxa" w:w="55"/>
-              <w:right w:type="dxa" w:w="110"/>
-            </w:tcMar>
-          </w:tcPr>
-          <w:p>
-            <w:pPr>
-              <w:spacing w:after="60"/>
-            </w:pPr>
-            <w:r>
-              <w:rPr>
-                <w:b/>
-                <w:bCs/>
-                <w:i w:val="false"/>
-                <w:iCs w:val="false"/>
-                <w:color w:val="1B2A4A"/>
-                <w:sz w:val="32"/>
-                <w:szCs w:val="32"/>
-                <w:caps w:val="false"/>
-                <w:rFonts w:ascii="Calibri" w:cs="Calibri" w:eastAsia="Calibri" w:hAnsi="Calibri"/>
-              </w:rPr>
-              <w:t xml:space="preserve">CHOICE &amp; VOICE — you decide how to go deeper (pick ONE)</w:t>
-            </w:r>
-          </w:p>
-          <w:p>
-            <w:pPr>
-              <w:spacing w:after="40"/>
-            </w:pPr>
-            <w:r>
-              <w:rPr>
-                <w:b w:val="false"/>
-                <w:bCs w:val="false"/>
-                <w:i w:val="false"/>
-                <w:iCs w:val="false"/>
-                <w:color w:val="1A1A1A"/>
-                <w:sz w:val="33"/>
-                <w:szCs w:val="33"/>
-                <w:caps w:val="false"/>
-                <w:rFonts w:ascii="Calibri" w:cs="Calibri" w:eastAsia="Calibri" w:hAnsi="Calibri"/>
-              </w:rPr>
-              <w:t xml:space="preserve">You choose your path to show this standard — every option meets the same target:</w:t>
-            </w:r>
-          </w:p>
-          <w:p>
-            <w:pPr>
-              <w:spacing w:after="40"/>
-            </w:pPr>
-            <w:r>
-              <w:rPr>
-                <w:b w:val="false"/>
-                <w:bCs w:val="false"/>
-                <w:i w:val="false"/>
-                <w:iCs w:val="false"/>
-                <w:color w:val="1A1A1A"/>
-                <w:sz w:val="33"/>
-                <w:szCs w:val="33"/>
-                <w:caps w:val="false"/>
-                <w:rFonts w:ascii="Calibri" w:cs="Calibri" w:eastAsia="Calibri" w:hAnsi="Calibri"/>
-              </w:rPr>
-              <w:t xml:space="preserve">DEFEND a term: pick the vocabulary word that matters most and argue why in 2–3 sentences.  ·  CONNECT it: pick a current event, your community, or your own life and explain how this standard shows up there.  ·  TAKE A SIDE: pick one debatable question and argue your position with evidence.</w:t>
-            </w:r>
-          </w:p>
-          <w:p>
-            <w:pPr>
-              <w:spacing w:after="40"/>
-            </w:pPr>
-            <w:r>
-              <w:rPr>
-                <w:b w:val="false"/>
-                <w:bCs w:val="false"/>
-                <w:i w:val="false"/>
-                <w:iCs w:val="false"/>
-                <w:color w:val="1A1A1A"/>
-                <w:sz w:val="33"/>
-                <w:szCs w:val="33"/>
-                <w:caps w:val="false"/>
-                <w:rFonts w:ascii="Calibri" w:cs="Calibri" w:eastAsia="Calibri" w:hAnsi="Calibri"/>
-              </w:rPr>
-              <w:t xml:space="preserve">Your pick is yours — bring what matters to you into the work.</w:t>
-            </w:r>
-          </w:p>
-        </w:tc>
-      </w:tr>
-    </w:tbl>
-    <w:tbl>
-      <w:tblPr>
-        <w:tblW w:type="dxa" w:w="9792"/>
-        <w:tblBorders>
-          <w:top w:val="single" w:color="auto" w:sz="4"/>
-          <w:left w:val="single" w:color="auto" w:sz="4"/>
-          <w:bottom w:val="single" w:color="auto" w:sz="4"/>
-          <w:right w:val="single" w:color="auto" w:sz="4"/>
-          <w:insideH w:val="single" w:color="auto" w:sz="4"/>
-          <w:insideV w:val="single" w:color="auto" w:sz="4"/>
-        </w:tblBorders>
-      </w:tblPr>
-      <w:tblGrid>
-        <w:gridCol w:w="9792"/>
-      </w:tblGrid>
-      <w:tr>
-        <w:tc>
-          <w:tcPr>
-            <w:tcW w:type="dxa" w:w="9792"/>
-            <w:tcBorders>
-              <w:top w:val="single" w:color="D9D5C8" w:sz="4"/>
-              <w:left w:val="single" w:color="D9D5C8" w:sz="4"/>
-              <w:bottom w:val="single" w:color="D9D5C8" w:sz="4"/>
-              <w:right w:val="single" w:color="D9D5C8" w:sz="4"/>
-            </w:tcBorders>
-            <w:shd w:fill="F7F5EF" w:color="auto" w:val="clear"/>
-            <w:tcMar>
-              <w:top w:type="dxa" w:w="55"/>
-              <w:left w:type="dxa" w:w="110"/>
-              <w:bottom w:type="dxa" w:w="55"/>
-              <w:right w:type="dxa" w:w="110"/>
-            </w:tcMar>
-          </w:tcPr>
-          <w:p>
-            <w:pPr>
-              <w:spacing w:after="60"/>
-            </w:pPr>
-            <w:r>
-              <w:rPr>
-                <w:b/>
-                <w:bCs/>
-                <w:i w:val="false"/>
-                <w:iCs w:val="false"/>
-                <w:color w:val="1B2A4A"/>
-                <w:sz w:val="32"/>
-                <w:szCs w:val="32"/>
-                <w:caps w:val="false"/>
-                <w:rFonts w:ascii="Calibri" w:cs="Calibri" w:eastAsia="Calibri" w:hAnsi="Calibri"/>
-              </w:rPr>
-              <w:t xml:space="preserve">REFLECT &amp; CONNECT — how your thinking grew, and whose view you weighed</w:t>
-            </w:r>
-          </w:p>
-          <w:p>
-            <w:pPr>
-              <w:spacing w:after="40"/>
-            </w:pPr>
-            <w:r>
-              <w:rPr>
-                <w:b w:val="false"/>
-                <w:bCs w:val="false"/>
-                <w:i w:val="false"/>
-                <w:iCs w:val="false"/>
-                <w:color w:val="1A1A1A"/>
-                <w:sz w:val="33"/>
-                <w:szCs w:val="33"/>
-                <w:caps w:val="false"/>
-                <w:rFonts w:ascii="Calibri" w:cs="Calibri" w:eastAsia="Calibri" w:hAnsi="Calibri"/>
-              </w:rPr>
-              <w:t xml:space="preserve">Reflect (self-awareness): What did you believe about this topic BEFORE, and what changed AFTER? Name one thing to revisit.</w:t>
-            </w:r>
-          </w:p>
-          <w:p>
-            <w:pPr>
-              <w:spacing w:after="40"/>
-            </w:pPr>
-            <w:r>
-              <w:rPr>
-                <w:b w:val="false"/>
-                <w:bCs w:val="false"/>
-                <w:i w:val="false"/>
-                <w:iCs w:val="false"/>
-                <w:color w:val="1A1A1A"/>
-                <w:sz w:val="33"/>
-                <w:szCs w:val="33"/>
-                <w:caps w:val="false"/>
-                <w:rFonts w:ascii="Calibri" w:cs="Calibri" w:eastAsia="Calibri" w:hAnsi="Calibri"/>
-              </w:rPr>
-              <w:t xml:space="preserve">Consider another view (empathy): Name one person or group who might see this standard differently than you; state their view fairly in one sentence — even if you disagree.</w:t>
-            </w:r>
-          </w:p>
-          <w:p>
-            <w:pPr>
-              <w:spacing w:after="40"/>
-            </w:pPr>
-            <w:r>
-              <w:rPr>
-                <w:b w:val="false"/>
-                <w:bCs w:val="false"/>
-                <w:i w:val="false"/>
-                <w:iCs w:val="false"/>
-                <w:color w:val="1A1A1A"/>
-                <w:sz w:val="33"/>
-                <w:szCs w:val="33"/>
-                <w:caps w:val="false"/>
-                <w:rFonts w:ascii="Calibri" w:cs="Calibri" w:eastAsia="Calibri" w:hAnsi="Calibri"/>
-              </w:rPr>
-              <w:t xml:space="preserve">Norm (restorative): we critique ideas, not people; we assume good faith; we make room for every voice.</w:t>
-            </w:r>
-          </w:p>
-        </w:tc>
-      </w:tr>
-    </w:tbl>
     <w:p>
       <w:pPr>
         <w:pStyle w:val="Heading1"/>

--- a/courses/foundations-constitutional-government/BUILD/unit4/deliverables/Unit4_Student_Workbook_CourseStandard_LargePrint.docx
+++ b/courses/foundations-constitutional-government/BUILD/unit4/deliverables/Unit4_Student_Workbook_CourseStandard_LargePrint.docx
@@ -4478,7 +4478,7 @@
                 <w:caps w:val="false"/>
                 <w:rFonts w:ascii="Calibri" w:cs="Calibri" w:eastAsia="Calibri" w:hAnsi="Calibri"/>
               </w:rPr>
-              <w:t xml:space="preserve">Every student works this standard at the same rigor: analyze the sources and vocabulary, then demonstrate learning on the Practice Quiz and CER. UDL and MTSS give you flexible ways in — they never lower the bar. Check yourself against the learning targets on the Cornell Notes page.</w:t>
+              <w:t xml:space="preserve">Every student works this standard at the same rigor: analyze the sources and vocabulary, then show what you learned on the Practice Quiz and the CER. Check yourself against the learning targets on the Cornell Notes page. Supports for each step are on the back of this page.</w:t>
             </w:r>
           </w:p>
         </w:tc>
@@ -4552,12 +4552,42 @@
                 <w:caps w:val="false"/>
                 <w:rFonts w:ascii="Calibri" w:cs="Calibri" w:eastAsia="Calibri" w:hAnsi="Calibri"/>
               </w:rPr>
-              <w:t xml:space="preserve">My goal for this standard — what will I be able to do, and how will I show it?</w:t>
+              <w:t xml:space="preserve">My goal for this standard — what will I be able to do, and how will I show it?  (Need help? See the back of this page.)</w:t>
             </w:r>
           </w:p>
         </w:tc>
       </w:tr>
     </w:tbl>
+    <w:p>
+      <w:pPr>
+        <w:widowControl w:val="false"/>
+        <w:pBdr>
+          <w:bottom w:val="single" w:color="8892A0" w:sz="8" w:space="1"/>
+        </w:pBdr>
+        <w:spacing w:before="42" w:after="42"/>
+      </w:pPr>
+      <w:r>
+        <w:rPr>
+          <w:sz w:val="24"/>
+          <w:szCs w:val="24"/>
+          <w:rFonts w:ascii="Calibri" w:cs="Calibri" w:eastAsia="Calibri" w:hAnsi="Calibri"/>
+        </w:rPr>
+        <w:t xml:space="preserve"> </w:t>
+      </w:r>
+    </w:p>
+    <w:p>
+      <w:pPr>
+        <w:spacing w:before="0" w:after="0" w:line="75" w:lineRule="exact"/>
+      </w:pPr>
+      <w:r>
+        <w:rPr>
+          <w:sz w:val="3"/>
+          <w:szCs w:val="3"/>
+          <w:rFonts w:ascii="Calibri" w:cs="Calibri" w:eastAsia="Calibri" w:hAnsi="Calibri"/>
+        </w:rPr>
+        <w:t xml:space="preserve"> </w:t>
+      </w:r>
+    </w:p>
     <w:p>
       <w:pPr>
         <w:widowControl w:val="false"/>
@@ -4726,6 +4756,36 @@
         <w:t xml:space="preserve"> </w:t>
       </w:r>
     </w:p>
+    <w:p>
+      <w:pPr>
+        <w:spacing w:before="0" w:after="0" w:line="75" w:lineRule="exact"/>
+      </w:pPr>
+      <w:r>
+        <w:rPr>
+          <w:sz w:val="3"/>
+          <w:szCs w:val="3"/>
+          <w:rFonts w:ascii="Calibri" w:cs="Calibri" w:eastAsia="Calibri" w:hAnsi="Calibri"/>
+        </w:rPr>
+        <w:t xml:space="preserve"> </w:t>
+      </w:r>
+    </w:p>
+    <w:p>
+      <w:pPr>
+        <w:widowControl w:val="false"/>
+        <w:pBdr>
+          <w:bottom w:val="single" w:color="8892A0" w:sz="8" w:space="1"/>
+        </w:pBdr>
+        <w:spacing w:before="42" w:after="42"/>
+      </w:pPr>
+      <w:r>
+        <w:rPr>
+          <w:sz w:val="24"/>
+          <w:szCs w:val="24"/>
+          <w:rFonts w:ascii="Calibri" w:cs="Calibri" w:eastAsia="Calibri" w:hAnsi="Calibri"/>
+        </w:rPr>
+        <w:t xml:space="preserve"> </w:t>
+      </w:r>
+    </w:p>
     <w:tbl>
       <w:tblPr>
         <w:tblW w:type="dxa" w:w="9792"/>
@@ -4877,6 +4937,36 @@
         <w:t xml:space="preserve"> </w:t>
       </w:r>
     </w:p>
+    <w:p>
+      <w:pPr>
+        <w:spacing w:before="0" w:after="0" w:line="75" w:lineRule="exact"/>
+      </w:pPr>
+      <w:r>
+        <w:rPr>
+          <w:sz w:val="3"/>
+          <w:szCs w:val="3"/>
+          <w:rFonts w:ascii="Calibri" w:cs="Calibri" w:eastAsia="Calibri" w:hAnsi="Calibri"/>
+        </w:rPr>
+        <w:t xml:space="preserve"> </w:t>
+      </w:r>
+    </w:p>
+    <w:p>
+      <w:pPr>
+        <w:widowControl w:val="false"/>
+        <w:pBdr>
+          <w:bottom w:val="single" w:color="8892A0" w:sz="8" w:space="1"/>
+        </w:pBdr>
+        <w:spacing w:before="42" w:after="42"/>
+      </w:pPr>
+      <w:r>
+        <w:rPr>
+          <w:sz w:val="24"/>
+          <w:szCs w:val="24"/>
+          <w:rFonts w:ascii="Calibri" w:cs="Calibri" w:eastAsia="Calibri" w:hAnsi="Calibri"/>
+        </w:rPr>
+        <w:t xml:space="preserve"> </w:t>
+      </w:r>
+    </w:p>
     <w:tbl>
       <w:tblPr>
         <w:tblW w:type="dxa" w:w="9792"/>
@@ -4951,6 +5041,858 @@
         </w:tc>
       </w:tr>
     </w:tbl>
+    <w:p>
+      <w:pPr>
+        <w:widowControl w:val="false"/>
+        <w:pBdr>
+          <w:bottom w:val="single" w:color="8892A0" w:sz="8" w:space="1"/>
+        </w:pBdr>
+        <w:spacing w:before="42" w:after="42"/>
+      </w:pPr>
+      <w:r>
+        <w:rPr>
+          <w:sz w:val="24"/>
+          <w:szCs w:val="24"/>
+          <w:rFonts w:ascii="Calibri" w:cs="Calibri" w:eastAsia="Calibri" w:hAnsi="Calibri"/>
+        </w:rPr>
+        <w:t xml:space="preserve"> </w:t>
+      </w:r>
+    </w:p>
+    <w:p>
+      <w:pPr>
+        <w:spacing w:before="0" w:after="0" w:line="75" w:lineRule="exact"/>
+      </w:pPr>
+      <w:r>
+        <w:rPr>
+          <w:sz w:val="3"/>
+          <w:szCs w:val="3"/>
+          <w:rFonts w:ascii="Calibri" w:cs="Calibri" w:eastAsia="Calibri" w:hAnsi="Calibri"/>
+        </w:rPr>
+        <w:t xml:space="preserve"> </w:t>
+      </w:r>
+    </w:p>
+    <w:p>
+      <w:pPr>
+        <w:widowControl w:val="false"/>
+        <w:pBdr>
+          <w:bottom w:val="single" w:color="8892A0" w:sz="8" w:space="1"/>
+        </w:pBdr>
+        <w:spacing w:before="42" w:after="42"/>
+      </w:pPr>
+      <w:r>
+        <w:rPr>
+          <w:sz w:val="24"/>
+          <w:szCs w:val="24"/>
+          <w:rFonts w:ascii="Calibri" w:cs="Calibri" w:eastAsia="Calibri" w:hAnsi="Calibri"/>
+        </w:rPr>
+        <w:t xml:space="preserve"> </w:t>
+      </w:r>
+    </w:p>
+    <w:p>
+      <w:pPr>
+        <w:spacing w:before="0" w:after="0" w:line="75" w:lineRule="exact"/>
+      </w:pPr>
+      <w:r>
+        <w:rPr>
+          <w:sz w:val="3"/>
+          <w:szCs w:val="3"/>
+          <w:rFonts w:ascii="Calibri" w:cs="Calibri" w:eastAsia="Calibri" w:hAnsi="Calibri"/>
+        </w:rPr>
+        <w:t xml:space="preserve"> </w:t>
+      </w:r>
+    </w:p>
+    <w:p>
+      <w:pPr>
+        <w:widowControl w:val="false"/>
+        <w:pBdr>
+          <w:bottom w:val="single" w:color="8892A0" w:sz="8" w:space="1"/>
+        </w:pBdr>
+        <w:spacing w:before="42" w:after="42"/>
+      </w:pPr>
+      <w:r>
+        <w:rPr>
+          <w:sz w:val="24"/>
+          <w:szCs w:val="24"/>
+          <w:rFonts w:ascii="Calibri" w:cs="Calibri" w:eastAsia="Calibri" w:hAnsi="Calibri"/>
+        </w:rPr>
+        <w:t xml:space="preserve"> </w:t>
+      </w:r>
+    </w:p>
+    <w:p>
+      <w:pPr>
+        <w:pStyle w:val="Heading2"/>
+        <w:keepNext/>
+        <w:pageBreakBefore/>
+        <w:spacing w:before="150" w:after="90"/>
+      </w:pPr>
+      <w:r>
+        <w:rPr>
+          <w:b/>
+          <w:bCs/>
+          <w:i w:val="false"/>
+          <w:iCs w:val="false"/>
+          <w:color w:val="1B2A4A"/>
+          <w:sz w:val="42"/>
+          <w:szCs w:val="42"/>
+          <w:caps w:val="false"/>
+          <w:rFonts w:ascii="Calibri" w:cs="Calibri" w:eastAsia="Calibri" w:hAnsi="Calibri"/>
+        </w:rPr>
+        <w:t xml:space="preserve">Getting Started — supports for this page — GC.16</w:t>
+      </w:r>
+    </w:p>
+    <w:tbl>
+      <w:tblPr>
+        <w:tblW w:type="dxa" w:w="9792"/>
+        <w:tblBorders>
+          <w:top w:val="single" w:color="auto" w:sz="4"/>
+          <w:left w:val="single" w:color="auto" w:sz="4"/>
+          <w:bottom w:val="single" w:color="auto" w:sz="4"/>
+          <w:right w:val="single" w:color="auto" w:sz="4"/>
+          <w:insideH w:val="single" w:color="auto" w:sz="4"/>
+          <w:insideV w:val="single" w:color="auto" w:sz="4"/>
+        </w:tblBorders>
+      </w:tblPr>
+      <w:tblGrid>
+        <w:gridCol w:w="9792"/>
+      </w:tblGrid>
+      <w:tr>
+        <w:tc>
+          <w:tcPr>
+            <w:tcW w:type="dxa" w:w="9792"/>
+            <w:tcBorders>
+              <w:top w:val="single" w:color="D9D5C8" w:sz="4"/>
+              <w:left w:val="single" w:color="D9D5C8" w:sz="4"/>
+              <w:bottom w:val="single" w:color="D9D5C8" w:sz="4"/>
+              <w:right w:val="single" w:color="D9D5C8" w:sz="4"/>
+            </w:tcBorders>
+            <w:shd w:fill="F7F5EF" w:color="auto" w:val="clear"/>
+            <w:tcMar>
+              <w:top w:type="dxa" w:w="55"/>
+              <w:left w:type="dxa" w:w="110"/>
+              <w:bottom w:type="dxa" w:w="55"/>
+              <w:right w:type="dxa" w:w="110"/>
+            </w:tcMar>
+          </w:tcPr>
+          <w:p>
+            <w:pPr>
+              <w:spacing w:after="60"/>
+            </w:pPr>
+            <w:r>
+              <w:rPr>
+                <w:b/>
+                <w:bCs/>
+                <w:i w:val="false"/>
+                <w:iCs w:val="false"/>
+                <w:color w:val="1B2A4A"/>
+                <w:sz w:val="32"/>
+                <w:szCs w:val="32"/>
+                <w:caps w:val="false"/>
+                <w:rFonts w:ascii="Calibri" w:cs="Calibri" w:eastAsia="Calibri" w:hAnsi="Calibri"/>
+              </w:rPr>
+              <w:t xml:space="preserve">WHAT “CORE PATH” MEANS</w:t>
+            </w:r>
+          </w:p>
+          <w:p>
+            <w:pPr>
+              <w:spacing w:after="40"/>
+            </w:pPr>
+            <w:r>
+              <w:rPr>
+                <w:b w:val="false"/>
+                <w:bCs w:val="false"/>
+                <w:i w:val="false"/>
+                <w:iCs w:val="false"/>
+                <w:color w:val="1A1A1A"/>
+                <w:sz w:val="33"/>
+                <w:szCs w:val="33"/>
+                <w:caps w:val="false"/>
+                <w:rFonts w:ascii="Calibri" w:cs="Calibri" w:eastAsia="Calibri" w:hAnsi="Calibri"/>
+              </w:rPr>
+              <w:t xml:space="preserve">Everyone learns the same standard at the same level. “Support options” are just extra ways in — sentence starters, an example, a partner, or recording your answer. They help you reach the bar; they never lower it.</w:t>
+            </w:r>
+          </w:p>
+        </w:tc>
+      </w:tr>
+    </w:tbl>
+    <w:tbl>
+      <w:tblPr>
+        <w:tblW w:type="dxa" w:w="9792"/>
+        <w:tblBorders>
+          <w:top w:val="single" w:color="auto" w:sz="4"/>
+          <w:left w:val="single" w:color="auto" w:sz="4"/>
+          <w:bottom w:val="single" w:color="auto" w:sz="4"/>
+          <w:right w:val="single" w:color="auto" w:sz="4"/>
+          <w:insideH w:val="single" w:color="auto" w:sz="4"/>
+          <w:insideV w:val="single" w:color="auto" w:sz="4"/>
+        </w:tblBorders>
+      </w:tblPr>
+      <w:tblGrid>
+        <w:gridCol w:w="9792"/>
+      </w:tblGrid>
+      <w:tr>
+        <w:tc>
+          <w:tcPr>
+            <w:tcW w:type="dxa" w:w="9792"/>
+            <w:tcBorders>
+              <w:top w:val="single" w:color="D9D5C8" w:sz="4"/>
+              <w:left w:val="single" w:color="D9D5C8" w:sz="4"/>
+              <w:bottom w:val="single" w:color="D9D5C8" w:sz="4"/>
+              <w:right w:val="single" w:color="D9D5C8" w:sz="4"/>
+            </w:tcBorders>
+            <w:shd w:fill="F7F5EF" w:color="auto" w:val="clear"/>
+            <w:tcMar>
+              <w:top w:type="dxa" w:w="55"/>
+              <w:left w:type="dxa" w:w="110"/>
+              <w:bottom w:type="dxa" w:w="55"/>
+              <w:right w:type="dxa" w:w="110"/>
+            </w:tcMar>
+          </w:tcPr>
+          <w:p>
+            <w:pPr>
+              <w:spacing w:after="60"/>
+            </w:pPr>
+            <w:r>
+              <w:rPr>
+                <w:b/>
+                <w:bCs/>
+                <w:i w:val="false"/>
+                <w:iCs w:val="false"/>
+                <w:color w:val="1B2A4A"/>
+                <w:sz w:val="32"/>
+                <w:szCs w:val="32"/>
+                <w:caps w:val="false"/>
+                <w:rFonts w:ascii="Calibri" w:cs="Calibri" w:eastAsia="Calibri" w:hAnsi="Calibri"/>
+              </w:rPr>
+              <w:t xml:space="preserve">SET YOUR GOAL — how to write a strong one</w:t>
+            </w:r>
+          </w:p>
+          <w:p>
+            <w:pPr>
+              <w:spacing w:after="40"/>
+            </w:pPr>
+            <w:r>
+              <w:rPr>
+                <w:b/>
+                <w:bCs/>
+                <w:i w:val="false"/>
+                <w:iCs w:val="false"/>
+                <w:color w:val="1A1A1A"/>
+                <w:sz w:val="32"/>
+                <w:szCs w:val="32"/>
+                <w:caps w:val="false"/>
+                <w:rFonts w:ascii="Calibri" w:cs="Calibri" w:eastAsia="Calibri" w:hAnsi="Calibri"/>
+              </w:rPr>
+              <w:t xml:space="preserve">Example goal:  </w:t>
+            </w:r>
+            <w:r>
+              <w:rPr>
+                <w:b w:val="false"/>
+                <w:bCs w:val="false"/>
+                <w:i w:val="false"/>
+                <w:iCs w:val="false"/>
+                <w:color w:val="1A1A1A"/>
+                <w:sz w:val="32"/>
+                <w:szCs w:val="32"/>
+                <w:caps w:val="false"/>
+                <w:rFonts w:ascii="Calibri" w:cs="Calibri" w:eastAsia="Calibri" w:hAnsi="Calibri"/>
+              </w:rPr>
+              <w:t xml:space="preserve">“By the end of this standard I can explain ___ and prove it by scoring 80%+ on the quiz.”</w:t>
+            </w:r>
+          </w:p>
+          <w:p>
+            <w:pPr>
+              <w:spacing w:after="40"/>
+            </w:pPr>
+            <w:r>
+              <w:rPr>
+                <w:b/>
+                <w:bCs/>
+                <w:i w:val="false"/>
+                <w:iCs w:val="false"/>
+                <w:color w:val="1A1A1A"/>
+                <w:sz w:val="32"/>
+                <w:szCs w:val="32"/>
+                <w:caps w:val="false"/>
+                <w:rFonts w:ascii="Calibri" w:cs="Calibri" w:eastAsia="Calibri" w:hAnsi="Calibri"/>
+              </w:rPr>
+              <w:t xml:space="preserve">How to build it:  </w:t>
+            </w:r>
+            <w:r>
+              <w:rPr>
+                <w:b w:val="false"/>
+                <w:bCs w:val="false"/>
+                <w:i w:val="false"/>
+                <w:iCs w:val="false"/>
+                <w:color w:val="1A1A1A"/>
+                <w:sz w:val="32"/>
+                <w:szCs w:val="32"/>
+                <w:caps w:val="false"/>
+                <w:rFonts w:ascii="Calibri" w:cs="Calibri" w:eastAsia="Calibri" w:hAnsi="Calibri"/>
+              </w:rPr>
+              <w:t xml:space="preserve">name what you’ll DO, then how you’ll PROVE it, then WHEN.</w:t>
+            </w:r>
+          </w:p>
+          <w:p>
+            <w:pPr>
+              <w:spacing w:after="40"/>
+            </w:pPr>
+            <w:r>
+              <w:rPr>
+                <w:b/>
+                <w:bCs/>
+                <w:i w:val="false"/>
+                <w:iCs w:val="false"/>
+                <w:color w:val="1A1A1A"/>
+                <w:sz w:val="32"/>
+                <w:szCs w:val="32"/>
+                <w:caps w:val="false"/>
+                <w:rFonts w:ascii="Calibri" w:cs="Calibri" w:eastAsia="Calibri" w:hAnsi="Calibri"/>
+              </w:rPr>
+              <w:t xml:space="preserve">Sentence starters:  </w:t>
+            </w:r>
+            <w:r>
+              <w:rPr>
+                <w:b w:val="false"/>
+                <w:bCs w:val="false"/>
+                <w:i w:val="false"/>
+                <w:iCs w:val="false"/>
+                <w:color w:val="1A1A1A"/>
+                <w:sz w:val="32"/>
+                <w:szCs w:val="32"/>
+                <w:caps w:val="false"/>
+                <w:rFonts w:ascii="Calibri" w:cs="Calibri" w:eastAsia="Calibri" w:hAnsi="Calibri"/>
+              </w:rPr>
+              <w:t xml:space="preserve">“I want to be able to…”   “I’ll show it by…”   “By the end of this standard…”</w:t>
+            </w:r>
+          </w:p>
+        </w:tc>
+      </w:tr>
+    </w:tbl>
+    <w:tbl>
+      <w:tblPr>
+        <w:tblW w:type="dxa" w:w="9792"/>
+        <w:tblBorders>
+          <w:top w:val="single" w:color="auto" w:sz="4"/>
+          <w:left w:val="single" w:color="auto" w:sz="4"/>
+          <w:bottom w:val="single" w:color="auto" w:sz="4"/>
+          <w:right w:val="single" w:color="auto" w:sz="4"/>
+          <w:insideH w:val="single" w:color="auto" w:sz="4"/>
+          <w:insideV w:val="single" w:color="auto" w:sz="4"/>
+        </w:tblBorders>
+      </w:tblPr>
+      <w:tblGrid>
+        <w:gridCol w:w="9792"/>
+      </w:tblGrid>
+      <w:tr>
+        <w:tc>
+          <w:tcPr>
+            <w:tcW w:type="dxa" w:w="9792"/>
+            <w:tcBorders>
+              <w:top w:val="single" w:color="D9D5C8" w:sz="4"/>
+              <w:left w:val="single" w:color="D9D5C8" w:sz="4"/>
+              <w:bottom w:val="single" w:color="D9D5C8" w:sz="4"/>
+              <w:right w:val="single" w:color="D9D5C8" w:sz="4"/>
+            </w:tcBorders>
+            <w:shd w:fill="F7F5EF" w:color="auto" w:val="clear"/>
+            <w:tcMar>
+              <w:top w:type="dxa" w:w="55"/>
+              <w:left w:type="dxa" w:w="110"/>
+              <w:bottom w:type="dxa" w:w="55"/>
+              <w:right w:type="dxa" w:w="110"/>
+            </w:tcMar>
+          </w:tcPr>
+          <w:p>
+            <w:pPr>
+              <w:spacing w:after="60"/>
+            </w:pPr>
+            <w:r>
+              <w:rPr>
+                <w:b/>
+                <w:bCs/>
+                <w:i w:val="false"/>
+                <w:iCs w:val="false"/>
+                <w:color w:val="1B2A4A"/>
+                <w:sz w:val="32"/>
+                <w:szCs w:val="32"/>
+                <w:caps w:val="false"/>
+                <w:rFonts w:ascii="Calibri" w:cs="Calibri" w:eastAsia="Calibri" w:hAnsi="Calibri"/>
+              </w:rPr>
+              <w:t xml:space="preserve">HOOK — sentence starters</w:t>
+            </w:r>
+          </w:p>
+          <w:p>
+            <w:pPr>
+              <w:spacing w:after="40"/>
+            </w:pPr>
+            <w:r>
+              <w:rPr>
+                <w:b w:val="false"/>
+                <w:bCs w:val="false"/>
+                <w:i w:val="false"/>
+                <w:iCs w:val="false"/>
+                <w:color w:val="1A1A1A"/>
+                <w:sz w:val="33"/>
+                <w:szCs w:val="33"/>
+                <w:caps w:val="false"/>
+                <w:rFonts w:ascii="Calibri" w:cs="Calibri" w:eastAsia="Calibri" w:hAnsi="Calibri"/>
+              </w:rPr>
+              <w:t xml:space="preserve">“I think the big question is…”   “This connects to…”   “I wonder why…”   “At first I believe…”</w:t>
+            </w:r>
+          </w:p>
+        </w:tc>
+      </w:tr>
+    </w:tbl>
+    <w:tbl>
+      <w:tblPr>
+        <w:tblW w:type="dxa" w:w="9792"/>
+        <w:tblBorders>
+          <w:top w:val="single" w:color="auto" w:sz="4"/>
+          <w:left w:val="single" w:color="auto" w:sz="4"/>
+          <w:bottom w:val="single" w:color="auto" w:sz="4"/>
+          <w:right w:val="single" w:color="auto" w:sz="4"/>
+          <w:insideH w:val="single" w:color="auto" w:sz="4"/>
+          <w:insideV w:val="single" w:color="auto" w:sz="4"/>
+        </w:tblBorders>
+      </w:tblPr>
+      <w:tblGrid>
+        <w:gridCol w:w="9792"/>
+      </w:tblGrid>
+      <w:tr>
+        <w:tc>
+          <w:tcPr>
+            <w:tcW w:type="dxa" w:w="9792"/>
+            <w:tcBorders>
+              <w:top w:val="single" w:color="D9D5C8" w:sz="4"/>
+              <w:left w:val="single" w:color="D9D5C8" w:sz="4"/>
+              <w:bottom w:val="single" w:color="D9D5C8" w:sz="4"/>
+              <w:right w:val="single" w:color="D9D5C8" w:sz="4"/>
+            </w:tcBorders>
+            <w:shd w:fill="F7F5EF" w:color="auto" w:val="clear"/>
+            <w:tcMar>
+              <w:top w:type="dxa" w:w="55"/>
+              <w:left w:type="dxa" w:w="110"/>
+              <w:bottom w:type="dxa" w:w="55"/>
+              <w:right w:type="dxa" w:w="110"/>
+            </w:tcMar>
+          </w:tcPr>
+          <w:p>
+            <w:pPr>
+              <w:spacing w:after="60"/>
+            </w:pPr>
+            <w:r>
+              <w:rPr>
+                <w:b/>
+                <w:bCs/>
+                <w:i w:val="false"/>
+                <w:iCs w:val="false"/>
+                <w:color w:val="1B2A4A"/>
+                <w:sz w:val="32"/>
+                <w:szCs w:val="32"/>
+                <w:caps w:val="false"/>
+                <w:rFonts w:ascii="Calibri" w:cs="Calibri" w:eastAsia="Calibri" w:hAnsi="Calibri"/>
+              </w:rPr>
+              <w:t xml:space="preserve">ACTIVATE — what it means &amp; how to answer</w:t>
+            </w:r>
+          </w:p>
+          <w:p>
+            <w:pPr>
+              <w:spacing w:after="40"/>
+            </w:pPr>
+            <w:r>
+              <w:rPr>
+                <w:b/>
+                <w:bCs/>
+                <w:i w:val="false"/>
+                <w:iCs w:val="false"/>
+                <w:color w:val="1A1A1A"/>
+                <w:sz w:val="32"/>
+                <w:szCs w:val="32"/>
+                <w:caps w:val="false"/>
+                <w:rFonts w:ascii="Calibri" w:cs="Calibri" w:eastAsia="Calibri" w:hAnsi="Calibri"/>
+              </w:rPr>
+              <w:t xml:space="preserve">What it means:  </w:t>
+            </w:r>
+            <w:r>
+              <w:rPr>
+                <w:b w:val="false"/>
+                <w:bCs w:val="false"/>
+                <w:i w:val="false"/>
+                <w:iCs w:val="false"/>
+                <w:color w:val="1A1A1A"/>
+                <w:sz w:val="32"/>
+                <w:szCs w:val="32"/>
+                <w:caps w:val="false"/>
+                <w:rFonts w:ascii="Calibri" w:cs="Calibri" w:eastAsia="Calibri" w:hAnsi="Calibri"/>
+              </w:rPr>
+              <w:t xml:space="preserve">“Activate” = wake up what you ALREADY know before you learn more.</w:t>
+            </w:r>
+          </w:p>
+          <w:p>
+            <w:pPr>
+              <w:spacing w:after="40"/>
+            </w:pPr>
+            <w:r>
+              <w:rPr>
+                <w:b/>
+                <w:bCs/>
+                <w:i w:val="false"/>
+                <w:iCs w:val="false"/>
+                <w:color w:val="1A1A1A"/>
+                <w:sz w:val="32"/>
+                <w:szCs w:val="32"/>
+                <w:caps w:val="false"/>
+                <w:rFonts w:ascii="Calibri" w:cs="Calibri" w:eastAsia="Calibri" w:hAnsi="Calibri"/>
+              </w:rPr>
+              <w:t xml:space="preserve">Sentence starters:  </w:t>
+            </w:r>
+            <w:r>
+              <w:rPr>
+                <w:b w:val="false"/>
+                <w:bCs w:val="false"/>
+                <w:i w:val="false"/>
+                <w:iCs w:val="false"/>
+                <w:color w:val="1A1A1A"/>
+                <w:sz w:val="32"/>
+                <w:szCs w:val="32"/>
+                <w:caps w:val="false"/>
+                <w:rFonts w:ascii="Calibri" w:cs="Calibri" w:eastAsia="Calibri" w:hAnsi="Calibri"/>
+              </w:rPr>
+              <w:t xml:space="preserve">“I already know…”   “This reminds me of…”   “I want to find out…”</w:t>
+            </w:r>
+          </w:p>
+        </w:tc>
+      </w:tr>
+    </w:tbl>
+    <w:tbl>
+      <w:tblPr>
+        <w:tblW w:type="dxa" w:w="9792"/>
+        <w:tblBorders>
+          <w:top w:val="single" w:color="auto" w:sz="4"/>
+          <w:left w:val="single" w:color="auto" w:sz="4"/>
+          <w:bottom w:val="single" w:color="auto" w:sz="4"/>
+          <w:right w:val="single" w:color="auto" w:sz="4"/>
+          <w:insideH w:val="single" w:color="auto" w:sz="4"/>
+          <w:insideV w:val="single" w:color="auto" w:sz="4"/>
+        </w:tblBorders>
+      </w:tblPr>
+      <w:tblGrid>
+        <w:gridCol w:w="9792"/>
+      </w:tblGrid>
+      <w:tr>
+        <w:tc>
+          <w:tcPr>
+            <w:tcW w:type="dxa" w:w="9792"/>
+            <w:tcBorders>
+              <w:top w:val="single" w:color="D9D5C8" w:sz="4"/>
+              <w:left w:val="single" w:color="D9D5C8" w:sz="4"/>
+              <w:bottom w:val="single" w:color="D9D5C8" w:sz="4"/>
+              <w:right w:val="single" w:color="D9D5C8" w:sz="4"/>
+            </w:tcBorders>
+            <w:shd w:fill="F7F5EF" w:color="auto" w:val="clear"/>
+            <w:tcMar>
+              <w:top w:type="dxa" w:w="55"/>
+              <w:left w:type="dxa" w:w="110"/>
+              <w:bottom w:type="dxa" w:w="55"/>
+              <w:right w:type="dxa" w:w="110"/>
+            </w:tcMar>
+          </w:tcPr>
+          <w:p>
+            <w:pPr>
+              <w:spacing w:after="60"/>
+            </w:pPr>
+            <w:r>
+              <w:rPr>
+                <w:b/>
+                <w:bCs/>
+                <w:i w:val="false"/>
+                <w:iCs w:val="false"/>
+                <w:color w:val="1B2A4A"/>
+                <w:sz w:val="32"/>
+                <w:szCs w:val="32"/>
+                <w:caps w:val="false"/>
+                <w:rFonts w:ascii="Calibri" w:cs="Calibri" w:eastAsia="Calibri" w:hAnsi="Calibri"/>
+              </w:rPr>
+              <w:t xml:space="preserve">FIRST IMPRESSIONS — what to write</w:t>
+            </w:r>
+          </w:p>
+          <w:p>
+            <w:pPr>
+              <w:spacing w:after="40"/>
+            </w:pPr>
+            <w:r>
+              <w:rPr>
+                <w:b w:val="false"/>
+                <w:bCs w:val="false"/>
+                <w:i w:val="false"/>
+                <w:iCs w:val="false"/>
+                <w:color w:val="1A1A1A"/>
+                <w:sz w:val="33"/>
+                <w:szCs w:val="33"/>
+                <w:caps w:val="false"/>
+                <w:rFonts w:ascii="Calibri" w:cs="Calibri" w:eastAsia="Calibri" w:hAnsi="Calibri"/>
+              </w:rPr>
+              <w:t xml:space="preserve">Just your honest first take — there is no wrong answer. Say what you THINK the standard is about and why it might matter to you, your family, or your community. You’ll come back and improve it at the end.</w:t>
+            </w:r>
+          </w:p>
+        </w:tc>
+      </w:tr>
+    </w:tbl>
+    <w:tbl>
+      <w:tblPr>
+        <w:tblW w:type="dxa" w:w="9792"/>
+        <w:tblBorders>
+          <w:top w:val="single" w:color="auto" w:sz="4"/>
+          <w:left w:val="single" w:color="auto" w:sz="4"/>
+          <w:bottom w:val="single" w:color="auto" w:sz="4"/>
+          <w:right w:val="single" w:color="auto" w:sz="4"/>
+          <w:insideH w:val="single" w:color="auto" w:sz="4"/>
+          <w:insideV w:val="single" w:color="auto" w:sz="4"/>
+        </w:tblBorders>
+      </w:tblPr>
+      <w:tblGrid>
+        <w:gridCol w:w="9792"/>
+      </w:tblGrid>
+      <w:tr>
+        <w:tc>
+          <w:tcPr>
+            <w:tcW w:type="dxa" w:w="9792"/>
+            <w:tcBorders>
+              <w:top w:val="single" w:color="D9D5C8" w:sz="4"/>
+              <w:left w:val="single" w:color="D9D5C8" w:sz="4"/>
+              <w:bottom w:val="single" w:color="D9D5C8" w:sz="4"/>
+              <w:right w:val="single" w:color="D9D5C8" w:sz="4"/>
+            </w:tcBorders>
+            <w:shd w:fill="F7F5EF" w:color="auto" w:val="clear"/>
+            <w:tcMar>
+              <w:top w:type="dxa" w:w="55"/>
+              <w:left w:type="dxa" w:w="110"/>
+              <w:bottom w:type="dxa" w:w="55"/>
+              <w:right w:type="dxa" w:w="110"/>
+            </w:tcMar>
+          </w:tcPr>
+          <w:p>
+            <w:pPr>
+              <w:spacing w:after="60"/>
+            </w:pPr>
+            <w:r>
+              <w:rPr>
+                <w:b/>
+                <w:bCs/>
+                <w:i w:val="false"/>
+                <w:iCs w:val="false"/>
+                <w:color w:val="1B2A4A"/>
+                <w:sz w:val="32"/>
+                <w:szCs w:val="32"/>
+                <w:caps w:val="false"/>
+                <w:rFonts w:ascii="Calibri" w:cs="Calibri" w:eastAsia="Calibri" w:hAnsi="Calibri"/>
+              </w:rPr>
+              <w:t xml:space="preserve">KEY WORDS TO WATCH FOR</w:t>
+            </w:r>
+          </w:p>
+          <w:p>
+            <w:pPr>
+              <w:spacing w:after="40"/>
+            </w:pPr>
+            <w:r>
+              <w:rPr>
+                <w:b w:val="false"/>
+                <w:bCs w:val="false"/>
+                <w:i w:val="false"/>
+                <w:iCs w:val="false"/>
+                <w:color w:val="1A1A1A"/>
+                <w:sz w:val="33"/>
+                <w:szCs w:val="33"/>
+                <w:caps w:val="false"/>
+                <w:rFonts w:ascii="Calibri" w:cs="Calibri" w:eastAsia="Calibri" w:hAnsi="Calibri"/>
+              </w:rPr>
+              <w:t xml:space="preserve">Commander-in-Chief   ·   Executive Order   ·   Succession</w:t>
+            </w:r>
+          </w:p>
+        </w:tc>
+      </w:tr>
+    </w:tbl>
+    <w:p>
+      <w:pPr>
+        <w:spacing w:after="50"/>
+      </w:pPr>
+      <w:r>
+        <w:rPr>
+          <w:b w:val="false"/>
+          <w:bCs w:val="false"/>
+          <w:i w:val="false"/>
+          <w:iCs w:val="false"/>
+          <w:color w:val="1A1A1A"/>
+          <w:sz w:val="18"/>
+          <w:szCs w:val="18"/>
+          <w:caps w:val="false"/>
+          <w:rFonts w:ascii="Calibri" w:cs="Calibri" w:eastAsia="Calibri" w:hAnsi="Calibri"/>
+        </w:rPr>
+      </w:r>
+    </w:p>
+    <w:tbl>
+      <w:tblPr>
+        <w:tblW w:type="dxa" w:w="9792"/>
+        <w:tblBorders>
+          <w:top w:val="single" w:color="auto" w:sz="4"/>
+          <w:left w:val="single" w:color="auto" w:sz="4"/>
+          <w:bottom w:val="single" w:color="auto" w:sz="4"/>
+          <w:right w:val="single" w:color="auto" w:sz="4"/>
+          <w:insideH w:val="single" w:color="auto" w:sz="4"/>
+          <w:insideV w:val="single" w:color="auto" w:sz="4"/>
+        </w:tblBorders>
+      </w:tblPr>
+      <w:tblGrid>
+        <w:gridCol w:w="9792"/>
+      </w:tblGrid>
+      <w:tr>
+        <w:tc>
+          <w:tcPr>
+            <w:tcW w:type="dxa" w:w="9792"/>
+            <w:tcBorders>
+              <w:top w:val="single" w:color="D9D5C8" w:sz="4"/>
+              <w:left w:val="single" w:color="D9D5C8" w:sz="4"/>
+              <w:bottom w:val="single" w:color="D9D5C8" w:sz="4"/>
+              <w:right w:val="single" w:color="D9D5C8" w:sz="4"/>
+            </w:tcBorders>
+            <w:shd w:fill="F7F5EF" w:color="auto" w:val="clear"/>
+            <w:tcMar>
+              <w:top w:type="dxa" w:w="55"/>
+              <w:left w:type="dxa" w:w="110"/>
+              <w:bottom w:type="dxa" w:w="55"/>
+              <w:right w:type="dxa" w:w="110"/>
+            </w:tcMar>
+          </w:tcPr>
+          <w:p>
+            <w:pPr>
+              <w:spacing w:after="60"/>
+            </w:pPr>
+            <w:r>
+              <w:rPr>
+                <w:b/>
+                <w:bCs/>
+                <w:i w:val="false"/>
+                <w:iCs w:val="false"/>
+                <w:color w:val="1B2A4A"/>
+                <w:sz w:val="32"/>
+                <w:szCs w:val="32"/>
+                <w:caps w:val="false"/>
+                <w:rFonts w:ascii="Calibri" w:cs="Calibri" w:eastAsia="Calibri" w:hAnsi="Calibri"/>
+              </w:rPr>
+              <w:t xml:space="preserve">NOW TRY IT — draft your goal using a starter above</w:t>
+            </w:r>
+          </w:p>
+          <w:p>
+            <w:pPr>
+              <w:spacing w:after="40"/>
+            </w:pPr>
+            <w:r>
+              <w:rPr>
+                <w:b w:val="false"/>
+                <w:bCs w:val="false"/>
+                <w:i w:val="false"/>
+                <w:iCs w:val="false"/>
+                <w:color w:val="1A1A1A"/>
+                <w:sz w:val="33"/>
+                <w:szCs w:val="33"/>
+                <w:caps w:val="false"/>
+                <w:rFonts w:ascii="Calibri" w:cs="Calibri" w:eastAsia="Calibri" w:hAnsi="Calibri"/>
+              </w:rPr>
+              <w:t xml:space="preserve">Write a first draft here, then copy your best version onto the front. Aim for: what you’ll DO + how you’ll PROVE it + WHEN.</w:t>
+            </w:r>
+          </w:p>
+        </w:tc>
+      </w:tr>
+    </w:tbl>
+    <w:p>
+      <w:pPr>
+        <w:widowControl w:val="false"/>
+        <w:pBdr>
+          <w:bottom w:val="single" w:color="8892A0" w:sz="8" w:space="1"/>
+        </w:pBdr>
+        <w:spacing w:before="42" w:after="42"/>
+      </w:pPr>
+      <w:r>
+        <w:rPr>
+          <w:sz w:val="24"/>
+          <w:szCs w:val="24"/>
+          <w:rFonts w:ascii="Calibri" w:cs="Calibri" w:eastAsia="Calibri" w:hAnsi="Calibri"/>
+        </w:rPr>
+        <w:t xml:space="preserve"> </w:t>
+      </w:r>
+    </w:p>
+    <w:p>
+      <w:pPr>
+        <w:spacing w:before="0" w:after="0" w:line="75" w:lineRule="exact"/>
+      </w:pPr>
+      <w:r>
+        <w:rPr>
+          <w:sz w:val="3"/>
+          <w:szCs w:val="3"/>
+          <w:rFonts w:ascii="Calibri" w:cs="Calibri" w:eastAsia="Calibri" w:hAnsi="Calibri"/>
+        </w:rPr>
+        <w:t xml:space="preserve"> </w:t>
+      </w:r>
+    </w:p>
+    <w:p>
+      <w:pPr>
+        <w:widowControl w:val="false"/>
+        <w:pBdr>
+          <w:bottom w:val="single" w:color="8892A0" w:sz="8" w:space="1"/>
+        </w:pBdr>
+        <w:spacing w:before="42" w:after="42"/>
+      </w:pPr>
+      <w:r>
+        <w:rPr>
+          <w:sz w:val="24"/>
+          <w:szCs w:val="24"/>
+          <w:rFonts w:ascii="Calibri" w:cs="Calibri" w:eastAsia="Calibri" w:hAnsi="Calibri"/>
+        </w:rPr>
+        <w:t xml:space="preserve"> </w:t>
+      </w:r>
+    </w:p>
+    <w:p>
+      <w:pPr>
+        <w:spacing w:before="0" w:after="0" w:line="75" w:lineRule="exact"/>
+      </w:pPr>
+      <w:r>
+        <w:rPr>
+          <w:sz w:val="3"/>
+          <w:szCs w:val="3"/>
+          <w:rFonts w:ascii="Calibri" w:cs="Calibri" w:eastAsia="Calibri" w:hAnsi="Calibri"/>
+        </w:rPr>
+        <w:t xml:space="preserve"> </w:t>
+      </w:r>
+    </w:p>
+    <w:p>
+      <w:pPr>
+        <w:widowControl w:val="false"/>
+        <w:pBdr>
+          <w:bottom w:val="single" w:color="8892A0" w:sz="8" w:space="1"/>
+        </w:pBdr>
+        <w:spacing w:before="42" w:after="42"/>
+      </w:pPr>
+      <w:r>
+        <w:rPr>
+          <w:sz w:val="24"/>
+          <w:szCs w:val="24"/>
+          <w:rFonts w:ascii="Calibri" w:cs="Calibri" w:eastAsia="Calibri" w:hAnsi="Calibri"/>
+        </w:rPr>
+        <w:t xml:space="preserve"> </w:t>
+      </w:r>
+    </w:p>
+    <w:p>
+      <w:pPr>
+        <w:spacing w:before="0" w:after="0" w:line="75" w:lineRule="exact"/>
+      </w:pPr>
+      <w:r>
+        <w:rPr>
+          <w:sz w:val="3"/>
+          <w:szCs w:val="3"/>
+          <w:rFonts w:ascii="Calibri" w:cs="Calibri" w:eastAsia="Calibri" w:hAnsi="Calibri"/>
+        </w:rPr>
+        <w:t xml:space="preserve"> </w:t>
+      </w:r>
+    </w:p>
     <w:p>
       <w:pPr>
         <w:widowControl w:val="false"/>
@@ -5596,8 +6538,8 @@
             </w:pPr>
             <w:r>
               <w:rPr>
-                <w:b w:val="false"/>
-                <w:bCs w:val="false"/>
+                <w:b/>
+                <w:bCs/>
                 <w:i w:val="false"/>
                 <w:iCs w:val="false"/>
                 <w:color w:val="1A1A1A"/>
@@ -5606,7 +6548,21 @@
                 <w:caps w:val="false"/>
                 <w:rFonts w:ascii="Calibri" w:cs="Calibri" w:eastAsia="Calibri" w:hAnsi="Calibri"/>
               </w:rPr>
-              <w:t xml:space="preserve">Pronunciations: Commander-in-Chief (kuh-MAN-der in cheef); Executive Order (eg-ZEK-yuh-tiv OR-der); Succession (suk-SESH-un).</w:t>
+              <w:t xml:space="preserve">Pronunciations: </w:t>
+            </w:r>
+            <w:r>
+              <w:rPr>
+                <w:b w:val="false"/>
+                <w:bCs w:val="false"/>
+                <w:i w:val="false"/>
+                <w:iCs w:val="false"/>
+                <w:color w:val="1A1A1A"/>
+                <w:sz w:val="33"/>
+                <w:szCs w:val="33"/>
+                <w:caps w:val="false"/>
+                <w:rFonts w:ascii="Calibri" w:cs="Calibri" w:eastAsia="Calibri" w:hAnsi="Calibri"/>
+              </w:rPr>
+              <w:t xml:space="preserve">Commander-in-Chief (kuh-MAN-der in cheef); Executive Order (eg-ZEK-yuh-tiv OR-der); Succession (suk-SESH-un).</w:t>
             </w:r>
           </w:p>
         </w:tc>
@@ -6858,13 +7814,27 @@
                 <w:caps w:val="false"/>
                 <w:rFonts w:ascii="Calibri" w:cs="Calibri" w:eastAsia="Calibri" w:hAnsi="Calibri"/>
               </w:rPr>
-              <w:t xml:space="preserve">RESPONSE CHOICE</w:t>
+              <w:t xml:space="preserve">RESPONSE CHOICE — three ways to complete each studio</w:t>
             </w:r>
           </w:p>
           <w:p>
             <w:pPr>
               <w:spacing w:after="40"/>
             </w:pPr>
+            <w:r>
+              <w:rPr>
+                <w:b/>
+                <w:bCs/>
+                <w:i w:val="false"/>
+                <w:iCs w:val="false"/>
+                <w:color w:val="1A1A1A"/>
+                <w:sz w:val="32"/>
+                <w:szCs w:val="32"/>
+                <w:caps w:val="false"/>
+                <w:rFonts w:ascii="Calibri" w:cs="Calibri" w:eastAsia="Calibri" w:hAnsi="Calibri"/>
+              </w:rPr>
+              <w:t xml:space="preserve">WRITE:  </w:t>
+            </w:r>
             <w:r>
               <w:rPr>
                 <w:b w:val="false"/>
@@ -6872,12 +7842,78 @@
                 <w:i w:val="false"/>
                 <w:iCs w:val="false"/>
                 <w:color w:val="1A1A1A"/>
-                <w:sz w:val="33"/>
-                <w:szCs w:val="33"/>
-                <w:caps w:val="false"/>
-                <w:rFonts w:ascii="Calibri" w:cs="Calibri" w:eastAsia="Calibri" w:hAnsi="Calibri"/>
-              </w:rPr>
-              <w:t xml:space="preserve">Complete each studio by writing, speaking, or diagramming.</w:t>
+                <w:sz w:val="32"/>
+                <w:szCs w:val="32"/>
+                <w:caps w:val="false"/>
+                <w:rFonts w:ascii="Calibri" w:cs="Calibri" w:eastAsia="Calibri" w:hAnsi="Calibri"/>
+              </w:rPr>
+              <w:t xml:space="preserve">fill in the four boxes below in your own words.</w:t>
+            </w:r>
+          </w:p>
+          <w:p>
+            <w:pPr>
+              <w:spacing w:after="40"/>
+            </w:pPr>
+            <w:r>
+              <w:rPr>
+                <w:b/>
+                <w:bCs/>
+                <w:i w:val="false"/>
+                <w:iCs w:val="false"/>
+                <w:color w:val="1A1A1A"/>
+                <w:sz w:val="32"/>
+                <w:szCs w:val="32"/>
+                <w:caps w:val="false"/>
+                <w:rFonts w:ascii="Calibri" w:cs="Calibri" w:eastAsia="Calibri" w:hAnsi="Calibri"/>
+              </w:rPr>
+              <w:t xml:space="preserve">SAY IT:  </w:t>
+            </w:r>
+            <w:r>
+              <w:rPr>
+                <w:b w:val="false"/>
+                <w:bCs w:val="false"/>
+                <w:i w:val="false"/>
+                <w:iCs w:val="false"/>
+                <w:color w:val="1A1A1A"/>
+                <w:sz w:val="32"/>
+                <w:szCs w:val="32"/>
+                <w:caps w:val="false"/>
+                <w:rFonts w:ascii="Calibri" w:cs="Calibri" w:eastAsia="Calibri" w:hAnsi="Calibri"/>
+              </w:rPr>
+              <w:t xml:space="preserve">explain the term aloud to a partner or your teacher, or record a short voice note — say the term, its meaning, and one example.</w:t>
+            </w:r>
+          </w:p>
+          <w:p>
+            <w:pPr>
+              <w:spacing w:after="40"/>
+            </w:pPr>
+            <w:r>
+              <w:rPr>
+                <w:b/>
+                <w:bCs/>
+                <w:i w:val="false"/>
+                <w:iCs w:val="false"/>
+                <w:color w:val="1A1A1A"/>
+                <w:sz w:val="32"/>
+                <w:szCs w:val="32"/>
+                <w:caps w:val="false"/>
+                <w:rFonts w:ascii="Calibri" w:cs="Calibri" w:eastAsia="Calibri" w:hAnsi="Calibri"/>
+              </w:rPr>
+              <w:t xml:space="preserve">DIAGRAM:  </w:t>
+            </w:r>
+            <w:r>
+              <w:rPr>
+                <w:b w:val="false"/>
+                <w:bCs w:val="false"/>
+                <w:i w:val="false"/>
+                <w:iCs w:val="false"/>
+                <w:color w:val="1A1A1A"/>
+                <w:sz w:val="32"/>
+                <w:szCs w:val="32"/>
+                <w:caps w:val="false"/>
+                <w:rFonts w:ascii="Calibri" w:cs="Calibri" w:eastAsia="Calibri" w:hAnsi="Calibri"/>
+              </w:rPr>
+              <w:t xml:space="preserve">sketch or map the term in the Sketch Studio on the back of this page.</w:t>
             </w:r>
           </w:p>
         </w:tc>
@@ -8279,7 +9315,7 @@
                 <w:caps w:val="false"/>
                 <w:rFonts w:ascii="Calibri" w:cs="Calibri" w:eastAsia="Calibri" w:hAnsi="Calibri"/>
               </w:rPr>
-              <w:t xml:space="preserve">How do these priority terms fit together? Write or sketch how one leads to or affects another.</w:t>
+              <w:t xml:space="preserve">How do these priority terms fit together? Write how one leads to or affects another on the lines — or map it in the Sketch Studio on the back.</w:t>
             </w:r>
           </w:p>
         </w:tc>
@@ -8332,6 +9368,606 @@
         <w:t xml:space="preserve"> </w:t>
       </w:r>
     </w:p>
+    <w:p>
+      <w:pPr>
+        <w:pStyle w:val="Heading2"/>
+        <w:keepNext/>
+        <w:pageBreakBefore/>
+        <w:spacing w:before="150" w:after="90"/>
+      </w:pPr>
+      <w:r>
+        <w:rPr>
+          <w:b/>
+          <w:bCs/>
+          <w:i w:val="false"/>
+          <w:iCs w:val="false"/>
+          <w:color w:val="1B2A4A"/>
+          <w:sz w:val="42"/>
+          <w:szCs w:val="42"/>
+          <w:caps w:val="false"/>
+          <w:rFonts w:ascii="Calibri" w:cs="Calibri" w:eastAsia="Calibri" w:hAnsi="Calibri"/>
+        </w:rPr>
+        <w:t xml:space="preserve">Activity 2 — Sketch Studio (draw it or say it) — GC.16</w:t>
+      </w:r>
+    </w:p>
+    <w:tbl>
+      <w:tblPr>
+        <w:tblW w:type="dxa" w:w="9792"/>
+        <w:tblBorders>
+          <w:top w:val="single" w:color="auto" w:sz="4"/>
+          <w:left w:val="single" w:color="auto" w:sz="4"/>
+          <w:bottom w:val="single" w:color="auto" w:sz="4"/>
+          <w:right w:val="single" w:color="auto" w:sz="4"/>
+          <w:insideH w:val="single" w:color="auto" w:sz="4"/>
+          <w:insideV w:val="single" w:color="auto" w:sz="4"/>
+        </w:tblBorders>
+      </w:tblPr>
+      <w:tblGrid>
+        <w:gridCol w:w="9792"/>
+      </w:tblGrid>
+      <w:tr>
+        <w:tc>
+          <w:tcPr>
+            <w:tcW w:type="dxa" w:w="9792"/>
+            <w:tcBorders>
+              <w:top w:val="single" w:color="D9D5C8" w:sz="4"/>
+              <w:left w:val="single" w:color="D9D5C8" w:sz="4"/>
+              <w:bottom w:val="single" w:color="D9D5C8" w:sz="4"/>
+              <w:right w:val="single" w:color="D9D5C8" w:sz="4"/>
+            </w:tcBorders>
+            <w:shd w:fill="F7F5EF" w:color="auto" w:val="clear"/>
+            <w:tcMar>
+              <w:top w:type="dxa" w:w="55"/>
+              <w:left w:type="dxa" w:w="110"/>
+              <w:bottom w:type="dxa" w:w="55"/>
+              <w:right w:type="dxa" w:w="110"/>
+            </w:tcMar>
+          </w:tcPr>
+          <w:p>
+            <w:pPr>
+              <w:spacing w:after="60"/>
+            </w:pPr>
+            <w:r>
+              <w:rPr>
+                <w:b/>
+                <w:bCs/>
+                <w:i w:val="false"/>
+                <w:iCs w:val="false"/>
+                <w:color w:val="1B2A4A"/>
+                <w:sz w:val="32"/>
+                <w:szCs w:val="32"/>
+                <w:caps w:val="false"/>
+                <w:rFonts w:ascii="Calibri" w:cs="Calibri" w:eastAsia="Calibri" w:hAnsi="Calibri"/>
+              </w:rPr>
+              <w:t xml:space="preserve">SAY IT — pick one way to explain your terms aloud</w:t>
+            </w:r>
+          </w:p>
+          <w:p>
+            <w:pPr>
+              <w:spacing w:after="40"/>
+            </w:pPr>
+            <w:r>
+              <w:rPr>
+                <w:b w:val="false"/>
+                <w:bCs w:val="false"/>
+                <w:i w:val="false"/>
+                <w:iCs w:val="false"/>
+                <w:color w:val="1A1A1A"/>
+                <w:sz w:val="33"/>
+                <w:szCs w:val="33"/>
+                <w:caps w:val="false"/>
+                <w:rFonts w:ascii="Calibri" w:cs="Calibri" w:eastAsia="Calibri" w:hAnsi="Calibri"/>
+              </w:rPr>
+              <w:t xml:space="preserve">Explain each priority term to a shoulder partner, then have them explain one back to you.</w:t>
+            </w:r>
+          </w:p>
+          <w:p>
+            <w:pPr>
+              <w:spacing w:after="40"/>
+            </w:pPr>
+            <w:r>
+              <w:rPr>
+                <w:b w:val="false"/>
+                <w:bCs w:val="false"/>
+                <w:i w:val="false"/>
+                <w:iCs w:val="false"/>
+                <w:color w:val="1A1A1A"/>
+                <w:sz w:val="33"/>
+                <w:szCs w:val="33"/>
+                <w:caps w:val="false"/>
+                <w:rFonts w:ascii="Calibri" w:cs="Calibri" w:eastAsia="Calibri" w:hAnsi="Calibri"/>
+              </w:rPr>
+              <w:t xml:space="preserve">Or explain a term to your teacher during check-in.</w:t>
+            </w:r>
+          </w:p>
+          <w:p>
+            <w:pPr>
+              <w:spacing w:after="40"/>
+            </w:pPr>
+            <w:r>
+              <w:rPr>
+                <w:b w:val="false"/>
+                <w:bCs w:val="false"/>
+                <w:i w:val="false"/>
+                <w:iCs w:val="false"/>
+                <w:color w:val="1A1A1A"/>
+                <w:sz w:val="33"/>
+                <w:szCs w:val="33"/>
+                <w:caps w:val="false"/>
+                <w:rFonts w:ascii="Calibri" w:cs="Calibri" w:eastAsia="Calibri" w:hAnsi="Calibri"/>
+              </w:rPr>
+              <w:t xml:space="preserve">Or record a 20–30 second voice note: say the term, what it means, and one real example.</w:t>
+            </w:r>
+          </w:p>
+          <w:p>
+            <w:pPr>
+              <w:spacing w:after="40"/>
+            </w:pPr>
+            <w:r>
+              <w:rPr>
+                <w:b w:val="false"/>
+                <w:bCs w:val="false"/>
+                <w:i w:val="false"/>
+                <w:iCs w:val="false"/>
+                <w:color w:val="1A1A1A"/>
+                <w:sz w:val="33"/>
+                <w:szCs w:val="33"/>
+                <w:caps w:val="false"/>
+                <w:rFonts w:ascii="Calibri" w:cs="Calibri" w:eastAsia="Calibri" w:hAnsi="Calibri"/>
+              </w:rPr>
+              <w:t xml:space="preserve">Or stand and share one term with the class.</w:t>
+            </w:r>
+          </w:p>
+        </w:tc>
+      </w:tr>
+    </w:tbl>
+    <w:p>
+      <w:pPr>
+        <w:spacing w:after="40"/>
+      </w:pPr>
+      <w:r>
+        <w:rPr>
+          <w:b w:val="false"/>
+          <w:bCs w:val="false"/>
+          <w:i w:val="false"/>
+          <w:iCs w:val="false"/>
+          <w:color w:val="1A1A1A"/>
+          <w:sz w:val="18"/>
+          <w:szCs w:val="18"/>
+          <w:caps w:val="false"/>
+          <w:rFonts w:ascii="Calibri" w:cs="Calibri" w:eastAsia="Calibri" w:hAnsi="Calibri"/>
+        </w:rPr>
+      </w:r>
+    </w:p>
+    <w:tbl>
+      <w:tblPr>
+        <w:tblW w:type="dxa" w:w="9792"/>
+        <w:tblBorders>
+          <w:top w:val="single" w:color="auto" w:sz="4"/>
+          <w:left w:val="single" w:color="auto" w:sz="4"/>
+          <w:bottom w:val="single" w:color="auto" w:sz="4"/>
+          <w:right w:val="single" w:color="auto" w:sz="4"/>
+          <w:insideH w:val="single" w:color="auto" w:sz="4"/>
+          <w:insideV w:val="single" w:color="auto" w:sz="4"/>
+        </w:tblBorders>
+      </w:tblPr>
+      <w:tblGrid>
+        <w:gridCol w:w="9792"/>
+      </w:tblGrid>
+      <w:tr>
+        <w:tc>
+          <w:tcPr>
+            <w:tcW w:type="dxa" w:w="9792"/>
+            <w:tcBorders>
+              <w:top w:val="single" w:color="D9D5C8" w:sz="4"/>
+              <w:left w:val="single" w:color="D9D5C8" w:sz="4"/>
+              <w:bottom w:val="single" w:color="D9D5C8" w:sz="4"/>
+              <w:right w:val="single" w:color="D9D5C8" w:sz="4"/>
+            </w:tcBorders>
+            <w:shd w:fill="F7F5EF" w:color="auto" w:val="clear"/>
+            <w:tcMar>
+              <w:top w:type="dxa" w:w="55"/>
+              <w:left w:type="dxa" w:w="110"/>
+              <w:bottom w:type="dxa" w:w="55"/>
+              <w:right w:type="dxa" w:w="110"/>
+            </w:tcMar>
+          </w:tcPr>
+          <w:p>
+            <w:pPr>
+              <w:spacing w:after="60"/>
+            </w:pPr>
+            <w:r>
+              <w:rPr>
+                <w:b/>
+                <w:bCs/>
+                <w:i w:val="false"/>
+                <w:iCs w:val="false"/>
+                <w:color w:val="1B2A4A"/>
+                <w:sz w:val="32"/>
+                <w:szCs w:val="32"/>
+                <w:caps w:val="false"/>
+                <w:rFonts w:ascii="Calibri" w:cs="Calibri" w:eastAsia="Calibri" w:hAnsi="Calibri"/>
+              </w:rPr>
+              <w:t xml:space="preserve">DIAGRAM: Commander-in-Chief</w:t>
+            </w:r>
+          </w:p>
+          <w:p>
+            <w:pPr>
+              <w:spacing w:after="40"/>
+            </w:pPr>
+            <w:r>
+              <w:rPr>
+                <w:b w:val="false"/>
+                <w:bCs w:val="false"/>
+                <w:i w:val="false"/>
+                <w:iCs w:val="false"/>
+                <w:color w:val="1A1A1A"/>
+                <w:sz w:val="33"/>
+                <w:szCs w:val="33"/>
+                <w:caps w:val="false"/>
+                <w:rFonts w:ascii="Calibri" w:cs="Calibri" w:eastAsia="Calibri" w:hAnsi="Calibri"/>
+              </w:rPr>
+              <w:t xml:space="preserve">Draw, map, or symbolize this term — a picture, an icon, a quick web, or an example scene. Label your drawing.</w:t>
+            </w:r>
+          </w:p>
+        </w:tc>
+      </w:tr>
+    </w:tbl>
+    <w:tbl>
+      <w:tblPr>
+        <w:tblW w:type="dxa" w:w="9792"/>
+        <w:tblBorders>
+          <w:top w:val="single" w:color="auto" w:sz="4"/>
+          <w:left w:val="single" w:color="auto" w:sz="4"/>
+          <w:bottom w:val="single" w:color="auto" w:sz="4"/>
+          <w:right w:val="single" w:color="auto" w:sz="4"/>
+          <w:insideH w:val="single" w:color="auto" w:sz="4"/>
+          <w:insideV w:val="single" w:color="auto" w:sz="4"/>
+        </w:tblBorders>
+      </w:tblPr>
+      <w:tblGrid>
+        <w:gridCol w:w="9792"/>
+      </w:tblGrid>
+      <w:tr>
+        <w:trPr>
+          <w:trHeight w:val="2100" w:hRule="atLeast"/>
+        </w:trPr>
+        <w:tc>
+          <w:tcPr>
+            <w:tcW w:type="dxa" w:w="9792"/>
+            <w:tcBorders>
+              <w:top w:val="single" w:color="D9D5C8" w:sz="4"/>
+              <w:left w:val="single" w:color="D9D5C8" w:sz="4"/>
+              <w:bottom w:val="single" w:color="D9D5C8" w:sz="4"/>
+              <w:right w:val="single" w:color="D9D5C8" w:sz="4"/>
+            </w:tcBorders>
+            <w:tcMar>
+              <w:top w:type="dxa" w:w="55"/>
+              <w:left w:type="dxa" w:w="110"/>
+              <w:bottom w:type="dxa" w:w="55"/>
+              <w:right w:type="dxa" w:w="110"/>
+            </w:tcMar>
+          </w:tcPr>
+          <w:p>
+            <w:pPr>
+              <w:spacing w:after="0"/>
+            </w:pPr>
+            <w:r>
+              <w:rPr>
+                <w:b w:val="false"/>
+                <w:bCs w:val="false"/>
+                <w:i w:val="false"/>
+                <w:iCs w:val="false"/>
+                <w:color w:val="1A1A1A"/>
+                <w:sz w:val="18"/>
+                <w:szCs w:val="18"/>
+                <w:caps w:val="false"/>
+                <w:rFonts w:ascii="Calibri" w:cs="Calibri" w:eastAsia="Calibri" w:hAnsi="Calibri"/>
+              </w:rPr>
+              <w:t xml:space="preserve"> </w:t>
+            </w:r>
+          </w:p>
+        </w:tc>
+      </w:tr>
+    </w:tbl>
+    <w:p>
+      <w:pPr>
+        <w:spacing w:after="90"/>
+      </w:pPr>
+      <w:r>
+        <w:rPr>
+          <w:b w:val="false"/>
+          <w:bCs w:val="false"/>
+          <w:i w:val="false"/>
+          <w:iCs w:val="false"/>
+          <w:color w:val="1A1A1A"/>
+          <w:sz w:val="18"/>
+          <w:szCs w:val="18"/>
+          <w:caps w:val="false"/>
+          <w:rFonts w:ascii="Calibri" w:cs="Calibri" w:eastAsia="Calibri" w:hAnsi="Calibri"/>
+        </w:rPr>
+      </w:r>
+    </w:p>
+    <w:tbl>
+      <w:tblPr>
+        <w:tblW w:type="dxa" w:w="9792"/>
+        <w:tblBorders>
+          <w:top w:val="single" w:color="auto" w:sz="4"/>
+          <w:left w:val="single" w:color="auto" w:sz="4"/>
+          <w:bottom w:val="single" w:color="auto" w:sz="4"/>
+          <w:right w:val="single" w:color="auto" w:sz="4"/>
+          <w:insideH w:val="single" w:color="auto" w:sz="4"/>
+          <w:insideV w:val="single" w:color="auto" w:sz="4"/>
+        </w:tblBorders>
+      </w:tblPr>
+      <w:tblGrid>
+        <w:gridCol w:w="9792"/>
+      </w:tblGrid>
+      <w:tr>
+        <w:tc>
+          <w:tcPr>
+            <w:tcW w:type="dxa" w:w="9792"/>
+            <w:tcBorders>
+              <w:top w:val="single" w:color="D9D5C8" w:sz="4"/>
+              <w:left w:val="single" w:color="D9D5C8" w:sz="4"/>
+              <w:bottom w:val="single" w:color="D9D5C8" w:sz="4"/>
+              <w:right w:val="single" w:color="D9D5C8" w:sz="4"/>
+            </w:tcBorders>
+            <w:shd w:fill="F7F5EF" w:color="auto" w:val="clear"/>
+            <w:tcMar>
+              <w:top w:type="dxa" w:w="55"/>
+              <w:left w:type="dxa" w:w="110"/>
+              <w:bottom w:type="dxa" w:w="55"/>
+              <w:right w:type="dxa" w:w="110"/>
+            </w:tcMar>
+          </w:tcPr>
+          <w:p>
+            <w:pPr>
+              <w:spacing w:after="60"/>
+            </w:pPr>
+            <w:r>
+              <w:rPr>
+                <w:b/>
+                <w:bCs/>
+                <w:i w:val="false"/>
+                <w:iCs w:val="false"/>
+                <w:color w:val="1B2A4A"/>
+                <w:sz w:val="32"/>
+                <w:szCs w:val="32"/>
+                <w:caps w:val="false"/>
+                <w:rFonts w:ascii="Calibri" w:cs="Calibri" w:eastAsia="Calibri" w:hAnsi="Calibri"/>
+              </w:rPr>
+              <w:t xml:space="preserve">DIAGRAM: Executive Order</w:t>
+            </w:r>
+          </w:p>
+          <w:p>
+            <w:pPr>
+              <w:spacing w:after="40"/>
+            </w:pPr>
+            <w:r>
+              <w:rPr>
+                <w:b w:val="false"/>
+                <w:bCs w:val="false"/>
+                <w:i w:val="false"/>
+                <w:iCs w:val="false"/>
+                <w:color w:val="1A1A1A"/>
+                <w:sz w:val="33"/>
+                <w:szCs w:val="33"/>
+                <w:caps w:val="false"/>
+                <w:rFonts w:ascii="Calibri" w:cs="Calibri" w:eastAsia="Calibri" w:hAnsi="Calibri"/>
+              </w:rPr>
+              <w:t xml:space="preserve">Draw, map, or symbolize this term — a picture, an icon, a quick web, or an example scene. Label your drawing.</w:t>
+            </w:r>
+          </w:p>
+        </w:tc>
+      </w:tr>
+    </w:tbl>
+    <w:tbl>
+      <w:tblPr>
+        <w:tblW w:type="dxa" w:w="9792"/>
+        <w:tblBorders>
+          <w:top w:val="single" w:color="auto" w:sz="4"/>
+          <w:left w:val="single" w:color="auto" w:sz="4"/>
+          <w:bottom w:val="single" w:color="auto" w:sz="4"/>
+          <w:right w:val="single" w:color="auto" w:sz="4"/>
+          <w:insideH w:val="single" w:color="auto" w:sz="4"/>
+          <w:insideV w:val="single" w:color="auto" w:sz="4"/>
+        </w:tblBorders>
+      </w:tblPr>
+      <w:tblGrid>
+        <w:gridCol w:w="9792"/>
+      </w:tblGrid>
+      <w:tr>
+        <w:trPr>
+          <w:trHeight w:val="2100" w:hRule="atLeast"/>
+        </w:trPr>
+        <w:tc>
+          <w:tcPr>
+            <w:tcW w:type="dxa" w:w="9792"/>
+            <w:tcBorders>
+              <w:top w:val="single" w:color="D9D5C8" w:sz="4"/>
+              <w:left w:val="single" w:color="D9D5C8" w:sz="4"/>
+              <w:bottom w:val="single" w:color="D9D5C8" w:sz="4"/>
+              <w:right w:val="single" w:color="D9D5C8" w:sz="4"/>
+            </w:tcBorders>
+            <w:tcMar>
+              <w:top w:type="dxa" w:w="55"/>
+              <w:left w:type="dxa" w:w="110"/>
+              <w:bottom w:type="dxa" w:w="55"/>
+              <w:right w:type="dxa" w:w="110"/>
+            </w:tcMar>
+          </w:tcPr>
+          <w:p>
+            <w:pPr>
+              <w:spacing w:after="0"/>
+            </w:pPr>
+            <w:r>
+              <w:rPr>
+                <w:b w:val="false"/>
+                <w:bCs w:val="false"/>
+                <w:i w:val="false"/>
+                <w:iCs w:val="false"/>
+                <w:color w:val="1A1A1A"/>
+                <w:sz w:val="18"/>
+                <w:szCs w:val="18"/>
+                <w:caps w:val="false"/>
+                <w:rFonts w:ascii="Calibri" w:cs="Calibri" w:eastAsia="Calibri" w:hAnsi="Calibri"/>
+              </w:rPr>
+              <w:t xml:space="preserve"> </w:t>
+            </w:r>
+          </w:p>
+        </w:tc>
+      </w:tr>
+    </w:tbl>
+    <w:p>
+      <w:pPr>
+        <w:spacing w:after="70"/>
+      </w:pPr>
+      <w:r>
+        <w:rPr>
+          <w:b w:val="false"/>
+          <w:bCs w:val="false"/>
+          <w:i w:val="false"/>
+          <w:iCs w:val="false"/>
+          <w:color w:val="1A1A1A"/>
+          <w:sz w:val="18"/>
+          <w:szCs w:val="18"/>
+          <w:caps w:val="false"/>
+          <w:rFonts w:ascii="Calibri" w:cs="Calibri" w:eastAsia="Calibri" w:hAnsi="Calibri"/>
+        </w:rPr>
+      </w:r>
+    </w:p>
+    <w:tbl>
+      <w:tblPr>
+        <w:tblW w:type="dxa" w:w="9792"/>
+        <w:tblBorders>
+          <w:top w:val="single" w:color="auto" w:sz="4"/>
+          <w:left w:val="single" w:color="auto" w:sz="4"/>
+          <w:bottom w:val="single" w:color="auto" w:sz="4"/>
+          <w:right w:val="single" w:color="auto" w:sz="4"/>
+          <w:insideH w:val="single" w:color="auto" w:sz="4"/>
+          <w:insideV w:val="single" w:color="auto" w:sz="4"/>
+        </w:tblBorders>
+      </w:tblPr>
+      <w:tblGrid>
+        <w:gridCol w:w="9792"/>
+      </w:tblGrid>
+      <w:tr>
+        <w:tc>
+          <w:tcPr>
+            <w:tcW w:type="dxa" w:w="9792"/>
+            <w:tcBorders>
+              <w:top w:val="single" w:color="D9D5C8" w:sz="4"/>
+              <w:left w:val="single" w:color="D9D5C8" w:sz="4"/>
+              <w:bottom w:val="single" w:color="D9D5C8" w:sz="4"/>
+              <w:right w:val="single" w:color="D9D5C8" w:sz="4"/>
+            </w:tcBorders>
+            <w:shd w:fill="F7F5EF" w:color="auto" w:val="clear"/>
+            <w:tcMar>
+              <w:top w:type="dxa" w:w="55"/>
+              <w:left w:type="dxa" w:w="110"/>
+              <w:bottom w:type="dxa" w:w="55"/>
+              <w:right w:type="dxa" w:w="110"/>
+            </w:tcMar>
+          </w:tcPr>
+          <w:p>
+            <w:pPr>
+              <w:spacing w:after="60"/>
+            </w:pPr>
+            <w:r>
+              <w:rPr>
+                <w:b/>
+                <w:bCs/>
+                <w:i w:val="false"/>
+                <w:iCs w:val="false"/>
+                <w:color w:val="1B2A4A"/>
+                <w:sz w:val="32"/>
+                <w:szCs w:val="32"/>
+                <w:caps w:val="false"/>
+                <w:rFonts w:ascii="Calibri" w:cs="Calibri" w:eastAsia="Calibri" w:hAnsi="Calibri"/>
+              </w:rPr>
+              <w:t xml:space="preserve">CONNECT THE TERMS — concept map</w:t>
+            </w:r>
+          </w:p>
+          <w:p>
+            <w:pPr>
+              <w:spacing w:after="40"/>
+            </w:pPr>
+            <w:r>
+              <w:rPr>
+                <w:b w:val="false"/>
+                <w:bCs w:val="false"/>
+                <w:i w:val="false"/>
+                <w:iCs w:val="false"/>
+                <w:color w:val="1A1A1A"/>
+                <w:sz w:val="33"/>
+                <w:szCs w:val="33"/>
+                <w:caps w:val="false"/>
+                <w:rFonts w:ascii="Calibri" w:cs="Calibri" w:eastAsia="Calibri" w:hAnsi="Calibri"/>
+              </w:rPr>
+              <w:t xml:space="preserve">Put both terms in the box and draw arrows to show how one leads to, needs, or affects the other. Write a few words on each arrow.</w:t>
+            </w:r>
+          </w:p>
+        </w:tc>
+      </w:tr>
+    </w:tbl>
+    <w:tbl>
+      <w:tblPr>
+        <w:tblW w:type="dxa" w:w="9792"/>
+        <w:tblBorders>
+          <w:top w:val="single" w:color="auto" w:sz="4"/>
+          <w:left w:val="single" w:color="auto" w:sz="4"/>
+          <w:bottom w:val="single" w:color="auto" w:sz="4"/>
+          <w:right w:val="single" w:color="auto" w:sz="4"/>
+          <w:insideH w:val="single" w:color="auto" w:sz="4"/>
+          <w:insideV w:val="single" w:color="auto" w:sz="4"/>
+        </w:tblBorders>
+      </w:tblPr>
+      <w:tblGrid>
+        <w:gridCol w:w="9792"/>
+      </w:tblGrid>
+      <w:tr>
+        <w:trPr>
+          <w:trHeight w:val="2500" w:hRule="atLeast"/>
+        </w:trPr>
+        <w:tc>
+          <w:tcPr>
+            <w:tcW w:type="dxa" w:w="9792"/>
+            <w:tcBorders>
+              <w:top w:val="single" w:color="D9D5C8" w:sz="4"/>
+              <w:left w:val="single" w:color="D9D5C8" w:sz="4"/>
+              <w:bottom w:val="single" w:color="D9D5C8" w:sz="4"/>
+              <w:right w:val="single" w:color="D9D5C8" w:sz="4"/>
+            </w:tcBorders>
+            <w:tcMar>
+              <w:top w:type="dxa" w:w="55"/>
+              <w:left w:type="dxa" w:w="110"/>
+              <w:bottom w:type="dxa" w:w="55"/>
+              <w:right w:type="dxa" w:w="110"/>
+            </w:tcMar>
+          </w:tcPr>
+          <w:p>
+            <w:pPr>
+              <w:spacing w:after="0"/>
+            </w:pPr>
+            <w:r>
+              <w:rPr>
+                <w:b w:val="false"/>
+                <w:bCs w:val="false"/>
+                <w:i w:val="false"/>
+                <w:iCs w:val="false"/>
+                <w:color w:val="1A1A1A"/>
+                <w:sz w:val="18"/>
+                <w:szCs w:val="18"/>
+                <w:caps w:val="false"/>
+                <w:rFonts w:ascii="Calibri" w:cs="Calibri" w:eastAsia="Calibri" w:hAnsi="Calibri"/>
+              </w:rPr>
+              <w:t xml:space="preserve"> </w:t>
+            </w:r>
+          </w:p>
+        </w:tc>
+      </w:tr>
+    </w:tbl>
     <w:p>
       <w:pPr>
         <w:pStyle w:val="Heading2"/>
@@ -13473,7 +15109,7 @@
     </w:tbl>
     <w:p>
       <w:pPr>
-        <w:spacing w:after="120"/>
+        <w:spacing w:after="70"/>
       </w:pPr>
       <w:r>
         <w:rPr>
@@ -13798,6 +15434,155 @@
                 <w:rFonts w:ascii="Calibri" w:cs="Calibri" w:eastAsia="Calibri" w:hAnsi="Calibri"/>
               </w:rPr>
               <w:t xml:space="preserve"> </w:t>
+            </w:r>
+          </w:p>
+        </w:tc>
+      </w:tr>
+    </w:tbl>
+    <w:tbl>
+      <w:tblPr>
+        <w:tblW w:type="dxa" w:w="9792"/>
+        <w:tblBorders>
+          <w:top w:val="single" w:color="auto" w:sz="4"/>
+          <w:left w:val="single" w:color="auto" w:sz="4"/>
+          <w:bottom w:val="single" w:color="auto" w:sz="4"/>
+          <w:right w:val="single" w:color="auto" w:sz="4"/>
+          <w:insideH w:val="single" w:color="auto" w:sz="4"/>
+          <w:insideV w:val="single" w:color="auto" w:sz="4"/>
+        </w:tblBorders>
+      </w:tblPr>
+      <w:tblGrid>
+        <w:gridCol w:w="9792"/>
+      </w:tblGrid>
+      <w:tr>
+        <w:tc>
+          <w:tcPr>
+            <w:tcW w:type="dxa" w:w="9792"/>
+            <w:tcBorders>
+              <w:top w:val="single" w:color="D9D5C8" w:sz="4"/>
+              <w:left w:val="single" w:color="D9D5C8" w:sz="4"/>
+              <w:bottom w:val="single" w:color="D9D5C8" w:sz="4"/>
+              <w:right w:val="single" w:color="D9D5C8" w:sz="4"/>
+            </w:tcBorders>
+            <w:shd w:fill="F7F5EF" w:color="auto" w:val="clear"/>
+            <w:tcMar>
+              <w:top w:type="dxa" w:w="55"/>
+              <w:left w:type="dxa" w:w="110"/>
+              <w:bottom w:type="dxa" w:w="55"/>
+              <w:right w:type="dxa" w:w="110"/>
+            </w:tcMar>
+          </w:tcPr>
+          <w:p>
+            <w:pPr>
+              <w:spacing w:after="60"/>
+            </w:pPr>
+            <w:r>
+              <w:rPr>
+                <w:b/>
+                <w:bCs/>
+                <w:i w:val="false"/>
+                <w:iCs w:val="false"/>
+                <w:color w:val="1B2A4A"/>
+                <w:sz w:val="32"/>
+                <w:szCs w:val="32"/>
+                <w:caps w:val="false"/>
+                <w:rFonts w:ascii="Calibri" w:cs="Calibri" w:eastAsia="Calibri" w:hAnsi="Calibri"/>
+              </w:rPr>
+              <w:t xml:space="preserve">CHECK YOURSELF — look back and score how it went</w:t>
+            </w:r>
+          </w:p>
+          <w:p>
+            <w:pPr>
+              <w:spacing w:after="40"/>
+            </w:pPr>
+            <w:r>
+              <w:rPr>
+                <w:b/>
+                <w:bCs/>
+                <w:i w:val="false"/>
+                <w:iCs w:val="false"/>
+                <w:color w:val="1A1A1A"/>
+                <w:sz w:val="30"/>
+                <w:szCs w:val="30"/>
+                <w:caps w:val="false"/>
+                <w:rFonts w:ascii="Calibri" w:cs="Calibri" w:eastAsia="Calibri" w:hAnsi="Calibri"/>
+              </w:rPr>
+              <w:t xml:space="preserve">Got it right?  </w:t>
+            </w:r>
+            <w:r>
+              <w:rPr>
+                <w:b w:val="false"/>
+                <w:bCs w:val="false"/>
+                <w:i w:val="false"/>
+                <w:iCs w:val="false"/>
+                <w:color w:val="1A1A1A"/>
+                <w:sz w:val="30"/>
+                <w:szCs w:val="30"/>
+                <w:caps w:val="false"/>
+                <w:rFonts w:ascii="Calibri" w:cs="Calibri" w:eastAsia="Calibri" w:hAnsi="Calibri"/>
+              </w:rPr>
+              <w:t xml:space="preserve">☐ Yes  ☐ Partly  ☐ Not yet</w:t>
+            </w:r>
+            <w:r>
+              <w:rPr>
+                <w:b/>
+                <w:bCs/>
+                <w:i w:val="false"/>
+                <w:iCs w:val="false"/>
+                <w:color w:val="1A1A1A"/>
+                <w:sz w:val="30"/>
+                <w:szCs w:val="30"/>
+                <w:caps w:val="false"/>
+                <w:rFonts w:ascii="Calibri" w:cs="Calibri" w:eastAsia="Calibri" w:hAnsi="Calibri"/>
+              </w:rPr>
+              <w:t xml:space="preserve">     Answer it from memory?  </w:t>
+            </w:r>
+            <w:r>
+              <w:rPr>
+                <w:b w:val="false"/>
+                <w:bCs w:val="false"/>
+                <w:i w:val="false"/>
+                <w:iCs w:val="false"/>
+                <w:color w:val="1A1A1A"/>
+                <w:sz w:val="30"/>
+                <w:szCs w:val="30"/>
+                <w:caps w:val="false"/>
+                <w:rFonts w:ascii="Calibri" w:cs="Calibri" w:eastAsia="Calibri" w:hAnsi="Calibri"/>
+              </w:rPr>
+              <w:t xml:space="preserve">☐ Yes  ☐ With a hint  ☐ No</w:t>
+            </w:r>
+          </w:p>
+          <w:p>
+            <w:pPr>
+              <w:spacing w:after="40"/>
+            </w:pPr>
+            <w:r>
+              <w:rPr>
+                <w:b/>
+                <w:bCs/>
+                <w:i w:val="false"/>
+                <w:iCs w:val="false"/>
+                <w:color w:val="1A1A1A"/>
+                <w:sz w:val="30"/>
+                <w:szCs w:val="30"/>
+                <w:caps w:val="false"/>
+                <w:rFonts w:ascii="Calibri" w:cs="Calibri" w:eastAsia="Calibri" w:hAnsi="Calibri"/>
+              </w:rPr>
+              <w:t xml:space="preserve">How did it feel?  </w:t>
+            </w:r>
+            <w:r>
+              <w:rPr>
+                <w:b w:val="false"/>
+                <w:bCs w:val="false"/>
+                <w:i w:val="false"/>
+                <w:iCs w:val="false"/>
+                <w:color w:val="1A1A1A"/>
+                <w:sz w:val="30"/>
+                <w:szCs w:val="30"/>
+                <w:caps w:val="false"/>
+                <w:rFonts w:ascii="Calibri" w:cs="Calibri" w:eastAsia="Calibri" w:hAnsi="Calibri"/>
+              </w:rPr>
+              <w:t xml:space="preserve">☐ Confident  ☐ Getting there  ☐ Shaky — I’ll revisit</w:t>
             </w:r>
           </w:p>
         </w:tc>
@@ -19458,7 +21243,7 @@
                 <w:caps w:val="false"/>
                 <w:rFonts w:ascii="Calibri" w:cs="Calibri" w:eastAsia="Calibri" w:hAnsi="Calibri"/>
               </w:rPr>
-              <w:t xml:space="preserve">Every student works this standard at the same rigor: analyze the sources and vocabulary, then demonstrate learning on the Practice Quiz and CER. UDL and MTSS give you flexible ways in — they never lower the bar. Check yourself against the learning targets on the Cornell Notes page.</w:t>
+              <w:t xml:space="preserve">Every student works this standard at the same rigor: analyze the sources and vocabulary, then show what you learned on the Practice Quiz and the CER. Check yourself against the learning targets on the Cornell Notes page. Supports for each step are on the back of this page.</w:t>
             </w:r>
           </w:p>
         </w:tc>
@@ -19532,12 +21317,42 @@
                 <w:caps w:val="false"/>
                 <w:rFonts w:ascii="Calibri" w:cs="Calibri" w:eastAsia="Calibri" w:hAnsi="Calibri"/>
               </w:rPr>
-              <w:t xml:space="preserve">My goal for this standard — what will I be able to do, and how will I show it?</w:t>
+              <w:t xml:space="preserve">My goal for this standard — what will I be able to do, and how will I show it?  (Need help? See the back of this page.)</w:t>
             </w:r>
           </w:p>
         </w:tc>
       </w:tr>
     </w:tbl>
+    <w:p>
+      <w:pPr>
+        <w:widowControl w:val="false"/>
+        <w:pBdr>
+          <w:bottom w:val="single" w:color="8892A0" w:sz="8" w:space="1"/>
+        </w:pBdr>
+        <w:spacing w:before="42" w:after="42"/>
+      </w:pPr>
+      <w:r>
+        <w:rPr>
+          <w:sz w:val="24"/>
+          <w:szCs w:val="24"/>
+          <w:rFonts w:ascii="Calibri" w:cs="Calibri" w:eastAsia="Calibri" w:hAnsi="Calibri"/>
+        </w:rPr>
+        <w:t xml:space="preserve"> </w:t>
+      </w:r>
+    </w:p>
+    <w:p>
+      <w:pPr>
+        <w:spacing w:before="0" w:after="0" w:line="75" w:lineRule="exact"/>
+      </w:pPr>
+      <w:r>
+        <w:rPr>
+          <w:sz w:val="3"/>
+          <w:szCs w:val="3"/>
+          <w:rFonts w:ascii="Calibri" w:cs="Calibri" w:eastAsia="Calibri" w:hAnsi="Calibri"/>
+        </w:rPr>
+        <w:t xml:space="preserve"> </w:t>
+      </w:r>
+    </w:p>
     <w:p>
       <w:pPr>
         <w:widowControl w:val="false"/>
@@ -19706,6 +21521,36 @@
         <w:t xml:space="preserve"> </w:t>
       </w:r>
     </w:p>
+    <w:p>
+      <w:pPr>
+        <w:spacing w:before="0" w:after="0" w:line="75" w:lineRule="exact"/>
+      </w:pPr>
+      <w:r>
+        <w:rPr>
+          <w:sz w:val="3"/>
+          <w:szCs w:val="3"/>
+          <w:rFonts w:ascii="Calibri" w:cs="Calibri" w:eastAsia="Calibri" w:hAnsi="Calibri"/>
+        </w:rPr>
+        <w:t xml:space="preserve"> </w:t>
+      </w:r>
+    </w:p>
+    <w:p>
+      <w:pPr>
+        <w:widowControl w:val="false"/>
+        <w:pBdr>
+          <w:bottom w:val="single" w:color="8892A0" w:sz="8" w:space="1"/>
+        </w:pBdr>
+        <w:spacing w:before="42" w:after="42"/>
+      </w:pPr>
+      <w:r>
+        <w:rPr>
+          <w:sz w:val="24"/>
+          <w:szCs w:val="24"/>
+          <w:rFonts w:ascii="Calibri" w:cs="Calibri" w:eastAsia="Calibri" w:hAnsi="Calibri"/>
+        </w:rPr>
+        <w:t xml:space="preserve"> </w:t>
+      </w:r>
+    </w:p>
     <w:tbl>
       <w:tblPr>
         <w:tblW w:type="dxa" w:w="9792"/>
@@ -19857,6 +21702,36 @@
         <w:t xml:space="preserve"> </w:t>
       </w:r>
     </w:p>
+    <w:p>
+      <w:pPr>
+        <w:spacing w:before="0" w:after="0" w:line="75" w:lineRule="exact"/>
+      </w:pPr>
+      <w:r>
+        <w:rPr>
+          <w:sz w:val="3"/>
+          <w:szCs w:val="3"/>
+          <w:rFonts w:ascii="Calibri" w:cs="Calibri" w:eastAsia="Calibri" w:hAnsi="Calibri"/>
+        </w:rPr>
+        <w:t xml:space="preserve"> </w:t>
+      </w:r>
+    </w:p>
+    <w:p>
+      <w:pPr>
+        <w:widowControl w:val="false"/>
+        <w:pBdr>
+          <w:bottom w:val="single" w:color="8892A0" w:sz="8" w:space="1"/>
+        </w:pBdr>
+        <w:spacing w:before="42" w:after="42"/>
+      </w:pPr>
+      <w:r>
+        <w:rPr>
+          <w:sz w:val="24"/>
+          <w:szCs w:val="24"/>
+          <w:rFonts w:ascii="Calibri" w:cs="Calibri" w:eastAsia="Calibri" w:hAnsi="Calibri"/>
+        </w:rPr>
+        <w:t xml:space="preserve"> </w:t>
+      </w:r>
+    </w:p>
     <w:tbl>
       <w:tblPr>
         <w:tblW w:type="dxa" w:w="9792"/>
@@ -19931,6 +21806,858 @@
         </w:tc>
       </w:tr>
     </w:tbl>
+    <w:p>
+      <w:pPr>
+        <w:widowControl w:val="false"/>
+        <w:pBdr>
+          <w:bottom w:val="single" w:color="8892A0" w:sz="8" w:space="1"/>
+        </w:pBdr>
+        <w:spacing w:before="42" w:after="42"/>
+      </w:pPr>
+      <w:r>
+        <w:rPr>
+          <w:sz w:val="24"/>
+          <w:szCs w:val="24"/>
+          <w:rFonts w:ascii="Calibri" w:cs="Calibri" w:eastAsia="Calibri" w:hAnsi="Calibri"/>
+        </w:rPr>
+        <w:t xml:space="preserve"> </w:t>
+      </w:r>
+    </w:p>
+    <w:p>
+      <w:pPr>
+        <w:spacing w:before="0" w:after="0" w:line="75" w:lineRule="exact"/>
+      </w:pPr>
+      <w:r>
+        <w:rPr>
+          <w:sz w:val="3"/>
+          <w:szCs w:val="3"/>
+          <w:rFonts w:ascii="Calibri" w:cs="Calibri" w:eastAsia="Calibri" w:hAnsi="Calibri"/>
+        </w:rPr>
+        <w:t xml:space="preserve"> </w:t>
+      </w:r>
+    </w:p>
+    <w:p>
+      <w:pPr>
+        <w:widowControl w:val="false"/>
+        <w:pBdr>
+          <w:bottom w:val="single" w:color="8892A0" w:sz="8" w:space="1"/>
+        </w:pBdr>
+        <w:spacing w:before="42" w:after="42"/>
+      </w:pPr>
+      <w:r>
+        <w:rPr>
+          <w:sz w:val="24"/>
+          <w:szCs w:val="24"/>
+          <w:rFonts w:ascii="Calibri" w:cs="Calibri" w:eastAsia="Calibri" w:hAnsi="Calibri"/>
+        </w:rPr>
+        <w:t xml:space="preserve"> </w:t>
+      </w:r>
+    </w:p>
+    <w:p>
+      <w:pPr>
+        <w:spacing w:before="0" w:after="0" w:line="75" w:lineRule="exact"/>
+      </w:pPr>
+      <w:r>
+        <w:rPr>
+          <w:sz w:val="3"/>
+          <w:szCs w:val="3"/>
+          <w:rFonts w:ascii="Calibri" w:cs="Calibri" w:eastAsia="Calibri" w:hAnsi="Calibri"/>
+        </w:rPr>
+        <w:t xml:space="preserve"> </w:t>
+      </w:r>
+    </w:p>
+    <w:p>
+      <w:pPr>
+        <w:widowControl w:val="false"/>
+        <w:pBdr>
+          <w:bottom w:val="single" w:color="8892A0" w:sz="8" w:space="1"/>
+        </w:pBdr>
+        <w:spacing w:before="42" w:after="42"/>
+      </w:pPr>
+      <w:r>
+        <w:rPr>
+          <w:sz w:val="24"/>
+          <w:szCs w:val="24"/>
+          <w:rFonts w:ascii="Calibri" w:cs="Calibri" w:eastAsia="Calibri" w:hAnsi="Calibri"/>
+        </w:rPr>
+        <w:t xml:space="preserve"> </w:t>
+      </w:r>
+    </w:p>
+    <w:p>
+      <w:pPr>
+        <w:pStyle w:val="Heading2"/>
+        <w:keepNext/>
+        <w:pageBreakBefore/>
+        <w:spacing w:before="150" w:after="90"/>
+      </w:pPr>
+      <w:r>
+        <w:rPr>
+          <w:b/>
+          <w:bCs/>
+          <w:i w:val="false"/>
+          <w:iCs w:val="false"/>
+          <w:color w:val="1B2A4A"/>
+          <w:sz w:val="42"/>
+          <w:szCs w:val="42"/>
+          <w:caps w:val="false"/>
+          <w:rFonts w:ascii="Calibri" w:cs="Calibri" w:eastAsia="Calibri" w:hAnsi="Calibri"/>
+        </w:rPr>
+        <w:t xml:space="preserve">Getting Started — supports for this page — GC.17</w:t>
+      </w:r>
+    </w:p>
+    <w:tbl>
+      <w:tblPr>
+        <w:tblW w:type="dxa" w:w="9792"/>
+        <w:tblBorders>
+          <w:top w:val="single" w:color="auto" w:sz="4"/>
+          <w:left w:val="single" w:color="auto" w:sz="4"/>
+          <w:bottom w:val="single" w:color="auto" w:sz="4"/>
+          <w:right w:val="single" w:color="auto" w:sz="4"/>
+          <w:insideH w:val="single" w:color="auto" w:sz="4"/>
+          <w:insideV w:val="single" w:color="auto" w:sz="4"/>
+        </w:tblBorders>
+      </w:tblPr>
+      <w:tblGrid>
+        <w:gridCol w:w="9792"/>
+      </w:tblGrid>
+      <w:tr>
+        <w:tc>
+          <w:tcPr>
+            <w:tcW w:type="dxa" w:w="9792"/>
+            <w:tcBorders>
+              <w:top w:val="single" w:color="D9D5C8" w:sz="4"/>
+              <w:left w:val="single" w:color="D9D5C8" w:sz="4"/>
+              <w:bottom w:val="single" w:color="D9D5C8" w:sz="4"/>
+              <w:right w:val="single" w:color="D9D5C8" w:sz="4"/>
+            </w:tcBorders>
+            <w:shd w:fill="F7F5EF" w:color="auto" w:val="clear"/>
+            <w:tcMar>
+              <w:top w:type="dxa" w:w="55"/>
+              <w:left w:type="dxa" w:w="110"/>
+              <w:bottom w:type="dxa" w:w="55"/>
+              <w:right w:type="dxa" w:w="110"/>
+            </w:tcMar>
+          </w:tcPr>
+          <w:p>
+            <w:pPr>
+              <w:spacing w:after="60"/>
+            </w:pPr>
+            <w:r>
+              <w:rPr>
+                <w:b/>
+                <w:bCs/>
+                <w:i w:val="false"/>
+                <w:iCs w:val="false"/>
+                <w:color w:val="1B2A4A"/>
+                <w:sz w:val="32"/>
+                <w:szCs w:val="32"/>
+                <w:caps w:val="false"/>
+                <w:rFonts w:ascii="Calibri" w:cs="Calibri" w:eastAsia="Calibri" w:hAnsi="Calibri"/>
+              </w:rPr>
+              <w:t xml:space="preserve">WHAT “CORE PATH” MEANS</w:t>
+            </w:r>
+          </w:p>
+          <w:p>
+            <w:pPr>
+              <w:spacing w:after="40"/>
+            </w:pPr>
+            <w:r>
+              <w:rPr>
+                <w:b w:val="false"/>
+                <w:bCs w:val="false"/>
+                <w:i w:val="false"/>
+                <w:iCs w:val="false"/>
+                <w:color w:val="1A1A1A"/>
+                <w:sz w:val="33"/>
+                <w:szCs w:val="33"/>
+                <w:caps w:val="false"/>
+                <w:rFonts w:ascii="Calibri" w:cs="Calibri" w:eastAsia="Calibri" w:hAnsi="Calibri"/>
+              </w:rPr>
+              <w:t xml:space="preserve">Everyone learns the same standard at the same level. “Support options” are just extra ways in — sentence starters, an example, a partner, or recording your answer. They help you reach the bar; they never lower it.</w:t>
+            </w:r>
+          </w:p>
+        </w:tc>
+      </w:tr>
+    </w:tbl>
+    <w:tbl>
+      <w:tblPr>
+        <w:tblW w:type="dxa" w:w="9792"/>
+        <w:tblBorders>
+          <w:top w:val="single" w:color="auto" w:sz="4"/>
+          <w:left w:val="single" w:color="auto" w:sz="4"/>
+          <w:bottom w:val="single" w:color="auto" w:sz="4"/>
+          <w:right w:val="single" w:color="auto" w:sz="4"/>
+          <w:insideH w:val="single" w:color="auto" w:sz="4"/>
+          <w:insideV w:val="single" w:color="auto" w:sz="4"/>
+        </w:tblBorders>
+      </w:tblPr>
+      <w:tblGrid>
+        <w:gridCol w:w="9792"/>
+      </w:tblGrid>
+      <w:tr>
+        <w:tc>
+          <w:tcPr>
+            <w:tcW w:type="dxa" w:w="9792"/>
+            <w:tcBorders>
+              <w:top w:val="single" w:color="D9D5C8" w:sz="4"/>
+              <w:left w:val="single" w:color="D9D5C8" w:sz="4"/>
+              <w:bottom w:val="single" w:color="D9D5C8" w:sz="4"/>
+              <w:right w:val="single" w:color="D9D5C8" w:sz="4"/>
+            </w:tcBorders>
+            <w:shd w:fill="F7F5EF" w:color="auto" w:val="clear"/>
+            <w:tcMar>
+              <w:top w:type="dxa" w:w="55"/>
+              <w:left w:type="dxa" w:w="110"/>
+              <w:bottom w:type="dxa" w:w="55"/>
+              <w:right w:type="dxa" w:w="110"/>
+            </w:tcMar>
+          </w:tcPr>
+          <w:p>
+            <w:pPr>
+              <w:spacing w:after="60"/>
+            </w:pPr>
+            <w:r>
+              <w:rPr>
+                <w:b/>
+                <w:bCs/>
+                <w:i w:val="false"/>
+                <w:iCs w:val="false"/>
+                <w:color w:val="1B2A4A"/>
+                <w:sz w:val="32"/>
+                <w:szCs w:val="32"/>
+                <w:caps w:val="false"/>
+                <w:rFonts w:ascii="Calibri" w:cs="Calibri" w:eastAsia="Calibri" w:hAnsi="Calibri"/>
+              </w:rPr>
+              <w:t xml:space="preserve">SET YOUR GOAL — how to write a strong one</w:t>
+            </w:r>
+          </w:p>
+          <w:p>
+            <w:pPr>
+              <w:spacing w:after="40"/>
+            </w:pPr>
+            <w:r>
+              <w:rPr>
+                <w:b/>
+                <w:bCs/>
+                <w:i w:val="false"/>
+                <w:iCs w:val="false"/>
+                <w:color w:val="1A1A1A"/>
+                <w:sz w:val="32"/>
+                <w:szCs w:val="32"/>
+                <w:caps w:val="false"/>
+                <w:rFonts w:ascii="Calibri" w:cs="Calibri" w:eastAsia="Calibri" w:hAnsi="Calibri"/>
+              </w:rPr>
+              <w:t xml:space="preserve">Example goal:  </w:t>
+            </w:r>
+            <w:r>
+              <w:rPr>
+                <w:b w:val="false"/>
+                <w:bCs w:val="false"/>
+                <w:i w:val="false"/>
+                <w:iCs w:val="false"/>
+                <w:color w:val="1A1A1A"/>
+                <w:sz w:val="32"/>
+                <w:szCs w:val="32"/>
+                <w:caps w:val="false"/>
+                <w:rFonts w:ascii="Calibri" w:cs="Calibri" w:eastAsia="Calibri" w:hAnsi="Calibri"/>
+              </w:rPr>
+              <w:t xml:space="preserve">“By the end of this standard I can explain ___ and prove it by scoring 80%+ on the quiz.”</w:t>
+            </w:r>
+          </w:p>
+          <w:p>
+            <w:pPr>
+              <w:spacing w:after="40"/>
+            </w:pPr>
+            <w:r>
+              <w:rPr>
+                <w:b/>
+                <w:bCs/>
+                <w:i w:val="false"/>
+                <w:iCs w:val="false"/>
+                <w:color w:val="1A1A1A"/>
+                <w:sz w:val="32"/>
+                <w:szCs w:val="32"/>
+                <w:caps w:val="false"/>
+                <w:rFonts w:ascii="Calibri" w:cs="Calibri" w:eastAsia="Calibri" w:hAnsi="Calibri"/>
+              </w:rPr>
+              <w:t xml:space="preserve">How to build it:  </w:t>
+            </w:r>
+            <w:r>
+              <w:rPr>
+                <w:b w:val="false"/>
+                <w:bCs w:val="false"/>
+                <w:i w:val="false"/>
+                <w:iCs w:val="false"/>
+                <w:color w:val="1A1A1A"/>
+                <w:sz w:val="32"/>
+                <w:szCs w:val="32"/>
+                <w:caps w:val="false"/>
+                <w:rFonts w:ascii="Calibri" w:cs="Calibri" w:eastAsia="Calibri" w:hAnsi="Calibri"/>
+              </w:rPr>
+              <w:t xml:space="preserve">name what you’ll DO, then how you’ll PROVE it, then WHEN.</w:t>
+            </w:r>
+          </w:p>
+          <w:p>
+            <w:pPr>
+              <w:spacing w:after="40"/>
+            </w:pPr>
+            <w:r>
+              <w:rPr>
+                <w:b/>
+                <w:bCs/>
+                <w:i w:val="false"/>
+                <w:iCs w:val="false"/>
+                <w:color w:val="1A1A1A"/>
+                <w:sz w:val="32"/>
+                <w:szCs w:val="32"/>
+                <w:caps w:val="false"/>
+                <w:rFonts w:ascii="Calibri" w:cs="Calibri" w:eastAsia="Calibri" w:hAnsi="Calibri"/>
+              </w:rPr>
+              <w:t xml:space="preserve">Sentence starters:  </w:t>
+            </w:r>
+            <w:r>
+              <w:rPr>
+                <w:b w:val="false"/>
+                <w:bCs w:val="false"/>
+                <w:i w:val="false"/>
+                <w:iCs w:val="false"/>
+                <w:color w:val="1A1A1A"/>
+                <w:sz w:val="32"/>
+                <w:szCs w:val="32"/>
+                <w:caps w:val="false"/>
+                <w:rFonts w:ascii="Calibri" w:cs="Calibri" w:eastAsia="Calibri" w:hAnsi="Calibri"/>
+              </w:rPr>
+              <w:t xml:space="preserve">“I want to be able to…”   “I’ll show it by…”   “By the end of this standard…”</w:t>
+            </w:r>
+          </w:p>
+        </w:tc>
+      </w:tr>
+    </w:tbl>
+    <w:tbl>
+      <w:tblPr>
+        <w:tblW w:type="dxa" w:w="9792"/>
+        <w:tblBorders>
+          <w:top w:val="single" w:color="auto" w:sz="4"/>
+          <w:left w:val="single" w:color="auto" w:sz="4"/>
+          <w:bottom w:val="single" w:color="auto" w:sz="4"/>
+          <w:right w:val="single" w:color="auto" w:sz="4"/>
+          <w:insideH w:val="single" w:color="auto" w:sz="4"/>
+          <w:insideV w:val="single" w:color="auto" w:sz="4"/>
+        </w:tblBorders>
+      </w:tblPr>
+      <w:tblGrid>
+        <w:gridCol w:w="9792"/>
+      </w:tblGrid>
+      <w:tr>
+        <w:tc>
+          <w:tcPr>
+            <w:tcW w:type="dxa" w:w="9792"/>
+            <w:tcBorders>
+              <w:top w:val="single" w:color="D9D5C8" w:sz="4"/>
+              <w:left w:val="single" w:color="D9D5C8" w:sz="4"/>
+              <w:bottom w:val="single" w:color="D9D5C8" w:sz="4"/>
+              <w:right w:val="single" w:color="D9D5C8" w:sz="4"/>
+            </w:tcBorders>
+            <w:shd w:fill="F7F5EF" w:color="auto" w:val="clear"/>
+            <w:tcMar>
+              <w:top w:type="dxa" w:w="55"/>
+              <w:left w:type="dxa" w:w="110"/>
+              <w:bottom w:type="dxa" w:w="55"/>
+              <w:right w:type="dxa" w:w="110"/>
+            </w:tcMar>
+          </w:tcPr>
+          <w:p>
+            <w:pPr>
+              <w:spacing w:after="60"/>
+            </w:pPr>
+            <w:r>
+              <w:rPr>
+                <w:b/>
+                <w:bCs/>
+                <w:i w:val="false"/>
+                <w:iCs w:val="false"/>
+                <w:color w:val="1B2A4A"/>
+                <w:sz w:val="32"/>
+                <w:szCs w:val="32"/>
+                <w:caps w:val="false"/>
+                <w:rFonts w:ascii="Calibri" w:cs="Calibri" w:eastAsia="Calibri" w:hAnsi="Calibri"/>
+              </w:rPr>
+              <w:t xml:space="preserve">HOOK — sentence starters</w:t>
+            </w:r>
+          </w:p>
+          <w:p>
+            <w:pPr>
+              <w:spacing w:after="40"/>
+            </w:pPr>
+            <w:r>
+              <w:rPr>
+                <w:b w:val="false"/>
+                <w:bCs w:val="false"/>
+                <w:i w:val="false"/>
+                <w:iCs w:val="false"/>
+                <w:color w:val="1A1A1A"/>
+                <w:sz w:val="33"/>
+                <w:szCs w:val="33"/>
+                <w:caps w:val="false"/>
+                <w:rFonts w:ascii="Calibri" w:cs="Calibri" w:eastAsia="Calibri" w:hAnsi="Calibri"/>
+              </w:rPr>
+              <w:t xml:space="preserve">“I think the big question is…”   “This connects to…”   “I wonder why…”   “At first I believe…”</w:t>
+            </w:r>
+          </w:p>
+        </w:tc>
+      </w:tr>
+    </w:tbl>
+    <w:tbl>
+      <w:tblPr>
+        <w:tblW w:type="dxa" w:w="9792"/>
+        <w:tblBorders>
+          <w:top w:val="single" w:color="auto" w:sz="4"/>
+          <w:left w:val="single" w:color="auto" w:sz="4"/>
+          <w:bottom w:val="single" w:color="auto" w:sz="4"/>
+          <w:right w:val="single" w:color="auto" w:sz="4"/>
+          <w:insideH w:val="single" w:color="auto" w:sz="4"/>
+          <w:insideV w:val="single" w:color="auto" w:sz="4"/>
+        </w:tblBorders>
+      </w:tblPr>
+      <w:tblGrid>
+        <w:gridCol w:w="9792"/>
+      </w:tblGrid>
+      <w:tr>
+        <w:tc>
+          <w:tcPr>
+            <w:tcW w:type="dxa" w:w="9792"/>
+            <w:tcBorders>
+              <w:top w:val="single" w:color="D9D5C8" w:sz="4"/>
+              <w:left w:val="single" w:color="D9D5C8" w:sz="4"/>
+              <w:bottom w:val="single" w:color="D9D5C8" w:sz="4"/>
+              <w:right w:val="single" w:color="D9D5C8" w:sz="4"/>
+            </w:tcBorders>
+            <w:shd w:fill="F7F5EF" w:color="auto" w:val="clear"/>
+            <w:tcMar>
+              <w:top w:type="dxa" w:w="55"/>
+              <w:left w:type="dxa" w:w="110"/>
+              <w:bottom w:type="dxa" w:w="55"/>
+              <w:right w:type="dxa" w:w="110"/>
+            </w:tcMar>
+          </w:tcPr>
+          <w:p>
+            <w:pPr>
+              <w:spacing w:after="60"/>
+            </w:pPr>
+            <w:r>
+              <w:rPr>
+                <w:b/>
+                <w:bCs/>
+                <w:i w:val="false"/>
+                <w:iCs w:val="false"/>
+                <w:color w:val="1B2A4A"/>
+                <w:sz w:val="32"/>
+                <w:szCs w:val="32"/>
+                <w:caps w:val="false"/>
+                <w:rFonts w:ascii="Calibri" w:cs="Calibri" w:eastAsia="Calibri" w:hAnsi="Calibri"/>
+              </w:rPr>
+              <w:t xml:space="preserve">ACTIVATE — what it means &amp; how to answer</w:t>
+            </w:r>
+          </w:p>
+          <w:p>
+            <w:pPr>
+              <w:spacing w:after="40"/>
+            </w:pPr>
+            <w:r>
+              <w:rPr>
+                <w:b/>
+                <w:bCs/>
+                <w:i w:val="false"/>
+                <w:iCs w:val="false"/>
+                <w:color w:val="1A1A1A"/>
+                <w:sz w:val="32"/>
+                <w:szCs w:val="32"/>
+                <w:caps w:val="false"/>
+                <w:rFonts w:ascii="Calibri" w:cs="Calibri" w:eastAsia="Calibri" w:hAnsi="Calibri"/>
+              </w:rPr>
+              <w:t xml:space="preserve">What it means:  </w:t>
+            </w:r>
+            <w:r>
+              <w:rPr>
+                <w:b w:val="false"/>
+                <w:bCs w:val="false"/>
+                <w:i w:val="false"/>
+                <w:iCs w:val="false"/>
+                <w:color w:val="1A1A1A"/>
+                <w:sz w:val="32"/>
+                <w:szCs w:val="32"/>
+                <w:caps w:val="false"/>
+                <w:rFonts w:ascii="Calibri" w:cs="Calibri" w:eastAsia="Calibri" w:hAnsi="Calibri"/>
+              </w:rPr>
+              <w:t xml:space="preserve">“Activate” = wake up what you ALREADY know before you learn more.</w:t>
+            </w:r>
+          </w:p>
+          <w:p>
+            <w:pPr>
+              <w:spacing w:after="40"/>
+            </w:pPr>
+            <w:r>
+              <w:rPr>
+                <w:b/>
+                <w:bCs/>
+                <w:i w:val="false"/>
+                <w:iCs w:val="false"/>
+                <w:color w:val="1A1A1A"/>
+                <w:sz w:val="32"/>
+                <w:szCs w:val="32"/>
+                <w:caps w:val="false"/>
+                <w:rFonts w:ascii="Calibri" w:cs="Calibri" w:eastAsia="Calibri" w:hAnsi="Calibri"/>
+              </w:rPr>
+              <w:t xml:space="preserve">Sentence starters:  </w:t>
+            </w:r>
+            <w:r>
+              <w:rPr>
+                <w:b w:val="false"/>
+                <w:bCs w:val="false"/>
+                <w:i w:val="false"/>
+                <w:iCs w:val="false"/>
+                <w:color w:val="1A1A1A"/>
+                <w:sz w:val="32"/>
+                <w:szCs w:val="32"/>
+                <w:caps w:val="false"/>
+                <w:rFonts w:ascii="Calibri" w:cs="Calibri" w:eastAsia="Calibri" w:hAnsi="Calibri"/>
+              </w:rPr>
+              <w:t xml:space="preserve">“I already know…”   “This reminds me of…”   “I want to find out…”</w:t>
+            </w:r>
+          </w:p>
+        </w:tc>
+      </w:tr>
+    </w:tbl>
+    <w:tbl>
+      <w:tblPr>
+        <w:tblW w:type="dxa" w:w="9792"/>
+        <w:tblBorders>
+          <w:top w:val="single" w:color="auto" w:sz="4"/>
+          <w:left w:val="single" w:color="auto" w:sz="4"/>
+          <w:bottom w:val="single" w:color="auto" w:sz="4"/>
+          <w:right w:val="single" w:color="auto" w:sz="4"/>
+          <w:insideH w:val="single" w:color="auto" w:sz="4"/>
+          <w:insideV w:val="single" w:color="auto" w:sz="4"/>
+        </w:tblBorders>
+      </w:tblPr>
+      <w:tblGrid>
+        <w:gridCol w:w="9792"/>
+      </w:tblGrid>
+      <w:tr>
+        <w:tc>
+          <w:tcPr>
+            <w:tcW w:type="dxa" w:w="9792"/>
+            <w:tcBorders>
+              <w:top w:val="single" w:color="D9D5C8" w:sz="4"/>
+              <w:left w:val="single" w:color="D9D5C8" w:sz="4"/>
+              <w:bottom w:val="single" w:color="D9D5C8" w:sz="4"/>
+              <w:right w:val="single" w:color="D9D5C8" w:sz="4"/>
+            </w:tcBorders>
+            <w:shd w:fill="F7F5EF" w:color="auto" w:val="clear"/>
+            <w:tcMar>
+              <w:top w:type="dxa" w:w="55"/>
+              <w:left w:type="dxa" w:w="110"/>
+              <w:bottom w:type="dxa" w:w="55"/>
+              <w:right w:type="dxa" w:w="110"/>
+            </w:tcMar>
+          </w:tcPr>
+          <w:p>
+            <w:pPr>
+              <w:spacing w:after="60"/>
+            </w:pPr>
+            <w:r>
+              <w:rPr>
+                <w:b/>
+                <w:bCs/>
+                <w:i w:val="false"/>
+                <w:iCs w:val="false"/>
+                <w:color w:val="1B2A4A"/>
+                <w:sz w:val="32"/>
+                <w:szCs w:val="32"/>
+                <w:caps w:val="false"/>
+                <w:rFonts w:ascii="Calibri" w:cs="Calibri" w:eastAsia="Calibri" w:hAnsi="Calibri"/>
+              </w:rPr>
+              <w:t xml:space="preserve">FIRST IMPRESSIONS — what to write</w:t>
+            </w:r>
+          </w:p>
+          <w:p>
+            <w:pPr>
+              <w:spacing w:after="40"/>
+            </w:pPr>
+            <w:r>
+              <w:rPr>
+                <w:b w:val="false"/>
+                <w:bCs w:val="false"/>
+                <w:i w:val="false"/>
+                <w:iCs w:val="false"/>
+                <w:color w:val="1A1A1A"/>
+                <w:sz w:val="33"/>
+                <w:szCs w:val="33"/>
+                <w:caps w:val="false"/>
+                <w:rFonts w:ascii="Calibri" w:cs="Calibri" w:eastAsia="Calibri" w:hAnsi="Calibri"/>
+              </w:rPr>
+              <w:t xml:space="preserve">Just your honest first take — there is no wrong answer. Say what you THINK the standard is about and why it might matter to you, your family, or your community. You’ll come back and improve it at the end.</w:t>
+            </w:r>
+          </w:p>
+        </w:tc>
+      </w:tr>
+    </w:tbl>
+    <w:tbl>
+      <w:tblPr>
+        <w:tblW w:type="dxa" w:w="9792"/>
+        <w:tblBorders>
+          <w:top w:val="single" w:color="auto" w:sz="4"/>
+          <w:left w:val="single" w:color="auto" w:sz="4"/>
+          <w:bottom w:val="single" w:color="auto" w:sz="4"/>
+          <w:right w:val="single" w:color="auto" w:sz="4"/>
+          <w:insideH w:val="single" w:color="auto" w:sz="4"/>
+          <w:insideV w:val="single" w:color="auto" w:sz="4"/>
+        </w:tblBorders>
+      </w:tblPr>
+      <w:tblGrid>
+        <w:gridCol w:w="9792"/>
+      </w:tblGrid>
+      <w:tr>
+        <w:tc>
+          <w:tcPr>
+            <w:tcW w:type="dxa" w:w="9792"/>
+            <w:tcBorders>
+              <w:top w:val="single" w:color="D9D5C8" w:sz="4"/>
+              <w:left w:val="single" w:color="D9D5C8" w:sz="4"/>
+              <w:bottom w:val="single" w:color="D9D5C8" w:sz="4"/>
+              <w:right w:val="single" w:color="D9D5C8" w:sz="4"/>
+            </w:tcBorders>
+            <w:shd w:fill="F7F5EF" w:color="auto" w:val="clear"/>
+            <w:tcMar>
+              <w:top w:type="dxa" w:w="55"/>
+              <w:left w:type="dxa" w:w="110"/>
+              <w:bottom w:type="dxa" w:w="55"/>
+              <w:right w:type="dxa" w:w="110"/>
+            </w:tcMar>
+          </w:tcPr>
+          <w:p>
+            <w:pPr>
+              <w:spacing w:after="60"/>
+            </w:pPr>
+            <w:r>
+              <w:rPr>
+                <w:b/>
+                <w:bCs/>
+                <w:i w:val="false"/>
+                <w:iCs w:val="false"/>
+                <w:color w:val="1B2A4A"/>
+                <w:sz w:val="32"/>
+                <w:szCs w:val="32"/>
+                <w:caps w:val="false"/>
+                <w:rFonts w:ascii="Calibri" w:cs="Calibri" w:eastAsia="Calibri" w:hAnsi="Calibri"/>
+              </w:rPr>
+              <w:t xml:space="preserve">KEY WORDS TO WATCH FOR</w:t>
+            </w:r>
+          </w:p>
+          <w:p>
+            <w:pPr>
+              <w:spacing w:after="40"/>
+            </w:pPr>
+            <w:r>
+              <w:rPr>
+                <w:b w:val="false"/>
+                <w:bCs w:val="false"/>
+                <w:i w:val="false"/>
+                <w:iCs w:val="false"/>
+                <w:color w:val="1A1A1A"/>
+                <w:sz w:val="33"/>
+                <w:szCs w:val="33"/>
+                <w:caps w:val="false"/>
+                <w:rFonts w:ascii="Calibri" w:cs="Calibri" w:eastAsia="Calibri" w:hAnsi="Calibri"/>
+              </w:rPr>
+              <w:t xml:space="preserve">Bureaucracy   ·   Cabinet   ·   Iron Triangle</w:t>
+            </w:r>
+          </w:p>
+        </w:tc>
+      </w:tr>
+    </w:tbl>
+    <w:p>
+      <w:pPr>
+        <w:spacing w:after="50"/>
+      </w:pPr>
+      <w:r>
+        <w:rPr>
+          <w:b w:val="false"/>
+          <w:bCs w:val="false"/>
+          <w:i w:val="false"/>
+          <w:iCs w:val="false"/>
+          <w:color w:val="1A1A1A"/>
+          <w:sz w:val="18"/>
+          <w:szCs w:val="18"/>
+          <w:caps w:val="false"/>
+          <w:rFonts w:ascii="Calibri" w:cs="Calibri" w:eastAsia="Calibri" w:hAnsi="Calibri"/>
+        </w:rPr>
+      </w:r>
+    </w:p>
+    <w:tbl>
+      <w:tblPr>
+        <w:tblW w:type="dxa" w:w="9792"/>
+        <w:tblBorders>
+          <w:top w:val="single" w:color="auto" w:sz="4"/>
+          <w:left w:val="single" w:color="auto" w:sz="4"/>
+          <w:bottom w:val="single" w:color="auto" w:sz="4"/>
+          <w:right w:val="single" w:color="auto" w:sz="4"/>
+          <w:insideH w:val="single" w:color="auto" w:sz="4"/>
+          <w:insideV w:val="single" w:color="auto" w:sz="4"/>
+        </w:tblBorders>
+      </w:tblPr>
+      <w:tblGrid>
+        <w:gridCol w:w="9792"/>
+      </w:tblGrid>
+      <w:tr>
+        <w:tc>
+          <w:tcPr>
+            <w:tcW w:type="dxa" w:w="9792"/>
+            <w:tcBorders>
+              <w:top w:val="single" w:color="D9D5C8" w:sz="4"/>
+              <w:left w:val="single" w:color="D9D5C8" w:sz="4"/>
+              <w:bottom w:val="single" w:color="D9D5C8" w:sz="4"/>
+              <w:right w:val="single" w:color="D9D5C8" w:sz="4"/>
+            </w:tcBorders>
+            <w:shd w:fill="F7F5EF" w:color="auto" w:val="clear"/>
+            <w:tcMar>
+              <w:top w:type="dxa" w:w="55"/>
+              <w:left w:type="dxa" w:w="110"/>
+              <w:bottom w:type="dxa" w:w="55"/>
+              <w:right w:type="dxa" w:w="110"/>
+            </w:tcMar>
+          </w:tcPr>
+          <w:p>
+            <w:pPr>
+              <w:spacing w:after="60"/>
+            </w:pPr>
+            <w:r>
+              <w:rPr>
+                <w:b/>
+                <w:bCs/>
+                <w:i w:val="false"/>
+                <w:iCs w:val="false"/>
+                <w:color w:val="1B2A4A"/>
+                <w:sz w:val="32"/>
+                <w:szCs w:val="32"/>
+                <w:caps w:val="false"/>
+                <w:rFonts w:ascii="Calibri" w:cs="Calibri" w:eastAsia="Calibri" w:hAnsi="Calibri"/>
+              </w:rPr>
+              <w:t xml:space="preserve">NOW TRY IT — draft your goal using a starter above</w:t>
+            </w:r>
+          </w:p>
+          <w:p>
+            <w:pPr>
+              <w:spacing w:after="40"/>
+            </w:pPr>
+            <w:r>
+              <w:rPr>
+                <w:b w:val="false"/>
+                <w:bCs w:val="false"/>
+                <w:i w:val="false"/>
+                <w:iCs w:val="false"/>
+                <w:color w:val="1A1A1A"/>
+                <w:sz w:val="33"/>
+                <w:szCs w:val="33"/>
+                <w:caps w:val="false"/>
+                <w:rFonts w:ascii="Calibri" w:cs="Calibri" w:eastAsia="Calibri" w:hAnsi="Calibri"/>
+              </w:rPr>
+              <w:t xml:space="preserve">Write a first draft here, then copy your best version onto the front. Aim for: what you’ll DO + how you’ll PROVE it + WHEN.</w:t>
+            </w:r>
+          </w:p>
+        </w:tc>
+      </w:tr>
+    </w:tbl>
+    <w:p>
+      <w:pPr>
+        <w:widowControl w:val="false"/>
+        <w:pBdr>
+          <w:bottom w:val="single" w:color="8892A0" w:sz="8" w:space="1"/>
+        </w:pBdr>
+        <w:spacing w:before="42" w:after="42"/>
+      </w:pPr>
+      <w:r>
+        <w:rPr>
+          <w:sz w:val="24"/>
+          <w:szCs w:val="24"/>
+          <w:rFonts w:ascii="Calibri" w:cs="Calibri" w:eastAsia="Calibri" w:hAnsi="Calibri"/>
+        </w:rPr>
+        <w:t xml:space="preserve"> </w:t>
+      </w:r>
+    </w:p>
+    <w:p>
+      <w:pPr>
+        <w:spacing w:before="0" w:after="0" w:line="75" w:lineRule="exact"/>
+      </w:pPr>
+      <w:r>
+        <w:rPr>
+          <w:sz w:val="3"/>
+          <w:szCs w:val="3"/>
+          <w:rFonts w:ascii="Calibri" w:cs="Calibri" w:eastAsia="Calibri" w:hAnsi="Calibri"/>
+        </w:rPr>
+        <w:t xml:space="preserve"> </w:t>
+      </w:r>
+    </w:p>
+    <w:p>
+      <w:pPr>
+        <w:widowControl w:val="false"/>
+        <w:pBdr>
+          <w:bottom w:val="single" w:color="8892A0" w:sz="8" w:space="1"/>
+        </w:pBdr>
+        <w:spacing w:before="42" w:after="42"/>
+      </w:pPr>
+      <w:r>
+        <w:rPr>
+          <w:sz w:val="24"/>
+          <w:szCs w:val="24"/>
+          <w:rFonts w:ascii="Calibri" w:cs="Calibri" w:eastAsia="Calibri" w:hAnsi="Calibri"/>
+        </w:rPr>
+        <w:t xml:space="preserve"> </w:t>
+      </w:r>
+    </w:p>
+    <w:p>
+      <w:pPr>
+        <w:spacing w:before="0" w:after="0" w:line="75" w:lineRule="exact"/>
+      </w:pPr>
+      <w:r>
+        <w:rPr>
+          <w:sz w:val="3"/>
+          <w:szCs w:val="3"/>
+          <w:rFonts w:ascii="Calibri" w:cs="Calibri" w:eastAsia="Calibri" w:hAnsi="Calibri"/>
+        </w:rPr>
+        <w:t xml:space="preserve"> </w:t>
+      </w:r>
+    </w:p>
+    <w:p>
+      <w:pPr>
+        <w:widowControl w:val="false"/>
+        <w:pBdr>
+          <w:bottom w:val="single" w:color="8892A0" w:sz="8" w:space="1"/>
+        </w:pBdr>
+        <w:spacing w:before="42" w:after="42"/>
+      </w:pPr>
+      <w:r>
+        <w:rPr>
+          <w:sz w:val="24"/>
+          <w:szCs w:val="24"/>
+          <w:rFonts w:ascii="Calibri" w:cs="Calibri" w:eastAsia="Calibri" w:hAnsi="Calibri"/>
+        </w:rPr>
+        <w:t xml:space="preserve"> </w:t>
+      </w:r>
+    </w:p>
+    <w:p>
+      <w:pPr>
+        <w:spacing w:before="0" w:after="0" w:line="75" w:lineRule="exact"/>
+      </w:pPr>
+      <w:r>
+        <w:rPr>
+          <w:sz w:val="3"/>
+          <w:szCs w:val="3"/>
+          <w:rFonts w:ascii="Calibri" w:cs="Calibri" w:eastAsia="Calibri" w:hAnsi="Calibri"/>
+        </w:rPr>
+        <w:t xml:space="preserve"> </w:t>
+      </w:r>
+    </w:p>
     <w:p>
       <w:pPr>
         <w:widowControl w:val="false"/>
@@ -20576,8 +23303,8 @@
             </w:pPr>
             <w:r>
               <w:rPr>
-                <w:b w:val="false"/>
-                <w:bCs w:val="false"/>
+                <w:b/>
+                <w:bCs/>
                 <w:i w:val="false"/>
                 <w:iCs w:val="false"/>
                 <w:color w:val="1A1A1A"/>
@@ -20586,7 +23313,21 @@
                 <w:caps w:val="false"/>
                 <w:rFonts w:ascii="Calibri" w:cs="Calibri" w:eastAsia="Calibri" w:hAnsi="Calibri"/>
               </w:rPr>
-              <w:t xml:space="preserve">Pronunciations: Bureaucracy (byoo-ROK-ruh-see); Cabinet (KAB-ih-net); Iron Triangle (EYE-urn TRY-ang-gul).</w:t>
+              <w:t xml:space="preserve">Pronunciations: </w:t>
+            </w:r>
+            <w:r>
+              <w:rPr>
+                <w:b w:val="false"/>
+                <w:bCs w:val="false"/>
+                <w:i w:val="false"/>
+                <w:iCs w:val="false"/>
+                <w:color w:val="1A1A1A"/>
+                <w:sz w:val="33"/>
+                <w:szCs w:val="33"/>
+                <w:caps w:val="false"/>
+                <w:rFonts w:ascii="Calibri" w:cs="Calibri" w:eastAsia="Calibri" w:hAnsi="Calibri"/>
+              </w:rPr>
+              <w:t xml:space="preserve">Bureaucracy (byoo-ROK-ruh-see); Cabinet (KAB-ih-net); Iron Triangle (EYE-urn TRY-ang-gul).</w:t>
             </w:r>
           </w:p>
         </w:tc>
@@ -21838,13 +24579,27 @@
                 <w:caps w:val="false"/>
                 <w:rFonts w:ascii="Calibri" w:cs="Calibri" w:eastAsia="Calibri" w:hAnsi="Calibri"/>
               </w:rPr>
-              <w:t xml:space="preserve">RESPONSE CHOICE</w:t>
+              <w:t xml:space="preserve">RESPONSE CHOICE — three ways to complete each studio</w:t>
             </w:r>
           </w:p>
           <w:p>
             <w:pPr>
               <w:spacing w:after="40"/>
             </w:pPr>
+            <w:r>
+              <w:rPr>
+                <w:b/>
+                <w:bCs/>
+                <w:i w:val="false"/>
+                <w:iCs w:val="false"/>
+                <w:color w:val="1A1A1A"/>
+                <w:sz w:val="32"/>
+                <w:szCs w:val="32"/>
+                <w:caps w:val="false"/>
+                <w:rFonts w:ascii="Calibri" w:cs="Calibri" w:eastAsia="Calibri" w:hAnsi="Calibri"/>
+              </w:rPr>
+              <w:t xml:space="preserve">WRITE:  </w:t>
+            </w:r>
             <w:r>
               <w:rPr>
                 <w:b w:val="false"/>
@@ -21852,12 +24607,78 @@
                 <w:i w:val="false"/>
                 <w:iCs w:val="false"/>
                 <w:color w:val="1A1A1A"/>
-                <w:sz w:val="33"/>
-                <w:szCs w:val="33"/>
-                <w:caps w:val="false"/>
-                <w:rFonts w:ascii="Calibri" w:cs="Calibri" w:eastAsia="Calibri" w:hAnsi="Calibri"/>
-              </w:rPr>
-              <w:t xml:space="preserve">Complete each studio by writing, speaking, or diagramming.</w:t>
+                <w:sz w:val="32"/>
+                <w:szCs w:val="32"/>
+                <w:caps w:val="false"/>
+                <w:rFonts w:ascii="Calibri" w:cs="Calibri" w:eastAsia="Calibri" w:hAnsi="Calibri"/>
+              </w:rPr>
+              <w:t xml:space="preserve">fill in the four boxes below in your own words.</w:t>
+            </w:r>
+          </w:p>
+          <w:p>
+            <w:pPr>
+              <w:spacing w:after="40"/>
+            </w:pPr>
+            <w:r>
+              <w:rPr>
+                <w:b/>
+                <w:bCs/>
+                <w:i w:val="false"/>
+                <w:iCs w:val="false"/>
+                <w:color w:val="1A1A1A"/>
+                <w:sz w:val="32"/>
+                <w:szCs w:val="32"/>
+                <w:caps w:val="false"/>
+                <w:rFonts w:ascii="Calibri" w:cs="Calibri" w:eastAsia="Calibri" w:hAnsi="Calibri"/>
+              </w:rPr>
+              <w:t xml:space="preserve">SAY IT:  </w:t>
+            </w:r>
+            <w:r>
+              <w:rPr>
+                <w:b w:val="false"/>
+                <w:bCs w:val="false"/>
+                <w:i w:val="false"/>
+                <w:iCs w:val="false"/>
+                <w:color w:val="1A1A1A"/>
+                <w:sz w:val="32"/>
+                <w:szCs w:val="32"/>
+                <w:caps w:val="false"/>
+                <w:rFonts w:ascii="Calibri" w:cs="Calibri" w:eastAsia="Calibri" w:hAnsi="Calibri"/>
+              </w:rPr>
+              <w:t xml:space="preserve">explain the term aloud to a partner or your teacher, or record a short voice note — say the term, its meaning, and one example.</w:t>
+            </w:r>
+          </w:p>
+          <w:p>
+            <w:pPr>
+              <w:spacing w:after="40"/>
+            </w:pPr>
+            <w:r>
+              <w:rPr>
+                <w:b/>
+                <w:bCs/>
+                <w:i w:val="false"/>
+                <w:iCs w:val="false"/>
+                <w:color w:val="1A1A1A"/>
+                <w:sz w:val="32"/>
+                <w:szCs w:val="32"/>
+                <w:caps w:val="false"/>
+                <w:rFonts w:ascii="Calibri" w:cs="Calibri" w:eastAsia="Calibri" w:hAnsi="Calibri"/>
+              </w:rPr>
+              <w:t xml:space="preserve">DIAGRAM:  </w:t>
+            </w:r>
+            <w:r>
+              <w:rPr>
+                <w:b w:val="false"/>
+                <w:bCs w:val="false"/>
+                <w:i w:val="false"/>
+                <w:iCs w:val="false"/>
+                <w:color w:val="1A1A1A"/>
+                <w:sz w:val="32"/>
+                <w:szCs w:val="32"/>
+                <w:caps w:val="false"/>
+                <w:rFonts w:ascii="Calibri" w:cs="Calibri" w:eastAsia="Calibri" w:hAnsi="Calibri"/>
+              </w:rPr>
+              <w:t xml:space="preserve">sketch or map the term in the Sketch Studio on the back of this page.</w:t>
             </w:r>
           </w:p>
         </w:tc>
@@ -23259,7 +26080,7 @@
                 <w:caps w:val="false"/>
                 <w:rFonts w:ascii="Calibri" w:cs="Calibri" w:eastAsia="Calibri" w:hAnsi="Calibri"/>
               </w:rPr>
-              <w:t xml:space="preserve">How do these priority terms fit together? Write or sketch how one leads to or affects another.</w:t>
+              <w:t xml:space="preserve">How do these priority terms fit together? Write how one leads to or affects another on the lines — or map it in the Sketch Studio on the back.</w:t>
             </w:r>
           </w:p>
         </w:tc>
@@ -23312,6 +26133,606 @@
         <w:t xml:space="preserve"> </w:t>
       </w:r>
     </w:p>
+    <w:p>
+      <w:pPr>
+        <w:pStyle w:val="Heading2"/>
+        <w:keepNext/>
+        <w:pageBreakBefore/>
+        <w:spacing w:before="150" w:after="90"/>
+      </w:pPr>
+      <w:r>
+        <w:rPr>
+          <w:b/>
+          <w:bCs/>
+          <w:i w:val="false"/>
+          <w:iCs w:val="false"/>
+          <w:color w:val="1B2A4A"/>
+          <w:sz w:val="42"/>
+          <w:szCs w:val="42"/>
+          <w:caps w:val="false"/>
+          <w:rFonts w:ascii="Calibri" w:cs="Calibri" w:eastAsia="Calibri" w:hAnsi="Calibri"/>
+        </w:rPr>
+        <w:t xml:space="preserve">Activity 2 — Sketch Studio (draw it or say it) — GC.17</w:t>
+      </w:r>
+    </w:p>
+    <w:tbl>
+      <w:tblPr>
+        <w:tblW w:type="dxa" w:w="9792"/>
+        <w:tblBorders>
+          <w:top w:val="single" w:color="auto" w:sz="4"/>
+          <w:left w:val="single" w:color="auto" w:sz="4"/>
+          <w:bottom w:val="single" w:color="auto" w:sz="4"/>
+          <w:right w:val="single" w:color="auto" w:sz="4"/>
+          <w:insideH w:val="single" w:color="auto" w:sz="4"/>
+          <w:insideV w:val="single" w:color="auto" w:sz="4"/>
+        </w:tblBorders>
+      </w:tblPr>
+      <w:tblGrid>
+        <w:gridCol w:w="9792"/>
+      </w:tblGrid>
+      <w:tr>
+        <w:tc>
+          <w:tcPr>
+            <w:tcW w:type="dxa" w:w="9792"/>
+            <w:tcBorders>
+              <w:top w:val="single" w:color="D9D5C8" w:sz="4"/>
+              <w:left w:val="single" w:color="D9D5C8" w:sz="4"/>
+              <w:bottom w:val="single" w:color="D9D5C8" w:sz="4"/>
+              <w:right w:val="single" w:color="D9D5C8" w:sz="4"/>
+            </w:tcBorders>
+            <w:shd w:fill="F7F5EF" w:color="auto" w:val="clear"/>
+            <w:tcMar>
+              <w:top w:type="dxa" w:w="55"/>
+              <w:left w:type="dxa" w:w="110"/>
+              <w:bottom w:type="dxa" w:w="55"/>
+              <w:right w:type="dxa" w:w="110"/>
+            </w:tcMar>
+          </w:tcPr>
+          <w:p>
+            <w:pPr>
+              <w:spacing w:after="60"/>
+            </w:pPr>
+            <w:r>
+              <w:rPr>
+                <w:b/>
+                <w:bCs/>
+                <w:i w:val="false"/>
+                <w:iCs w:val="false"/>
+                <w:color w:val="1B2A4A"/>
+                <w:sz w:val="32"/>
+                <w:szCs w:val="32"/>
+                <w:caps w:val="false"/>
+                <w:rFonts w:ascii="Calibri" w:cs="Calibri" w:eastAsia="Calibri" w:hAnsi="Calibri"/>
+              </w:rPr>
+              <w:t xml:space="preserve">SAY IT — pick one way to explain your terms aloud</w:t>
+            </w:r>
+          </w:p>
+          <w:p>
+            <w:pPr>
+              <w:spacing w:after="40"/>
+            </w:pPr>
+            <w:r>
+              <w:rPr>
+                <w:b w:val="false"/>
+                <w:bCs w:val="false"/>
+                <w:i w:val="false"/>
+                <w:iCs w:val="false"/>
+                <w:color w:val="1A1A1A"/>
+                <w:sz w:val="33"/>
+                <w:szCs w:val="33"/>
+                <w:caps w:val="false"/>
+                <w:rFonts w:ascii="Calibri" w:cs="Calibri" w:eastAsia="Calibri" w:hAnsi="Calibri"/>
+              </w:rPr>
+              <w:t xml:space="preserve">Explain each priority term to a shoulder partner, then have them explain one back to you.</w:t>
+            </w:r>
+          </w:p>
+          <w:p>
+            <w:pPr>
+              <w:spacing w:after="40"/>
+            </w:pPr>
+            <w:r>
+              <w:rPr>
+                <w:b w:val="false"/>
+                <w:bCs w:val="false"/>
+                <w:i w:val="false"/>
+                <w:iCs w:val="false"/>
+                <w:color w:val="1A1A1A"/>
+                <w:sz w:val="33"/>
+                <w:szCs w:val="33"/>
+                <w:caps w:val="false"/>
+                <w:rFonts w:ascii="Calibri" w:cs="Calibri" w:eastAsia="Calibri" w:hAnsi="Calibri"/>
+              </w:rPr>
+              <w:t xml:space="preserve">Or explain a term to your teacher during check-in.</w:t>
+            </w:r>
+          </w:p>
+          <w:p>
+            <w:pPr>
+              <w:spacing w:after="40"/>
+            </w:pPr>
+            <w:r>
+              <w:rPr>
+                <w:b w:val="false"/>
+                <w:bCs w:val="false"/>
+                <w:i w:val="false"/>
+                <w:iCs w:val="false"/>
+                <w:color w:val="1A1A1A"/>
+                <w:sz w:val="33"/>
+                <w:szCs w:val="33"/>
+                <w:caps w:val="false"/>
+                <w:rFonts w:ascii="Calibri" w:cs="Calibri" w:eastAsia="Calibri" w:hAnsi="Calibri"/>
+              </w:rPr>
+              <w:t xml:space="preserve">Or record a 20–30 second voice note: say the term, what it means, and one real example.</w:t>
+            </w:r>
+          </w:p>
+          <w:p>
+            <w:pPr>
+              <w:spacing w:after="40"/>
+            </w:pPr>
+            <w:r>
+              <w:rPr>
+                <w:b w:val="false"/>
+                <w:bCs w:val="false"/>
+                <w:i w:val="false"/>
+                <w:iCs w:val="false"/>
+                <w:color w:val="1A1A1A"/>
+                <w:sz w:val="33"/>
+                <w:szCs w:val="33"/>
+                <w:caps w:val="false"/>
+                <w:rFonts w:ascii="Calibri" w:cs="Calibri" w:eastAsia="Calibri" w:hAnsi="Calibri"/>
+              </w:rPr>
+              <w:t xml:space="preserve">Or stand and share one term with the class.</w:t>
+            </w:r>
+          </w:p>
+        </w:tc>
+      </w:tr>
+    </w:tbl>
+    <w:p>
+      <w:pPr>
+        <w:spacing w:after="40"/>
+      </w:pPr>
+      <w:r>
+        <w:rPr>
+          <w:b w:val="false"/>
+          <w:bCs w:val="false"/>
+          <w:i w:val="false"/>
+          <w:iCs w:val="false"/>
+          <w:color w:val="1A1A1A"/>
+          <w:sz w:val="18"/>
+          <w:szCs w:val="18"/>
+          <w:caps w:val="false"/>
+          <w:rFonts w:ascii="Calibri" w:cs="Calibri" w:eastAsia="Calibri" w:hAnsi="Calibri"/>
+        </w:rPr>
+      </w:r>
+    </w:p>
+    <w:tbl>
+      <w:tblPr>
+        <w:tblW w:type="dxa" w:w="9792"/>
+        <w:tblBorders>
+          <w:top w:val="single" w:color="auto" w:sz="4"/>
+          <w:left w:val="single" w:color="auto" w:sz="4"/>
+          <w:bottom w:val="single" w:color="auto" w:sz="4"/>
+          <w:right w:val="single" w:color="auto" w:sz="4"/>
+          <w:insideH w:val="single" w:color="auto" w:sz="4"/>
+          <w:insideV w:val="single" w:color="auto" w:sz="4"/>
+        </w:tblBorders>
+      </w:tblPr>
+      <w:tblGrid>
+        <w:gridCol w:w="9792"/>
+      </w:tblGrid>
+      <w:tr>
+        <w:tc>
+          <w:tcPr>
+            <w:tcW w:type="dxa" w:w="9792"/>
+            <w:tcBorders>
+              <w:top w:val="single" w:color="D9D5C8" w:sz="4"/>
+              <w:left w:val="single" w:color="D9D5C8" w:sz="4"/>
+              <w:bottom w:val="single" w:color="D9D5C8" w:sz="4"/>
+              <w:right w:val="single" w:color="D9D5C8" w:sz="4"/>
+            </w:tcBorders>
+            <w:shd w:fill="F7F5EF" w:color="auto" w:val="clear"/>
+            <w:tcMar>
+              <w:top w:type="dxa" w:w="55"/>
+              <w:left w:type="dxa" w:w="110"/>
+              <w:bottom w:type="dxa" w:w="55"/>
+              <w:right w:type="dxa" w:w="110"/>
+            </w:tcMar>
+          </w:tcPr>
+          <w:p>
+            <w:pPr>
+              <w:spacing w:after="60"/>
+            </w:pPr>
+            <w:r>
+              <w:rPr>
+                <w:b/>
+                <w:bCs/>
+                <w:i w:val="false"/>
+                <w:iCs w:val="false"/>
+                <w:color w:val="1B2A4A"/>
+                <w:sz w:val="32"/>
+                <w:szCs w:val="32"/>
+                <w:caps w:val="false"/>
+                <w:rFonts w:ascii="Calibri" w:cs="Calibri" w:eastAsia="Calibri" w:hAnsi="Calibri"/>
+              </w:rPr>
+              <w:t xml:space="preserve">DIAGRAM: Bureaucracy</w:t>
+            </w:r>
+          </w:p>
+          <w:p>
+            <w:pPr>
+              <w:spacing w:after="40"/>
+            </w:pPr>
+            <w:r>
+              <w:rPr>
+                <w:b w:val="false"/>
+                <w:bCs w:val="false"/>
+                <w:i w:val="false"/>
+                <w:iCs w:val="false"/>
+                <w:color w:val="1A1A1A"/>
+                <w:sz w:val="33"/>
+                <w:szCs w:val="33"/>
+                <w:caps w:val="false"/>
+                <w:rFonts w:ascii="Calibri" w:cs="Calibri" w:eastAsia="Calibri" w:hAnsi="Calibri"/>
+              </w:rPr>
+              <w:t xml:space="preserve">Draw, map, or symbolize this term — a picture, an icon, a quick web, or an example scene. Label your drawing.</w:t>
+            </w:r>
+          </w:p>
+        </w:tc>
+      </w:tr>
+    </w:tbl>
+    <w:tbl>
+      <w:tblPr>
+        <w:tblW w:type="dxa" w:w="9792"/>
+        <w:tblBorders>
+          <w:top w:val="single" w:color="auto" w:sz="4"/>
+          <w:left w:val="single" w:color="auto" w:sz="4"/>
+          <w:bottom w:val="single" w:color="auto" w:sz="4"/>
+          <w:right w:val="single" w:color="auto" w:sz="4"/>
+          <w:insideH w:val="single" w:color="auto" w:sz="4"/>
+          <w:insideV w:val="single" w:color="auto" w:sz="4"/>
+        </w:tblBorders>
+      </w:tblPr>
+      <w:tblGrid>
+        <w:gridCol w:w="9792"/>
+      </w:tblGrid>
+      <w:tr>
+        <w:trPr>
+          <w:trHeight w:val="2100" w:hRule="atLeast"/>
+        </w:trPr>
+        <w:tc>
+          <w:tcPr>
+            <w:tcW w:type="dxa" w:w="9792"/>
+            <w:tcBorders>
+              <w:top w:val="single" w:color="D9D5C8" w:sz="4"/>
+              <w:left w:val="single" w:color="D9D5C8" w:sz="4"/>
+              <w:bottom w:val="single" w:color="D9D5C8" w:sz="4"/>
+              <w:right w:val="single" w:color="D9D5C8" w:sz="4"/>
+            </w:tcBorders>
+            <w:tcMar>
+              <w:top w:type="dxa" w:w="55"/>
+              <w:left w:type="dxa" w:w="110"/>
+              <w:bottom w:type="dxa" w:w="55"/>
+              <w:right w:type="dxa" w:w="110"/>
+            </w:tcMar>
+          </w:tcPr>
+          <w:p>
+            <w:pPr>
+              <w:spacing w:after="0"/>
+            </w:pPr>
+            <w:r>
+              <w:rPr>
+                <w:b w:val="false"/>
+                <w:bCs w:val="false"/>
+                <w:i w:val="false"/>
+                <w:iCs w:val="false"/>
+                <w:color w:val="1A1A1A"/>
+                <w:sz w:val="18"/>
+                <w:szCs w:val="18"/>
+                <w:caps w:val="false"/>
+                <w:rFonts w:ascii="Calibri" w:cs="Calibri" w:eastAsia="Calibri" w:hAnsi="Calibri"/>
+              </w:rPr>
+              <w:t xml:space="preserve"> </w:t>
+            </w:r>
+          </w:p>
+        </w:tc>
+      </w:tr>
+    </w:tbl>
+    <w:p>
+      <w:pPr>
+        <w:spacing w:after="90"/>
+      </w:pPr>
+      <w:r>
+        <w:rPr>
+          <w:b w:val="false"/>
+          <w:bCs w:val="false"/>
+          <w:i w:val="false"/>
+          <w:iCs w:val="false"/>
+          <w:color w:val="1A1A1A"/>
+          <w:sz w:val="18"/>
+          <w:szCs w:val="18"/>
+          <w:caps w:val="false"/>
+          <w:rFonts w:ascii="Calibri" w:cs="Calibri" w:eastAsia="Calibri" w:hAnsi="Calibri"/>
+        </w:rPr>
+      </w:r>
+    </w:p>
+    <w:tbl>
+      <w:tblPr>
+        <w:tblW w:type="dxa" w:w="9792"/>
+        <w:tblBorders>
+          <w:top w:val="single" w:color="auto" w:sz="4"/>
+          <w:left w:val="single" w:color="auto" w:sz="4"/>
+          <w:bottom w:val="single" w:color="auto" w:sz="4"/>
+          <w:right w:val="single" w:color="auto" w:sz="4"/>
+          <w:insideH w:val="single" w:color="auto" w:sz="4"/>
+          <w:insideV w:val="single" w:color="auto" w:sz="4"/>
+        </w:tblBorders>
+      </w:tblPr>
+      <w:tblGrid>
+        <w:gridCol w:w="9792"/>
+      </w:tblGrid>
+      <w:tr>
+        <w:tc>
+          <w:tcPr>
+            <w:tcW w:type="dxa" w:w="9792"/>
+            <w:tcBorders>
+              <w:top w:val="single" w:color="D9D5C8" w:sz="4"/>
+              <w:left w:val="single" w:color="D9D5C8" w:sz="4"/>
+              <w:bottom w:val="single" w:color="D9D5C8" w:sz="4"/>
+              <w:right w:val="single" w:color="D9D5C8" w:sz="4"/>
+            </w:tcBorders>
+            <w:shd w:fill="F7F5EF" w:color="auto" w:val="clear"/>
+            <w:tcMar>
+              <w:top w:type="dxa" w:w="55"/>
+              <w:left w:type="dxa" w:w="110"/>
+              <w:bottom w:type="dxa" w:w="55"/>
+              <w:right w:type="dxa" w:w="110"/>
+            </w:tcMar>
+          </w:tcPr>
+          <w:p>
+            <w:pPr>
+              <w:spacing w:after="60"/>
+            </w:pPr>
+            <w:r>
+              <w:rPr>
+                <w:b/>
+                <w:bCs/>
+                <w:i w:val="false"/>
+                <w:iCs w:val="false"/>
+                <w:color w:val="1B2A4A"/>
+                <w:sz w:val="32"/>
+                <w:szCs w:val="32"/>
+                <w:caps w:val="false"/>
+                <w:rFonts w:ascii="Calibri" w:cs="Calibri" w:eastAsia="Calibri" w:hAnsi="Calibri"/>
+              </w:rPr>
+              <w:t xml:space="preserve">DIAGRAM: Cabinet</w:t>
+            </w:r>
+          </w:p>
+          <w:p>
+            <w:pPr>
+              <w:spacing w:after="40"/>
+            </w:pPr>
+            <w:r>
+              <w:rPr>
+                <w:b w:val="false"/>
+                <w:bCs w:val="false"/>
+                <w:i w:val="false"/>
+                <w:iCs w:val="false"/>
+                <w:color w:val="1A1A1A"/>
+                <w:sz w:val="33"/>
+                <w:szCs w:val="33"/>
+                <w:caps w:val="false"/>
+                <w:rFonts w:ascii="Calibri" w:cs="Calibri" w:eastAsia="Calibri" w:hAnsi="Calibri"/>
+              </w:rPr>
+              <w:t xml:space="preserve">Draw, map, or symbolize this term — a picture, an icon, a quick web, or an example scene. Label your drawing.</w:t>
+            </w:r>
+          </w:p>
+        </w:tc>
+      </w:tr>
+    </w:tbl>
+    <w:tbl>
+      <w:tblPr>
+        <w:tblW w:type="dxa" w:w="9792"/>
+        <w:tblBorders>
+          <w:top w:val="single" w:color="auto" w:sz="4"/>
+          <w:left w:val="single" w:color="auto" w:sz="4"/>
+          <w:bottom w:val="single" w:color="auto" w:sz="4"/>
+          <w:right w:val="single" w:color="auto" w:sz="4"/>
+          <w:insideH w:val="single" w:color="auto" w:sz="4"/>
+          <w:insideV w:val="single" w:color="auto" w:sz="4"/>
+        </w:tblBorders>
+      </w:tblPr>
+      <w:tblGrid>
+        <w:gridCol w:w="9792"/>
+      </w:tblGrid>
+      <w:tr>
+        <w:trPr>
+          <w:trHeight w:val="2100" w:hRule="atLeast"/>
+        </w:trPr>
+        <w:tc>
+          <w:tcPr>
+            <w:tcW w:type="dxa" w:w="9792"/>
+            <w:tcBorders>
+              <w:top w:val="single" w:color="D9D5C8" w:sz="4"/>
+              <w:left w:val="single" w:color="D9D5C8" w:sz="4"/>
+              <w:bottom w:val="single" w:color="D9D5C8" w:sz="4"/>
+              <w:right w:val="single" w:color="D9D5C8" w:sz="4"/>
+            </w:tcBorders>
+            <w:tcMar>
+              <w:top w:type="dxa" w:w="55"/>
+              <w:left w:type="dxa" w:w="110"/>
+              <w:bottom w:type="dxa" w:w="55"/>
+              <w:right w:type="dxa" w:w="110"/>
+            </w:tcMar>
+          </w:tcPr>
+          <w:p>
+            <w:pPr>
+              <w:spacing w:after="0"/>
+            </w:pPr>
+            <w:r>
+              <w:rPr>
+                <w:b w:val="false"/>
+                <w:bCs w:val="false"/>
+                <w:i w:val="false"/>
+                <w:iCs w:val="false"/>
+                <w:color w:val="1A1A1A"/>
+                <w:sz w:val="18"/>
+                <w:szCs w:val="18"/>
+                <w:caps w:val="false"/>
+                <w:rFonts w:ascii="Calibri" w:cs="Calibri" w:eastAsia="Calibri" w:hAnsi="Calibri"/>
+              </w:rPr>
+              <w:t xml:space="preserve"> </w:t>
+            </w:r>
+          </w:p>
+        </w:tc>
+      </w:tr>
+    </w:tbl>
+    <w:p>
+      <w:pPr>
+        <w:spacing w:after="70"/>
+      </w:pPr>
+      <w:r>
+        <w:rPr>
+          <w:b w:val="false"/>
+          <w:bCs w:val="false"/>
+          <w:i w:val="false"/>
+          <w:iCs w:val="false"/>
+          <w:color w:val="1A1A1A"/>
+          <w:sz w:val="18"/>
+          <w:szCs w:val="18"/>
+          <w:caps w:val="false"/>
+          <w:rFonts w:ascii="Calibri" w:cs="Calibri" w:eastAsia="Calibri" w:hAnsi="Calibri"/>
+        </w:rPr>
+      </w:r>
+    </w:p>
+    <w:tbl>
+      <w:tblPr>
+        <w:tblW w:type="dxa" w:w="9792"/>
+        <w:tblBorders>
+          <w:top w:val="single" w:color="auto" w:sz="4"/>
+          <w:left w:val="single" w:color="auto" w:sz="4"/>
+          <w:bottom w:val="single" w:color="auto" w:sz="4"/>
+          <w:right w:val="single" w:color="auto" w:sz="4"/>
+          <w:insideH w:val="single" w:color="auto" w:sz="4"/>
+          <w:insideV w:val="single" w:color="auto" w:sz="4"/>
+        </w:tblBorders>
+      </w:tblPr>
+      <w:tblGrid>
+        <w:gridCol w:w="9792"/>
+      </w:tblGrid>
+      <w:tr>
+        <w:tc>
+          <w:tcPr>
+            <w:tcW w:type="dxa" w:w="9792"/>
+            <w:tcBorders>
+              <w:top w:val="single" w:color="D9D5C8" w:sz="4"/>
+              <w:left w:val="single" w:color="D9D5C8" w:sz="4"/>
+              <w:bottom w:val="single" w:color="D9D5C8" w:sz="4"/>
+              <w:right w:val="single" w:color="D9D5C8" w:sz="4"/>
+            </w:tcBorders>
+            <w:shd w:fill="F7F5EF" w:color="auto" w:val="clear"/>
+            <w:tcMar>
+              <w:top w:type="dxa" w:w="55"/>
+              <w:left w:type="dxa" w:w="110"/>
+              <w:bottom w:type="dxa" w:w="55"/>
+              <w:right w:type="dxa" w:w="110"/>
+            </w:tcMar>
+          </w:tcPr>
+          <w:p>
+            <w:pPr>
+              <w:spacing w:after="60"/>
+            </w:pPr>
+            <w:r>
+              <w:rPr>
+                <w:b/>
+                <w:bCs/>
+                <w:i w:val="false"/>
+                <w:iCs w:val="false"/>
+                <w:color w:val="1B2A4A"/>
+                <w:sz w:val="32"/>
+                <w:szCs w:val="32"/>
+                <w:caps w:val="false"/>
+                <w:rFonts w:ascii="Calibri" w:cs="Calibri" w:eastAsia="Calibri" w:hAnsi="Calibri"/>
+              </w:rPr>
+              <w:t xml:space="preserve">CONNECT THE TERMS — concept map</w:t>
+            </w:r>
+          </w:p>
+          <w:p>
+            <w:pPr>
+              <w:spacing w:after="40"/>
+            </w:pPr>
+            <w:r>
+              <w:rPr>
+                <w:b w:val="false"/>
+                <w:bCs w:val="false"/>
+                <w:i w:val="false"/>
+                <w:iCs w:val="false"/>
+                <w:color w:val="1A1A1A"/>
+                <w:sz w:val="33"/>
+                <w:szCs w:val="33"/>
+                <w:caps w:val="false"/>
+                <w:rFonts w:ascii="Calibri" w:cs="Calibri" w:eastAsia="Calibri" w:hAnsi="Calibri"/>
+              </w:rPr>
+              <w:t xml:space="preserve">Put both terms in the box and draw arrows to show how one leads to, needs, or affects the other. Write a few words on each arrow.</w:t>
+            </w:r>
+          </w:p>
+        </w:tc>
+      </w:tr>
+    </w:tbl>
+    <w:tbl>
+      <w:tblPr>
+        <w:tblW w:type="dxa" w:w="9792"/>
+        <w:tblBorders>
+          <w:top w:val="single" w:color="auto" w:sz="4"/>
+          <w:left w:val="single" w:color="auto" w:sz="4"/>
+          <w:bottom w:val="single" w:color="auto" w:sz="4"/>
+          <w:right w:val="single" w:color="auto" w:sz="4"/>
+          <w:insideH w:val="single" w:color="auto" w:sz="4"/>
+          <w:insideV w:val="single" w:color="auto" w:sz="4"/>
+        </w:tblBorders>
+      </w:tblPr>
+      <w:tblGrid>
+        <w:gridCol w:w="9792"/>
+      </w:tblGrid>
+      <w:tr>
+        <w:trPr>
+          <w:trHeight w:val="2500" w:hRule="atLeast"/>
+        </w:trPr>
+        <w:tc>
+          <w:tcPr>
+            <w:tcW w:type="dxa" w:w="9792"/>
+            <w:tcBorders>
+              <w:top w:val="single" w:color="D9D5C8" w:sz="4"/>
+              <w:left w:val="single" w:color="D9D5C8" w:sz="4"/>
+              <w:bottom w:val="single" w:color="D9D5C8" w:sz="4"/>
+              <w:right w:val="single" w:color="D9D5C8" w:sz="4"/>
+            </w:tcBorders>
+            <w:tcMar>
+              <w:top w:type="dxa" w:w="55"/>
+              <w:left w:type="dxa" w:w="110"/>
+              <w:bottom w:type="dxa" w:w="55"/>
+              <w:right w:type="dxa" w:w="110"/>
+            </w:tcMar>
+          </w:tcPr>
+          <w:p>
+            <w:pPr>
+              <w:spacing w:after="0"/>
+            </w:pPr>
+            <w:r>
+              <w:rPr>
+                <w:b w:val="false"/>
+                <w:bCs w:val="false"/>
+                <w:i w:val="false"/>
+                <w:iCs w:val="false"/>
+                <w:color w:val="1A1A1A"/>
+                <w:sz w:val="18"/>
+                <w:szCs w:val="18"/>
+                <w:caps w:val="false"/>
+                <w:rFonts w:ascii="Calibri" w:cs="Calibri" w:eastAsia="Calibri" w:hAnsi="Calibri"/>
+              </w:rPr>
+              <w:t xml:space="preserve"> </w:t>
+            </w:r>
+          </w:p>
+        </w:tc>
+      </w:tr>
+    </w:tbl>
     <w:p>
       <w:pPr>
         <w:pStyle w:val="Heading2"/>
@@ -28453,7 +31874,7 @@
     </w:tbl>
     <w:p>
       <w:pPr>
-        <w:spacing w:after="120"/>
+        <w:spacing w:after="70"/>
       </w:pPr>
       <w:r>
         <w:rPr>
@@ -28778,6 +32199,155 @@
                 <w:rFonts w:ascii="Calibri" w:cs="Calibri" w:eastAsia="Calibri" w:hAnsi="Calibri"/>
               </w:rPr>
               <w:t xml:space="preserve"> </w:t>
+            </w:r>
+          </w:p>
+        </w:tc>
+      </w:tr>
+    </w:tbl>
+    <w:tbl>
+      <w:tblPr>
+        <w:tblW w:type="dxa" w:w="9792"/>
+        <w:tblBorders>
+          <w:top w:val="single" w:color="auto" w:sz="4"/>
+          <w:left w:val="single" w:color="auto" w:sz="4"/>
+          <w:bottom w:val="single" w:color="auto" w:sz="4"/>
+          <w:right w:val="single" w:color="auto" w:sz="4"/>
+          <w:insideH w:val="single" w:color="auto" w:sz="4"/>
+          <w:insideV w:val="single" w:color="auto" w:sz="4"/>
+        </w:tblBorders>
+      </w:tblPr>
+      <w:tblGrid>
+        <w:gridCol w:w="9792"/>
+      </w:tblGrid>
+      <w:tr>
+        <w:tc>
+          <w:tcPr>
+            <w:tcW w:type="dxa" w:w="9792"/>
+            <w:tcBorders>
+              <w:top w:val="single" w:color="D9D5C8" w:sz="4"/>
+              <w:left w:val="single" w:color="D9D5C8" w:sz="4"/>
+              <w:bottom w:val="single" w:color="D9D5C8" w:sz="4"/>
+              <w:right w:val="single" w:color="D9D5C8" w:sz="4"/>
+            </w:tcBorders>
+            <w:shd w:fill="F7F5EF" w:color="auto" w:val="clear"/>
+            <w:tcMar>
+              <w:top w:type="dxa" w:w="55"/>
+              <w:left w:type="dxa" w:w="110"/>
+              <w:bottom w:type="dxa" w:w="55"/>
+              <w:right w:type="dxa" w:w="110"/>
+            </w:tcMar>
+          </w:tcPr>
+          <w:p>
+            <w:pPr>
+              <w:spacing w:after="60"/>
+            </w:pPr>
+            <w:r>
+              <w:rPr>
+                <w:b/>
+                <w:bCs/>
+                <w:i w:val="false"/>
+                <w:iCs w:val="false"/>
+                <w:color w:val="1B2A4A"/>
+                <w:sz w:val="32"/>
+                <w:szCs w:val="32"/>
+                <w:caps w:val="false"/>
+                <w:rFonts w:ascii="Calibri" w:cs="Calibri" w:eastAsia="Calibri" w:hAnsi="Calibri"/>
+              </w:rPr>
+              <w:t xml:space="preserve">CHECK YOURSELF — look back and score how it went</w:t>
+            </w:r>
+          </w:p>
+          <w:p>
+            <w:pPr>
+              <w:spacing w:after="40"/>
+            </w:pPr>
+            <w:r>
+              <w:rPr>
+                <w:b/>
+                <w:bCs/>
+                <w:i w:val="false"/>
+                <w:iCs w:val="false"/>
+                <w:color w:val="1A1A1A"/>
+                <w:sz w:val="30"/>
+                <w:szCs w:val="30"/>
+                <w:caps w:val="false"/>
+                <w:rFonts w:ascii="Calibri" w:cs="Calibri" w:eastAsia="Calibri" w:hAnsi="Calibri"/>
+              </w:rPr>
+              <w:t xml:space="preserve">Got it right?  </w:t>
+            </w:r>
+            <w:r>
+              <w:rPr>
+                <w:b w:val="false"/>
+                <w:bCs w:val="false"/>
+                <w:i w:val="false"/>
+                <w:iCs w:val="false"/>
+                <w:color w:val="1A1A1A"/>
+                <w:sz w:val="30"/>
+                <w:szCs w:val="30"/>
+                <w:caps w:val="false"/>
+                <w:rFonts w:ascii="Calibri" w:cs="Calibri" w:eastAsia="Calibri" w:hAnsi="Calibri"/>
+              </w:rPr>
+              <w:t xml:space="preserve">☐ Yes  ☐ Partly  ☐ Not yet</w:t>
+            </w:r>
+            <w:r>
+              <w:rPr>
+                <w:b/>
+                <w:bCs/>
+                <w:i w:val="false"/>
+                <w:iCs w:val="false"/>
+                <w:color w:val="1A1A1A"/>
+                <w:sz w:val="30"/>
+                <w:szCs w:val="30"/>
+                <w:caps w:val="false"/>
+                <w:rFonts w:ascii="Calibri" w:cs="Calibri" w:eastAsia="Calibri" w:hAnsi="Calibri"/>
+              </w:rPr>
+              <w:t xml:space="preserve">     Answer it from memory?  </w:t>
+            </w:r>
+            <w:r>
+              <w:rPr>
+                <w:b w:val="false"/>
+                <w:bCs w:val="false"/>
+                <w:i w:val="false"/>
+                <w:iCs w:val="false"/>
+                <w:color w:val="1A1A1A"/>
+                <w:sz w:val="30"/>
+                <w:szCs w:val="30"/>
+                <w:caps w:val="false"/>
+                <w:rFonts w:ascii="Calibri" w:cs="Calibri" w:eastAsia="Calibri" w:hAnsi="Calibri"/>
+              </w:rPr>
+              <w:t xml:space="preserve">☐ Yes  ☐ With a hint  ☐ No</w:t>
+            </w:r>
+          </w:p>
+          <w:p>
+            <w:pPr>
+              <w:spacing w:after="40"/>
+            </w:pPr>
+            <w:r>
+              <w:rPr>
+                <w:b/>
+                <w:bCs/>
+                <w:i w:val="false"/>
+                <w:iCs w:val="false"/>
+                <w:color w:val="1A1A1A"/>
+                <w:sz w:val="30"/>
+                <w:szCs w:val="30"/>
+                <w:caps w:val="false"/>
+                <w:rFonts w:ascii="Calibri" w:cs="Calibri" w:eastAsia="Calibri" w:hAnsi="Calibri"/>
+              </w:rPr>
+              <w:t xml:space="preserve">How did it feel?  </w:t>
+            </w:r>
+            <w:r>
+              <w:rPr>
+                <w:b w:val="false"/>
+                <w:bCs w:val="false"/>
+                <w:i w:val="false"/>
+                <w:iCs w:val="false"/>
+                <w:color w:val="1A1A1A"/>
+                <w:sz w:val="30"/>
+                <w:szCs w:val="30"/>
+                <w:caps w:val="false"/>
+                <w:rFonts w:ascii="Calibri" w:cs="Calibri" w:eastAsia="Calibri" w:hAnsi="Calibri"/>
+              </w:rPr>
+              <w:t xml:space="preserve">☐ Confident  ☐ Getting there  ☐ Shaky — I’ll revisit</w:t>
             </w:r>
           </w:p>
         </w:tc>
@@ -34438,7 +38008,7 @@
                 <w:caps w:val="false"/>
                 <w:rFonts w:ascii="Calibri" w:cs="Calibri" w:eastAsia="Calibri" w:hAnsi="Calibri"/>
               </w:rPr>
-              <w:t xml:space="preserve">Every student works this standard at the same rigor: analyze the sources and vocabulary, then demonstrate learning on the Practice Quiz and CER. UDL and MTSS give you flexible ways in — they never lower the bar. Check yourself against the learning targets on the Cornell Notes page.</w:t>
+              <w:t xml:space="preserve">Every student works this standard at the same rigor: analyze the sources and vocabulary, then show what you learned on the Practice Quiz and the CER. Check yourself against the learning targets on the Cornell Notes page. Supports for each step are on the back of this page.</w:t>
             </w:r>
           </w:p>
         </w:tc>
@@ -34512,12 +38082,42 @@
                 <w:caps w:val="false"/>
                 <w:rFonts w:ascii="Calibri" w:cs="Calibri" w:eastAsia="Calibri" w:hAnsi="Calibri"/>
               </w:rPr>
-              <w:t xml:space="preserve">My goal for this standard — what will I be able to do, and how will I show it?</w:t>
+              <w:t xml:space="preserve">My goal for this standard — what will I be able to do, and how will I show it?  (Need help? See the back of this page.)</w:t>
             </w:r>
           </w:p>
         </w:tc>
       </w:tr>
     </w:tbl>
+    <w:p>
+      <w:pPr>
+        <w:widowControl w:val="false"/>
+        <w:pBdr>
+          <w:bottom w:val="single" w:color="8892A0" w:sz="8" w:space="1"/>
+        </w:pBdr>
+        <w:spacing w:before="42" w:after="42"/>
+      </w:pPr>
+      <w:r>
+        <w:rPr>
+          <w:sz w:val="24"/>
+          <w:szCs w:val="24"/>
+          <w:rFonts w:ascii="Calibri" w:cs="Calibri" w:eastAsia="Calibri" w:hAnsi="Calibri"/>
+        </w:rPr>
+        <w:t xml:space="preserve"> </w:t>
+      </w:r>
+    </w:p>
+    <w:p>
+      <w:pPr>
+        <w:spacing w:before="0" w:after="0" w:line="75" w:lineRule="exact"/>
+      </w:pPr>
+      <w:r>
+        <w:rPr>
+          <w:sz w:val="3"/>
+          <w:szCs w:val="3"/>
+          <w:rFonts w:ascii="Calibri" w:cs="Calibri" w:eastAsia="Calibri" w:hAnsi="Calibri"/>
+        </w:rPr>
+        <w:t xml:space="preserve"> </w:t>
+      </w:r>
+    </w:p>
     <w:p>
       <w:pPr>
         <w:widowControl w:val="false"/>
@@ -34686,6 +38286,36 @@
         <w:t xml:space="preserve"> </w:t>
       </w:r>
     </w:p>
+    <w:p>
+      <w:pPr>
+        <w:spacing w:before="0" w:after="0" w:line="75" w:lineRule="exact"/>
+      </w:pPr>
+      <w:r>
+        <w:rPr>
+          <w:sz w:val="3"/>
+          <w:szCs w:val="3"/>
+          <w:rFonts w:ascii="Calibri" w:cs="Calibri" w:eastAsia="Calibri" w:hAnsi="Calibri"/>
+        </w:rPr>
+        <w:t xml:space="preserve"> </w:t>
+      </w:r>
+    </w:p>
+    <w:p>
+      <w:pPr>
+        <w:widowControl w:val="false"/>
+        <w:pBdr>
+          <w:bottom w:val="single" w:color="8892A0" w:sz="8" w:space="1"/>
+        </w:pBdr>
+        <w:spacing w:before="42" w:after="42"/>
+      </w:pPr>
+      <w:r>
+        <w:rPr>
+          <w:sz w:val="24"/>
+          <w:szCs w:val="24"/>
+          <w:rFonts w:ascii="Calibri" w:cs="Calibri" w:eastAsia="Calibri" w:hAnsi="Calibri"/>
+        </w:rPr>
+        <w:t xml:space="preserve"> </w:t>
+      </w:r>
+    </w:p>
     <w:tbl>
       <w:tblPr>
         <w:tblW w:type="dxa" w:w="9792"/>
@@ -34837,6 +38467,36 @@
         <w:t xml:space="preserve"> </w:t>
       </w:r>
     </w:p>
+    <w:p>
+      <w:pPr>
+        <w:spacing w:before="0" w:after="0" w:line="75" w:lineRule="exact"/>
+      </w:pPr>
+      <w:r>
+        <w:rPr>
+          <w:sz w:val="3"/>
+          <w:szCs w:val="3"/>
+          <w:rFonts w:ascii="Calibri" w:cs="Calibri" w:eastAsia="Calibri" w:hAnsi="Calibri"/>
+        </w:rPr>
+        <w:t xml:space="preserve"> </w:t>
+      </w:r>
+    </w:p>
+    <w:p>
+      <w:pPr>
+        <w:widowControl w:val="false"/>
+        <w:pBdr>
+          <w:bottom w:val="single" w:color="8892A0" w:sz="8" w:space="1"/>
+        </w:pBdr>
+        <w:spacing w:before="42" w:after="42"/>
+      </w:pPr>
+      <w:r>
+        <w:rPr>
+          <w:sz w:val="24"/>
+          <w:szCs w:val="24"/>
+          <w:rFonts w:ascii="Calibri" w:cs="Calibri" w:eastAsia="Calibri" w:hAnsi="Calibri"/>
+        </w:rPr>
+        <w:t xml:space="preserve"> </w:t>
+      </w:r>
+    </w:p>
     <w:tbl>
       <w:tblPr>
         <w:tblW w:type="dxa" w:w="9792"/>
@@ -34911,6 +38571,858 @@
         </w:tc>
       </w:tr>
     </w:tbl>
+    <w:p>
+      <w:pPr>
+        <w:widowControl w:val="false"/>
+        <w:pBdr>
+          <w:bottom w:val="single" w:color="8892A0" w:sz="8" w:space="1"/>
+        </w:pBdr>
+        <w:spacing w:before="42" w:after="42"/>
+      </w:pPr>
+      <w:r>
+        <w:rPr>
+          <w:sz w:val="24"/>
+          <w:szCs w:val="24"/>
+          <w:rFonts w:ascii="Calibri" w:cs="Calibri" w:eastAsia="Calibri" w:hAnsi="Calibri"/>
+        </w:rPr>
+        <w:t xml:space="preserve"> </w:t>
+      </w:r>
+    </w:p>
+    <w:p>
+      <w:pPr>
+        <w:spacing w:before="0" w:after="0" w:line="75" w:lineRule="exact"/>
+      </w:pPr>
+      <w:r>
+        <w:rPr>
+          <w:sz w:val="3"/>
+          <w:szCs w:val="3"/>
+          <w:rFonts w:ascii="Calibri" w:cs="Calibri" w:eastAsia="Calibri" w:hAnsi="Calibri"/>
+        </w:rPr>
+        <w:t xml:space="preserve"> </w:t>
+      </w:r>
+    </w:p>
+    <w:p>
+      <w:pPr>
+        <w:widowControl w:val="false"/>
+        <w:pBdr>
+          <w:bottom w:val="single" w:color="8892A0" w:sz="8" w:space="1"/>
+        </w:pBdr>
+        <w:spacing w:before="42" w:after="42"/>
+      </w:pPr>
+      <w:r>
+        <w:rPr>
+          <w:sz w:val="24"/>
+          <w:szCs w:val="24"/>
+          <w:rFonts w:ascii="Calibri" w:cs="Calibri" w:eastAsia="Calibri" w:hAnsi="Calibri"/>
+        </w:rPr>
+        <w:t xml:space="preserve"> </w:t>
+      </w:r>
+    </w:p>
+    <w:p>
+      <w:pPr>
+        <w:spacing w:before="0" w:after="0" w:line="75" w:lineRule="exact"/>
+      </w:pPr>
+      <w:r>
+        <w:rPr>
+          <w:sz w:val="3"/>
+          <w:szCs w:val="3"/>
+          <w:rFonts w:ascii="Calibri" w:cs="Calibri" w:eastAsia="Calibri" w:hAnsi="Calibri"/>
+        </w:rPr>
+        <w:t xml:space="preserve"> </w:t>
+      </w:r>
+    </w:p>
+    <w:p>
+      <w:pPr>
+        <w:widowControl w:val="false"/>
+        <w:pBdr>
+          <w:bottom w:val="single" w:color="8892A0" w:sz="8" w:space="1"/>
+        </w:pBdr>
+        <w:spacing w:before="42" w:after="42"/>
+      </w:pPr>
+      <w:r>
+        <w:rPr>
+          <w:sz w:val="24"/>
+          <w:szCs w:val="24"/>
+          <w:rFonts w:ascii="Calibri" w:cs="Calibri" w:eastAsia="Calibri" w:hAnsi="Calibri"/>
+        </w:rPr>
+        <w:t xml:space="preserve"> </w:t>
+      </w:r>
+    </w:p>
+    <w:p>
+      <w:pPr>
+        <w:pStyle w:val="Heading2"/>
+        <w:keepNext/>
+        <w:pageBreakBefore/>
+        <w:spacing w:before="150" w:after="90"/>
+      </w:pPr>
+      <w:r>
+        <w:rPr>
+          <w:b/>
+          <w:bCs/>
+          <w:i w:val="false"/>
+          <w:iCs w:val="false"/>
+          <w:color w:val="1B2A4A"/>
+          <w:sz w:val="42"/>
+          <w:szCs w:val="42"/>
+          <w:caps w:val="false"/>
+          <w:rFonts w:ascii="Calibri" w:cs="Calibri" w:eastAsia="Calibri" w:hAnsi="Calibri"/>
+        </w:rPr>
+        <w:t xml:space="preserve">Getting Started — supports for this page — GC.18</w:t>
+      </w:r>
+    </w:p>
+    <w:tbl>
+      <w:tblPr>
+        <w:tblW w:type="dxa" w:w="9792"/>
+        <w:tblBorders>
+          <w:top w:val="single" w:color="auto" w:sz="4"/>
+          <w:left w:val="single" w:color="auto" w:sz="4"/>
+          <w:bottom w:val="single" w:color="auto" w:sz="4"/>
+          <w:right w:val="single" w:color="auto" w:sz="4"/>
+          <w:insideH w:val="single" w:color="auto" w:sz="4"/>
+          <w:insideV w:val="single" w:color="auto" w:sz="4"/>
+        </w:tblBorders>
+      </w:tblPr>
+      <w:tblGrid>
+        <w:gridCol w:w="9792"/>
+      </w:tblGrid>
+      <w:tr>
+        <w:tc>
+          <w:tcPr>
+            <w:tcW w:type="dxa" w:w="9792"/>
+            <w:tcBorders>
+              <w:top w:val="single" w:color="D9D5C8" w:sz="4"/>
+              <w:left w:val="single" w:color="D9D5C8" w:sz="4"/>
+              <w:bottom w:val="single" w:color="D9D5C8" w:sz="4"/>
+              <w:right w:val="single" w:color="D9D5C8" w:sz="4"/>
+            </w:tcBorders>
+            <w:shd w:fill="F7F5EF" w:color="auto" w:val="clear"/>
+            <w:tcMar>
+              <w:top w:type="dxa" w:w="55"/>
+              <w:left w:type="dxa" w:w="110"/>
+              <w:bottom w:type="dxa" w:w="55"/>
+              <w:right w:type="dxa" w:w="110"/>
+            </w:tcMar>
+          </w:tcPr>
+          <w:p>
+            <w:pPr>
+              <w:spacing w:after="60"/>
+            </w:pPr>
+            <w:r>
+              <w:rPr>
+                <w:b/>
+                <w:bCs/>
+                <w:i w:val="false"/>
+                <w:iCs w:val="false"/>
+                <w:color w:val="1B2A4A"/>
+                <w:sz w:val="32"/>
+                <w:szCs w:val="32"/>
+                <w:caps w:val="false"/>
+                <w:rFonts w:ascii="Calibri" w:cs="Calibri" w:eastAsia="Calibri" w:hAnsi="Calibri"/>
+              </w:rPr>
+              <w:t xml:space="preserve">WHAT “CORE PATH” MEANS</w:t>
+            </w:r>
+          </w:p>
+          <w:p>
+            <w:pPr>
+              <w:spacing w:after="40"/>
+            </w:pPr>
+            <w:r>
+              <w:rPr>
+                <w:b w:val="false"/>
+                <w:bCs w:val="false"/>
+                <w:i w:val="false"/>
+                <w:iCs w:val="false"/>
+                <w:color w:val="1A1A1A"/>
+                <w:sz w:val="33"/>
+                <w:szCs w:val="33"/>
+                <w:caps w:val="false"/>
+                <w:rFonts w:ascii="Calibri" w:cs="Calibri" w:eastAsia="Calibri" w:hAnsi="Calibri"/>
+              </w:rPr>
+              <w:t xml:space="preserve">Everyone learns the same standard at the same level. “Support options” are just extra ways in — sentence starters, an example, a partner, or recording your answer. They help you reach the bar; they never lower it.</w:t>
+            </w:r>
+          </w:p>
+        </w:tc>
+      </w:tr>
+    </w:tbl>
+    <w:tbl>
+      <w:tblPr>
+        <w:tblW w:type="dxa" w:w="9792"/>
+        <w:tblBorders>
+          <w:top w:val="single" w:color="auto" w:sz="4"/>
+          <w:left w:val="single" w:color="auto" w:sz="4"/>
+          <w:bottom w:val="single" w:color="auto" w:sz="4"/>
+          <w:right w:val="single" w:color="auto" w:sz="4"/>
+          <w:insideH w:val="single" w:color="auto" w:sz="4"/>
+          <w:insideV w:val="single" w:color="auto" w:sz="4"/>
+        </w:tblBorders>
+      </w:tblPr>
+      <w:tblGrid>
+        <w:gridCol w:w="9792"/>
+      </w:tblGrid>
+      <w:tr>
+        <w:tc>
+          <w:tcPr>
+            <w:tcW w:type="dxa" w:w="9792"/>
+            <w:tcBorders>
+              <w:top w:val="single" w:color="D9D5C8" w:sz="4"/>
+              <w:left w:val="single" w:color="D9D5C8" w:sz="4"/>
+              <w:bottom w:val="single" w:color="D9D5C8" w:sz="4"/>
+              <w:right w:val="single" w:color="D9D5C8" w:sz="4"/>
+            </w:tcBorders>
+            <w:shd w:fill="F7F5EF" w:color="auto" w:val="clear"/>
+            <w:tcMar>
+              <w:top w:type="dxa" w:w="55"/>
+              <w:left w:type="dxa" w:w="110"/>
+              <w:bottom w:type="dxa" w:w="55"/>
+              <w:right w:type="dxa" w:w="110"/>
+            </w:tcMar>
+          </w:tcPr>
+          <w:p>
+            <w:pPr>
+              <w:spacing w:after="60"/>
+            </w:pPr>
+            <w:r>
+              <w:rPr>
+                <w:b/>
+                <w:bCs/>
+                <w:i w:val="false"/>
+                <w:iCs w:val="false"/>
+                <w:color w:val="1B2A4A"/>
+                <w:sz w:val="32"/>
+                <w:szCs w:val="32"/>
+                <w:caps w:val="false"/>
+                <w:rFonts w:ascii="Calibri" w:cs="Calibri" w:eastAsia="Calibri" w:hAnsi="Calibri"/>
+              </w:rPr>
+              <w:t xml:space="preserve">SET YOUR GOAL — how to write a strong one</w:t>
+            </w:r>
+          </w:p>
+          <w:p>
+            <w:pPr>
+              <w:spacing w:after="40"/>
+            </w:pPr>
+            <w:r>
+              <w:rPr>
+                <w:b/>
+                <w:bCs/>
+                <w:i w:val="false"/>
+                <w:iCs w:val="false"/>
+                <w:color w:val="1A1A1A"/>
+                <w:sz w:val="32"/>
+                <w:szCs w:val="32"/>
+                <w:caps w:val="false"/>
+                <w:rFonts w:ascii="Calibri" w:cs="Calibri" w:eastAsia="Calibri" w:hAnsi="Calibri"/>
+              </w:rPr>
+              <w:t xml:space="preserve">Example goal:  </w:t>
+            </w:r>
+            <w:r>
+              <w:rPr>
+                <w:b w:val="false"/>
+                <w:bCs w:val="false"/>
+                <w:i w:val="false"/>
+                <w:iCs w:val="false"/>
+                <w:color w:val="1A1A1A"/>
+                <w:sz w:val="32"/>
+                <w:szCs w:val="32"/>
+                <w:caps w:val="false"/>
+                <w:rFonts w:ascii="Calibri" w:cs="Calibri" w:eastAsia="Calibri" w:hAnsi="Calibri"/>
+              </w:rPr>
+              <w:t xml:space="preserve">“By the end of this standard I can explain ___ and prove it by scoring 80%+ on the quiz.”</w:t>
+            </w:r>
+          </w:p>
+          <w:p>
+            <w:pPr>
+              <w:spacing w:after="40"/>
+            </w:pPr>
+            <w:r>
+              <w:rPr>
+                <w:b/>
+                <w:bCs/>
+                <w:i w:val="false"/>
+                <w:iCs w:val="false"/>
+                <w:color w:val="1A1A1A"/>
+                <w:sz w:val="32"/>
+                <w:szCs w:val="32"/>
+                <w:caps w:val="false"/>
+                <w:rFonts w:ascii="Calibri" w:cs="Calibri" w:eastAsia="Calibri" w:hAnsi="Calibri"/>
+              </w:rPr>
+              <w:t xml:space="preserve">How to build it:  </w:t>
+            </w:r>
+            <w:r>
+              <w:rPr>
+                <w:b w:val="false"/>
+                <w:bCs w:val="false"/>
+                <w:i w:val="false"/>
+                <w:iCs w:val="false"/>
+                <w:color w:val="1A1A1A"/>
+                <w:sz w:val="32"/>
+                <w:szCs w:val="32"/>
+                <w:caps w:val="false"/>
+                <w:rFonts w:ascii="Calibri" w:cs="Calibri" w:eastAsia="Calibri" w:hAnsi="Calibri"/>
+              </w:rPr>
+              <w:t xml:space="preserve">name what you’ll DO, then how you’ll PROVE it, then WHEN.</w:t>
+            </w:r>
+          </w:p>
+          <w:p>
+            <w:pPr>
+              <w:spacing w:after="40"/>
+            </w:pPr>
+            <w:r>
+              <w:rPr>
+                <w:b/>
+                <w:bCs/>
+                <w:i w:val="false"/>
+                <w:iCs w:val="false"/>
+                <w:color w:val="1A1A1A"/>
+                <w:sz w:val="32"/>
+                <w:szCs w:val="32"/>
+                <w:caps w:val="false"/>
+                <w:rFonts w:ascii="Calibri" w:cs="Calibri" w:eastAsia="Calibri" w:hAnsi="Calibri"/>
+              </w:rPr>
+              <w:t xml:space="preserve">Sentence starters:  </w:t>
+            </w:r>
+            <w:r>
+              <w:rPr>
+                <w:b w:val="false"/>
+                <w:bCs w:val="false"/>
+                <w:i w:val="false"/>
+                <w:iCs w:val="false"/>
+                <w:color w:val="1A1A1A"/>
+                <w:sz w:val="32"/>
+                <w:szCs w:val="32"/>
+                <w:caps w:val="false"/>
+                <w:rFonts w:ascii="Calibri" w:cs="Calibri" w:eastAsia="Calibri" w:hAnsi="Calibri"/>
+              </w:rPr>
+              <w:t xml:space="preserve">“I want to be able to…”   “I’ll show it by…”   “By the end of this standard…”</w:t>
+            </w:r>
+          </w:p>
+        </w:tc>
+      </w:tr>
+    </w:tbl>
+    <w:tbl>
+      <w:tblPr>
+        <w:tblW w:type="dxa" w:w="9792"/>
+        <w:tblBorders>
+          <w:top w:val="single" w:color="auto" w:sz="4"/>
+          <w:left w:val="single" w:color="auto" w:sz="4"/>
+          <w:bottom w:val="single" w:color="auto" w:sz="4"/>
+          <w:right w:val="single" w:color="auto" w:sz="4"/>
+          <w:insideH w:val="single" w:color="auto" w:sz="4"/>
+          <w:insideV w:val="single" w:color="auto" w:sz="4"/>
+        </w:tblBorders>
+      </w:tblPr>
+      <w:tblGrid>
+        <w:gridCol w:w="9792"/>
+      </w:tblGrid>
+      <w:tr>
+        <w:tc>
+          <w:tcPr>
+            <w:tcW w:type="dxa" w:w="9792"/>
+            <w:tcBorders>
+              <w:top w:val="single" w:color="D9D5C8" w:sz="4"/>
+              <w:left w:val="single" w:color="D9D5C8" w:sz="4"/>
+              <w:bottom w:val="single" w:color="D9D5C8" w:sz="4"/>
+              <w:right w:val="single" w:color="D9D5C8" w:sz="4"/>
+            </w:tcBorders>
+            <w:shd w:fill="F7F5EF" w:color="auto" w:val="clear"/>
+            <w:tcMar>
+              <w:top w:type="dxa" w:w="55"/>
+              <w:left w:type="dxa" w:w="110"/>
+              <w:bottom w:type="dxa" w:w="55"/>
+              <w:right w:type="dxa" w:w="110"/>
+            </w:tcMar>
+          </w:tcPr>
+          <w:p>
+            <w:pPr>
+              <w:spacing w:after="60"/>
+            </w:pPr>
+            <w:r>
+              <w:rPr>
+                <w:b/>
+                <w:bCs/>
+                <w:i w:val="false"/>
+                <w:iCs w:val="false"/>
+                <w:color w:val="1B2A4A"/>
+                <w:sz w:val="32"/>
+                <w:szCs w:val="32"/>
+                <w:caps w:val="false"/>
+                <w:rFonts w:ascii="Calibri" w:cs="Calibri" w:eastAsia="Calibri" w:hAnsi="Calibri"/>
+              </w:rPr>
+              <w:t xml:space="preserve">HOOK — sentence starters</w:t>
+            </w:r>
+          </w:p>
+          <w:p>
+            <w:pPr>
+              <w:spacing w:after="40"/>
+            </w:pPr>
+            <w:r>
+              <w:rPr>
+                <w:b w:val="false"/>
+                <w:bCs w:val="false"/>
+                <w:i w:val="false"/>
+                <w:iCs w:val="false"/>
+                <w:color w:val="1A1A1A"/>
+                <w:sz w:val="33"/>
+                <w:szCs w:val="33"/>
+                <w:caps w:val="false"/>
+                <w:rFonts w:ascii="Calibri" w:cs="Calibri" w:eastAsia="Calibri" w:hAnsi="Calibri"/>
+              </w:rPr>
+              <w:t xml:space="preserve">“I think the big question is…”   “This connects to…”   “I wonder why…”   “At first I believe…”</w:t>
+            </w:r>
+          </w:p>
+        </w:tc>
+      </w:tr>
+    </w:tbl>
+    <w:tbl>
+      <w:tblPr>
+        <w:tblW w:type="dxa" w:w="9792"/>
+        <w:tblBorders>
+          <w:top w:val="single" w:color="auto" w:sz="4"/>
+          <w:left w:val="single" w:color="auto" w:sz="4"/>
+          <w:bottom w:val="single" w:color="auto" w:sz="4"/>
+          <w:right w:val="single" w:color="auto" w:sz="4"/>
+          <w:insideH w:val="single" w:color="auto" w:sz="4"/>
+          <w:insideV w:val="single" w:color="auto" w:sz="4"/>
+        </w:tblBorders>
+      </w:tblPr>
+      <w:tblGrid>
+        <w:gridCol w:w="9792"/>
+      </w:tblGrid>
+      <w:tr>
+        <w:tc>
+          <w:tcPr>
+            <w:tcW w:type="dxa" w:w="9792"/>
+            <w:tcBorders>
+              <w:top w:val="single" w:color="D9D5C8" w:sz="4"/>
+              <w:left w:val="single" w:color="D9D5C8" w:sz="4"/>
+              <w:bottom w:val="single" w:color="D9D5C8" w:sz="4"/>
+              <w:right w:val="single" w:color="D9D5C8" w:sz="4"/>
+            </w:tcBorders>
+            <w:shd w:fill="F7F5EF" w:color="auto" w:val="clear"/>
+            <w:tcMar>
+              <w:top w:type="dxa" w:w="55"/>
+              <w:left w:type="dxa" w:w="110"/>
+              <w:bottom w:type="dxa" w:w="55"/>
+              <w:right w:type="dxa" w:w="110"/>
+            </w:tcMar>
+          </w:tcPr>
+          <w:p>
+            <w:pPr>
+              <w:spacing w:after="60"/>
+            </w:pPr>
+            <w:r>
+              <w:rPr>
+                <w:b/>
+                <w:bCs/>
+                <w:i w:val="false"/>
+                <w:iCs w:val="false"/>
+                <w:color w:val="1B2A4A"/>
+                <w:sz w:val="32"/>
+                <w:szCs w:val="32"/>
+                <w:caps w:val="false"/>
+                <w:rFonts w:ascii="Calibri" w:cs="Calibri" w:eastAsia="Calibri" w:hAnsi="Calibri"/>
+              </w:rPr>
+              <w:t xml:space="preserve">ACTIVATE — what it means &amp; how to answer</w:t>
+            </w:r>
+          </w:p>
+          <w:p>
+            <w:pPr>
+              <w:spacing w:after="40"/>
+            </w:pPr>
+            <w:r>
+              <w:rPr>
+                <w:b/>
+                <w:bCs/>
+                <w:i w:val="false"/>
+                <w:iCs w:val="false"/>
+                <w:color w:val="1A1A1A"/>
+                <w:sz w:val="32"/>
+                <w:szCs w:val="32"/>
+                <w:caps w:val="false"/>
+                <w:rFonts w:ascii="Calibri" w:cs="Calibri" w:eastAsia="Calibri" w:hAnsi="Calibri"/>
+              </w:rPr>
+              <w:t xml:space="preserve">What it means:  </w:t>
+            </w:r>
+            <w:r>
+              <w:rPr>
+                <w:b w:val="false"/>
+                <w:bCs w:val="false"/>
+                <w:i w:val="false"/>
+                <w:iCs w:val="false"/>
+                <w:color w:val="1A1A1A"/>
+                <w:sz w:val="32"/>
+                <w:szCs w:val="32"/>
+                <w:caps w:val="false"/>
+                <w:rFonts w:ascii="Calibri" w:cs="Calibri" w:eastAsia="Calibri" w:hAnsi="Calibri"/>
+              </w:rPr>
+              <w:t xml:space="preserve">“Activate” = wake up what you ALREADY know before you learn more.</w:t>
+            </w:r>
+          </w:p>
+          <w:p>
+            <w:pPr>
+              <w:spacing w:after="40"/>
+            </w:pPr>
+            <w:r>
+              <w:rPr>
+                <w:b/>
+                <w:bCs/>
+                <w:i w:val="false"/>
+                <w:iCs w:val="false"/>
+                <w:color w:val="1A1A1A"/>
+                <w:sz w:val="32"/>
+                <w:szCs w:val="32"/>
+                <w:caps w:val="false"/>
+                <w:rFonts w:ascii="Calibri" w:cs="Calibri" w:eastAsia="Calibri" w:hAnsi="Calibri"/>
+              </w:rPr>
+              <w:t xml:space="preserve">Sentence starters:  </w:t>
+            </w:r>
+            <w:r>
+              <w:rPr>
+                <w:b w:val="false"/>
+                <w:bCs w:val="false"/>
+                <w:i w:val="false"/>
+                <w:iCs w:val="false"/>
+                <w:color w:val="1A1A1A"/>
+                <w:sz w:val="32"/>
+                <w:szCs w:val="32"/>
+                <w:caps w:val="false"/>
+                <w:rFonts w:ascii="Calibri" w:cs="Calibri" w:eastAsia="Calibri" w:hAnsi="Calibri"/>
+              </w:rPr>
+              <w:t xml:space="preserve">“I already know…”   “This reminds me of…”   “I want to find out…”</w:t>
+            </w:r>
+          </w:p>
+        </w:tc>
+      </w:tr>
+    </w:tbl>
+    <w:tbl>
+      <w:tblPr>
+        <w:tblW w:type="dxa" w:w="9792"/>
+        <w:tblBorders>
+          <w:top w:val="single" w:color="auto" w:sz="4"/>
+          <w:left w:val="single" w:color="auto" w:sz="4"/>
+          <w:bottom w:val="single" w:color="auto" w:sz="4"/>
+          <w:right w:val="single" w:color="auto" w:sz="4"/>
+          <w:insideH w:val="single" w:color="auto" w:sz="4"/>
+          <w:insideV w:val="single" w:color="auto" w:sz="4"/>
+        </w:tblBorders>
+      </w:tblPr>
+      <w:tblGrid>
+        <w:gridCol w:w="9792"/>
+      </w:tblGrid>
+      <w:tr>
+        <w:tc>
+          <w:tcPr>
+            <w:tcW w:type="dxa" w:w="9792"/>
+            <w:tcBorders>
+              <w:top w:val="single" w:color="D9D5C8" w:sz="4"/>
+              <w:left w:val="single" w:color="D9D5C8" w:sz="4"/>
+              <w:bottom w:val="single" w:color="D9D5C8" w:sz="4"/>
+              <w:right w:val="single" w:color="D9D5C8" w:sz="4"/>
+            </w:tcBorders>
+            <w:shd w:fill="F7F5EF" w:color="auto" w:val="clear"/>
+            <w:tcMar>
+              <w:top w:type="dxa" w:w="55"/>
+              <w:left w:type="dxa" w:w="110"/>
+              <w:bottom w:type="dxa" w:w="55"/>
+              <w:right w:type="dxa" w:w="110"/>
+            </w:tcMar>
+          </w:tcPr>
+          <w:p>
+            <w:pPr>
+              <w:spacing w:after="60"/>
+            </w:pPr>
+            <w:r>
+              <w:rPr>
+                <w:b/>
+                <w:bCs/>
+                <w:i w:val="false"/>
+                <w:iCs w:val="false"/>
+                <w:color w:val="1B2A4A"/>
+                <w:sz w:val="32"/>
+                <w:szCs w:val="32"/>
+                <w:caps w:val="false"/>
+                <w:rFonts w:ascii="Calibri" w:cs="Calibri" w:eastAsia="Calibri" w:hAnsi="Calibri"/>
+              </w:rPr>
+              <w:t xml:space="preserve">FIRST IMPRESSIONS — what to write</w:t>
+            </w:r>
+          </w:p>
+          <w:p>
+            <w:pPr>
+              <w:spacing w:after="40"/>
+            </w:pPr>
+            <w:r>
+              <w:rPr>
+                <w:b w:val="false"/>
+                <w:bCs w:val="false"/>
+                <w:i w:val="false"/>
+                <w:iCs w:val="false"/>
+                <w:color w:val="1A1A1A"/>
+                <w:sz w:val="33"/>
+                <w:szCs w:val="33"/>
+                <w:caps w:val="false"/>
+                <w:rFonts w:ascii="Calibri" w:cs="Calibri" w:eastAsia="Calibri" w:hAnsi="Calibri"/>
+              </w:rPr>
+              <w:t xml:space="preserve">Just your honest first take — there is no wrong answer. Say what you THINK the standard is about and why it might matter to you, your family, or your community. You’ll come back and improve it at the end.</w:t>
+            </w:r>
+          </w:p>
+        </w:tc>
+      </w:tr>
+    </w:tbl>
+    <w:tbl>
+      <w:tblPr>
+        <w:tblW w:type="dxa" w:w="9792"/>
+        <w:tblBorders>
+          <w:top w:val="single" w:color="auto" w:sz="4"/>
+          <w:left w:val="single" w:color="auto" w:sz="4"/>
+          <w:bottom w:val="single" w:color="auto" w:sz="4"/>
+          <w:right w:val="single" w:color="auto" w:sz="4"/>
+          <w:insideH w:val="single" w:color="auto" w:sz="4"/>
+          <w:insideV w:val="single" w:color="auto" w:sz="4"/>
+        </w:tblBorders>
+      </w:tblPr>
+      <w:tblGrid>
+        <w:gridCol w:w="9792"/>
+      </w:tblGrid>
+      <w:tr>
+        <w:tc>
+          <w:tcPr>
+            <w:tcW w:type="dxa" w:w="9792"/>
+            <w:tcBorders>
+              <w:top w:val="single" w:color="D9D5C8" w:sz="4"/>
+              <w:left w:val="single" w:color="D9D5C8" w:sz="4"/>
+              <w:bottom w:val="single" w:color="D9D5C8" w:sz="4"/>
+              <w:right w:val="single" w:color="D9D5C8" w:sz="4"/>
+            </w:tcBorders>
+            <w:shd w:fill="F7F5EF" w:color="auto" w:val="clear"/>
+            <w:tcMar>
+              <w:top w:type="dxa" w:w="55"/>
+              <w:left w:type="dxa" w:w="110"/>
+              <w:bottom w:type="dxa" w:w="55"/>
+              <w:right w:type="dxa" w:w="110"/>
+            </w:tcMar>
+          </w:tcPr>
+          <w:p>
+            <w:pPr>
+              <w:spacing w:after="60"/>
+            </w:pPr>
+            <w:r>
+              <w:rPr>
+                <w:b/>
+                <w:bCs/>
+                <w:i w:val="false"/>
+                <w:iCs w:val="false"/>
+                <w:color w:val="1B2A4A"/>
+                <w:sz w:val="32"/>
+                <w:szCs w:val="32"/>
+                <w:caps w:val="false"/>
+                <w:rFonts w:ascii="Calibri" w:cs="Calibri" w:eastAsia="Calibri" w:hAnsi="Calibri"/>
+              </w:rPr>
+              <w:t xml:space="preserve">KEY WORDS TO WATCH FOR</w:t>
+            </w:r>
+          </w:p>
+          <w:p>
+            <w:pPr>
+              <w:spacing w:after="40"/>
+            </w:pPr>
+            <w:r>
+              <w:rPr>
+                <w:b w:val="false"/>
+                <w:bCs w:val="false"/>
+                <w:i w:val="false"/>
+                <w:iCs w:val="false"/>
+                <w:color w:val="1A1A1A"/>
+                <w:sz w:val="33"/>
+                <w:szCs w:val="33"/>
+                <w:caps w:val="false"/>
+                <w:rFonts w:ascii="Calibri" w:cs="Calibri" w:eastAsia="Calibri" w:hAnsi="Calibri"/>
+              </w:rPr>
+              <w:t xml:space="preserve">Electoral College   ·   Elector   ·   Winner-Take-All</w:t>
+            </w:r>
+          </w:p>
+        </w:tc>
+      </w:tr>
+    </w:tbl>
+    <w:p>
+      <w:pPr>
+        <w:spacing w:after="50"/>
+      </w:pPr>
+      <w:r>
+        <w:rPr>
+          <w:b w:val="false"/>
+          <w:bCs w:val="false"/>
+          <w:i w:val="false"/>
+          <w:iCs w:val="false"/>
+          <w:color w:val="1A1A1A"/>
+          <w:sz w:val="18"/>
+          <w:szCs w:val="18"/>
+          <w:caps w:val="false"/>
+          <w:rFonts w:ascii="Calibri" w:cs="Calibri" w:eastAsia="Calibri" w:hAnsi="Calibri"/>
+        </w:rPr>
+      </w:r>
+    </w:p>
+    <w:tbl>
+      <w:tblPr>
+        <w:tblW w:type="dxa" w:w="9792"/>
+        <w:tblBorders>
+          <w:top w:val="single" w:color="auto" w:sz="4"/>
+          <w:left w:val="single" w:color="auto" w:sz="4"/>
+          <w:bottom w:val="single" w:color="auto" w:sz="4"/>
+          <w:right w:val="single" w:color="auto" w:sz="4"/>
+          <w:insideH w:val="single" w:color="auto" w:sz="4"/>
+          <w:insideV w:val="single" w:color="auto" w:sz="4"/>
+        </w:tblBorders>
+      </w:tblPr>
+      <w:tblGrid>
+        <w:gridCol w:w="9792"/>
+      </w:tblGrid>
+      <w:tr>
+        <w:tc>
+          <w:tcPr>
+            <w:tcW w:type="dxa" w:w="9792"/>
+            <w:tcBorders>
+              <w:top w:val="single" w:color="D9D5C8" w:sz="4"/>
+              <w:left w:val="single" w:color="D9D5C8" w:sz="4"/>
+              <w:bottom w:val="single" w:color="D9D5C8" w:sz="4"/>
+              <w:right w:val="single" w:color="D9D5C8" w:sz="4"/>
+            </w:tcBorders>
+            <w:shd w:fill="F7F5EF" w:color="auto" w:val="clear"/>
+            <w:tcMar>
+              <w:top w:type="dxa" w:w="55"/>
+              <w:left w:type="dxa" w:w="110"/>
+              <w:bottom w:type="dxa" w:w="55"/>
+              <w:right w:type="dxa" w:w="110"/>
+            </w:tcMar>
+          </w:tcPr>
+          <w:p>
+            <w:pPr>
+              <w:spacing w:after="60"/>
+            </w:pPr>
+            <w:r>
+              <w:rPr>
+                <w:b/>
+                <w:bCs/>
+                <w:i w:val="false"/>
+                <w:iCs w:val="false"/>
+                <w:color w:val="1B2A4A"/>
+                <w:sz w:val="32"/>
+                <w:szCs w:val="32"/>
+                <w:caps w:val="false"/>
+                <w:rFonts w:ascii="Calibri" w:cs="Calibri" w:eastAsia="Calibri" w:hAnsi="Calibri"/>
+              </w:rPr>
+              <w:t xml:space="preserve">NOW TRY IT — draft your goal using a starter above</w:t>
+            </w:r>
+          </w:p>
+          <w:p>
+            <w:pPr>
+              <w:spacing w:after="40"/>
+            </w:pPr>
+            <w:r>
+              <w:rPr>
+                <w:b w:val="false"/>
+                <w:bCs w:val="false"/>
+                <w:i w:val="false"/>
+                <w:iCs w:val="false"/>
+                <w:color w:val="1A1A1A"/>
+                <w:sz w:val="33"/>
+                <w:szCs w:val="33"/>
+                <w:caps w:val="false"/>
+                <w:rFonts w:ascii="Calibri" w:cs="Calibri" w:eastAsia="Calibri" w:hAnsi="Calibri"/>
+              </w:rPr>
+              <w:t xml:space="preserve">Write a first draft here, then copy your best version onto the front. Aim for: what you’ll DO + how you’ll PROVE it + WHEN.</w:t>
+            </w:r>
+          </w:p>
+        </w:tc>
+      </w:tr>
+    </w:tbl>
+    <w:p>
+      <w:pPr>
+        <w:widowControl w:val="false"/>
+        <w:pBdr>
+          <w:bottom w:val="single" w:color="8892A0" w:sz="8" w:space="1"/>
+        </w:pBdr>
+        <w:spacing w:before="42" w:after="42"/>
+      </w:pPr>
+      <w:r>
+        <w:rPr>
+          <w:sz w:val="24"/>
+          <w:szCs w:val="24"/>
+          <w:rFonts w:ascii="Calibri" w:cs="Calibri" w:eastAsia="Calibri" w:hAnsi="Calibri"/>
+        </w:rPr>
+        <w:t xml:space="preserve"> </w:t>
+      </w:r>
+    </w:p>
+    <w:p>
+      <w:pPr>
+        <w:spacing w:before="0" w:after="0" w:line="75" w:lineRule="exact"/>
+      </w:pPr>
+      <w:r>
+        <w:rPr>
+          <w:sz w:val="3"/>
+          <w:szCs w:val="3"/>
+          <w:rFonts w:ascii="Calibri" w:cs="Calibri" w:eastAsia="Calibri" w:hAnsi="Calibri"/>
+        </w:rPr>
+        <w:t xml:space="preserve"> </w:t>
+      </w:r>
+    </w:p>
+    <w:p>
+      <w:pPr>
+        <w:widowControl w:val="false"/>
+        <w:pBdr>
+          <w:bottom w:val="single" w:color="8892A0" w:sz="8" w:space="1"/>
+        </w:pBdr>
+        <w:spacing w:before="42" w:after="42"/>
+      </w:pPr>
+      <w:r>
+        <w:rPr>
+          <w:sz w:val="24"/>
+          <w:szCs w:val="24"/>
+          <w:rFonts w:ascii="Calibri" w:cs="Calibri" w:eastAsia="Calibri" w:hAnsi="Calibri"/>
+        </w:rPr>
+        <w:t xml:space="preserve"> </w:t>
+      </w:r>
+    </w:p>
+    <w:p>
+      <w:pPr>
+        <w:spacing w:before="0" w:after="0" w:line="75" w:lineRule="exact"/>
+      </w:pPr>
+      <w:r>
+        <w:rPr>
+          <w:sz w:val="3"/>
+          <w:szCs w:val="3"/>
+          <w:rFonts w:ascii="Calibri" w:cs="Calibri" w:eastAsia="Calibri" w:hAnsi="Calibri"/>
+        </w:rPr>
+        <w:t xml:space="preserve"> </w:t>
+      </w:r>
+    </w:p>
+    <w:p>
+      <w:pPr>
+        <w:widowControl w:val="false"/>
+        <w:pBdr>
+          <w:bottom w:val="single" w:color="8892A0" w:sz="8" w:space="1"/>
+        </w:pBdr>
+        <w:spacing w:before="42" w:after="42"/>
+      </w:pPr>
+      <w:r>
+        <w:rPr>
+          <w:sz w:val="24"/>
+          <w:szCs w:val="24"/>
+          <w:rFonts w:ascii="Calibri" w:cs="Calibri" w:eastAsia="Calibri" w:hAnsi="Calibri"/>
+        </w:rPr>
+        <w:t xml:space="preserve"> </w:t>
+      </w:r>
+    </w:p>
+    <w:p>
+      <w:pPr>
+        <w:spacing w:before="0" w:after="0" w:line="75" w:lineRule="exact"/>
+      </w:pPr>
+      <w:r>
+        <w:rPr>
+          <w:sz w:val="3"/>
+          <w:szCs w:val="3"/>
+          <w:rFonts w:ascii="Calibri" w:cs="Calibri" w:eastAsia="Calibri" w:hAnsi="Calibri"/>
+        </w:rPr>
+        <w:t xml:space="preserve"> </w:t>
+      </w:r>
+    </w:p>
     <w:p>
       <w:pPr>
         <w:widowControl w:val="false"/>
@@ -35556,8 +40068,8 @@
             </w:pPr>
             <w:r>
               <w:rPr>
-                <w:b w:val="false"/>
-                <w:bCs w:val="false"/>
+                <w:b/>
+                <w:bCs/>
                 <w:i w:val="false"/>
                 <w:iCs w:val="false"/>
                 <w:color w:val="1A1A1A"/>
@@ -35566,7 +40078,21 @@
                 <w:caps w:val="false"/>
                 <w:rFonts w:ascii="Calibri" w:cs="Calibri" w:eastAsia="Calibri" w:hAnsi="Calibri"/>
               </w:rPr>
-              <w:t xml:space="preserve">Pronunciations: Electoral College (ee-LEK-tor-ul KOL-ij); Elector (ee-LEK-ter); Winner-Take-All (WIN-er take all).</w:t>
+              <w:t xml:space="preserve">Pronunciations: </w:t>
+            </w:r>
+            <w:r>
+              <w:rPr>
+                <w:b w:val="false"/>
+                <w:bCs w:val="false"/>
+                <w:i w:val="false"/>
+                <w:iCs w:val="false"/>
+                <w:color w:val="1A1A1A"/>
+                <w:sz w:val="33"/>
+                <w:szCs w:val="33"/>
+                <w:caps w:val="false"/>
+                <w:rFonts w:ascii="Calibri" w:cs="Calibri" w:eastAsia="Calibri" w:hAnsi="Calibri"/>
+              </w:rPr>
+              <w:t xml:space="preserve">Electoral College (ee-LEK-tor-ul KOL-ij); Elector (ee-LEK-ter); Winner-Take-All (WIN-er take all).</w:t>
             </w:r>
           </w:p>
         </w:tc>
@@ -36818,13 +41344,27 @@
                 <w:caps w:val="false"/>
                 <w:rFonts w:ascii="Calibri" w:cs="Calibri" w:eastAsia="Calibri" w:hAnsi="Calibri"/>
               </w:rPr>
-              <w:t xml:space="preserve">RESPONSE CHOICE</w:t>
+              <w:t xml:space="preserve">RESPONSE CHOICE — three ways to complete each studio</w:t>
             </w:r>
           </w:p>
           <w:p>
             <w:pPr>
               <w:spacing w:after="40"/>
             </w:pPr>
+            <w:r>
+              <w:rPr>
+                <w:b/>
+                <w:bCs/>
+                <w:i w:val="false"/>
+                <w:iCs w:val="false"/>
+                <w:color w:val="1A1A1A"/>
+                <w:sz w:val="32"/>
+                <w:szCs w:val="32"/>
+                <w:caps w:val="false"/>
+                <w:rFonts w:ascii="Calibri" w:cs="Calibri" w:eastAsia="Calibri" w:hAnsi="Calibri"/>
+              </w:rPr>
+              <w:t xml:space="preserve">WRITE:  </w:t>
+            </w:r>
             <w:r>
               <w:rPr>
                 <w:b w:val="false"/>
@@ -36832,12 +41372,78 @@
                 <w:i w:val="false"/>
                 <w:iCs w:val="false"/>
                 <w:color w:val="1A1A1A"/>
-                <w:sz w:val="33"/>
-                <w:szCs w:val="33"/>
-                <w:caps w:val="false"/>
-                <w:rFonts w:ascii="Calibri" w:cs="Calibri" w:eastAsia="Calibri" w:hAnsi="Calibri"/>
-              </w:rPr>
-              <w:t xml:space="preserve">Complete each studio by writing, speaking, or diagramming.</w:t>
+                <w:sz w:val="32"/>
+                <w:szCs w:val="32"/>
+                <w:caps w:val="false"/>
+                <w:rFonts w:ascii="Calibri" w:cs="Calibri" w:eastAsia="Calibri" w:hAnsi="Calibri"/>
+              </w:rPr>
+              <w:t xml:space="preserve">fill in the four boxes below in your own words.</w:t>
+            </w:r>
+          </w:p>
+          <w:p>
+            <w:pPr>
+              <w:spacing w:after="40"/>
+            </w:pPr>
+            <w:r>
+              <w:rPr>
+                <w:b/>
+                <w:bCs/>
+                <w:i w:val="false"/>
+                <w:iCs w:val="false"/>
+                <w:color w:val="1A1A1A"/>
+                <w:sz w:val="32"/>
+                <w:szCs w:val="32"/>
+                <w:caps w:val="false"/>
+                <w:rFonts w:ascii="Calibri" w:cs="Calibri" w:eastAsia="Calibri" w:hAnsi="Calibri"/>
+              </w:rPr>
+              <w:t xml:space="preserve">SAY IT:  </w:t>
+            </w:r>
+            <w:r>
+              <w:rPr>
+                <w:b w:val="false"/>
+                <w:bCs w:val="false"/>
+                <w:i w:val="false"/>
+                <w:iCs w:val="false"/>
+                <w:color w:val="1A1A1A"/>
+                <w:sz w:val="32"/>
+                <w:szCs w:val="32"/>
+                <w:caps w:val="false"/>
+                <w:rFonts w:ascii="Calibri" w:cs="Calibri" w:eastAsia="Calibri" w:hAnsi="Calibri"/>
+              </w:rPr>
+              <w:t xml:space="preserve">explain the term aloud to a partner or your teacher, or record a short voice note — say the term, its meaning, and one example.</w:t>
+            </w:r>
+          </w:p>
+          <w:p>
+            <w:pPr>
+              <w:spacing w:after="40"/>
+            </w:pPr>
+            <w:r>
+              <w:rPr>
+                <w:b/>
+                <w:bCs/>
+                <w:i w:val="false"/>
+                <w:iCs w:val="false"/>
+                <w:color w:val="1A1A1A"/>
+                <w:sz w:val="32"/>
+                <w:szCs w:val="32"/>
+                <w:caps w:val="false"/>
+                <w:rFonts w:ascii="Calibri" w:cs="Calibri" w:eastAsia="Calibri" w:hAnsi="Calibri"/>
+              </w:rPr>
+              <w:t xml:space="preserve">DIAGRAM:  </w:t>
+            </w:r>
+            <w:r>
+              <w:rPr>
+                <w:b w:val="false"/>
+                <w:bCs w:val="false"/>
+                <w:i w:val="false"/>
+                <w:iCs w:val="false"/>
+                <w:color w:val="1A1A1A"/>
+                <w:sz w:val="32"/>
+                <w:szCs w:val="32"/>
+                <w:caps w:val="false"/>
+                <w:rFonts w:ascii="Calibri" w:cs="Calibri" w:eastAsia="Calibri" w:hAnsi="Calibri"/>
+              </w:rPr>
+              <w:t xml:space="preserve">sketch or map the term in the Sketch Studio on the back of this page.</w:t>
             </w:r>
           </w:p>
         </w:tc>
@@ -38239,7 +42845,7 @@
                 <w:caps w:val="false"/>
                 <w:rFonts w:ascii="Calibri" w:cs="Calibri" w:eastAsia="Calibri" w:hAnsi="Calibri"/>
               </w:rPr>
-              <w:t xml:space="preserve">How do these priority terms fit together? Write or sketch how one leads to or affects another.</w:t>
+              <w:t xml:space="preserve">How do these priority terms fit together? Write how one leads to or affects another on the lines — or map it in the Sketch Studio on the back.</w:t>
             </w:r>
           </w:p>
         </w:tc>
@@ -38292,6 +42898,606 @@
         <w:t xml:space="preserve"> </w:t>
       </w:r>
     </w:p>
+    <w:p>
+      <w:pPr>
+        <w:pStyle w:val="Heading2"/>
+        <w:keepNext/>
+        <w:pageBreakBefore/>
+        <w:spacing w:before="150" w:after="90"/>
+      </w:pPr>
+      <w:r>
+        <w:rPr>
+          <w:b/>
+          <w:bCs/>
+          <w:i w:val="false"/>
+          <w:iCs w:val="false"/>
+          <w:color w:val="1B2A4A"/>
+          <w:sz w:val="42"/>
+          <w:szCs w:val="42"/>
+          <w:caps w:val="false"/>
+          <w:rFonts w:ascii="Calibri" w:cs="Calibri" w:eastAsia="Calibri" w:hAnsi="Calibri"/>
+        </w:rPr>
+        <w:t xml:space="preserve">Activity 2 — Sketch Studio (draw it or say it) — GC.18</w:t>
+      </w:r>
+    </w:p>
+    <w:tbl>
+      <w:tblPr>
+        <w:tblW w:type="dxa" w:w="9792"/>
+        <w:tblBorders>
+          <w:top w:val="single" w:color="auto" w:sz="4"/>
+          <w:left w:val="single" w:color="auto" w:sz="4"/>
+          <w:bottom w:val="single" w:color="auto" w:sz="4"/>
+          <w:right w:val="single" w:color="auto" w:sz="4"/>
+          <w:insideH w:val="single" w:color="auto" w:sz="4"/>
+          <w:insideV w:val="single" w:color="auto" w:sz="4"/>
+        </w:tblBorders>
+      </w:tblPr>
+      <w:tblGrid>
+        <w:gridCol w:w="9792"/>
+      </w:tblGrid>
+      <w:tr>
+        <w:tc>
+          <w:tcPr>
+            <w:tcW w:type="dxa" w:w="9792"/>
+            <w:tcBorders>
+              <w:top w:val="single" w:color="D9D5C8" w:sz="4"/>
+              <w:left w:val="single" w:color="D9D5C8" w:sz="4"/>
+              <w:bottom w:val="single" w:color="D9D5C8" w:sz="4"/>
+              <w:right w:val="single" w:color="D9D5C8" w:sz="4"/>
+            </w:tcBorders>
+            <w:shd w:fill="F7F5EF" w:color="auto" w:val="clear"/>
+            <w:tcMar>
+              <w:top w:type="dxa" w:w="55"/>
+              <w:left w:type="dxa" w:w="110"/>
+              <w:bottom w:type="dxa" w:w="55"/>
+              <w:right w:type="dxa" w:w="110"/>
+            </w:tcMar>
+          </w:tcPr>
+          <w:p>
+            <w:pPr>
+              <w:spacing w:after="60"/>
+            </w:pPr>
+            <w:r>
+              <w:rPr>
+                <w:b/>
+                <w:bCs/>
+                <w:i w:val="false"/>
+                <w:iCs w:val="false"/>
+                <w:color w:val="1B2A4A"/>
+                <w:sz w:val="32"/>
+                <w:szCs w:val="32"/>
+                <w:caps w:val="false"/>
+                <w:rFonts w:ascii="Calibri" w:cs="Calibri" w:eastAsia="Calibri" w:hAnsi="Calibri"/>
+              </w:rPr>
+              <w:t xml:space="preserve">SAY IT — pick one way to explain your terms aloud</w:t>
+            </w:r>
+          </w:p>
+          <w:p>
+            <w:pPr>
+              <w:spacing w:after="40"/>
+            </w:pPr>
+            <w:r>
+              <w:rPr>
+                <w:b w:val="false"/>
+                <w:bCs w:val="false"/>
+                <w:i w:val="false"/>
+                <w:iCs w:val="false"/>
+                <w:color w:val="1A1A1A"/>
+                <w:sz w:val="33"/>
+                <w:szCs w:val="33"/>
+                <w:caps w:val="false"/>
+                <w:rFonts w:ascii="Calibri" w:cs="Calibri" w:eastAsia="Calibri" w:hAnsi="Calibri"/>
+              </w:rPr>
+              <w:t xml:space="preserve">Explain each priority term to a shoulder partner, then have them explain one back to you.</w:t>
+            </w:r>
+          </w:p>
+          <w:p>
+            <w:pPr>
+              <w:spacing w:after="40"/>
+            </w:pPr>
+            <w:r>
+              <w:rPr>
+                <w:b w:val="false"/>
+                <w:bCs w:val="false"/>
+                <w:i w:val="false"/>
+                <w:iCs w:val="false"/>
+                <w:color w:val="1A1A1A"/>
+                <w:sz w:val="33"/>
+                <w:szCs w:val="33"/>
+                <w:caps w:val="false"/>
+                <w:rFonts w:ascii="Calibri" w:cs="Calibri" w:eastAsia="Calibri" w:hAnsi="Calibri"/>
+              </w:rPr>
+              <w:t xml:space="preserve">Or explain a term to your teacher during check-in.</w:t>
+            </w:r>
+          </w:p>
+          <w:p>
+            <w:pPr>
+              <w:spacing w:after="40"/>
+            </w:pPr>
+            <w:r>
+              <w:rPr>
+                <w:b w:val="false"/>
+                <w:bCs w:val="false"/>
+                <w:i w:val="false"/>
+                <w:iCs w:val="false"/>
+                <w:color w:val="1A1A1A"/>
+                <w:sz w:val="33"/>
+                <w:szCs w:val="33"/>
+                <w:caps w:val="false"/>
+                <w:rFonts w:ascii="Calibri" w:cs="Calibri" w:eastAsia="Calibri" w:hAnsi="Calibri"/>
+              </w:rPr>
+              <w:t xml:space="preserve">Or record a 20–30 second voice note: say the term, what it means, and one real example.</w:t>
+            </w:r>
+          </w:p>
+          <w:p>
+            <w:pPr>
+              <w:spacing w:after="40"/>
+            </w:pPr>
+            <w:r>
+              <w:rPr>
+                <w:b w:val="false"/>
+                <w:bCs w:val="false"/>
+                <w:i w:val="false"/>
+                <w:iCs w:val="false"/>
+                <w:color w:val="1A1A1A"/>
+                <w:sz w:val="33"/>
+                <w:szCs w:val="33"/>
+                <w:caps w:val="false"/>
+                <w:rFonts w:ascii="Calibri" w:cs="Calibri" w:eastAsia="Calibri" w:hAnsi="Calibri"/>
+              </w:rPr>
+              <w:t xml:space="preserve">Or stand and share one term with the class.</w:t>
+            </w:r>
+          </w:p>
+        </w:tc>
+      </w:tr>
+    </w:tbl>
+    <w:p>
+      <w:pPr>
+        <w:spacing w:after="40"/>
+      </w:pPr>
+      <w:r>
+        <w:rPr>
+          <w:b w:val="false"/>
+          <w:bCs w:val="false"/>
+          <w:i w:val="false"/>
+          <w:iCs w:val="false"/>
+          <w:color w:val="1A1A1A"/>
+          <w:sz w:val="18"/>
+          <w:szCs w:val="18"/>
+          <w:caps w:val="false"/>
+          <w:rFonts w:ascii="Calibri" w:cs="Calibri" w:eastAsia="Calibri" w:hAnsi="Calibri"/>
+        </w:rPr>
+      </w:r>
+    </w:p>
+    <w:tbl>
+      <w:tblPr>
+        <w:tblW w:type="dxa" w:w="9792"/>
+        <w:tblBorders>
+          <w:top w:val="single" w:color="auto" w:sz="4"/>
+          <w:left w:val="single" w:color="auto" w:sz="4"/>
+          <w:bottom w:val="single" w:color="auto" w:sz="4"/>
+          <w:right w:val="single" w:color="auto" w:sz="4"/>
+          <w:insideH w:val="single" w:color="auto" w:sz="4"/>
+          <w:insideV w:val="single" w:color="auto" w:sz="4"/>
+        </w:tblBorders>
+      </w:tblPr>
+      <w:tblGrid>
+        <w:gridCol w:w="9792"/>
+      </w:tblGrid>
+      <w:tr>
+        <w:tc>
+          <w:tcPr>
+            <w:tcW w:type="dxa" w:w="9792"/>
+            <w:tcBorders>
+              <w:top w:val="single" w:color="D9D5C8" w:sz="4"/>
+              <w:left w:val="single" w:color="D9D5C8" w:sz="4"/>
+              <w:bottom w:val="single" w:color="D9D5C8" w:sz="4"/>
+              <w:right w:val="single" w:color="D9D5C8" w:sz="4"/>
+            </w:tcBorders>
+            <w:shd w:fill="F7F5EF" w:color="auto" w:val="clear"/>
+            <w:tcMar>
+              <w:top w:type="dxa" w:w="55"/>
+              <w:left w:type="dxa" w:w="110"/>
+              <w:bottom w:type="dxa" w:w="55"/>
+              <w:right w:type="dxa" w:w="110"/>
+            </w:tcMar>
+          </w:tcPr>
+          <w:p>
+            <w:pPr>
+              <w:spacing w:after="60"/>
+            </w:pPr>
+            <w:r>
+              <w:rPr>
+                <w:b/>
+                <w:bCs/>
+                <w:i w:val="false"/>
+                <w:iCs w:val="false"/>
+                <w:color w:val="1B2A4A"/>
+                <w:sz w:val="32"/>
+                <w:szCs w:val="32"/>
+                <w:caps w:val="false"/>
+                <w:rFonts w:ascii="Calibri" w:cs="Calibri" w:eastAsia="Calibri" w:hAnsi="Calibri"/>
+              </w:rPr>
+              <w:t xml:space="preserve">DIAGRAM: Electoral College</w:t>
+            </w:r>
+          </w:p>
+          <w:p>
+            <w:pPr>
+              <w:spacing w:after="40"/>
+            </w:pPr>
+            <w:r>
+              <w:rPr>
+                <w:b w:val="false"/>
+                <w:bCs w:val="false"/>
+                <w:i w:val="false"/>
+                <w:iCs w:val="false"/>
+                <w:color w:val="1A1A1A"/>
+                <w:sz w:val="33"/>
+                <w:szCs w:val="33"/>
+                <w:caps w:val="false"/>
+                <w:rFonts w:ascii="Calibri" w:cs="Calibri" w:eastAsia="Calibri" w:hAnsi="Calibri"/>
+              </w:rPr>
+              <w:t xml:space="preserve">Draw, map, or symbolize this term — a picture, an icon, a quick web, or an example scene. Label your drawing.</w:t>
+            </w:r>
+          </w:p>
+        </w:tc>
+      </w:tr>
+    </w:tbl>
+    <w:tbl>
+      <w:tblPr>
+        <w:tblW w:type="dxa" w:w="9792"/>
+        <w:tblBorders>
+          <w:top w:val="single" w:color="auto" w:sz="4"/>
+          <w:left w:val="single" w:color="auto" w:sz="4"/>
+          <w:bottom w:val="single" w:color="auto" w:sz="4"/>
+          <w:right w:val="single" w:color="auto" w:sz="4"/>
+          <w:insideH w:val="single" w:color="auto" w:sz="4"/>
+          <w:insideV w:val="single" w:color="auto" w:sz="4"/>
+        </w:tblBorders>
+      </w:tblPr>
+      <w:tblGrid>
+        <w:gridCol w:w="9792"/>
+      </w:tblGrid>
+      <w:tr>
+        <w:trPr>
+          <w:trHeight w:val="2100" w:hRule="atLeast"/>
+        </w:trPr>
+        <w:tc>
+          <w:tcPr>
+            <w:tcW w:type="dxa" w:w="9792"/>
+            <w:tcBorders>
+              <w:top w:val="single" w:color="D9D5C8" w:sz="4"/>
+              <w:left w:val="single" w:color="D9D5C8" w:sz="4"/>
+              <w:bottom w:val="single" w:color="D9D5C8" w:sz="4"/>
+              <w:right w:val="single" w:color="D9D5C8" w:sz="4"/>
+            </w:tcBorders>
+            <w:tcMar>
+              <w:top w:type="dxa" w:w="55"/>
+              <w:left w:type="dxa" w:w="110"/>
+              <w:bottom w:type="dxa" w:w="55"/>
+              <w:right w:type="dxa" w:w="110"/>
+            </w:tcMar>
+          </w:tcPr>
+          <w:p>
+            <w:pPr>
+              <w:spacing w:after="0"/>
+            </w:pPr>
+            <w:r>
+              <w:rPr>
+                <w:b w:val="false"/>
+                <w:bCs w:val="false"/>
+                <w:i w:val="false"/>
+                <w:iCs w:val="false"/>
+                <w:color w:val="1A1A1A"/>
+                <w:sz w:val="18"/>
+                <w:szCs w:val="18"/>
+                <w:caps w:val="false"/>
+                <w:rFonts w:ascii="Calibri" w:cs="Calibri" w:eastAsia="Calibri" w:hAnsi="Calibri"/>
+              </w:rPr>
+              <w:t xml:space="preserve"> </w:t>
+            </w:r>
+          </w:p>
+        </w:tc>
+      </w:tr>
+    </w:tbl>
+    <w:p>
+      <w:pPr>
+        <w:spacing w:after="90"/>
+      </w:pPr>
+      <w:r>
+        <w:rPr>
+          <w:b w:val="false"/>
+          <w:bCs w:val="false"/>
+          <w:i w:val="false"/>
+          <w:iCs w:val="false"/>
+          <w:color w:val="1A1A1A"/>
+          <w:sz w:val="18"/>
+          <w:szCs w:val="18"/>
+          <w:caps w:val="false"/>
+          <w:rFonts w:ascii="Calibri" w:cs="Calibri" w:eastAsia="Calibri" w:hAnsi="Calibri"/>
+        </w:rPr>
+      </w:r>
+    </w:p>
+    <w:tbl>
+      <w:tblPr>
+        <w:tblW w:type="dxa" w:w="9792"/>
+        <w:tblBorders>
+          <w:top w:val="single" w:color="auto" w:sz="4"/>
+          <w:left w:val="single" w:color="auto" w:sz="4"/>
+          <w:bottom w:val="single" w:color="auto" w:sz="4"/>
+          <w:right w:val="single" w:color="auto" w:sz="4"/>
+          <w:insideH w:val="single" w:color="auto" w:sz="4"/>
+          <w:insideV w:val="single" w:color="auto" w:sz="4"/>
+        </w:tblBorders>
+      </w:tblPr>
+      <w:tblGrid>
+        <w:gridCol w:w="9792"/>
+      </w:tblGrid>
+      <w:tr>
+        <w:tc>
+          <w:tcPr>
+            <w:tcW w:type="dxa" w:w="9792"/>
+            <w:tcBorders>
+              <w:top w:val="single" w:color="D9D5C8" w:sz="4"/>
+              <w:left w:val="single" w:color="D9D5C8" w:sz="4"/>
+              <w:bottom w:val="single" w:color="D9D5C8" w:sz="4"/>
+              <w:right w:val="single" w:color="D9D5C8" w:sz="4"/>
+            </w:tcBorders>
+            <w:shd w:fill="F7F5EF" w:color="auto" w:val="clear"/>
+            <w:tcMar>
+              <w:top w:type="dxa" w:w="55"/>
+              <w:left w:type="dxa" w:w="110"/>
+              <w:bottom w:type="dxa" w:w="55"/>
+              <w:right w:type="dxa" w:w="110"/>
+            </w:tcMar>
+          </w:tcPr>
+          <w:p>
+            <w:pPr>
+              <w:spacing w:after="60"/>
+            </w:pPr>
+            <w:r>
+              <w:rPr>
+                <w:b/>
+                <w:bCs/>
+                <w:i w:val="false"/>
+                <w:iCs w:val="false"/>
+                <w:color w:val="1B2A4A"/>
+                <w:sz w:val="32"/>
+                <w:szCs w:val="32"/>
+                <w:caps w:val="false"/>
+                <w:rFonts w:ascii="Calibri" w:cs="Calibri" w:eastAsia="Calibri" w:hAnsi="Calibri"/>
+              </w:rPr>
+              <w:t xml:space="preserve">DIAGRAM: Winner-Take-All</w:t>
+            </w:r>
+          </w:p>
+          <w:p>
+            <w:pPr>
+              <w:spacing w:after="40"/>
+            </w:pPr>
+            <w:r>
+              <w:rPr>
+                <w:b w:val="false"/>
+                <w:bCs w:val="false"/>
+                <w:i w:val="false"/>
+                <w:iCs w:val="false"/>
+                <w:color w:val="1A1A1A"/>
+                <w:sz w:val="33"/>
+                <w:szCs w:val="33"/>
+                <w:caps w:val="false"/>
+                <w:rFonts w:ascii="Calibri" w:cs="Calibri" w:eastAsia="Calibri" w:hAnsi="Calibri"/>
+              </w:rPr>
+              <w:t xml:space="preserve">Draw, map, or symbolize this term — a picture, an icon, a quick web, or an example scene. Label your drawing.</w:t>
+            </w:r>
+          </w:p>
+        </w:tc>
+      </w:tr>
+    </w:tbl>
+    <w:tbl>
+      <w:tblPr>
+        <w:tblW w:type="dxa" w:w="9792"/>
+        <w:tblBorders>
+          <w:top w:val="single" w:color="auto" w:sz="4"/>
+          <w:left w:val="single" w:color="auto" w:sz="4"/>
+          <w:bottom w:val="single" w:color="auto" w:sz="4"/>
+          <w:right w:val="single" w:color="auto" w:sz="4"/>
+          <w:insideH w:val="single" w:color="auto" w:sz="4"/>
+          <w:insideV w:val="single" w:color="auto" w:sz="4"/>
+        </w:tblBorders>
+      </w:tblPr>
+      <w:tblGrid>
+        <w:gridCol w:w="9792"/>
+      </w:tblGrid>
+      <w:tr>
+        <w:trPr>
+          <w:trHeight w:val="2100" w:hRule="atLeast"/>
+        </w:trPr>
+        <w:tc>
+          <w:tcPr>
+            <w:tcW w:type="dxa" w:w="9792"/>
+            <w:tcBorders>
+              <w:top w:val="single" w:color="D9D5C8" w:sz="4"/>
+              <w:left w:val="single" w:color="D9D5C8" w:sz="4"/>
+              <w:bottom w:val="single" w:color="D9D5C8" w:sz="4"/>
+              <w:right w:val="single" w:color="D9D5C8" w:sz="4"/>
+            </w:tcBorders>
+            <w:tcMar>
+              <w:top w:type="dxa" w:w="55"/>
+              <w:left w:type="dxa" w:w="110"/>
+              <w:bottom w:type="dxa" w:w="55"/>
+              <w:right w:type="dxa" w:w="110"/>
+            </w:tcMar>
+          </w:tcPr>
+          <w:p>
+            <w:pPr>
+              <w:spacing w:after="0"/>
+            </w:pPr>
+            <w:r>
+              <w:rPr>
+                <w:b w:val="false"/>
+                <w:bCs w:val="false"/>
+                <w:i w:val="false"/>
+                <w:iCs w:val="false"/>
+                <w:color w:val="1A1A1A"/>
+                <w:sz w:val="18"/>
+                <w:szCs w:val="18"/>
+                <w:caps w:val="false"/>
+                <w:rFonts w:ascii="Calibri" w:cs="Calibri" w:eastAsia="Calibri" w:hAnsi="Calibri"/>
+              </w:rPr>
+              <w:t xml:space="preserve"> </w:t>
+            </w:r>
+          </w:p>
+        </w:tc>
+      </w:tr>
+    </w:tbl>
+    <w:p>
+      <w:pPr>
+        <w:spacing w:after="70"/>
+      </w:pPr>
+      <w:r>
+        <w:rPr>
+          <w:b w:val="false"/>
+          <w:bCs w:val="false"/>
+          <w:i w:val="false"/>
+          <w:iCs w:val="false"/>
+          <w:color w:val="1A1A1A"/>
+          <w:sz w:val="18"/>
+          <w:szCs w:val="18"/>
+          <w:caps w:val="false"/>
+          <w:rFonts w:ascii="Calibri" w:cs="Calibri" w:eastAsia="Calibri" w:hAnsi="Calibri"/>
+        </w:rPr>
+      </w:r>
+    </w:p>
+    <w:tbl>
+      <w:tblPr>
+        <w:tblW w:type="dxa" w:w="9792"/>
+        <w:tblBorders>
+          <w:top w:val="single" w:color="auto" w:sz="4"/>
+          <w:left w:val="single" w:color="auto" w:sz="4"/>
+          <w:bottom w:val="single" w:color="auto" w:sz="4"/>
+          <w:right w:val="single" w:color="auto" w:sz="4"/>
+          <w:insideH w:val="single" w:color="auto" w:sz="4"/>
+          <w:insideV w:val="single" w:color="auto" w:sz="4"/>
+        </w:tblBorders>
+      </w:tblPr>
+      <w:tblGrid>
+        <w:gridCol w:w="9792"/>
+      </w:tblGrid>
+      <w:tr>
+        <w:tc>
+          <w:tcPr>
+            <w:tcW w:type="dxa" w:w="9792"/>
+            <w:tcBorders>
+              <w:top w:val="single" w:color="D9D5C8" w:sz="4"/>
+              <w:left w:val="single" w:color="D9D5C8" w:sz="4"/>
+              <w:bottom w:val="single" w:color="D9D5C8" w:sz="4"/>
+              <w:right w:val="single" w:color="D9D5C8" w:sz="4"/>
+            </w:tcBorders>
+            <w:shd w:fill="F7F5EF" w:color="auto" w:val="clear"/>
+            <w:tcMar>
+              <w:top w:type="dxa" w:w="55"/>
+              <w:left w:type="dxa" w:w="110"/>
+              <w:bottom w:type="dxa" w:w="55"/>
+              <w:right w:type="dxa" w:w="110"/>
+            </w:tcMar>
+          </w:tcPr>
+          <w:p>
+            <w:pPr>
+              <w:spacing w:after="60"/>
+            </w:pPr>
+            <w:r>
+              <w:rPr>
+                <w:b/>
+                <w:bCs/>
+                <w:i w:val="false"/>
+                <w:iCs w:val="false"/>
+                <w:color w:val="1B2A4A"/>
+                <w:sz w:val="32"/>
+                <w:szCs w:val="32"/>
+                <w:caps w:val="false"/>
+                <w:rFonts w:ascii="Calibri" w:cs="Calibri" w:eastAsia="Calibri" w:hAnsi="Calibri"/>
+              </w:rPr>
+              <w:t xml:space="preserve">CONNECT THE TERMS — concept map</w:t>
+            </w:r>
+          </w:p>
+          <w:p>
+            <w:pPr>
+              <w:spacing w:after="40"/>
+            </w:pPr>
+            <w:r>
+              <w:rPr>
+                <w:b w:val="false"/>
+                <w:bCs w:val="false"/>
+                <w:i w:val="false"/>
+                <w:iCs w:val="false"/>
+                <w:color w:val="1A1A1A"/>
+                <w:sz w:val="33"/>
+                <w:szCs w:val="33"/>
+                <w:caps w:val="false"/>
+                <w:rFonts w:ascii="Calibri" w:cs="Calibri" w:eastAsia="Calibri" w:hAnsi="Calibri"/>
+              </w:rPr>
+              <w:t xml:space="preserve">Put both terms in the box and draw arrows to show how one leads to, needs, or affects the other. Write a few words on each arrow.</w:t>
+            </w:r>
+          </w:p>
+        </w:tc>
+      </w:tr>
+    </w:tbl>
+    <w:tbl>
+      <w:tblPr>
+        <w:tblW w:type="dxa" w:w="9792"/>
+        <w:tblBorders>
+          <w:top w:val="single" w:color="auto" w:sz="4"/>
+          <w:left w:val="single" w:color="auto" w:sz="4"/>
+          <w:bottom w:val="single" w:color="auto" w:sz="4"/>
+          <w:right w:val="single" w:color="auto" w:sz="4"/>
+          <w:insideH w:val="single" w:color="auto" w:sz="4"/>
+          <w:insideV w:val="single" w:color="auto" w:sz="4"/>
+        </w:tblBorders>
+      </w:tblPr>
+      <w:tblGrid>
+        <w:gridCol w:w="9792"/>
+      </w:tblGrid>
+      <w:tr>
+        <w:trPr>
+          <w:trHeight w:val="2500" w:hRule="atLeast"/>
+        </w:trPr>
+        <w:tc>
+          <w:tcPr>
+            <w:tcW w:type="dxa" w:w="9792"/>
+            <w:tcBorders>
+              <w:top w:val="single" w:color="D9D5C8" w:sz="4"/>
+              <w:left w:val="single" w:color="D9D5C8" w:sz="4"/>
+              <w:bottom w:val="single" w:color="D9D5C8" w:sz="4"/>
+              <w:right w:val="single" w:color="D9D5C8" w:sz="4"/>
+            </w:tcBorders>
+            <w:tcMar>
+              <w:top w:type="dxa" w:w="55"/>
+              <w:left w:type="dxa" w:w="110"/>
+              <w:bottom w:type="dxa" w:w="55"/>
+              <w:right w:type="dxa" w:w="110"/>
+            </w:tcMar>
+          </w:tcPr>
+          <w:p>
+            <w:pPr>
+              <w:spacing w:after="0"/>
+            </w:pPr>
+            <w:r>
+              <w:rPr>
+                <w:b w:val="false"/>
+                <w:bCs w:val="false"/>
+                <w:i w:val="false"/>
+                <w:iCs w:val="false"/>
+                <w:color w:val="1A1A1A"/>
+                <w:sz w:val="18"/>
+                <w:szCs w:val="18"/>
+                <w:caps w:val="false"/>
+                <w:rFonts w:ascii="Calibri" w:cs="Calibri" w:eastAsia="Calibri" w:hAnsi="Calibri"/>
+              </w:rPr>
+              <w:t xml:space="preserve"> </w:t>
+            </w:r>
+          </w:p>
+        </w:tc>
+      </w:tr>
+    </w:tbl>
     <w:p>
       <w:pPr>
         <w:pStyle w:val="Heading2"/>
@@ -43433,7 +48639,7 @@
     </w:tbl>
     <w:p>
       <w:pPr>
-        <w:spacing w:after="120"/>
+        <w:spacing w:after="70"/>
       </w:pPr>
       <w:r>
         <w:rPr>
@@ -43758,6 +48964,155 @@
                 <w:rFonts w:ascii="Calibri" w:cs="Calibri" w:eastAsia="Calibri" w:hAnsi="Calibri"/>
               </w:rPr>
               <w:t xml:space="preserve"> </w:t>
+            </w:r>
+          </w:p>
+        </w:tc>
+      </w:tr>
+    </w:tbl>
+    <w:tbl>
+      <w:tblPr>
+        <w:tblW w:type="dxa" w:w="9792"/>
+        <w:tblBorders>
+          <w:top w:val="single" w:color="auto" w:sz="4"/>
+          <w:left w:val="single" w:color="auto" w:sz="4"/>
+          <w:bottom w:val="single" w:color="auto" w:sz="4"/>
+          <w:right w:val="single" w:color="auto" w:sz="4"/>
+          <w:insideH w:val="single" w:color="auto" w:sz="4"/>
+          <w:insideV w:val="single" w:color="auto" w:sz="4"/>
+        </w:tblBorders>
+      </w:tblPr>
+      <w:tblGrid>
+        <w:gridCol w:w="9792"/>
+      </w:tblGrid>
+      <w:tr>
+        <w:tc>
+          <w:tcPr>
+            <w:tcW w:type="dxa" w:w="9792"/>
+            <w:tcBorders>
+              <w:top w:val="single" w:color="D9D5C8" w:sz="4"/>
+              <w:left w:val="single" w:color="D9D5C8" w:sz="4"/>
+              <w:bottom w:val="single" w:color="D9D5C8" w:sz="4"/>
+              <w:right w:val="single" w:color="D9D5C8" w:sz="4"/>
+            </w:tcBorders>
+            <w:shd w:fill="F7F5EF" w:color="auto" w:val="clear"/>
+            <w:tcMar>
+              <w:top w:type="dxa" w:w="55"/>
+              <w:left w:type="dxa" w:w="110"/>
+              <w:bottom w:type="dxa" w:w="55"/>
+              <w:right w:type="dxa" w:w="110"/>
+            </w:tcMar>
+          </w:tcPr>
+          <w:p>
+            <w:pPr>
+              <w:spacing w:after="60"/>
+            </w:pPr>
+            <w:r>
+              <w:rPr>
+                <w:b/>
+                <w:bCs/>
+                <w:i w:val="false"/>
+                <w:iCs w:val="false"/>
+                <w:color w:val="1B2A4A"/>
+                <w:sz w:val="32"/>
+                <w:szCs w:val="32"/>
+                <w:caps w:val="false"/>
+                <w:rFonts w:ascii="Calibri" w:cs="Calibri" w:eastAsia="Calibri" w:hAnsi="Calibri"/>
+              </w:rPr>
+              <w:t xml:space="preserve">CHECK YOURSELF — look back and score how it went</w:t>
+            </w:r>
+          </w:p>
+          <w:p>
+            <w:pPr>
+              <w:spacing w:after="40"/>
+            </w:pPr>
+            <w:r>
+              <w:rPr>
+                <w:b/>
+                <w:bCs/>
+                <w:i w:val="false"/>
+                <w:iCs w:val="false"/>
+                <w:color w:val="1A1A1A"/>
+                <w:sz w:val="30"/>
+                <w:szCs w:val="30"/>
+                <w:caps w:val="false"/>
+                <w:rFonts w:ascii="Calibri" w:cs="Calibri" w:eastAsia="Calibri" w:hAnsi="Calibri"/>
+              </w:rPr>
+              <w:t xml:space="preserve">Got it right?  </w:t>
+            </w:r>
+            <w:r>
+              <w:rPr>
+                <w:b w:val="false"/>
+                <w:bCs w:val="false"/>
+                <w:i w:val="false"/>
+                <w:iCs w:val="false"/>
+                <w:color w:val="1A1A1A"/>
+                <w:sz w:val="30"/>
+                <w:szCs w:val="30"/>
+                <w:caps w:val="false"/>
+                <w:rFonts w:ascii="Calibri" w:cs="Calibri" w:eastAsia="Calibri" w:hAnsi="Calibri"/>
+              </w:rPr>
+              <w:t xml:space="preserve">☐ Yes  ☐ Partly  ☐ Not yet</w:t>
+            </w:r>
+            <w:r>
+              <w:rPr>
+                <w:b/>
+                <w:bCs/>
+                <w:i w:val="false"/>
+                <w:iCs w:val="false"/>
+                <w:color w:val="1A1A1A"/>
+                <w:sz w:val="30"/>
+                <w:szCs w:val="30"/>
+                <w:caps w:val="false"/>
+                <w:rFonts w:ascii="Calibri" w:cs="Calibri" w:eastAsia="Calibri" w:hAnsi="Calibri"/>
+              </w:rPr>
+              <w:t xml:space="preserve">     Answer it from memory?  </w:t>
+            </w:r>
+            <w:r>
+              <w:rPr>
+                <w:b w:val="false"/>
+                <w:bCs w:val="false"/>
+                <w:i w:val="false"/>
+                <w:iCs w:val="false"/>
+                <w:color w:val="1A1A1A"/>
+                <w:sz w:val="30"/>
+                <w:szCs w:val="30"/>
+                <w:caps w:val="false"/>
+                <w:rFonts w:ascii="Calibri" w:cs="Calibri" w:eastAsia="Calibri" w:hAnsi="Calibri"/>
+              </w:rPr>
+              <w:t xml:space="preserve">☐ Yes  ☐ With a hint  ☐ No</w:t>
+            </w:r>
+          </w:p>
+          <w:p>
+            <w:pPr>
+              <w:spacing w:after="40"/>
+            </w:pPr>
+            <w:r>
+              <w:rPr>
+                <w:b/>
+                <w:bCs/>
+                <w:i w:val="false"/>
+                <w:iCs w:val="false"/>
+                <w:color w:val="1A1A1A"/>
+                <w:sz w:val="30"/>
+                <w:szCs w:val="30"/>
+                <w:caps w:val="false"/>
+                <w:rFonts w:ascii="Calibri" w:cs="Calibri" w:eastAsia="Calibri" w:hAnsi="Calibri"/>
+              </w:rPr>
+              <w:t xml:space="preserve">How did it feel?  </w:t>
+            </w:r>
+            <w:r>
+              <w:rPr>
+                <w:b w:val="false"/>
+                <w:bCs w:val="false"/>
+                <w:i w:val="false"/>
+                <w:iCs w:val="false"/>
+                <w:color w:val="1A1A1A"/>
+                <w:sz w:val="30"/>
+                <w:szCs w:val="30"/>
+                <w:caps w:val="false"/>
+                <w:rFonts w:ascii="Calibri" w:cs="Calibri" w:eastAsia="Calibri" w:hAnsi="Calibri"/>
+              </w:rPr>
+              <w:t xml:space="preserve">☐ Confident  ☐ Getting there  ☐ Shaky — I’ll revisit</w:t>
             </w:r>
           </w:p>
         </w:tc>
